--- a/Graduate Work/Речук Дмитрий Максимович Курсовая работа Проектирование и эксплуатация ИиЭС.docx
+++ b/Graduate Work/Речук Дмитрий Максимович Курсовая работа Проектирование и эксплуатация ИиЭС.docx
@@ -1,6 +1,6 @@
 
 <file path=word/document.xml><?xml version="1.0" encoding="utf-8"?>
-<w:document xmlns:wpc="http://schemas.microsoft.com/office/word/2010/wordprocessingCanvas" xmlns:cx="http://schemas.microsoft.com/office/drawing/2014/chartex" xmlns:cx1="http://schemas.microsoft.com/office/drawing/2015/9/8/chartex" xmlns:cx2="http://schemas.microsoft.com/office/drawing/2015/10/21/chartex" xmlns:cx3="http://schemas.microsoft.com/office/drawing/2016/5/9/chartex" xmlns:cx4="http://schemas.microsoft.com/office/drawing/2016/5/10/chartex" xmlns:cx5="http://schemas.microsoft.com/office/drawing/2016/5/11/chartex" xmlns:cx6="http://schemas.microsoft.com/office/drawing/2016/5/12/chartex" xmlns:cx7="http://schemas.microsoft.com/office/drawing/2016/5/13/chartex" xmlns:cx8="http://schemas.microsoft.com/office/drawing/2016/5/14/chartex" xmlns:mc="http://schemas.openxmlformats.org/markup-compatibility/2006" xmlns:aink="http://schemas.microsoft.com/office/drawing/2016/ink" xmlns:am3d="http://schemas.microsoft.com/office/drawing/2017/model3d" xmlns:o="urn:schemas-microsoft-com:office:office" xmlns:oel="http://schemas.microsoft.com/office/2019/extlst" xmlns:r="http://schemas.openxmlformats.org/officeDocument/2006/relationships" xmlns:m="http://schemas.openxmlformats.org/officeDocument/2006/math" xmlns:v="urn:schemas-microsoft-com:vml" xmlns:wp14="http://schemas.microsoft.com/office/word/2010/wordprocessingDrawing" xmlns:wp="http://schemas.openxmlformats.org/drawingml/2006/wordprocessingDrawing" xmlns:w10="urn:schemas-microsoft-com:office:word" xmlns:w="http://schemas.openxmlformats.org/wordprocessingml/2006/main" xmlns:w14="http://schemas.microsoft.com/office/word/2010/wordml" xmlns:w15="http://schemas.microsoft.com/office/word/2012/wordml" xmlns:w16cex="http://schemas.microsoft.com/office/word/2018/wordml/cex" xmlns:w16cid="http://schemas.microsoft.com/office/word/2016/wordml/cid" xmlns:w16="http://schemas.microsoft.com/office/word/2018/wordml" xmlns:w16du="http://schemas.microsoft.com/office/word/2023/wordml/word16du" xmlns:w16sdtdh="http://schemas.microsoft.com/office/word/2020/wordml/sdtdatahash" xmlns:w16sdtfl="http://schemas.microsoft.com/office/word/2024/wordml/sdtformatlock" xmlns:w16se="http://schemas.microsoft.com/office/word/2015/wordml/symex" xmlns:wpg="http://schemas.microsoft.com/office/word/2010/wordprocessingGroup" xmlns:wpi="http://schemas.microsoft.com/office/word/2010/wordprocessingInk" xmlns:wne="http://schemas.microsoft.com/office/word/2006/wordml" xmlns:wps="http://schemas.microsoft.com/office/word/2010/wordprocessingShape" mc:Ignorable="w14 w15 w16se w16cid w16 w16cex w16sdtdh w16sdtfl w16du wp14">
+<w:document xmlns:wpc="http://schemas.microsoft.com/office/word/2010/wordprocessingCanvas" xmlns:cx="http://schemas.microsoft.com/office/drawing/2014/chartex" xmlns:cx1="http://schemas.microsoft.com/office/drawing/2015/9/8/chartex" xmlns:cx2="http://schemas.microsoft.com/office/drawing/2015/10/21/chartex" xmlns:cx3="http://schemas.microsoft.com/office/drawing/2016/5/9/chartex" xmlns:cx4="http://schemas.microsoft.com/office/drawing/2016/5/10/chartex" xmlns:cx5="http://schemas.microsoft.com/office/drawing/2016/5/11/chartex" xmlns:cx6="http://schemas.microsoft.com/office/drawing/2016/5/12/chartex" xmlns:cx7="http://schemas.microsoft.com/office/drawing/2016/5/13/chartex" xmlns:cx8="http://schemas.microsoft.com/office/drawing/2016/5/14/chartex" xmlns:mc="http://schemas.openxmlformats.org/markup-compatibility/2006" xmlns:aink="http://schemas.microsoft.com/office/drawing/2016/ink" xmlns:am3d="http://schemas.microsoft.com/office/drawing/2017/model3d" xmlns:o="urn:schemas-microsoft-com:office:office" xmlns:oel="http://schemas.microsoft.com/office/2019/extlst" xmlns:r="http://schemas.openxmlformats.org/officeDocument/2006/relationships" xmlns:m="http://schemas.openxmlformats.org/officeDocument/2006/math" xmlns:v="urn:schemas-microsoft-com:vml" xmlns:wp14="http://schemas.microsoft.com/office/word/2010/wordprocessingDrawing" xmlns:wp="http://schemas.openxmlformats.org/drawingml/2006/wordprocessingDrawing" xmlns:w10="urn:schemas-microsoft-com:office:word" xmlns:w="http://schemas.openxmlformats.org/wordprocessingml/2006/main" xmlns:w14="http://schemas.microsoft.com/office/word/2010/wordml" xmlns:w15="http://schemas.microsoft.com/office/word/2012/wordml" xmlns:w16cex="http://schemas.microsoft.com/office/word/2018/wordml/cex" xmlns:w16cid="http://schemas.microsoft.com/office/word/2016/wordml/cid" xmlns:w16="http://schemas.microsoft.com/office/word/2018/wordml" xmlns:w16sdtdh="http://schemas.microsoft.com/office/word/2020/wordml/sdtdatahash" xmlns:w16se="http://schemas.microsoft.com/office/word/2015/wordml/symex" xmlns:wpg="http://schemas.microsoft.com/office/word/2010/wordprocessingGroup" xmlns:wpi="http://schemas.microsoft.com/office/word/2010/wordprocessingInk" xmlns:wne="http://schemas.microsoft.com/office/word/2006/wordml" xmlns:wps="http://schemas.microsoft.com/office/word/2010/wordprocessingShape" mc:Ignorable="w14 w15 w16se w16cid w16 w16cex w16sdtdh wp14">
   <w:body>
     <w:p>
       <w:pPr>
@@ -8117,7 +8117,7 @@
           <w:sz w:val="28"/>
           <w:szCs w:val="28"/>
         </w:rPr>
-        <w:t>5</w:t>
+        <w:t>6</w:t>
       </w:r>
       <w:r>
         <w:rPr>
@@ -8200,7 +8200,25 @@
           <w:sz w:val="28"/>
           <w:szCs w:val="28"/>
         </w:rPr>
-        <w:t>Студент: Речук Дмитрий Максимович, группа 606-12.</w:t>
+        <w:t>Студент: Речук Дмитрий Максимович, группа 606-</w:t>
+      </w:r>
+      <w:r>
+        <w:rPr>
+          <w:rFonts w:ascii="Times New Roman" w:eastAsiaTheme="majorEastAsia" w:hAnsi="Times New Roman" w:cs="Times New Roman"/>
+          <w:color w:val="000000" w:themeColor="text1"/>
+          <w:sz w:val="28"/>
+          <w:szCs w:val="28"/>
+        </w:rPr>
+        <w:t>2</w:t>
+      </w:r>
+      <w:r>
+        <w:rPr>
+          <w:rFonts w:ascii="Times New Roman" w:eastAsiaTheme="majorEastAsia" w:hAnsi="Times New Roman" w:cs="Times New Roman"/>
+          <w:color w:val="000000" w:themeColor="text1"/>
+          <w:sz w:val="28"/>
+          <w:szCs w:val="28"/>
+        </w:rPr>
+        <w:t>2.</w:t>
       </w:r>
     </w:p>
     <w:p>
@@ -8274,7 +8292,25 @@
           <w:szCs w:val="28"/>
           <w:lang w:eastAsia="ru-RU" w:bidi="ar-SA"/>
         </w:rPr>
-        <w:t>Начало работ: «___» __________ 2025 г.</w:t>
+        <w:t>Начало работ: «___» __________ 202</w:t>
+      </w:r>
+      <w:r>
+        <w:rPr>
+          <w:rFonts w:ascii="Times New Roman" w:eastAsia="Times New Roman" w:hAnsi="Times New Roman" w:cs="Times New Roman"/>
+          <w:sz w:val="28"/>
+          <w:szCs w:val="28"/>
+          <w:lang w:eastAsia="ru-RU" w:bidi="ar-SA"/>
+        </w:rPr>
+        <w:t>6</w:t>
+      </w:r>
+      <w:r>
+        <w:rPr>
+          <w:rFonts w:ascii="Times New Roman" w:eastAsia="Times New Roman" w:hAnsi="Times New Roman" w:cs="Times New Roman"/>
+          <w:sz w:val="28"/>
+          <w:szCs w:val="28"/>
+          <w:lang w:eastAsia="ru-RU" w:bidi="ar-SA"/>
+        </w:rPr>
+        <w:t xml:space="preserve"> г.</w:t>
       </w:r>
     </w:p>
     <w:p>
@@ -8300,7 +8336,25 @@
           <w:szCs w:val="28"/>
           <w:lang w:eastAsia="ru-RU" w:bidi="ar-SA"/>
         </w:rPr>
-        <w:t>Окончание работ: «___» __________ 2025 г.</w:t>
+        <w:t>Окончание работ: «___» __________ 202</w:t>
+      </w:r>
+      <w:r>
+        <w:rPr>
+          <w:rFonts w:ascii="Times New Roman" w:eastAsia="Times New Roman" w:hAnsi="Times New Roman" w:cs="Times New Roman"/>
+          <w:sz w:val="28"/>
+          <w:szCs w:val="28"/>
+          <w:lang w:eastAsia="ru-RU" w:bidi="ar-SA"/>
+        </w:rPr>
+        <w:t>6</w:t>
+      </w:r>
+      <w:r>
+        <w:rPr>
+          <w:rFonts w:ascii="Times New Roman" w:eastAsia="Times New Roman" w:hAnsi="Times New Roman" w:cs="Times New Roman"/>
+          <w:sz w:val="28"/>
+          <w:szCs w:val="28"/>
+          <w:lang w:eastAsia="ru-RU" w:bidi="ar-SA"/>
+        </w:rPr>
+        <w:t xml:space="preserve"> г.</w:t>
       </w:r>
     </w:p>
     <w:p>
@@ -18218,7 +18272,7 @@
 </file>
 
 <file path=word/numbering.xml><?xml version="1.0" encoding="utf-8"?>
-<w:numbering xmlns:wpc="http://schemas.microsoft.com/office/word/2010/wordprocessingCanvas" xmlns:cx="http://schemas.microsoft.com/office/drawing/2014/chartex" xmlns:cx1="http://schemas.microsoft.com/office/drawing/2015/9/8/chartex" xmlns:cx2="http://schemas.microsoft.com/office/drawing/2015/10/21/chartex" xmlns:cx3="http://schemas.microsoft.com/office/drawing/2016/5/9/chartex" xmlns:cx4="http://schemas.microsoft.com/office/drawing/2016/5/10/chartex" xmlns:cx5="http://schemas.microsoft.com/office/drawing/2016/5/11/chartex" xmlns:cx6="http://schemas.microsoft.com/office/drawing/2016/5/12/chartex" xmlns:cx7="http://schemas.microsoft.com/office/drawing/2016/5/13/chartex" xmlns:cx8="http://schemas.microsoft.com/office/drawing/2016/5/14/chartex" xmlns:mc="http://schemas.openxmlformats.org/markup-compatibility/2006" xmlns:aink="http://schemas.microsoft.com/office/drawing/2016/ink" xmlns:am3d="http://schemas.microsoft.com/office/drawing/2017/model3d" xmlns:o="urn:schemas-microsoft-com:office:office" xmlns:oel="http://schemas.microsoft.com/office/2019/extlst" xmlns:r="http://schemas.openxmlformats.org/officeDocument/2006/relationships" xmlns:m="http://schemas.openxmlformats.org/officeDocument/2006/math" xmlns:v="urn:schemas-microsoft-com:vml" xmlns:wp14="http://schemas.microsoft.com/office/word/2010/wordprocessingDrawing" xmlns:wp="http://schemas.openxmlformats.org/drawingml/2006/wordprocessingDrawing" xmlns:w10="urn:schemas-microsoft-com:office:word" xmlns:w="http://schemas.openxmlformats.org/wordprocessingml/2006/main" xmlns:w14="http://schemas.microsoft.com/office/word/2010/wordml" xmlns:w15="http://schemas.microsoft.com/office/word/2012/wordml" xmlns:w16cex="http://schemas.microsoft.com/office/word/2018/wordml/cex" xmlns:w16cid="http://schemas.microsoft.com/office/word/2016/wordml/cid" xmlns:w16="http://schemas.microsoft.com/office/word/2018/wordml" xmlns:w16du="http://schemas.microsoft.com/office/word/2023/wordml/word16du" xmlns:w16sdtdh="http://schemas.microsoft.com/office/word/2020/wordml/sdtdatahash" xmlns:w16sdtfl="http://schemas.microsoft.com/office/word/2024/wordml/sdtformatlock" xmlns:w16se="http://schemas.microsoft.com/office/word/2015/wordml/symex" xmlns:wpg="http://schemas.microsoft.com/office/word/2010/wordprocessingGroup" xmlns:wpi="http://schemas.microsoft.com/office/word/2010/wordprocessingInk" xmlns:wne="http://schemas.microsoft.com/office/word/2006/wordml" xmlns:wps="http://schemas.microsoft.com/office/word/2010/wordprocessingShape" mc:Ignorable="w14 w15 w16se w16cid w16 w16cex w16sdtdh w16sdtfl w16du wp14">
+<w:numbering xmlns:wpc="http://schemas.microsoft.com/office/word/2010/wordprocessingCanvas" xmlns:cx="http://schemas.microsoft.com/office/drawing/2014/chartex" xmlns:cx1="http://schemas.microsoft.com/office/drawing/2015/9/8/chartex" xmlns:cx2="http://schemas.microsoft.com/office/drawing/2015/10/21/chartex" xmlns:cx3="http://schemas.microsoft.com/office/drawing/2016/5/9/chartex" xmlns:cx4="http://schemas.microsoft.com/office/drawing/2016/5/10/chartex" xmlns:cx5="http://schemas.microsoft.com/office/drawing/2016/5/11/chartex" xmlns:cx6="http://schemas.microsoft.com/office/drawing/2016/5/12/chartex" xmlns:cx7="http://schemas.microsoft.com/office/drawing/2016/5/13/chartex" xmlns:cx8="http://schemas.microsoft.com/office/drawing/2016/5/14/chartex" xmlns:mc="http://schemas.openxmlformats.org/markup-compatibility/2006" xmlns:aink="http://schemas.microsoft.com/office/drawing/2016/ink" xmlns:am3d="http://schemas.microsoft.com/office/drawing/2017/model3d" xmlns:o="urn:schemas-microsoft-com:office:office" xmlns:oel="http://schemas.microsoft.com/office/2019/extlst" xmlns:r="http://schemas.openxmlformats.org/officeDocument/2006/relationships" xmlns:m="http://schemas.openxmlformats.org/officeDocument/2006/math" xmlns:v="urn:schemas-microsoft-com:vml" xmlns:wp14="http://schemas.microsoft.com/office/word/2010/wordprocessingDrawing" xmlns:wp="http://schemas.openxmlformats.org/drawingml/2006/wordprocessingDrawing" xmlns:w10="urn:schemas-microsoft-com:office:word" xmlns:w="http://schemas.openxmlformats.org/wordprocessingml/2006/main" xmlns:w14="http://schemas.microsoft.com/office/word/2010/wordml" xmlns:w15="http://schemas.microsoft.com/office/word/2012/wordml" xmlns:w16cex="http://schemas.microsoft.com/office/word/2018/wordml/cex" xmlns:w16cid="http://schemas.microsoft.com/office/word/2016/wordml/cid" xmlns:w16="http://schemas.microsoft.com/office/word/2018/wordml" xmlns:w16sdtdh="http://schemas.microsoft.com/office/word/2020/wordml/sdtdatahash" xmlns:w16se="http://schemas.microsoft.com/office/word/2015/wordml/symex" xmlns:wpg="http://schemas.microsoft.com/office/word/2010/wordprocessingGroup" xmlns:wpi="http://schemas.microsoft.com/office/word/2010/wordprocessingInk" xmlns:wne="http://schemas.microsoft.com/office/word/2006/wordml" xmlns:wps="http://schemas.microsoft.com/office/word/2010/wordprocessingShape" mc:Ignorable="w14 w15 w16se w16cid w16 w16cex w16sdtdh wp14">
   <w:abstractNum w:abstractNumId="0" w15:restartNumberingAfterBreak="0">
     <w:nsid w:val="001F4370"/>
     <w:multiLevelType w:val="hybridMultilevel"/>
@@ -24928,7 +24982,7 @@
 </file>
 
 <file path=word/styles.xml><?xml version="1.0" encoding="utf-8"?>
-<w:styles xmlns:mc="http://schemas.openxmlformats.org/markup-compatibility/2006" xmlns:r="http://schemas.openxmlformats.org/officeDocument/2006/relationships" xmlns:w="http://schemas.openxmlformats.org/wordprocessingml/2006/main" xmlns:w14="http://schemas.microsoft.com/office/word/2010/wordml" xmlns:w15="http://schemas.microsoft.com/office/word/2012/wordml" xmlns:w16cex="http://schemas.microsoft.com/office/word/2018/wordml/cex" xmlns:w16cid="http://schemas.microsoft.com/office/word/2016/wordml/cid" xmlns:w16="http://schemas.microsoft.com/office/word/2018/wordml" xmlns:w16du="http://schemas.microsoft.com/office/word/2023/wordml/word16du" xmlns:w16sdtdh="http://schemas.microsoft.com/office/word/2020/wordml/sdtdatahash" xmlns:w16sdtfl="http://schemas.microsoft.com/office/word/2024/wordml/sdtformatlock" xmlns:w16se="http://schemas.microsoft.com/office/word/2015/wordml/symex" mc:Ignorable="w14 w15 w16se w16cid w16 w16cex w16sdtdh w16sdtfl w16du">
+<w:styles xmlns:mc="http://schemas.openxmlformats.org/markup-compatibility/2006" xmlns:r="http://schemas.openxmlformats.org/officeDocument/2006/relationships" xmlns:w="http://schemas.openxmlformats.org/wordprocessingml/2006/main" xmlns:w14="http://schemas.microsoft.com/office/word/2010/wordml" xmlns:w15="http://schemas.microsoft.com/office/word/2012/wordml" xmlns:w16cex="http://schemas.microsoft.com/office/word/2018/wordml/cex" xmlns:w16cid="http://schemas.microsoft.com/office/word/2016/wordml/cid" xmlns:w16="http://schemas.microsoft.com/office/word/2018/wordml" xmlns:w16sdtdh="http://schemas.microsoft.com/office/word/2020/wordml/sdtdatahash" xmlns:w16se="http://schemas.microsoft.com/office/word/2015/wordml/symex" mc:Ignorable="w14 w15 w16se w16cid w16 w16cex w16sdtdh">
   <w:docDefaults>
     <w:rPrDefault>
       <w:rPr>

--- a/Graduate Work/Речук Дмитрий Максимович Курсовая работа Проектирование и эксплуатация ИиЭС.docx
+++ b/Graduate Work/Речук Дмитрий Максимович Курсовая работа Проектирование и эксплуатация ИиЭС.docx
@@ -4,25 +4,24 @@
   <w:body>
     <w:p>
       <w:pPr>
+        <w:widowControl w:val="0"/>
         <w:spacing w:after="0" w:line="360" w:lineRule="auto"/>
         <w:jc w:val="center"/>
         <w:rPr>
-          <w:rFonts w:ascii="Times New Roman" w:eastAsia="Times New Roman" w:hAnsi="Times New Roman" w:cs="Times New Roman"/>
-          <w:b/>
-          <w:sz w:val="28"/>
-          <w:szCs w:val="28"/>
-          <w:lang w:eastAsia="ru-RU" w:bidi="ar-SA"/>
-        </w:rPr>
-      </w:pPr>
-      <w:r>
-        <w:rPr>
-          <w:rFonts w:ascii="Times New Roman" w:eastAsia="Times New Roman" w:hAnsi="Times New Roman" w:cs="Times New Roman"/>
-          <w:b/>
-          <w:sz w:val="28"/>
-          <w:szCs w:val="28"/>
-          <w:lang w:eastAsia="ru-RU" w:bidi="ar-SA"/>
-        </w:rPr>
-        <w:t>Бюджетное Учреждение Высшего Образования</w:t>
+          <w:rFonts w:ascii="Times New Roman" w:hAnsi="Times New Roman" w:cs="Times New Roman"/>
+          <w:sz w:val="28"/>
+          <w:szCs w:val="28"/>
+          <w:shd w:val="clear" w:color="auto" w:fill="FFFFFF"/>
+        </w:rPr>
+      </w:pPr>
+      <w:r>
+        <w:rPr>
+          <w:rFonts w:ascii="Times New Roman" w:hAnsi="Times New Roman" w:cs="Times New Roman"/>
+          <w:sz w:val="28"/>
+          <w:szCs w:val="28"/>
+          <w:shd w:val="clear" w:color="auto" w:fill="FFFFFF"/>
+        </w:rPr>
+        <w:t>БЮДЖЕТНОЕ УЧРЕЖДЕНИЕ ВЫСШЕГО ОБРАЗОВАНИЯ ХАНТЫ-МАНСИЙСКОГО АВТОНОМНОГО ОКРУГА – ЮГРЫ «СУРГУТСКИЙ ГОСУДАРСТВЕННЫЙ УНИВЕРСИТЕТ»</w:t>
       </w:r>
     </w:p>
     <w:p>
@@ -31,7 +30,6 @@
         <w:jc w:val="center"/>
         <w:rPr>
           <w:rFonts w:ascii="Times New Roman" w:eastAsia="Times New Roman" w:hAnsi="Times New Roman" w:cs="Times New Roman"/>
-          <w:b/>
           <w:sz w:val="28"/>
           <w:szCs w:val="28"/>
           <w:lang w:eastAsia="ru-RU" w:bidi="ar-SA"/>
@@ -40,12 +38,11 @@
       <w:r>
         <w:rPr>
           <w:rFonts w:ascii="Times New Roman" w:eastAsia="Times New Roman" w:hAnsi="Times New Roman" w:cs="Times New Roman"/>
-          <w:b/>
           <w:sz w:val="28"/>
           <w:szCs w:val="28"/>
           <w:lang w:eastAsia="ru-RU" w:bidi="ar-SA"/>
         </w:rPr>
-        <w:t>Ханты-Мансийского автономного округа – Югры</w:t>
+        <w:t>Политехнический институт</w:t>
       </w:r>
     </w:p>
     <w:p>
@@ -54,7 +51,6 @@
         <w:jc w:val="center"/>
         <w:rPr>
           <w:rFonts w:ascii="Times New Roman" w:eastAsia="Times New Roman" w:hAnsi="Times New Roman" w:cs="Times New Roman"/>
-          <w:b/>
           <w:sz w:val="28"/>
           <w:szCs w:val="28"/>
           <w:lang w:eastAsia="ru-RU" w:bidi="ar-SA"/>
@@ -63,12 +59,11 @@
       <w:r>
         <w:rPr>
           <w:rFonts w:ascii="Times New Roman" w:eastAsia="Times New Roman" w:hAnsi="Times New Roman" w:cs="Times New Roman"/>
-          <w:b/>
           <w:sz w:val="28"/>
           <w:szCs w:val="28"/>
           <w:lang w:eastAsia="ru-RU" w:bidi="ar-SA"/>
         </w:rPr>
-        <w:t>«СУРГУТСКИЙ ГОСУДАРСТВЕННЫЙ УНИВЕРСИТЕТ»</w:t>
+        <w:t>Кафедра автоматизированных систем обработки информации и управления</w:t>
       </w:r>
     </w:p>
     <w:p>
@@ -82,15 +77,6 @@
           <w:lang w:eastAsia="ru-RU" w:bidi="ar-SA"/>
         </w:rPr>
       </w:pPr>
-      <w:r>
-        <w:rPr>
-          <w:rFonts w:ascii="Times New Roman" w:eastAsia="Times New Roman" w:hAnsi="Times New Roman" w:cs="Times New Roman"/>
-          <w:sz w:val="28"/>
-          <w:szCs w:val="28"/>
-          <w:lang w:eastAsia="ru-RU" w:bidi="ar-SA"/>
-        </w:rPr>
-        <w:t>Политехнический институт</w:t>
-      </w:r>
     </w:p>
     <w:p>
       <w:pPr>
@@ -103,42 +89,6 @@
           <w:lang w:eastAsia="ru-RU" w:bidi="ar-SA"/>
         </w:rPr>
       </w:pPr>
-      <w:r>
-        <w:rPr>
-          <w:rFonts w:ascii="Times New Roman" w:eastAsia="Times New Roman" w:hAnsi="Times New Roman" w:cs="Times New Roman"/>
-          <w:sz w:val="28"/>
-          <w:szCs w:val="28"/>
-          <w:lang w:eastAsia="ru-RU" w:bidi="ar-SA"/>
-        </w:rPr>
-        <w:t xml:space="preserve">Кафедра </w:t>
-      </w:r>
-      <w:r>
-        <w:rPr>
-          <w:rFonts w:ascii="Times New Roman" w:eastAsia="Times New Roman" w:hAnsi="Times New Roman" w:cs="Times New Roman"/>
-          <w:sz w:val="28"/>
-          <w:szCs w:val="28"/>
-          <w:lang w:eastAsia="ru-RU" w:bidi="ar-SA"/>
-        </w:rPr>
-        <w:t>автоматизированны</w:t>
-      </w:r>
-      <w:r>
-        <w:rPr>
-          <w:rFonts w:ascii="Times New Roman" w:eastAsia="Times New Roman" w:hAnsi="Times New Roman" w:cs="Times New Roman"/>
-          <w:sz w:val="28"/>
-          <w:szCs w:val="28"/>
-          <w:lang w:eastAsia="ru-RU" w:bidi="ar-SA"/>
-        </w:rPr>
-        <w:t>х</w:t>
-      </w:r>
-      <w:r>
-        <w:rPr>
-          <w:rFonts w:ascii="Times New Roman" w:eastAsia="Times New Roman" w:hAnsi="Times New Roman" w:cs="Times New Roman"/>
-          <w:sz w:val="28"/>
-          <w:szCs w:val="28"/>
-          <w:lang w:eastAsia="ru-RU" w:bidi="ar-SA"/>
-        </w:rPr>
-        <w:t xml:space="preserve"> систем обработки информации и управления</w:t>
-      </w:r>
     </w:p>
     <w:p>
       <w:pPr>
@@ -167,7 +117,7 @@
     <w:p>
       <w:pPr>
         <w:spacing w:after="0" w:line="360" w:lineRule="auto"/>
-        <w:jc w:val="center"/>
+        <w:jc w:val="both"/>
         <w:rPr>
           <w:rFonts w:ascii="Times New Roman" w:eastAsia="Times New Roman" w:hAnsi="Times New Roman" w:cs="Times New Roman"/>
           <w:sz w:val="28"/>
@@ -182,23 +132,22 @@
         <w:jc w:val="center"/>
         <w:rPr>
           <w:rFonts w:ascii="Times New Roman" w:eastAsia="Times New Roman" w:hAnsi="Times New Roman" w:cs="Times New Roman"/>
+          <w:bCs/>
           <w:sz w:val="28"/>
           <w:szCs w:val="28"/>
           <w:lang w:eastAsia="ru-RU" w:bidi="ar-SA"/>
         </w:rPr>
       </w:pPr>
-    </w:p>
-    <w:p>
-      <w:pPr>
-        <w:spacing w:after="0" w:line="360" w:lineRule="auto"/>
-        <w:jc w:val="both"/>
+      <w:r>
         <w:rPr>
           <w:rFonts w:ascii="Times New Roman" w:eastAsia="Times New Roman" w:hAnsi="Times New Roman" w:cs="Times New Roman"/>
+          <w:bCs/>
           <w:sz w:val="28"/>
           <w:szCs w:val="28"/>
           <w:lang w:eastAsia="ru-RU" w:bidi="ar-SA"/>
         </w:rPr>
-      </w:pPr>
+        <w:t>Курсовой проект по дисциплине «Проектирование и эксплуатация ИЭС»</w:t>
+      </w:r>
     </w:p>
     <w:p>
       <w:pPr>
@@ -206,7 +155,7 @@
         <w:jc w:val="center"/>
         <w:rPr>
           <w:rFonts w:ascii="Times New Roman" w:eastAsia="Times New Roman" w:hAnsi="Times New Roman" w:cs="Times New Roman"/>
-          <w:b/>
+          <w:bCs/>
           <w:sz w:val="28"/>
           <w:szCs w:val="28"/>
           <w:lang w:eastAsia="ru-RU" w:bidi="ar-SA"/>
@@ -215,32 +164,12 @@
       <w:r>
         <w:rPr>
           <w:rFonts w:ascii="Times New Roman" w:eastAsia="Times New Roman" w:hAnsi="Times New Roman" w:cs="Times New Roman"/>
-          <w:b/>
+          <w:bCs/>
           <w:sz w:val="28"/>
           <w:szCs w:val="28"/>
           <w:lang w:eastAsia="ru-RU" w:bidi="ar-SA"/>
         </w:rPr>
-        <w:t>Курсовой проект по дисциплине «</w:t>
-      </w:r>
-      <w:r>
-        <w:rPr>
-          <w:rFonts w:ascii="Times New Roman" w:eastAsia="Times New Roman" w:hAnsi="Times New Roman" w:cs="Times New Roman"/>
-          <w:b/>
-          <w:sz w:val="28"/>
-          <w:szCs w:val="28"/>
-          <w:lang w:eastAsia="ru-RU" w:bidi="ar-SA"/>
-        </w:rPr>
-        <w:t>Проектирование и эксплуатация ИЭС</w:t>
-      </w:r>
-      <w:r>
-        <w:rPr>
-          <w:rFonts w:ascii="Times New Roman" w:eastAsia="Times New Roman" w:hAnsi="Times New Roman" w:cs="Times New Roman"/>
-          <w:b/>
-          <w:sz w:val="28"/>
-          <w:szCs w:val="28"/>
-          <w:lang w:eastAsia="ru-RU" w:bidi="ar-SA"/>
-        </w:rPr>
-        <w:t>»</w:t>
+        <w:t>Тема курсовой работы:</w:t>
       </w:r>
     </w:p>
     <w:p>
@@ -249,6 +178,7 @@
         <w:jc w:val="center"/>
         <w:rPr>
           <w:rFonts w:ascii="Times New Roman" w:eastAsia="Times New Roman" w:hAnsi="Times New Roman" w:cs="Times New Roman"/>
+          <w:bCs/>
           <w:sz w:val="28"/>
           <w:szCs w:val="28"/>
           <w:lang w:eastAsia="ru-RU" w:bidi="ar-SA"/>
@@ -257,111 +187,43 @@
       <w:r>
         <w:rPr>
           <w:rFonts w:ascii="Times New Roman" w:eastAsia="Times New Roman" w:hAnsi="Times New Roman" w:cs="Times New Roman"/>
+          <w:bCs/>
           <w:sz w:val="28"/>
           <w:szCs w:val="28"/>
           <w:lang w:eastAsia="ru-RU" w:bidi="ar-SA"/>
         </w:rPr>
-        <w:t>Тема курсово</w:t>
+        <w:t xml:space="preserve">«Проектирование системы </w:t>
       </w:r>
       <w:r>
         <w:rPr>
           <w:rFonts w:ascii="Times New Roman" w:eastAsia="Times New Roman" w:hAnsi="Times New Roman" w:cs="Times New Roman"/>
+          <w:bCs/>
           <w:sz w:val="28"/>
           <w:szCs w:val="28"/>
           <w:lang w:eastAsia="ru-RU" w:bidi="ar-SA"/>
         </w:rPr>
-        <w:t>й</w:t>
+        <w:t>обнаружения присутствия человека в опасной зоне с учётом прохождения контрольных точек</w:t>
       </w:r>
       <w:r>
         <w:rPr>
           <w:rFonts w:ascii="Times New Roman" w:eastAsia="Times New Roman" w:hAnsi="Times New Roman" w:cs="Times New Roman"/>
+          <w:bCs/>
           <w:sz w:val="28"/>
           <w:szCs w:val="28"/>
           <w:lang w:eastAsia="ru-RU" w:bidi="ar-SA"/>
         </w:rPr>
-        <w:t xml:space="preserve"> </w:t>
-      </w:r>
-      <w:r>
-        <w:rPr>
-          <w:rFonts w:ascii="Times New Roman" w:eastAsia="Times New Roman" w:hAnsi="Times New Roman" w:cs="Times New Roman"/>
-          <w:sz w:val="28"/>
-          <w:szCs w:val="28"/>
-          <w:lang w:eastAsia="ru-RU" w:bidi="ar-SA"/>
-        </w:rPr>
-        <w:t>работы</w:t>
-      </w:r>
-      <w:r>
-        <w:rPr>
-          <w:rFonts w:ascii="Times New Roman" w:eastAsia="Times New Roman" w:hAnsi="Times New Roman" w:cs="Times New Roman"/>
-          <w:sz w:val="28"/>
-          <w:szCs w:val="28"/>
-          <w:lang w:eastAsia="ru-RU" w:bidi="ar-SA"/>
-        </w:rPr>
-        <w:t>:</w:t>
-      </w:r>
-    </w:p>
-    <w:p>
-      <w:pPr>
-        <w:spacing w:after="0" w:line="360" w:lineRule="auto"/>
+        <w:t>»</w:t>
+      </w:r>
+    </w:p>
+    <w:p>
+      <w:pPr>
+        <w:spacing w:before="280" w:after="280" w:line="240" w:lineRule="auto"/>
         <w:jc w:val="center"/>
-        <w:rPr>
-          <w:rFonts w:ascii="Times New Roman" w:eastAsia="Times New Roman" w:hAnsi="Times New Roman" w:cs="Times New Roman"/>
-          <w:b/>
-          <w:sz w:val="28"/>
-          <w:szCs w:val="28"/>
-          <w:lang w:eastAsia="ru-RU" w:bidi="ar-SA"/>
-        </w:rPr>
-      </w:pPr>
-      <w:r>
-        <w:rPr>
-          <w:rFonts w:ascii="Times New Roman" w:eastAsia="Times New Roman" w:hAnsi="Times New Roman" w:cs="Times New Roman"/>
-          <w:b/>
-          <w:sz w:val="28"/>
-          <w:szCs w:val="28"/>
-          <w:lang w:eastAsia="ru-RU" w:bidi="ar-SA"/>
-        </w:rPr>
-        <w:t>«</w:t>
-      </w:r>
-      <w:r>
-        <w:rPr>
-          <w:rFonts w:ascii="Times New Roman" w:eastAsia="Times New Roman" w:hAnsi="Times New Roman" w:cs="Times New Roman"/>
-          <w:b/>
-          <w:sz w:val="28"/>
-          <w:szCs w:val="28"/>
-          <w:lang w:eastAsia="ru-RU" w:bidi="ar-SA"/>
-        </w:rPr>
-        <w:t xml:space="preserve">Проектирование системы </w:t>
-      </w:r>
-      <w:r>
-        <w:rPr>
-          <w:rFonts w:ascii="Times New Roman" w:eastAsia="Times New Roman" w:hAnsi="Times New Roman" w:cs="Times New Roman"/>
-          <w:b/>
-          <w:sz w:val="28"/>
-          <w:szCs w:val="28"/>
-          <w:lang w:eastAsia="ru-RU" w:bidi="ar-SA"/>
-        </w:rPr>
-        <w:t>обнаружения присутствия человека в опасной зоне с учётом прохождения контрольных точек</w:t>
-      </w:r>
-      <w:r>
-        <w:rPr>
-          <w:rFonts w:ascii="Times New Roman" w:eastAsia="Times New Roman" w:hAnsi="Times New Roman" w:cs="Times New Roman"/>
-          <w:b/>
-          <w:sz w:val="28"/>
-          <w:szCs w:val="28"/>
-          <w:lang w:eastAsia="ru-RU" w:bidi="ar-SA"/>
-        </w:rPr>
-        <w:t>»</w:t>
-      </w:r>
-    </w:p>
-    <w:p>
-      <w:pPr>
-        <w:spacing w:before="280" w:after="280" w:line="240" w:lineRule="auto"/>
-        <w:jc w:val="right"/>
         <w:rPr>
           <w:rFonts w:ascii="Times New Roman" w:eastAsia="Times New Roman" w:hAnsi="Times New Roman" w:cs="Times New Roman"/>
           <w:color w:val="000000"/>
-          <w:sz w:val="27"/>
-          <w:szCs w:val="27"/>
+          <w:sz w:val="28"/>
+          <w:szCs w:val="28"/>
           <w:lang w:eastAsia="ru-RU" w:bidi="ar-SA"/>
         </w:rPr>
       </w:pPr>
@@ -369,12 +231,12 @@
     <w:p>
       <w:pPr>
         <w:spacing w:before="280" w:after="280" w:line="240" w:lineRule="auto"/>
-        <w:jc w:val="right"/>
+        <w:jc w:val="center"/>
         <w:rPr>
           <w:rFonts w:ascii="Times New Roman" w:eastAsia="Times New Roman" w:hAnsi="Times New Roman" w:cs="Times New Roman"/>
           <w:color w:val="000000"/>
-          <w:sz w:val="27"/>
-          <w:szCs w:val="27"/>
+          <w:sz w:val="28"/>
+          <w:szCs w:val="28"/>
           <w:lang w:eastAsia="ru-RU" w:bidi="ar-SA"/>
         </w:rPr>
       </w:pPr>
@@ -382,25 +244,12 @@
     <w:p>
       <w:pPr>
         <w:spacing w:before="280" w:after="280" w:line="240" w:lineRule="auto"/>
-        <w:jc w:val="right"/>
+        <w:jc w:val="center"/>
         <w:rPr>
           <w:rFonts w:ascii="Times New Roman" w:eastAsia="Times New Roman" w:hAnsi="Times New Roman" w:cs="Times New Roman"/>
           <w:color w:val="000000"/>
-          <w:sz w:val="27"/>
-          <w:szCs w:val="27"/>
-          <w:lang w:eastAsia="ru-RU" w:bidi="ar-SA"/>
-        </w:rPr>
-      </w:pPr>
-    </w:p>
-    <w:p>
-      <w:pPr>
-        <w:spacing w:before="280" w:after="280" w:line="240" w:lineRule="auto"/>
-        <w:jc w:val="right"/>
-        <w:rPr>
-          <w:rFonts w:ascii="Times New Roman" w:eastAsia="Times New Roman" w:hAnsi="Times New Roman" w:cs="Times New Roman"/>
-          <w:color w:val="000000"/>
-          <w:sz w:val="27"/>
-          <w:szCs w:val="27"/>
+          <w:sz w:val="28"/>
+          <w:szCs w:val="28"/>
           <w:lang w:eastAsia="ru-RU" w:bidi="ar-SA"/>
         </w:rPr>
       </w:pPr>
@@ -415,7 +264,7 @@
           <w:between w:val="nil"/>
         </w:pBdr>
         <w:spacing w:after="200" w:line="240" w:lineRule="auto"/>
-        <w:jc w:val="right"/>
+        <w:jc w:val="center"/>
         <w:rPr>
           <w:rFonts w:ascii="Times New Roman" w:eastAsia="Times New Roman" w:hAnsi="Times New Roman" w:cs="Times New Roman"/>
           <w:color w:val="000000"/>
@@ -432,7 +281,7 @@
           <w:szCs w:val="28"/>
           <w:lang w:eastAsia="ru-RU" w:bidi="ar-SA"/>
         </w:rPr>
-        <w:t>Выполнил: студент группы 60</w:t>
+        <w:t xml:space="preserve">Проверил: </w:t>
       </w:r>
       <w:r>
         <w:rPr>
@@ -441,7 +290,7 @@
           <w:szCs w:val="28"/>
           <w:lang w:eastAsia="ru-RU" w:bidi="ar-SA"/>
         </w:rPr>
-        <w:t>6</w:t>
+        <w:t>к. т. н.</w:t>
       </w:r>
       <w:r>
         <w:rPr>
@@ -451,16 +300,47 @@
           <w:szCs w:val="28"/>
           <w:lang w:eastAsia="ru-RU" w:bidi="ar-SA"/>
         </w:rPr>
-        <w:t>-</w:t>
+        <w:t xml:space="preserve"> </w:t>
       </w:r>
       <w:r>
         <w:rPr>
           <w:rFonts w:ascii="Times New Roman" w:eastAsia="Times New Roman" w:hAnsi="Times New Roman" w:cs="Times New Roman"/>
+          <w:color w:val="000000"/>
           <w:sz w:val="28"/>
           <w:szCs w:val="28"/>
           <w:lang w:eastAsia="ru-RU" w:bidi="ar-SA"/>
         </w:rPr>
-        <w:t>12</w:t>
+        <w:t>Гавриленко Т</w:t>
+      </w:r>
+      <w:r>
+        <w:rPr>
+          <w:rFonts w:ascii="Times New Roman" w:eastAsia="Times New Roman" w:hAnsi="Times New Roman" w:cs="Times New Roman"/>
+          <w:color w:val="000000"/>
+          <w:sz w:val="28"/>
+          <w:szCs w:val="28"/>
+          <w:lang w:eastAsia="ru-RU" w:bidi="ar-SA"/>
+        </w:rPr>
+        <w:t>.</w:t>
+      </w:r>
+      <w:r>
+        <w:rPr>
+          <w:rFonts w:ascii="Times New Roman" w:eastAsia="Times New Roman" w:hAnsi="Times New Roman" w:cs="Times New Roman"/>
+          <w:color w:val="000000"/>
+          <w:sz w:val="28"/>
+          <w:szCs w:val="28"/>
+          <w:lang w:eastAsia="ru-RU" w:bidi="ar-SA"/>
+        </w:rPr>
+        <w:t xml:space="preserve"> В</w:t>
+      </w:r>
+      <w:r>
+        <w:rPr>
+          <w:rFonts w:ascii="Times New Roman" w:eastAsia="Times New Roman" w:hAnsi="Times New Roman" w:cs="Times New Roman"/>
+          <w:color w:val="000000"/>
+          <w:sz w:val="28"/>
+          <w:szCs w:val="28"/>
+          <w:lang w:eastAsia="ru-RU" w:bidi="ar-SA"/>
+        </w:rPr>
+        <w:t>.</w:t>
       </w:r>
     </w:p>
     <w:p>
@@ -473,7 +353,7 @@
           <w:between w:val="nil"/>
         </w:pBdr>
         <w:spacing w:after="200" w:line="240" w:lineRule="auto"/>
-        <w:jc w:val="right"/>
+        <w:jc w:val="center"/>
         <w:rPr>
           <w:rFonts w:ascii="Times New Roman" w:eastAsia="Times New Roman" w:hAnsi="Times New Roman" w:cs="Times New Roman"/>
           <w:color w:val="000000"/>
@@ -490,7 +370,16 @@
           <w:szCs w:val="28"/>
           <w:lang w:eastAsia="ru-RU" w:bidi="ar-SA"/>
         </w:rPr>
-        <w:t xml:space="preserve"> </w:t>
+        <w:t>Выполнил: студент группы 60</w:t>
+      </w:r>
+      <w:r>
+        <w:rPr>
+          <w:rFonts w:ascii="Times New Roman" w:eastAsia="Times New Roman" w:hAnsi="Times New Roman" w:cs="Times New Roman"/>
+          <w:sz w:val="28"/>
+          <w:szCs w:val="28"/>
+          <w:lang w:eastAsia="ru-RU" w:bidi="ar-SA"/>
+        </w:rPr>
+        <w:t>6</w:t>
       </w:r>
       <w:r>
         <w:rPr>
@@ -500,7 +389,25 @@
           <w:szCs w:val="28"/>
           <w:lang w:eastAsia="ru-RU" w:bidi="ar-SA"/>
         </w:rPr>
-        <w:t>Речук Дмитрий Максимович</w:t>
+        <w:t>-</w:t>
+      </w:r>
+      <w:r>
+        <w:rPr>
+          <w:rFonts w:ascii="Times New Roman" w:eastAsia="Times New Roman" w:hAnsi="Times New Roman" w:cs="Times New Roman"/>
+          <w:sz w:val="28"/>
+          <w:szCs w:val="28"/>
+          <w:lang w:eastAsia="ru-RU" w:bidi="ar-SA"/>
+        </w:rPr>
+        <w:t>2</w:t>
+      </w:r>
+      <w:r>
+        <w:rPr>
+          <w:rFonts w:ascii="Times New Roman" w:eastAsia="Times New Roman" w:hAnsi="Times New Roman" w:cs="Times New Roman"/>
+          <w:sz w:val="28"/>
+          <w:szCs w:val="28"/>
+          <w:lang w:eastAsia="ru-RU" w:bidi="ar-SA"/>
+        </w:rPr>
+        <w:t>2</w:t>
       </w:r>
     </w:p>
     <w:p>
@@ -513,7 +420,7 @@
           <w:between w:val="nil"/>
         </w:pBdr>
         <w:spacing w:after="200" w:line="240" w:lineRule="auto"/>
-        <w:jc w:val="right"/>
+        <w:jc w:val="center"/>
         <w:rPr>
           <w:rFonts w:ascii="Times New Roman" w:eastAsia="Times New Roman" w:hAnsi="Times New Roman" w:cs="Times New Roman"/>
           <w:color w:val="000000"/>
@@ -522,6 +429,16 @@
           <w:lang w:eastAsia="ru-RU" w:bidi="ar-SA"/>
         </w:rPr>
       </w:pPr>
+      <w:r>
+        <w:rPr>
+          <w:rFonts w:ascii="Times New Roman" w:eastAsia="Times New Roman" w:hAnsi="Times New Roman" w:cs="Times New Roman"/>
+          <w:color w:val="000000"/>
+          <w:sz w:val="28"/>
+          <w:szCs w:val="28"/>
+          <w:lang w:eastAsia="ru-RU" w:bidi="ar-SA"/>
+        </w:rPr>
+        <w:t>Речук Дмитрий Максимович</w:t>
+      </w:r>
     </w:p>
     <w:p>
       <w:pPr>
@@ -533,105 +450,7 @@
           <w:between w:val="nil"/>
         </w:pBdr>
         <w:spacing w:after="200" w:line="240" w:lineRule="auto"/>
-        <w:jc w:val="right"/>
-        <w:rPr>
-          <w:rFonts w:ascii="Times New Roman" w:eastAsia="Times New Roman" w:hAnsi="Times New Roman" w:cs="Times New Roman"/>
-          <w:color w:val="000000"/>
-          <w:sz w:val="28"/>
-          <w:szCs w:val="28"/>
-          <w:lang w:eastAsia="ru-RU" w:bidi="ar-SA"/>
-        </w:rPr>
-      </w:pPr>
-      <w:r>
-        <w:rPr>
-          <w:rFonts w:ascii="Times New Roman" w:eastAsia="Times New Roman" w:hAnsi="Times New Roman" w:cs="Times New Roman"/>
-          <w:color w:val="000000"/>
-          <w:sz w:val="28"/>
-          <w:szCs w:val="28"/>
-          <w:lang w:eastAsia="ru-RU" w:bidi="ar-SA"/>
-        </w:rPr>
-        <w:t xml:space="preserve">Проверил: </w:t>
-      </w:r>
-      <w:r>
-        <w:rPr>
-          <w:rFonts w:ascii="Times New Roman" w:eastAsia="Times New Roman" w:hAnsi="Times New Roman" w:cs="Times New Roman"/>
-          <w:color w:val="000000"/>
-          <w:sz w:val="28"/>
-          <w:szCs w:val="28"/>
-          <w:lang w:eastAsia="ru-RU" w:bidi="ar-SA"/>
-        </w:rPr>
-        <w:t>Доцент</w:t>
-      </w:r>
-      <w:r>
-        <w:rPr>
-          <w:rFonts w:ascii="Times New Roman" w:eastAsia="Times New Roman" w:hAnsi="Times New Roman" w:cs="Times New Roman"/>
-          <w:color w:val="000000"/>
-          <w:sz w:val="28"/>
-          <w:szCs w:val="28"/>
-          <w:lang w:eastAsia="ru-RU" w:bidi="ar-SA"/>
-        </w:rPr>
-        <w:t xml:space="preserve"> кафедры АСОИ</w:t>
-      </w:r>
-      <w:r>
-        <w:rPr>
-          <w:rFonts w:ascii="Times New Roman" w:eastAsia="Times New Roman" w:hAnsi="Times New Roman" w:cs="Times New Roman"/>
-          <w:sz w:val="28"/>
-          <w:szCs w:val="28"/>
-          <w:lang w:eastAsia="ru-RU" w:bidi="ar-SA"/>
-        </w:rPr>
-        <w:t>У</w:t>
-      </w:r>
-      <w:r>
-        <w:rPr>
-          <w:rFonts w:ascii="Times New Roman" w:eastAsia="Times New Roman" w:hAnsi="Times New Roman" w:cs="Times New Roman"/>
-          <w:sz w:val="28"/>
-          <w:szCs w:val="28"/>
-          <w:lang w:eastAsia="ru-RU" w:bidi="ar-SA"/>
-        </w:rPr>
-        <w:t>, к. т. н.</w:t>
-      </w:r>
-    </w:p>
-    <w:p>
-      <w:pPr>
-        <w:pBdr>
-          <w:top w:val="nil"/>
-          <w:left w:val="nil"/>
-          <w:bottom w:val="nil"/>
-          <w:right w:val="nil"/>
-          <w:between w:val="nil"/>
-        </w:pBdr>
-        <w:spacing w:after="200" w:line="240" w:lineRule="auto"/>
-        <w:jc w:val="right"/>
-        <w:rPr>
-          <w:rFonts w:ascii="Times New Roman" w:eastAsia="Times New Roman" w:hAnsi="Times New Roman" w:cs="Times New Roman"/>
-          <w:color w:val="000000"/>
-          <w:sz w:val="28"/>
-          <w:szCs w:val="28"/>
-          <w:lang w:eastAsia="ru-RU" w:bidi="ar-SA"/>
-        </w:rPr>
-      </w:pPr>
-      <w:r>
-        <w:rPr>
-          <w:rFonts w:ascii="Times New Roman" w:eastAsia="Times New Roman" w:hAnsi="Times New Roman" w:cs="Times New Roman"/>
-          <w:color w:val="000000"/>
-          <w:sz w:val="28"/>
-          <w:szCs w:val="28"/>
-          <w:lang w:eastAsia="ru-RU" w:bidi="ar-SA"/>
-        </w:rPr>
-        <w:t>Гавриленко Тарас Владимирович</w:t>
-      </w:r>
-    </w:p>
-    <w:p>
-      <w:pPr>
-        <w:pBdr>
-          <w:top w:val="nil"/>
-          <w:left w:val="nil"/>
-          <w:bottom w:val="nil"/>
-          <w:right w:val="nil"/>
-          <w:between w:val="nil"/>
-        </w:pBdr>
-        <w:spacing w:after="200" w:line="360" w:lineRule="auto"/>
-        <w:jc w:val="right"/>
+        <w:jc w:val="center"/>
         <w:rPr>
           <w:rFonts w:ascii="Times New Roman" w:eastAsia="Times New Roman" w:hAnsi="Times New Roman" w:cs="Times New Roman"/>
           <w:color w:val="000000"/>
@@ -708,7 +527,7 @@
           <w:szCs w:val="28"/>
           <w:lang w:eastAsia="ru-RU" w:bidi="ar-SA"/>
         </w:rPr>
-        <w:t>Сургут, 202</w:t>
+        <w:t>Сургут 202</w:t>
       </w:r>
       <w:r>
         <w:rPr>
@@ -716,9 +535,9 @@
           <w:color w:val="000000"/>
           <w:sz w:val="28"/>
           <w:szCs w:val="28"/>
-          <w:lang w:eastAsia="ru-RU" w:bidi="ar-SA"/>
-        </w:rPr>
-        <w:t>5</w:t>
+          <w:lang w:val="en-US" w:eastAsia="ru-RU" w:bidi="ar-SA"/>
+        </w:rPr>
+        <w:t>6</w:t>
       </w:r>
       <w:r>
         <w:rPr>
@@ -728,26 +547,16 @@
           <w:szCs w:val="28"/>
           <w:lang w:eastAsia="ru-RU" w:bidi="ar-SA"/>
         </w:rPr>
-        <w:t xml:space="preserve"> г.</w:t>
-      </w:r>
-      <w:r>
-        <w:rPr>
-          <w:rFonts w:ascii="Times New Roman" w:eastAsia="Times New Roman" w:hAnsi="Times New Roman" w:cs="Times New Roman"/>
-          <w:color w:val="000000"/>
-          <w:sz w:val="28"/>
-          <w:szCs w:val="28"/>
-          <w:lang w:eastAsia="ru-RU" w:bidi="ar-SA"/>
-        </w:rPr>
         <w:br w:type="page"/>
       </w:r>
     </w:p>
     <w:sdt>
       <w:sdtPr>
         <w:rPr>
-          <w:rFonts w:asciiTheme="minorHAnsi" w:eastAsiaTheme="minorHAnsi" w:hAnsiTheme="minorHAnsi" w:cstheme="minorBidi"/>
+          <w:rFonts w:ascii="Times New Roman" w:eastAsiaTheme="minorHAnsi" w:hAnsi="Times New Roman" w:cs="Times New Roman"/>
           <w:color w:val="auto"/>
-          <w:sz w:val="22"/>
-          <w:szCs w:val="22"/>
+          <w:sz w:val="28"/>
+          <w:szCs w:val="28"/>
           <w:lang w:eastAsia="en-US" w:bidi="he-IL"/>
         </w:rPr>
         <w:id w:val="211239094"/>
@@ -829,8 +638,6 @@
               <w:rPr>
                 <w:rStyle w:val="ad"/>
                 <w:rFonts w:ascii="Times New Roman" w:hAnsi="Times New Roman" w:cs="Times New Roman"/>
-                <w:b/>
-                <w:bCs/>
                 <w:noProof/>
                 <w:sz w:val="28"/>
                 <w:szCs w:val="28"/>
@@ -929,8 +736,6 @@
               <w:rPr>
                 <w:rStyle w:val="ad"/>
                 <w:rFonts w:ascii="Times New Roman" w:hAnsi="Times New Roman" w:cs="Times New Roman"/>
-                <w:b/>
-                <w:bCs/>
                 <w:noProof/>
                 <w:sz w:val="28"/>
                 <w:szCs w:val="28"/>
@@ -1323,8 +1128,6 @@
               <w:rPr>
                 <w:rStyle w:val="ad"/>
                 <w:rFonts w:ascii="Times New Roman" w:eastAsia="Times New Roman" w:hAnsi="Times New Roman" w:cs="Times New Roman"/>
-                <w:b/>
-                <w:bCs/>
                 <w:noProof/>
                 <w:sz w:val="28"/>
                 <w:szCs w:val="28"/>
@@ -1718,8 +1521,6 @@
               <w:rPr>
                 <w:rStyle w:val="ad"/>
                 <w:rFonts w:ascii="Times New Roman" w:eastAsia="Times New Roman" w:hAnsi="Times New Roman" w:cs="Times New Roman"/>
-                <w:b/>
-                <w:bCs/>
                 <w:noProof/>
                 <w:sz w:val="28"/>
                 <w:szCs w:val="28"/>
@@ -2211,8 +2012,6 @@
               <w:rPr>
                 <w:rStyle w:val="ad"/>
                 <w:rFonts w:ascii="Times New Roman" w:hAnsi="Times New Roman" w:cs="Times New Roman"/>
-                <w:b/>
-                <w:bCs/>
                 <w:noProof/>
                 <w:sz w:val="28"/>
                 <w:szCs w:val="28"/>
@@ -2311,7 +2110,6 @@
               <w:rPr>
                 <w:rStyle w:val="ad"/>
                 <w:rFonts w:ascii="Times New Roman" w:hAnsi="Times New Roman" w:cs="Times New Roman"/>
-                <w:bCs/>
                 <w:noProof/>
                 <w:sz w:val="28"/>
                 <w:szCs w:val="28"/>
@@ -2410,7 +2208,6 @@
               <w:rPr>
                 <w:rStyle w:val="ad"/>
                 <w:rFonts w:ascii="Times New Roman" w:hAnsi="Times New Roman" w:cs="Times New Roman"/>
-                <w:bCs/>
                 <w:noProof/>
                 <w:sz w:val="28"/>
                 <w:szCs w:val="28"/>
@@ -2509,7 +2306,6 @@
               <w:rPr>
                 <w:rStyle w:val="ad"/>
                 <w:rFonts w:ascii="Times New Roman" w:hAnsi="Times New Roman" w:cs="Times New Roman"/>
-                <w:bCs/>
                 <w:noProof/>
                 <w:sz w:val="28"/>
                 <w:szCs w:val="28"/>
@@ -2520,7 +2316,6 @@
               <w:rPr>
                 <w:rStyle w:val="ad"/>
                 <w:rFonts w:ascii="Times New Roman" w:hAnsi="Times New Roman" w:cs="Times New Roman"/>
-                <w:bCs/>
                 <w:noProof/>
                 <w:sz w:val="28"/>
                 <w:szCs w:val="28"/>
@@ -2532,7 +2327,6 @@
               <w:rPr>
                 <w:rStyle w:val="ad"/>
                 <w:rFonts w:ascii="Times New Roman" w:hAnsi="Times New Roman" w:cs="Times New Roman"/>
-                <w:bCs/>
                 <w:noProof/>
                 <w:sz w:val="28"/>
                 <w:szCs w:val="28"/>
@@ -2631,7 +2425,6 @@
               <w:rPr>
                 <w:rStyle w:val="ad"/>
                 <w:rFonts w:ascii="Times New Roman" w:hAnsi="Times New Roman" w:cs="Times New Roman"/>
-                <w:bCs/>
                 <w:noProof/>
                 <w:sz w:val="28"/>
                 <w:szCs w:val="28"/>
@@ -2730,8 +2523,6 @@
               <w:rPr>
                 <w:rStyle w:val="ad"/>
                 <w:rFonts w:ascii="Times New Roman" w:hAnsi="Times New Roman" w:cs="Times New Roman"/>
-                <w:b/>
-                <w:bCs/>
                 <w:noProof/>
                 <w:sz w:val="28"/>
                 <w:szCs w:val="28"/>
@@ -2830,7 +2621,6 @@
               <w:rPr>
                 <w:rStyle w:val="ad"/>
                 <w:rFonts w:ascii="Times New Roman" w:hAnsi="Times New Roman" w:cs="Times New Roman"/>
-                <w:bCs/>
                 <w:noProof/>
                 <w:sz w:val="28"/>
                 <w:szCs w:val="28"/>
@@ -3615,8 +3405,6 @@
               <w:rPr>
                 <w:rStyle w:val="ad"/>
                 <w:rFonts w:ascii="Times New Roman" w:hAnsi="Times New Roman" w:cs="Times New Roman"/>
-                <w:b/>
-                <w:bCs/>
                 <w:noProof/>
                 <w:sz w:val="28"/>
                 <w:szCs w:val="28"/>
@@ -3695,11 +3483,16 @@
           </w:hyperlink>
         </w:p>
         <w:p>
+          <w:pPr>
+            <w:rPr>
+              <w:rFonts w:ascii="Times New Roman" w:hAnsi="Times New Roman" w:cs="Times New Roman"/>
+              <w:sz w:val="28"/>
+              <w:szCs w:val="28"/>
+            </w:rPr>
+          </w:pPr>
           <w:r>
             <w:rPr>
               <w:rFonts w:ascii="Times New Roman" w:hAnsi="Times New Roman" w:cs="Times New Roman"/>
-              <w:b/>
-              <w:bCs/>
               <w:sz w:val="28"/>
               <w:szCs w:val="28"/>
             </w:rPr>
@@ -4600,9 +4393,17 @@
     <w:p>
       <w:pPr>
         <w:pStyle w:val="2"/>
+        <w:rPr>
+          <w:rFonts w:cs="Times New Roman"/>
+          <w:szCs w:val="28"/>
+        </w:rPr>
       </w:pPr>
       <w:bookmarkStart w:id="5" w:name="_Toc194679767"/>
       <w:r>
+        <w:rPr>
+          <w:rFonts w:cs="Times New Roman"/>
+          <w:szCs w:val="28"/>
+        </w:rPr>
         <w:lastRenderedPageBreak/>
         <w:t>1.2. Технологии обнаружения</w:t>
       </w:r>
@@ -4788,9 +4589,17 @@
     <w:p>
       <w:pPr>
         <w:pStyle w:val="2"/>
+        <w:rPr>
+          <w:rFonts w:cs="Times New Roman"/>
+          <w:szCs w:val="28"/>
+        </w:rPr>
       </w:pPr>
       <w:bookmarkStart w:id="6" w:name="_Toc194679768"/>
       <w:r>
+        <w:rPr>
+          <w:rFonts w:cs="Times New Roman"/>
+          <w:szCs w:val="28"/>
+        </w:rPr>
         <w:t>1.3. Искусственные нейронные сети</w:t>
       </w:r>
       <w:bookmarkEnd w:id="6"/>
@@ -4977,6 +4786,7 @@
           <w:szCs w:val="28"/>
         </w:rPr>
       </w:pPr>
+      <w:proofErr w:type="spellStart"/>
       <w:r>
         <w:rPr>
           <w:rFonts w:ascii="Times New Roman" w:hAnsi="Times New Roman" w:cs="Times New Roman"/>
@@ -4985,7 +4795,18 @@
           <w:sz w:val="28"/>
           <w:szCs w:val="28"/>
         </w:rPr>
-        <w:t>Сверточные нейронные сети (CNN)</w:t>
+        <w:t>Сверточные</w:t>
+      </w:r>
+      <w:proofErr w:type="spellEnd"/>
+      <w:r>
+        <w:rPr>
+          <w:rFonts w:ascii="Times New Roman" w:hAnsi="Times New Roman" w:cs="Times New Roman"/>
+          <w:b/>
+          <w:bCs/>
+          <w:sz w:val="28"/>
+          <w:szCs w:val="28"/>
+        </w:rPr>
+        <w:t xml:space="preserve"> нейронные сети (CNN)</w:t>
       </w:r>
       <w:r>
         <w:rPr>
@@ -5124,7 +4945,6 @@
           <w:szCs w:val="28"/>
           <w:lang w:eastAsia="ru-RU" w:bidi="ar-SA"/>
         </w:rPr>
-        <w:lastRenderedPageBreak/>
         <w:t>2. ОБЗОР АНАЛОГОВ</w:t>
       </w:r>
       <w:bookmarkEnd w:id="7"/>
@@ -5163,12 +4983,16 @@
       <w:pPr>
         <w:pStyle w:val="2"/>
         <w:rPr>
+          <w:rFonts w:cs="Times New Roman"/>
+          <w:szCs w:val="28"/>
           <w:lang w:bidi="ar-SA"/>
         </w:rPr>
       </w:pPr>
       <w:bookmarkStart w:id="9" w:name="_Toc194679770"/>
       <w:r>
         <w:rPr>
+          <w:rFonts w:cs="Times New Roman"/>
+          <w:szCs w:val="28"/>
           <w:lang w:bidi="ar-SA"/>
         </w:rPr>
         <w:t>2.1. Существующие решения</w:t>
@@ -5494,7 +5318,6 @@
           <w:szCs w:val="28"/>
           <w:lang w:bidi="ar-SA"/>
         </w:rPr>
-        <w:lastRenderedPageBreak/>
         <w:t>Отсутствие возможности анализа сложных сценариев (например, распознавания экипировки без меток).</w:t>
       </w:r>
     </w:p>
@@ -5539,7 +5362,27 @@
           <w:lang w:bidi="ar-SA"/>
         </w:rPr>
         <w:br/>
-        <w:t>Примером является система видеоаналитики, используемая на заводах для мониторинга безопасности. Камеры фиксируют видеопоток, а алгоритмы компьютерного зрения, такие как YOLO или SSD, анализируют изображения для обнаружения людей и проверки наличия защитного оборудования (например, шлемов или жилетов). Такие решения часто применяются в реальном времени и интегрируются с системами оповещения.</w:t>
+        <w:t xml:space="preserve">Примером является система </w:t>
+      </w:r>
+      <w:proofErr w:type="spellStart"/>
+      <w:r>
+        <w:rPr>
+          <w:rFonts w:ascii="Times New Roman" w:hAnsi="Times New Roman" w:cs="Times New Roman"/>
+          <w:sz w:val="28"/>
+          <w:szCs w:val="28"/>
+          <w:lang w:bidi="ar-SA"/>
+        </w:rPr>
+        <w:t>видеоаналитики</w:t>
+      </w:r>
+      <w:proofErr w:type="spellEnd"/>
+      <w:r>
+        <w:rPr>
+          <w:rFonts w:ascii="Times New Roman" w:hAnsi="Times New Roman" w:cs="Times New Roman"/>
+          <w:sz w:val="28"/>
+          <w:szCs w:val="28"/>
+          <w:lang w:bidi="ar-SA"/>
+        </w:rPr>
+        <w:t>, используемая на заводах для мониторинга безопасности. Камеры фиксируют видеопоток, а алгоритмы компьютерного зрения, такие как YOLO или SSD, анализируют изображения для обнаружения людей и проверки наличия защитного оборудования (например, шлемов или жилетов). Такие решения часто применяются в реальном времени и интегрируются с системами оповещения.</w:t>
       </w:r>
     </w:p>
     <w:p>
@@ -5934,7 +5777,6 @@
           <w:szCs w:val="28"/>
           <w:lang w:bidi="ar-SA"/>
         </w:rPr>
-        <w:lastRenderedPageBreak/>
         <w:t>Низкая стоимость и простота установки.</w:t>
       </w:r>
     </w:p>
@@ -6184,7 +6026,47 @@
           <w:lang w:bidi="ar-SA"/>
         </w:rPr>
         <w:br/>
-        <w:t>Примером является система видеоаналитики NtechLab, используемая в городской среде для контроля доступа и распознавания лиц. Аналогичные решения адаптируются для промышленности, комбинируя RFID для идентификации, камеры для анализа экипировки и нейронные сети для обработки данных. Такие системы способны не только фиксировать присутствие, но и анализировать соблюдение правил безопасности.</w:t>
+        <w:t xml:space="preserve">Примером является система </w:t>
+      </w:r>
+      <w:proofErr w:type="spellStart"/>
+      <w:r>
+        <w:rPr>
+          <w:rFonts w:ascii="Times New Roman" w:hAnsi="Times New Roman" w:cs="Times New Roman"/>
+          <w:sz w:val="28"/>
+          <w:szCs w:val="28"/>
+          <w:lang w:bidi="ar-SA"/>
+        </w:rPr>
+        <w:t>видеоаналитики</w:t>
+      </w:r>
+      <w:proofErr w:type="spellEnd"/>
+      <w:r>
+        <w:rPr>
+          <w:rFonts w:ascii="Times New Roman" w:hAnsi="Times New Roman" w:cs="Times New Roman"/>
+          <w:sz w:val="28"/>
+          <w:szCs w:val="28"/>
+          <w:lang w:bidi="ar-SA"/>
+        </w:rPr>
+        <w:t xml:space="preserve"> </w:t>
+      </w:r>
+      <w:proofErr w:type="spellStart"/>
+      <w:r>
+        <w:rPr>
+          <w:rFonts w:ascii="Times New Roman" w:hAnsi="Times New Roman" w:cs="Times New Roman"/>
+          <w:sz w:val="28"/>
+          <w:szCs w:val="28"/>
+          <w:lang w:bidi="ar-SA"/>
+        </w:rPr>
+        <w:t>NtechLab</w:t>
+      </w:r>
+      <w:proofErr w:type="spellEnd"/>
+      <w:r>
+        <w:rPr>
+          <w:rFonts w:ascii="Times New Roman" w:hAnsi="Times New Roman" w:cs="Times New Roman"/>
+          <w:sz w:val="28"/>
+          <w:szCs w:val="28"/>
+          <w:lang w:bidi="ar-SA"/>
+        </w:rPr>
+        <w:t>, используемая в городской среде для контроля доступа и распознавания лиц. Аналогичные решения адаптируются для промышленности, комбинируя RFID для идентификации, камеры для анализа экипировки и нейронные сети для обработки данных. Такие системы способны не только фиксировать присутствие, но и анализировать соблюдение правил безопасности.</w:t>
       </w:r>
     </w:p>
     <w:p>
@@ -6469,15 +6351,18 @@
       <w:pPr>
         <w:pStyle w:val="2"/>
         <w:rPr>
+          <w:rFonts w:cs="Times New Roman"/>
+          <w:szCs w:val="28"/>
           <w:lang w:bidi="ar-SA"/>
         </w:rPr>
       </w:pPr>
       <w:bookmarkStart w:id="10" w:name="_Toc194679771"/>
       <w:r>
         <w:rPr>
+          <w:rFonts w:cs="Times New Roman"/>
+          <w:szCs w:val="28"/>
           <w:lang w:bidi="ar-SA"/>
         </w:rPr>
-        <w:lastRenderedPageBreak/>
         <w:t>2.2. Сравнительный анализ аналогов</w:t>
       </w:r>
       <w:bookmarkEnd w:id="10"/>
@@ -6547,11 +6432,11 @@
         <w:tblLook w:val="04A0" w:firstRow="1" w:lastRow="0" w:firstColumn="1" w:lastColumn="0" w:noHBand="0" w:noVBand="1"/>
       </w:tblPr>
       <w:tblGrid>
-        <w:gridCol w:w="2125"/>
-        <w:gridCol w:w="1676"/>
-        <w:gridCol w:w="1853"/>
-        <w:gridCol w:w="1409"/>
-        <w:gridCol w:w="2282"/>
+        <w:gridCol w:w="2208"/>
+        <w:gridCol w:w="1635"/>
+        <w:gridCol w:w="1917"/>
+        <w:gridCol w:w="1212"/>
+        <w:gridCol w:w="2373"/>
       </w:tblGrid>
       <w:tr>
         <w:tc>
@@ -6565,8 +6450,8 @@
               <w:jc w:val="center"/>
               <w:rPr>
                 <w:rFonts w:ascii="Times New Roman" w:hAnsi="Times New Roman" w:cs="Times New Roman"/>
-                <w:sz w:val="24"/>
-                <w:szCs w:val="24"/>
+                <w:sz w:val="28"/>
+                <w:szCs w:val="28"/>
                 <w:lang w:val="en-US"/>
               </w:rPr>
             </w:pPr>
@@ -6575,8 +6460,8 @@
                 <w:rFonts w:ascii="Times New Roman" w:hAnsi="Times New Roman" w:cs="Times New Roman"/>
                 <w:b/>
                 <w:bCs/>
-                <w:sz w:val="24"/>
-                <w:szCs w:val="24"/>
+                <w:sz w:val="28"/>
+                <w:szCs w:val="28"/>
               </w:rPr>
               <w:t>Функциональная возможность</w:t>
             </w:r>
@@ -6593,8 +6478,8 @@
               <w:jc w:val="center"/>
               <w:rPr>
                 <w:rFonts w:ascii="Times New Roman" w:hAnsi="Times New Roman" w:cs="Times New Roman"/>
-                <w:sz w:val="24"/>
-                <w:szCs w:val="24"/>
+                <w:sz w:val="28"/>
+                <w:szCs w:val="28"/>
                 <w:lang w:val="en-US"/>
               </w:rPr>
             </w:pPr>
@@ -6603,8 +6488,8 @@
                 <w:rFonts w:ascii="Times New Roman" w:hAnsi="Times New Roman" w:cs="Times New Roman"/>
                 <w:b/>
                 <w:bCs/>
-                <w:sz w:val="24"/>
-                <w:szCs w:val="24"/>
+                <w:sz w:val="28"/>
+                <w:szCs w:val="28"/>
               </w:rPr>
               <w:t>RFID</w:t>
             </w:r>
@@ -6621,8 +6506,8 @@
               <w:jc w:val="center"/>
               <w:rPr>
                 <w:rFonts w:ascii="Times New Roman" w:hAnsi="Times New Roman" w:cs="Times New Roman"/>
-                <w:sz w:val="24"/>
-                <w:szCs w:val="24"/>
+                <w:sz w:val="28"/>
+                <w:szCs w:val="28"/>
                 <w:lang w:val="en-US"/>
               </w:rPr>
             </w:pPr>
@@ -6631,8 +6516,8 @@
                 <w:rFonts w:ascii="Times New Roman" w:hAnsi="Times New Roman" w:cs="Times New Roman"/>
                 <w:b/>
                 <w:bCs/>
-                <w:sz w:val="24"/>
-                <w:szCs w:val="24"/>
+                <w:sz w:val="28"/>
+                <w:szCs w:val="28"/>
               </w:rPr>
               <w:t>Компьютерное зрение</w:t>
             </w:r>
@@ -6649,8 +6534,8 @@
               <w:jc w:val="center"/>
               <w:rPr>
                 <w:rFonts w:ascii="Times New Roman" w:hAnsi="Times New Roman" w:cs="Times New Roman"/>
-                <w:sz w:val="24"/>
-                <w:szCs w:val="24"/>
+                <w:sz w:val="28"/>
+                <w:szCs w:val="28"/>
                 <w:lang w:val="en-US"/>
               </w:rPr>
             </w:pPr>
@@ -6659,8 +6544,8 @@
                 <w:rFonts w:ascii="Times New Roman" w:hAnsi="Times New Roman" w:cs="Times New Roman"/>
                 <w:b/>
                 <w:bCs/>
-                <w:sz w:val="24"/>
-                <w:szCs w:val="24"/>
+                <w:sz w:val="28"/>
+                <w:szCs w:val="28"/>
               </w:rPr>
               <w:t>Датчики</w:t>
             </w:r>
@@ -6677,8 +6562,8 @@
               <w:jc w:val="center"/>
               <w:rPr>
                 <w:rFonts w:ascii="Times New Roman" w:hAnsi="Times New Roman" w:cs="Times New Roman"/>
-                <w:sz w:val="24"/>
-                <w:szCs w:val="24"/>
+                <w:sz w:val="28"/>
+                <w:szCs w:val="28"/>
                 <w:lang w:val="en-US"/>
               </w:rPr>
             </w:pPr>
@@ -6687,8 +6572,8 @@
                 <w:rFonts w:ascii="Times New Roman" w:hAnsi="Times New Roman" w:cs="Times New Roman"/>
                 <w:b/>
                 <w:bCs/>
-                <w:sz w:val="24"/>
-                <w:szCs w:val="24"/>
+                <w:sz w:val="28"/>
+                <w:szCs w:val="28"/>
               </w:rPr>
               <w:t>Комбинированные системы</w:t>
             </w:r>
@@ -6707,16 +6592,16 @@
               <w:jc w:val="center"/>
               <w:rPr>
                 <w:rFonts w:ascii="Times New Roman" w:hAnsi="Times New Roman" w:cs="Times New Roman"/>
-                <w:sz w:val="24"/>
-                <w:szCs w:val="24"/>
+                <w:sz w:val="28"/>
+                <w:szCs w:val="28"/>
                 <w:lang w:val="en-US"/>
               </w:rPr>
             </w:pPr>
             <w:r>
               <w:rPr>
                 <w:rFonts w:ascii="Times New Roman" w:hAnsi="Times New Roman" w:cs="Times New Roman"/>
-                <w:sz w:val="24"/>
-                <w:szCs w:val="24"/>
+                <w:sz w:val="28"/>
+                <w:szCs w:val="28"/>
               </w:rPr>
               <w:t>Точность обнаружения</w:t>
             </w:r>
@@ -6733,16 +6618,16 @@
               <w:jc w:val="center"/>
               <w:rPr>
                 <w:rFonts w:ascii="Times New Roman" w:hAnsi="Times New Roman" w:cs="Times New Roman"/>
-                <w:sz w:val="24"/>
-                <w:szCs w:val="24"/>
+                <w:sz w:val="28"/>
+                <w:szCs w:val="28"/>
                 <w:lang w:val="en-US"/>
               </w:rPr>
             </w:pPr>
             <w:r>
               <w:rPr>
                 <w:rFonts w:ascii="Times New Roman" w:hAnsi="Times New Roman" w:cs="Times New Roman"/>
-                <w:sz w:val="24"/>
-                <w:szCs w:val="24"/>
+                <w:sz w:val="28"/>
+                <w:szCs w:val="28"/>
               </w:rPr>
               <w:t>Высокая</w:t>
             </w:r>
@@ -6759,16 +6644,16 @@
               <w:jc w:val="center"/>
               <w:rPr>
                 <w:rFonts w:ascii="Times New Roman" w:hAnsi="Times New Roman" w:cs="Times New Roman"/>
-                <w:sz w:val="24"/>
-                <w:szCs w:val="24"/>
+                <w:sz w:val="28"/>
+                <w:szCs w:val="28"/>
                 <w:lang w:val="en-US"/>
               </w:rPr>
             </w:pPr>
             <w:r>
               <w:rPr>
                 <w:rFonts w:ascii="Times New Roman" w:hAnsi="Times New Roman" w:cs="Times New Roman"/>
-                <w:sz w:val="24"/>
-                <w:szCs w:val="24"/>
+                <w:sz w:val="28"/>
+                <w:szCs w:val="28"/>
               </w:rPr>
               <w:t>Высокая</w:t>
             </w:r>
@@ -6785,16 +6670,16 @@
               <w:jc w:val="center"/>
               <w:rPr>
                 <w:rFonts w:ascii="Times New Roman" w:hAnsi="Times New Roman" w:cs="Times New Roman"/>
-                <w:sz w:val="24"/>
-                <w:szCs w:val="24"/>
+                <w:sz w:val="28"/>
+                <w:szCs w:val="28"/>
                 <w:lang w:val="en-US"/>
               </w:rPr>
             </w:pPr>
             <w:r>
               <w:rPr>
                 <w:rFonts w:ascii="Times New Roman" w:hAnsi="Times New Roman" w:cs="Times New Roman"/>
-                <w:sz w:val="24"/>
-                <w:szCs w:val="24"/>
+                <w:sz w:val="28"/>
+                <w:szCs w:val="28"/>
               </w:rPr>
               <w:t>Средняя</w:t>
             </w:r>
@@ -6811,16 +6696,16 @@
               <w:jc w:val="center"/>
               <w:rPr>
                 <w:rFonts w:ascii="Times New Roman" w:hAnsi="Times New Roman" w:cs="Times New Roman"/>
-                <w:sz w:val="24"/>
-                <w:szCs w:val="24"/>
+                <w:sz w:val="28"/>
+                <w:szCs w:val="28"/>
                 <w:lang w:val="en-US"/>
               </w:rPr>
             </w:pPr>
             <w:r>
               <w:rPr>
                 <w:rFonts w:ascii="Times New Roman" w:hAnsi="Times New Roman" w:cs="Times New Roman"/>
-                <w:sz w:val="24"/>
-                <w:szCs w:val="24"/>
+                <w:sz w:val="28"/>
+                <w:szCs w:val="28"/>
               </w:rPr>
               <w:t>Высокая</w:t>
             </w:r>
@@ -6839,16 +6724,16 @@
               <w:jc w:val="center"/>
               <w:rPr>
                 <w:rFonts w:ascii="Times New Roman" w:hAnsi="Times New Roman" w:cs="Times New Roman"/>
-                <w:sz w:val="24"/>
-                <w:szCs w:val="24"/>
+                <w:sz w:val="28"/>
+                <w:szCs w:val="28"/>
                 <w:lang w:val="en-US"/>
               </w:rPr>
             </w:pPr>
             <w:r>
               <w:rPr>
                 <w:rFonts w:ascii="Times New Roman" w:hAnsi="Times New Roman" w:cs="Times New Roman"/>
-                <w:sz w:val="24"/>
-                <w:szCs w:val="24"/>
+                <w:sz w:val="28"/>
+                <w:szCs w:val="28"/>
               </w:rPr>
               <w:t>Идентификация персонала</w:t>
             </w:r>
@@ -6865,16 +6750,16 @@
               <w:jc w:val="center"/>
               <w:rPr>
                 <w:rFonts w:ascii="Times New Roman" w:hAnsi="Times New Roman" w:cs="Times New Roman"/>
-                <w:sz w:val="24"/>
-                <w:szCs w:val="24"/>
+                <w:sz w:val="28"/>
+                <w:szCs w:val="28"/>
                 <w:lang w:val="en-US"/>
               </w:rPr>
             </w:pPr>
             <w:r>
               <w:rPr>
                 <w:rFonts w:ascii="Times New Roman" w:hAnsi="Times New Roman" w:cs="Times New Roman"/>
-                <w:sz w:val="24"/>
-                <w:szCs w:val="24"/>
+                <w:sz w:val="28"/>
+                <w:szCs w:val="28"/>
               </w:rPr>
               <w:t>Да</w:t>
             </w:r>
@@ -6891,16 +6776,16 @@
               <w:jc w:val="center"/>
               <w:rPr>
                 <w:rFonts w:ascii="Times New Roman" w:hAnsi="Times New Roman" w:cs="Times New Roman"/>
-                <w:sz w:val="24"/>
-                <w:szCs w:val="24"/>
+                <w:sz w:val="28"/>
+                <w:szCs w:val="28"/>
                 <w:lang w:val="en-US"/>
               </w:rPr>
             </w:pPr>
             <w:r>
               <w:rPr>
                 <w:rFonts w:ascii="Times New Roman" w:hAnsi="Times New Roman" w:cs="Times New Roman"/>
-                <w:sz w:val="24"/>
-                <w:szCs w:val="24"/>
+                <w:sz w:val="28"/>
+                <w:szCs w:val="28"/>
               </w:rPr>
               <w:t>Нет</w:t>
             </w:r>
@@ -6917,16 +6802,16 @@
               <w:jc w:val="center"/>
               <w:rPr>
                 <w:rFonts w:ascii="Times New Roman" w:hAnsi="Times New Roman" w:cs="Times New Roman"/>
-                <w:sz w:val="24"/>
-                <w:szCs w:val="24"/>
+                <w:sz w:val="28"/>
+                <w:szCs w:val="28"/>
                 <w:lang w:val="en-US"/>
               </w:rPr>
             </w:pPr>
             <w:r>
               <w:rPr>
                 <w:rFonts w:ascii="Times New Roman" w:hAnsi="Times New Roman" w:cs="Times New Roman"/>
-                <w:sz w:val="24"/>
-                <w:szCs w:val="24"/>
+                <w:sz w:val="28"/>
+                <w:szCs w:val="28"/>
               </w:rPr>
               <w:t>Нет</w:t>
             </w:r>
@@ -6943,16 +6828,16 @@
               <w:jc w:val="center"/>
               <w:rPr>
                 <w:rFonts w:ascii="Times New Roman" w:hAnsi="Times New Roman" w:cs="Times New Roman"/>
-                <w:sz w:val="24"/>
-                <w:szCs w:val="24"/>
+                <w:sz w:val="28"/>
+                <w:szCs w:val="28"/>
                 <w:lang w:val="en-US"/>
               </w:rPr>
             </w:pPr>
             <w:r>
               <w:rPr>
                 <w:rFonts w:ascii="Times New Roman" w:hAnsi="Times New Roman" w:cs="Times New Roman"/>
-                <w:sz w:val="24"/>
-                <w:szCs w:val="24"/>
+                <w:sz w:val="28"/>
+                <w:szCs w:val="28"/>
               </w:rPr>
               <w:t>Да</w:t>
             </w:r>
@@ -6971,17 +6856,18 @@
               <w:jc w:val="center"/>
               <w:rPr>
                 <w:rFonts w:ascii="Times New Roman" w:hAnsi="Times New Roman" w:cs="Times New Roman"/>
-                <w:sz w:val="24"/>
-                <w:szCs w:val="24"/>
+                <w:sz w:val="28"/>
+                <w:szCs w:val="28"/>
                 <w:lang w:val="en-US"/>
               </w:rPr>
             </w:pPr>
             <w:r>
               <w:rPr>
                 <w:rFonts w:ascii="Times New Roman" w:hAnsi="Times New Roman" w:cs="Times New Roman"/>
-                <w:sz w:val="24"/>
-                <w:szCs w:val="24"/>
-              </w:rPr>
+                <w:sz w:val="28"/>
+                <w:szCs w:val="28"/>
+              </w:rPr>
+              <w:lastRenderedPageBreak/>
               <w:t>Проверка защитного оборудования</w:t>
             </w:r>
           </w:p>
@@ -6997,16 +6883,16 @@
               <w:jc w:val="center"/>
               <w:rPr>
                 <w:rFonts w:ascii="Times New Roman" w:hAnsi="Times New Roman" w:cs="Times New Roman"/>
-                <w:sz w:val="24"/>
-                <w:szCs w:val="24"/>
+                <w:sz w:val="28"/>
+                <w:szCs w:val="28"/>
                 <w:lang w:val="en-US"/>
               </w:rPr>
             </w:pPr>
             <w:r>
               <w:rPr>
                 <w:rFonts w:ascii="Times New Roman" w:hAnsi="Times New Roman" w:cs="Times New Roman"/>
-                <w:sz w:val="24"/>
-                <w:szCs w:val="24"/>
+                <w:sz w:val="28"/>
+                <w:szCs w:val="28"/>
               </w:rPr>
               <w:t>Ограниченно (с метками)</w:t>
             </w:r>
@@ -7023,16 +6909,16 @@
               <w:jc w:val="center"/>
               <w:rPr>
                 <w:rFonts w:ascii="Times New Roman" w:hAnsi="Times New Roman" w:cs="Times New Roman"/>
-                <w:sz w:val="24"/>
-                <w:szCs w:val="24"/>
+                <w:sz w:val="28"/>
+                <w:szCs w:val="28"/>
                 <w:lang w:val="en-US"/>
               </w:rPr>
             </w:pPr>
             <w:r>
               <w:rPr>
                 <w:rFonts w:ascii="Times New Roman" w:hAnsi="Times New Roman" w:cs="Times New Roman"/>
-                <w:sz w:val="24"/>
-                <w:szCs w:val="24"/>
+                <w:sz w:val="28"/>
+                <w:szCs w:val="28"/>
               </w:rPr>
               <w:t>Да</w:t>
             </w:r>
@@ -7049,16 +6935,16 @@
               <w:jc w:val="center"/>
               <w:rPr>
                 <w:rFonts w:ascii="Times New Roman" w:hAnsi="Times New Roman" w:cs="Times New Roman"/>
-                <w:sz w:val="24"/>
-                <w:szCs w:val="24"/>
+                <w:sz w:val="28"/>
+                <w:szCs w:val="28"/>
                 <w:lang w:val="en-US"/>
               </w:rPr>
             </w:pPr>
             <w:r>
               <w:rPr>
                 <w:rFonts w:ascii="Times New Roman" w:hAnsi="Times New Roman" w:cs="Times New Roman"/>
-                <w:sz w:val="24"/>
-                <w:szCs w:val="24"/>
+                <w:sz w:val="28"/>
+                <w:szCs w:val="28"/>
               </w:rPr>
               <w:t>Нет</w:t>
             </w:r>
@@ -7075,16 +6961,16 @@
               <w:jc w:val="center"/>
               <w:rPr>
                 <w:rFonts w:ascii="Times New Roman" w:hAnsi="Times New Roman" w:cs="Times New Roman"/>
-                <w:sz w:val="24"/>
-                <w:szCs w:val="24"/>
+                <w:sz w:val="28"/>
+                <w:szCs w:val="28"/>
                 <w:lang w:val="en-US"/>
               </w:rPr>
             </w:pPr>
             <w:r>
               <w:rPr>
                 <w:rFonts w:ascii="Times New Roman" w:hAnsi="Times New Roman" w:cs="Times New Roman"/>
-                <w:sz w:val="24"/>
-                <w:szCs w:val="24"/>
+                <w:sz w:val="28"/>
+                <w:szCs w:val="28"/>
               </w:rPr>
               <w:t>Да</w:t>
             </w:r>
@@ -7103,16 +6989,16 @@
               <w:jc w:val="center"/>
               <w:rPr>
                 <w:rFonts w:ascii="Times New Roman" w:hAnsi="Times New Roman" w:cs="Times New Roman"/>
-                <w:sz w:val="24"/>
-                <w:szCs w:val="24"/>
+                <w:sz w:val="28"/>
+                <w:szCs w:val="28"/>
                 <w:lang w:val="en-US"/>
               </w:rPr>
             </w:pPr>
             <w:r>
               <w:rPr>
                 <w:rFonts w:ascii="Times New Roman" w:hAnsi="Times New Roman" w:cs="Times New Roman"/>
-                <w:sz w:val="24"/>
-                <w:szCs w:val="24"/>
+                <w:sz w:val="28"/>
+                <w:szCs w:val="28"/>
               </w:rPr>
               <w:t>Учёт контрольных точек</w:t>
             </w:r>
@@ -7129,16 +7015,16 @@
               <w:jc w:val="center"/>
               <w:rPr>
                 <w:rFonts w:ascii="Times New Roman" w:hAnsi="Times New Roman" w:cs="Times New Roman"/>
-                <w:sz w:val="24"/>
-                <w:szCs w:val="24"/>
+                <w:sz w:val="28"/>
+                <w:szCs w:val="28"/>
                 <w:lang w:val="en-US"/>
               </w:rPr>
             </w:pPr>
             <w:r>
               <w:rPr>
                 <w:rFonts w:ascii="Times New Roman" w:hAnsi="Times New Roman" w:cs="Times New Roman"/>
-                <w:sz w:val="24"/>
-                <w:szCs w:val="24"/>
+                <w:sz w:val="28"/>
+                <w:szCs w:val="28"/>
               </w:rPr>
               <w:t>Да</w:t>
             </w:r>
@@ -7155,16 +7041,16 @@
               <w:jc w:val="center"/>
               <w:rPr>
                 <w:rFonts w:ascii="Times New Roman" w:hAnsi="Times New Roman" w:cs="Times New Roman"/>
-                <w:sz w:val="24"/>
-                <w:szCs w:val="24"/>
+                <w:sz w:val="28"/>
+                <w:szCs w:val="28"/>
                 <w:lang w:val="en-US"/>
               </w:rPr>
             </w:pPr>
             <w:r>
               <w:rPr>
                 <w:rFonts w:ascii="Times New Roman" w:hAnsi="Times New Roman" w:cs="Times New Roman"/>
-                <w:sz w:val="24"/>
-                <w:szCs w:val="24"/>
+                <w:sz w:val="28"/>
+                <w:szCs w:val="28"/>
               </w:rPr>
               <w:t>Ограниченно</w:t>
             </w:r>
@@ -7181,16 +7067,16 @@
               <w:jc w:val="center"/>
               <w:rPr>
                 <w:rFonts w:ascii="Times New Roman" w:hAnsi="Times New Roman" w:cs="Times New Roman"/>
-                <w:sz w:val="24"/>
-                <w:szCs w:val="24"/>
+                <w:sz w:val="28"/>
+                <w:szCs w:val="28"/>
                 <w:lang w:val="en-US"/>
               </w:rPr>
             </w:pPr>
             <w:r>
               <w:rPr>
                 <w:rFonts w:ascii="Times New Roman" w:hAnsi="Times New Roman" w:cs="Times New Roman"/>
-                <w:sz w:val="24"/>
-                <w:szCs w:val="24"/>
+                <w:sz w:val="28"/>
+                <w:szCs w:val="28"/>
               </w:rPr>
               <w:t>Да</w:t>
             </w:r>
@@ -7207,16 +7093,16 @@
               <w:jc w:val="center"/>
               <w:rPr>
                 <w:rFonts w:ascii="Times New Roman" w:hAnsi="Times New Roman" w:cs="Times New Roman"/>
-                <w:sz w:val="24"/>
-                <w:szCs w:val="24"/>
+                <w:sz w:val="28"/>
+                <w:szCs w:val="28"/>
                 <w:lang w:val="en-US"/>
               </w:rPr>
             </w:pPr>
             <w:r>
               <w:rPr>
                 <w:rFonts w:ascii="Times New Roman" w:hAnsi="Times New Roman" w:cs="Times New Roman"/>
-                <w:sz w:val="24"/>
-                <w:szCs w:val="24"/>
+                <w:sz w:val="28"/>
+                <w:szCs w:val="28"/>
               </w:rPr>
               <w:t>Да</w:t>
             </w:r>
@@ -7235,16 +7121,16 @@
               <w:jc w:val="center"/>
               <w:rPr>
                 <w:rFonts w:ascii="Times New Roman" w:hAnsi="Times New Roman" w:cs="Times New Roman"/>
-                <w:sz w:val="24"/>
-                <w:szCs w:val="24"/>
+                <w:sz w:val="28"/>
+                <w:szCs w:val="28"/>
                 <w:lang w:val="en-US"/>
               </w:rPr>
             </w:pPr>
             <w:r>
               <w:rPr>
                 <w:rFonts w:ascii="Times New Roman" w:hAnsi="Times New Roman" w:cs="Times New Roman"/>
-                <w:sz w:val="24"/>
-                <w:szCs w:val="24"/>
+                <w:sz w:val="28"/>
+                <w:szCs w:val="28"/>
               </w:rPr>
               <w:t>Адаптивность к условиям</w:t>
             </w:r>
@@ -7261,16 +7147,16 @@
               <w:jc w:val="center"/>
               <w:rPr>
                 <w:rFonts w:ascii="Times New Roman" w:hAnsi="Times New Roman" w:cs="Times New Roman"/>
-                <w:sz w:val="24"/>
-                <w:szCs w:val="24"/>
+                <w:sz w:val="28"/>
+                <w:szCs w:val="28"/>
                 <w:lang w:val="en-US"/>
               </w:rPr>
             </w:pPr>
             <w:r>
               <w:rPr>
                 <w:rFonts w:ascii="Times New Roman" w:hAnsi="Times New Roman" w:cs="Times New Roman"/>
-                <w:sz w:val="24"/>
-                <w:szCs w:val="24"/>
+                <w:sz w:val="28"/>
+                <w:szCs w:val="28"/>
               </w:rPr>
               <w:t>Средняя</w:t>
             </w:r>
@@ -7287,16 +7173,16 @@
               <w:jc w:val="center"/>
               <w:rPr>
                 <w:rFonts w:ascii="Times New Roman" w:hAnsi="Times New Roman" w:cs="Times New Roman"/>
-                <w:sz w:val="24"/>
-                <w:szCs w:val="24"/>
+                <w:sz w:val="28"/>
+                <w:szCs w:val="28"/>
                 <w:lang w:val="en-US"/>
               </w:rPr>
             </w:pPr>
             <w:r>
               <w:rPr>
                 <w:rFonts w:ascii="Times New Roman" w:hAnsi="Times New Roman" w:cs="Times New Roman"/>
-                <w:sz w:val="24"/>
-                <w:szCs w:val="24"/>
+                <w:sz w:val="28"/>
+                <w:szCs w:val="28"/>
               </w:rPr>
               <w:t>Низкая</w:t>
             </w:r>
@@ -7313,16 +7199,16 @@
               <w:jc w:val="center"/>
               <w:rPr>
                 <w:rFonts w:ascii="Times New Roman" w:hAnsi="Times New Roman" w:cs="Times New Roman"/>
-                <w:sz w:val="24"/>
-                <w:szCs w:val="24"/>
+                <w:sz w:val="28"/>
+                <w:szCs w:val="28"/>
                 <w:lang w:val="en-US"/>
               </w:rPr>
             </w:pPr>
             <w:r>
               <w:rPr>
                 <w:rFonts w:ascii="Times New Roman" w:hAnsi="Times New Roman" w:cs="Times New Roman"/>
-                <w:sz w:val="24"/>
-                <w:szCs w:val="24"/>
+                <w:sz w:val="28"/>
+                <w:szCs w:val="28"/>
               </w:rPr>
               <w:t>Высокая</w:t>
             </w:r>
@@ -7339,16 +7225,16 @@
               <w:jc w:val="center"/>
               <w:rPr>
                 <w:rFonts w:ascii="Times New Roman" w:hAnsi="Times New Roman" w:cs="Times New Roman"/>
-                <w:sz w:val="24"/>
-                <w:szCs w:val="24"/>
+                <w:sz w:val="28"/>
+                <w:szCs w:val="28"/>
                 <w:lang w:val="en-US"/>
               </w:rPr>
             </w:pPr>
             <w:r>
               <w:rPr>
                 <w:rFonts w:ascii="Times New Roman" w:hAnsi="Times New Roman" w:cs="Times New Roman"/>
-                <w:sz w:val="24"/>
-                <w:szCs w:val="24"/>
+                <w:sz w:val="28"/>
+                <w:szCs w:val="28"/>
               </w:rPr>
               <w:t>Высокая</w:t>
             </w:r>
@@ -7367,16 +7253,16 @@
               <w:jc w:val="center"/>
               <w:rPr>
                 <w:rFonts w:ascii="Times New Roman" w:hAnsi="Times New Roman" w:cs="Times New Roman"/>
-                <w:sz w:val="24"/>
-                <w:szCs w:val="24"/>
+                <w:sz w:val="28"/>
+                <w:szCs w:val="28"/>
                 <w:lang w:val="en-US"/>
               </w:rPr>
             </w:pPr>
             <w:r>
               <w:rPr>
                 <w:rFonts w:ascii="Times New Roman" w:hAnsi="Times New Roman" w:cs="Times New Roman"/>
-                <w:sz w:val="24"/>
-                <w:szCs w:val="24"/>
+                <w:sz w:val="28"/>
+                <w:szCs w:val="28"/>
               </w:rPr>
               <w:t>Вычислительная сложность</w:t>
             </w:r>
@@ -7393,16 +7279,16 @@
               <w:jc w:val="center"/>
               <w:rPr>
                 <w:rFonts w:ascii="Times New Roman" w:hAnsi="Times New Roman" w:cs="Times New Roman"/>
-                <w:sz w:val="24"/>
-                <w:szCs w:val="24"/>
+                <w:sz w:val="28"/>
+                <w:szCs w:val="28"/>
                 <w:lang w:val="en-US"/>
               </w:rPr>
             </w:pPr>
             <w:r>
               <w:rPr>
                 <w:rFonts w:ascii="Times New Roman" w:hAnsi="Times New Roman" w:cs="Times New Roman"/>
-                <w:sz w:val="24"/>
-                <w:szCs w:val="24"/>
+                <w:sz w:val="28"/>
+                <w:szCs w:val="28"/>
               </w:rPr>
               <w:t>Низкая</w:t>
             </w:r>
@@ -7419,16 +7305,16 @@
               <w:jc w:val="center"/>
               <w:rPr>
                 <w:rFonts w:ascii="Times New Roman" w:hAnsi="Times New Roman" w:cs="Times New Roman"/>
-                <w:sz w:val="24"/>
-                <w:szCs w:val="24"/>
+                <w:sz w:val="28"/>
+                <w:szCs w:val="28"/>
                 <w:lang w:val="en-US"/>
               </w:rPr>
             </w:pPr>
             <w:r>
               <w:rPr>
                 <w:rFonts w:ascii="Times New Roman" w:hAnsi="Times New Roman" w:cs="Times New Roman"/>
-                <w:sz w:val="24"/>
-                <w:szCs w:val="24"/>
+                <w:sz w:val="28"/>
+                <w:szCs w:val="28"/>
               </w:rPr>
               <w:t>Высокая</w:t>
             </w:r>
@@ -7445,16 +7331,16 @@
               <w:jc w:val="center"/>
               <w:rPr>
                 <w:rFonts w:ascii="Times New Roman" w:hAnsi="Times New Roman" w:cs="Times New Roman"/>
-                <w:sz w:val="24"/>
-                <w:szCs w:val="24"/>
+                <w:sz w:val="28"/>
+                <w:szCs w:val="28"/>
                 <w:lang w:val="en-US"/>
               </w:rPr>
             </w:pPr>
             <w:r>
               <w:rPr>
                 <w:rFonts w:ascii="Times New Roman" w:hAnsi="Times New Roman" w:cs="Times New Roman"/>
-                <w:sz w:val="24"/>
-                <w:szCs w:val="24"/>
+                <w:sz w:val="28"/>
+                <w:szCs w:val="28"/>
               </w:rPr>
               <w:t>Низкая</w:t>
             </w:r>
@@ -7471,16 +7357,16 @@
               <w:jc w:val="center"/>
               <w:rPr>
                 <w:rFonts w:ascii="Times New Roman" w:hAnsi="Times New Roman" w:cs="Times New Roman"/>
-                <w:sz w:val="24"/>
-                <w:szCs w:val="24"/>
+                <w:sz w:val="28"/>
+                <w:szCs w:val="28"/>
                 <w:lang w:val="en-US"/>
               </w:rPr>
             </w:pPr>
             <w:r>
               <w:rPr>
                 <w:rFonts w:ascii="Times New Roman" w:hAnsi="Times New Roman" w:cs="Times New Roman"/>
-                <w:sz w:val="24"/>
-                <w:szCs w:val="24"/>
+                <w:sz w:val="28"/>
+                <w:szCs w:val="28"/>
               </w:rPr>
               <w:t>Высокая</w:t>
             </w:r>
@@ -7499,16 +7385,16 @@
               <w:jc w:val="center"/>
               <w:rPr>
                 <w:rFonts w:ascii="Times New Roman" w:hAnsi="Times New Roman" w:cs="Times New Roman"/>
-                <w:sz w:val="24"/>
-                <w:szCs w:val="24"/>
+                <w:sz w:val="28"/>
+                <w:szCs w:val="28"/>
                 <w:lang w:val="en-US"/>
               </w:rPr>
             </w:pPr>
             <w:r>
               <w:rPr>
                 <w:rFonts w:ascii="Times New Roman" w:hAnsi="Times New Roman" w:cs="Times New Roman"/>
-                <w:sz w:val="24"/>
-                <w:szCs w:val="24"/>
+                <w:sz w:val="28"/>
+                <w:szCs w:val="28"/>
               </w:rPr>
               <w:t>Стоимость внедрения</w:t>
             </w:r>
@@ -7525,16 +7411,16 @@
               <w:jc w:val="center"/>
               <w:rPr>
                 <w:rFonts w:ascii="Times New Roman" w:hAnsi="Times New Roman" w:cs="Times New Roman"/>
-                <w:sz w:val="24"/>
-                <w:szCs w:val="24"/>
+                <w:sz w:val="28"/>
+                <w:szCs w:val="28"/>
                 <w:lang w:val="en-US"/>
               </w:rPr>
             </w:pPr>
             <w:r>
               <w:rPr>
                 <w:rFonts w:ascii="Times New Roman" w:hAnsi="Times New Roman" w:cs="Times New Roman"/>
-                <w:sz w:val="24"/>
-                <w:szCs w:val="24"/>
+                <w:sz w:val="28"/>
+                <w:szCs w:val="28"/>
               </w:rPr>
               <w:t>Средняя</w:t>
             </w:r>
@@ -7551,16 +7437,16 @@
               <w:jc w:val="center"/>
               <w:rPr>
                 <w:rFonts w:ascii="Times New Roman" w:hAnsi="Times New Roman" w:cs="Times New Roman"/>
-                <w:sz w:val="24"/>
-                <w:szCs w:val="24"/>
+                <w:sz w:val="28"/>
+                <w:szCs w:val="28"/>
                 <w:lang w:val="en-US"/>
               </w:rPr>
             </w:pPr>
             <w:r>
               <w:rPr>
                 <w:rFonts w:ascii="Times New Roman" w:hAnsi="Times New Roman" w:cs="Times New Roman"/>
-                <w:sz w:val="24"/>
-                <w:szCs w:val="24"/>
+                <w:sz w:val="28"/>
+                <w:szCs w:val="28"/>
               </w:rPr>
               <w:t>Высокая</w:t>
             </w:r>
@@ -7577,16 +7463,16 @@
               <w:jc w:val="center"/>
               <w:rPr>
                 <w:rFonts w:ascii="Times New Roman" w:hAnsi="Times New Roman" w:cs="Times New Roman"/>
-                <w:sz w:val="24"/>
-                <w:szCs w:val="24"/>
+                <w:sz w:val="28"/>
+                <w:szCs w:val="28"/>
                 <w:lang w:val="en-US"/>
               </w:rPr>
             </w:pPr>
             <w:r>
               <w:rPr>
                 <w:rFonts w:ascii="Times New Roman" w:hAnsi="Times New Roman" w:cs="Times New Roman"/>
-                <w:sz w:val="24"/>
-                <w:szCs w:val="24"/>
+                <w:sz w:val="28"/>
+                <w:szCs w:val="28"/>
               </w:rPr>
               <w:t>Низкая</w:t>
             </w:r>
@@ -7603,16 +7489,16 @@
               <w:jc w:val="center"/>
               <w:rPr>
                 <w:rFonts w:ascii="Times New Roman" w:hAnsi="Times New Roman" w:cs="Times New Roman"/>
-                <w:sz w:val="24"/>
-                <w:szCs w:val="24"/>
+                <w:sz w:val="28"/>
+                <w:szCs w:val="28"/>
                 <w:lang w:val="en-US"/>
               </w:rPr>
             </w:pPr>
             <w:r>
               <w:rPr>
                 <w:rFonts w:ascii="Times New Roman" w:hAnsi="Times New Roman" w:cs="Times New Roman"/>
-                <w:sz w:val="24"/>
-                <w:szCs w:val="24"/>
+                <w:sz w:val="28"/>
+                <w:szCs w:val="28"/>
               </w:rPr>
               <w:t>Высокая</w:t>
             </w:r>
@@ -7691,7 +7577,6 @@
           <w:sz w:val="28"/>
           <w:szCs w:val="28"/>
         </w:rPr>
-        <w:lastRenderedPageBreak/>
         <w:t>Идентификация персонала</w:t>
       </w:r>
       <w:r>
@@ -7870,9 +7755,17 @@
     <w:p>
       <w:pPr>
         <w:pStyle w:val="2"/>
+        <w:rPr>
+          <w:rFonts w:cs="Times New Roman"/>
+          <w:szCs w:val="28"/>
+        </w:rPr>
       </w:pPr>
       <w:bookmarkStart w:id="11" w:name="_Toc194679772"/>
       <w:r>
+        <w:rPr>
+          <w:rFonts w:cs="Times New Roman"/>
+          <w:szCs w:val="28"/>
+        </w:rPr>
         <w:t>2.3. Выводы по обзору аналогов</w:t>
       </w:r>
       <w:bookmarkEnd w:id="11"/>
@@ -7928,8 +7821,16 @@
           <w:sz w:val="28"/>
           <w:szCs w:val="28"/>
         </w:rPr>
+        <w:t xml:space="preserve">Для разработки системы в рамках данной работы целесообразно ориентироваться на комбинированный подход, интегрирующий RFID для </w:t>
+      </w:r>
+      <w:r>
+        <w:rPr>
+          <w:rFonts w:ascii="Times New Roman" w:hAnsi="Times New Roman" w:cs="Times New Roman"/>
+          <w:sz w:val="28"/>
+          <w:szCs w:val="28"/>
+        </w:rPr>
         <w:lastRenderedPageBreak/>
-        <w:t>Для разработки системы в рамках данной работы целесообразно ориентироваться на комбинированный подход, интегрирующий RFID для идентификации и учёта контрольных точек, компьютерное зрение для проверки защитного оборудования и нейронные сети для обработки данных. Это позволит достичь высокой точности, надёжности и функциональности, необходимых для обеспечения безопасности в опасных зонах.</w:t>
+        <w:t>идентификации и учёта контрольных точек, компьютерное зрение для проверки защитного оборудования и нейронные сети для обработки данных. Это позволит достичь высокой точности, надёжности и функциональности, необходимых для обеспечения безопасности в опасных зонах.</w:t>
       </w:r>
     </w:p>
     <w:p>
@@ -7986,9 +7887,17 @@
     <w:p>
       <w:pPr>
         <w:pStyle w:val="2"/>
+        <w:rPr>
+          <w:rFonts w:cs="Times New Roman"/>
+          <w:szCs w:val="28"/>
+        </w:rPr>
       </w:pPr>
       <w:bookmarkStart w:id="14" w:name="_Toc194679774"/>
       <w:r>
+        <w:rPr>
+          <w:rFonts w:cs="Times New Roman"/>
+          <w:szCs w:val="28"/>
+        </w:rPr>
         <w:t>3.1. Общие сведения</w:t>
       </w:r>
       <w:bookmarkEnd w:id="14"/>
@@ -8360,9 +8269,17 @@
     <w:p>
       <w:pPr>
         <w:pStyle w:val="2"/>
+        <w:rPr>
+          <w:rFonts w:cs="Times New Roman"/>
+          <w:szCs w:val="28"/>
+        </w:rPr>
       </w:pPr>
       <w:bookmarkStart w:id="15" w:name="_Toc194679775"/>
       <w:r>
+        <w:rPr>
+          <w:rFonts w:cs="Times New Roman"/>
+          <w:szCs w:val="28"/>
+        </w:rPr>
         <w:t>3.2. Назначение и цели разработки</w:t>
       </w:r>
       <w:bookmarkEnd w:id="15"/>
@@ -8408,17 +8325,7 @@
           <w:sz w:val="28"/>
           <w:szCs w:val="28"/>
         </w:rPr>
-        <w:t xml:space="preserve">Разрабатываемая автоматизированная система предназначена для мониторинга присутствия человека в опасных зонах производственных или инфраструктурных объектов. Система обеспечивает фиксацию прохождения контрольных точек (входов, выходов, промежуточных участков), идентификацию персонала и проверку наличия защитного оборудования (шлемов, жилетов, перчаток и т.д.) в реальном времени. Решение направлено </w:t>
-      </w:r>
-      <w:r>
-        <w:rPr>
-          <w:rFonts w:ascii="Times New Roman" w:eastAsiaTheme="majorEastAsia" w:hAnsi="Times New Roman" w:cs="Times New Roman"/>
-          <w:color w:val="000000" w:themeColor="text1"/>
-          <w:sz w:val="28"/>
-          <w:szCs w:val="28"/>
-        </w:rPr>
-        <w:lastRenderedPageBreak/>
-        <w:t>на повышение безопасности сотрудников и снижение рисков несчастных случаев.</w:t>
+        <w:t>Разрабатываемая автоматизированная система предназначена для мониторинга присутствия человека в опасных зонах производственных или инфраструктурных объектов. Система обеспечивает фиксацию прохождения контрольных точек (входов, выходов, промежуточных участков), идентификацию персонала и проверку наличия защитного оборудования (шлемов, жилетов, перчаток и т.д.) в реальном времени. Решение направлено на повышение безопасности сотрудников и снижение рисков несчастных случаев.</w:t>
       </w:r>
     </w:p>
     <w:p>
@@ -8609,6 +8516,7 @@
           <w:sz w:val="28"/>
           <w:szCs w:val="28"/>
         </w:rPr>
+        <w:lastRenderedPageBreak/>
         <w:t>Реализация алгоритмов анализа видеопотока для проверки наличия защитного оборудования.</w:t>
       </w:r>
     </w:p>
@@ -8665,9 +8573,17 @@
     <w:p>
       <w:pPr>
         <w:pStyle w:val="2"/>
+        <w:rPr>
+          <w:rFonts w:cs="Times New Roman"/>
+          <w:szCs w:val="28"/>
+        </w:rPr>
       </w:pPr>
       <w:bookmarkStart w:id="16" w:name="_Toc194679776"/>
       <w:r>
+        <w:rPr>
+          <w:rFonts w:cs="Times New Roman"/>
+          <w:szCs w:val="28"/>
+        </w:rPr>
         <w:t>3.3. Требования к системе</w:t>
       </w:r>
       <w:bookmarkEnd w:id="16"/>
@@ -8819,7 +8735,6 @@
           <w:sz w:val="28"/>
           <w:szCs w:val="28"/>
         </w:rPr>
-        <w:lastRenderedPageBreak/>
         <w:t>Обнаружение человека в реальном времени с помощью камер и датчиков.</w:t>
       </w:r>
     </w:p>
@@ -9304,7 +9219,6 @@
           <w:sz w:val="28"/>
           <w:szCs w:val="28"/>
         </w:rPr>
-        <w:lastRenderedPageBreak/>
         <w:t>Обработка видеопотока в реальном времени (не менее 15 кадров в секунду).</w:t>
       </w:r>
     </w:p>
@@ -9510,6 +9424,7 @@
           <w:sz w:val="28"/>
           <w:szCs w:val="28"/>
         </w:rPr>
+        <w:lastRenderedPageBreak/>
         <w:t>Простота использования для операторов (интуитивно понятный дизайн).</w:t>
       </w:r>
     </w:p>
@@ -9654,7 +9569,67 @@
           <w:sz w:val="28"/>
           <w:szCs w:val="28"/>
         </w:rPr>
-        <w:t>Библиотеки: OpenCV (обработка изображений), TensorFlow/PyTorch (нейронные сети).</w:t>
+        <w:t xml:space="preserve">Библиотеки: </w:t>
+      </w:r>
+      <w:proofErr w:type="spellStart"/>
+      <w:r>
+        <w:rPr>
+          <w:rFonts w:ascii="Times New Roman" w:eastAsiaTheme="majorEastAsia" w:hAnsi="Times New Roman" w:cs="Times New Roman"/>
+          <w:color w:val="000000" w:themeColor="text1"/>
+          <w:sz w:val="28"/>
+          <w:szCs w:val="28"/>
+        </w:rPr>
+        <w:t>OpenCV</w:t>
+      </w:r>
+      <w:proofErr w:type="spellEnd"/>
+      <w:r>
+        <w:rPr>
+          <w:rFonts w:ascii="Times New Roman" w:eastAsiaTheme="majorEastAsia" w:hAnsi="Times New Roman" w:cs="Times New Roman"/>
+          <w:color w:val="000000" w:themeColor="text1"/>
+          <w:sz w:val="28"/>
+          <w:szCs w:val="28"/>
+        </w:rPr>
+        <w:t xml:space="preserve"> (обработка изображений), </w:t>
+      </w:r>
+      <w:proofErr w:type="spellStart"/>
+      <w:r>
+        <w:rPr>
+          <w:rFonts w:ascii="Times New Roman" w:eastAsiaTheme="majorEastAsia" w:hAnsi="Times New Roman" w:cs="Times New Roman"/>
+          <w:color w:val="000000" w:themeColor="text1"/>
+          <w:sz w:val="28"/>
+          <w:szCs w:val="28"/>
+        </w:rPr>
+        <w:t>TensorFlow</w:t>
+      </w:r>
+      <w:proofErr w:type="spellEnd"/>
+      <w:r>
+        <w:rPr>
+          <w:rFonts w:ascii="Times New Roman" w:eastAsiaTheme="majorEastAsia" w:hAnsi="Times New Roman" w:cs="Times New Roman"/>
+          <w:color w:val="000000" w:themeColor="text1"/>
+          <w:sz w:val="28"/>
+          <w:szCs w:val="28"/>
+        </w:rPr>
+        <w:t>/</w:t>
+      </w:r>
+      <w:proofErr w:type="spellStart"/>
+      <w:r>
+        <w:rPr>
+          <w:rFonts w:ascii="Times New Roman" w:eastAsiaTheme="majorEastAsia" w:hAnsi="Times New Roman" w:cs="Times New Roman"/>
+          <w:color w:val="000000" w:themeColor="text1"/>
+          <w:sz w:val="28"/>
+          <w:szCs w:val="28"/>
+        </w:rPr>
+        <w:t>PyTorch</w:t>
+      </w:r>
+      <w:proofErr w:type="spellEnd"/>
+      <w:r>
+        <w:rPr>
+          <w:rFonts w:ascii="Times New Roman" w:eastAsiaTheme="majorEastAsia" w:hAnsi="Times New Roman" w:cs="Times New Roman"/>
+          <w:color w:val="000000" w:themeColor="text1"/>
+          <w:sz w:val="28"/>
+          <w:szCs w:val="28"/>
+        </w:rPr>
+        <w:t xml:space="preserve"> (нейронные сети).</w:t>
       </w:r>
     </w:p>
     <w:p>
@@ -9680,7 +9655,27 @@
           <w:sz w:val="28"/>
           <w:szCs w:val="28"/>
         </w:rPr>
-        <w:t>СУБД: PostgreSQL для хранения данных о сотрудниках и событиях.</w:t>
+        <w:t xml:space="preserve">СУБД: </w:t>
+      </w:r>
+      <w:proofErr w:type="spellStart"/>
+      <w:r>
+        <w:rPr>
+          <w:rFonts w:ascii="Times New Roman" w:eastAsiaTheme="majorEastAsia" w:hAnsi="Times New Roman" w:cs="Times New Roman"/>
+          <w:color w:val="000000" w:themeColor="text1"/>
+          <w:sz w:val="28"/>
+          <w:szCs w:val="28"/>
+        </w:rPr>
+        <w:t>PostgreSQL</w:t>
+      </w:r>
+      <w:proofErr w:type="spellEnd"/>
+      <w:r>
+        <w:rPr>
+          <w:rFonts w:ascii="Times New Roman" w:eastAsiaTheme="majorEastAsia" w:hAnsi="Times New Roman" w:cs="Times New Roman"/>
+          <w:color w:val="000000" w:themeColor="text1"/>
+          <w:sz w:val="28"/>
+          <w:szCs w:val="28"/>
+        </w:rPr>
+        <w:t xml:space="preserve"> для хранения данных о сотрудниках и событиях.</w:t>
       </w:r>
     </w:p>
     <w:p>
@@ -9830,10 +9825,17 @@
     <w:p>
       <w:pPr>
         <w:pStyle w:val="2"/>
+        <w:rPr>
+          <w:rFonts w:cs="Times New Roman"/>
+          <w:szCs w:val="28"/>
+        </w:rPr>
       </w:pPr>
       <w:bookmarkStart w:id="17" w:name="_Toc194679777"/>
       <w:r>
-        <w:lastRenderedPageBreak/>
+        <w:rPr>
+          <w:rFonts w:cs="Times New Roman"/>
+          <w:szCs w:val="28"/>
+        </w:rPr>
         <w:t>3.4. Основные пользователи</w:t>
       </w:r>
       <w:bookmarkEnd w:id="17"/>
@@ -9974,15 +9976,7 @@
           <w:sz w:val="28"/>
           <w:szCs w:val="28"/>
         </w:rPr>
-        <w:t xml:space="preserve"> </w:t>
-      </w:r>
-      <w:r>
-        <w:rPr>
-          <w:rFonts w:ascii="Times New Roman" w:hAnsi="Times New Roman" w:cs="Times New Roman"/>
-          <w:sz w:val="28"/>
-          <w:szCs w:val="28"/>
-        </w:rPr>
-        <w:t xml:space="preserve">диаграмму для описания бизнес-процесса, </w:t>
+        <w:t xml:space="preserve"> диаграмму для описания бизнес-процесса, </w:t>
       </w:r>
       <w:r>
         <w:rPr>
@@ -9999,15 +9993,7 @@
           <w:sz w:val="28"/>
           <w:szCs w:val="28"/>
         </w:rPr>
-        <w:t xml:space="preserve"> </w:t>
-      </w:r>
-      <w:r>
-        <w:rPr>
-          <w:rFonts w:ascii="Times New Roman" w:hAnsi="Times New Roman" w:cs="Times New Roman"/>
-          <w:sz w:val="28"/>
-          <w:szCs w:val="28"/>
-        </w:rPr>
-        <w:t xml:space="preserve">диаграмму для описания потока данных, </w:t>
+        <w:t xml:space="preserve"> диаграмму для описания потока данных, </w:t>
       </w:r>
       <w:r>
         <w:rPr>
@@ -10024,15 +10010,7 @@
           <w:sz w:val="28"/>
           <w:szCs w:val="28"/>
         </w:rPr>
-        <w:t>0</w:t>
-      </w:r>
-      <w:r>
-        <w:rPr>
-          <w:rFonts w:ascii="Times New Roman" w:hAnsi="Times New Roman" w:cs="Times New Roman"/>
-          <w:sz w:val="28"/>
-          <w:szCs w:val="28"/>
-        </w:rPr>
-        <w:t xml:space="preserve"> диаграмму для описания общей структуры системы, схема интерфейса для определения концепции взаимодействия с пользователем. </w:t>
+        <w:t xml:space="preserve">0 диаграмму для описания общей структуры системы, схема интерфейса для определения концепции взаимодействия с пользователем. </w:t>
       </w:r>
     </w:p>
     <w:p>
@@ -10059,25 +10037,7 @@
           <w:color w:val="000000" w:themeColor="text1"/>
           <w:szCs w:val="28"/>
         </w:rPr>
-        <w:t xml:space="preserve">4.1. </w:t>
-      </w:r>
-      <w:r>
-        <w:rPr>
-          <w:rFonts w:cs="Times New Roman"/>
-          <w:bCs/>
-          <w:color w:val="000000" w:themeColor="text1"/>
-          <w:szCs w:val="28"/>
-        </w:rPr>
-        <w:t>BPMN</w:t>
-      </w:r>
-      <w:r>
-        <w:rPr>
-          <w:rFonts w:cs="Times New Roman"/>
-          <w:bCs/>
-          <w:color w:val="000000" w:themeColor="text1"/>
-          <w:szCs w:val="28"/>
-        </w:rPr>
-        <w:t>-диаграмма</w:t>
+        <w:t>4.1. BPMN-диаграмма</w:t>
       </w:r>
       <w:bookmarkEnd w:id="20"/>
       <w:bookmarkEnd w:id="21"/>
@@ -10116,31 +10076,7 @@
           <w:sz w:val="28"/>
           <w:szCs w:val="28"/>
         </w:rPr>
-        <w:t xml:space="preserve"> </w:t>
-      </w:r>
-      <w:r>
-        <w:rPr>
-          <w:rFonts w:ascii="Times New Roman" w:hAnsi="Times New Roman" w:cs="Times New Roman"/>
-          <w:sz w:val="28"/>
-          <w:szCs w:val="28"/>
-        </w:rPr>
-        <w:t xml:space="preserve">диаграммы. </w:t>
-      </w:r>
-      <w:r>
-        <w:rPr>
-          <w:rFonts w:ascii="Times New Roman" w:hAnsi="Times New Roman" w:cs="Times New Roman"/>
-          <w:sz w:val="28"/>
-          <w:szCs w:val="28"/>
-        </w:rPr>
-        <w:t>BPMN-диаграмма отражает детальное описание бизнес-процессов</w:t>
-      </w:r>
-      <w:r>
-        <w:rPr>
-          <w:rFonts w:ascii="Times New Roman" w:hAnsi="Times New Roman" w:cs="Times New Roman"/>
-          <w:sz w:val="28"/>
-          <w:szCs w:val="28"/>
-        </w:rPr>
-        <w:t xml:space="preserve">. Диаграмма представлена ниже (рис. </w:t>
+        <w:t xml:space="preserve"> диаграммы. BPMN-диаграмма отражает детальное описание бизнес-процессов. Диаграмма представлена ниже (рис. </w:t>
       </w:r>
       <w:r>
         <w:rPr>
@@ -11020,10 +10956,18 @@
         <w:keepNext/>
         <w:spacing w:after="0" w:line="360" w:lineRule="auto"/>
         <w:jc w:val="both"/>
-      </w:pPr>
-      <w:r>
-        <w:rPr>
+        <w:rPr>
+          <w:rFonts w:ascii="Times New Roman" w:hAnsi="Times New Roman" w:cs="Times New Roman"/>
+          <w:sz w:val="28"/>
+          <w:szCs w:val="28"/>
+        </w:rPr>
+      </w:pPr>
+      <w:r>
+        <w:rPr>
+          <w:rFonts w:ascii="Times New Roman" w:hAnsi="Times New Roman" w:cs="Times New Roman"/>
           <w:noProof/>
+          <w:sz w:val="28"/>
+          <w:szCs w:val="28"/>
         </w:rPr>
         <w:lastRenderedPageBreak/>
         <w:drawing>
@@ -11130,18 +11074,7 @@
           <w:sz w:val="28"/>
           <w:szCs w:val="28"/>
         </w:rPr>
-        <w:t xml:space="preserve"> </w:t>
-      </w:r>
-      <w:r>
-        <w:rPr>
-          <w:rFonts w:ascii="Times New Roman" w:hAnsi="Times New Roman" w:cs="Times New Roman"/>
-          <w:i w:val="0"/>
-          <w:iCs w:val="0"/>
-          <w:color w:val="000000" w:themeColor="text1"/>
-          <w:sz w:val="28"/>
-          <w:szCs w:val="28"/>
-        </w:rPr>
-        <w:t>диаграмма системы</w:t>
+        <w:t xml:space="preserve"> диаграмма системы</w:t>
       </w:r>
     </w:p>
     <w:p>
@@ -11201,16 +11134,7 @@
           <w:sz w:val="28"/>
           <w:szCs w:val="28"/>
         </w:rPr>
-        <w:t xml:space="preserve">После этого в работу включается модуль проверки экипировки, который выполняется в заданном порядке. Сначала система идентифицирует сотрудника с помощью RFID-метки, чтобы определить его личность и </w:t>
-      </w:r>
-      <w:r>
-        <w:rPr>
-          <w:rFonts w:ascii="Times New Roman" w:hAnsi="Times New Roman" w:cs="Times New Roman"/>
-          <w:sz w:val="28"/>
-          <w:szCs w:val="28"/>
-        </w:rPr>
-        <w:lastRenderedPageBreak/>
-        <w:t>проверить допуск к работе в опасной зоне. Далее данные с камер передаются в нейросетевой модуль для анализа видеопотока. Нейросеть определяет наличие защитного оборудования (шлемов, жилетов и т.д.) у сотрудника. На основании этой информации система фиксирует, соответствует ли экипировка требованиям безопасности.</w:t>
+        <w:t>После этого в работу включается модуль проверки экипировки, который выполняется в заданном порядке. Сначала система идентифицирует сотрудника с помощью RFID-метки, чтобы определить его личность и проверить допуск к работе в опасной зоне. Далее данные с камер передаются в нейросетевой модуль для анализа видеопотока. Нейросеть определяет наличие защитного оборудования (шлемов, жилетов и т.д.) у сотрудника. На основании этой информации система фиксирует, соответствует ли экипировка требованиям безопасности.</w:t>
       </w:r>
     </w:p>
     <w:p>
@@ -11230,7 +11154,16 @@
           <w:sz w:val="28"/>
           <w:szCs w:val="28"/>
         </w:rPr>
-        <w:t>На последнем этапе включается в работу модуль анализа и уведомлений, который обрабатывает собранные данные. Анализатор проверяет, были ли соблюдены все требования: прохождение контрольных точек, наличие экипировки, допуск сотрудника. Если обнаруживаются нарушения (например, отсутствие шлема или непрохождение контрольной точки), формируется уведомление для оператора. Также создаётся отчёт с результатами мониторинга, включающий данные о сотрудниках, времени входа/выхода, прохождении контрольных точек и выявленных нарушениях.</w:t>
+        <w:t xml:space="preserve">На последнем этапе включается в работу модуль анализа и уведомлений, который обрабатывает собранные данные. Анализатор проверяет, были ли соблюдены все требования: прохождение контрольных точек, наличие экипировки, допуск сотрудника. Если обнаруживаются нарушения (например, </w:t>
+      </w:r>
+      <w:r>
+        <w:rPr>
+          <w:rFonts w:ascii="Times New Roman" w:hAnsi="Times New Roman" w:cs="Times New Roman"/>
+          <w:sz w:val="28"/>
+          <w:szCs w:val="28"/>
+        </w:rPr>
+        <w:lastRenderedPageBreak/>
+        <w:t>отсутствие шлема или непрохождение контрольной точки), формируется уведомление для оператора. Также создаётся отчёт с результатами мониторинга, включающий данные о сотрудниках, времени входа/выхода, прохождении контрольных точек и выявленных нарушениях.</w:t>
       </w:r>
     </w:p>
     <w:p>
@@ -11297,34 +11230,7 @@
           <w:color w:val="000000" w:themeColor="text1"/>
           <w:szCs w:val="28"/>
         </w:rPr>
-        <w:t xml:space="preserve">4.2. </w:t>
-      </w:r>
-      <w:r>
-        <w:rPr>
-          <w:rFonts w:cs="Times New Roman"/>
-          <w:bCs/>
-          <w:color w:val="000000" w:themeColor="text1"/>
-          <w:szCs w:val="28"/>
-        </w:rPr>
-        <w:t xml:space="preserve">Диаграмма </w:t>
-      </w:r>
-      <w:r>
-        <w:rPr>
-          <w:rFonts w:cs="Times New Roman"/>
-          <w:bCs/>
-          <w:color w:val="000000" w:themeColor="text1"/>
-          <w:szCs w:val="28"/>
-        </w:rPr>
-        <w:t>IDEF</w:t>
-      </w:r>
-      <w:r>
-        <w:rPr>
-          <w:rFonts w:cs="Times New Roman"/>
-          <w:bCs/>
-          <w:color w:val="000000" w:themeColor="text1"/>
-          <w:szCs w:val="28"/>
-        </w:rPr>
-        <w:t>0</w:t>
+        <w:t>4.2. Диаграмма IDEF0</w:t>
       </w:r>
       <w:bookmarkEnd w:id="22"/>
       <w:bookmarkEnd w:id="23"/>
@@ -11363,31 +11269,7 @@
           <w:sz w:val="28"/>
           <w:szCs w:val="28"/>
         </w:rPr>
-        <w:t xml:space="preserve">0 </w:t>
-      </w:r>
-      <w:r>
-        <w:rPr>
-          <w:rFonts w:ascii="Times New Roman" w:hAnsi="Times New Roman" w:cs="Times New Roman"/>
-          <w:sz w:val="28"/>
-          <w:szCs w:val="28"/>
-        </w:rPr>
-        <w:t xml:space="preserve">диаграммы. </w:t>
-      </w:r>
-      <w:r>
-        <w:rPr>
-          <w:rFonts w:ascii="Times New Roman" w:hAnsi="Times New Roman" w:cs="Times New Roman"/>
-          <w:sz w:val="28"/>
-          <w:szCs w:val="28"/>
-        </w:rPr>
-        <w:t>Диаграмма верхнего уровня обеспечивает наиболее общее или абстрактное описание объекта моделирования</w:t>
-      </w:r>
-      <w:r>
-        <w:rPr>
-          <w:rFonts w:ascii="Times New Roman" w:hAnsi="Times New Roman" w:cs="Times New Roman"/>
-          <w:sz w:val="28"/>
-          <w:szCs w:val="28"/>
-        </w:rPr>
-        <w:t>. Диаграмма представлена на рисунке ниже.</w:t>
+        <w:t>0 диаграммы. Диаграмма верхнего уровня обеспечивает наиболее общее или абстрактное описание объекта моделирования. Диаграмма представлена на рисунке ниже.</w:t>
       </w:r>
     </w:p>
     <w:p>
@@ -11407,7 +11289,6 @@
           <w:sz w:val="28"/>
           <w:szCs w:val="28"/>
         </w:rPr>
-        <w:lastRenderedPageBreak/>
         <w:drawing>
           <wp:inline distT="0" distB="0" distL="0" distR="0" wp14:anchorId="3083741E" wp14:editId="115E7052">
             <wp:extent cx="5940425" cy="3686175"/>
@@ -11467,40 +11348,7 @@
           <w:sz w:val="28"/>
           <w:szCs w:val="28"/>
         </w:rPr>
-        <w:t xml:space="preserve">Рисунок </w:t>
-      </w:r>
-      <w:r>
-        <w:rPr>
-          <w:rFonts w:ascii="Times New Roman" w:hAnsi="Times New Roman" w:cs="Times New Roman"/>
-          <w:i w:val="0"/>
-          <w:iCs w:val="0"/>
-          <w:color w:val="000000" w:themeColor="text1"/>
-          <w:sz w:val="28"/>
-          <w:szCs w:val="28"/>
-        </w:rPr>
-        <w:t>2</w:t>
-      </w:r>
-      <w:r>
-        <w:rPr>
-          <w:rFonts w:ascii="Times New Roman" w:hAnsi="Times New Roman" w:cs="Times New Roman"/>
-          <w:i w:val="0"/>
-          <w:iCs w:val="0"/>
-          <w:color w:val="000000" w:themeColor="text1"/>
-          <w:sz w:val="28"/>
-          <w:szCs w:val="28"/>
-        </w:rPr>
-        <w:t xml:space="preserve">. </w:t>
-      </w:r>
-      <w:r>
-        <w:rPr>
-          <w:rFonts w:ascii="Times New Roman" w:hAnsi="Times New Roman" w:cs="Times New Roman"/>
-          <w:i w:val="0"/>
-          <w:iCs w:val="0"/>
-          <w:color w:val="000000" w:themeColor="text1"/>
-          <w:sz w:val="28"/>
-          <w:szCs w:val="28"/>
-        </w:rPr>
-        <w:t>IDEF0</w:t>
+        <w:t>Рисунок 2. IDEF0</w:t>
       </w:r>
       <w:r>
         <w:rPr>
@@ -11630,34 +11478,7 @@
           <w:sz w:val="28"/>
           <w:szCs w:val="28"/>
         </w:rPr>
-        <w:t xml:space="preserve"> </w:t>
-      </w:r>
-      <w:r>
-        <w:rPr>
-          <w:rFonts w:ascii="Times New Roman" w:hAnsi="Times New Roman" w:cs="Times New Roman"/>
-          <w:color w:val="000000" w:themeColor="text1"/>
-          <w:sz w:val="28"/>
-          <w:szCs w:val="28"/>
-        </w:rPr>
-        <w:t xml:space="preserve">диаграммы. </w:t>
-      </w:r>
-      <w:r>
-        <w:rPr>
-          <w:rFonts w:ascii="Times New Roman" w:hAnsi="Times New Roman" w:cs="Times New Roman"/>
-          <w:color w:val="000000" w:themeColor="text1"/>
-          <w:sz w:val="28"/>
-          <w:szCs w:val="28"/>
-        </w:rPr>
-        <w:t>Данная диаграмма отображает потоки данных между системами, базами данных. Ключевыми элементами являются входные/выходные данные, системы, точки хранения и сбора данных.</w:t>
-      </w:r>
-      <w:r>
-        <w:rPr>
-          <w:rFonts w:ascii="Times New Roman" w:hAnsi="Times New Roman" w:cs="Times New Roman"/>
-          <w:color w:val="000000" w:themeColor="text1"/>
-          <w:sz w:val="28"/>
-          <w:szCs w:val="28"/>
-        </w:rPr>
-        <w:t xml:space="preserve"> Она представлена на рисунке ниже</w:t>
+        <w:t xml:space="preserve"> диаграммы. Данная диаграмма отображает потоки данных между системами, базами данных. Ключевыми элементами являются входные/выходные данные, системы, точки хранения и сбора данных. Она представлена на рисунке ниже</w:t>
       </w:r>
       <w:r>
         <w:rPr>
@@ -11792,18 +11613,7 @@
           <w:sz w:val="28"/>
           <w:szCs w:val="28"/>
         </w:rPr>
-        <w:t xml:space="preserve"> </w:t>
-      </w:r>
-      <w:r>
-        <w:rPr>
-          <w:rFonts w:ascii="Times New Roman" w:hAnsi="Times New Roman" w:cs="Times New Roman"/>
-          <w:i w:val="0"/>
-          <w:iCs w:val="0"/>
-          <w:color w:val="000000" w:themeColor="text1"/>
-          <w:sz w:val="28"/>
-          <w:szCs w:val="28"/>
-        </w:rPr>
-        <w:t>диаграмма системы</w:t>
+        <w:t xml:space="preserve"> диаграмма системы</w:t>
       </w:r>
     </w:p>
     <w:p>
@@ -11848,16 +11658,7 @@
           <w:color w:val="000000" w:themeColor="text1"/>
           <w:szCs w:val="28"/>
         </w:rPr>
-        <w:t xml:space="preserve">. </w:t>
-      </w:r>
-      <w:r>
-        <w:rPr>
-          <w:rFonts w:cs="Times New Roman"/>
-          <w:bCs/>
-          <w:color w:val="000000" w:themeColor="text1"/>
-          <w:szCs w:val="28"/>
-        </w:rPr>
-        <w:t>Схема интерфейса</w:t>
+        <w:t>. Схема интерфейса</w:t>
       </w:r>
       <w:bookmarkEnd w:id="26"/>
       <w:bookmarkEnd w:id="27"/>
@@ -12120,15 +11921,7 @@
           <w:sz w:val="28"/>
           <w:szCs w:val="28"/>
         </w:rPr>
-        <w:t xml:space="preserve"> </w:t>
-      </w:r>
-      <w:r>
-        <w:rPr>
-          <w:rFonts w:ascii="Times New Roman" w:hAnsi="Times New Roman" w:cs="Times New Roman"/>
-          <w:sz w:val="28"/>
-          <w:szCs w:val="28"/>
-        </w:rPr>
-        <w:t xml:space="preserve">и является удобным для создания приложений с графическим интерфейсом. Среда разработки — </w:t>
+        <w:t xml:space="preserve"> и является удобным для создания приложений с графическим интерфейсом. Среда разработки — </w:t>
       </w:r>
       <w:r>
         <w:rPr>
@@ -12224,6 +12017,7 @@
         </w:rPr>
         <w:t xml:space="preserve"> в СУБД </w:t>
       </w:r>
+      <w:proofErr w:type="spellStart"/>
       <w:r>
         <w:rPr>
           <w:rFonts w:ascii="Times New Roman" w:hAnsi="Times New Roman" w:cs="Times New Roman"/>
@@ -12234,6 +12028,7 @@
         </w:rPr>
         <w:t>PostgreSQL</w:t>
       </w:r>
+      <w:proofErr w:type="spellEnd"/>
       <w:r>
         <w:rPr>
           <w:rFonts w:ascii="Times New Roman" w:hAnsi="Times New Roman" w:cs="Times New Roman"/>
@@ -12368,9 +12163,17 @@
     <w:p>
       <w:pPr>
         <w:pStyle w:val="2"/>
+        <w:rPr>
+          <w:rFonts w:cs="Times New Roman"/>
+          <w:szCs w:val="28"/>
+        </w:rPr>
       </w:pPr>
       <w:bookmarkStart w:id="32" w:name="_Toc194679785"/>
       <w:r>
+        <w:rPr>
+          <w:rFonts w:cs="Times New Roman"/>
+          <w:szCs w:val="28"/>
+        </w:rPr>
         <w:t>5.2. Математическое обеспечение</w:t>
       </w:r>
       <w:bookmarkEnd w:id="32"/>
@@ -12417,7 +12220,6 @@
           <w:sz w:val="28"/>
           <w:szCs w:val="28"/>
         </w:rPr>
-        <w:lastRenderedPageBreak/>
         <w:t>Обработка данных с RFID</w:t>
       </w:r>
       <w:r>
@@ -12930,7 +12732,43 @@
           <w:szCs w:val="28"/>
         </w:rPr>
         <w:br/>
-        <w:t>Для анализа видеопотока с камер используется сверточная нейронная сеть (CNN). Нейросеть обучается на датасете изображений, содержащих сотрудников с защитным оборудованием (шлемы, жилеты) и без него. Для классификации объектов применяется функция активации Softmax:</w:t>
+        <w:t xml:space="preserve">Для анализа видеопотока с камер используется </w:t>
+      </w:r>
+      <w:proofErr w:type="spellStart"/>
+      <w:r>
+        <w:rPr>
+          <w:rFonts w:ascii="Times New Roman" w:hAnsi="Times New Roman" w:cs="Times New Roman"/>
+          <w:sz w:val="28"/>
+          <w:szCs w:val="28"/>
+        </w:rPr>
+        <w:t>сверточная</w:t>
+      </w:r>
+      <w:proofErr w:type="spellEnd"/>
+      <w:r>
+        <w:rPr>
+          <w:rFonts w:ascii="Times New Roman" w:hAnsi="Times New Roman" w:cs="Times New Roman"/>
+          <w:sz w:val="28"/>
+          <w:szCs w:val="28"/>
+        </w:rPr>
+        <w:t xml:space="preserve"> нейронная сеть (CNN). Нейросеть обучается на датасете изображений, содержащих сотрудников с защитным оборудованием (шлемы, жилеты) и без него. Для классификации объектов применяется функция активации </w:t>
+      </w:r>
+      <w:proofErr w:type="spellStart"/>
+      <w:r>
+        <w:rPr>
+          <w:rFonts w:ascii="Times New Roman" w:hAnsi="Times New Roman" w:cs="Times New Roman"/>
+          <w:sz w:val="28"/>
+          <w:szCs w:val="28"/>
+        </w:rPr>
+        <w:t>Softmax</w:t>
+      </w:r>
+      <w:proofErr w:type="spellEnd"/>
+      <w:r>
+        <w:rPr>
+          <w:rFonts w:ascii="Times New Roman" w:hAnsi="Times New Roman" w:cs="Times New Roman"/>
+          <w:sz w:val="28"/>
+          <w:szCs w:val="28"/>
+        </w:rPr>
+        <w:t>:</w:t>
       </w:r>
       <w:r>
         <w:rPr>
@@ -12948,6 +12786,7 @@
               <w:sz w:val="28"/>
               <w:szCs w:val="28"/>
             </w:rPr>
+            <w:lastRenderedPageBreak/>
             <m:t>P</m:t>
           </m:r>
           <m:d>
@@ -13199,7 +13038,7 @@
               <m:sty m:val="p"/>
             </m:rPr>
             <w:rPr>
-              <w:rFonts w:ascii="Times New Roman" w:hAnsi="Times New Roman" w:cs="Times New Roman"/>
+              <w:rFonts w:ascii="Cambria Math" w:hAnsi="Cambria Math" w:cs="Times New Roman"/>
               <w:sz w:val="28"/>
               <w:szCs w:val="28"/>
             </w:rPr>
@@ -13532,7 +13371,7 @@
               <m:sty m:val="p"/>
             </m:rPr>
             <w:rPr>
-              <w:rFonts w:ascii="Times New Roman" w:hAnsi="Times New Roman" w:cs="Times New Roman"/>
+              <w:rFonts w:ascii="Cambria Math" w:hAnsi="Cambria Math" w:cs="Times New Roman"/>
               <w:sz w:val="28"/>
               <w:szCs w:val="28"/>
             </w:rPr>
@@ -13586,10 +13425,17 @@
     <w:p>
       <w:pPr>
         <w:pStyle w:val="2"/>
+        <w:rPr>
+          <w:rFonts w:cs="Times New Roman"/>
+          <w:szCs w:val="28"/>
+        </w:rPr>
       </w:pPr>
       <w:bookmarkStart w:id="33" w:name="_Toc194679786"/>
       <w:r>
-        <w:lastRenderedPageBreak/>
+        <w:rPr>
+          <w:rFonts w:cs="Times New Roman"/>
+          <w:szCs w:val="28"/>
+        </w:rPr>
         <w:t>5.3. Программное обеспечение</w:t>
       </w:r>
       <w:bookmarkEnd w:id="33"/>
@@ -13697,6 +13543,7 @@
         </w:rPr>
         <w:t xml:space="preserve"> реализации нейросетевых алгоритмов с использованием библиотек </w:t>
       </w:r>
+      <w:proofErr w:type="spellStart"/>
       <w:r>
         <w:rPr>
           <w:rFonts w:ascii="Times New Roman" w:hAnsi="Times New Roman" w:cs="Times New Roman"/>
@@ -13707,6 +13554,7 @@
         </w:rPr>
         <w:t>TensorFlow</w:t>
       </w:r>
+      <w:proofErr w:type="spellEnd"/>
       <w:r>
         <w:rPr>
           <w:rFonts w:ascii="Times New Roman" w:hAnsi="Times New Roman" w:cs="Times New Roman"/>
@@ -13715,6 +13563,7 @@
         </w:rPr>
         <w:t xml:space="preserve"> и </w:t>
       </w:r>
+      <w:proofErr w:type="spellStart"/>
       <w:r>
         <w:rPr>
           <w:rFonts w:ascii="Times New Roman" w:hAnsi="Times New Roman" w:cs="Times New Roman"/>
@@ -13725,6 +13574,7 @@
         </w:rPr>
         <w:t>OpenCV</w:t>
       </w:r>
+      <w:proofErr w:type="spellEnd"/>
       <w:r>
         <w:rPr>
           <w:rFonts w:ascii="Times New Roman" w:hAnsi="Times New Roman" w:cs="Times New Roman"/>
@@ -13749,6 +13599,7 @@
           <w:szCs w:val="28"/>
         </w:rPr>
       </w:pPr>
+      <w:proofErr w:type="spellStart"/>
       <w:r>
         <w:rPr>
           <w:rFonts w:ascii="Times New Roman" w:hAnsi="Times New Roman" w:cs="Times New Roman"/>
@@ -13757,7 +13608,18 @@
           <w:sz w:val="28"/>
           <w:szCs w:val="28"/>
         </w:rPr>
-        <w:t>PostgreSQL 15</w:t>
+        <w:t>PostgreSQL</w:t>
+      </w:r>
+      <w:proofErr w:type="spellEnd"/>
+      <w:r>
+        <w:rPr>
+          <w:rFonts w:ascii="Times New Roman" w:hAnsi="Times New Roman" w:cs="Times New Roman"/>
+          <w:b/>
+          <w:bCs/>
+          <w:sz w:val="28"/>
+          <w:szCs w:val="28"/>
+        </w:rPr>
+        <w:t xml:space="preserve"> 15</w:t>
       </w:r>
       <w:r>
         <w:rPr>
@@ -13799,9 +13661,17 @@
     <w:p>
       <w:pPr>
         <w:pStyle w:val="2"/>
+        <w:rPr>
+          <w:rFonts w:cs="Times New Roman"/>
+          <w:szCs w:val="28"/>
+        </w:rPr>
       </w:pPr>
       <w:bookmarkStart w:id="34" w:name="_Toc194679787"/>
       <w:r>
+        <w:rPr>
+          <w:rFonts w:cs="Times New Roman"/>
+          <w:szCs w:val="28"/>
+        </w:rPr>
         <w:t>5.4. Техническое обеспечение</w:t>
       </w:r>
       <w:bookmarkEnd w:id="34"/>
@@ -13911,7 +13781,25 @@
           <w:sz w:val="28"/>
           <w:szCs w:val="28"/>
         </w:rPr>
-        <w:t>Процессор: 4 ядра (Intel Core i3 или AMD Ryzen 3, начиная с 2015 года).</w:t>
+        <w:t xml:space="preserve">Процессор: 4 ядра (Intel Core i3 или AMD </w:t>
+      </w:r>
+      <w:proofErr w:type="spellStart"/>
+      <w:r>
+        <w:rPr>
+          <w:rFonts w:ascii="Times New Roman" w:hAnsi="Times New Roman" w:cs="Times New Roman"/>
+          <w:sz w:val="28"/>
+          <w:szCs w:val="28"/>
+        </w:rPr>
+        <w:t>Ryzen</w:t>
+      </w:r>
+      <w:proofErr w:type="spellEnd"/>
+      <w:r>
+        <w:rPr>
+          <w:rFonts w:ascii="Times New Roman" w:hAnsi="Times New Roman" w:cs="Times New Roman"/>
+          <w:sz w:val="28"/>
+          <w:szCs w:val="28"/>
+        </w:rPr>
+        <w:t xml:space="preserve"> 3, начиная с 2015 года).</w:t>
       </w:r>
     </w:p>
     <w:p>
@@ -14037,7 +13925,25 @@
           <w:sz w:val="28"/>
           <w:szCs w:val="28"/>
         </w:rPr>
-        <w:t>Процессор: 6 ядер (Intel Core i5 или AMD Ryzen 5, начиная с 2018 года).</w:t>
+        <w:t xml:space="preserve">Процессор: 6 ядер (Intel Core i5 или AMD </w:t>
+      </w:r>
+      <w:proofErr w:type="spellStart"/>
+      <w:r>
+        <w:rPr>
+          <w:rFonts w:ascii="Times New Roman" w:hAnsi="Times New Roman" w:cs="Times New Roman"/>
+          <w:sz w:val="28"/>
+          <w:szCs w:val="28"/>
+        </w:rPr>
+        <w:t>Ryzen</w:t>
+      </w:r>
+      <w:proofErr w:type="spellEnd"/>
+      <w:r>
+        <w:rPr>
+          <w:rFonts w:ascii="Times New Roman" w:hAnsi="Times New Roman" w:cs="Times New Roman"/>
+          <w:sz w:val="28"/>
+          <w:szCs w:val="28"/>
+        </w:rPr>
+        <w:t xml:space="preserve"> 5, начиная с 2018 года).</w:t>
       </w:r>
     </w:p>
     <w:p>
@@ -14187,7 +14093,6 @@
           <w:sz w:val="28"/>
           <w:szCs w:val="28"/>
         </w:rPr>
-        <w:lastRenderedPageBreak/>
         <w:t>RFID-оборудование: Антенны с радиусом действия 5–10 м, активные и пассивные метки.</w:t>
       </w:r>
     </w:p>
@@ -14212,15 +14117,24 @@
           <w:sz w:val="28"/>
           <w:szCs w:val="28"/>
         </w:rPr>
+        <w:lastRenderedPageBreak/>
         <w:t>Датчики: Инфракрасные или лазерные с дальностью действия до 20 м.</w:t>
       </w:r>
     </w:p>
     <w:p>
       <w:pPr>
         <w:pStyle w:val="2"/>
+        <w:rPr>
+          <w:rFonts w:cs="Times New Roman"/>
+          <w:szCs w:val="28"/>
+        </w:rPr>
       </w:pPr>
       <w:bookmarkStart w:id="35" w:name="_Toc194679788"/>
       <w:r>
+        <w:rPr>
+          <w:rFonts w:cs="Times New Roman"/>
+          <w:szCs w:val="28"/>
+        </w:rPr>
         <w:t>5.5. Алгоритмическое обеспечение</w:t>
       </w:r>
       <w:bookmarkEnd w:id="35"/>
@@ -14594,7 +14508,25 @@
           <w:sz w:val="28"/>
           <w:szCs w:val="28"/>
         </w:rPr>
-        <w:t>Анализ видеопотока с помощью сверточной нейронной сети (CNN).</w:t>
+        <w:t xml:space="preserve">Анализ видеопотока с помощью </w:t>
+      </w:r>
+      <w:proofErr w:type="spellStart"/>
+      <w:r>
+        <w:rPr>
+          <w:rFonts w:ascii="Times New Roman" w:hAnsi="Times New Roman" w:cs="Times New Roman"/>
+          <w:sz w:val="28"/>
+          <w:szCs w:val="28"/>
+        </w:rPr>
+        <w:t>сверточной</w:t>
+      </w:r>
+      <w:proofErr w:type="spellEnd"/>
+      <w:r>
+        <w:rPr>
+          <w:rFonts w:ascii="Times New Roman" w:hAnsi="Times New Roman" w:cs="Times New Roman"/>
+          <w:sz w:val="28"/>
+          <w:szCs w:val="28"/>
+        </w:rPr>
+        <w:t xml:space="preserve"> нейронной сети (CNN).</w:t>
       </w:r>
     </w:p>
     <w:p>
@@ -14747,7 +14679,6 @@
           <w:sz w:val="28"/>
           <w:szCs w:val="28"/>
         </w:rPr>
-        <w:lastRenderedPageBreak/>
         <w:t>Генерация уведомлений для оператора.</w:t>
       </w:r>
     </w:p>
@@ -14778,9 +14709,17 @@
     <w:p>
       <w:pPr>
         <w:pStyle w:val="2"/>
+        <w:rPr>
+          <w:rFonts w:cs="Times New Roman"/>
+          <w:szCs w:val="28"/>
+        </w:rPr>
       </w:pPr>
       <w:bookmarkStart w:id="36" w:name="_Toc194679789"/>
       <w:r>
+        <w:rPr>
+          <w:rFonts w:cs="Times New Roman"/>
+          <w:szCs w:val="28"/>
+        </w:rPr>
         <w:t>5.6. Информационное обеспечение</w:t>
       </w:r>
       <w:bookmarkEnd w:id="36"/>
@@ -14788,9 +14727,15 @@
     <w:p>
       <w:pPr>
         <w:pStyle w:val="3"/>
+        <w:rPr>
+          <w:rFonts w:cs="Times New Roman"/>
+        </w:rPr>
       </w:pPr>
       <w:bookmarkStart w:id="37" w:name="_Toc194679790"/>
       <w:r>
+        <w:rPr>
+          <w:rFonts w:cs="Times New Roman"/>
+        </w:rPr>
         <w:t>5.6.1. ER-диаграмма базы данных</w:t>
       </w:r>
       <w:bookmarkEnd w:id="37"/>
@@ -14904,6 +14849,7 @@
           <w:sz w:val="28"/>
           <w:szCs w:val="28"/>
         </w:rPr>
+        <w:lastRenderedPageBreak/>
         <w:t xml:space="preserve">Рисунок </w:t>
       </w:r>
       <w:r>
@@ -15395,7 +15341,6 @@
                 <w:sz w:val="28"/>
                 <w:szCs w:val="28"/>
               </w:rPr>
-              <w:lastRenderedPageBreak/>
               <w:t>4</w:t>
             </w:r>
           </w:p>
@@ -16822,7 +16767,6 @@
                 <w:sz w:val="28"/>
                 <w:szCs w:val="28"/>
               </w:rPr>
-              <w:lastRenderedPageBreak/>
               <w:t>2</w:t>
             </w:r>
           </w:p>
@@ -16906,6 +16850,7 @@
                 <w:sz w:val="28"/>
                 <w:szCs w:val="28"/>
               </w:rPr>
+              <w:lastRenderedPageBreak/>
               <w:t>3</w:t>
             </w:r>
           </w:p>
@@ -17068,9 +17013,15 @@
     <w:p>
       <w:pPr>
         <w:pStyle w:val="3"/>
+        <w:rPr>
+          <w:rFonts w:cs="Times New Roman"/>
+        </w:rPr>
       </w:pPr>
       <w:bookmarkStart w:id="38" w:name="_Toc194679791"/>
       <w:r>
+        <w:rPr>
+          <w:rFonts w:cs="Times New Roman"/>
+        </w:rPr>
         <w:t>5.6.2. Логическая модель базы данных</w:t>
       </w:r>
       <w:bookmarkEnd w:id="38"/>
@@ -17287,13 +17238,23 @@
           <w:szCs w:val="28"/>
         </w:rPr>
       </w:pPr>
-      <w:r>
-        <w:rPr>
-          <w:rFonts w:ascii="Times New Roman" w:hAnsi="Times New Roman" w:cs="Times New Roman"/>
-          <w:sz w:val="28"/>
-          <w:szCs w:val="28"/>
-        </w:rPr>
-        <w:t>ID_мониторинга (PK) — уникальный идентификатор.</w:t>
+      <w:proofErr w:type="spellStart"/>
+      <w:r>
+        <w:rPr>
+          <w:rFonts w:ascii="Times New Roman" w:hAnsi="Times New Roman" w:cs="Times New Roman"/>
+          <w:sz w:val="28"/>
+          <w:szCs w:val="28"/>
+        </w:rPr>
+        <w:t>ID_мониторинга</w:t>
+      </w:r>
+      <w:proofErr w:type="spellEnd"/>
+      <w:r>
+        <w:rPr>
+          <w:rFonts w:ascii="Times New Roman" w:hAnsi="Times New Roman" w:cs="Times New Roman"/>
+          <w:sz w:val="28"/>
+          <w:szCs w:val="28"/>
+        </w:rPr>
+        <w:t xml:space="preserve"> (PK) — уникальный идентификатор.</w:t>
       </w:r>
     </w:p>
     <w:p>
@@ -17310,13 +17271,23 @@
           <w:szCs w:val="28"/>
         </w:rPr>
       </w:pPr>
-      <w:r>
-        <w:rPr>
-          <w:rFonts w:ascii="Times New Roman" w:hAnsi="Times New Roman" w:cs="Times New Roman"/>
-          <w:sz w:val="28"/>
-          <w:szCs w:val="28"/>
-        </w:rPr>
-        <w:t>ID_сотрудника (FK) — внешний ключ к таблице сотрудников.</w:t>
+      <w:proofErr w:type="spellStart"/>
+      <w:r>
+        <w:rPr>
+          <w:rFonts w:ascii="Times New Roman" w:hAnsi="Times New Roman" w:cs="Times New Roman"/>
+          <w:sz w:val="28"/>
+          <w:szCs w:val="28"/>
+        </w:rPr>
+        <w:t>ID_сотрудника</w:t>
+      </w:r>
+      <w:proofErr w:type="spellEnd"/>
+      <w:r>
+        <w:rPr>
+          <w:rFonts w:ascii="Times New Roman" w:hAnsi="Times New Roman" w:cs="Times New Roman"/>
+          <w:sz w:val="28"/>
+          <w:szCs w:val="28"/>
+        </w:rPr>
+        <w:t xml:space="preserve"> (FK) — внешний ключ к таблице сотрудников.</w:t>
       </w:r>
     </w:p>
     <w:p>
@@ -17333,13 +17304,23 @@
           <w:szCs w:val="28"/>
         </w:rPr>
       </w:pPr>
-      <w:r>
-        <w:rPr>
-          <w:rFonts w:ascii="Times New Roman" w:hAnsi="Times New Roman" w:cs="Times New Roman"/>
-          <w:sz w:val="28"/>
-          <w:szCs w:val="28"/>
-        </w:rPr>
-        <w:t>Дата_время_начала — временная метка начала мониторинга.</w:t>
+      <w:proofErr w:type="spellStart"/>
+      <w:r>
+        <w:rPr>
+          <w:rFonts w:ascii="Times New Roman" w:hAnsi="Times New Roman" w:cs="Times New Roman"/>
+          <w:sz w:val="28"/>
+          <w:szCs w:val="28"/>
+        </w:rPr>
+        <w:t>Дата_время_начала</w:t>
+      </w:r>
+      <w:proofErr w:type="spellEnd"/>
+      <w:r>
+        <w:rPr>
+          <w:rFonts w:ascii="Times New Roman" w:hAnsi="Times New Roman" w:cs="Times New Roman"/>
+          <w:sz w:val="28"/>
+          <w:szCs w:val="28"/>
+        </w:rPr>
+        <w:t xml:space="preserve"> — временная метка начала мониторинга.</w:t>
       </w:r>
     </w:p>
     <w:p>
@@ -17356,13 +17337,23 @@
           <w:szCs w:val="28"/>
         </w:rPr>
       </w:pPr>
-      <w:r>
-        <w:rPr>
-          <w:rFonts w:ascii="Times New Roman" w:hAnsi="Times New Roman" w:cs="Times New Roman"/>
-          <w:sz w:val="28"/>
-          <w:szCs w:val="28"/>
-        </w:rPr>
-        <w:t>Дата_время_конца — временная метка завершения мониторинга.</w:t>
+      <w:proofErr w:type="spellStart"/>
+      <w:r>
+        <w:rPr>
+          <w:rFonts w:ascii="Times New Roman" w:hAnsi="Times New Roman" w:cs="Times New Roman"/>
+          <w:sz w:val="28"/>
+          <w:szCs w:val="28"/>
+        </w:rPr>
+        <w:t>Дата_время_конца</w:t>
+      </w:r>
+      <w:proofErr w:type="spellEnd"/>
+      <w:r>
+        <w:rPr>
+          <w:rFonts w:ascii="Times New Roman" w:hAnsi="Times New Roman" w:cs="Times New Roman"/>
+          <w:sz w:val="28"/>
+          <w:szCs w:val="28"/>
+        </w:rPr>
+        <w:t xml:space="preserve"> — временная метка завершения мониторинга.</w:t>
       </w:r>
     </w:p>
     <w:p>
@@ -17379,13 +17370,23 @@
           <w:szCs w:val="28"/>
         </w:rPr>
       </w:pPr>
-      <w:r>
-        <w:rPr>
-          <w:rFonts w:ascii="Times New Roman" w:hAnsi="Times New Roman" w:cs="Times New Roman"/>
-          <w:sz w:val="28"/>
-          <w:szCs w:val="28"/>
-        </w:rPr>
-        <w:t>Ссылка_на_отчёт — путь к файлу отчёта.</w:t>
+      <w:proofErr w:type="spellStart"/>
+      <w:r>
+        <w:rPr>
+          <w:rFonts w:ascii="Times New Roman" w:hAnsi="Times New Roman" w:cs="Times New Roman"/>
+          <w:sz w:val="28"/>
+          <w:szCs w:val="28"/>
+        </w:rPr>
+        <w:t>Ссылка_на_отчёт</w:t>
+      </w:r>
+      <w:proofErr w:type="spellEnd"/>
+      <w:r>
+        <w:rPr>
+          <w:rFonts w:ascii="Times New Roman" w:hAnsi="Times New Roman" w:cs="Times New Roman"/>
+          <w:sz w:val="28"/>
+          <w:szCs w:val="28"/>
+        </w:rPr>
+        <w:t xml:space="preserve"> — путь к файлу отчёта.</w:t>
       </w:r>
     </w:p>
     <w:p>
@@ -17402,13 +17403,23 @@
           <w:szCs w:val="28"/>
         </w:rPr>
       </w:pPr>
-      <w:r>
-        <w:rPr>
-          <w:rFonts w:ascii="Times New Roman" w:hAnsi="Times New Roman" w:cs="Times New Roman"/>
-          <w:sz w:val="28"/>
-          <w:szCs w:val="28"/>
-        </w:rPr>
-        <w:t>Количество_нарушений — счётчик нарушений.</w:t>
+      <w:proofErr w:type="spellStart"/>
+      <w:r>
+        <w:rPr>
+          <w:rFonts w:ascii="Times New Roman" w:hAnsi="Times New Roman" w:cs="Times New Roman"/>
+          <w:sz w:val="28"/>
+          <w:szCs w:val="28"/>
+        </w:rPr>
+        <w:t>Количество_нарушений</w:t>
+      </w:r>
+      <w:proofErr w:type="spellEnd"/>
+      <w:r>
+        <w:rPr>
+          <w:rFonts w:ascii="Times New Roman" w:hAnsi="Times New Roman" w:cs="Times New Roman"/>
+          <w:sz w:val="28"/>
+          <w:szCs w:val="28"/>
+        </w:rPr>
+        <w:t xml:space="preserve"> — счётчик нарушений.</w:t>
       </w:r>
     </w:p>
     <w:p>
@@ -17433,7 +17444,29 @@
           <w:sz w:val="28"/>
           <w:szCs w:val="28"/>
         </w:rPr>
-        <w:t>Сотрудник (Employee)</w:t>
+        <w:t>Сотрудник (</w:t>
+      </w:r>
+      <w:proofErr w:type="spellStart"/>
+      <w:r>
+        <w:rPr>
+          <w:rFonts w:ascii="Times New Roman" w:hAnsi="Times New Roman" w:cs="Times New Roman"/>
+          <w:b/>
+          <w:bCs/>
+          <w:sz w:val="28"/>
+          <w:szCs w:val="28"/>
+        </w:rPr>
+        <w:t>Employee</w:t>
+      </w:r>
+      <w:proofErr w:type="spellEnd"/>
+      <w:r>
+        <w:rPr>
+          <w:rFonts w:ascii="Times New Roman" w:hAnsi="Times New Roman" w:cs="Times New Roman"/>
+          <w:b/>
+          <w:bCs/>
+          <w:sz w:val="28"/>
+          <w:szCs w:val="28"/>
+        </w:rPr>
+        <w:t>)</w:t>
       </w:r>
       <w:r>
         <w:rPr>
@@ -17458,13 +17491,23 @@
           <w:szCs w:val="28"/>
         </w:rPr>
       </w:pPr>
-      <w:r>
-        <w:rPr>
-          <w:rFonts w:ascii="Times New Roman" w:hAnsi="Times New Roman" w:cs="Times New Roman"/>
-          <w:sz w:val="28"/>
-          <w:szCs w:val="28"/>
-        </w:rPr>
-        <w:t>ID_сотрудника (PK) — уникальный идентификатор.</w:t>
+      <w:proofErr w:type="spellStart"/>
+      <w:r>
+        <w:rPr>
+          <w:rFonts w:ascii="Times New Roman" w:hAnsi="Times New Roman" w:cs="Times New Roman"/>
+          <w:sz w:val="28"/>
+          <w:szCs w:val="28"/>
+        </w:rPr>
+        <w:t>ID_сотрудника</w:t>
+      </w:r>
+      <w:proofErr w:type="spellEnd"/>
+      <w:r>
+        <w:rPr>
+          <w:rFonts w:ascii="Times New Roman" w:hAnsi="Times New Roman" w:cs="Times New Roman"/>
+          <w:sz w:val="28"/>
+          <w:szCs w:val="28"/>
+        </w:rPr>
+        <w:t xml:space="preserve"> (PK) — уникальный идентификатор.</w:t>
       </w:r>
     </w:p>
     <w:p>
@@ -17487,7 +17530,6 @@
           <w:sz w:val="28"/>
           <w:szCs w:val="28"/>
         </w:rPr>
-        <w:lastRenderedPageBreak/>
         <w:t>ФИО — полное имя сотрудника.</w:t>
       </w:r>
     </w:p>
@@ -17505,13 +17547,23 @@
           <w:szCs w:val="28"/>
         </w:rPr>
       </w:pPr>
-      <w:r>
-        <w:rPr>
-          <w:rFonts w:ascii="Times New Roman" w:hAnsi="Times New Roman" w:cs="Times New Roman"/>
-          <w:sz w:val="28"/>
-          <w:szCs w:val="28"/>
-        </w:rPr>
-        <w:t>RFID_метка — код RFID-метки.</w:t>
+      <w:proofErr w:type="spellStart"/>
+      <w:r>
+        <w:rPr>
+          <w:rFonts w:ascii="Times New Roman" w:hAnsi="Times New Roman" w:cs="Times New Roman"/>
+          <w:sz w:val="28"/>
+          <w:szCs w:val="28"/>
+        </w:rPr>
+        <w:t>RFID_метка</w:t>
+      </w:r>
+      <w:proofErr w:type="spellEnd"/>
+      <w:r>
+        <w:rPr>
+          <w:rFonts w:ascii="Times New Roman" w:hAnsi="Times New Roman" w:cs="Times New Roman"/>
+          <w:sz w:val="28"/>
+          <w:szCs w:val="28"/>
+        </w:rPr>
+        <w:t xml:space="preserve"> — код RFID-метки.</w:t>
       </w:r>
     </w:p>
     <w:p>
@@ -17559,7 +17611,29 @@
           <w:sz w:val="28"/>
           <w:szCs w:val="28"/>
         </w:rPr>
-        <w:t>Контрольная точка (Checkpoint)</w:t>
+        <w:t>Контрольная точка (</w:t>
+      </w:r>
+      <w:proofErr w:type="spellStart"/>
+      <w:r>
+        <w:rPr>
+          <w:rFonts w:ascii="Times New Roman" w:hAnsi="Times New Roman" w:cs="Times New Roman"/>
+          <w:b/>
+          <w:bCs/>
+          <w:sz w:val="28"/>
+          <w:szCs w:val="28"/>
+        </w:rPr>
+        <w:t>Checkpoint</w:t>
+      </w:r>
+      <w:proofErr w:type="spellEnd"/>
+      <w:r>
+        <w:rPr>
+          <w:rFonts w:ascii="Times New Roman" w:hAnsi="Times New Roman" w:cs="Times New Roman"/>
+          <w:b/>
+          <w:bCs/>
+          <w:sz w:val="28"/>
+          <w:szCs w:val="28"/>
+        </w:rPr>
+        <w:t>)</w:t>
       </w:r>
       <w:r>
         <w:rPr>
@@ -17584,13 +17658,23 @@
           <w:szCs w:val="28"/>
         </w:rPr>
       </w:pPr>
-      <w:r>
-        <w:rPr>
-          <w:rFonts w:ascii="Times New Roman" w:hAnsi="Times New Roman" w:cs="Times New Roman"/>
-          <w:sz w:val="28"/>
-          <w:szCs w:val="28"/>
-        </w:rPr>
-        <w:t>ID_точки (PK) — уникальный идентификатор.</w:t>
+      <w:proofErr w:type="spellStart"/>
+      <w:r>
+        <w:rPr>
+          <w:rFonts w:ascii="Times New Roman" w:hAnsi="Times New Roman" w:cs="Times New Roman"/>
+          <w:sz w:val="28"/>
+          <w:szCs w:val="28"/>
+        </w:rPr>
+        <w:t>ID_точки</w:t>
+      </w:r>
+      <w:proofErr w:type="spellEnd"/>
+      <w:r>
+        <w:rPr>
+          <w:rFonts w:ascii="Times New Roman" w:hAnsi="Times New Roman" w:cs="Times New Roman"/>
+          <w:sz w:val="28"/>
+          <w:szCs w:val="28"/>
+        </w:rPr>
+        <w:t xml:space="preserve"> (PK) — уникальный идентификатор.</w:t>
       </w:r>
     </w:p>
     <w:p>
@@ -17630,13 +17714,23 @@
           <w:szCs w:val="28"/>
         </w:rPr>
       </w:pPr>
-      <w:r>
-        <w:rPr>
-          <w:rFonts w:ascii="Times New Roman" w:hAnsi="Times New Roman" w:cs="Times New Roman"/>
-          <w:sz w:val="28"/>
-          <w:szCs w:val="28"/>
-        </w:rPr>
-        <w:t>Тип_точки — тип точки (вход, выход, промежуточная).</w:t>
+      <w:proofErr w:type="spellStart"/>
+      <w:r>
+        <w:rPr>
+          <w:rFonts w:ascii="Times New Roman" w:hAnsi="Times New Roman" w:cs="Times New Roman"/>
+          <w:sz w:val="28"/>
+          <w:szCs w:val="28"/>
+        </w:rPr>
+        <w:t>Тип_точки</w:t>
+      </w:r>
+      <w:proofErr w:type="spellEnd"/>
+      <w:r>
+        <w:rPr>
+          <w:rFonts w:ascii="Times New Roman" w:hAnsi="Times New Roman" w:cs="Times New Roman"/>
+          <w:sz w:val="28"/>
+          <w:szCs w:val="28"/>
+        </w:rPr>
+        <w:t xml:space="preserve"> — тип точки (вход, выход, промежуточная).</w:t>
       </w:r>
     </w:p>
     <w:p>
@@ -17686,13 +17780,23 @@
           <w:szCs w:val="28"/>
         </w:rPr>
       </w:pPr>
-      <w:r>
-        <w:rPr>
-          <w:rFonts w:ascii="Times New Roman" w:hAnsi="Times New Roman" w:cs="Times New Roman"/>
-          <w:sz w:val="28"/>
-          <w:szCs w:val="28"/>
-        </w:rPr>
-        <w:t>ID_экипировки (PK) — уникальный идентификатор.</w:t>
+      <w:proofErr w:type="spellStart"/>
+      <w:r>
+        <w:rPr>
+          <w:rFonts w:ascii="Times New Roman" w:hAnsi="Times New Roman" w:cs="Times New Roman"/>
+          <w:sz w:val="28"/>
+          <w:szCs w:val="28"/>
+        </w:rPr>
+        <w:t>ID_экипировки</w:t>
+      </w:r>
+      <w:proofErr w:type="spellEnd"/>
+      <w:r>
+        <w:rPr>
+          <w:rFonts w:ascii="Times New Roman" w:hAnsi="Times New Roman" w:cs="Times New Roman"/>
+          <w:sz w:val="28"/>
+          <w:szCs w:val="28"/>
+        </w:rPr>
+        <w:t xml:space="preserve"> (PK) — уникальный идентификатор.</w:t>
       </w:r>
     </w:p>
     <w:p>
@@ -17709,13 +17813,23 @@
           <w:szCs w:val="28"/>
         </w:rPr>
       </w:pPr>
-      <w:r>
-        <w:rPr>
-          <w:rFonts w:ascii="Times New Roman" w:hAnsi="Times New Roman" w:cs="Times New Roman"/>
-          <w:sz w:val="28"/>
-          <w:szCs w:val="28"/>
-        </w:rPr>
-        <w:t>Тип_экипировки — тип элемента (шлем, жилет, перчатки).</w:t>
+      <w:proofErr w:type="spellStart"/>
+      <w:r>
+        <w:rPr>
+          <w:rFonts w:ascii="Times New Roman" w:hAnsi="Times New Roman" w:cs="Times New Roman"/>
+          <w:sz w:val="28"/>
+          <w:szCs w:val="28"/>
+        </w:rPr>
+        <w:t>Тип_экипировки</w:t>
+      </w:r>
+      <w:proofErr w:type="spellEnd"/>
+      <w:r>
+        <w:rPr>
+          <w:rFonts w:ascii="Times New Roman" w:hAnsi="Times New Roman" w:cs="Times New Roman"/>
+          <w:sz w:val="28"/>
+          <w:szCs w:val="28"/>
+        </w:rPr>
+        <w:t xml:space="preserve"> — тип элемента (шлем, жилет, перчатки).</w:t>
       </w:r>
     </w:p>
     <w:p>
@@ -17755,13 +17869,23 @@
           <w:szCs w:val="28"/>
         </w:rPr>
       </w:pPr>
-      <w:r>
-        <w:rPr>
-          <w:rFonts w:ascii="Times New Roman" w:hAnsi="Times New Roman" w:cs="Times New Roman"/>
-          <w:sz w:val="28"/>
-          <w:szCs w:val="28"/>
-        </w:rPr>
-        <w:t>ID_сотрудника (FK) — внешний ключ к таблице сотрудников.</w:t>
+      <w:proofErr w:type="spellStart"/>
+      <w:r>
+        <w:rPr>
+          <w:rFonts w:ascii="Times New Roman" w:hAnsi="Times New Roman" w:cs="Times New Roman"/>
+          <w:sz w:val="28"/>
+          <w:szCs w:val="28"/>
+        </w:rPr>
+        <w:t>ID_сотрудника</w:t>
+      </w:r>
+      <w:proofErr w:type="spellEnd"/>
+      <w:r>
+        <w:rPr>
+          <w:rFonts w:ascii="Times New Roman" w:hAnsi="Times New Roman" w:cs="Times New Roman"/>
+          <w:sz w:val="28"/>
+          <w:szCs w:val="28"/>
+        </w:rPr>
+        <w:t xml:space="preserve"> (FK) — внешний ключ к таблице сотрудников.</w:t>
       </w:r>
     </w:p>
     <w:p>
@@ -17814,6 +17938,7 @@
           <w:sz w:val="28"/>
           <w:szCs w:val="28"/>
         </w:rPr>
+        <w:lastRenderedPageBreak/>
         <w:t>Мониторинг → Сотрудник: связь "многие-к-одному" (M:1).</w:t>
       </w:r>
     </w:p>
@@ -18061,16 +18186,7 @@
           <w:sz w:val="28"/>
           <w:szCs w:val="28"/>
         </w:rPr>
-        <w:t xml:space="preserve">Спроектирована система с использованием BPMN-диаграммы, которая описывает бизнес-процессы мониторинга, проверки экипировки и анализа данных. Диаграмма отражает взаимодействие между </w:t>
-      </w:r>
-      <w:r>
-        <w:rPr>
-          <w:rFonts w:ascii="Times New Roman" w:hAnsi="Times New Roman" w:cs="Times New Roman"/>
-          <w:sz w:val="28"/>
-          <w:szCs w:val="28"/>
-        </w:rPr>
-        <w:lastRenderedPageBreak/>
-        <w:t>оператором, системой мониторинга и модулем анализа, включая фиксацию контрольных точек и генерацию уведомлений.</w:t>
+        <w:t>Спроектирована система с использованием BPMN-диаграммы, которая описывает бизнес-процессы мониторинга, проверки экипировки и анализа данных. Диаграмма отражает взаимодействие между оператором, системой мониторинга и модулем анализа, включая фиксацию контрольных точек и генерацию уведомлений.</w:t>
       </w:r>
     </w:p>
     <w:p>
@@ -18190,6 +18306,7 @@
           <w:sz w:val="28"/>
           <w:szCs w:val="28"/>
         </w:rPr>
+        <w:lastRenderedPageBreak/>
         <w:t>Расширение функционала для мониторинга нескольких опасных зон одновременно с использованием облачных технологий.</w:t>
       </w:r>
     </w:p>
@@ -25381,7 +25498,7 @@
   <w:style w:type="paragraph" w:default="1" w:styleId="a">
     <w:name w:val="Normal"/>
     <w:qFormat/>
-    <w:rsid w:val="00A46AD7"/>
+    <w:rsid w:val="007F1226"/>
     <w:rPr>
       <w:kern w:val="0"/>
       <w:lang w:bidi="he-IL"/>

--- a/Graduate Work/Речук Дмитрий Максимович Курсовая работа Проектирование и эксплуатация ИиЭС.docx
+++ b/Graduate Work/Речук Дмитрий Максимович Курсовая работа Проектирование и эксплуатация ИиЭС.docx
@@ -3667,22 +3667,11 @@
       <w:r>
         <w:rPr>
           <w:rFonts w:ascii="Times New Roman" w:eastAsiaTheme="majorEastAsia" w:hAnsi="Times New Roman" w:cs="Times New Roman"/>
-          <w:b/>
-          <w:bCs/>
           <w:color w:val="000000" w:themeColor="text1"/>
           <w:sz w:val="28"/>
           <w:szCs w:val="28"/>
         </w:rPr>
-        <w:t>Рост сложности производственных процессов</w:t>
-      </w:r>
-      <w:r>
-        <w:rPr>
-          <w:rFonts w:ascii="Times New Roman" w:eastAsiaTheme="majorEastAsia" w:hAnsi="Times New Roman" w:cs="Times New Roman"/>
-          <w:color w:val="000000" w:themeColor="text1"/>
-          <w:sz w:val="28"/>
-          <w:szCs w:val="28"/>
-        </w:rPr>
-        <w:t>: Современные предприятия используют всё более сложное оборудование и технологии, что повышает риски для персонала и требует точного контроля опасных зон.</w:t>
+        <w:t>Рост сложности производственных процессов: Современные предприятия используют всё более сложное оборудование и технологии, что повышает риски для персонала и требует точного контроля опасных зон.</w:t>
       </w:r>
     </w:p>
     <w:p>
@@ -3711,22 +3700,11 @@
       <w:r>
         <w:rPr>
           <w:rFonts w:ascii="Times New Roman" w:eastAsiaTheme="majorEastAsia" w:hAnsi="Times New Roman" w:cs="Times New Roman"/>
-          <w:b/>
-          <w:bCs/>
           <w:color w:val="000000" w:themeColor="text1"/>
           <w:sz w:val="28"/>
           <w:szCs w:val="28"/>
         </w:rPr>
-        <w:t>Ограниченность традиционных методов</w:t>
-      </w:r>
-      <w:r>
-        <w:rPr>
-          <w:rFonts w:ascii="Times New Roman" w:eastAsiaTheme="majorEastAsia" w:hAnsi="Times New Roman" w:cs="Times New Roman"/>
-          <w:color w:val="000000" w:themeColor="text1"/>
-          <w:sz w:val="28"/>
-          <w:szCs w:val="28"/>
-        </w:rPr>
-        <w:t>: Ручной контроль и базовые системы сигнализации не способны обеспечить высокий уровень точности и оперативности в условиях динамичной среды.</w:t>
+        <w:t>Ограниченность традиционных методов: Ручной контроль и базовые системы сигнализации не способны обеспечить высокий уровень точности и оперативности в условиях динамичной среды.</w:t>
       </w:r>
     </w:p>
     <w:p>
@@ -3755,22 +3733,11 @@
       <w:r>
         <w:rPr>
           <w:rFonts w:ascii="Times New Roman" w:eastAsiaTheme="majorEastAsia" w:hAnsi="Times New Roman" w:cs="Times New Roman"/>
-          <w:b/>
-          <w:bCs/>
           <w:color w:val="000000" w:themeColor="text1"/>
           <w:sz w:val="28"/>
           <w:szCs w:val="28"/>
         </w:rPr>
-        <w:t>Развитие технологий автоматизации</w:t>
-      </w:r>
-      <w:r>
-        <w:rPr>
-          <w:rFonts w:ascii="Times New Roman" w:eastAsiaTheme="majorEastAsia" w:hAnsi="Times New Roman" w:cs="Times New Roman"/>
-          <w:color w:val="000000" w:themeColor="text1"/>
-          <w:sz w:val="28"/>
-          <w:szCs w:val="28"/>
-        </w:rPr>
-        <w:t>: Прогресс в области компьютерного зрения, RFID и искусственного интеллекта создаёт основу для разработки эффективных систем безопасности.</w:t>
+        <w:t>Развитие технологий автоматизации: Прогресс в области компьютерного зрения, RFID и искусственного интеллекта создаёт основу для разработки эффективных систем безопасности.</w:t>
       </w:r>
     </w:p>
     <w:p>
@@ -3799,22 +3766,11 @@
       <w:r>
         <w:rPr>
           <w:rFonts w:ascii="Times New Roman" w:eastAsiaTheme="majorEastAsia" w:hAnsi="Times New Roman" w:cs="Times New Roman"/>
-          <w:b/>
-          <w:bCs/>
           <w:color w:val="000000" w:themeColor="text1"/>
           <w:sz w:val="28"/>
           <w:szCs w:val="28"/>
         </w:rPr>
-        <w:t>Потребность в комплексном подходе</w:t>
-      </w:r>
-      <w:r>
-        <w:rPr>
-          <w:rFonts w:ascii="Times New Roman" w:eastAsiaTheme="majorEastAsia" w:hAnsi="Times New Roman" w:cs="Times New Roman"/>
-          <w:color w:val="000000" w:themeColor="text1"/>
-          <w:sz w:val="28"/>
-          <w:szCs w:val="28"/>
-        </w:rPr>
-        <w:t>: Необходимость учёта не только присутствия человека, но и его маршрута и защитной экипировки требует интеграции различных технологий.</w:t>
+        <w:t>Потребность в комплексном подходе: Необходимость учёта не только присутствия человека, но и его маршрута и защитной экипировки требует интеграции различных технологий.</w:t>
       </w:r>
     </w:p>
     <w:p>
@@ -3843,22 +3799,11 @@
       <w:r>
         <w:rPr>
           <w:rFonts w:ascii="Times New Roman" w:eastAsiaTheme="majorEastAsia" w:hAnsi="Times New Roman" w:cs="Times New Roman"/>
-          <w:b/>
-          <w:bCs/>
           <w:color w:val="000000" w:themeColor="text1"/>
           <w:sz w:val="28"/>
           <w:szCs w:val="28"/>
         </w:rPr>
-        <w:t>Снижение рисков и затрат</w:t>
-      </w:r>
-      <w:r>
-        <w:rPr>
-          <w:rFonts w:ascii="Times New Roman" w:eastAsiaTheme="majorEastAsia" w:hAnsi="Times New Roman" w:cs="Times New Roman"/>
-          <w:color w:val="000000" w:themeColor="text1"/>
-          <w:sz w:val="28"/>
-          <w:szCs w:val="28"/>
-        </w:rPr>
-        <w:t>: Автоматизация контроля позволяет уменьшить количество инцидентов и связанные с ними экономические потери, повышая общую эффективность управления безопасностью.</w:t>
+        <w:t>Снижение рисков и затрат: Автоматизация контроля позволяет уменьшить количество инцидентов и связанные с ними экономические потери, повышая общую эффективность управления безопасностью.</w:t>
       </w:r>
     </w:p>
     <w:p>
@@ -3883,22 +3828,11 @@
       <w:r>
         <w:rPr>
           <w:rFonts w:ascii="Times New Roman" w:eastAsiaTheme="majorEastAsia" w:hAnsi="Times New Roman" w:cs="Times New Roman"/>
-          <w:b/>
-          <w:bCs/>
           <w:color w:val="000000" w:themeColor="text1"/>
           <w:sz w:val="28"/>
           <w:szCs w:val="28"/>
         </w:rPr>
-        <w:t>Цель исследования</w:t>
-      </w:r>
-      <w:r>
-        <w:rPr>
-          <w:rFonts w:ascii="Times New Roman" w:eastAsiaTheme="majorEastAsia" w:hAnsi="Times New Roman" w:cs="Times New Roman"/>
-          <w:color w:val="000000" w:themeColor="text1"/>
-          <w:sz w:val="28"/>
-          <w:szCs w:val="28"/>
-        </w:rPr>
-        <w:t>: разработка и исследование автоматизированной системы обнаружения присутствия человека в опасной зоне, обеспечивающей надёжный контроль прохождения контрольных точек и наличия защитного оборудования с использованием современных технологий.</w:t>
+        <w:t>Цель исследования: разработка и исследование автоматизированной системы обнаружения присутствия человека в опасной зоне, обеспечивающей надёжный контроль прохождения контрольных точек и наличия защитного оборудования с использованием современных технологий.</w:t>
       </w:r>
     </w:p>
     <w:p>
@@ -3923,22 +3857,11 @@
       <w:r>
         <w:rPr>
           <w:rFonts w:ascii="Times New Roman" w:eastAsiaTheme="majorEastAsia" w:hAnsi="Times New Roman" w:cs="Times New Roman"/>
-          <w:b/>
-          <w:bCs/>
           <w:color w:val="000000" w:themeColor="text1"/>
           <w:sz w:val="28"/>
           <w:szCs w:val="28"/>
         </w:rPr>
-        <w:t>Задачи исследования</w:t>
-      </w:r>
-      <w:r>
-        <w:rPr>
-          <w:rFonts w:ascii="Times New Roman" w:eastAsiaTheme="majorEastAsia" w:hAnsi="Times New Roman" w:cs="Times New Roman"/>
-          <w:color w:val="000000" w:themeColor="text1"/>
-          <w:sz w:val="28"/>
-          <w:szCs w:val="28"/>
-        </w:rPr>
-        <w:t>:</w:t>
+        <w:t>Задачи исследования:</w:t>
       </w:r>
     </w:p>
     <w:p>
@@ -10945,6 +10868,7 @@
       <w:r>
         <w:rPr>
           <w:rFonts w:ascii="Times New Roman" w:hAnsi="Times New Roman" w:cs="Times New Roman"/>
+          <w:noProof/>
           <w:sz w:val="28"/>
           <w:szCs w:val="28"/>
         </w:rPr>
@@ -11502,6 +11426,7 @@
       <w:r>
         <w:rPr>
           <w:rFonts w:ascii="Times New Roman" w:hAnsi="Times New Roman" w:cs="Times New Roman"/>
+          <w:noProof/>
           <w:sz w:val="28"/>
           <w:szCs w:val="28"/>
           <w:lang w:val="en-US"/>

--- a/Graduate Work/Речук Дмитрий Максимович Курсовая работа Проектирование и эксплуатация ИиЭС.docx
+++ b/Graduate Work/Речук Дмитрий Максимович Курсовая работа Проектирование и эксплуатация ИиЭС.docx
@@ -8344,7 +8344,27 @@
           <w:sz w:val="28"/>
           <w:szCs w:val="28"/>
         </w:rPr>
-        <w:t>Проектирование архитектуры системы, включая интеграцию RFID, компьютерного зрения и датчиков.</w:t>
+        <w:t>Проектирование архитектуры системы, включая интеграцию</w:t>
+      </w:r>
+      <w:r>
+        <w:rPr>
+          <w:rFonts w:ascii="Times New Roman" w:eastAsiaTheme="majorEastAsia" w:hAnsi="Times New Roman" w:cs="Times New Roman"/>
+          <w:bCs/>
+          <w:color w:val="000000" w:themeColor="text1"/>
+          <w:sz w:val="28"/>
+          <w:szCs w:val="28"/>
+        </w:rPr>
+        <w:t xml:space="preserve"> </w:t>
+      </w:r>
+      <w:r>
+        <w:rPr>
+          <w:rFonts w:ascii="Times New Roman" w:eastAsiaTheme="majorEastAsia" w:hAnsi="Times New Roman" w:cs="Times New Roman"/>
+          <w:bCs/>
+          <w:color w:val="000000" w:themeColor="text1"/>
+          <w:sz w:val="28"/>
+          <w:szCs w:val="28"/>
+        </w:rPr>
+        <w:t>компьютерного зрения и датчиков.</w:t>
       </w:r>
     </w:p>
     <w:p>
@@ -8372,7 +8392,7 @@
           <w:sz w:val="28"/>
           <w:szCs w:val="28"/>
         </w:rPr>
-        <w:t>Разработка программного обеспечения для обработки данных с камер, RFID-меток и датчиков.</w:t>
+        <w:t>Разработка программного обеспечения для обработки данных с камер и датчиков.</w:t>
       </w:r>
     </w:p>
     <w:p>
@@ -8806,7 +8826,7 @@
           <w:sz w:val="28"/>
           <w:szCs w:val="28"/>
         </w:rPr>
-        <w:t>Интеграция данных с RFID-антенн, камер и датчиков в единую систему.</w:t>
+        <w:t>Интеграция данных с камер и датчиков в единую систему.</w:t>
       </w:r>
     </w:p>
     <w:p>
@@ -9148,7 +9168,6 @@
           <w:sz w:val="28"/>
           <w:szCs w:val="28"/>
         </w:rPr>
-        <w:lastRenderedPageBreak/>
         <w:t>Обработка видеопотока в реальном времени (не менее 15 кадров в секунду).</w:t>
       </w:r>
     </w:p>
@@ -9175,6 +9194,7 @@
           <w:sz w:val="28"/>
           <w:szCs w:val="28"/>
         </w:rPr>
+        <w:lastRenderedPageBreak/>
         <w:t xml:space="preserve">Надёжность </w:t>
       </w:r>
     </w:p>
@@ -9631,7 +9651,7 @@
           <w:sz w:val="28"/>
           <w:szCs w:val="28"/>
         </w:rPr>
-        <w:t>RFID-оборудование: Антенны с радиусом действия 5–10 м, метки (активные/пассивные).</w:t>
+        <w:t>Сервер: Процессор 4 ядра, 16 ГБ ОЗУ, SSD 256 ГБ.</w:t>
       </w:r>
     </w:p>
     <w:p>
@@ -9658,33 +9678,6 @@
           <w:sz w:val="28"/>
           <w:szCs w:val="28"/>
         </w:rPr>
-        <w:t>Сервер: Процессор 4 ядра (Intel i5 или выше), 16 ГБ ОЗУ, SSD 256 ГБ.</w:t>
-      </w:r>
-    </w:p>
-    <w:p>
-      <w:pPr>
-        <w:pStyle w:val="a7"/>
-        <w:numPr>
-          <w:ilvl w:val="0"/>
-          <w:numId w:val="35"/>
-        </w:numPr>
-        <w:spacing w:after="0" w:line="360" w:lineRule="auto"/>
-        <w:ind w:left="0" w:firstLine="709"/>
-        <w:jc w:val="both"/>
-        <w:rPr>
-          <w:rFonts w:ascii="Times New Roman" w:eastAsiaTheme="majorEastAsia" w:hAnsi="Times New Roman" w:cs="Times New Roman"/>
-          <w:color w:val="000000" w:themeColor="text1"/>
-          <w:sz w:val="28"/>
-          <w:szCs w:val="28"/>
-        </w:rPr>
-      </w:pPr>
-      <w:r>
-        <w:rPr>
-          <w:rFonts w:ascii="Times New Roman" w:eastAsiaTheme="majorEastAsia" w:hAnsi="Times New Roman" w:cs="Times New Roman"/>
-          <w:color w:val="000000" w:themeColor="text1"/>
-          <w:sz w:val="28"/>
-          <w:szCs w:val="28"/>
-        </w:rPr>
         <w:t>Операционная система: Windows 10/11.</w:t>
       </w:r>
     </w:p>
@@ -9708,7 +9701,6 @@
           <w:bCs/>
           <w:szCs w:val="28"/>
         </w:rPr>
-        <w:lastRenderedPageBreak/>
         <w:t>3.4. Основные пользователи</w:t>
       </w:r>
       <w:bookmarkEnd w:id="17"/>
@@ -11899,7 +11891,7 @@
           <w:sz w:val="28"/>
           <w:szCs w:val="28"/>
         </w:rPr>
-        <w:t>RFID-метка: Устройство, используемое для радиочастотной идентификации, которое позволяет идентифицировать сотрудника и фиксировать его перемещения.</w:t>
+        <w:t>Контрольная точка: заранее определённый участок (например, вход или выход из опасной зоны), прохождение которого фиксируется системой для отслеживания маршрута сотрудника.</w:t>
       </w:r>
     </w:p>
     <w:p>
@@ -11924,31 +11916,6 @@
           <w:sz w:val="28"/>
           <w:szCs w:val="28"/>
         </w:rPr>
-        <w:t>Контрольная точка: заранее определённый участок (например, вход или выход из опасной зоны), прохождение которого фиксируется системой для отслеживания маршрута сотрудника.</w:t>
-      </w:r>
-    </w:p>
-    <w:p>
-      <w:pPr>
-        <w:pStyle w:val="a7"/>
-        <w:numPr>
-          <w:ilvl w:val="0"/>
-          <w:numId w:val="39"/>
-        </w:numPr>
-        <w:spacing w:after="0" w:line="360" w:lineRule="auto"/>
-        <w:ind w:left="0" w:firstLine="709"/>
-        <w:jc w:val="both"/>
-        <w:rPr>
-          <w:rFonts w:ascii="Times New Roman" w:hAnsi="Times New Roman" w:cs="Times New Roman"/>
-          <w:sz w:val="28"/>
-          <w:szCs w:val="28"/>
-        </w:rPr>
-      </w:pPr>
-      <w:r>
-        <w:rPr>
-          <w:rFonts w:ascii="Times New Roman" w:hAnsi="Times New Roman" w:cs="Times New Roman"/>
-          <w:sz w:val="28"/>
-          <w:szCs w:val="28"/>
-        </w:rPr>
         <w:t>Компьютерное зрение: Технология, позволяющая анализировать видеопоток для обнаружения объектов, в данном случае — для проверки наличия защитного оборудования.</w:t>
       </w:r>
     </w:p>
@@ -12035,7 +12002,6 @@
           <w:sz w:val="28"/>
           <w:szCs w:val="28"/>
         </w:rPr>
-        <w:lastRenderedPageBreak/>
         <w:t>Для определения местоположения сотрудника на основе сигналов RFID используется метод триангуляции. Расстояние между RFID-меткой и антенной рассчитывается по формуле:</w:t>
       </w:r>
     </w:p>
@@ -12058,6 +12024,7 @@
               <w:sz w:val="28"/>
               <w:szCs w:val="28"/>
             </w:rPr>
+            <w:lastRenderedPageBreak/>
             <m:t>d</m:t>
           </m:r>
           <m:r>
@@ -13236,7 +13203,6 @@
           <w:b w:val="0"/>
           <w:szCs w:val="28"/>
         </w:rPr>
-        <w:lastRenderedPageBreak/>
         <w:t>5.3. Программное обеспечение</w:t>
       </w:r>
       <w:bookmarkEnd w:id="33"/>
@@ -13324,6 +13290,7 @@
           <w:sz w:val="28"/>
           <w:szCs w:val="28"/>
         </w:rPr>
+        <w:lastRenderedPageBreak/>
         <w:t>Python 3.9+</w:t>
       </w:r>
       <w:r>
@@ -13778,32 +13745,6 @@
           <w:sz w:val="28"/>
           <w:szCs w:val="28"/>
         </w:rPr>
-        <w:lastRenderedPageBreak/>
-        <w:t>RFID-оборудование: Антенны с радиусом действия 5–10 м, активные и пассивные метки.</w:t>
-      </w:r>
-    </w:p>
-    <w:p>
-      <w:pPr>
-        <w:pStyle w:val="a7"/>
-        <w:numPr>
-          <w:ilvl w:val="0"/>
-          <w:numId w:val="43"/>
-        </w:numPr>
-        <w:spacing w:after="0" w:line="360" w:lineRule="auto"/>
-        <w:ind w:left="0" w:firstLine="709"/>
-        <w:jc w:val="both"/>
-        <w:rPr>
-          <w:rFonts w:ascii="Times New Roman" w:hAnsi="Times New Roman" w:cs="Times New Roman"/>
-          <w:sz w:val="28"/>
-          <w:szCs w:val="28"/>
-        </w:rPr>
-      </w:pPr>
-      <w:r>
-        <w:rPr>
-          <w:rFonts w:ascii="Times New Roman" w:hAnsi="Times New Roman" w:cs="Times New Roman"/>
-          <w:sz w:val="28"/>
-          <w:szCs w:val="28"/>
-        </w:rPr>
         <w:t>Датчики: Инфракрасные или лазерные с дальностью действия до 20 м.</w:t>
       </w:r>
     </w:p>
@@ -13875,7 +13816,7 @@
           <w:sz w:val="28"/>
           <w:szCs w:val="28"/>
         </w:rPr>
-        <w:t>Считывание данных с RFID-метки.</w:t>
+        <w:t>Запрос информации о сотруднике из БД (ID, допуск).</w:t>
       </w:r>
     </w:p>
     <w:p>
@@ -13900,31 +13841,7 @@
           <w:sz w:val="28"/>
           <w:szCs w:val="28"/>
         </w:rPr>
-        <w:t>Запрос информации о сотруднике из БД (ID, допуск).</w:t>
-      </w:r>
-    </w:p>
-    <w:p>
-      <w:pPr>
-        <w:pStyle w:val="a7"/>
-        <w:numPr>
-          <w:ilvl w:val="0"/>
-          <w:numId w:val="44"/>
-        </w:numPr>
-        <w:spacing w:after="0" w:line="360" w:lineRule="auto"/>
-        <w:ind w:left="0" w:firstLine="709"/>
-        <w:jc w:val="both"/>
-        <w:rPr>
-          <w:rFonts w:ascii="Times New Roman" w:hAnsi="Times New Roman" w:cs="Times New Roman"/>
-          <w:sz w:val="28"/>
-          <w:szCs w:val="28"/>
-        </w:rPr>
-      </w:pPr>
-      <w:r>
-        <w:rPr>
-          <w:rFonts w:ascii="Times New Roman" w:hAnsi="Times New Roman" w:cs="Times New Roman"/>
-          <w:sz w:val="28"/>
-          <w:szCs w:val="28"/>
-        </w:rPr>
+        <w:lastRenderedPageBreak/>
         <w:t>Сохранение времени входа в опасную зону.</w:t>
       </w:r>
     </w:p>
@@ -14346,7 +14263,6 @@
           <w:sz w:val="28"/>
           <w:szCs w:val="28"/>
         </w:rPr>
-        <w:lastRenderedPageBreak/>
         <w:t>Формирование отчёта в формате CSV.</w:t>
       </w:r>
     </w:p>
@@ -14453,6 +14369,7 @@
           <w:sz w:val="28"/>
           <w:szCs w:val="28"/>
         </w:rPr>
+        <w:lastRenderedPageBreak/>
         <w:drawing>
           <wp:inline distT="0" distB="0" distL="0" distR="0" wp14:anchorId="041CCC69" wp14:editId="09BD6082">
             <wp:extent cx="5940425" cy="2707005"/>
@@ -15066,7 +14983,6 @@
                 <w:sz w:val="28"/>
                 <w:szCs w:val="28"/>
               </w:rPr>
-              <w:lastRenderedPageBreak/>
               <w:t>5</w:t>
             </w:r>
           </w:p>
@@ -15463,6 +15379,7 @@
                 <w:sz w:val="28"/>
                 <w:szCs w:val="28"/>
               </w:rPr>
+              <w:lastRenderedPageBreak/>
               <w:t>2</w:t>
             </w:r>
           </w:p>
@@ -16582,67 +16499,67 @@
           <w:rFonts w:cs="Times New Roman"/>
           <w:b w:val="0"/>
         </w:rPr>
+        <w:t>5.6.2. Логическая модель базы данных</w:t>
+      </w:r>
+      <w:bookmarkEnd w:id="38"/>
+    </w:p>
+    <w:p>
+      <w:pPr>
+        <w:spacing w:after="0" w:line="360" w:lineRule="auto"/>
+        <w:ind w:firstLine="709"/>
+        <w:jc w:val="both"/>
+        <w:rPr>
+          <w:rFonts w:ascii="Times New Roman" w:hAnsi="Times New Roman" w:cs="Times New Roman"/>
+          <w:sz w:val="28"/>
+          <w:szCs w:val="28"/>
+        </w:rPr>
+      </w:pPr>
+      <w:r>
+        <w:rPr>
+          <w:rFonts w:ascii="Times New Roman" w:hAnsi="Times New Roman" w:cs="Times New Roman"/>
+          <w:sz w:val="28"/>
+          <w:szCs w:val="28"/>
+        </w:rPr>
+        <w:t xml:space="preserve">Логическая модель базы данных описывает структуру данных для системы мониторинга. Она представлена на рисунке ниже (рис. </w:t>
+      </w:r>
+      <w:r>
+        <w:rPr>
+          <w:rFonts w:ascii="Times New Roman" w:hAnsi="Times New Roman" w:cs="Times New Roman"/>
+          <w:sz w:val="28"/>
+          <w:szCs w:val="28"/>
+          <w:lang w:val="en-US"/>
+        </w:rPr>
+        <w:t>6</w:t>
+      </w:r>
+      <w:r>
+        <w:rPr>
+          <w:rFonts w:ascii="Times New Roman" w:hAnsi="Times New Roman" w:cs="Times New Roman"/>
+          <w:sz w:val="28"/>
+          <w:szCs w:val="28"/>
+        </w:rPr>
+        <w:t>).</w:t>
+      </w:r>
+    </w:p>
+    <w:p>
+      <w:pPr>
+        <w:spacing w:after="0" w:line="360" w:lineRule="auto"/>
+        <w:jc w:val="both"/>
+        <w:rPr>
+          <w:rFonts w:ascii="Times New Roman" w:hAnsi="Times New Roman" w:cs="Times New Roman"/>
+          <w:sz w:val="28"/>
+          <w:szCs w:val="28"/>
+          <w:lang w:val="en-US"/>
+        </w:rPr>
+      </w:pPr>
+      <w:r>
+        <w:rPr>
+          <w:rFonts w:ascii="Times New Roman" w:hAnsi="Times New Roman" w:cs="Times New Roman"/>
+          <w:noProof/>
+          <w:sz w:val="28"/>
+          <w:szCs w:val="28"/>
+          <w:lang w:val="en-US"/>
+        </w:rPr>
         <w:lastRenderedPageBreak/>
-        <w:t>5.6.2. Логическая модель базы данных</w:t>
-      </w:r>
-      <w:bookmarkEnd w:id="38"/>
-    </w:p>
-    <w:p>
-      <w:pPr>
-        <w:spacing w:after="0" w:line="360" w:lineRule="auto"/>
-        <w:ind w:firstLine="709"/>
-        <w:jc w:val="both"/>
-        <w:rPr>
-          <w:rFonts w:ascii="Times New Roman" w:hAnsi="Times New Roman" w:cs="Times New Roman"/>
-          <w:sz w:val="28"/>
-          <w:szCs w:val="28"/>
-        </w:rPr>
-      </w:pPr>
-      <w:r>
-        <w:rPr>
-          <w:rFonts w:ascii="Times New Roman" w:hAnsi="Times New Roman" w:cs="Times New Roman"/>
-          <w:sz w:val="28"/>
-          <w:szCs w:val="28"/>
-        </w:rPr>
-        <w:t xml:space="preserve">Логическая модель базы данных описывает структуру данных для системы мониторинга. Она представлена на рисунке ниже (рис. </w:t>
-      </w:r>
-      <w:r>
-        <w:rPr>
-          <w:rFonts w:ascii="Times New Roman" w:hAnsi="Times New Roman" w:cs="Times New Roman"/>
-          <w:sz w:val="28"/>
-          <w:szCs w:val="28"/>
-          <w:lang w:val="en-US"/>
-        </w:rPr>
-        <w:t>6</w:t>
-      </w:r>
-      <w:r>
-        <w:rPr>
-          <w:rFonts w:ascii="Times New Roman" w:hAnsi="Times New Roman" w:cs="Times New Roman"/>
-          <w:sz w:val="28"/>
-          <w:szCs w:val="28"/>
-        </w:rPr>
-        <w:t>).</w:t>
-      </w:r>
-    </w:p>
-    <w:p>
-      <w:pPr>
-        <w:spacing w:after="0" w:line="360" w:lineRule="auto"/>
-        <w:jc w:val="both"/>
-        <w:rPr>
-          <w:rFonts w:ascii="Times New Roman" w:hAnsi="Times New Roman" w:cs="Times New Roman"/>
-          <w:sz w:val="28"/>
-          <w:szCs w:val="28"/>
-          <w:lang w:val="en-US"/>
-        </w:rPr>
-      </w:pPr>
-      <w:r>
-        <w:rPr>
-          <w:rFonts w:ascii="Times New Roman" w:hAnsi="Times New Roman" w:cs="Times New Roman"/>
-          <w:noProof/>
-          <w:sz w:val="28"/>
-          <w:szCs w:val="28"/>
-          <w:lang w:val="en-US"/>
-        </w:rPr>
         <w:drawing>
           <wp:inline distT="0" distB="0" distL="0" distR="0" wp14:anchorId="7FAB1FBC" wp14:editId="1901257E">
             <wp:extent cx="5940425" cy="2314575"/>
@@ -17165,7 +17082,6 @@
           <w:sz w:val="28"/>
           <w:szCs w:val="28"/>
         </w:rPr>
-        <w:lastRenderedPageBreak/>
         <w:t>ID_экипировки (PK) — уникальный идентификатор.</w:t>
       </w:r>
     </w:p>
@@ -17214,6 +17130,7 @@
           <w:sz w:val="28"/>
           <w:szCs w:val="28"/>
         </w:rPr>
+        <w:lastRenderedPageBreak/>
         <w:t>Статус — наличие элемента (да/нет).</w:t>
       </w:r>
     </w:p>
@@ -17419,7 +17336,7 @@
           <w:sz w:val="28"/>
           <w:szCs w:val="28"/>
         </w:rPr>
-        <w:t>В рамках данной работы была разработана автоматизированная система обнаружения присутствия человека в опасной зоне с учётом прохождения контрольных точек и наличия защитного оборудования. Эта задача имеет высокую актуальность в условиях роста сложности производственных процессов и повышения требований к безопасности персонала на предприятиях. Использование современных технологий, таких как радиочастотная идентификация (RFID), компьютерное зрение и искусственный интеллект, позволило создать решение, способное минимизировать риски несчастных случаев и снизить влияние человеческого фактора на соблюдение норм безопасности.</w:t>
+        <w:t>В рамках данной работы была разработана автоматизированная система обнаружения присутствия человека в опасной зоне с учётом прохождения контрольных точек и наличия защитного оборудования. Эта задача имеет высокую актуальность в условиях роста сложности производственных процессов и повышения требований к безопасности персонала на предприятиях. Использование современных технологий, таких как компьютерное зрение и искусственный интеллект, позволило создать решение, способное минимизировать риски несчастных случаев и снизить влияние человеческого фактора на соблюдение норм безопасности.</w:t>
       </w:r>
     </w:p>
     <w:p>
@@ -17559,36 +17476,36 @@
           <w:sz w:val="28"/>
           <w:szCs w:val="28"/>
         </w:rPr>
+        <w:t>Описаны виды обеспечения системы</w:t>
+      </w:r>
+      <w:r>
+        <w:rPr>
+          <w:rFonts w:ascii="Times New Roman" w:hAnsi="Times New Roman" w:cs="Times New Roman"/>
+          <w:sz w:val="28"/>
+          <w:szCs w:val="28"/>
+          <w:lang w:val="en-US"/>
+        </w:rPr>
+        <w:t>.</w:t>
+      </w:r>
+    </w:p>
+    <w:p>
+      <w:pPr>
+        <w:spacing w:after="0" w:line="360" w:lineRule="auto"/>
+        <w:ind w:firstLine="851"/>
+        <w:jc w:val="both"/>
+        <w:rPr>
+          <w:rFonts w:ascii="Times New Roman" w:hAnsi="Times New Roman" w:cs="Times New Roman"/>
+          <w:sz w:val="28"/>
+          <w:szCs w:val="28"/>
+        </w:rPr>
+      </w:pPr>
+      <w:r>
+        <w:rPr>
+          <w:rFonts w:ascii="Times New Roman" w:hAnsi="Times New Roman" w:cs="Times New Roman"/>
+          <w:sz w:val="28"/>
+          <w:szCs w:val="28"/>
+        </w:rPr>
         <w:lastRenderedPageBreak/>
-        <w:t>Описаны виды обеспечения системы</w:t>
-      </w:r>
-      <w:r>
-        <w:rPr>
-          <w:rFonts w:ascii="Times New Roman" w:hAnsi="Times New Roman" w:cs="Times New Roman"/>
-          <w:sz w:val="28"/>
-          <w:szCs w:val="28"/>
-          <w:lang w:val="en-US"/>
-        </w:rPr>
-        <w:t>.</w:t>
-      </w:r>
-    </w:p>
-    <w:p>
-      <w:pPr>
-        <w:spacing w:after="0" w:line="360" w:lineRule="auto"/>
-        <w:ind w:firstLine="851"/>
-        <w:jc w:val="both"/>
-        <w:rPr>
-          <w:rFonts w:ascii="Times New Roman" w:hAnsi="Times New Roman" w:cs="Times New Roman"/>
-          <w:sz w:val="28"/>
-          <w:szCs w:val="28"/>
-        </w:rPr>
-      </w:pPr>
-      <w:r>
-        <w:rPr>
-          <w:rFonts w:ascii="Times New Roman" w:hAnsi="Times New Roman" w:cs="Times New Roman"/>
-          <w:sz w:val="28"/>
-          <w:szCs w:val="28"/>
-        </w:rPr>
         <w:t>Разработанная система позволяет в реальном времени фиксировать присутствие человека в опасной зоне, отслеживать его перемещения через контрольные точки и проверять наличие защитного оборудования. Применение нейронных сетей для анализа видеопотока обеспечивает высокую точность распознавания экипировки, а использование RFID-технологии гарантирует надёжную идентификацию сотрудников. Генерация уведомлений при выявлении нарушений (например, отсутствие шлема или непрохождение контрольной точки) позволяет оперативно реагировать на потенциальные угрозы.</w:t>
       </w:r>
     </w:p>
@@ -26244,6 +26161,80 @@
       <w14:ligatures w14:val="none"/>
     </w:rPr>
   </w:style>
+  <w:style w:type="character" w:styleId="af5">
+    <w:name w:val="annotation reference"/>
+    <w:basedOn w:val="a0"/>
+    <w:uiPriority w:val="99"/>
+    <w:semiHidden/>
+    <w:unhideWhenUsed/>
+    <w:rsid w:val="006855AC"/>
+    <w:rPr>
+      <w:sz w:val="16"/>
+      <w:szCs w:val="16"/>
+    </w:rPr>
+  </w:style>
+  <w:style w:type="paragraph" w:styleId="af6">
+    <w:name w:val="annotation text"/>
+    <w:basedOn w:val="a"/>
+    <w:link w:val="af7"/>
+    <w:uiPriority w:val="99"/>
+    <w:semiHidden/>
+    <w:unhideWhenUsed/>
+    <w:rsid w:val="006855AC"/>
+    <w:pPr>
+      <w:spacing w:line="240" w:lineRule="auto"/>
+    </w:pPr>
+    <w:rPr>
+      <w:sz w:val="20"/>
+      <w:szCs w:val="20"/>
+    </w:rPr>
+  </w:style>
+  <w:style w:type="character" w:customStyle="1" w:styleId="af7">
+    <w:name w:val="Текст примечания Знак"/>
+    <w:basedOn w:val="a0"/>
+    <w:link w:val="af6"/>
+    <w:uiPriority w:val="99"/>
+    <w:semiHidden/>
+    <w:rsid w:val="006855AC"/>
+    <w:rPr>
+      <w:kern w:val="0"/>
+      <w:sz w:val="20"/>
+      <w:szCs w:val="20"/>
+      <w:lang w:bidi="he-IL"/>
+      <w14:ligatures w14:val="none"/>
+    </w:rPr>
+  </w:style>
+  <w:style w:type="paragraph" w:styleId="af8">
+    <w:name w:val="annotation subject"/>
+    <w:basedOn w:val="af6"/>
+    <w:next w:val="af6"/>
+    <w:link w:val="af9"/>
+    <w:uiPriority w:val="99"/>
+    <w:semiHidden/>
+    <w:unhideWhenUsed/>
+    <w:rsid w:val="006855AC"/>
+    <w:rPr>
+      <w:b/>
+      <w:bCs/>
+    </w:rPr>
+  </w:style>
+  <w:style w:type="character" w:customStyle="1" w:styleId="af9">
+    <w:name w:val="Тема примечания Знак"/>
+    <w:basedOn w:val="af7"/>
+    <w:link w:val="af8"/>
+    <w:uiPriority w:val="99"/>
+    <w:semiHidden/>
+    <w:rsid w:val="006855AC"/>
+    <w:rPr>
+      <w:b/>
+      <w:bCs/>
+      <w:kern w:val="0"/>
+      <w:sz w:val="20"/>
+      <w:szCs w:val="20"/>
+      <w:lang w:bidi="he-IL"/>
+      <w14:ligatures w14:val="none"/>
+    </w:rPr>
+  </w:style>
 </w:styles>
 </file>
 

--- a/Graduate Work/Речук Дмитрий Максимович Курсовая работа Проектирование и эксплуатация ИиЭС.docx
+++ b/Graduate Work/Речук Дмитрий Максимович Курсовая работа Проектирование и эксплуатация ИиЭС.docx
@@ -9955,7 +9955,32 @@
           <w:sz w:val="28"/>
           <w:szCs w:val="28"/>
         </w:rPr>
-        <w:t xml:space="preserve"> диаграммы. BPMN-диаграмма отражает детальное описание бизнес-процессов. Диаграмма представлена ниже (рис. </w:t>
+        <w:t xml:space="preserve"> диаграммы. BPMN-диаграмма отражает детальное описание бизнес-процессов. Диаграмма</w:t>
+      </w:r>
+      <w:r>
+        <w:rPr>
+          <w:rFonts w:ascii="Times New Roman" w:hAnsi="Times New Roman" w:cs="Times New Roman"/>
+          <w:sz w:val="28"/>
+          <w:szCs w:val="28"/>
+          <w:lang w:val="en-US"/>
+        </w:rPr>
+        <w:t xml:space="preserve"> </w:t>
+      </w:r>
+      <w:r>
+        <w:rPr>
+          <w:rFonts w:ascii="Times New Roman" w:hAnsi="Times New Roman" w:cs="Times New Roman"/>
+          <w:sz w:val="28"/>
+          <w:szCs w:val="28"/>
+        </w:rPr>
+        <w:t>до внедрения автоматизированной системы</w:t>
+      </w:r>
+      <w:r>
+        <w:rPr>
+          <w:rFonts w:ascii="Times New Roman" w:hAnsi="Times New Roman" w:cs="Times New Roman"/>
+          <w:sz w:val="28"/>
+          <w:szCs w:val="28"/>
+        </w:rPr>
+        <w:t xml:space="preserve"> представлена ниже (рис. </w:t>
       </w:r>
       <w:r>
         <w:rPr>
@@ -9977,6 +10002,141 @@
     <w:p>
       <w:pPr>
         <w:spacing w:after="0" w:line="360" w:lineRule="auto"/>
+        <w:jc w:val="both"/>
+        <w:rPr>
+          <w:rFonts w:ascii="Times New Roman" w:hAnsi="Times New Roman" w:cs="Times New Roman"/>
+          <w:sz w:val="28"/>
+          <w:szCs w:val="28"/>
+        </w:rPr>
+      </w:pPr>
+      <w:r>
+        <w:rPr>
+          <w:rFonts w:ascii="Times New Roman" w:hAnsi="Times New Roman" w:cs="Times New Roman"/>
+          <w:sz w:val="28"/>
+          <w:szCs w:val="28"/>
+        </w:rPr>
+        <w:drawing>
+          <wp:inline distT="0" distB="0" distL="0" distR="0" wp14:anchorId="1311DAB5" wp14:editId="4B9C1483">
+            <wp:extent cx="5940425" cy="2079625"/>
+            <wp:effectExtent l="0" t="0" r="3175" b="0"/>
+            <wp:docPr id="3" name="Рисунок 3"/>
+            <wp:cNvGraphicFramePr>
+              <a:graphicFrameLocks xmlns:a="http://schemas.openxmlformats.org/drawingml/2006/main" noChangeAspect="1"/>
+            </wp:cNvGraphicFramePr>
+            <a:graphic xmlns:a="http://schemas.openxmlformats.org/drawingml/2006/main">
+              <a:graphicData uri="http://schemas.openxmlformats.org/drawingml/2006/picture">
+                <pic:pic xmlns:pic="http://schemas.openxmlformats.org/drawingml/2006/picture">
+                  <pic:nvPicPr>
+                    <pic:cNvPr id="1" name=""/>
+                    <pic:cNvPicPr/>
+                  </pic:nvPicPr>
+                  <pic:blipFill>
+                    <a:blip r:embed="rId8"/>
+                    <a:stretch>
+                      <a:fillRect/>
+                    </a:stretch>
+                  </pic:blipFill>
+                  <pic:spPr>
+                    <a:xfrm>
+                      <a:off x="0" y="0"/>
+                      <a:ext cx="5954071" cy="2084402"/>
+                    </a:xfrm>
+                    <a:prstGeom prst="rect">
+                      <a:avLst/>
+                    </a:prstGeom>
+                  </pic:spPr>
+                </pic:pic>
+              </a:graphicData>
+            </a:graphic>
+          </wp:inline>
+        </w:drawing>
+      </w:r>
+    </w:p>
+    <w:p>
+      <w:pPr>
+        <w:pStyle w:val="af"/>
+        <w:spacing w:after="0" w:line="360" w:lineRule="auto"/>
+        <w:jc w:val="center"/>
+        <w:rPr>
+          <w:rFonts w:ascii="Times New Roman" w:hAnsi="Times New Roman" w:cs="Times New Roman"/>
+          <w:i w:val="0"/>
+          <w:iCs w:val="0"/>
+          <w:color w:val="000000" w:themeColor="text1"/>
+          <w:sz w:val="28"/>
+          <w:szCs w:val="28"/>
+        </w:rPr>
+      </w:pPr>
+      <w:r>
+        <w:rPr>
+          <w:rFonts w:ascii="Times New Roman" w:hAnsi="Times New Roman" w:cs="Times New Roman"/>
+          <w:i w:val="0"/>
+          <w:iCs w:val="0"/>
+          <w:color w:val="000000" w:themeColor="text1"/>
+          <w:sz w:val="28"/>
+          <w:szCs w:val="28"/>
+        </w:rPr>
+        <w:t xml:space="preserve">Рисунок </w:t>
+      </w:r>
+      <w:r>
+        <w:rPr>
+          <w:rFonts w:ascii="Times New Roman" w:hAnsi="Times New Roman" w:cs="Times New Roman"/>
+          <w:i w:val="0"/>
+          <w:iCs w:val="0"/>
+          <w:color w:val="000000" w:themeColor="text1"/>
+          <w:sz w:val="28"/>
+          <w:szCs w:val="28"/>
+        </w:rPr>
+        <w:t>1</w:t>
+      </w:r>
+      <w:r>
+        <w:rPr>
+          <w:rFonts w:ascii="Times New Roman" w:hAnsi="Times New Roman" w:cs="Times New Roman"/>
+          <w:i w:val="0"/>
+          <w:iCs w:val="0"/>
+          <w:color w:val="000000" w:themeColor="text1"/>
+          <w:sz w:val="28"/>
+          <w:szCs w:val="28"/>
+        </w:rPr>
+        <w:t xml:space="preserve">. </w:t>
+      </w:r>
+      <w:r>
+        <w:rPr>
+          <w:rFonts w:ascii="Times New Roman" w:hAnsi="Times New Roman" w:cs="Times New Roman"/>
+          <w:i w:val="0"/>
+          <w:iCs w:val="0"/>
+          <w:color w:val="000000" w:themeColor="text1"/>
+          <w:sz w:val="28"/>
+          <w:szCs w:val="28"/>
+          <w:lang w:val="en-US"/>
+        </w:rPr>
+        <w:t>BPMN</w:t>
+      </w:r>
+      <w:r>
+        <w:rPr>
+          <w:rFonts w:ascii="Times New Roman" w:hAnsi="Times New Roman" w:cs="Times New Roman"/>
+          <w:i w:val="0"/>
+          <w:iCs w:val="0"/>
+          <w:color w:val="000000" w:themeColor="text1"/>
+          <w:sz w:val="28"/>
+          <w:szCs w:val="28"/>
+        </w:rPr>
+        <w:t xml:space="preserve"> диаграмма </w:t>
+      </w:r>
+      <w:r>
+        <w:rPr>
+          <w:rFonts w:ascii="Times New Roman" w:hAnsi="Times New Roman" w:cs="Times New Roman"/>
+          <w:i w:val="0"/>
+          <w:iCs w:val="0"/>
+          <w:color w:val="000000" w:themeColor="text1"/>
+          <w:sz w:val="28"/>
+          <w:szCs w:val="28"/>
+        </w:rPr>
+        <w:t>до внедрения автоматизированной системы</w:t>
+      </w:r>
+    </w:p>
+    <w:p>
+      <w:pPr>
+        <w:spacing w:after="0" w:line="360" w:lineRule="auto"/>
         <w:ind w:firstLine="709"/>
         <w:jc w:val="both"/>
         <w:rPr>
@@ -9991,42 +10151,39 @@
           <w:sz w:val="28"/>
           <w:szCs w:val="28"/>
         </w:rPr>
-        <w:t xml:space="preserve">Далее представлена таблица обозначений нотации </w:t>
-      </w:r>
-      <w:r>
-        <w:rPr>
-          <w:rFonts w:ascii="Times New Roman" w:hAnsi="Times New Roman" w:cs="Times New Roman"/>
-          <w:sz w:val="28"/>
-          <w:szCs w:val="28"/>
-          <w:lang w:val="en-US"/>
-        </w:rPr>
-        <w:t>BPMN</w:t>
-      </w:r>
-      <w:r>
-        <w:rPr>
-          <w:rFonts w:ascii="Times New Roman" w:hAnsi="Times New Roman" w:cs="Times New Roman"/>
-          <w:sz w:val="28"/>
-          <w:szCs w:val="28"/>
-        </w:rPr>
-        <w:t>:</w:t>
-      </w:r>
-    </w:p>
-    <w:p>
-      <w:pPr>
-        <w:spacing w:after="0" w:line="360" w:lineRule="auto"/>
-        <w:rPr>
-          <w:rFonts w:ascii="Times New Roman" w:hAnsi="Times New Roman" w:cs="Times New Roman"/>
-          <w:sz w:val="28"/>
-          <w:szCs w:val="28"/>
-        </w:rPr>
-      </w:pPr>
-      <w:r>
-        <w:rPr>
-          <w:rFonts w:ascii="Times New Roman" w:hAnsi="Times New Roman" w:cs="Times New Roman"/>
-          <w:sz w:val="28"/>
-          <w:szCs w:val="28"/>
-        </w:rPr>
-        <w:t xml:space="preserve">Таблица </w:t>
+        <w:t>Диаграмма</w:t>
+      </w:r>
+      <w:r>
+        <w:rPr>
+          <w:rFonts w:ascii="Times New Roman" w:hAnsi="Times New Roman" w:cs="Times New Roman"/>
+          <w:sz w:val="28"/>
+          <w:szCs w:val="28"/>
+        </w:rPr>
+        <w:t xml:space="preserve"> </w:t>
+      </w:r>
+      <w:r>
+        <w:rPr>
+          <w:rFonts w:ascii="Times New Roman" w:hAnsi="Times New Roman" w:cs="Times New Roman"/>
+          <w:sz w:val="28"/>
+          <w:szCs w:val="28"/>
+        </w:rPr>
+        <w:t>после</w:t>
+      </w:r>
+      <w:r>
+        <w:rPr>
+          <w:rFonts w:ascii="Times New Roman" w:hAnsi="Times New Roman" w:cs="Times New Roman"/>
+          <w:sz w:val="28"/>
+          <w:szCs w:val="28"/>
+        </w:rPr>
+        <w:t xml:space="preserve"> внедрения автоматизированной системы</w:t>
+      </w:r>
+      <w:r>
+        <w:rPr>
+          <w:rFonts w:ascii="Times New Roman" w:hAnsi="Times New Roman" w:cs="Times New Roman"/>
+          <w:sz w:val="28"/>
+          <w:szCs w:val="28"/>
+        </w:rPr>
+        <w:t xml:space="preserve"> представлена ниже (рис. </w:t>
       </w:r>
       <w:r>
         <w:rPr>
@@ -10042,809 +10199,8 @@
           <w:sz w:val="28"/>
           <w:szCs w:val="28"/>
         </w:rPr>
-        <w:t xml:space="preserve">. Обозначения в нотации </w:t>
-      </w:r>
-      <w:r>
-        <w:rPr>
-          <w:rFonts w:ascii="Times New Roman" w:hAnsi="Times New Roman" w:cs="Times New Roman"/>
-          <w:sz w:val="28"/>
-          <w:szCs w:val="28"/>
-          <w:lang w:val="en-US"/>
-        </w:rPr>
-        <w:t>BPMN</w:t>
-      </w:r>
-    </w:p>
-    <w:tbl>
-      <w:tblPr>
-        <w:tblStyle w:val="ae"/>
-        <w:tblW w:w="0" w:type="auto"/>
-        <w:tblLook w:val="04A0" w:firstRow="1" w:lastRow="0" w:firstColumn="1" w:lastColumn="0" w:noHBand="0" w:noVBand="1"/>
-      </w:tblPr>
-      <w:tblGrid>
-        <w:gridCol w:w="4672"/>
-        <w:gridCol w:w="4673"/>
-      </w:tblGrid>
-      <w:tr>
-        <w:trPr>
-          <w:tblHeader/>
-        </w:trPr>
-        <w:tc>
-          <w:tcPr>
-            <w:tcW w:w="4672" w:type="dxa"/>
-            <w:vAlign w:val="center"/>
-          </w:tcPr>
-          <w:p>
-            <w:pPr>
-              <w:spacing w:line="360" w:lineRule="auto"/>
-              <w:jc w:val="center"/>
-              <w:rPr>
-                <w:rFonts w:ascii="Times New Roman" w:hAnsi="Times New Roman" w:cs="Times New Roman"/>
-                <w:sz w:val="28"/>
-                <w:szCs w:val="28"/>
-              </w:rPr>
-            </w:pPr>
-            <w:r>
-              <w:rPr>
-                <w:rFonts w:ascii="Times New Roman" w:hAnsi="Times New Roman" w:cs="Times New Roman"/>
-                <w:sz w:val="28"/>
-                <w:szCs w:val="28"/>
-              </w:rPr>
-              <w:t>Объект</w:t>
-            </w:r>
-          </w:p>
-        </w:tc>
-        <w:tc>
-          <w:tcPr>
-            <w:tcW w:w="4673" w:type="dxa"/>
-            <w:vAlign w:val="center"/>
-          </w:tcPr>
-          <w:p>
-            <w:pPr>
-              <w:spacing w:line="360" w:lineRule="auto"/>
-              <w:jc w:val="center"/>
-              <w:rPr>
-                <w:rFonts w:ascii="Times New Roman" w:hAnsi="Times New Roman" w:cs="Times New Roman"/>
-                <w:sz w:val="28"/>
-                <w:szCs w:val="28"/>
-              </w:rPr>
-            </w:pPr>
-            <w:r>
-              <w:rPr>
-                <w:rFonts w:ascii="Times New Roman" w:hAnsi="Times New Roman" w:cs="Times New Roman"/>
-                <w:sz w:val="28"/>
-                <w:szCs w:val="28"/>
-              </w:rPr>
-              <w:t>Описание</w:t>
-            </w:r>
-          </w:p>
-        </w:tc>
-      </w:tr>
-      <w:tr>
-        <w:tc>
-          <w:tcPr>
-            <w:tcW w:w="4672" w:type="dxa"/>
-            <w:vAlign w:val="center"/>
-          </w:tcPr>
-          <w:p>
-            <w:pPr>
-              <w:spacing w:before="120" w:line="360" w:lineRule="auto"/>
-              <w:jc w:val="center"/>
-              <w:rPr>
-                <w:rFonts w:ascii="Times New Roman" w:hAnsi="Times New Roman" w:cs="Times New Roman"/>
-                <w:sz w:val="28"/>
-                <w:szCs w:val="28"/>
-              </w:rPr>
-            </w:pPr>
-            <w:r>
-              <w:rPr>
-                <w:rFonts w:ascii="Times New Roman" w:hAnsi="Times New Roman" w:cs="Times New Roman"/>
-                <w:noProof/>
-                <w:sz w:val="28"/>
-                <w:szCs w:val="28"/>
-              </w:rPr>
-              <w:drawing>
-                <wp:inline distT="0" distB="0" distL="0" distR="0" wp14:anchorId="19AC742D" wp14:editId="07F1AEDA">
-                  <wp:extent cx="373380" cy="328317"/>
-                  <wp:effectExtent l="0" t="0" r="7620" b="0"/>
-                  <wp:docPr id="13" name="Рисунок 13"/>
-                  <wp:cNvGraphicFramePr>
-                    <a:graphicFrameLocks xmlns:a="http://schemas.openxmlformats.org/drawingml/2006/main" noChangeAspect="1"/>
-                  </wp:cNvGraphicFramePr>
-                  <a:graphic xmlns:a="http://schemas.openxmlformats.org/drawingml/2006/main">
-                    <a:graphicData uri="http://schemas.openxmlformats.org/drawingml/2006/picture">
-                      <pic:pic xmlns:pic="http://schemas.openxmlformats.org/drawingml/2006/picture">
-                        <pic:nvPicPr>
-                          <pic:cNvPr id="1" name=""/>
-                          <pic:cNvPicPr/>
-                        </pic:nvPicPr>
-                        <pic:blipFill>
-                          <a:blip r:embed="rId8"/>
-                          <a:stretch>
-                            <a:fillRect/>
-                          </a:stretch>
-                        </pic:blipFill>
-                        <pic:spPr>
-                          <a:xfrm>
-                            <a:off x="0" y="0"/>
-                            <a:ext cx="378703" cy="332997"/>
-                          </a:xfrm>
-                          <a:prstGeom prst="rect">
-                            <a:avLst/>
-                          </a:prstGeom>
-                        </pic:spPr>
-                      </pic:pic>
-                    </a:graphicData>
-                  </a:graphic>
-                </wp:inline>
-              </w:drawing>
-            </w:r>
-          </w:p>
-        </w:tc>
-        <w:tc>
-          <w:tcPr>
-            <w:tcW w:w="4673" w:type="dxa"/>
-            <w:vAlign w:val="center"/>
-          </w:tcPr>
-          <w:p>
-            <w:pPr>
-              <w:spacing w:line="360" w:lineRule="auto"/>
-              <w:jc w:val="center"/>
-              <w:rPr>
-                <w:rFonts w:ascii="Times New Roman" w:hAnsi="Times New Roman" w:cs="Times New Roman"/>
-                <w:sz w:val="28"/>
-                <w:szCs w:val="28"/>
-              </w:rPr>
-            </w:pPr>
-            <w:r>
-              <w:rPr>
-                <w:rFonts w:ascii="Times New Roman" w:hAnsi="Times New Roman" w:cs="Times New Roman"/>
-                <w:sz w:val="28"/>
-                <w:szCs w:val="28"/>
-              </w:rPr>
-              <w:t>Начало работы системы</w:t>
-            </w:r>
-          </w:p>
-        </w:tc>
-      </w:tr>
-      <w:tr>
-        <w:tc>
-          <w:tcPr>
-            <w:tcW w:w="4672" w:type="dxa"/>
-            <w:vAlign w:val="center"/>
-          </w:tcPr>
-          <w:p>
-            <w:pPr>
-              <w:spacing w:before="120" w:line="360" w:lineRule="auto"/>
-              <w:jc w:val="center"/>
-              <w:rPr>
-                <w:rFonts w:ascii="Times New Roman" w:hAnsi="Times New Roman" w:cs="Times New Roman"/>
-                <w:sz w:val="28"/>
-                <w:szCs w:val="28"/>
-              </w:rPr>
-            </w:pPr>
-            <w:r>
-              <w:rPr>
-                <w:rFonts w:ascii="Times New Roman" w:hAnsi="Times New Roman" w:cs="Times New Roman"/>
-                <w:noProof/>
-                <w:sz w:val="28"/>
-                <w:szCs w:val="28"/>
-              </w:rPr>
-              <w:drawing>
-                <wp:inline distT="0" distB="0" distL="0" distR="0" wp14:anchorId="5DCDA621" wp14:editId="356B1E06">
-                  <wp:extent cx="403860" cy="382971"/>
-                  <wp:effectExtent l="0" t="0" r="0" b="0"/>
-                  <wp:docPr id="14" name="Рисунок 14"/>
-                  <wp:cNvGraphicFramePr>
-                    <a:graphicFrameLocks xmlns:a="http://schemas.openxmlformats.org/drawingml/2006/main" noChangeAspect="1"/>
-                  </wp:cNvGraphicFramePr>
-                  <a:graphic xmlns:a="http://schemas.openxmlformats.org/drawingml/2006/main">
-                    <a:graphicData uri="http://schemas.openxmlformats.org/drawingml/2006/picture">
-                      <pic:pic xmlns:pic="http://schemas.openxmlformats.org/drawingml/2006/picture">
-                        <pic:nvPicPr>
-                          <pic:cNvPr id="1" name=""/>
-                          <pic:cNvPicPr/>
-                        </pic:nvPicPr>
-                        <pic:blipFill>
-                          <a:blip r:embed="rId9"/>
-                          <a:stretch>
-                            <a:fillRect/>
-                          </a:stretch>
-                        </pic:blipFill>
-                        <pic:spPr>
-                          <a:xfrm>
-                            <a:off x="0" y="0"/>
-                            <a:ext cx="414735" cy="393284"/>
-                          </a:xfrm>
-                          <a:prstGeom prst="rect">
-                            <a:avLst/>
-                          </a:prstGeom>
-                        </pic:spPr>
-                      </pic:pic>
-                    </a:graphicData>
-                  </a:graphic>
-                </wp:inline>
-              </w:drawing>
-            </w:r>
-          </w:p>
-        </w:tc>
-        <w:tc>
-          <w:tcPr>
-            <w:tcW w:w="4673" w:type="dxa"/>
-            <w:vAlign w:val="center"/>
-          </w:tcPr>
-          <w:p>
-            <w:pPr>
-              <w:spacing w:line="360" w:lineRule="auto"/>
-              <w:jc w:val="center"/>
-              <w:rPr>
-                <w:rFonts w:ascii="Times New Roman" w:hAnsi="Times New Roman" w:cs="Times New Roman"/>
-                <w:sz w:val="28"/>
-                <w:szCs w:val="28"/>
-              </w:rPr>
-            </w:pPr>
-            <w:r>
-              <w:rPr>
-                <w:rFonts w:ascii="Times New Roman" w:hAnsi="Times New Roman" w:cs="Times New Roman"/>
-                <w:sz w:val="28"/>
-                <w:szCs w:val="28"/>
-              </w:rPr>
-              <w:t>Конец работы системы</w:t>
-            </w:r>
-          </w:p>
-        </w:tc>
-      </w:tr>
-      <w:tr>
-        <w:tc>
-          <w:tcPr>
-            <w:tcW w:w="4672" w:type="dxa"/>
-            <w:vAlign w:val="center"/>
-          </w:tcPr>
-          <w:p>
-            <w:pPr>
-              <w:spacing w:before="120" w:line="360" w:lineRule="auto"/>
-              <w:jc w:val="center"/>
-              <w:rPr>
-                <w:rFonts w:ascii="Times New Roman" w:hAnsi="Times New Roman" w:cs="Times New Roman"/>
-                <w:sz w:val="28"/>
-                <w:szCs w:val="28"/>
-              </w:rPr>
-            </w:pPr>
-            <w:r>
-              <w:rPr>
-                <w:rFonts w:ascii="Times New Roman" w:hAnsi="Times New Roman" w:cs="Times New Roman"/>
-                <w:noProof/>
-                <w:sz w:val="28"/>
-                <w:szCs w:val="28"/>
-              </w:rPr>
-              <w:drawing>
-                <wp:inline distT="0" distB="0" distL="0" distR="0" wp14:anchorId="696BA471" wp14:editId="61908234">
-                  <wp:extent cx="525780" cy="396186"/>
-                  <wp:effectExtent l="0" t="0" r="7620" b="4445"/>
-                  <wp:docPr id="15" name="Рисунок 15"/>
-                  <wp:cNvGraphicFramePr>
-                    <a:graphicFrameLocks xmlns:a="http://schemas.openxmlformats.org/drawingml/2006/main" noChangeAspect="1"/>
-                  </wp:cNvGraphicFramePr>
-                  <a:graphic xmlns:a="http://schemas.openxmlformats.org/drawingml/2006/main">
-                    <a:graphicData uri="http://schemas.openxmlformats.org/drawingml/2006/picture">
-                      <pic:pic xmlns:pic="http://schemas.openxmlformats.org/drawingml/2006/picture">
-                        <pic:nvPicPr>
-                          <pic:cNvPr id="1" name=""/>
-                          <pic:cNvPicPr/>
-                        </pic:nvPicPr>
-                        <pic:blipFill>
-                          <a:blip r:embed="rId10"/>
-                          <a:stretch>
-                            <a:fillRect/>
-                          </a:stretch>
-                        </pic:blipFill>
-                        <pic:spPr>
-                          <a:xfrm>
-                            <a:off x="0" y="0"/>
-                            <a:ext cx="557810" cy="420321"/>
-                          </a:xfrm>
-                          <a:prstGeom prst="rect">
-                            <a:avLst/>
-                          </a:prstGeom>
-                        </pic:spPr>
-                      </pic:pic>
-                    </a:graphicData>
-                  </a:graphic>
-                </wp:inline>
-              </w:drawing>
-            </w:r>
-          </w:p>
-        </w:tc>
-        <w:tc>
-          <w:tcPr>
-            <w:tcW w:w="4673" w:type="dxa"/>
-            <w:vAlign w:val="center"/>
-          </w:tcPr>
-          <w:p>
-            <w:pPr>
-              <w:spacing w:line="360" w:lineRule="auto"/>
-              <w:jc w:val="center"/>
-              <w:rPr>
-                <w:rFonts w:ascii="Times New Roman" w:hAnsi="Times New Roman" w:cs="Times New Roman"/>
-                <w:sz w:val="28"/>
-                <w:szCs w:val="28"/>
-              </w:rPr>
-            </w:pPr>
-            <w:r>
-              <w:rPr>
-                <w:rFonts w:ascii="Times New Roman" w:hAnsi="Times New Roman" w:cs="Times New Roman"/>
-                <w:sz w:val="28"/>
-                <w:szCs w:val="28"/>
-              </w:rPr>
-              <w:t>Процесс</w:t>
-            </w:r>
-          </w:p>
-        </w:tc>
-      </w:tr>
-      <w:tr>
-        <w:tc>
-          <w:tcPr>
-            <w:tcW w:w="4672" w:type="dxa"/>
-            <w:vAlign w:val="center"/>
-          </w:tcPr>
-          <w:p>
-            <w:pPr>
-              <w:spacing w:line="360" w:lineRule="auto"/>
-              <w:jc w:val="center"/>
-              <w:rPr>
-                <w:rFonts w:ascii="Times New Roman" w:hAnsi="Times New Roman" w:cs="Times New Roman"/>
-                <w:sz w:val="28"/>
-                <w:szCs w:val="28"/>
-              </w:rPr>
-            </w:pPr>
-            <w:r>
-              <w:rPr>
-                <w:rFonts w:ascii="Times New Roman" w:hAnsi="Times New Roman" w:cs="Times New Roman"/>
-                <w:noProof/>
-                <w:sz w:val="28"/>
-                <w:szCs w:val="28"/>
-              </w:rPr>
-              <w:drawing>
-                <wp:inline distT="0" distB="0" distL="0" distR="0" wp14:anchorId="7FDFE818" wp14:editId="4BD7CD70">
-                  <wp:extent cx="495300" cy="474945"/>
-                  <wp:effectExtent l="0" t="0" r="0" b="1905"/>
-                  <wp:docPr id="16" name="Рисунок 16"/>
-                  <wp:cNvGraphicFramePr>
-                    <a:graphicFrameLocks xmlns:a="http://schemas.openxmlformats.org/drawingml/2006/main" noChangeAspect="1"/>
-                  </wp:cNvGraphicFramePr>
-                  <a:graphic xmlns:a="http://schemas.openxmlformats.org/drawingml/2006/main">
-                    <a:graphicData uri="http://schemas.openxmlformats.org/drawingml/2006/picture">
-                      <pic:pic xmlns:pic="http://schemas.openxmlformats.org/drawingml/2006/picture">
-                        <pic:nvPicPr>
-                          <pic:cNvPr id="1" name=""/>
-                          <pic:cNvPicPr/>
-                        </pic:nvPicPr>
-                        <pic:blipFill>
-                          <a:blip r:embed="rId11"/>
-                          <a:stretch>
-                            <a:fillRect/>
-                          </a:stretch>
-                        </pic:blipFill>
-                        <pic:spPr>
-                          <a:xfrm>
-                            <a:off x="0" y="0"/>
-                            <a:ext cx="500749" cy="480170"/>
-                          </a:xfrm>
-                          <a:prstGeom prst="rect">
-                            <a:avLst/>
-                          </a:prstGeom>
-                        </pic:spPr>
-                      </pic:pic>
-                    </a:graphicData>
-                  </a:graphic>
-                </wp:inline>
-              </w:drawing>
-            </w:r>
-          </w:p>
-        </w:tc>
-        <w:tc>
-          <w:tcPr>
-            <w:tcW w:w="4673" w:type="dxa"/>
-            <w:vAlign w:val="center"/>
-          </w:tcPr>
-          <w:p>
-            <w:pPr>
-              <w:spacing w:line="360" w:lineRule="auto"/>
-              <w:jc w:val="center"/>
-              <w:rPr>
-                <w:rFonts w:ascii="Times New Roman" w:hAnsi="Times New Roman" w:cs="Times New Roman"/>
-                <w:sz w:val="28"/>
-                <w:szCs w:val="28"/>
-              </w:rPr>
-            </w:pPr>
-            <w:r>
-              <w:rPr>
-                <w:rFonts w:ascii="Times New Roman" w:hAnsi="Times New Roman" w:cs="Times New Roman"/>
-                <w:sz w:val="28"/>
-                <w:szCs w:val="28"/>
-              </w:rPr>
-              <w:t>Хранилище данных</w:t>
-            </w:r>
-          </w:p>
-        </w:tc>
-      </w:tr>
-      <w:tr>
-        <w:tc>
-          <w:tcPr>
-            <w:tcW w:w="4672" w:type="dxa"/>
-            <w:vAlign w:val="center"/>
-          </w:tcPr>
-          <w:p>
-            <w:pPr>
-              <w:spacing w:line="360" w:lineRule="auto"/>
-              <w:jc w:val="center"/>
-              <w:rPr>
-                <w:rFonts w:ascii="Times New Roman" w:hAnsi="Times New Roman" w:cs="Times New Roman"/>
-                <w:sz w:val="28"/>
-                <w:szCs w:val="28"/>
-              </w:rPr>
-            </w:pPr>
-            <w:r>
-              <w:rPr>
-                <w:rFonts w:ascii="Times New Roman" w:hAnsi="Times New Roman" w:cs="Times New Roman"/>
-                <w:noProof/>
-                <w:sz w:val="28"/>
-                <w:szCs w:val="28"/>
-              </w:rPr>
-              <w:drawing>
-                <wp:inline distT="0" distB="0" distL="0" distR="0" wp14:anchorId="30F1311B" wp14:editId="2FF5B678">
-                  <wp:extent cx="861060" cy="525037"/>
-                  <wp:effectExtent l="0" t="0" r="0" b="8890"/>
-                  <wp:docPr id="17" name="Рисунок 17"/>
-                  <wp:cNvGraphicFramePr>
-                    <a:graphicFrameLocks xmlns:a="http://schemas.openxmlformats.org/drawingml/2006/main" noChangeAspect="1"/>
-                  </wp:cNvGraphicFramePr>
-                  <a:graphic xmlns:a="http://schemas.openxmlformats.org/drawingml/2006/main">
-                    <a:graphicData uri="http://schemas.openxmlformats.org/drawingml/2006/picture">
-                      <pic:pic xmlns:pic="http://schemas.openxmlformats.org/drawingml/2006/picture">
-                        <pic:nvPicPr>
-                          <pic:cNvPr id="1" name=""/>
-                          <pic:cNvPicPr/>
-                        </pic:nvPicPr>
-                        <pic:blipFill>
-                          <a:blip r:embed="rId12"/>
-                          <a:stretch>
-                            <a:fillRect/>
-                          </a:stretch>
-                        </pic:blipFill>
-                        <pic:spPr>
-                          <a:xfrm>
-                            <a:off x="0" y="0"/>
-                            <a:ext cx="890971" cy="543275"/>
-                          </a:xfrm>
-                          <a:prstGeom prst="rect">
-                            <a:avLst/>
-                          </a:prstGeom>
-                        </pic:spPr>
-                      </pic:pic>
-                    </a:graphicData>
-                  </a:graphic>
-                </wp:inline>
-              </w:drawing>
-            </w:r>
-          </w:p>
-        </w:tc>
-        <w:tc>
-          <w:tcPr>
-            <w:tcW w:w="4673" w:type="dxa"/>
-            <w:vAlign w:val="center"/>
-          </w:tcPr>
-          <w:p>
-            <w:pPr>
-              <w:spacing w:line="360" w:lineRule="auto"/>
-              <w:jc w:val="center"/>
-              <w:rPr>
-                <w:rFonts w:ascii="Times New Roman" w:hAnsi="Times New Roman" w:cs="Times New Roman"/>
-                <w:sz w:val="28"/>
-                <w:szCs w:val="28"/>
-              </w:rPr>
-            </w:pPr>
-            <w:r>
-              <w:rPr>
-                <w:rFonts w:ascii="Times New Roman" w:hAnsi="Times New Roman" w:cs="Times New Roman"/>
-                <w:sz w:val="28"/>
-                <w:szCs w:val="28"/>
-              </w:rPr>
-              <w:t>Комментарий к процессу</w:t>
-            </w:r>
-          </w:p>
-        </w:tc>
-      </w:tr>
-      <w:tr>
-        <w:tc>
-          <w:tcPr>
-            <w:tcW w:w="4672" w:type="dxa"/>
-            <w:vAlign w:val="center"/>
-          </w:tcPr>
-          <w:p>
-            <w:pPr>
-              <w:spacing w:before="120" w:line="360" w:lineRule="auto"/>
-              <w:jc w:val="center"/>
-              <w:rPr>
-                <w:rFonts w:ascii="Times New Roman" w:hAnsi="Times New Roman" w:cs="Times New Roman"/>
-                <w:sz w:val="28"/>
-                <w:szCs w:val="28"/>
-              </w:rPr>
-            </w:pPr>
-            <w:r>
-              <w:rPr>
-                <w:rFonts w:ascii="Times New Roman" w:hAnsi="Times New Roman" w:cs="Times New Roman"/>
-                <w:noProof/>
-                <w:sz w:val="28"/>
-                <w:szCs w:val="28"/>
-              </w:rPr>
-              <w:drawing>
-                <wp:inline distT="0" distB="0" distL="0" distR="0" wp14:anchorId="0065F563" wp14:editId="628377A2">
-                  <wp:extent cx="1089660" cy="460674"/>
-                  <wp:effectExtent l="0" t="0" r="0" b="0"/>
-                  <wp:docPr id="18" name="Рисунок 18"/>
-                  <wp:cNvGraphicFramePr>
-                    <a:graphicFrameLocks xmlns:a="http://schemas.openxmlformats.org/drawingml/2006/main" noChangeAspect="1"/>
-                  </wp:cNvGraphicFramePr>
-                  <a:graphic xmlns:a="http://schemas.openxmlformats.org/drawingml/2006/main">
-                    <a:graphicData uri="http://schemas.openxmlformats.org/drawingml/2006/picture">
-                      <pic:pic xmlns:pic="http://schemas.openxmlformats.org/drawingml/2006/picture">
-                        <pic:nvPicPr>
-                          <pic:cNvPr id="1" name=""/>
-                          <pic:cNvPicPr/>
-                        </pic:nvPicPr>
-                        <pic:blipFill>
-                          <a:blip r:embed="rId13"/>
-                          <a:stretch>
-                            <a:fillRect/>
-                          </a:stretch>
-                        </pic:blipFill>
-                        <pic:spPr>
-                          <a:xfrm flipV="1">
-                            <a:off x="0" y="0"/>
-                            <a:ext cx="1152787" cy="487362"/>
-                          </a:xfrm>
-                          <a:prstGeom prst="rect">
-                            <a:avLst/>
-                          </a:prstGeom>
-                        </pic:spPr>
-                      </pic:pic>
-                    </a:graphicData>
-                  </a:graphic>
-                </wp:inline>
-              </w:drawing>
-            </w:r>
-          </w:p>
-        </w:tc>
-        <w:tc>
-          <w:tcPr>
-            <w:tcW w:w="4673" w:type="dxa"/>
-            <w:vAlign w:val="center"/>
-          </w:tcPr>
-          <w:p>
-            <w:pPr>
-              <w:spacing w:line="360" w:lineRule="auto"/>
-              <w:jc w:val="center"/>
-              <w:rPr>
-                <w:rFonts w:ascii="Times New Roman" w:hAnsi="Times New Roman" w:cs="Times New Roman"/>
-                <w:sz w:val="28"/>
-                <w:szCs w:val="28"/>
-              </w:rPr>
-            </w:pPr>
-            <w:r>
-              <w:rPr>
-                <w:rFonts w:ascii="Times New Roman" w:hAnsi="Times New Roman" w:cs="Times New Roman"/>
-                <w:sz w:val="28"/>
-                <w:szCs w:val="28"/>
-              </w:rPr>
-              <w:t>Обозначение</w:t>
-            </w:r>
-            <w:r>
-              <w:rPr>
-                <w:rFonts w:ascii="Times New Roman" w:hAnsi="Times New Roman" w:cs="Times New Roman"/>
-                <w:sz w:val="28"/>
-                <w:szCs w:val="28"/>
-                <w:lang w:val="en-US"/>
-              </w:rPr>
-              <w:t xml:space="preserve"> </w:t>
-            </w:r>
-            <w:r>
-              <w:rPr>
-                <w:rFonts w:ascii="Times New Roman" w:hAnsi="Times New Roman" w:cs="Times New Roman"/>
-                <w:sz w:val="28"/>
-                <w:szCs w:val="28"/>
-              </w:rPr>
-              <w:t>глобального процесса</w:t>
-            </w:r>
-          </w:p>
-        </w:tc>
-      </w:tr>
-      <w:tr>
-        <w:tc>
-          <w:tcPr>
-            <w:tcW w:w="4672" w:type="dxa"/>
-            <w:vAlign w:val="center"/>
-          </w:tcPr>
-          <w:p>
-            <w:pPr>
-              <w:spacing w:before="120" w:line="360" w:lineRule="auto"/>
-              <w:jc w:val="center"/>
-              <w:rPr>
-                <w:rFonts w:ascii="Times New Roman" w:hAnsi="Times New Roman" w:cs="Times New Roman"/>
-                <w:sz w:val="28"/>
-                <w:szCs w:val="28"/>
-              </w:rPr>
-            </w:pPr>
-            <w:r>
-              <w:rPr>
-                <w:rFonts w:ascii="Times New Roman" w:hAnsi="Times New Roman" w:cs="Times New Roman"/>
-                <w:noProof/>
-                <w:sz w:val="28"/>
-                <w:szCs w:val="28"/>
-              </w:rPr>
-              <w:drawing>
-                <wp:inline distT="0" distB="0" distL="0" distR="0" wp14:anchorId="6891632F" wp14:editId="2C96E86E">
-                  <wp:extent cx="373380" cy="463506"/>
-                  <wp:effectExtent l="0" t="0" r="7620" b="0"/>
-                  <wp:docPr id="19" name="Рисунок 19"/>
-                  <wp:cNvGraphicFramePr>
-                    <a:graphicFrameLocks xmlns:a="http://schemas.openxmlformats.org/drawingml/2006/main" noChangeAspect="1"/>
-                  </wp:cNvGraphicFramePr>
-                  <a:graphic xmlns:a="http://schemas.openxmlformats.org/drawingml/2006/main">
-                    <a:graphicData uri="http://schemas.openxmlformats.org/drawingml/2006/picture">
-                      <pic:pic xmlns:pic="http://schemas.openxmlformats.org/drawingml/2006/picture">
-                        <pic:nvPicPr>
-                          <pic:cNvPr id="1" name=""/>
-                          <pic:cNvPicPr/>
-                        </pic:nvPicPr>
-                        <pic:blipFill>
-                          <a:blip r:embed="rId14"/>
-                          <a:stretch>
-                            <a:fillRect/>
-                          </a:stretch>
-                        </pic:blipFill>
-                        <pic:spPr>
-                          <a:xfrm>
-                            <a:off x="0" y="0"/>
-                            <a:ext cx="379500" cy="471103"/>
-                          </a:xfrm>
-                          <a:prstGeom prst="rect">
-                            <a:avLst/>
-                          </a:prstGeom>
-                        </pic:spPr>
-                      </pic:pic>
-                    </a:graphicData>
-                  </a:graphic>
-                </wp:inline>
-              </w:drawing>
-            </w:r>
-          </w:p>
-        </w:tc>
-        <w:tc>
-          <w:tcPr>
-            <w:tcW w:w="4673" w:type="dxa"/>
-            <w:vAlign w:val="center"/>
-          </w:tcPr>
-          <w:p>
-            <w:pPr>
-              <w:spacing w:line="360" w:lineRule="auto"/>
-              <w:jc w:val="center"/>
-              <w:rPr>
-                <w:rFonts w:ascii="Times New Roman" w:hAnsi="Times New Roman" w:cs="Times New Roman"/>
-                <w:sz w:val="28"/>
-                <w:szCs w:val="28"/>
-                <w:lang w:val="en-US"/>
-              </w:rPr>
-            </w:pPr>
-            <w:r>
-              <w:rPr>
-                <w:rFonts w:ascii="Times New Roman" w:hAnsi="Times New Roman" w:cs="Times New Roman"/>
-                <w:sz w:val="28"/>
-                <w:szCs w:val="28"/>
-              </w:rPr>
-              <w:t>Документ/отчет</w:t>
-            </w:r>
-          </w:p>
-        </w:tc>
-      </w:tr>
-      <w:tr>
-        <w:tc>
-          <w:tcPr>
-            <w:tcW w:w="4672" w:type="dxa"/>
-            <w:vAlign w:val="center"/>
-          </w:tcPr>
-          <w:p>
-            <w:pPr>
-              <w:spacing w:before="120" w:line="360" w:lineRule="auto"/>
-              <w:jc w:val="center"/>
-              <w:rPr>
-                <w:rFonts w:ascii="Times New Roman" w:hAnsi="Times New Roman" w:cs="Times New Roman"/>
-                <w:sz w:val="28"/>
-                <w:szCs w:val="28"/>
-              </w:rPr>
-            </w:pPr>
-            <w:r>
-              <w:rPr>
-                <w:rFonts w:ascii="Times New Roman" w:hAnsi="Times New Roman" w:cs="Times New Roman"/>
-                <w:noProof/>
-                <w:sz w:val="28"/>
-                <w:szCs w:val="28"/>
-              </w:rPr>
-              <w:drawing>
-                <wp:inline distT="0" distB="0" distL="0" distR="0" wp14:anchorId="345F7C15" wp14:editId="4E280D57">
-                  <wp:extent cx="601980" cy="498190"/>
-                  <wp:effectExtent l="0" t="0" r="7620" b="0"/>
-                  <wp:docPr id="20" name="Рисунок 20"/>
-                  <wp:cNvGraphicFramePr>
-                    <a:graphicFrameLocks xmlns:a="http://schemas.openxmlformats.org/drawingml/2006/main" noChangeAspect="1"/>
-                  </wp:cNvGraphicFramePr>
-                  <a:graphic xmlns:a="http://schemas.openxmlformats.org/drawingml/2006/main">
-                    <a:graphicData uri="http://schemas.openxmlformats.org/drawingml/2006/picture">
-                      <pic:pic xmlns:pic="http://schemas.openxmlformats.org/drawingml/2006/picture">
-                        <pic:nvPicPr>
-                          <pic:cNvPr id="1" name=""/>
-                          <pic:cNvPicPr/>
-                        </pic:nvPicPr>
-                        <pic:blipFill>
-                          <a:blip r:embed="rId15"/>
-                          <a:stretch>
-                            <a:fillRect/>
-                          </a:stretch>
-                        </pic:blipFill>
-                        <pic:spPr>
-                          <a:xfrm>
-                            <a:off x="0" y="0"/>
-                            <a:ext cx="613755" cy="507935"/>
-                          </a:xfrm>
-                          <a:prstGeom prst="rect">
-                            <a:avLst/>
-                          </a:prstGeom>
-                        </pic:spPr>
-                      </pic:pic>
-                    </a:graphicData>
-                  </a:graphic>
-                </wp:inline>
-              </w:drawing>
-            </w:r>
-          </w:p>
-        </w:tc>
-        <w:tc>
-          <w:tcPr>
-            <w:tcW w:w="4673" w:type="dxa"/>
-            <w:vAlign w:val="center"/>
-          </w:tcPr>
-          <w:p>
-            <w:pPr>
-              <w:spacing w:line="360" w:lineRule="auto"/>
-              <w:jc w:val="center"/>
-              <w:rPr>
-                <w:rFonts w:ascii="Times New Roman" w:hAnsi="Times New Roman" w:cs="Times New Roman"/>
-                <w:sz w:val="28"/>
-                <w:szCs w:val="28"/>
-              </w:rPr>
-            </w:pPr>
-            <w:r>
-              <w:rPr>
-                <w:rFonts w:ascii="Times New Roman" w:hAnsi="Times New Roman" w:cs="Times New Roman"/>
-                <w:sz w:val="28"/>
-                <w:szCs w:val="28"/>
-              </w:rPr>
-              <w:t>Условное разветвление бизнес-процесса</w:t>
-            </w:r>
-          </w:p>
-        </w:tc>
-      </w:tr>
-    </w:tbl>
-    <w:p>
-      <w:pPr>
-        <w:spacing w:after="0" w:line="360" w:lineRule="auto"/>
-        <w:ind w:firstLine="709"/>
-        <w:jc w:val="both"/>
-        <w:rPr>
-          <w:rFonts w:ascii="Times New Roman" w:hAnsi="Times New Roman" w:cs="Times New Roman"/>
-          <w:sz w:val="28"/>
-          <w:szCs w:val="28"/>
-        </w:rPr>
-      </w:pPr>
+        <w:t>).</w:t>
+      </w:r>
     </w:p>
     <w:p>
       <w:pPr>
@@ -10881,7 +10237,7 @@
                     <pic:cNvPicPr/>
                   </pic:nvPicPr>
                   <pic:blipFill>
-                    <a:blip r:embed="rId16"/>
+                    <a:blip r:embed="rId9"/>
                     <a:stretch>
                       <a:fillRect/>
                     </a:stretch>
@@ -10936,7 +10292,7 @@
           <w:sz w:val="28"/>
           <w:szCs w:val="28"/>
         </w:rPr>
-        <w:t>1</w:t>
+        <w:t>2</w:t>
       </w:r>
       <w:r>
         <w:rPr>
@@ -10970,7 +10326,18 @@
           <w:sz w:val="28"/>
           <w:szCs w:val="28"/>
         </w:rPr>
-        <w:t xml:space="preserve"> диаграмма системы</w:t>
+        <w:t xml:space="preserve"> диаграмма </w:t>
+      </w:r>
+      <w:r>
+        <w:rPr>
+          <w:rFonts w:ascii="Times New Roman" w:hAnsi="Times New Roman" w:cs="Times New Roman"/>
+          <w:i w:val="0"/>
+          <w:iCs w:val="0"/>
+          <w:color w:val="000000" w:themeColor="text1"/>
+          <w:sz w:val="28"/>
+          <w:szCs w:val="28"/>
+        </w:rPr>
+        <w:t>с автоматизированной системой</w:t>
       </w:r>
     </w:p>
     <w:p>
@@ -11210,7 +10577,7 @@
                     <pic:cNvPicPr/>
                   </pic:nvPicPr>
                   <pic:blipFill>
-                    <a:blip r:embed="rId17"/>
+                    <a:blip r:embed="rId10"/>
                     <a:stretch>
                       <a:fillRect/>
                     </a:stretch>
@@ -11440,7 +10807,7 @@
                     <pic:cNvPicPr/>
                   </pic:nvPicPr>
                   <pic:blipFill>
-                    <a:blip r:embed="rId18"/>
+                    <a:blip r:embed="rId11"/>
                     <a:stretch>
                       <a:fillRect/>
                     </a:stretch>
@@ -11638,7 +11005,7 @@
                     <pic:cNvPicPr/>
                   </pic:nvPicPr>
                   <pic:blipFill>
-                    <a:blip r:embed="rId19"/>
+                    <a:blip r:embed="rId12"/>
                     <a:stretch>
                       <a:fillRect/>
                     </a:stretch>
@@ -14386,7 +13753,7 @@
                     <pic:cNvPicPr/>
                   </pic:nvPicPr>
                   <pic:blipFill>
-                    <a:blip r:embed="rId20"/>
+                    <a:blip r:embed="rId13"/>
                     <a:stretch>
                       <a:fillRect/>
                     </a:stretch>
@@ -16576,7 +15943,7 @@
                     <pic:cNvPicPr/>
                   </pic:nvPicPr>
                   <pic:blipFill>
-                    <a:blip r:embed="rId21"/>
+                    <a:blip r:embed="rId14"/>
                     <a:stretch>
                       <a:fillRect/>
                     </a:stretch>
@@ -17650,7 +17017,7 @@
       </w:r>
     </w:p>
     <w:sectPr>
-      <w:footerReference w:type="default" r:id="rId22"/>
+      <w:footerReference w:type="default" r:id="rId15"/>
       <w:pgSz w:w="11906" w:h="16838"/>
       <w:pgMar w:top="1134" w:right="850" w:bottom="1134" w:left="1701" w:header="708" w:footer="708" w:gutter="0"/>
       <w:cols w:space="708"/>

--- a/Graduate Work/Речук Дмитрий Максимович Курсовая работа Проектирование и эксплуатация ИиЭС.docx
+++ b/Graduate Work/Речук Дмитрий Максимович Курсовая работа Проектирование и эксплуатация ИиЭС.docx
@@ -1935,7 +1935,7 @@
                 <w:sz w:val="28"/>
                 <w:szCs w:val="28"/>
               </w:rPr>
-              <w:t>18</w:t>
+              <w:t>17</w:t>
             </w:r>
             <w:r>
               <w:rPr>
@@ -2030,7 +2030,7 @@
                 <w:sz w:val="28"/>
                 <w:szCs w:val="28"/>
               </w:rPr>
-              <w:t>19</w:t>
+              <w:t>18</w:t>
             </w:r>
             <w:r>
               <w:rPr>
@@ -2129,7 +2129,7 @@
                 <w:sz w:val="28"/>
                 <w:szCs w:val="28"/>
               </w:rPr>
-              <w:t>19</w:t>
+              <w:t>18</w:t>
             </w:r>
             <w:r>
               <w:rPr>
@@ -2228,7 +2228,7 @@
                 <w:sz w:val="28"/>
                 <w:szCs w:val="28"/>
               </w:rPr>
-              <w:t>21</w:t>
+              <w:t>20</w:t>
             </w:r>
             <w:r>
               <w:rPr>
@@ -2348,7 +2348,7 @@
                 <w:sz w:val="28"/>
                 <w:szCs w:val="28"/>
               </w:rPr>
-              <w:t>22</w:t>
+              <w:t>21</w:t>
             </w:r>
             <w:r>
               <w:rPr>
@@ -2447,7 +2447,7 @@
                 <w:sz w:val="28"/>
                 <w:szCs w:val="28"/>
               </w:rPr>
-              <w:t>23</w:t>
+              <w:t>22</w:t>
             </w:r>
             <w:r>
               <w:rPr>
@@ -2542,7 +2542,7 @@
                 <w:sz w:val="28"/>
                 <w:szCs w:val="28"/>
               </w:rPr>
-              <w:t>24</w:t>
+              <w:t>23</w:t>
             </w:r>
             <w:r>
               <w:rPr>
@@ -2641,7 +2641,7 @@
                 <w:sz w:val="28"/>
                 <w:szCs w:val="28"/>
               </w:rPr>
-              <w:t>24</w:t>
+              <w:t>23</w:t>
             </w:r>
             <w:r>
               <w:rPr>
@@ -2740,7 +2740,7 @@
                 <w:sz w:val="28"/>
                 <w:szCs w:val="28"/>
               </w:rPr>
-              <w:t>24</w:t>
+              <w:t>23</w:t>
             </w:r>
             <w:r>
               <w:rPr>
@@ -2839,7 +2839,7 @@
                 <w:sz w:val="28"/>
                 <w:szCs w:val="28"/>
               </w:rPr>
-              <w:t>26</w:t>
+              <w:t>24</w:t>
             </w:r>
             <w:r>
               <w:rPr>
@@ -2938,7 +2938,7 @@
                 <w:sz w:val="28"/>
                 <w:szCs w:val="28"/>
               </w:rPr>
-              <w:t>26</w:t>
+              <w:t>25</w:t>
             </w:r>
             <w:r>
               <w:rPr>
@@ -3037,7 +3037,7 @@
                 <w:sz w:val="28"/>
                 <w:szCs w:val="28"/>
               </w:rPr>
-              <w:t>27</w:t>
+              <w:t>25</w:t>
             </w:r>
             <w:r>
               <w:rPr>
@@ -3136,7 +3136,7 @@
                 <w:sz w:val="28"/>
                 <w:szCs w:val="28"/>
               </w:rPr>
-              <w:t>28</w:t>
+              <w:t>26</w:t>
             </w:r>
             <w:r>
               <w:rPr>
@@ -3235,7 +3235,7 @@
                 <w:sz w:val="28"/>
                 <w:szCs w:val="28"/>
               </w:rPr>
-              <w:t>28</w:t>
+              <w:t>26</w:t>
             </w:r>
             <w:r>
               <w:rPr>
@@ -3334,7 +3334,7 @@
                 <w:sz w:val="28"/>
                 <w:szCs w:val="28"/>
               </w:rPr>
-              <w:t>30</w:t>
+              <w:t>28</w:t>
             </w:r>
             <w:r>
               <w:rPr>
@@ -3429,7 +3429,7 @@
                 <w:sz w:val="28"/>
                 <w:szCs w:val="28"/>
               </w:rPr>
-              <w:t>32</w:t>
+              <w:t>31</w:t>
             </w:r>
             <w:r>
               <w:rPr>
@@ -10990,10 +10990,10 @@
           <w:lang w:val="en-US"/>
         </w:rPr>
         <w:drawing>
-          <wp:inline distT="0" distB="0" distL="0" distR="0" wp14:anchorId="5DD272FA" wp14:editId="07C3A21F">
-            <wp:extent cx="5940425" cy="3552190"/>
-            <wp:effectExtent l="0" t="0" r="3175" b="0"/>
-            <wp:docPr id="1995447284" name="Рисунок 1"/>
+          <wp:inline distT="0" distB="0" distL="0" distR="0" wp14:anchorId="5E26738F" wp14:editId="07D427E8">
+            <wp:extent cx="5736566" cy="3465419"/>
+            <wp:effectExtent l="0" t="0" r="0" b="1905"/>
+            <wp:docPr id="4" name="Рисунок 4"/>
             <wp:cNvGraphicFramePr>
               <a:graphicFrameLocks xmlns:a="http://schemas.openxmlformats.org/drawingml/2006/main" noChangeAspect="1"/>
             </wp:cNvGraphicFramePr>
@@ -11001,23 +11001,36 @@
               <a:graphicData uri="http://schemas.openxmlformats.org/drawingml/2006/picture">
                 <pic:pic xmlns:pic="http://schemas.openxmlformats.org/drawingml/2006/picture">
                   <pic:nvPicPr>
-                    <pic:cNvPr id="1995447284" name=""/>
-                    <pic:cNvPicPr/>
+                    <pic:cNvPr id="0" name="Picture 1"/>
+                    <pic:cNvPicPr>
+                      <a:picLocks noChangeAspect="1" noChangeArrowheads="1"/>
+                    </pic:cNvPicPr>
                   </pic:nvPicPr>
                   <pic:blipFill>
-                    <a:blip r:embed="rId12"/>
+                    <a:blip r:embed="rId12">
+                      <a:extLst>
+                        <a:ext uri="{28A0092B-C50C-407E-A947-70E740481C1C}">
+                          <a14:useLocalDpi xmlns:a14="http://schemas.microsoft.com/office/drawing/2010/main" val="0"/>
+                        </a:ext>
+                      </a:extLst>
+                    </a:blip>
+                    <a:srcRect/>
                     <a:stretch>
                       <a:fillRect/>
                     </a:stretch>
                   </pic:blipFill>
-                  <pic:spPr>
+                  <pic:spPr bwMode="auto">
                     <a:xfrm>
                       <a:off x="0" y="0"/>
-                      <a:ext cx="5940425" cy="3552190"/>
+                      <a:ext cx="5740792" cy="3467972"/>
                     </a:xfrm>
                     <a:prstGeom prst="rect">
                       <a:avLst/>
                     </a:prstGeom>
+                    <a:noFill/>
+                    <a:ln>
+                      <a:noFill/>
+                    </a:ln>
                   </pic:spPr>
                 </pic:pic>
               </a:graphicData>
@@ -11659,7 +11672,7 @@
           <w:sz w:val="28"/>
           <w:szCs w:val="28"/>
         </w:rPr>
-        <w:t>где d — расстояние, ​</w:t>
+        <w:t xml:space="preserve">где d — расстояние, </w:t>
       </w:r>
       <m:oMath>
         <m:sSub>
@@ -11749,7 +11762,7 @@
           <w:sz w:val="28"/>
           <w:szCs w:val="28"/>
         </w:rPr>
-        <w:t xml:space="preserve">​ — мощность передатчика, </w:t>
+        <w:t xml:space="preserve"> — мощность передатчика, </w:t>
       </w:r>
       <m:oMath>
         <m:sSub>

--- a/Graduate Work/Речук Дмитрий Максимович Курсовая работа Проектирование и эксплуатация ИиЭС.docx
+++ b/Graduate Work/Речук Дмитрий Максимович Курсовая работа Проектирование и эксплуатация ИиЭС.docx
@@ -3570,7 +3570,7 @@
           <w:sz w:val="28"/>
           <w:szCs w:val="28"/>
         </w:rPr>
-        <w:t>Современные технологии, такие как радиочастотная идентификация (RFID), компьютерное зрение и искусственные нейронные сети (ИНС), открывают новые возможности для создания систем, которые не только фиксируют присутствие человека в опасной зоне, но и учитывают прохождение контрольных точек и наличие защитного оборудования. Такие системы имеют потенциал снизить вероятность ошибок, связанных с невнимательностью или усталостью персонала, а также обеспечить оперативное реагирование на нарушения правил безопасности. Особое внимание уделяется применению методов искусственного интеллекта, которые позволяют анализировать сложные данные с камер и датчиков, обеспечивая высокую точность обнаружения и классификации объектов.</w:t>
+        <w:t>Современные технологии, такие как компьютерное зрение и искусственные нейронные сети (ИНС), открывают новые возможности для создания систем, которые не только фиксируют присутствие человека в опасной зоне, но и учитывают прохождение контрольных точек и наличие защитного оборудования. Такие системы имеют потенциал снизить вероятность ошибок, связанных с невнимательностью или усталостью персонала, а также обеспечить оперативное реагирование на нарушения правил безопасности. Особое внимание уделяется применению методов искусственного интеллекта, которые позволяют анализировать сложные данные с камер и датчиков, обеспечивая высокую точность обнаружения и классификации объектов.</w:t>
       </w:r>
     </w:p>
     <w:p>
@@ -3737,7 +3737,25 @@
           <w:sz w:val="28"/>
           <w:szCs w:val="28"/>
         </w:rPr>
-        <w:t>Развитие технологий автоматизации: Прогресс в области компьютерного зрения, RFID и искусственного интеллекта создаёт основу для разработки эффективных систем безопасности.</w:t>
+        <w:t>Развитие технологий автоматизации: Прогресс в области компьютерного зрения</w:t>
+      </w:r>
+      <w:r>
+        <w:rPr>
+          <w:rFonts w:ascii="Times New Roman" w:eastAsiaTheme="majorEastAsia" w:hAnsi="Times New Roman" w:cs="Times New Roman"/>
+          <w:color w:val="000000" w:themeColor="text1"/>
+          <w:sz w:val="28"/>
+          <w:szCs w:val="28"/>
+        </w:rPr>
+        <w:t xml:space="preserve"> </w:t>
+      </w:r>
+      <w:r>
+        <w:rPr>
+          <w:rFonts w:ascii="Times New Roman" w:eastAsiaTheme="majorEastAsia" w:hAnsi="Times New Roman" w:cs="Times New Roman"/>
+          <w:color w:val="000000" w:themeColor="text1"/>
+          <w:sz w:val="28"/>
+          <w:szCs w:val="28"/>
+        </w:rPr>
+        <w:t>и искусственного интеллекта создаёт основу для разработки эффективных систем безопасности.</w:t>
       </w:r>
     </w:p>
     <w:p>
@@ -3994,7 +4012,7 @@
           <w:szCs w:val="28"/>
         </w:rPr>
         <w:lastRenderedPageBreak/>
-        <w:t>Анализ эффективности применения компьютерного зрения и RFID для фиксации присутствия человека и проверки защитного оборудования.</w:t>
+        <w:t>Анализ эффективности применения компьютерного зрения для фиксации присутствия человека и проверки защитного оборудования.</w:t>
       </w:r>
     </w:p>
     <w:p>
@@ -4971,22 +4989,11 @@
       <w:r>
         <w:rPr>
           <w:rFonts w:ascii="Times New Roman" w:hAnsi="Times New Roman" w:cs="Times New Roman"/>
-          <w:i/>
-          <w:iCs/>
           <w:sz w:val="28"/>
           <w:szCs w:val="28"/>
           <w:lang w:bidi="ar-SA"/>
         </w:rPr>
-        <w:t>Преимущества</w:t>
-      </w:r>
-      <w:r>
-        <w:rPr>
-          <w:rFonts w:ascii="Times New Roman" w:hAnsi="Times New Roman" w:cs="Times New Roman"/>
-          <w:sz w:val="28"/>
-          <w:szCs w:val="28"/>
-          <w:lang w:bidi="ar-SA"/>
-        </w:rPr>
-        <w:t>:</w:t>
+        <w:t>Преимущества:</w:t>
       </w:r>
     </w:p>
     <w:p>
@@ -5113,22 +5120,11 @@
       <w:r>
         <w:rPr>
           <w:rFonts w:ascii="Times New Roman" w:hAnsi="Times New Roman" w:cs="Times New Roman"/>
-          <w:i/>
-          <w:iCs/>
           <w:sz w:val="28"/>
           <w:szCs w:val="28"/>
           <w:lang w:bidi="ar-SA"/>
         </w:rPr>
-        <w:t>Недостатки</w:t>
-      </w:r>
-      <w:r>
-        <w:rPr>
-          <w:rFonts w:ascii="Times New Roman" w:hAnsi="Times New Roman" w:cs="Times New Roman"/>
-          <w:sz w:val="28"/>
-          <w:szCs w:val="28"/>
-          <w:lang w:bidi="ar-SA"/>
-        </w:rPr>
-        <w:t>:</w:t>
+        <w:t>Недостатки:</w:t>
       </w:r>
     </w:p>
     <w:p>
@@ -5299,22 +5295,11 @@
       <w:r>
         <w:rPr>
           <w:rFonts w:ascii="Times New Roman" w:hAnsi="Times New Roman" w:cs="Times New Roman"/>
-          <w:i/>
-          <w:iCs/>
           <w:sz w:val="28"/>
           <w:szCs w:val="28"/>
           <w:lang w:bidi="ar-SA"/>
         </w:rPr>
-        <w:t>Преимущества</w:t>
-      </w:r>
-      <w:r>
-        <w:rPr>
-          <w:rFonts w:ascii="Times New Roman" w:hAnsi="Times New Roman" w:cs="Times New Roman"/>
-          <w:sz w:val="28"/>
-          <w:szCs w:val="28"/>
-          <w:lang w:bidi="ar-SA"/>
-        </w:rPr>
-        <w:t>:</w:t>
+        <w:t>Преимущества:</w:t>
       </w:r>
     </w:p>
     <w:p>
@@ -5441,22 +5426,11 @@
       <w:r>
         <w:rPr>
           <w:rFonts w:ascii="Times New Roman" w:hAnsi="Times New Roman" w:cs="Times New Roman"/>
-          <w:i/>
-          <w:iCs/>
           <w:sz w:val="28"/>
           <w:szCs w:val="28"/>
           <w:lang w:bidi="ar-SA"/>
         </w:rPr>
-        <w:t>Недостатки</w:t>
-      </w:r>
-      <w:r>
-        <w:rPr>
-          <w:rFonts w:ascii="Times New Roman" w:hAnsi="Times New Roman" w:cs="Times New Roman"/>
-          <w:sz w:val="28"/>
-          <w:szCs w:val="28"/>
-          <w:lang w:bidi="ar-SA"/>
-        </w:rPr>
-        <w:t>:</w:t>
+        <w:t>Недостатки:</w:t>
       </w:r>
     </w:p>
     <w:p>
@@ -5626,22 +5600,11 @@
       <w:r>
         <w:rPr>
           <w:rFonts w:ascii="Times New Roman" w:hAnsi="Times New Roman" w:cs="Times New Roman"/>
-          <w:i/>
-          <w:iCs/>
           <w:sz w:val="28"/>
           <w:szCs w:val="28"/>
           <w:lang w:bidi="ar-SA"/>
         </w:rPr>
-        <w:t>Преимущества</w:t>
-      </w:r>
-      <w:r>
-        <w:rPr>
-          <w:rFonts w:ascii="Times New Roman" w:hAnsi="Times New Roman" w:cs="Times New Roman"/>
-          <w:sz w:val="28"/>
-          <w:szCs w:val="28"/>
-          <w:lang w:bidi="ar-SA"/>
-        </w:rPr>
-        <w:t>:</w:t>
+        <w:t>Преимущества:</w:t>
       </w:r>
     </w:p>
     <w:p>
@@ -5768,22 +5731,11 @@
       <w:r>
         <w:rPr>
           <w:rFonts w:ascii="Times New Roman" w:hAnsi="Times New Roman" w:cs="Times New Roman"/>
-          <w:i/>
-          <w:iCs/>
           <w:sz w:val="28"/>
           <w:szCs w:val="28"/>
           <w:lang w:bidi="ar-SA"/>
         </w:rPr>
-        <w:t>Недостатки</w:t>
-      </w:r>
-      <w:r>
-        <w:rPr>
-          <w:rFonts w:ascii="Times New Roman" w:hAnsi="Times New Roman" w:cs="Times New Roman"/>
-          <w:sz w:val="28"/>
-          <w:szCs w:val="28"/>
-          <w:lang w:bidi="ar-SA"/>
-        </w:rPr>
-        <w:t>:</w:t>
+        <w:t>Недостатки:</w:t>
       </w:r>
     </w:p>
     <w:p>
@@ -5954,22 +5906,11 @@
       <w:r>
         <w:rPr>
           <w:rFonts w:ascii="Times New Roman" w:hAnsi="Times New Roman" w:cs="Times New Roman"/>
-          <w:i/>
-          <w:iCs/>
           <w:sz w:val="28"/>
           <w:szCs w:val="28"/>
           <w:lang w:bidi="ar-SA"/>
         </w:rPr>
-        <w:t>Преимущества</w:t>
-      </w:r>
-      <w:r>
-        <w:rPr>
-          <w:rFonts w:ascii="Times New Roman" w:hAnsi="Times New Roman" w:cs="Times New Roman"/>
-          <w:sz w:val="28"/>
-          <w:szCs w:val="28"/>
-          <w:lang w:bidi="ar-SA"/>
-        </w:rPr>
-        <w:t>:</w:t>
+        <w:t>Преимущества:</w:t>
       </w:r>
     </w:p>
     <w:p>
@@ -6096,22 +6037,11 @@
       <w:r>
         <w:rPr>
           <w:rFonts w:ascii="Times New Roman" w:hAnsi="Times New Roman" w:cs="Times New Roman"/>
-          <w:i/>
-          <w:iCs/>
           <w:sz w:val="28"/>
           <w:szCs w:val="28"/>
           <w:lang w:bidi="ar-SA"/>
         </w:rPr>
-        <w:t>Недостатки</w:t>
-      </w:r>
-      <w:r>
-        <w:rPr>
-          <w:rFonts w:ascii="Times New Roman" w:hAnsi="Times New Roman" w:cs="Times New Roman"/>
-          <w:sz w:val="28"/>
-          <w:szCs w:val="28"/>
-          <w:lang w:bidi="ar-SA"/>
-        </w:rPr>
-        <w:t>:</w:t>
+        <w:t>Недостатки:</w:t>
       </w:r>
     </w:p>
     <w:p>
@@ -7627,7 +7557,23 @@
           <w:sz w:val="28"/>
           <w:szCs w:val="28"/>
         </w:rPr>
-        <w:t>Для разработки системы в рамках данной работы целесообразно ориентироваться на комбинированный подход, интегрирующий RFID для идентификации и учёта контрольных точек, компьютерное зрение для проверки защитного оборудования и нейронные сети для обработки данных. Это позволит достичь высокой точности, надёжности и функциональности, необходимых для обеспечения безопасности в опасных зонах.</w:t>
+        <w:t>Для разработки системы в рамках данной работы целесообразно ориентироваться на комбинированный подход</w:t>
+      </w:r>
+      <w:r>
+        <w:rPr>
+          <w:rFonts w:ascii="Times New Roman" w:hAnsi="Times New Roman" w:cs="Times New Roman"/>
+          <w:sz w:val="28"/>
+          <w:szCs w:val="28"/>
+        </w:rPr>
+        <w:t xml:space="preserve"> </w:t>
+      </w:r>
+      <w:r>
+        <w:rPr>
+          <w:rFonts w:ascii="Times New Roman" w:hAnsi="Times New Roman" w:cs="Times New Roman"/>
+          <w:sz w:val="28"/>
+          <w:szCs w:val="28"/>
+        </w:rPr>
+        <w:t>компьютерное зрение для проверки защитного оборудования и нейронные сети для обработки данных. Это позволит достичь высокой точности, надёжности и функциональности, необходимых для обеспечения безопасности в опасных зонах.</w:t>
       </w:r>
     </w:p>
     <w:p>
@@ -8581,35 +8527,6 @@
           <w:sz w:val="28"/>
           <w:szCs w:val="28"/>
         </w:rPr>
-        <w:t>Регистрация сотрудников с использованием RFID-меток.</w:t>
-      </w:r>
-    </w:p>
-    <w:p>
-      <w:pPr>
-        <w:pStyle w:val="a7"/>
-        <w:numPr>
-          <w:ilvl w:val="0"/>
-          <w:numId w:val="24"/>
-        </w:numPr>
-        <w:spacing w:after="0" w:line="360" w:lineRule="auto"/>
-        <w:ind w:left="0" w:firstLine="709"/>
-        <w:jc w:val="both"/>
-        <w:rPr>
-          <w:rFonts w:ascii="Times New Roman" w:eastAsiaTheme="majorEastAsia" w:hAnsi="Times New Roman" w:cs="Times New Roman"/>
-          <w:bCs/>
-          <w:color w:val="000000" w:themeColor="text1"/>
-          <w:sz w:val="28"/>
-          <w:szCs w:val="28"/>
-        </w:rPr>
-      </w:pPr>
-      <w:r>
-        <w:rPr>
-          <w:rFonts w:ascii="Times New Roman" w:eastAsiaTheme="majorEastAsia" w:hAnsi="Times New Roman" w:cs="Times New Roman"/>
-          <w:bCs/>
-          <w:color w:val="000000" w:themeColor="text1"/>
-          <w:sz w:val="28"/>
-          <w:szCs w:val="28"/>
-        </w:rPr>
         <w:t>Сохранение данных о каждом сотруднике (ID, время входа/выхода).</w:t>
       </w:r>
     </w:p>
@@ -8665,7 +8582,6 @@
           <w:sz w:val="28"/>
           <w:szCs w:val="28"/>
         </w:rPr>
-        <w:lastRenderedPageBreak/>
         <w:t>Обнаружение человека в реальном времени с помощью камер и датчиков.</w:t>
       </w:r>
     </w:p>
@@ -8693,6 +8609,7 @@
           <w:sz w:val="28"/>
           <w:szCs w:val="28"/>
         </w:rPr>
+        <w:lastRenderedPageBreak/>
         <w:t>Генерация уведомлений при несанкционированном проникновении.</w:t>
       </w:r>
     </w:p>
@@ -9194,7 +9111,6 @@
           <w:sz w:val="28"/>
           <w:szCs w:val="28"/>
         </w:rPr>
-        <w:lastRenderedPageBreak/>
         <w:t xml:space="preserve">Надёжность </w:t>
       </w:r>
     </w:p>
@@ -9222,6 +9138,7 @@
           <w:sz w:val="28"/>
           <w:szCs w:val="28"/>
         </w:rPr>
+        <w:lastRenderedPageBreak/>
         <w:t>Устойчивость к сбоям оборудования (камер, датчиков, RFID-антенн).</w:t>
       </w:r>
     </w:p>
@@ -9962,7 +9879,6 @@
           <w:rFonts w:ascii="Times New Roman" w:hAnsi="Times New Roman" w:cs="Times New Roman"/>
           <w:sz w:val="28"/>
           <w:szCs w:val="28"/>
-          <w:lang w:val="en-US"/>
         </w:rPr>
         <w:t xml:space="preserve"> </w:t>
       </w:r>
@@ -10012,6 +9928,7 @@
       <w:r>
         <w:rPr>
           <w:rFonts w:ascii="Times New Roman" w:hAnsi="Times New Roman" w:cs="Times New Roman"/>
+          <w:noProof/>
           <w:sz w:val="28"/>
           <w:szCs w:val="28"/>
         </w:rPr>
@@ -10167,15 +10084,7 @@
           <w:sz w:val="28"/>
           <w:szCs w:val="28"/>
         </w:rPr>
-        <w:t>после</w:t>
-      </w:r>
-      <w:r>
-        <w:rPr>
-          <w:rFonts w:ascii="Times New Roman" w:hAnsi="Times New Roman" w:cs="Times New Roman"/>
-          <w:sz w:val="28"/>
-          <w:szCs w:val="28"/>
-        </w:rPr>
-        <w:t xml:space="preserve"> внедрения автоматизированной системы</w:t>
+        <w:t>после внедрения автоматизированной системы</w:t>
       </w:r>
       <w:r>
         <w:rPr>
@@ -10357,7 +10266,7 @@
           <w:sz w:val="28"/>
           <w:szCs w:val="28"/>
         </w:rPr>
-        <w:t>Глобально всю систему можно разделить на три модуля – идентификация и мониторинг, проверка экипировки, анализ и уведомления.</w:t>
+        <w:t>Глобально всю систему можно разделить на три модуля – идентификация и мониторинг, анализ и уведомления.</w:t>
       </w:r>
     </w:p>
     <w:p>
@@ -10377,7 +10286,7 @@
           <w:sz w:val="28"/>
           <w:szCs w:val="28"/>
         </w:rPr>
-        <w:t>В блоке идентификации и мониторинга при запуске системы пользователь (оператор) может самостоятельно настроить параметры мониторинга, такие как границы опасной зоны, контрольные точки и требования к защитному оборудованию. Также он может загрузить из базы данных (БД сотрудников) уже существующие параметры, которые использовались ранее. После этого происходит инициализация системы и запуск мониторинга опасной зоны. Система начинает сбор данных с камер, RFID-антенн и датчиков для обнаружения присутствия человека и фиксации прохождения контрольных точек.</w:t>
+        <w:t>В блоке идентификации и мониторинга при запуске системы пользователь (оператор) может самостоятельно настроить параметры мониторинга, такие как границы опасной зоны, контрольные точки и требования к защитному оборудованию. Также он может загрузить из базы данных (БД сотрудников) уже существующие параметры, которые использовались ранее. После этого происходит инициализация системы и запуск мониторинга опасной зоны. Система начинает сбор данных с камер для обнаружения присутствия человека и фиксации прохождения контрольных точек.</w:t>
       </w:r>
     </w:p>
     <w:p>
@@ -10398,7 +10307,7 @@
           <w:szCs w:val="28"/>
         </w:rPr>
         <w:lastRenderedPageBreak/>
-        <w:t>После этого в работу включается модуль проверки экипировки, который выполняется в заданном порядке. Сначала система идентифицирует сотрудника с помощью RFID-метки, чтобы определить его личность и проверить допуск к работе в опасной зоне. Далее данные с камер передаются в нейросетевой модуль для анализа видеопотока. Нейросеть определяет наличие защитного оборудования (шлемов, жилетов и т.д.) у сотрудника. На основании этой информации система фиксирует, соответствует ли экипировка требованиям безопасности.</w:t>
+        <w:t>На последнем этапе включается в работу модуль анализа и уведомлений, который обрабатывает собранные данные. Анализатор проверяет, были ли соблюдены все требования: прохождение контрольных точек, допуск сотрудника. Если обнаруживаются нарушения (например, отсутствие шлема или непрохождение контрольной точки), формируется уведомление для оператора. Также создаётся отчёт с результатами мониторинга, включающий данные о сотрудниках, времени входа/выхода, прохождении контрольных точек и выявленных нарушениях.</w:t>
       </w:r>
     </w:p>
     <w:p>
@@ -10418,27 +10327,7 @@
           <w:sz w:val="28"/>
           <w:szCs w:val="28"/>
         </w:rPr>
-        <w:t>На последнем этапе включается в работу модуль анализа и уведомлений, который обрабатывает собранные данные. Анализатор проверяет, были ли соблюдены все требования: прохождение контрольных точек, наличие экипировки, допуск сотрудника. Если обнаруживаются нарушения (например, отсутствие шлема или непрохождение контрольной точки), формируется уведомление для оператора. Также создаётся отчёт с результатами мониторинга, включающий данные о сотрудниках, времени входа/выхода, прохождении контрольных точек и выявленных нарушениях.</w:t>
-      </w:r>
-    </w:p>
-    <w:p>
-      <w:pPr>
-        <w:spacing w:after="0" w:line="360" w:lineRule="auto"/>
-        <w:ind w:firstLine="709"/>
-        <w:jc w:val="both"/>
-        <w:rPr>
-          <w:rFonts w:ascii="Times New Roman" w:hAnsi="Times New Roman" w:cs="Times New Roman"/>
-          <w:sz w:val="28"/>
-          <w:szCs w:val="28"/>
-        </w:rPr>
-      </w:pPr>
-      <w:r>
-        <w:rPr>
-          <w:rFonts w:ascii="Times New Roman" w:hAnsi="Times New Roman" w:cs="Times New Roman"/>
-          <w:sz w:val="28"/>
-          <w:szCs w:val="28"/>
-        </w:rPr>
-        <w:t xml:space="preserve">Также на протяжении всего процесса мониторинга ведётся сбор необходимой информации для сохранения в БД. Это данные о сотрудниках (ID, время входа/выхода), результаты проверки экипировки, информация о </w:t>
+        <w:t xml:space="preserve">Также на протяжении всего процесса мониторинга ведётся сбор необходимой информации для сохранения в БД. Это данные о сотрудниках (ID, время входа/выхода), информация о </w:t>
       </w:r>
       <w:r>
         <w:rPr>
@@ -10560,7 +10449,6 @@
           <w:sz w:val="28"/>
           <w:szCs w:val="28"/>
         </w:rPr>
-        <w:lastRenderedPageBreak/>
         <w:drawing>
           <wp:inline distT="0" distB="0" distL="0" distR="0" wp14:anchorId="3083741E" wp14:editId="115E7052">
             <wp:extent cx="5940425" cy="3686175"/>
@@ -10621,7 +10509,30 @@
           <w:sz w:val="28"/>
           <w:szCs w:val="28"/>
         </w:rPr>
-        <w:t>Рисунок 2. IDEF0</w:t>
+        <w:lastRenderedPageBreak/>
+        <w:t xml:space="preserve">Рисунок </w:t>
+      </w:r>
+      <w:r>
+        <w:rPr>
+          <w:rFonts w:ascii="Times New Roman" w:hAnsi="Times New Roman" w:cs="Times New Roman"/>
+          <w:i w:val="0"/>
+          <w:iCs w:val="0"/>
+          <w:color w:val="000000" w:themeColor="text1"/>
+          <w:sz w:val="28"/>
+          <w:szCs w:val="28"/>
+        </w:rPr>
+        <w:t>3</w:t>
+      </w:r>
+      <w:r>
+        <w:rPr>
+          <w:rFonts w:ascii="Times New Roman" w:hAnsi="Times New Roman" w:cs="Times New Roman"/>
+          <w:i w:val="0"/>
+          <w:iCs w:val="0"/>
+          <w:color w:val="000000" w:themeColor="text1"/>
+          <w:sz w:val="28"/>
+          <w:szCs w:val="28"/>
+        </w:rPr>
+        <w:t>. IDEF0</w:t>
       </w:r>
       <w:r>
         <w:rPr>
@@ -10790,7 +10701,6 @@
           <w:szCs w:val="28"/>
           <w:lang w:val="en-US"/>
         </w:rPr>
-        <w:lastRenderedPageBreak/>
         <w:drawing>
           <wp:inline distT="0" distB="0" distL="0" distR="0" wp14:anchorId="7A0DA9A9" wp14:editId="532B4057">
             <wp:extent cx="5940425" cy="4314825"/>
@@ -10861,7 +10771,7 @@
           <w:sz w:val="28"/>
           <w:szCs w:val="28"/>
         </w:rPr>
-        <w:t>3</w:t>
+        <w:t>4</w:t>
       </w:r>
       <w:r>
         <w:rPr>
@@ -10983,17 +10893,17 @@
       <w:r>
         <w:rPr>
           <w:rFonts w:ascii="Times New Roman" w:hAnsi="Times New Roman" w:cs="Times New Roman"/>
-          <w:noProof/>
           <w:color w:val="000000" w:themeColor="text1"/>
           <w:sz w:val="28"/>
           <w:szCs w:val="28"/>
           <w:lang w:val="en-US"/>
         </w:rPr>
+        <w:lastRenderedPageBreak/>
         <w:drawing>
-          <wp:inline distT="0" distB="0" distL="0" distR="0" wp14:anchorId="5E26738F" wp14:editId="07D427E8">
-            <wp:extent cx="5736566" cy="3465419"/>
-            <wp:effectExtent l="0" t="0" r="0" b="1905"/>
-            <wp:docPr id="4" name="Рисунок 4"/>
+          <wp:inline distT="0" distB="0" distL="0" distR="0" wp14:anchorId="617D8FC8" wp14:editId="2E4E6C5B">
+            <wp:extent cx="5940425" cy="2928620"/>
+            <wp:effectExtent l="0" t="0" r="3175" b="5080"/>
+            <wp:docPr id="5" name="Рисунок 5"/>
             <wp:cNvGraphicFramePr>
               <a:graphicFrameLocks xmlns:a="http://schemas.openxmlformats.org/drawingml/2006/main" noChangeAspect="1"/>
             </wp:cNvGraphicFramePr>
@@ -11001,36 +10911,23 @@
               <a:graphicData uri="http://schemas.openxmlformats.org/drawingml/2006/picture">
                 <pic:pic xmlns:pic="http://schemas.openxmlformats.org/drawingml/2006/picture">
                   <pic:nvPicPr>
-                    <pic:cNvPr id="0" name="Picture 1"/>
-                    <pic:cNvPicPr>
-                      <a:picLocks noChangeAspect="1" noChangeArrowheads="1"/>
-                    </pic:cNvPicPr>
+                    <pic:cNvPr id="1" name=""/>
+                    <pic:cNvPicPr/>
                   </pic:nvPicPr>
                   <pic:blipFill>
-                    <a:blip r:embed="rId12">
-                      <a:extLst>
-                        <a:ext uri="{28A0092B-C50C-407E-A947-70E740481C1C}">
-                          <a14:useLocalDpi xmlns:a14="http://schemas.microsoft.com/office/drawing/2010/main" val="0"/>
-                        </a:ext>
-                      </a:extLst>
-                    </a:blip>
-                    <a:srcRect/>
+                    <a:blip r:embed="rId12"/>
                     <a:stretch>
                       <a:fillRect/>
                     </a:stretch>
                   </pic:blipFill>
-                  <pic:spPr bwMode="auto">
+                  <pic:spPr>
                     <a:xfrm>
                       <a:off x="0" y="0"/>
-                      <a:ext cx="5740792" cy="3467972"/>
+                      <a:ext cx="5940425" cy="2928620"/>
                     </a:xfrm>
                     <a:prstGeom prst="rect">
                       <a:avLst/>
                     </a:prstGeom>
-                    <a:noFill/>
-                    <a:ln>
-                      <a:noFill/>
-                    </a:ln>
                   </pic:spPr>
                 </pic:pic>
               </a:graphicData>
@@ -11072,7 +10969,7 @@
           <w:sz w:val="28"/>
           <w:szCs w:val="28"/>
         </w:rPr>
-        <w:t>4</w:t>
+        <w:t>5</w:t>
       </w:r>
       <w:r>
         <w:rPr>
@@ -11362,7 +11259,7 @@
           <w:sz w:val="28"/>
           <w:szCs w:val="28"/>
         </w:rPr>
-        <w:t>Обработка данных с RFID</w:t>
+        <w:t>Обработка видеопотока</w:t>
       </w:r>
     </w:p>
     <w:p>
@@ -11382,7 +11279,7 @@
           <w:sz w:val="28"/>
           <w:szCs w:val="28"/>
         </w:rPr>
-        <w:t>Для определения местоположения сотрудника на основе сигналов RFID используется метод триангуляции. Расстояние между RFID-меткой и антенной рассчитывается по формуле:</w:t>
+        <w:t>Для анализа видеопотока с камер используется сверточная нейронная сеть (CNN). Нейросеть обучается на датасете изображений, содержащих сотрудников с защитным оборудованием (шлемы, жилеты) и без него. Для классификации объектов применяется функция активации Softmax:</w:t>
       </w:r>
     </w:p>
     <w:p>
@@ -11405,519 +11302,6 @@
               <w:szCs w:val="28"/>
             </w:rPr>
             <w:lastRenderedPageBreak/>
-            <m:t>d</m:t>
-          </m:r>
-          <m:r>
-            <w:rPr>
-              <w:rFonts w:ascii="Cambria Math" w:hAnsi="Cambria Math" w:cs="Times New Roman"/>
-              <w:sz w:val="28"/>
-              <w:szCs w:val="28"/>
-              <w:lang w:val="en-US"/>
-            </w:rPr>
-            <m:t>=</m:t>
-          </m:r>
-          <m:f>
-            <m:fPr>
-              <m:ctrlPr>
-                <w:rPr>
-                  <w:rFonts w:ascii="Cambria Math" w:hAnsi="Cambria Math" w:cs="Times New Roman"/>
-                  <w:i/>
-                  <w:sz w:val="28"/>
-                  <w:szCs w:val="28"/>
-                  <w:lang w:val="en-US"/>
-                </w:rPr>
-              </m:ctrlPr>
-            </m:fPr>
-            <m:num>
-              <m:sSub>
-                <m:sSubPr>
-                  <m:ctrlPr>
-                    <w:rPr>
-                      <w:rFonts w:ascii="Cambria Math" w:hAnsi="Cambria Math" w:cs="Times New Roman"/>
-                      <w:i/>
-                      <w:sz w:val="28"/>
-                      <w:szCs w:val="28"/>
-                      <w:lang w:val="en-US"/>
-                    </w:rPr>
-                  </m:ctrlPr>
-                </m:sSubPr>
-                <m:e>
-                  <m:r>
-                    <w:rPr>
-                      <w:rFonts w:ascii="Cambria Math" w:hAnsi="Cambria Math" w:cs="Times New Roman"/>
-                      <w:sz w:val="28"/>
-                      <w:szCs w:val="28"/>
-                      <w:lang w:val="en-US"/>
-                    </w:rPr>
-                    <m:t>P</m:t>
-                  </m:r>
-                </m:e>
-                <m:sub>
-                  <m:r>
-                    <w:rPr>
-                      <w:rFonts w:ascii="Cambria Math" w:hAnsi="Cambria Math" w:cs="Times New Roman"/>
-                      <w:sz w:val="28"/>
-                      <w:szCs w:val="28"/>
-                      <w:lang w:val="en-US"/>
-                    </w:rPr>
-                    <m:t>r</m:t>
-                  </m:r>
-                </m:sub>
-              </m:sSub>
-            </m:num>
-            <m:den>
-              <m:sSub>
-                <m:sSubPr>
-                  <m:ctrlPr>
-                    <w:rPr>
-                      <w:rFonts w:ascii="Cambria Math" w:hAnsi="Cambria Math" w:cs="Times New Roman"/>
-                      <w:i/>
-                      <w:sz w:val="28"/>
-                      <w:szCs w:val="28"/>
-                      <w:lang w:val="en-US"/>
-                    </w:rPr>
-                  </m:ctrlPr>
-                </m:sSubPr>
-                <m:e>
-                  <m:r>
-                    <w:rPr>
-                      <w:rFonts w:ascii="Cambria Math" w:hAnsi="Cambria Math" w:cs="Times New Roman"/>
-                      <w:sz w:val="28"/>
-                      <w:szCs w:val="28"/>
-                      <w:lang w:val="en-US"/>
-                    </w:rPr>
-                    <m:t>P</m:t>
-                  </m:r>
-                </m:e>
-                <m:sub>
-                  <m:r>
-                    <w:rPr>
-                      <w:rFonts w:ascii="Cambria Math" w:hAnsi="Cambria Math" w:cs="Times New Roman"/>
-                      <w:sz w:val="28"/>
-                      <w:szCs w:val="28"/>
-                      <w:lang w:val="en-US"/>
-                    </w:rPr>
-                    <m:t>t</m:t>
-                  </m:r>
-                </m:sub>
-              </m:sSub>
-              <m:sSub>
-                <m:sSubPr>
-                  <m:ctrlPr>
-                    <w:rPr>
-                      <w:rFonts w:ascii="Cambria Math" w:hAnsi="Cambria Math" w:cs="Times New Roman"/>
-                      <w:i/>
-                      <w:sz w:val="28"/>
-                      <w:szCs w:val="28"/>
-                      <w:lang w:val="en-US"/>
-                    </w:rPr>
-                  </m:ctrlPr>
-                </m:sSubPr>
-                <m:e>
-                  <m:r>
-                    <w:rPr>
-                      <w:rFonts w:ascii="Cambria Math" w:hAnsi="Cambria Math" w:cs="Times New Roman"/>
-                      <w:sz w:val="28"/>
-                      <w:szCs w:val="28"/>
-                      <w:lang w:val="en-US"/>
-                    </w:rPr>
-                    <m:t>G</m:t>
-                  </m:r>
-                </m:e>
-                <m:sub>
-                  <m:r>
-                    <w:rPr>
-                      <w:rFonts w:ascii="Cambria Math" w:hAnsi="Cambria Math" w:cs="Times New Roman"/>
-                      <w:sz w:val="28"/>
-                      <w:szCs w:val="28"/>
-                      <w:lang w:val="en-US"/>
-                    </w:rPr>
-                    <m:t>t</m:t>
-                  </m:r>
-                </m:sub>
-              </m:sSub>
-              <m:sSub>
-                <m:sSubPr>
-                  <m:ctrlPr>
-                    <w:rPr>
-                      <w:rFonts w:ascii="Cambria Math" w:hAnsi="Cambria Math" w:cs="Times New Roman"/>
-                      <w:i/>
-                      <w:sz w:val="28"/>
-                      <w:szCs w:val="28"/>
-                      <w:lang w:val="en-US"/>
-                    </w:rPr>
-                  </m:ctrlPr>
-                </m:sSubPr>
-                <m:e>
-                  <m:r>
-                    <w:rPr>
-                      <w:rFonts w:ascii="Cambria Math" w:hAnsi="Cambria Math" w:cs="Times New Roman"/>
-                      <w:sz w:val="28"/>
-                      <w:szCs w:val="28"/>
-                      <w:lang w:val="en-US"/>
-                    </w:rPr>
-                    <m:t>G</m:t>
-                  </m:r>
-                </m:e>
-                <m:sub>
-                  <m:r>
-                    <w:rPr>
-                      <w:rFonts w:ascii="Cambria Math" w:hAnsi="Cambria Math" w:cs="Times New Roman"/>
-                      <w:sz w:val="28"/>
-                      <w:szCs w:val="28"/>
-                      <w:lang w:val="en-US"/>
-                    </w:rPr>
-                    <m:t>r</m:t>
-                  </m:r>
-                </m:sub>
-              </m:sSub>
-              <m:sSup>
-                <m:sSupPr>
-                  <m:ctrlPr>
-                    <w:rPr>
-                      <w:rFonts w:ascii="Cambria Math" w:hAnsi="Cambria Math" w:cs="Times New Roman"/>
-                      <w:i/>
-                      <w:sz w:val="28"/>
-                      <w:szCs w:val="28"/>
-                      <w:lang w:val="en-US"/>
-                    </w:rPr>
-                  </m:ctrlPr>
-                </m:sSupPr>
-                <m:e>
-                  <m:r>
-                    <w:rPr>
-                      <w:rFonts w:ascii="Cambria Math" w:hAnsi="Cambria Math" w:cs="Times New Roman"/>
-                      <w:sz w:val="28"/>
-                      <w:szCs w:val="28"/>
-                      <w:lang w:val="en-US"/>
-                    </w:rPr>
-                    <m:t>(</m:t>
-                  </m:r>
-                  <m:f>
-                    <m:fPr>
-                      <m:ctrlPr>
-                        <w:rPr>
-                          <w:rFonts w:ascii="Cambria Math" w:hAnsi="Cambria Math" w:cs="Times New Roman"/>
-                          <w:i/>
-                          <w:sz w:val="28"/>
-                          <w:szCs w:val="28"/>
-                          <w:lang w:val="en-US"/>
-                        </w:rPr>
-                      </m:ctrlPr>
-                    </m:fPr>
-                    <m:num>
-                      <m:r>
-                        <w:rPr>
-                          <w:rFonts w:ascii="Cambria Math" w:hAnsi="Cambria Math" w:cs="Times New Roman"/>
-                          <w:sz w:val="28"/>
-                          <w:szCs w:val="28"/>
-                          <w:lang w:val="en-US"/>
-                        </w:rPr>
-                        <m:t>λ</m:t>
-                      </m:r>
-                    </m:num>
-                    <m:den>
-                      <m:r>
-                        <w:rPr>
-                          <w:rFonts w:ascii="Cambria Math" w:hAnsi="Cambria Math" w:cs="Times New Roman"/>
-                          <w:sz w:val="28"/>
-                          <w:szCs w:val="28"/>
-                          <w:lang w:val="en-US"/>
-                        </w:rPr>
-                        <m:t>4π</m:t>
-                      </m:r>
-                    </m:den>
-                  </m:f>
-                  <m:r>
-                    <w:rPr>
-                      <w:rFonts w:ascii="Cambria Math" w:hAnsi="Cambria Math" w:cs="Times New Roman"/>
-                      <w:sz w:val="28"/>
-                      <w:szCs w:val="28"/>
-                      <w:lang w:val="en-US"/>
-                    </w:rPr>
-                    <m:t>)</m:t>
-                  </m:r>
-                </m:e>
-                <m:sup>
-                  <m:r>
-                    <w:rPr>
-                      <w:rFonts w:ascii="Cambria Math" w:hAnsi="Cambria Math" w:cs="Times New Roman"/>
-                      <w:sz w:val="28"/>
-                      <w:szCs w:val="28"/>
-                      <w:lang w:val="en-US"/>
-                    </w:rPr>
-                    <m:t>2</m:t>
-                  </m:r>
-                </m:sup>
-              </m:sSup>
-            </m:den>
-          </m:f>
-        </m:oMath>
-      </m:oMathPara>
-    </w:p>
-    <w:p>
-      <w:pPr>
-        <w:spacing w:after="0" w:line="360" w:lineRule="auto"/>
-        <w:ind w:firstLine="709"/>
-        <w:jc w:val="both"/>
-        <w:rPr>
-          <w:rFonts w:ascii="Times New Roman" w:hAnsi="Times New Roman" w:cs="Times New Roman"/>
-          <w:sz w:val="28"/>
-          <w:szCs w:val="28"/>
-        </w:rPr>
-      </w:pPr>
-      <w:r>
-        <w:rPr>
-          <w:rFonts w:ascii="Times New Roman" w:hAnsi="Times New Roman" w:cs="Times New Roman"/>
-          <w:sz w:val="28"/>
-          <w:szCs w:val="28"/>
-        </w:rPr>
-        <w:t xml:space="preserve">где d — расстояние, </w:t>
-      </w:r>
-      <m:oMath>
-        <m:sSub>
-          <m:sSubPr>
-            <m:ctrlPr>
-              <w:rPr>
-                <w:rFonts w:ascii="Cambria Math" w:hAnsi="Cambria Math" w:cs="Times New Roman"/>
-                <w:i/>
-                <w:sz w:val="28"/>
-                <w:szCs w:val="28"/>
-                <w:lang w:val="en-US"/>
-              </w:rPr>
-            </m:ctrlPr>
-          </m:sSubPr>
-          <m:e>
-            <m:r>
-              <w:rPr>
-                <w:rFonts w:ascii="Cambria Math" w:hAnsi="Cambria Math" w:cs="Times New Roman"/>
-                <w:sz w:val="28"/>
-                <w:szCs w:val="28"/>
-                <w:lang w:val="en-US"/>
-              </w:rPr>
-              <m:t>P</m:t>
-            </m:r>
-          </m:e>
-          <m:sub>
-            <m:r>
-              <w:rPr>
-                <w:rFonts w:ascii="Cambria Math" w:hAnsi="Cambria Math" w:cs="Times New Roman"/>
-                <w:sz w:val="28"/>
-                <w:szCs w:val="28"/>
-                <w:lang w:val="en-US"/>
-              </w:rPr>
-              <m:t>r</m:t>
-            </m:r>
-          </m:sub>
-        </m:sSub>
-      </m:oMath>
-      <w:r>
-        <w:rPr>
-          <w:rFonts w:ascii="Times New Roman" w:hAnsi="Times New Roman" w:cs="Times New Roman"/>
-          <w:sz w:val="28"/>
-          <w:szCs w:val="28"/>
-        </w:rPr>
-        <w:t xml:space="preserve"> — мощность принятого сигнала, </w:t>
-      </w:r>
-      <m:oMath>
-        <m:sSub>
-          <m:sSubPr>
-            <m:ctrlPr>
-              <w:rPr>
-                <w:rFonts w:ascii="Cambria Math" w:hAnsi="Cambria Math" w:cs="Times New Roman"/>
-                <w:i/>
-                <w:sz w:val="28"/>
-                <w:szCs w:val="28"/>
-                <w:lang w:val="en-US"/>
-              </w:rPr>
-            </m:ctrlPr>
-          </m:sSubPr>
-          <m:e>
-            <m:r>
-              <w:rPr>
-                <w:rFonts w:ascii="Cambria Math" w:hAnsi="Cambria Math" w:cs="Times New Roman"/>
-                <w:sz w:val="28"/>
-                <w:szCs w:val="28"/>
-                <w:lang w:val="en-US"/>
-              </w:rPr>
-              <m:t>P</m:t>
-            </m:r>
-          </m:e>
-          <m:sub>
-            <m:r>
-              <w:rPr>
-                <w:rFonts w:ascii="Cambria Math" w:hAnsi="Cambria Math" w:cs="Times New Roman"/>
-                <w:sz w:val="28"/>
-                <w:szCs w:val="28"/>
-                <w:lang w:val="en-US"/>
-              </w:rPr>
-              <m:t>t</m:t>
-            </m:r>
-          </m:sub>
-        </m:sSub>
-      </m:oMath>
-      <w:r>
-        <w:rPr>
-          <w:rFonts w:ascii="Times New Roman" w:hAnsi="Times New Roman" w:cs="Times New Roman"/>
-          <w:sz w:val="28"/>
-          <w:szCs w:val="28"/>
-        </w:rPr>
-        <w:t xml:space="preserve"> — мощность передатчика, </w:t>
-      </w:r>
-      <m:oMath>
-        <m:sSub>
-          <m:sSubPr>
-            <m:ctrlPr>
-              <w:rPr>
-                <w:rFonts w:ascii="Cambria Math" w:hAnsi="Cambria Math" w:cs="Times New Roman"/>
-                <w:i/>
-                <w:sz w:val="28"/>
-                <w:szCs w:val="28"/>
-                <w:lang w:val="en-US"/>
-              </w:rPr>
-            </m:ctrlPr>
-          </m:sSubPr>
-          <m:e>
-            <m:r>
-              <w:rPr>
-                <w:rFonts w:ascii="Cambria Math" w:hAnsi="Cambria Math" w:cs="Times New Roman"/>
-                <w:sz w:val="28"/>
-                <w:szCs w:val="28"/>
-                <w:lang w:val="en-US"/>
-              </w:rPr>
-              <m:t>G</m:t>
-            </m:r>
-          </m:e>
-          <m:sub>
-            <m:r>
-              <w:rPr>
-                <w:rFonts w:ascii="Cambria Math" w:hAnsi="Cambria Math" w:cs="Times New Roman"/>
-                <w:sz w:val="28"/>
-                <w:szCs w:val="28"/>
-                <w:lang w:val="en-US"/>
-              </w:rPr>
-              <m:t>t</m:t>
-            </m:r>
-          </m:sub>
-        </m:sSub>
-      </m:oMath>
-      <w:r>
-        <w:rPr>
-          <w:rFonts w:ascii="Times New Roman" w:hAnsi="Times New Roman" w:cs="Times New Roman"/>
-          <w:sz w:val="28"/>
-          <w:szCs w:val="28"/>
-        </w:rPr>
-        <w:t xml:space="preserve"> и </w:t>
-      </w:r>
-      <m:oMath>
-        <m:sSub>
-          <m:sSubPr>
-            <m:ctrlPr>
-              <w:rPr>
-                <w:rFonts w:ascii="Cambria Math" w:hAnsi="Cambria Math" w:cs="Times New Roman"/>
-                <w:i/>
-                <w:sz w:val="28"/>
-                <w:szCs w:val="28"/>
-                <w:lang w:val="en-US"/>
-              </w:rPr>
-            </m:ctrlPr>
-          </m:sSubPr>
-          <m:e>
-            <m:r>
-              <w:rPr>
-                <w:rFonts w:ascii="Cambria Math" w:hAnsi="Cambria Math" w:cs="Times New Roman"/>
-                <w:sz w:val="28"/>
-                <w:szCs w:val="28"/>
-                <w:lang w:val="en-US"/>
-              </w:rPr>
-              <m:t>G</m:t>
-            </m:r>
-          </m:e>
-          <m:sub>
-            <m:r>
-              <w:rPr>
-                <w:rFonts w:ascii="Cambria Math" w:hAnsi="Cambria Math" w:cs="Times New Roman"/>
-                <w:sz w:val="28"/>
-                <w:szCs w:val="28"/>
-                <w:lang w:val="en-US"/>
-              </w:rPr>
-              <m:t>r</m:t>
-            </m:r>
-          </m:sub>
-        </m:sSub>
-      </m:oMath>
-      <w:r>
-        <w:rPr>
-          <w:rFonts w:ascii="Times New Roman" w:hAnsi="Times New Roman" w:cs="Times New Roman"/>
-          <w:sz w:val="28"/>
-          <w:szCs w:val="28"/>
-        </w:rPr>
-        <w:t xml:space="preserve"> — коэффициенты усиления антенн, λ — длина волны. Этот метод позволяет определить координаты сотрудника в опасной зоне.</w:t>
-      </w:r>
-    </w:p>
-    <w:p>
-      <w:pPr>
-        <w:numPr>
-          <w:ilvl w:val="0"/>
-          <w:numId w:val="37"/>
-        </w:numPr>
-        <w:spacing w:after="0" w:line="360" w:lineRule="auto"/>
-        <w:ind w:left="0" w:firstLine="709"/>
-        <w:jc w:val="both"/>
-        <w:rPr>
-          <w:rFonts w:ascii="Times New Roman" w:hAnsi="Times New Roman" w:cs="Times New Roman"/>
-          <w:sz w:val="28"/>
-          <w:szCs w:val="28"/>
-        </w:rPr>
-      </w:pPr>
-      <w:r>
-        <w:rPr>
-          <w:rFonts w:ascii="Times New Roman" w:hAnsi="Times New Roman" w:cs="Times New Roman"/>
-          <w:sz w:val="28"/>
-          <w:szCs w:val="28"/>
-        </w:rPr>
-        <w:t>Обработка видеопотока</w:t>
-      </w:r>
-    </w:p>
-    <w:p>
-      <w:pPr>
-        <w:spacing w:after="0" w:line="360" w:lineRule="auto"/>
-        <w:ind w:firstLine="709"/>
-        <w:jc w:val="both"/>
-        <w:rPr>
-          <w:rFonts w:ascii="Times New Roman" w:hAnsi="Times New Roman" w:cs="Times New Roman"/>
-          <w:sz w:val="28"/>
-          <w:szCs w:val="28"/>
-        </w:rPr>
-      </w:pPr>
-      <w:r>
-        <w:rPr>
-          <w:rFonts w:ascii="Times New Roman" w:hAnsi="Times New Roman" w:cs="Times New Roman"/>
-          <w:sz w:val="28"/>
-          <w:szCs w:val="28"/>
-        </w:rPr>
-        <w:t>Для анализа видеопотока с камер используется сверточная нейронная сеть (CNN). Нейросеть обучается на датасете изображений, содержащих сотрудников с защитным оборудованием (шлемы, жилеты) и без него. Для классификации объектов применяется функция активации Softmax:</w:t>
-      </w:r>
-    </w:p>
-    <w:p>
-      <w:pPr>
-        <w:spacing w:after="0" w:line="360" w:lineRule="auto"/>
-        <w:ind w:firstLine="709"/>
-        <w:jc w:val="both"/>
-        <w:rPr>
-          <w:rFonts w:ascii="Times New Roman" w:hAnsi="Times New Roman" w:cs="Times New Roman"/>
-          <w:sz w:val="28"/>
-          <w:szCs w:val="28"/>
-        </w:rPr>
-      </w:pPr>
-      <m:oMathPara>
-        <m:oMath>
-          <m:r>
-            <w:rPr>
-              <w:rFonts w:ascii="Cambria Math" w:hAnsi="Cambria Math" w:cs="Times New Roman"/>
-              <w:sz w:val="28"/>
-              <w:szCs w:val="28"/>
-            </w:rPr>
             <m:t>P</m:t>
           </m:r>
           <m:d>
@@ -12670,7 +12054,6 @@
           <w:sz w:val="28"/>
           <w:szCs w:val="28"/>
         </w:rPr>
-        <w:lastRenderedPageBreak/>
         <w:t>Python 3.9+</w:t>
       </w:r>
       <w:r>
@@ -12860,6 +12243,7 @@
           <w:sz w:val="28"/>
           <w:szCs w:val="28"/>
         </w:rPr>
+        <w:lastRenderedPageBreak/>
         <w:t>Процессор: 4 ядра (Intel Core i3 или AMD Ryzen 3, начиная с 2015 года).</w:t>
       </w:r>
     </w:p>
@@ -13221,7 +12605,6 @@
           <w:sz w:val="28"/>
           <w:szCs w:val="28"/>
         </w:rPr>
-        <w:lastRenderedPageBreak/>
         <w:t>Сохранение времени входа в опасную зону.</w:t>
       </w:r>
     </w:p>
@@ -13370,7 +12753,7 @@
           <w:sz w:val="28"/>
           <w:szCs w:val="28"/>
         </w:rPr>
-        <w:t>Определение координат сотрудника с помощью RFID-триангуляции.</w:t>
+        <w:t>Проверка пересечения с плоскостью контрольной точки.</w:t>
       </w:r>
     </w:p>
     <w:p>
@@ -13395,31 +12778,6 @@
           <w:sz w:val="28"/>
           <w:szCs w:val="28"/>
         </w:rPr>
-        <w:t>Проверка пересечения с плоскостью контрольной точки.</w:t>
-      </w:r>
-    </w:p>
-    <w:p>
-      <w:pPr>
-        <w:pStyle w:val="a7"/>
-        <w:numPr>
-          <w:ilvl w:val="0"/>
-          <w:numId w:val="46"/>
-        </w:numPr>
-        <w:spacing w:after="0" w:line="360" w:lineRule="auto"/>
-        <w:ind w:left="0" w:firstLine="709"/>
-        <w:jc w:val="both"/>
-        <w:rPr>
-          <w:rFonts w:ascii="Times New Roman" w:hAnsi="Times New Roman" w:cs="Times New Roman"/>
-          <w:sz w:val="28"/>
-          <w:szCs w:val="28"/>
-        </w:rPr>
-      </w:pPr>
-      <w:r>
-        <w:rPr>
-          <w:rFonts w:ascii="Times New Roman" w:hAnsi="Times New Roman" w:cs="Times New Roman"/>
-          <w:sz w:val="28"/>
-          <w:szCs w:val="28"/>
-        </w:rPr>
         <w:t>Сохранение времени и места прохождения в БД.</w:t>
       </w:r>
     </w:p>
@@ -13444,6 +12802,7 @@
           <w:sz w:val="28"/>
           <w:szCs w:val="28"/>
         </w:rPr>
+        <w:lastRenderedPageBreak/>
         <w:t xml:space="preserve">Алгоритм проверки защитного оборудования: </w:t>
       </w:r>
     </w:p>
@@ -13749,7 +13108,6 @@
           <w:sz w:val="28"/>
           <w:szCs w:val="28"/>
         </w:rPr>
-        <w:lastRenderedPageBreak/>
         <w:drawing>
           <wp:inline distT="0" distB="0" distL="0" distR="0" wp14:anchorId="041CCC69" wp14:editId="09BD6082">
             <wp:extent cx="5940425" cy="2707005"/>
@@ -13801,8 +13159,6 @@
       <w:r>
         <w:rPr>
           <w:rFonts w:ascii="Times New Roman" w:hAnsi="Times New Roman" w:cs="Times New Roman"/>
-          <w:i/>
-          <w:iCs/>
           <w:sz w:val="28"/>
           <w:szCs w:val="28"/>
         </w:rPr>
@@ -13811,18 +13167,14 @@
       <w:r>
         <w:rPr>
           <w:rFonts w:ascii="Times New Roman" w:hAnsi="Times New Roman" w:cs="Times New Roman"/>
-          <w:i/>
-          <w:iCs/>
-          <w:sz w:val="28"/>
-          <w:szCs w:val="28"/>
-        </w:rPr>
-        <w:t>5</w:t>
-      </w:r>
-      <w:r>
-        <w:rPr>
-          <w:rFonts w:ascii="Times New Roman" w:hAnsi="Times New Roman" w:cs="Times New Roman"/>
-          <w:i/>
-          <w:iCs/>
+          <w:sz w:val="28"/>
+          <w:szCs w:val="28"/>
+        </w:rPr>
+        <w:t>6</w:t>
+      </w:r>
+      <w:r>
+        <w:rPr>
+          <w:rFonts w:ascii="Times New Roman" w:hAnsi="Times New Roman" w:cs="Times New Roman"/>
           <w:sz w:val="28"/>
           <w:szCs w:val="28"/>
         </w:rPr>
@@ -13893,6 +13245,7 @@
           <w:sz w:val="28"/>
           <w:szCs w:val="28"/>
         </w:rPr>
+        <w:lastRenderedPageBreak/>
         <w:t xml:space="preserve">Таблица </w:t>
       </w:r>
       <w:r>
@@ -14759,7 +14112,6 @@
                 <w:sz w:val="28"/>
                 <w:szCs w:val="28"/>
               </w:rPr>
-              <w:lastRenderedPageBreak/>
               <w:t>2</w:t>
             </w:r>
           </w:p>
@@ -15628,6 +14980,7 @@
                 <w:sz w:val="28"/>
                 <w:szCs w:val="28"/>
               </w:rPr>
+              <w:lastRenderedPageBreak/>
               <w:t>2</w:t>
             </w:r>
           </w:p>
@@ -15939,7 +15292,6 @@
           <w:szCs w:val="28"/>
           <w:lang w:val="en-US"/>
         </w:rPr>
-        <w:lastRenderedPageBreak/>
         <w:drawing>
           <wp:inline distT="0" distB="0" distL="0" distR="0" wp14:anchorId="7FAB1FBC" wp14:editId="1901257E">
             <wp:extent cx="5940425" cy="2314575"/>
@@ -16002,7 +15354,7 @@
           <w:sz w:val="28"/>
           <w:szCs w:val="28"/>
         </w:rPr>
-        <w:t>6</w:t>
+        <w:t>7</w:t>
       </w:r>
       <w:r>
         <w:rPr>
@@ -16294,6 +15646,7 @@
           <w:sz w:val="28"/>
           <w:szCs w:val="28"/>
         </w:rPr>
+        <w:lastRenderedPageBreak/>
         <w:t>RFID_метка — код RFID-метки.</w:t>
       </w:r>
     </w:p>
@@ -16510,7 +15863,6 @@
           <w:sz w:val="28"/>
           <w:szCs w:val="28"/>
         </w:rPr>
-        <w:lastRenderedPageBreak/>
         <w:t>Статус — наличие элемента (да/нет).</w:t>
       </w:r>
     </w:p>

--- a/Graduate Work/Речук Дмитрий Максимович Курсовая работа Проектирование и эксплуатация ИиЭС.docx
+++ b/Graduate Work/Речук Дмитрий Максимович Курсовая работа Проектирование и эксплуатация ИиЭС.docx
@@ -10445,15 +10445,14 @@
       <w:r>
         <w:rPr>
           <w:rFonts w:ascii="Times New Roman" w:hAnsi="Times New Roman" w:cs="Times New Roman"/>
-          <w:noProof/>
           <w:sz w:val="28"/>
           <w:szCs w:val="28"/>
         </w:rPr>
         <w:drawing>
-          <wp:inline distT="0" distB="0" distL="0" distR="0" wp14:anchorId="3083741E" wp14:editId="115E7052">
-            <wp:extent cx="5940425" cy="3686175"/>
-            <wp:effectExtent l="0" t="0" r="3175" b="9525"/>
-            <wp:docPr id="1022454040" name="Рисунок 1"/>
+          <wp:inline distT="0" distB="0" distL="0" distR="0" wp14:anchorId="363A7AC5" wp14:editId="0E366AFD">
+            <wp:extent cx="5560828" cy="3416744"/>
+            <wp:effectExtent l="0" t="0" r="1905" b="0"/>
+            <wp:docPr id="4" name="Рисунок 4"/>
             <wp:cNvGraphicFramePr>
               <a:graphicFrameLocks xmlns:a="http://schemas.openxmlformats.org/drawingml/2006/main" noChangeAspect="1"/>
             </wp:cNvGraphicFramePr>
@@ -10461,7 +10460,7 @@
               <a:graphicData uri="http://schemas.openxmlformats.org/drawingml/2006/picture">
                 <pic:pic xmlns:pic="http://schemas.openxmlformats.org/drawingml/2006/picture">
                   <pic:nvPicPr>
-                    <pic:cNvPr id="1022454040" name=""/>
+                    <pic:cNvPr id="1" name=""/>
                     <pic:cNvPicPr/>
                   </pic:nvPicPr>
                   <pic:blipFill>
@@ -10473,7 +10472,7 @@
                   <pic:spPr>
                     <a:xfrm>
                       <a:off x="0" y="0"/>
-                      <a:ext cx="5940425" cy="3686175"/>
+                      <a:ext cx="5575635" cy="3425842"/>
                     </a:xfrm>
                     <a:prstGeom prst="rect">
                       <a:avLst/>
@@ -10509,7 +10508,6 @@
           <w:sz w:val="28"/>
           <w:szCs w:val="28"/>
         </w:rPr>
-        <w:lastRenderedPageBreak/>
         <w:t xml:space="preserve">Рисунок </w:t>
       </w:r>
       <w:r>
@@ -10583,6 +10581,7 @@
           <w:color w:val="000000" w:themeColor="text1"/>
           <w:szCs w:val="28"/>
         </w:rPr>
+        <w:lastRenderedPageBreak/>
         <w:t>4.</w:t>
       </w:r>
       <w:r>
@@ -10893,6 +10892,7 @@
       <w:r>
         <w:rPr>
           <w:rFonts w:ascii="Times New Roman" w:hAnsi="Times New Roman" w:cs="Times New Roman"/>
+          <w:noProof/>
           <w:color w:val="000000" w:themeColor="text1"/>
           <w:sz w:val="28"/>
           <w:szCs w:val="28"/>
@@ -10980,7 +10980,29 @@
           <w:sz w:val="28"/>
           <w:szCs w:val="28"/>
         </w:rPr>
-        <w:t>. Схема интерфейс системы</w:t>
+        <w:t>. Схема интерфейс</w:t>
+      </w:r>
+      <w:r>
+        <w:rPr>
+          <w:rFonts w:ascii="Times New Roman" w:hAnsi="Times New Roman" w:cs="Times New Roman"/>
+          <w:i w:val="0"/>
+          <w:iCs w:val="0"/>
+          <w:color w:val="000000" w:themeColor="text1"/>
+          <w:sz w:val="28"/>
+          <w:szCs w:val="28"/>
+        </w:rPr>
+        <w:t>а</w:t>
+      </w:r>
+      <w:r>
+        <w:rPr>
+          <w:rFonts w:ascii="Times New Roman" w:hAnsi="Times New Roman" w:cs="Times New Roman"/>
+          <w:i w:val="0"/>
+          <w:iCs w:val="0"/>
+          <w:color w:val="000000" w:themeColor="text1"/>
+          <w:sz w:val="28"/>
+          <w:szCs w:val="28"/>
+        </w:rPr>
+        <w:t xml:space="preserve"> системы</w:t>
       </w:r>
       <w:r>
         <w:rPr>
@@ -12833,56 +12855,6 @@
     </w:p>
     <w:p>
       <w:pPr>
-        <w:pStyle w:val="a7"/>
-        <w:numPr>
-          <w:ilvl w:val="0"/>
-          <w:numId w:val="47"/>
-        </w:numPr>
-        <w:spacing w:after="0" w:line="360" w:lineRule="auto"/>
-        <w:ind w:left="0" w:firstLine="709"/>
-        <w:jc w:val="both"/>
-        <w:rPr>
-          <w:rFonts w:ascii="Times New Roman" w:hAnsi="Times New Roman" w:cs="Times New Roman"/>
-          <w:sz w:val="28"/>
-          <w:szCs w:val="28"/>
-        </w:rPr>
-      </w:pPr>
-      <w:r>
-        <w:rPr>
-          <w:rFonts w:ascii="Times New Roman" w:hAnsi="Times New Roman" w:cs="Times New Roman"/>
-          <w:sz w:val="28"/>
-          <w:szCs w:val="28"/>
-        </w:rPr>
-        <w:t>Классификация объектов (шлем, жилет, перчатки).</w:t>
-      </w:r>
-    </w:p>
-    <w:p>
-      <w:pPr>
-        <w:pStyle w:val="a7"/>
-        <w:numPr>
-          <w:ilvl w:val="0"/>
-          <w:numId w:val="47"/>
-        </w:numPr>
-        <w:spacing w:after="0" w:line="360" w:lineRule="auto"/>
-        <w:ind w:left="0" w:firstLine="709"/>
-        <w:jc w:val="both"/>
-        <w:rPr>
-          <w:rFonts w:ascii="Times New Roman" w:hAnsi="Times New Roman" w:cs="Times New Roman"/>
-          <w:sz w:val="28"/>
-          <w:szCs w:val="28"/>
-        </w:rPr>
-      </w:pPr>
-      <w:r>
-        <w:rPr>
-          <w:rFonts w:ascii="Times New Roman" w:hAnsi="Times New Roman" w:cs="Times New Roman"/>
-          <w:sz w:val="28"/>
-          <w:szCs w:val="28"/>
-        </w:rPr>
-        <w:t>Сравнение с требованиями безопасности.</w:t>
-      </w:r>
-    </w:p>
-    <w:p>
-      <w:pPr>
         <w:numPr>
           <w:ilvl w:val="0"/>
           <w:numId w:val="38"/>
@@ -13104,15 +13076,14 @@
       <w:r>
         <w:rPr>
           <w:rFonts w:ascii="Times New Roman" w:hAnsi="Times New Roman" w:cs="Times New Roman"/>
-          <w:noProof/>
           <w:sz w:val="28"/>
           <w:szCs w:val="28"/>
         </w:rPr>
         <w:drawing>
-          <wp:inline distT="0" distB="0" distL="0" distR="0" wp14:anchorId="041CCC69" wp14:editId="09BD6082">
-            <wp:extent cx="5940425" cy="2707005"/>
+          <wp:inline distT="0" distB="0" distL="0" distR="0" wp14:anchorId="52269C24" wp14:editId="00090092">
+            <wp:extent cx="5940425" cy="2095500"/>
             <wp:effectExtent l="0" t="0" r="3175" b="0"/>
-            <wp:docPr id="281286291" name="Рисунок 1"/>
+            <wp:docPr id="9" name="Рисунок 9"/>
             <wp:cNvGraphicFramePr>
               <a:graphicFrameLocks xmlns:a="http://schemas.openxmlformats.org/drawingml/2006/main" noChangeAspect="1"/>
             </wp:cNvGraphicFramePr>
@@ -13120,7 +13091,7 @@
               <a:graphicData uri="http://schemas.openxmlformats.org/drawingml/2006/picture">
                 <pic:pic xmlns:pic="http://schemas.openxmlformats.org/drawingml/2006/picture">
                   <pic:nvPicPr>
-                    <pic:cNvPr id="281286291" name=""/>
+                    <pic:cNvPr id="1" name=""/>
                     <pic:cNvPicPr/>
                   </pic:nvPicPr>
                   <pic:blipFill>
@@ -13132,7 +13103,7 @@
                   <pic:spPr>
                     <a:xfrm>
                       <a:off x="0" y="0"/>
-                      <a:ext cx="5940425" cy="2707005"/>
+                      <a:ext cx="5978959" cy="2109093"/>
                     </a:xfrm>
                     <a:prstGeom prst="rect">
                       <a:avLst/>
@@ -13245,7 +13216,6 @@
           <w:sz w:val="28"/>
           <w:szCs w:val="28"/>
         </w:rPr>
-        <w:lastRenderedPageBreak/>
         <w:t xml:space="preserve">Таблица </w:t>
       </w:r>
       <w:r>
@@ -13384,6 +13354,7 @@
                 <w:sz w:val="28"/>
                 <w:szCs w:val="28"/>
               </w:rPr>
+              <w:lastRenderedPageBreak/>
               <w:t>1</w:t>
             </w:r>
           </w:p>
@@ -14184,6 +14155,7 @@
                 <w:rFonts w:ascii="Times New Roman" w:hAnsi="Times New Roman" w:cs="Times New Roman"/>
                 <w:sz w:val="28"/>
                 <w:szCs w:val="28"/>
+                <w:lang w:val="en-US"/>
               </w:rPr>
             </w:pPr>
             <w:r>
@@ -14191,88 +14163,9 @@
                 <w:rFonts w:ascii="Times New Roman" w:hAnsi="Times New Roman" w:cs="Times New Roman"/>
                 <w:sz w:val="28"/>
                 <w:szCs w:val="28"/>
+                <w:lang w:val="en-US"/>
               </w:rPr>
               <w:t>3</w:t>
-            </w:r>
-          </w:p>
-        </w:tc>
-        <w:tc>
-          <w:tcPr>
-            <w:tcW w:w="0" w:type="auto"/>
-            <w:hideMark/>
-          </w:tcPr>
-          <w:p>
-            <w:pPr>
-              <w:spacing w:line="360" w:lineRule="auto"/>
-              <w:ind w:firstLine="22"/>
-              <w:jc w:val="center"/>
-              <w:rPr>
-                <w:rFonts w:ascii="Times New Roman" w:hAnsi="Times New Roman" w:cs="Times New Roman"/>
-                <w:sz w:val="28"/>
-                <w:szCs w:val="28"/>
-              </w:rPr>
-            </w:pPr>
-            <w:r>
-              <w:rPr>
-                <w:rFonts w:ascii="Times New Roman" w:hAnsi="Times New Roman" w:cs="Times New Roman"/>
-                <w:sz w:val="28"/>
-                <w:szCs w:val="28"/>
-              </w:rPr>
-              <w:t>RFID-метка</w:t>
-            </w:r>
-          </w:p>
-        </w:tc>
-        <w:tc>
-          <w:tcPr>
-            <w:tcW w:w="0" w:type="auto"/>
-            <w:hideMark/>
-          </w:tcPr>
-          <w:p>
-            <w:pPr>
-              <w:spacing w:line="360" w:lineRule="auto"/>
-              <w:ind w:firstLine="22"/>
-              <w:jc w:val="center"/>
-              <w:rPr>
-                <w:rFonts w:ascii="Times New Roman" w:hAnsi="Times New Roman" w:cs="Times New Roman"/>
-                <w:sz w:val="28"/>
-                <w:szCs w:val="28"/>
-              </w:rPr>
-            </w:pPr>
-            <w:r>
-              <w:rPr>
-                <w:rFonts w:ascii="Times New Roman" w:hAnsi="Times New Roman" w:cs="Times New Roman"/>
-                <w:sz w:val="28"/>
-                <w:szCs w:val="28"/>
-              </w:rPr>
-              <w:t>Уникальный код RFID-метки</w:t>
-            </w:r>
-          </w:p>
-        </w:tc>
-      </w:tr>
-      <w:tr>
-        <w:tc>
-          <w:tcPr>
-            <w:tcW w:w="1271" w:type="dxa"/>
-            <w:hideMark/>
-          </w:tcPr>
-          <w:p>
-            <w:pPr>
-              <w:spacing w:line="360" w:lineRule="auto"/>
-              <w:ind w:firstLine="22"/>
-              <w:jc w:val="center"/>
-              <w:rPr>
-                <w:rFonts w:ascii="Times New Roman" w:hAnsi="Times New Roman" w:cs="Times New Roman"/>
-                <w:sz w:val="28"/>
-                <w:szCs w:val="28"/>
-              </w:rPr>
-            </w:pPr>
-            <w:r>
-              <w:rPr>
-                <w:rFonts w:ascii="Times New Roman" w:hAnsi="Times New Roman" w:cs="Times New Roman"/>
-                <w:sz w:val="28"/>
-                <w:szCs w:val="28"/>
-              </w:rPr>
-              <w:t>4</w:t>
             </w:r>
           </w:p>
         </w:tc>
@@ -14722,410 +14615,6 @@
     </w:tbl>
     <w:p>
       <w:pPr>
-        <w:numPr>
-          <w:ilvl w:val="0"/>
-          <w:numId w:val="52"/>
-        </w:numPr>
-        <w:spacing w:after="0" w:line="360" w:lineRule="auto"/>
-        <w:jc w:val="both"/>
-        <w:rPr>
-          <w:rFonts w:ascii="Times New Roman" w:hAnsi="Times New Roman" w:cs="Times New Roman"/>
-          <w:sz w:val="28"/>
-          <w:szCs w:val="28"/>
-        </w:rPr>
-      </w:pPr>
-      <w:r>
-        <w:rPr>
-          <w:rFonts w:ascii="Times New Roman" w:hAnsi="Times New Roman" w:cs="Times New Roman"/>
-          <w:sz w:val="28"/>
-          <w:szCs w:val="28"/>
-        </w:rPr>
-        <w:t>Экипировка — сущность, описывающая защитное оборудование.</w:t>
-      </w:r>
-    </w:p>
-    <w:p>
-      <w:pPr>
-        <w:spacing w:after="0" w:line="360" w:lineRule="auto"/>
-        <w:jc w:val="both"/>
-        <w:rPr>
-          <w:rFonts w:ascii="Times New Roman" w:hAnsi="Times New Roman" w:cs="Times New Roman"/>
-          <w:sz w:val="28"/>
-          <w:szCs w:val="28"/>
-        </w:rPr>
-      </w:pPr>
-      <w:r>
-        <w:rPr>
-          <w:rFonts w:ascii="Times New Roman" w:hAnsi="Times New Roman" w:cs="Times New Roman"/>
-          <w:sz w:val="28"/>
-          <w:szCs w:val="28"/>
-        </w:rPr>
-        <w:t xml:space="preserve">Таблица </w:t>
-      </w:r>
-      <w:r>
-        <w:rPr>
-          <w:rFonts w:ascii="Times New Roman" w:hAnsi="Times New Roman" w:cs="Times New Roman"/>
-          <w:sz w:val="28"/>
-          <w:szCs w:val="28"/>
-          <w:lang w:val="en-US"/>
-        </w:rPr>
-        <w:t>6</w:t>
-      </w:r>
-      <w:r>
-        <w:rPr>
-          <w:rFonts w:ascii="Times New Roman" w:hAnsi="Times New Roman" w:cs="Times New Roman"/>
-          <w:sz w:val="28"/>
-          <w:szCs w:val="28"/>
-        </w:rPr>
-        <w:t>. Описание сущности "Экипировка"</w:t>
-      </w:r>
-    </w:p>
-    <w:tbl>
-      <w:tblPr>
-        <w:tblStyle w:val="ae"/>
-        <w:tblW w:w="9452" w:type="dxa"/>
-        <w:tblLook w:val="04A0" w:firstRow="1" w:lastRow="0" w:firstColumn="1" w:lastColumn="0" w:noHBand="0" w:noVBand="1"/>
-      </w:tblPr>
-      <w:tblGrid>
-        <w:gridCol w:w="988"/>
-        <w:gridCol w:w="2183"/>
-        <w:gridCol w:w="6281"/>
-      </w:tblGrid>
-      <w:tr>
-        <w:tc>
-          <w:tcPr>
-            <w:tcW w:w="988" w:type="dxa"/>
-            <w:vAlign w:val="center"/>
-            <w:hideMark/>
-          </w:tcPr>
-          <w:p>
-            <w:pPr>
-              <w:spacing w:line="360" w:lineRule="auto"/>
-              <w:ind w:firstLine="22"/>
-              <w:jc w:val="center"/>
-              <w:rPr>
-                <w:rFonts w:ascii="Times New Roman" w:hAnsi="Times New Roman" w:cs="Times New Roman"/>
-                <w:sz w:val="28"/>
-                <w:szCs w:val="28"/>
-              </w:rPr>
-            </w:pPr>
-            <w:r>
-              <w:rPr>
-                <w:rFonts w:ascii="Times New Roman" w:hAnsi="Times New Roman" w:cs="Times New Roman"/>
-                <w:sz w:val="28"/>
-                <w:szCs w:val="28"/>
-              </w:rPr>
-              <w:t>№</w:t>
-            </w:r>
-          </w:p>
-        </w:tc>
-        <w:tc>
-          <w:tcPr>
-            <w:tcW w:w="0" w:type="auto"/>
-            <w:vAlign w:val="center"/>
-            <w:hideMark/>
-          </w:tcPr>
-          <w:p>
-            <w:pPr>
-              <w:spacing w:line="360" w:lineRule="auto"/>
-              <w:ind w:firstLine="22"/>
-              <w:jc w:val="center"/>
-              <w:rPr>
-                <w:rFonts w:ascii="Times New Roman" w:hAnsi="Times New Roman" w:cs="Times New Roman"/>
-                <w:sz w:val="28"/>
-                <w:szCs w:val="28"/>
-              </w:rPr>
-            </w:pPr>
-            <w:r>
-              <w:rPr>
-                <w:rFonts w:ascii="Times New Roman" w:hAnsi="Times New Roman" w:cs="Times New Roman"/>
-                <w:sz w:val="28"/>
-                <w:szCs w:val="28"/>
-              </w:rPr>
-              <w:t>Наименование</w:t>
-            </w:r>
-          </w:p>
-        </w:tc>
-        <w:tc>
-          <w:tcPr>
-            <w:tcW w:w="0" w:type="auto"/>
-            <w:vAlign w:val="center"/>
-            <w:hideMark/>
-          </w:tcPr>
-          <w:p>
-            <w:pPr>
-              <w:spacing w:line="360" w:lineRule="auto"/>
-              <w:ind w:firstLine="22"/>
-              <w:jc w:val="center"/>
-              <w:rPr>
-                <w:rFonts w:ascii="Times New Roman" w:hAnsi="Times New Roman" w:cs="Times New Roman"/>
-                <w:sz w:val="28"/>
-                <w:szCs w:val="28"/>
-              </w:rPr>
-            </w:pPr>
-            <w:r>
-              <w:rPr>
-                <w:rFonts w:ascii="Times New Roman" w:hAnsi="Times New Roman" w:cs="Times New Roman"/>
-                <w:sz w:val="28"/>
-                <w:szCs w:val="28"/>
-              </w:rPr>
-              <w:t>Назначение</w:t>
-            </w:r>
-          </w:p>
-        </w:tc>
-      </w:tr>
-      <w:tr>
-        <w:tc>
-          <w:tcPr>
-            <w:tcW w:w="988" w:type="dxa"/>
-            <w:vAlign w:val="center"/>
-            <w:hideMark/>
-          </w:tcPr>
-          <w:p>
-            <w:pPr>
-              <w:spacing w:line="360" w:lineRule="auto"/>
-              <w:ind w:firstLine="22"/>
-              <w:jc w:val="center"/>
-              <w:rPr>
-                <w:rFonts w:ascii="Times New Roman" w:hAnsi="Times New Roman" w:cs="Times New Roman"/>
-                <w:sz w:val="28"/>
-                <w:szCs w:val="28"/>
-              </w:rPr>
-            </w:pPr>
-            <w:r>
-              <w:rPr>
-                <w:rFonts w:ascii="Times New Roman" w:hAnsi="Times New Roman" w:cs="Times New Roman"/>
-                <w:sz w:val="28"/>
-                <w:szCs w:val="28"/>
-              </w:rPr>
-              <w:t>1</w:t>
-            </w:r>
-          </w:p>
-        </w:tc>
-        <w:tc>
-          <w:tcPr>
-            <w:tcW w:w="0" w:type="auto"/>
-            <w:vAlign w:val="center"/>
-            <w:hideMark/>
-          </w:tcPr>
-          <w:p>
-            <w:pPr>
-              <w:spacing w:line="360" w:lineRule="auto"/>
-              <w:ind w:firstLine="22"/>
-              <w:jc w:val="center"/>
-              <w:rPr>
-                <w:rFonts w:ascii="Times New Roman" w:hAnsi="Times New Roman" w:cs="Times New Roman"/>
-                <w:sz w:val="28"/>
-                <w:szCs w:val="28"/>
-              </w:rPr>
-            </w:pPr>
-            <w:r>
-              <w:rPr>
-                <w:rFonts w:ascii="Times New Roman" w:hAnsi="Times New Roman" w:cs="Times New Roman"/>
-                <w:sz w:val="28"/>
-                <w:szCs w:val="28"/>
-              </w:rPr>
-              <w:t>ID экипировки</w:t>
-            </w:r>
-          </w:p>
-        </w:tc>
-        <w:tc>
-          <w:tcPr>
-            <w:tcW w:w="0" w:type="auto"/>
-            <w:vAlign w:val="center"/>
-            <w:hideMark/>
-          </w:tcPr>
-          <w:p>
-            <w:pPr>
-              <w:spacing w:line="360" w:lineRule="auto"/>
-              <w:ind w:firstLine="22"/>
-              <w:jc w:val="center"/>
-              <w:rPr>
-                <w:rFonts w:ascii="Times New Roman" w:hAnsi="Times New Roman" w:cs="Times New Roman"/>
-                <w:sz w:val="28"/>
-                <w:szCs w:val="28"/>
-              </w:rPr>
-            </w:pPr>
-            <w:r>
-              <w:rPr>
-                <w:rFonts w:ascii="Times New Roman" w:hAnsi="Times New Roman" w:cs="Times New Roman"/>
-                <w:sz w:val="28"/>
-                <w:szCs w:val="28"/>
-              </w:rPr>
-              <w:t>Уникальный идентификатор элемента экипировки</w:t>
-            </w:r>
-          </w:p>
-        </w:tc>
-      </w:tr>
-      <w:tr>
-        <w:tc>
-          <w:tcPr>
-            <w:tcW w:w="988" w:type="dxa"/>
-            <w:vAlign w:val="center"/>
-            <w:hideMark/>
-          </w:tcPr>
-          <w:p>
-            <w:pPr>
-              <w:spacing w:line="360" w:lineRule="auto"/>
-              <w:ind w:firstLine="22"/>
-              <w:jc w:val="center"/>
-              <w:rPr>
-                <w:rFonts w:ascii="Times New Roman" w:hAnsi="Times New Roman" w:cs="Times New Roman"/>
-                <w:sz w:val="28"/>
-                <w:szCs w:val="28"/>
-              </w:rPr>
-            </w:pPr>
-            <w:r>
-              <w:rPr>
-                <w:rFonts w:ascii="Times New Roman" w:hAnsi="Times New Roman" w:cs="Times New Roman"/>
-                <w:sz w:val="28"/>
-                <w:szCs w:val="28"/>
-              </w:rPr>
-              <w:lastRenderedPageBreak/>
-              <w:t>2</w:t>
-            </w:r>
-          </w:p>
-        </w:tc>
-        <w:tc>
-          <w:tcPr>
-            <w:tcW w:w="0" w:type="auto"/>
-            <w:vAlign w:val="center"/>
-            <w:hideMark/>
-          </w:tcPr>
-          <w:p>
-            <w:pPr>
-              <w:spacing w:line="360" w:lineRule="auto"/>
-              <w:ind w:firstLine="22"/>
-              <w:jc w:val="center"/>
-              <w:rPr>
-                <w:rFonts w:ascii="Times New Roman" w:hAnsi="Times New Roman" w:cs="Times New Roman"/>
-                <w:sz w:val="28"/>
-                <w:szCs w:val="28"/>
-              </w:rPr>
-            </w:pPr>
-            <w:r>
-              <w:rPr>
-                <w:rFonts w:ascii="Times New Roman" w:hAnsi="Times New Roman" w:cs="Times New Roman"/>
-                <w:sz w:val="28"/>
-                <w:szCs w:val="28"/>
-              </w:rPr>
-              <w:t>Тип экипировки</w:t>
-            </w:r>
-          </w:p>
-        </w:tc>
-        <w:tc>
-          <w:tcPr>
-            <w:tcW w:w="0" w:type="auto"/>
-            <w:vAlign w:val="center"/>
-            <w:hideMark/>
-          </w:tcPr>
-          <w:p>
-            <w:pPr>
-              <w:spacing w:line="360" w:lineRule="auto"/>
-              <w:ind w:firstLine="22"/>
-              <w:jc w:val="center"/>
-              <w:rPr>
-                <w:rFonts w:ascii="Times New Roman" w:hAnsi="Times New Roman" w:cs="Times New Roman"/>
-                <w:sz w:val="28"/>
-                <w:szCs w:val="28"/>
-              </w:rPr>
-            </w:pPr>
-            <w:r>
-              <w:rPr>
-                <w:rFonts w:ascii="Times New Roman" w:hAnsi="Times New Roman" w:cs="Times New Roman"/>
-                <w:sz w:val="28"/>
-                <w:szCs w:val="28"/>
-              </w:rPr>
-              <w:t>Тип элемента (шлем, жилет, перчатки)</w:t>
-            </w:r>
-          </w:p>
-        </w:tc>
-      </w:tr>
-      <w:tr>
-        <w:tc>
-          <w:tcPr>
-            <w:tcW w:w="988" w:type="dxa"/>
-            <w:vAlign w:val="center"/>
-            <w:hideMark/>
-          </w:tcPr>
-          <w:p>
-            <w:pPr>
-              <w:spacing w:line="360" w:lineRule="auto"/>
-              <w:ind w:firstLine="22"/>
-              <w:jc w:val="center"/>
-              <w:rPr>
-                <w:rFonts w:ascii="Times New Roman" w:hAnsi="Times New Roman" w:cs="Times New Roman"/>
-                <w:sz w:val="28"/>
-                <w:szCs w:val="28"/>
-              </w:rPr>
-            </w:pPr>
-            <w:r>
-              <w:rPr>
-                <w:rFonts w:ascii="Times New Roman" w:hAnsi="Times New Roman" w:cs="Times New Roman"/>
-                <w:sz w:val="28"/>
-                <w:szCs w:val="28"/>
-              </w:rPr>
-              <w:t>3</w:t>
-            </w:r>
-          </w:p>
-        </w:tc>
-        <w:tc>
-          <w:tcPr>
-            <w:tcW w:w="0" w:type="auto"/>
-            <w:vAlign w:val="center"/>
-            <w:hideMark/>
-          </w:tcPr>
-          <w:p>
-            <w:pPr>
-              <w:spacing w:line="360" w:lineRule="auto"/>
-              <w:ind w:firstLine="22"/>
-              <w:jc w:val="center"/>
-              <w:rPr>
-                <w:rFonts w:ascii="Times New Roman" w:hAnsi="Times New Roman" w:cs="Times New Roman"/>
-                <w:sz w:val="28"/>
-                <w:szCs w:val="28"/>
-              </w:rPr>
-            </w:pPr>
-            <w:r>
-              <w:rPr>
-                <w:rFonts w:ascii="Times New Roman" w:hAnsi="Times New Roman" w:cs="Times New Roman"/>
-                <w:sz w:val="28"/>
-                <w:szCs w:val="28"/>
-              </w:rPr>
-              <w:t>Статус</w:t>
-            </w:r>
-          </w:p>
-        </w:tc>
-        <w:tc>
-          <w:tcPr>
-            <w:tcW w:w="0" w:type="auto"/>
-            <w:vAlign w:val="center"/>
-            <w:hideMark/>
-          </w:tcPr>
-          <w:p>
-            <w:pPr>
-              <w:spacing w:line="360" w:lineRule="auto"/>
-              <w:ind w:firstLine="22"/>
-              <w:jc w:val="center"/>
-              <w:rPr>
-                <w:rFonts w:ascii="Times New Roman" w:hAnsi="Times New Roman" w:cs="Times New Roman"/>
-                <w:sz w:val="28"/>
-                <w:szCs w:val="28"/>
-              </w:rPr>
-            </w:pPr>
-            <w:r>
-              <w:rPr>
-                <w:rFonts w:ascii="Times New Roman" w:hAnsi="Times New Roman" w:cs="Times New Roman"/>
-                <w:sz w:val="28"/>
-                <w:szCs w:val="28"/>
-              </w:rPr>
-              <w:t>Наличие элемента у сотрудника (да/нет)</w:t>
-            </w:r>
-          </w:p>
-        </w:tc>
-      </w:tr>
-    </w:tbl>
-    <w:p>
-      <w:pPr>
         <w:spacing w:after="0" w:line="360" w:lineRule="auto"/>
         <w:ind w:firstLine="709"/>
         <w:jc w:val="both"/>
@@ -15194,30 +14683,6 @@
     </w:p>
     <w:p>
       <w:pPr>
-        <w:numPr>
-          <w:ilvl w:val="0"/>
-          <w:numId w:val="53"/>
-        </w:numPr>
-        <w:spacing w:after="0" w:line="360" w:lineRule="auto"/>
-        <w:ind w:firstLine="709"/>
-        <w:jc w:val="both"/>
-        <w:rPr>
-          <w:rFonts w:ascii="Times New Roman" w:hAnsi="Times New Roman" w:cs="Times New Roman"/>
-          <w:sz w:val="28"/>
-          <w:szCs w:val="28"/>
-        </w:rPr>
-      </w:pPr>
-      <w:r>
-        <w:rPr>
-          <w:rFonts w:ascii="Times New Roman" w:hAnsi="Times New Roman" w:cs="Times New Roman"/>
-          <w:sz w:val="28"/>
-          <w:szCs w:val="28"/>
-        </w:rPr>
-        <w:t>Сотрудник — Экипировка: связь "один-ко-многим" (1:M).</w:t>
-      </w:r>
-    </w:p>
-    <w:p>
-      <w:pPr>
         <w:pStyle w:val="3"/>
         <w:spacing w:before="0" w:after="0" w:line="360" w:lineRule="auto"/>
         <w:ind w:firstLine="709"/>
@@ -15287,16 +14752,16 @@
       <w:r>
         <w:rPr>
           <w:rFonts w:ascii="Times New Roman" w:hAnsi="Times New Roman" w:cs="Times New Roman"/>
-          <w:noProof/>
           <w:sz w:val="28"/>
           <w:szCs w:val="28"/>
           <w:lang w:val="en-US"/>
         </w:rPr>
+        <w:lastRenderedPageBreak/>
         <w:drawing>
-          <wp:inline distT="0" distB="0" distL="0" distR="0" wp14:anchorId="7FAB1FBC" wp14:editId="1901257E">
-            <wp:extent cx="5940425" cy="2314575"/>
-            <wp:effectExtent l="0" t="0" r="3175" b="9525"/>
-            <wp:docPr id="86692211" name="Рисунок 1"/>
+          <wp:inline distT="0" distB="0" distL="0" distR="0" wp14:anchorId="41FAAFA5" wp14:editId="2CC78820">
+            <wp:extent cx="5940425" cy="3112770"/>
+            <wp:effectExtent l="0" t="0" r="3175" b="0"/>
+            <wp:docPr id="8" name="Рисунок 8"/>
             <wp:cNvGraphicFramePr>
               <a:graphicFrameLocks xmlns:a="http://schemas.openxmlformats.org/drawingml/2006/main" noChangeAspect="1"/>
             </wp:cNvGraphicFramePr>
@@ -15304,7 +14769,7 @@
               <a:graphicData uri="http://schemas.openxmlformats.org/drawingml/2006/picture">
                 <pic:pic xmlns:pic="http://schemas.openxmlformats.org/drawingml/2006/picture">
                   <pic:nvPicPr>
-                    <pic:cNvPr id="86692211" name=""/>
+                    <pic:cNvPr id="1" name=""/>
                     <pic:cNvPicPr/>
                   </pic:nvPicPr>
                   <pic:blipFill>
@@ -15316,7 +14781,7 @@
                   <pic:spPr>
                     <a:xfrm>
                       <a:off x="0" y="0"/>
-                      <a:ext cx="5940425" cy="2314575"/>
+                      <a:ext cx="5940425" cy="3112770"/>
                     </a:xfrm>
                     <a:prstGeom prst="rect">
                       <a:avLst/>
@@ -15646,31 +15111,6 @@
           <w:sz w:val="28"/>
           <w:szCs w:val="28"/>
         </w:rPr>
-        <w:lastRenderedPageBreak/>
-        <w:t>RFID_метка — код RFID-метки.</w:t>
-      </w:r>
-    </w:p>
-    <w:p>
-      <w:pPr>
-        <w:pStyle w:val="a7"/>
-        <w:numPr>
-          <w:ilvl w:val="0"/>
-          <w:numId w:val="59"/>
-        </w:numPr>
-        <w:spacing w:after="0" w:line="360" w:lineRule="auto"/>
-        <w:jc w:val="both"/>
-        <w:rPr>
-          <w:rFonts w:ascii="Times New Roman" w:hAnsi="Times New Roman" w:cs="Times New Roman"/>
-          <w:sz w:val="28"/>
-          <w:szCs w:val="28"/>
-        </w:rPr>
-      </w:pPr>
-      <w:r>
-        <w:rPr>
-          <w:rFonts w:ascii="Times New Roman" w:hAnsi="Times New Roman" w:cs="Times New Roman"/>
-          <w:sz w:val="28"/>
-          <w:szCs w:val="28"/>
-        </w:rPr>
         <w:t>Допуск — информация о допуске.</w:t>
       </w:r>
     </w:p>
@@ -15772,126 +15212,6 @@
     </w:p>
     <w:p>
       <w:pPr>
-        <w:numPr>
-          <w:ilvl w:val="0"/>
-          <w:numId w:val="54"/>
-        </w:numPr>
-        <w:spacing w:after="0" w:line="360" w:lineRule="auto"/>
-        <w:ind w:left="0" w:firstLine="567"/>
-        <w:jc w:val="both"/>
-        <w:rPr>
-          <w:rFonts w:ascii="Times New Roman" w:hAnsi="Times New Roman" w:cs="Times New Roman"/>
-          <w:sz w:val="28"/>
-          <w:szCs w:val="28"/>
-        </w:rPr>
-      </w:pPr>
-      <w:r>
-        <w:rPr>
-          <w:rFonts w:ascii="Times New Roman" w:hAnsi="Times New Roman" w:cs="Times New Roman"/>
-          <w:sz w:val="28"/>
-          <w:szCs w:val="28"/>
-        </w:rPr>
-        <w:t xml:space="preserve">Экипировка (Equipment) </w:t>
-      </w:r>
-    </w:p>
-    <w:p>
-      <w:pPr>
-        <w:pStyle w:val="a7"/>
-        <w:numPr>
-          <w:ilvl w:val="0"/>
-          <w:numId w:val="61"/>
-        </w:numPr>
-        <w:spacing w:after="0" w:line="360" w:lineRule="auto"/>
-        <w:jc w:val="both"/>
-        <w:rPr>
-          <w:rFonts w:ascii="Times New Roman" w:hAnsi="Times New Roman" w:cs="Times New Roman"/>
-          <w:sz w:val="28"/>
-          <w:szCs w:val="28"/>
-        </w:rPr>
-      </w:pPr>
-      <w:r>
-        <w:rPr>
-          <w:rFonts w:ascii="Times New Roman" w:hAnsi="Times New Roman" w:cs="Times New Roman"/>
-          <w:sz w:val="28"/>
-          <w:szCs w:val="28"/>
-        </w:rPr>
-        <w:t>ID_экипировки (PK) — уникальный идентификатор.</w:t>
-      </w:r>
-    </w:p>
-    <w:p>
-      <w:pPr>
-        <w:pStyle w:val="a7"/>
-        <w:numPr>
-          <w:ilvl w:val="0"/>
-          <w:numId w:val="61"/>
-        </w:numPr>
-        <w:spacing w:after="0" w:line="360" w:lineRule="auto"/>
-        <w:jc w:val="both"/>
-        <w:rPr>
-          <w:rFonts w:ascii="Times New Roman" w:hAnsi="Times New Roman" w:cs="Times New Roman"/>
-          <w:sz w:val="28"/>
-          <w:szCs w:val="28"/>
-        </w:rPr>
-      </w:pPr>
-      <w:r>
-        <w:rPr>
-          <w:rFonts w:ascii="Times New Roman" w:hAnsi="Times New Roman" w:cs="Times New Roman"/>
-          <w:sz w:val="28"/>
-          <w:szCs w:val="28"/>
-        </w:rPr>
-        <w:t>Тип_экипировки — тип элемента (шлем, жилет, перчатки).</w:t>
-      </w:r>
-    </w:p>
-    <w:p>
-      <w:pPr>
-        <w:pStyle w:val="a7"/>
-        <w:numPr>
-          <w:ilvl w:val="0"/>
-          <w:numId w:val="61"/>
-        </w:numPr>
-        <w:spacing w:after="0" w:line="360" w:lineRule="auto"/>
-        <w:jc w:val="both"/>
-        <w:rPr>
-          <w:rFonts w:ascii="Times New Roman" w:hAnsi="Times New Roman" w:cs="Times New Roman"/>
-          <w:sz w:val="28"/>
-          <w:szCs w:val="28"/>
-        </w:rPr>
-      </w:pPr>
-      <w:r>
-        <w:rPr>
-          <w:rFonts w:ascii="Times New Roman" w:hAnsi="Times New Roman" w:cs="Times New Roman"/>
-          <w:sz w:val="28"/>
-          <w:szCs w:val="28"/>
-        </w:rPr>
-        <w:t>Статус — наличие элемента (да/нет).</w:t>
-      </w:r>
-    </w:p>
-    <w:p>
-      <w:pPr>
-        <w:pStyle w:val="a7"/>
-        <w:numPr>
-          <w:ilvl w:val="0"/>
-          <w:numId w:val="61"/>
-        </w:numPr>
-        <w:spacing w:after="0" w:line="360" w:lineRule="auto"/>
-        <w:jc w:val="both"/>
-        <w:rPr>
-          <w:rFonts w:ascii="Times New Roman" w:hAnsi="Times New Roman" w:cs="Times New Roman"/>
-          <w:sz w:val="28"/>
-          <w:szCs w:val="28"/>
-        </w:rPr>
-      </w:pPr>
-      <w:r>
-        <w:rPr>
-          <w:rFonts w:ascii="Times New Roman" w:hAnsi="Times New Roman" w:cs="Times New Roman"/>
-          <w:sz w:val="28"/>
-          <w:szCs w:val="28"/>
-        </w:rPr>
-        <w:t>ID_сотрудника (FK) — внешний ключ к таблице сотрудников.</w:t>
-      </w:r>
-    </w:p>
-    <w:p>
-      <w:pPr>
         <w:spacing w:after="0" w:line="360" w:lineRule="auto"/>
         <w:ind w:firstLine="567"/>
         <w:jc w:val="both"/>
@@ -15955,31 +15275,8 @@
           <w:sz w:val="28"/>
           <w:szCs w:val="28"/>
         </w:rPr>
+        <w:lastRenderedPageBreak/>
         <w:t>Мониторинг → Контрольная точка: связь "многие-к-одному" (M:1).</w:t>
-      </w:r>
-    </w:p>
-    <w:p>
-      <w:pPr>
-        <w:pStyle w:val="a7"/>
-        <w:numPr>
-          <w:ilvl w:val="0"/>
-          <w:numId w:val="62"/>
-        </w:numPr>
-        <w:spacing w:after="0" w:line="360" w:lineRule="auto"/>
-        <w:jc w:val="both"/>
-        <w:rPr>
-          <w:rFonts w:ascii="Times New Roman" w:hAnsi="Times New Roman" w:cs="Times New Roman"/>
-          <w:sz w:val="28"/>
-          <w:szCs w:val="28"/>
-        </w:rPr>
-      </w:pPr>
-      <w:r>
-        <w:rPr>
-          <w:rFonts w:ascii="Times New Roman" w:hAnsi="Times New Roman" w:cs="Times New Roman"/>
-          <w:sz w:val="28"/>
-          <w:szCs w:val="28"/>
-        </w:rPr>
-        <w:t>Сотрудник → Экипировка: связь "один-ко-многим" (1:M).</w:t>
       </w:r>
     </w:p>
     <w:p>
@@ -16238,7 +15535,7 @@
           <w:szCs w:val="28"/>
         </w:rPr>
         <w:lastRenderedPageBreak/>
-        <w:t>Разработанная система позволяет в реальном времени фиксировать присутствие человека в опасной зоне, отслеживать его перемещения через контрольные точки и проверять наличие защитного оборудования. Применение нейронных сетей для анализа видеопотока обеспечивает высокую точность распознавания экипировки, а использование RFID-технологии гарантирует надёжную идентификацию сотрудников. Генерация уведомлений при выявлении нарушений (например, отсутствие шлема или непрохождение контрольной точки) позволяет оперативно реагировать на потенциальные угрозы.</w:t>
+        <w:t>Разработанная система позволяет в реальном времени фиксировать присутствие человека в опасной зоне, отслеживать его перемещения через контрольные точки и проверять наличие защитного оборудования. Применение нейронных сетей для анализа видеопотока обеспечивает высокую точность распознавания экипировки. Генерация уведомлений при выявлении нарушений (например, отсутствие шлема или непрохождение контрольной точки) позволяет оперативно реагировать на потенциальные угрозы.</w:t>
       </w:r>
     </w:p>
     <w:p>

--- a/Graduate Work/Речук Дмитрий Максимович Курсовая работа Проектирование и эксплуатация ИиЭС.docx
+++ b/Graduate Work/Речук Дмитрий Максимович Курсовая работа Проектирование и эксплуатация ИиЭС.docx
@@ -21,7 +21,51 @@
           <w:szCs w:val="28"/>
           <w:shd w:val="clear" w:color="auto" w:fill="FFFFFF"/>
         </w:rPr>
-        <w:t>БЮДЖЕТНОЕ УЧРЕЖДЕНИЕ ВЫСШЕГО ОБРАЗОВАНИЯ ХАНТЫ-МАНСИЙСКОГО АВТОНОМНОГО ОКРУГА – ЮГРЫ «СУРГУТСКИЙ ГОСУДАРСТВЕННЫЙ УНИВЕРСИТЕТ»</w:t>
+        <w:t>БЮДЖЕТНОЕ УЧРЕЖДЕНИЕ ВЫСШЕГО ОБРАЗОВАНИЯ</w:t>
+      </w:r>
+    </w:p>
+    <w:p>
+      <w:pPr>
+        <w:widowControl w:val="0"/>
+        <w:spacing w:after="0" w:line="360" w:lineRule="auto"/>
+        <w:jc w:val="center"/>
+        <w:rPr>
+          <w:rFonts w:ascii="Times New Roman" w:hAnsi="Times New Roman" w:cs="Times New Roman"/>
+          <w:sz w:val="28"/>
+          <w:szCs w:val="28"/>
+          <w:shd w:val="clear" w:color="auto" w:fill="FFFFFF"/>
+        </w:rPr>
+      </w:pPr>
+      <w:r>
+        <w:rPr>
+          <w:rFonts w:ascii="Times New Roman" w:hAnsi="Times New Roman" w:cs="Times New Roman"/>
+          <w:sz w:val="28"/>
+          <w:szCs w:val="28"/>
+          <w:shd w:val="clear" w:color="auto" w:fill="FFFFFF"/>
+        </w:rPr>
+        <w:t>ХАНТЫ-МАНСИЙСКОГО АВТОНОМНОГО ОКРУГА – ЮГРЫ</w:t>
+      </w:r>
+    </w:p>
+    <w:p>
+      <w:pPr>
+        <w:widowControl w:val="0"/>
+        <w:spacing w:after="0" w:line="360" w:lineRule="auto"/>
+        <w:jc w:val="center"/>
+        <w:rPr>
+          <w:rFonts w:ascii="Times New Roman" w:hAnsi="Times New Roman" w:cs="Times New Roman"/>
+          <w:sz w:val="28"/>
+          <w:szCs w:val="28"/>
+          <w:shd w:val="clear" w:color="auto" w:fill="FFFFFF"/>
+        </w:rPr>
+      </w:pPr>
+      <w:r>
+        <w:rPr>
+          <w:rFonts w:ascii="Times New Roman" w:hAnsi="Times New Roman" w:cs="Times New Roman"/>
+          <w:sz w:val="28"/>
+          <w:szCs w:val="28"/>
+          <w:shd w:val="clear" w:color="auto" w:fill="FFFFFF"/>
+        </w:rPr>
+        <w:t>«СУРГУТСКИЙ ГОСУДАРСТВЕННЫЙ УНИВЕРСИТЕТ»</w:t>
       </w:r>
     </w:p>
     <w:p>
@@ -217,40 +261,151 @@
     </w:p>
     <w:p>
       <w:pPr>
-        <w:spacing w:before="280" w:after="280" w:line="240" w:lineRule="auto"/>
-        <w:jc w:val="center"/>
-        <w:rPr>
-          <w:rFonts w:ascii="Times New Roman" w:eastAsia="Times New Roman" w:hAnsi="Times New Roman" w:cs="Times New Roman"/>
-          <w:color w:val="000000"/>
-          <w:sz w:val="28"/>
-          <w:szCs w:val="28"/>
-          <w:lang w:eastAsia="ru-RU" w:bidi="ar-SA"/>
-        </w:rPr>
-      </w:pPr>
-    </w:p>
-    <w:p>
-      <w:pPr>
-        <w:spacing w:before="280" w:after="280" w:line="240" w:lineRule="auto"/>
-        <w:jc w:val="center"/>
-        <w:rPr>
-          <w:rFonts w:ascii="Times New Roman" w:eastAsia="Times New Roman" w:hAnsi="Times New Roman" w:cs="Times New Roman"/>
-          <w:color w:val="000000"/>
-          <w:sz w:val="28"/>
-          <w:szCs w:val="28"/>
-          <w:lang w:eastAsia="ru-RU" w:bidi="ar-SA"/>
-        </w:rPr>
-      </w:pPr>
-    </w:p>
-    <w:p>
-      <w:pPr>
-        <w:spacing w:before="280" w:after="280" w:line="240" w:lineRule="auto"/>
-        <w:jc w:val="center"/>
-        <w:rPr>
-          <w:rFonts w:ascii="Times New Roman" w:eastAsia="Times New Roman" w:hAnsi="Times New Roman" w:cs="Times New Roman"/>
-          <w:color w:val="000000"/>
-          <w:sz w:val="28"/>
-          <w:szCs w:val="28"/>
-          <w:lang w:eastAsia="ru-RU" w:bidi="ar-SA"/>
+        <w:pStyle w:val="afa"/>
+        <w:rPr>
+          <w:rFonts w:ascii="Times New Roman" w:hAnsi="Times New Roman" w:cs="Times New Roman"/>
+        </w:rPr>
+      </w:pPr>
+    </w:p>
+    <w:p>
+      <w:pPr>
+        <w:pStyle w:val="afa"/>
+        <w:rPr>
+          <w:rFonts w:ascii="Times New Roman" w:hAnsi="Times New Roman" w:cs="Times New Roman"/>
+        </w:rPr>
+      </w:pPr>
+    </w:p>
+    <w:p>
+      <w:pPr>
+        <w:pStyle w:val="afa"/>
+        <w:rPr>
+          <w:rFonts w:ascii="Times New Roman" w:hAnsi="Times New Roman" w:cs="Times New Roman"/>
+        </w:rPr>
+      </w:pPr>
+    </w:p>
+    <w:p>
+      <w:pPr>
+        <w:pStyle w:val="afa"/>
+        <w:rPr>
+          <w:rFonts w:ascii="Times New Roman" w:hAnsi="Times New Roman" w:cs="Times New Roman"/>
+        </w:rPr>
+      </w:pPr>
+    </w:p>
+    <w:p>
+      <w:pPr>
+        <w:pStyle w:val="afa"/>
+        <w:rPr>
+          <w:rFonts w:ascii="Times New Roman" w:hAnsi="Times New Roman" w:cs="Times New Roman"/>
+        </w:rPr>
+      </w:pPr>
+      <w:r>
+        <w:rPr>
+          <w:rFonts w:ascii="Times New Roman" w:hAnsi="Times New Roman" w:cs="Times New Roman"/>
+        </w:rPr>
+        <w:t>Выполнил: студент группы 606-22</w:t>
+      </w:r>
+    </w:p>
+    <w:p>
+      <w:pPr>
+        <w:pStyle w:val="afa"/>
+        <w:rPr>
+          <w:rFonts w:ascii="Times New Roman" w:hAnsi="Times New Roman" w:cs="Times New Roman"/>
+        </w:rPr>
+      </w:pPr>
+      <w:r>
+        <w:rPr>
+          <w:rFonts w:ascii="Times New Roman" w:hAnsi="Times New Roman" w:cs="Times New Roman"/>
+        </w:rPr>
+        <w:t xml:space="preserve"> </w:t>
+      </w:r>
+      <w:r>
+        <w:rPr>
+          <w:rFonts w:ascii="Times New Roman" w:hAnsi="Times New Roman" w:cs="Times New Roman"/>
+        </w:rPr>
+        <w:t>Речук Дмитрий Максимович</w:t>
+      </w:r>
+    </w:p>
+    <w:p>
+      <w:pPr>
+        <w:pStyle w:val="afa"/>
+        <w:rPr>
+          <w:rFonts w:ascii="Times New Roman" w:hAnsi="Times New Roman" w:cs="Times New Roman"/>
+        </w:rPr>
+      </w:pPr>
+    </w:p>
+    <w:p>
+      <w:pPr>
+        <w:pStyle w:val="afa"/>
+        <w:rPr>
+          <w:rFonts w:ascii="Times New Roman" w:hAnsi="Times New Roman" w:cs="Times New Roman"/>
+        </w:rPr>
+      </w:pPr>
+    </w:p>
+    <w:p>
+      <w:pPr>
+        <w:pStyle w:val="afa"/>
+        <w:rPr>
+          <w:rFonts w:ascii="Times New Roman" w:hAnsi="Times New Roman" w:cs="Times New Roman"/>
+        </w:rPr>
+      </w:pPr>
+    </w:p>
+    <w:p>
+      <w:pPr>
+        <w:pStyle w:val="afa"/>
+        <w:rPr>
+          <w:rFonts w:ascii="Times New Roman" w:hAnsi="Times New Roman" w:cs="Times New Roman"/>
+        </w:rPr>
+      </w:pPr>
+      <w:r>
+        <w:rPr>
+          <w:rFonts w:ascii="Times New Roman" w:hAnsi="Times New Roman" w:cs="Times New Roman"/>
+        </w:rPr>
+        <w:t>Проверил: Доцент кафедры АСОИУ, к. т. н.</w:t>
+      </w:r>
+    </w:p>
+    <w:p>
+      <w:pPr>
+        <w:pStyle w:val="afa"/>
+        <w:rPr>
+          <w:rFonts w:ascii="Times New Roman" w:hAnsi="Times New Roman" w:cs="Times New Roman"/>
+        </w:rPr>
+      </w:pPr>
+      <w:r>
+        <w:rPr>
+          <w:rFonts w:ascii="Times New Roman" w:hAnsi="Times New Roman" w:cs="Times New Roman"/>
+        </w:rPr>
+        <w:t>Гавриленко Тарас Владимирович</w:t>
+      </w:r>
+    </w:p>
+    <w:p>
+      <w:pPr>
+        <w:pStyle w:val="afa"/>
+        <w:rPr>
+          <w:rFonts w:ascii="Times New Roman" w:hAnsi="Times New Roman" w:cs="Times New Roman"/>
+        </w:rPr>
+      </w:pPr>
+    </w:p>
+    <w:p>
+      <w:pPr>
+        <w:pStyle w:val="afa"/>
+        <w:rPr>
+          <w:rFonts w:ascii="Times New Roman" w:hAnsi="Times New Roman" w:cs="Times New Roman"/>
+        </w:rPr>
+      </w:pPr>
+    </w:p>
+    <w:p>
+      <w:pPr>
+        <w:pStyle w:val="afa"/>
+        <w:rPr>
+          <w:rFonts w:ascii="Times New Roman" w:hAnsi="Times New Roman" w:cs="Times New Roman"/>
+        </w:rPr>
+      </w:pPr>
+    </w:p>
+    <w:p>
+      <w:pPr>
+        <w:pStyle w:val="afa"/>
+        <w:rPr>
+          <w:rFonts w:ascii="Times New Roman" w:hAnsi="Times New Roman" w:cs="Times New Roman"/>
         </w:rPr>
       </w:pPr>
     </w:p>
@@ -263,7 +418,7 @@
           <w:right w:val="nil"/>
           <w:between w:val="nil"/>
         </w:pBdr>
-        <w:spacing w:after="200" w:line="240" w:lineRule="auto"/>
+        <w:spacing w:after="0" w:line="360" w:lineRule="auto"/>
         <w:jc w:val="center"/>
         <w:rPr>
           <w:rFonts w:ascii="Times New Roman" w:eastAsia="Times New Roman" w:hAnsi="Times New Roman" w:cs="Times New Roman"/>
@@ -275,229 +430,17 @@
       </w:pPr>
       <w:r>
         <w:rPr>
-          <w:rFonts w:ascii="Times New Roman" w:eastAsia="Times New Roman" w:hAnsi="Times New Roman" w:cs="Times New Roman"/>
-          <w:color w:val="000000"/>
-          <w:sz w:val="28"/>
-          <w:szCs w:val="28"/>
-          <w:lang w:eastAsia="ru-RU" w:bidi="ar-SA"/>
-        </w:rPr>
-        <w:t xml:space="preserve">Проверил: </w:t>
-      </w:r>
-      <w:r>
-        <w:rPr>
-          <w:rFonts w:ascii="Times New Roman" w:eastAsia="Times New Roman" w:hAnsi="Times New Roman" w:cs="Times New Roman"/>
-          <w:sz w:val="28"/>
-          <w:szCs w:val="28"/>
-          <w:lang w:eastAsia="ru-RU" w:bidi="ar-SA"/>
-        </w:rPr>
-        <w:t>к. т. н.</w:t>
-      </w:r>
-      <w:r>
-        <w:rPr>
-          <w:rFonts w:ascii="Times New Roman" w:eastAsia="Times New Roman" w:hAnsi="Times New Roman" w:cs="Times New Roman"/>
-          <w:color w:val="000000"/>
-          <w:sz w:val="28"/>
-          <w:szCs w:val="28"/>
-          <w:lang w:eastAsia="ru-RU" w:bidi="ar-SA"/>
-        </w:rPr>
-        <w:t xml:space="preserve"> Гавриленко Т. В.</w:t>
-      </w:r>
-    </w:p>
-    <w:p>
-      <w:pPr>
-        <w:pBdr>
-          <w:top w:val="nil"/>
-          <w:left w:val="nil"/>
-          <w:bottom w:val="nil"/>
-          <w:right w:val="nil"/>
-          <w:between w:val="nil"/>
-        </w:pBdr>
-        <w:spacing w:after="200" w:line="240" w:lineRule="auto"/>
-        <w:jc w:val="center"/>
-        <w:rPr>
-          <w:rFonts w:ascii="Times New Roman" w:eastAsia="Times New Roman" w:hAnsi="Times New Roman" w:cs="Times New Roman"/>
-          <w:color w:val="000000"/>
-          <w:sz w:val="28"/>
-          <w:szCs w:val="28"/>
-          <w:lang w:eastAsia="ru-RU" w:bidi="ar-SA"/>
-        </w:rPr>
-      </w:pPr>
-      <w:r>
-        <w:rPr>
-          <w:rFonts w:ascii="Times New Roman" w:eastAsia="Times New Roman" w:hAnsi="Times New Roman" w:cs="Times New Roman"/>
-          <w:color w:val="000000"/>
-          <w:sz w:val="28"/>
-          <w:szCs w:val="28"/>
-          <w:lang w:eastAsia="ru-RU" w:bidi="ar-SA"/>
-        </w:rPr>
-        <w:t>Выполнил: студент группы 60</w:t>
-      </w:r>
-      <w:r>
-        <w:rPr>
-          <w:rFonts w:ascii="Times New Roman" w:eastAsia="Times New Roman" w:hAnsi="Times New Roman" w:cs="Times New Roman"/>
-          <w:sz w:val="28"/>
-          <w:szCs w:val="28"/>
-          <w:lang w:eastAsia="ru-RU" w:bidi="ar-SA"/>
-        </w:rPr>
-        <w:t>6</w:t>
-      </w:r>
-      <w:r>
-        <w:rPr>
-          <w:rFonts w:ascii="Times New Roman" w:eastAsia="Times New Roman" w:hAnsi="Times New Roman" w:cs="Times New Roman"/>
-          <w:color w:val="000000"/>
-          <w:sz w:val="28"/>
-          <w:szCs w:val="28"/>
-          <w:lang w:eastAsia="ru-RU" w:bidi="ar-SA"/>
-        </w:rPr>
-        <w:t>-</w:t>
-      </w:r>
-      <w:r>
-        <w:rPr>
-          <w:rFonts w:ascii="Times New Roman" w:eastAsia="Times New Roman" w:hAnsi="Times New Roman" w:cs="Times New Roman"/>
-          <w:sz w:val="28"/>
-          <w:szCs w:val="28"/>
-          <w:lang w:eastAsia="ru-RU" w:bidi="ar-SA"/>
-        </w:rPr>
-        <w:t>2</w:t>
-      </w:r>
-      <w:r>
-        <w:rPr>
-          <w:rFonts w:ascii="Times New Roman" w:eastAsia="Times New Roman" w:hAnsi="Times New Roman" w:cs="Times New Roman"/>
-          <w:sz w:val="28"/>
-          <w:szCs w:val="28"/>
-          <w:lang w:eastAsia="ru-RU" w:bidi="ar-SA"/>
-        </w:rPr>
-        <w:t>2</w:t>
-      </w:r>
-    </w:p>
-    <w:p>
-      <w:pPr>
-        <w:pBdr>
-          <w:top w:val="nil"/>
-          <w:left w:val="nil"/>
-          <w:bottom w:val="nil"/>
-          <w:right w:val="nil"/>
-          <w:between w:val="nil"/>
-        </w:pBdr>
-        <w:spacing w:after="200" w:line="240" w:lineRule="auto"/>
-        <w:jc w:val="center"/>
-        <w:rPr>
-          <w:rFonts w:ascii="Times New Roman" w:eastAsia="Times New Roman" w:hAnsi="Times New Roman" w:cs="Times New Roman"/>
-          <w:color w:val="000000"/>
-          <w:sz w:val="28"/>
-          <w:szCs w:val="28"/>
-          <w:lang w:eastAsia="ru-RU" w:bidi="ar-SA"/>
-        </w:rPr>
-      </w:pPr>
-      <w:r>
-        <w:rPr>
-          <w:rFonts w:ascii="Times New Roman" w:eastAsia="Times New Roman" w:hAnsi="Times New Roman" w:cs="Times New Roman"/>
-          <w:color w:val="000000"/>
-          <w:sz w:val="28"/>
-          <w:szCs w:val="28"/>
-          <w:lang w:eastAsia="ru-RU" w:bidi="ar-SA"/>
-        </w:rPr>
-        <w:t>Речук Дмитрий Максимович</w:t>
-      </w:r>
-    </w:p>
-    <w:p>
-      <w:pPr>
-        <w:pBdr>
-          <w:top w:val="nil"/>
-          <w:left w:val="nil"/>
-          <w:bottom w:val="nil"/>
-          <w:right w:val="nil"/>
-          <w:between w:val="nil"/>
-        </w:pBdr>
-        <w:spacing w:after="200" w:line="240" w:lineRule="auto"/>
-        <w:jc w:val="center"/>
-        <w:rPr>
-          <w:rFonts w:ascii="Times New Roman" w:eastAsia="Times New Roman" w:hAnsi="Times New Roman" w:cs="Times New Roman"/>
-          <w:color w:val="000000"/>
-          <w:sz w:val="28"/>
-          <w:szCs w:val="28"/>
-          <w:lang w:eastAsia="ru-RU" w:bidi="ar-SA"/>
-        </w:rPr>
-      </w:pPr>
-    </w:p>
-    <w:p>
-      <w:pPr>
-        <w:pBdr>
-          <w:top w:val="nil"/>
-          <w:left w:val="nil"/>
-          <w:bottom w:val="nil"/>
-          <w:right w:val="nil"/>
-          <w:between w:val="nil"/>
-        </w:pBdr>
-        <w:spacing w:after="200" w:line="360" w:lineRule="auto"/>
-        <w:jc w:val="center"/>
-        <w:rPr>
-          <w:rFonts w:ascii="Times New Roman" w:eastAsia="Times New Roman" w:hAnsi="Times New Roman" w:cs="Times New Roman"/>
-          <w:color w:val="000000"/>
-          <w:sz w:val="28"/>
-          <w:szCs w:val="28"/>
-          <w:lang w:eastAsia="ru-RU" w:bidi="ar-SA"/>
-        </w:rPr>
-      </w:pPr>
-    </w:p>
-    <w:p>
-      <w:pPr>
-        <w:pBdr>
-          <w:top w:val="nil"/>
-          <w:left w:val="nil"/>
-          <w:bottom w:val="nil"/>
-          <w:right w:val="nil"/>
-          <w:between w:val="nil"/>
-        </w:pBdr>
-        <w:spacing w:after="200" w:line="360" w:lineRule="auto"/>
-        <w:jc w:val="center"/>
-        <w:rPr>
-          <w:rFonts w:ascii="Times New Roman" w:eastAsia="Times New Roman" w:hAnsi="Times New Roman" w:cs="Times New Roman"/>
-          <w:color w:val="000000"/>
-          <w:sz w:val="28"/>
-          <w:szCs w:val="28"/>
-          <w:lang w:eastAsia="ru-RU" w:bidi="ar-SA"/>
-        </w:rPr>
-      </w:pPr>
-    </w:p>
-    <w:p>
-      <w:pPr>
-        <w:pBdr>
-          <w:top w:val="nil"/>
-          <w:left w:val="nil"/>
-          <w:bottom w:val="nil"/>
-          <w:right w:val="nil"/>
-          <w:between w:val="nil"/>
-        </w:pBdr>
-        <w:spacing w:after="200" w:line="360" w:lineRule="auto"/>
-        <w:jc w:val="center"/>
-        <w:rPr>
-          <w:rFonts w:ascii="Times New Roman" w:eastAsia="Times New Roman" w:hAnsi="Times New Roman" w:cs="Times New Roman"/>
-          <w:color w:val="000000"/>
-          <w:sz w:val="28"/>
-          <w:szCs w:val="28"/>
-          <w:lang w:eastAsia="ru-RU" w:bidi="ar-SA"/>
-        </w:rPr>
-      </w:pPr>
-      <w:r>
-        <w:rPr>
-          <w:rFonts w:ascii="Times New Roman" w:eastAsia="Times New Roman" w:hAnsi="Times New Roman" w:cs="Times New Roman"/>
-          <w:color w:val="000000"/>
-          <w:sz w:val="28"/>
-          <w:szCs w:val="28"/>
-          <w:lang w:eastAsia="ru-RU" w:bidi="ar-SA"/>
-        </w:rPr>
-        <w:t>Сургут 202</w:t>
-      </w:r>
-      <w:r>
-        <w:rPr>
-          <w:rFonts w:ascii="Times New Roman" w:eastAsia="Times New Roman" w:hAnsi="Times New Roman" w:cs="Times New Roman"/>
-          <w:color w:val="000000"/>
-          <w:sz w:val="28"/>
-          <w:szCs w:val="28"/>
-          <w:lang w:val="en-US" w:eastAsia="ru-RU" w:bidi="ar-SA"/>
-        </w:rPr>
-        <w:t>6</w:t>
+          <w:rFonts w:ascii="Times New Roman" w:hAnsi="Times New Roman" w:cs="Times New Roman"/>
+          <w:sz w:val="28"/>
+          <w:szCs w:val="28"/>
+        </w:rPr>
+        <w:t>Сургут, 2026 г</w:t>
+      </w:r>
+      <w:r>
+        <w:rPr>
+          <w:rFonts w:ascii="Times New Roman" w:hAnsi="Times New Roman" w:cs="Times New Roman"/>
+        </w:rPr>
+        <w:t>.</w:t>
       </w:r>
       <w:r>
         <w:rPr>
@@ -535,6 +478,7 @@
         <w:p>
           <w:pPr>
             <w:pStyle w:val="ac"/>
+            <w:spacing w:before="0" w:line="360" w:lineRule="auto"/>
             <w:jc w:val="center"/>
             <w:rPr>
               <w:rFonts w:ascii="Times New Roman" w:hAnsi="Times New Roman" w:cs="Times New Roman"/>
@@ -590,11 +534,13 @@
             </w:rPr>
             <w:fldChar w:fldCharType="separate"/>
           </w:r>
-          <w:hyperlink w:anchor="_Toc224069292" w:history="1">
+          <w:hyperlink w:anchor="_Toc226052377" w:history="1">
             <w:r>
               <w:rPr>
                 <w:rStyle w:val="ad"/>
                 <w:rFonts w:ascii="Times New Roman" w:hAnsi="Times New Roman" w:cs="Times New Roman"/>
+                <w:b/>
+                <w:bCs/>
                 <w:noProof/>
                 <w:sz w:val="28"/>
                 <w:szCs w:val="28"/>
@@ -629,7 +575,7 @@
                 <w:sz w:val="28"/>
                 <w:szCs w:val="28"/>
               </w:rPr>
-              <w:instrText xml:space="preserve"> PAGEREF _Toc224069292 \h </w:instrText>
+              <w:instrText xml:space="preserve"> PAGEREF _Toc226052377 \h </w:instrText>
             </w:r>
             <w:r>
               <w:rPr>
@@ -685,11 +631,13 @@
               <w14:ligatures w14:val="standardContextual"/>
             </w:rPr>
           </w:pPr>
-          <w:hyperlink w:anchor="_Toc224069293" w:history="1">
+          <w:hyperlink w:anchor="_Toc226052378" w:history="1">
             <w:r>
               <w:rPr>
                 <w:rStyle w:val="ad"/>
                 <w:rFonts w:ascii="Times New Roman" w:hAnsi="Times New Roman" w:cs="Times New Roman"/>
+                <w:b/>
+                <w:bCs/>
                 <w:noProof/>
                 <w:sz w:val="28"/>
                 <w:szCs w:val="28"/>
@@ -724,7 +672,7 @@
                 <w:sz w:val="28"/>
                 <w:szCs w:val="28"/>
               </w:rPr>
-              <w:instrText xml:space="preserve"> PAGEREF _Toc224069293 \h </w:instrText>
+              <w:instrText xml:space="preserve"> PAGEREF _Toc226052378 \h </w:instrText>
             </w:r>
             <w:r>
               <w:rPr>
@@ -773,7 +721,6 @@
             <w:tabs>
               <w:tab w:val="right" w:leader="dot" w:pos="9345"/>
             </w:tabs>
-            <w:jc w:val="both"/>
             <w:rPr>
               <w:rFonts w:ascii="Times New Roman" w:eastAsiaTheme="minorEastAsia" w:hAnsi="Times New Roman" w:cs="Times New Roman"/>
               <w:noProof/>
@@ -784,7 +731,7 @@
               <w14:ligatures w14:val="standardContextual"/>
             </w:rPr>
           </w:pPr>
-          <w:hyperlink w:anchor="_Toc224069294" w:history="1">
+          <w:hyperlink w:anchor="_Toc226052379" w:history="1">
             <w:r>
               <w:rPr>
                 <w:rStyle w:val="ad"/>
@@ -823,7 +770,7 @@
                 <w:sz w:val="28"/>
                 <w:szCs w:val="28"/>
               </w:rPr>
-              <w:instrText xml:space="preserve"> PAGEREF _Toc224069294 \h </w:instrText>
+              <w:instrText xml:space="preserve"> PAGEREF _Toc226052379 \h </w:instrText>
             </w:r>
             <w:r>
               <w:rPr>
@@ -872,7 +819,6 @@
             <w:tabs>
               <w:tab w:val="right" w:leader="dot" w:pos="9345"/>
             </w:tabs>
-            <w:jc w:val="both"/>
             <w:rPr>
               <w:rFonts w:ascii="Times New Roman" w:eastAsiaTheme="minorEastAsia" w:hAnsi="Times New Roman" w:cs="Times New Roman"/>
               <w:noProof/>
@@ -883,11 +829,12 @@
               <w14:ligatures w14:val="standardContextual"/>
             </w:rPr>
           </w:pPr>
-          <w:hyperlink w:anchor="_Toc224069295" w:history="1">
+          <w:hyperlink w:anchor="_Toc226052380" w:history="1">
             <w:r>
               <w:rPr>
                 <w:rStyle w:val="ad"/>
                 <w:rFonts w:ascii="Times New Roman" w:hAnsi="Times New Roman" w:cs="Times New Roman"/>
+                <w:bCs/>
                 <w:noProof/>
                 <w:sz w:val="28"/>
                 <w:szCs w:val="28"/>
@@ -922,7 +869,7 @@
                 <w:sz w:val="28"/>
                 <w:szCs w:val="28"/>
               </w:rPr>
-              <w:instrText xml:space="preserve"> PAGEREF _Toc224069295 \h </w:instrText>
+              <w:instrText xml:space="preserve"> PAGEREF _Toc226052380 \h </w:instrText>
             </w:r>
             <w:r>
               <w:rPr>
@@ -971,7 +918,6 @@
             <w:tabs>
               <w:tab w:val="right" w:leader="dot" w:pos="9345"/>
             </w:tabs>
-            <w:jc w:val="both"/>
             <w:rPr>
               <w:rFonts w:ascii="Times New Roman" w:eastAsiaTheme="minorEastAsia" w:hAnsi="Times New Roman" w:cs="Times New Roman"/>
               <w:noProof/>
@@ -982,11 +928,12 @@
               <w14:ligatures w14:val="standardContextual"/>
             </w:rPr>
           </w:pPr>
-          <w:hyperlink w:anchor="_Toc224069296" w:history="1">
+          <w:hyperlink w:anchor="_Toc226052381" w:history="1">
             <w:r>
               <w:rPr>
                 <w:rStyle w:val="ad"/>
                 <w:rFonts w:ascii="Times New Roman" w:hAnsi="Times New Roman" w:cs="Times New Roman"/>
+                <w:bCs/>
                 <w:noProof/>
                 <w:sz w:val="28"/>
                 <w:szCs w:val="28"/>
@@ -1021,7 +968,7 @@
                 <w:sz w:val="28"/>
                 <w:szCs w:val="28"/>
               </w:rPr>
-              <w:instrText xml:space="preserve"> PAGEREF _Toc224069296 \h </w:instrText>
+              <w:instrText xml:space="preserve"> PAGEREF _Toc226052381 \h </w:instrText>
             </w:r>
             <w:r>
               <w:rPr>
@@ -1051,6 +998,104 @@
                 <w:szCs w:val="28"/>
               </w:rPr>
               <w:t>7</w:t>
+            </w:r>
+            <w:r>
+              <w:rPr>
+                <w:rFonts w:ascii="Times New Roman" w:hAnsi="Times New Roman" w:cs="Times New Roman"/>
+                <w:noProof/>
+                <w:webHidden/>
+                <w:sz w:val="28"/>
+                <w:szCs w:val="28"/>
+              </w:rPr>
+              <w:fldChar w:fldCharType="end"/>
+            </w:r>
+          </w:hyperlink>
+        </w:p>
+        <w:p>
+          <w:pPr>
+            <w:pStyle w:val="23"/>
+            <w:tabs>
+              <w:tab w:val="right" w:leader="dot" w:pos="9345"/>
+            </w:tabs>
+            <w:rPr>
+              <w:rFonts w:ascii="Times New Roman" w:eastAsiaTheme="minorEastAsia" w:hAnsi="Times New Roman" w:cs="Times New Roman"/>
+              <w:noProof/>
+              <w:kern w:val="2"/>
+              <w:sz w:val="28"/>
+              <w:szCs w:val="28"/>
+              <w:lang w:eastAsia="ru-RU" w:bidi="ar-SA"/>
+              <w14:ligatures w14:val="standardContextual"/>
+            </w:rPr>
+          </w:pPr>
+          <w:hyperlink w:anchor="_Toc226052382" w:history="1">
+            <w:r>
+              <w:rPr>
+                <w:rStyle w:val="ad"/>
+                <w:rFonts w:ascii="Times New Roman" w:hAnsi="Times New Roman" w:cs="Times New Roman"/>
+                <w:noProof/>
+                <w:sz w:val="28"/>
+                <w:szCs w:val="28"/>
+              </w:rPr>
+              <w:t>Анализ существующего бизнес-процесса оценки персонала</w:t>
+            </w:r>
+            <w:r>
+              <w:rPr>
+                <w:rFonts w:ascii="Times New Roman" w:hAnsi="Times New Roman" w:cs="Times New Roman"/>
+                <w:noProof/>
+                <w:webHidden/>
+                <w:sz w:val="28"/>
+                <w:szCs w:val="28"/>
+              </w:rPr>
+              <w:tab/>
+            </w:r>
+            <w:r>
+              <w:rPr>
+                <w:rFonts w:ascii="Times New Roman" w:hAnsi="Times New Roman" w:cs="Times New Roman"/>
+                <w:noProof/>
+                <w:webHidden/>
+                <w:sz w:val="28"/>
+                <w:szCs w:val="28"/>
+              </w:rPr>
+              <w:fldChar w:fldCharType="begin"/>
+            </w:r>
+            <w:r>
+              <w:rPr>
+                <w:rFonts w:ascii="Times New Roman" w:hAnsi="Times New Roman" w:cs="Times New Roman"/>
+                <w:noProof/>
+                <w:webHidden/>
+                <w:sz w:val="28"/>
+                <w:szCs w:val="28"/>
+              </w:rPr>
+              <w:instrText xml:space="preserve"> PAGEREF _Toc226052382 \h </w:instrText>
+            </w:r>
+            <w:r>
+              <w:rPr>
+                <w:rFonts w:ascii="Times New Roman" w:hAnsi="Times New Roman" w:cs="Times New Roman"/>
+                <w:noProof/>
+                <w:webHidden/>
+                <w:sz w:val="28"/>
+                <w:szCs w:val="28"/>
+              </w:rPr>
+            </w:r>
+            <w:r>
+              <w:rPr>
+                <w:rFonts w:ascii="Times New Roman" w:hAnsi="Times New Roman" w:cs="Times New Roman"/>
+                <w:noProof/>
+                <w:webHidden/>
+                <w:sz w:val="28"/>
+                <w:szCs w:val="28"/>
+              </w:rPr>
+              <w:fldChar w:fldCharType="separate"/>
+            </w:r>
+            <w:r>
+              <w:rPr>
+                <w:rFonts w:ascii="Times New Roman" w:hAnsi="Times New Roman" w:cs="Times New Roman"/>
+                <w:noProof/>
+                <w:webHidden/>
+                <w:sz w:val="28"/>
+                <w:szCs w:val="28"/>
+              </w:rPr>
+              <w:t>8</w:t>
             </w:r>
             <w:r>
               <w:rPr>
@@ -1077,11 +1122,13 @@
               <w14:ligatures w14:val="standardContextual"/>
             </w:rPr>
           </w:pPr>
-          <w:hyperlink w:anchor="_Toc224069297" w:history="1">
+          <w:hyperlink w:anchor="_Toc226052383" w:history="1">
             <w:r>
               <w:rPr>
                 <w:rStyle w:val="ad"/>
                 <w:rFonts w:ascii="Times New Roman" w:eastAsia="Times New Roman" w:hAnsi="Times New Roman" w:cs="Times New Roman"/>
+                <w:b/>
+                <w:bCs/>
                 <w:noProof/>
                 <w:sz w:val="28"/>
                 <w:szCs w:val="28"/>
@@ -1117,7 +1164,7 @@
                 <w:sz w:val="28"/>
                 <w:szCs w:val="28"/>
               </w:rPr>
-              <w:instrText xml:space="preserve"> PAGEREF _Toc224069297 \h </w:instrText>
+              <w:instrText xml:space="preserve"> PAGEREF _Toc226052383 \h </w:instrText>
             </w:r>
             <w:r>
               <w:rPr>
@@ -1146,7 +1193,7 @@
                 <w:sz w:val="28"/>
                 <w:szCs w:val="28"/>
               </w:rPr>
-              <w:t>9</w:t>
+              <w:t>10</w:t>
             </w:r>
             <w:r>
               <w:rPr>
@@ -1166,7 +1213,6 @@
             <w:tabs>
               <w:tab w:val="right" w:leader="dot" w:pos="9345"/>
             </w:tabs>
-            <w:jc w:val="both"/>
             <w:rPr>
               <w:rFonts w:ascii="Times New Roman" w:eastAsiaTheme="minorEastAsia" w:hAnsi="Times New Roman" w:cs="Times New Roman"/>
               <w:noProof/>
@@ -1177,7 +1223,7 @@
               <w14:ligatures w14:val="standardContextual"/>
             </w:rPr>
           </w:pPr>
-          <w:hyperlink w:anchor="_Toc224069298" w:history="1">
+          <w:hyperlink w:anchor="_Toc226052384" w:history="1">
             <w:r>
               <w:rPr>
                 <w:rStyle w:val="ad"/>
@@ -1216,7 +1262,7 @@
                 <w:sz w:val="28"/>
                 <w:szCs w:val="28"/>
               </w:rPr>
-              <w:instrText xml:space="preserve"> PAGEREF _Toc224069298 \h </w:instrText>
+              <w:instrText xml:space="preserve"> PAGEREF _Toc226052384 \h </w:instrText>
             </w:r>
             <w:r>
               <w:rPr>
@@ -1245,7 +1291,7 @@
                 <w:sz w:val="28"/>
                 <w:szCs w:val="28"/>
               </w:rPr>
-              <w:t>9</w:t>
+              <w:t>10</w:t>
             </w:r>
             <w:r>
               <w:rPr>
@@ -1265,7 +1311,6 @@
             <w:tabs>
               <w:tab w:val="right" w:leader="dot" w:pos="9345"/>
             </w:tabs>
-            <w:jc w:val="both"/>
             <w:rPr>
               <w:rFonts w:ascii="Times New Roman" w:eastAsiaTheme="minorEastAsia" w:hAnsi="Times New Roman" w:cs="Times New Roman"/>
               <w:noProof/>
@@ -1276,7 +1321,7 @@
               <w14:ligatures w14:val="standardContextual"/>
             </w:rPr>
           </w:pPr>
-          <w:hyperlink w:anchor="_Toc224069299" w:history="1">
+          <w:hyperlink w:anchor="_Toc226052385" w:history="1">
             <w:r>
               <w:rPr>
                 <w:rStyle w:val="ad"/>
@@ -1315,7 +1360,7 @@
                 <w:sz w:val="28"/>
                 <w:szCs w:val="28"/>
               </w:rPr>
-              <w:instrText xml:space="preserve"> PAGEREF _Toc224069299 \h </w:instrText>
+              <w:instrText xml:space="preserve"> PAGEREF _Toc226052385 \h </w:instrText>
             </w:r>
             <w:r>
               <w:rPr>
@@ -1344,7 +1389,7 @@
                 <w:sz w:val="28"/>
                 <w:szCs w:val="28"/>
               </w:rPr>
-              <w:t>11</w:t>
+              <w:t>12</w:t>
             </w:r>
             <w:r>
               <w:rPr>
@@ -1364,7 +1409,6 @@
             <w:tabs>
               <w:tab w:val="right" w:leader="dot" w:pos="9345"/>
             </w:tabs>
-            <w:jc w:val="both"/>
             <w:rPr>
               <w:rFonts w:ascii="Times New Roman" w:eastAsiaTheme="minorEastAsia" w:hAnsi="Times New Roman" w:cs="Times New Roman"/>
               <w:noProof/>
@@ -1375,7 +1419,7 @@
               <w14:ligatures w14:val="standardContextual"/>
             </w:rPr>
           </w:pPr>
-          <w:hyperlink w:anchor="_Toc224069300" w:history="1">
+          <w:hyperlink w:anchor="_Toc226052386" w:history="1">
             <w:r>
               <w:rPr>
                 <w:rStyle w:val="ad"/>
@@ -1414,7 +1458,7 @@
                 <w:sz w:val="28"/>
                 <w:szCs w:val="28"/>
               </w:rPr>
-              <w:instrText xml:space="preserve"> PAGEREF _Toc224069300 \h </w:instrText>
+              <w:instrText xml:space="preserve"> PAGEREF _Toc226052386 \h </w:instrText>
             </w:r>
             <w:r>
               <w:rPr>
@@ -1443,7 +1487,7 @@
                 <w:sz w:val="28"/>
                 <w:szCs w:val="28"/>
               </w:rPr>
-              <w:t>13</w:t>
+              <w:t>14</w:t>
             </w:r>
             <w:r>
               <w:rPr>
@@ -1470,11 +1514,13 @@
               <w14:ligatures w14:val="standardContextual"/>
             </w:rPr>
           </w:pPr>
-          <w:hyperlink w:anchor="_Toc224069301" w:history="1">
+          <w:hyperlink w:anchor="_Toc226052387" w:history="1">
             <w:r>
               <w:rPr>
                 <w:rStyle w:val="ad"/>
                 <w:rFonts w:ascii="Times New Roman" w:eastAsia="Times New Roman" w:hAnsi="Times New Roman" w:cs="Times New Roman"/>
+                <w:b/>
+                <w:bCs/>
                 <w:noProof/>
                 <w:sz w:val="28"/>
                 <w:szCs w:val="28"/>
@@ -1510,7 +1556,7 @@
                 <w:sz w:val="28"/>
                 <w:szCs w:val="28"/>
               </w:rPr>
-              <w:instrText xml:space="preserve"> PAGEREF _Toc224069301 \h </w:instrText>
+              <w:instrText xml:space="preserve"> PAGEREF _Toc226052387 \h </w:instrText>
             </w:r>
             <w:r>
               <w:rPr>
@@ -1539,7 +1585,7 @@
                 <w:sz w:val="28"/>
                 <w:szCs w:val="28"/>
               </w:rPr>
-              <w:t>14</w:t>
+              <w:t>15</w:t>
             </w:r>
             <w:r>
               <w:rPr>
@@ -1559,7 +1605,6 @@
             <w:tabs>
               <w:tab w:val="right" w:leader="dot" w:pos="9345"/>
             </w:tabs>
-            <w:jc w:val="both"/>
             <w:rPr>
               <w:rFonts w:ascii="Times New Roman" w:eastAsiaTheme="minorEastAsia" w:hAnsi="Times New Roman" w:cs="Times New Roman"/>
               <w:noProof/>
@@ -1570,11 +1615,12 @@
               <w14:ligatures w14:val="standardContextual"/>
             </w:rPr>
           </w:pPr>
-          <w:hyperlink w:anchor="_Toc224069302" w:history="1">
+          <w:hyperlink w:anchor="_Toc226052388" w:history="1">
             <w:r>
               <w:rPr>
                 <w:rStyle w:val="ad"/>
                 <w:rFonts w:ascii="Times New Roman" w:hAnsi="Times New Roman" w:cs="Times New Roman"/>
+                <w:bCs/>
                 <w:noProof/>
                 <w:sz w:val="28"/>
                 <w:szCs w:val="28"/>
@@ -1609,7 +1655,7 @@
                 <w:sz w:val="28"/>
                 <w:szCs w:val="28"/>
               </w:rPr>
-              <w:instrText xml:space="preserve"> PAGEREF _Toc224069302 \h </w:instrText>
+              <w:instrText xml:space="preserve"> PAGEREF _Toc226052388 \h </w:instrText>
             </w:r>
             <w:r>
               <w:rPr>
@@ -1638,7 +1684,7 @@
                 <w:sz w:val="28"/>
                 <w:szCs w:val="28"/>
               </w:rPr>
-              <w:t>14</w:t>
+              <w:t>15</w:t>
             </w:r>
             <w:r>
               <w:rPr>
@@ -1658,7 +1704,6 @@
             <w:tabs>
               <w:tab w:val="right" w:leader="dot" w:pos="9345"/>
             </w:tabs>
-            <w:jc w:val="both"/>
             <w:rPr>
               <w:rFonts w:ascii="Times New Roman" w:eastAsiaTheme="minorEastAsia" w:hAnsi="Times New Roman" w:cs="Times New Roman"/>
               <w:noProof/>
@@ -1669,11 +1714,12 @@
               <w14:ligatures w14:val="standardContextual"/>
             </w:rPr>
           </w:pPr>
-          <w:hyperlink w:anchor="_Toc224069303" w:history="1">
+          <w:hyperlink w:anchor="_Toc226052389" w:history="1">
             <w:r>
               <w:rPr>
                 <w:rStyle w:val="ad"/>
                 <w:rFonts w:ascii="Times New Roman" w:hAnsi="Times New Roman" w:cs="Times New Roman"/>
+                <w:bCs/>
                 <w:noProof/>
                 <w:sz w:val="28"/>
                 <w:szCs w:val="28"/>
@@ -1708,7 +1754,7 @@
                 <w:sz w:val="28"/>
                 <w:szCs w:val="28"/>
               </w:rPr>
-              <w:instrText xml:space="preserve"> PAGEREF _Toc224069303 \h </w:instrText>
+              <w:instrText xml:space="preserve"> PAGEREF _Toc226052389 \h </w:instrText>
             </w:r>
             <w:r>
               <w:rPr>
@@ -1737,7 +1783,7 @@
                 <w:sz w:val="28"/>
                 <w:szCs w:val="28"/>
               </w:rPr>
-              <w:t>14</w:t>
+              <w:t>15</w:t>
             </w:r>
             <w:r>
               <w:rPr>
@@ -1757,7 +1803,6 @@
             <w:tabs>
               <w:tab w:val="right" w:leader="dot" w:pos="9345"/>
             </w:tabs>
-            <w:jc w:val="both"/>
             <w:rPr>
               <w:rFonts w:ascii="Times New Roman" w:eastAsiaTheme="minorEastAsia" w:hAnsi="Times New Roman" w:cs="Times New Roman"/>
               <w:noProof/>
@@ -1768,11 +1813,12 @@
               <w14:ligatures w14:val="standardContextual"/>
             </w:rPr>
           </w:pPr>
-          <w:hyperlink w:anchor="_Toc224069304" w:history="1">
+          <w:hyperlink w:anchor="_Toc226052390" w:history="1">
             <w:r>
               <w:rPr>
                 <w:rStyle w:val="ad"/>
                 <w:rFonts w:ascii="Times New Roman" w:hAnsi="Times New Roman" w:cs="Times New Roman"/>
+                <w:bCs/>
                 <w:noProof/>
                 <w:sz w:val="28"/>
                 <w:szCs w:val="28"/>
@@ -1807,7 +1853,7 @@
                 <w:sz w:val="28"/>
                 <w:szCs w:val="28"/>
               </w:rPr>
-              <w:instrText xml:space="preserve"> PAGEREF _Toc224069304 \h </w:instrText>
+              <w:instrText xml:space="preserve"> PAGEREF _Toc226052390 \h </w:instrText>
             </w:r>
             <w:r>
               <w:rPr>
@@ -1836,7 +1882,7 @@
                 <w:sz w:val="28"/>
                 <w:szCs w:val="28"/>
               </w:rPr>
-              <w:t>15</w:t>
+              <w:t>16</w:t>
             </w:r>
             <w:r>
               <w:rPr>
@@ -1856,7 +1902,6 @@
             <w:tabs>
               <w:tab w:val="right" w:leader="dot" w:pos="9345"/>
             </w:tabs>
-            <w:jc w:val="both"/>
             <w:rPr>
               <w:rFonts w:ascii="Times New Roman" w:eastAsiaTheme="minorEastAsia" w:hAnsi="Times New Roman" w:cs="Times New Roman"/>
               <w:noProof/>
@@ -1867,11 +1912,12 @@
               <w14:ligatures w14:val="standardContextual"/>
             </w:rPr>
           </w:pPr>
-          <w:hyperlink w:anchor="_Toc224069305" w:history="1">
+          <w:hyperlink w:anchor="_Toc226052391" w:history="1">
             <w:r>
               <w:rPr>
                 <w:rStyle w:val="ad"/>
                 <w:rFonts w:ascii="Times New Roman" w:hAnsi="Times New Roman" w:cs="Times New Roman"/>
+                <w:bCs/>
                 <w:noProof/>
                 <w:sz w:val="28"/>
                 <w:szCs w:val="28"/>
@@ -1906,7 +1952,7 @@
                 <w:sz w:val="28"/>
                 <w:szCs w:val="28"/>
               </w:rPr>
-              <w:instrText xml:space="preserve"> PAGEREF _Toc224069305 \h </w:instrText>
+              <w:instrText xml:space="preserve"> PAGEREF _Toc226052391 \h </w:instrText>
             </w:r>
             <w:r>
               <w:rPr>
@@ -1935,7 +1981,7 @@
                 <w:sz w:val="28"/>
                 <w:szCs w:val="28"/>
               </w:rPr>
-              <w:t>17</w:t>
+              <w:t>18</w:t>
             </w:r>
             <w:r>
               <w:rPr>
@@ -1962,11 +2008,13 @@
               <w14:ligatures w14:val="standardContextual"/>
             </w:rPr>
           </w:pPr>
-          <w:hyperlink w:anchor="_Toc224069306" w:history="1">
+          <w:hyperlink w:anchor="_Toc226052392" w:history="1">
             <w:r>
               <w:rPr>
                 <w:rStyle w:val="ad"/>
                 <w:rFonts w:ascii="Times New Roman" w:hAnsi="Times New Roman" w:cs="Times New Roman"/>
+                <w:b/>
+                <w:bCs/>
                 <w:noProof/>
                 <w:sz w:val="28"/>
                 <w:szCs w:val="28"/>
@@ -2001,7 +2049,7 @@
                 <w:sz w:val="28"/>
                 <w:szCs w:val="28"/>
               </w:rPr>
-              <w:instrText xml:space="preserve"> PAGEREF _Toc224069306 \h </w:instrText>
+              <w:instrText xml:space="preserve"> PAGEREF _Toc226052392 \h </w:instrText>
             </w:r>
             <w:r>
               <w:rPr>
@@ -2030,7 +2078,7 @@
                 <w:sz w:val="28"/>
                 <w:szCs w:val="28"/>
               </w:rPr>
-              <w:t>18</w:t>
+              <w:t>19</w:t>
             </w:r>
             <w:r>
               <w:rPr>
@@ -2050,7 +2098,6 @@
             <w:tabs>
               <w:tab w:val="right" w:leader="dot" w:pos="9345"/>
             </w:tabs>
-            <w:jc w:val="both"/>
             <w:rPr>
               <w:rFonts w:ascii="Times New Roman" w:eastAsiaTheme="minorEastAsia" w:hAnsi="Times New Roman" w:cs="Times New Roman"/>
               <w:noProof/>
@@ -2061,7 +2108,7 @@
               <w14:ligatures w14:val="standardContextual"/>
             </w:rPr>
           </w:pPr>
-          <w:hyperlink w:anchor="_Toc224069307" w:history="1">
+          <w:hyperlink w:anchor="_Toc226052393" w:history="1">
             <w:r>
               <w:rPr>
                 <w:rStyle w:val="ad"/>
@@ -2100,7 +2147,7 @@
                 <w:sz w:val="28"/>
                 <w:szCs w:val="28"/>
               </w:rPr>
-              <w:instrText xml:space="preserve"> PAGEREF _Toc224069307 \h </w:instrText>
+              <w:instrText xml:space="preserve"> PAGEREF _Toc226052393 \h </w:instrText>
             </w:r>
             <w:r>
               <w:rPr>
@@ -2129,7 +2176,7 @@
                 <w:sz w:val="28"/>
                 <w:szCs w:val="28"/>
               </w:rPr>
-              <w:t>18</w:t>
+              <w:t>19</w:t>
             </w:r>
             <w:r>
               <w:rPr>
@@ -2149,7 +2196,6 @@
             <w:tabs>
               <w:tab w:val="right" w:leader="dot" w:pos="9345"/>
             </w:tabs>
-            <w:jc w:val="both"/>
             <w:rPr>
               <w:rFonts w:ascii="Times New Roman" w:eastAsiaTheme="minorEastAsia" w:hAnsi="Times New Roman" w:cs="Times New Roman"/>
               <w:noProof/>
@@ -2160,7 +2206,7 @@
               <w14:ligatures w14:val="standardContextual"/>
             </w:rPr>
           </w:pPr>
-          <w:hyperlink w:anchor="_Toc224069308" w:history="1">
+          <w:hyperlink w:anchor="_Toc226052394" w:history="1">
             <w:r>
               <w:rPr>
                 <w:rStyle w:val="ad"/>
@@ -2199,7 +2245,7 @@
                 <w:sz w:val="28"/>
                 <w:szCs w:val="28"/>
               </w:rPr>
-              <w:instrText xml:space="preserve"> PAGEREF _Toc224069308 \h </w:instrText>
+              <w:instrText xml:space="preserve"> PAGEREF _Toc226052394 \h </w:instrText>
             </w:r>
             <w:r>
               <w:rPr>
@@ -2248,7 +2294,6 @@
             <w:tabs>
               <w:tab w:val="right" w:leader="dot" w:pos="9345"/>
             </w:tabs>
-            <w:jc w:val="both"/>
             <w:rPr>
               <w:rFonts w:ascii="Times New Roman" w:eastAsiaTheme="minorEastAsia" w:hAnsi="Times New Roman" w:cs="Times New Roman"/>
               <w:noProof/>
@@ -2259,7 +2304,7 @@
               <w14:ligatures w14:val="standardContextual"/>
             </w:rPr>
           </w:pPr>
-          <w:hyperlink w:anchor="_Toc224069309" w:history="1">
+          <w:hyperlink w:anchor="_Toc226052395" w:history="1">
             <w:r>
               <w:rPr>
                 <w:rStyle w:val="ad"/>
@@ -2319,7 +2364,7 @@
                 <w:sz w:val="28"/>
                 <w:szCs w:val="28"/>
               </w:rPr>
-              <w:instrText xml:space="preserve"> PAGEREF _Toc224069309 \h </w:instrText>
+              <w:instrText xml:space="preserve"> PAGEREF _Toc226052395 \h </w:instrText>
             </w:r>
             <w:r>
               <w:rPr>
@@ -2348,7 +2393,7 @@
                 <w:sz w:val="28"/>
                 <w:szCs w:val="28"/>
               </w:rPr>
-              <w:t>21</w:t>
+              <w:t>23</w:t>
             </w:r>
             <w:r>
               <w:rPr>
@@ -2368,7 +2413,6 @@
             <w:tabs>
               <w:tab w:val="right" w:leader="dot" w:pos="9345"/>
             </w:tabs>
-            <w:jc w:val="both"/>
             <w:rPr>
               <w:rFonts w:ascii="Times New Roman" w:eastAsiaTheme="minorEastAsia" w:hAnsi="Times New Roman" w:cs="Times New Roman"/>
               <w:noProof/>
@@ -2379,11 +2423,12 @@
               <w14:ligatures w14:val="standardContextual"/>
             </w:rPr>
           </w:pPr>
-          <w:hyperlink w:anchor="_Toc224069310" w:history="1">
+          <w:hyperlink w:anchor="_Toc226052396" w:history="1">
             <w:r>
               <w:rPr>
                 <w:rStyle w:val="ad"/>
                 <w:rFonts w:ascii="Times New Roman" w:hAnsi="Times New Roman" w:cs="Times New Roman"/>
+                <w:bCs/>
                 <w:noProof/>
                 <w:sz w:val="28"/>
                 <w:szCs w:val="28"/>
@@ -2418,7 +2463,7 @@
                 <w:sz w:val="28"/>
                 <w:szCs w:val="28"/>
               </w:rPr>
-              <w:instrText xml:space="preserve"> PAGEREF _Toc224069310 \h </w:instrText>
+              <w:instrText xml:space="preserve"> PAGEREF _Toc226052396 \h </w:instrText>
             </w:r>
             <w:r>
               <w:rPr>
@@ -2447,7 +2492,7 @@
                 <w:sz w:val="28"/>
                 <w:szCs w:val="28"/>
               </w:rPr>
-              <w:t>22</w:t>
+              <w:t>23</w:t>
             </w:r>
             <w:r>
               <w:rPr>
@@ -2474,11 +2519,13 @@
               <w14:ligatures w14:val="standardContextual"/>
             </w:rPr>
           </w:pPr>
-          <w:hyperlink w:anchor="_Toc224069311" w:history="1">
+          <w:hyperlink w:anchor="_Toc226052397" w:history="1">
             <w:r>
               <w:rPr>
                 <w:rStyle w:val="ad"/>
                 <w:rFonts w:ascii="Times New Roman" w:hAnsi="Times New Roman" w:cs="Times New Roman"/>
+                <w:b/>
+                <w:bCs/>
                 <w:noProof/>
                 <w:sz w:val="28"/>
                 <w:szCs w:val="28"/>
@@ -2513,7 +2560,7 @@
                 <w:sz w:val="28"/>
                 <w:szCs w:val="28"/>
               </w:rPr>
-              <w:instrText xml:space="preserve"> PAGEREF _Toc224069311 \h </w:instrText>
+              <w:instrText xml:space="preserve"> PAGEREF _Toc226052397 \h </w:instrText>
             </w:r>
             <w:r>
               <w:rPr>
@@ -2542,7 +2589,7 @@
                 <w:sz w:val="28"/>
                 <w:szCs w:val="28"/>
               </w:rPr>
-              <w:t>23</w:t>
+              <w:t>25</w:t>
             </w:r>
             <w:r>
               <w:rPr>
@@ -2562,7 +2609,6 @@
             <w:tabs>
               <w:tab w:val="right" w:leader="dot" w:pos="9345"/>
             </w:tabs>
-            <w:jc w:val="both"/>
             <w:rPr>
               <w:rFonts w:ascii="Times New Roman" w:eastAsiaTheme="minorEastAsia" w:hAnsi="Times New Roman" w:cs="Times New Roman"/>
               <w:noProof/>
@@ -2573,7 +2619,7 @@
               <w14:ligatures w14:val="standardContextual"/>
             </w:rPr>
           </w:pPr>
-          <w:hyperlink w:anchor="_Toc224069312" w:history="1">
+          <w:hyperlink w:anchor="_Toc226052398" w:history="1">
             <w:r>
               <w:rPr>
                 <w:rStyle w:val="ad"/>
@@ -2612,7 +2658,7 @@
                 <w:sz w:val="28"/>
                 <w:szCs w:val="28"/>
               </w:rPr>
-              <w:instrText xml:space="preserve"> PAGEREF _Toc224069312 \h </w:instrText>
+              <w:instrText xml:space="preserve"> PAGEREF _Toc226052398 \h </w:instrText>
             </w:r>
             <w:r>
               <w:rPr>
@@ -2641,7 +2687,7 @@
                 <w:sz w:val="28"/>
                 <w:szCs w:val="28"/>
               </w:rPr>
-              <w:t>23</w:t>
+              <w:t>25</w:t>
             </w:r>
             <w:r>
               <w:rPr>
@@ -2661,7 +2707,6 @@
             <w:tabs>
               <w:tab w:val="right" w:leader="dot" w:pos="9345"/>
             </w:tabs>
-            <w:jc w:val="both"/>
             <w:rPr>
               <w:rFonts w:ascii="Times New Roman" w:eastAsiaTheme="minorEastAsia" w:hAnsi="Times New Roman" w:cs="Times New Roman"/>
               <w:noProof/>
@@ -2672,7 +2717,7 @@
               <w14:ligatures w14:val="standardContextual"/>
             </w:rPr>
           </w:pPr>
-          <w:hyperlink w:anchor="_Toc224069313" w:history="1">
+          <w:hyperlink w:anchor="_Toc226052399" w:history="1">
             <w:r>
               <w:rPr>
                 <w:rStyle w:val="ad"/>
@@ -2711,7 +2756,7 @@
                 <w:sz w:val="28"/>
                 <w:szCs w:val="28"/>
               </w:rPr>
-              <w:instrText xml:space="preserve"> PAGEREF _Toc224069313 \h </w:instrText>
+              <w:instrText xml:space="preserve"> PAGEREF _Toc226052399 \h </w:instrText>
             </w:r>
             <w:r>
               <w:rPr>
@@ -2740,7 +2785,7 @@
                 <w:sz w:val="28"/>
                 <w:szCs w:val="28"/>
               </w:rPr>
-              <w:t>23</w:t>
+              <w:t>25</w:t>
             </w:r>
             <w:r>
               <w:rPr>
@@ -2760,7 +2805,6 @@
             <w:tabs>
               <w:tab w:val="right" w:leader="dot" w:pos="9345"/>
             </w:tabs>
-            <w:jc w:val="both"/>
             <w:rPr>
               <w:rFonts w:ascii="Times New Roman" w:eastAsiaTheme="minorEastAsia" w:hAnsi="Times New Roman" w:cs="Times New Roman"/>
               <w:noProof/>
@@ -2771,7 +2815,7 @@
               <w14:ligatures w14:val="standardContextual"/>
             </w:rPr>
           </w:pPr>
-          <w:hyperlink w:anchor="_Toc224069314" w:history="1">
+          <w:hyperlink w:anchor="_Toc226052400" w:history="1">
             <w:r>
               <w:rPr>
                 <w:rStyle w:val="ad"/>
@@ -2810,7 +2854,7 @@
                 <w:sz w:val="28"/>
                 <w:szCs w:val="28"/>
               </w:rPr>
-              <w:instrText xml:space="preserve"> PAGEREF _Toc224069314 \h </w:instrText>
+              <w:instrText xml:space="preserve"> PAGEREF _Toc226052400 \h </w:instrText>
             </w:r>
             <w:r>
               <w:rPr>
@@ -2839,7 +2883,7 @@
                 <w:sz w:val="28"/>
                 <w:szCs w:val="28"/>
               </w:rPr>
-              <w:t>24</w:t>
+              <w:t>26</w:t>
             </w:r>
             <w:r>
               <w:rPr>
@@ -2859,7 +2903,6 @@
             <w:tabs>
               <w:tab w:val="right" w:leader="dot" w:pos="9345"/>
             </w:tabs>
-            <w:jc w:val="both"/>
             <w:rPr>
               <w:rFonts w:ascii="Times New Roman" w:eastAsiaTheme="minorEastAsia" w:hAnsi="Times New Roman" w:cs="Times New Roman"/>
               <w:noProof/>
@@ -2870,7 +2913,7 @@
               <w14:ligatures w14:val="standardContextual"/>
             </w:rPr>
           </w:pPr>
-          <w:hyperlink w:anchor="_Toc224069315" w:history="1">
+          <w:hyperlink w:anchor="_Toc226052401" w:history="1">
             <w:r>
               <w:rPr>
                 <w:rStyle w:val="ad"/>
@@ -2909,7 +2952,7 @@
                 <w:sz w:val="28"/>
                 <w:szCs w:val="28"/>
               </w:rPr>
-              <w:instrText xml:space="preserve"> PAGEREF _Toc224069315 \h </w:instrText>
+              <w:instrText xml:space="preserve"> PAGEREF _Toc226052401 \h </w:instrText>
             </w:r>
             <w:r>
               <w:rPr>
@@ -2938,7 +2981,7 @@
                 <w:sz w:val="28"/>
                 <w:szCs w:val="28"/>
               </w:rPr>
-              <w:t>25</w:t>
+              <w:t>26</w:t>
             </w:r>
             <w:r>
               <w:rPr>
@@ -2958,7 +3001,6 @@
             <w:tabs>
               <w:tab w:val="right" w:leader="dot" w:pos="9345"/>
             </w:tabs>
-            <w:jc w:val="both"/>
             <w:rPr>
               <w:rFonts w:ascii="Times New Roman" w:eastAsiaTheme="minorEastAsia" w:hAnsi="Times New Roman" w:cs="Times New Roman"/>
               <w:noProof/>
@@ -2969,7 +3011,7 @@
               <w14:ligatures w14:val="standardContextual"/>
             </w:rPr>
           </w:pPr>
-          <w:hyperlink w:anchor="_Toc224069316" w:history="1">
+          <w:hyperlink w:anchor="_Toc226052402" w:history="1">
             <w:r>
               <w:rPr>
                 <w:rStyle w:val="ad"/>
@@ -2978,7 +3020,7 @@
                 <w:sz w:val="28"/>
                 <w:szCs w:val="28"/>
               </w:rPr>
-              <w:t>5.5. Алгоритмическое обеспечение</w:t>
+              <w:t>5.5. Правовое обеспечение</w:t>
             </w:r>
             <w:r>
               <w:rPr>
@@ -3008,7 +3050,7 @@
                 <w:sz w:val="28"/>
                 <w:szCs w:val="28"/>
               </w:rPr>
-              <w:instrText xml:space="preserve"> PAGEREF _Toc224069316 \h </w:instrText>
+              <w:instrText xml:space="preserve"> PAGEREF _Toc226052402 \h </w:instrText>
             </w:r>
             <w:r>
               <w:rPr>
@@ -3037,7 +3079,7 @@
                 <w:sz w:val="28"/>
                 <w:szCs w:val="28"/>
               </w:rPr>
-              <w:t>25</w:t>
+              <w:t>27</w:t>
             </w:r>
             <w:r>
               <w:rPr>
@@ -3057,7 +3099,6 @@
             <w:tabs>
               <w:tab w:val="right" w:leader="dot" w:pos="9345"/>
             </w:tabs>
-            <w:jc w:val="both"/>
             <w:rPr>
               <w:rFonts w:ascii="Times New Roman" w:eastAsiaTheme="minorEastAsia" w:hAnsi="Times New Roman" w:cs="Times New Roman"/>
               <w:noProof/>
@@ -3068,7 +3109,7 @@
               <w14:ligatures w14:val="standardContextual"/>
             </w:rPr>
           </w:pPr>
-          <w:hyperlink w:anchor="_Toc224069317" w:history="1">
+          <w:hyperlink w:anchor="_Toc226052403" w:history="1">
             <w:r>
               <w:rPr>
                 <w:rStyle w:val="ad"/>
@@ -3077,7 +3118,7 @@
                 <w:sz w:val="28"/>
                 <w:szCs w:val="28"/>
               </w:rPr>
-              <w:t>5.6. Информационное обеспечение</w:t>
+              <w:t>5.6 Алгоритмическое обеспечение</w:t>
             </w:r>
             <w:r>
               <w:rPr>
@@ -3107,7 +3148,7 @@
                 <w:sz w:val="28"/>
                 <w:szCs w:val="28"/>
               </w:rPr>
-              <w:instrText xml:space="preserve"> PAGEREF _Toc224069317 \h </w:instrText>
+              <w:instrText xml:space="preserve"> PAGEREF _Toc226052403 \h </w:instrText>
             </w:r>
             <w:r>
               <w:rPr>
@@ -3136,7 +3177,7 @@
                 <w:sz w:val="28"/>
                 <w:szCs w:val="28"/>
               </w:rPr>
-              <w:t>26</w:t>
+              <w:t>28</w:t>
             </w:r>
             <w:r>
               <w:rPr>
@@ -3152,11 +3193,10 @@
         </w:p>
         <w:p>
           <w:pPr>
-            <w:pStyle w:val="31"/>
+            <w:pStyle w:val="23"/>
             <w:tabs>
               <w:tab w:val="right" w:leader="dot" w:pos="9345"/>
             </w:tabs>
-            <w:jc w:val="both"/>
             <w:rPr>
               <w:rFonts w:ascii="Times New Roman" w:eastAsiaTheme="minorEastAsia" w:hAnsi="Times New Roman" w:cs="Times New Roman"/>
               <w:noProof/>
@@ -3167,7 +3207,7 @@
               <w14:ligatures w14:val="standardContextual"/>
             </w:rPr>
           </w:pPr>
-          <w:hyperlink w:anchor="_Toc224069318" w:history="1">
+          <w:hyperlink w:anchor="_Toc226052404" w:history="1">
             <w:r>
               <w:rPr>
                 <w:rStyle w:val="ad"/>
@@ -3176,7 +3216,7 @@
                 <w:sz w:val="28"/>
                 <w:szCs w:val="28"/>
               </w:rPr>
-              <w:t>5.6.1. ER-диаграмма базы данных</w:t>
+              <w:t>5.7. Информационное обеспечение</w:t>
             </w:r>
             <w:r>
               <w:rPr>
@@ -3206,7 +3246,7 @@
                 <w:sz w:val="28"/>
                 <w:szCs w:val="28"/>
               </w:rPr>
-              <w:instrText xml:space="preserve"> PAGEREF _Toc224069318 \h </w:instrText>
+              <w:instrText xml:space="preserve"> PAGEREF _Toc226052404 \h </w:instrText>
             </w:r>
             <w:r>
               <w:rPr>
@@ -3235,106 +3275,7 @@
                 <w:sz w:val="28"/>
                 <w:szCs w:val="28"/>
               </w:rPr>
-              <w:t>26</w:t>
-            </w:r>
-            <w:r>
-              <w:rPr>
-                <w:rFonts w:ascii="Times New Roman" w:hAnsi="Times New Roman" w:cs="Times New Roman"/>
-                <w:noProof/>
-                <w:webHidden/>
-                <w:sz w:val="28"/>
-                <w:szCs w:val="28"/>
-              </w:rPr>
-              <w:fldChar w:fldCharType="end"/>
-            </w:r>
-          </w:hyperlink>
-        </w:p>
-        <w:p>
-          <w:pPr>
-            <w:pStyle w:val="31"/>
-            <w:tabs>
-              <w:tab w:val="right" w:leader="dot" w:pos="9345"/>
-            </w:tabs>
-            <w:jc w:val="both"/>
-            <w:rPr>
-              <w:rFonts w:ascii="Times New Roman" w:eastAsiaTheme="minorEastAsia" w:hAnsi="Times New Roman" w:cs="Times New Roman"/>
-              <w:noProof/>
-              <w:kern w:val="2"/>
-              <w:sz w:val="28"/>
-              <w:szCs w:val="28"/>
-              <w:lang w:eastAsia="ru-RU" w:bidi="ar-SA"/>
-              <w14:ligatures w14:val="standardContextual"/>
-            </w:rPr>
-          </w:pPr>
-          <w:hyperlink w:anchor="_Toc224069319" w:history="1">
-            <w:r>
-              <w:rPr>
-                <w:rStyle w:val="ad"/>
-                <w:rFonts w:ascii="Times New Roman" w:hAnsi="Times New Roman" w:cs="Times New Roman"/>
-                <w:noProof/>
-                <w:sz w:val="28"/>
-                <w:szCs w:val="28"/>
-              </w:rPr>
-              <w:t>5.6.2. Логическая модель базы данных</w:t>
-            </w:r>
-            <w:r>
-              <w:rPr>
-                <w:rFonts w:ascii="Times New Roman" w:hAnsi="Times New Roman" w:cs="Times New Roman"/>
-                <w:noProof/>
-                <w:webHidden/>
-                <w:sz w:val="28"/>
-                <w:szCs w:val="28"/>
-              </w:rPr>
-              <w:tab/>
-            </w:r>
-            <w:r>
-              <w:rPr>
-                <w:rFonts w:ascii="Times New Roman" w:hAnsi="Times New Roman" w:cs="Times New Roman"/>
-                <w:noProof/>
-                <w:webHidden/>
-                <w:sz w:val="28"/>
-                <w:szCs w:val="28"/>
-              </w:rPr>
-              <w:fldChar w:fldCharType="begin"/>
-            </w:r>
-            <w:r>
-              <w:rPr>
-                <w:rFonts w:ascii="Times New Roman" w:hAnsi="Times New Roman" w:cs="Times New Roman"/>
-                <w:noProof/>
-                <w:webHidden/>
-                <w:sz w:val="28"/>
-                <w:szCs w:val="28"/>
-              </w:rPr>
-              <w:instrText xml:space="preserve"> PAGEREF _Toc224069319 \h </w:instrText>
-            </w:r>
-            <w:r>
-              <w:rPr>
-                <w:rFonts w:ascii="Times New Roman" w:hAnsi="Times New Roman" w:cs="Times New Roman"/>
-                <w:noProof/>
-                <w:webHidden/>
-                <w:sz w:val="28"/>
-                <w:szCs w:val="28"/>
-              </w:rPr>
-            </w:r>
-            <w:r>
-              <w:rPr>
-                <w:rFonts w:ascii="Times New Roman" w:hAnsi="Times New Roman" w:cs="Times New Roman"/>
-                <w:noProof/>
-                <w:webHidden/>
-                <w:sz w:val="28"/>
-                <w:szCs w:val="28"/>
-              </w:rPr>
-              <w:fldChar w:fldCharType="separate"/>
-            </w:r>
-            <w:r>
-              <w:rPr>
-                <w:rFonts w:ascii="Times New Roman" w:hAnsi="Times New Roman" w:cs="Times New Roman"/>
-                <w:noProof/>
-                <w:webHidden/>
-                <w:sz w:val="28"/>
-                <w:szCs w:val="28"/>
-              </w:rPr>
-              <w:t>28</w:t>
+              <w:t>29</w:t>
             </w:r>
             <w:r>
               <w:rPr>
@@ -3361,11 +3302,13 @@
               <w14:ligatures w14:val="standardContextual"/>
             </w:rPr>
           </w:pPr>
-          <w:hyperlink w:anchor="_Toc224069320" w:history="1">
+          <w:hyperlink w:anchor="_Toc226052405" w:history="1">
             <w:r>
               <w:rPr>
                 <w:rStyle w:val="ad"/>
                 <w:rFonts w:ascii="Times New Roman" w:hAnsi="Times New Roman" w:cs="Times New Roman"/>
+                <w:b/>
+                <w:bCs/>
                 <w:noProof/>
                 <w:sz w:val="28"/>
                 <w:szCs w:val="28"/>
@@ -3400,7 +3343,7 @@
                 <w:sz w:val="28"/>
                 <w:szCs w:val="28"/>
               </w:rPr>
-              <w:instrText xml:space="preserve"> PAGEREF _Toc224069320 \h </w:instrText>
+              <w:instrText xml:space="preserve"> PAGEREF _Toc226052405 \h </w:instrText>
             </w:r>
             <w:r>
               <w:rPr>
@@ -3429,7 +3372,7 @@
                 <w:sz w:val="28"/>
                 <w:szCs w:val="28"/>
               </w:rPr>
-              <w:t>31</w:t>
+              <w:t>33</w:t>
             </w:r>
             <w:r>
               <w:rPr>
@@ -3445,6 +3388,7 @@
         </w:p>
         <w:p>
           <w:pPr>
+            <w:spacing w:after="0" w:line="360" w:lineRule="auto"/>
             <w:jc w:val="both"/>
             <w:rPr>
               <w:rFonts w:ascii="Times New Roman" w:hAnsi="Times New Roman" w:cs="Times New Roman"/>
@@ -3465,6 +3409,7 @@
     </w:sdt>
     <w:p>
       <w:pPr>
+        <w:spacing w:after="0" w:line="360" w:lineRule="auto"/>
         <w:rPr>
           <w:rFonts w:ascii="Times New Roman" w:eastAsia="Times New Roman" w:hAnsi="Times New Roman" w:cs="Times New Roman"/>
           <w:color w:val="000000"/>
@@ -3487,7 +3432,7 @@
     <w:p>
       <w:pPr>
         <w:pStyle w:val="1"/>
-        <w:spacing w:before="0" w:line="360" w:lineRule="auto"/>
+        <w:spacing w:before="0" w:after="0" w:line="360" w:lineRule="auto"/>
         <w:jc w:val="center"/>
         <w:rPr>
           <w:rFonts w:ascii="Times New Roman" w:hAnsi="Times New Roman" w:cs="Times New Roman"/>
@@ -3499,7 +3444,7 @@
         </w:rPr>
       </w:pPr>
       <w:bookmarkStart w:id="0" w:name="_Toc194515439"/>
-      <w:bookmarkStart w:id="1" w:name="_Toc224069292"/>
+      <w:bookmarkStart w:id="1" w:name="_Toc226052377"/>
       <w:r>
         <w:rPr>
           <w:rFonts w:ascii="Times New Roman" w:hAnsi="Times New Roman" w:cs="Times New Roman"/>
@@ -4145,6 +4090,7 @@
     </w:p>
     <w:p>
       <w:pPr>
+        <w:spacing w:after="0" w:line="360" w:lineRule="auto"/>
         <w:rPr>
           <w:rFonts w:ascii="Times New Roman" w:eastAsiaTheme="majorEastAsia" w:hAnsi="Times New Roman" w:cs="Times New Roman"/>
           <w:color w:val="000000" w:themeColor="text1"/>
@@ -4165,7 +4111,7 @@
     <w:p>
       <w:pPr>
         <w:pStyle w:val="1"/>
-        <w:spacing w:before="0" w:line="360" w:lineRule="auto"/>
+        <w:spacing w:before="0" w:after="0" w:line="360" w:lineRule="auto"/>
         <w:jc w:val="center"/>
         <w:rPr>
           <w:rFonts w:ascii="Times New Roman" w:hAnsi="Times New Roman" w:cs="Times New Roman"/>
@@ -4177,7 +4123,7 @@
         </w:rPr>
       </w:pPr>
       <w:bookmarkStart w:id="2" w:name="_Toc194515440"/>
-      <w:bookmarkStart w:id="3" w:name="_Toc224069293"/>
+      <w:bookmarkStart w:id="3" w:name="_Toc226052378"/>
       <w:r>
         <w:rPr>
           <w:rFonts w:ascii="Times New Roman" w:hAnsi="Times New Roman" w:cs="Times New Roman"/>
@@ -4217,15 +4163,7 @@
           <w:sz w:val="28"/>
           <w:szCs w:val="28"/>
         </w:rPr>
-        <w:t xml:space="preserve">При разработке автоматизированной системы обнаружения присутствия человека в опасной зоне с учётом прохождения контрольных точек и наличия защитного оборудования крайне важно тщательно исследовать предметную область. Это позволяет определить ключевые аспекты, необходимые для </w:t>
-      </w:r>
-      <w:r>
-        <w:rPr>
-          <w:rFonts w:ascii="Times New Roman" w:hAnsi="Times New Roman" w:cs="Times New Roman"/>
-          <w:sz w:val="28"/>
-          <w:szCs w:val="28"/>
-        </w:rPr>
-        <w:t>проектирования эффективного решения. В первую очередь необходимо рассмотреть следующие элементы: опасные зоны, технологии обнаружения и искусственные нейронные сети как инструмент анализа данных.</w:t>
+        <w:t>При разработке автоматизированной системы обнаружения присутствия человека в опасной зоне с учётом прохождения контрольных точек и наличия защитного оборудования крайне важно тщательно исследовать предметную область. Это позволяет определить ключевые аспекты, необходимые для проектирования эффективного решения. В первую очередь необходимо рассмотреть следующие элементы: опасные зоны, технологии обнаружения и искусственные нейронные сети как инструмент анализа данных.</w:t>
       </w:r>
     </w:p>
     <w:p>
@@ -4240,7 +4178,7 @@
           <w:szCs w:val="28"/>
         </w:rPr>
       </w:pPr>
-      <w:bookmarkStart w:id="4" w:name="_Toc224069294"/>
+      <w:bookmarkStart w:id="4" w:name="_Toc226052379"/>
       <w:r>
         <w:rPr>
           <w:rFonts w:cs="Times New Roman"/>
@@ -4275,15 +4213,7 @@
           <w:sz w:val="28"/>
           <w:szCs w:val="28"/>
         </w:rPr>
-        <w:t>Опасные зоны представляют собой участки производственных или инфраструктурных объектов, где существуют факторы риска для здоровья и жизни человека. К таким факторам относятся работа тяжёлого оборудования (например, станков, кранов), воздействие высоких температур, радиации, токсичных веществ или электричества.</w:t>
-      </w:r>
-      <w:r>
-        <w:rPr>
-          <w:rFonts w:ascii="Times New Roman" w:hAnsi="Times New Roman" w:cs="Times New Roman"/>
-          <w:sz w:val="28"/>
-          <w:szCs w:val="28"/>
-        </w:rPr>
-        <w:t xml:space="preserve"> Опасные зоны могут быть как статическими (например, фиксированные участки цеха), так и динамическими (временные зоны, возникающие при проведении ремонтных работ). Основной задачей в контексте таких зон является контроль присутствия человека, поскольку его нахождение в них без соблюдения правил безопасности может привести к травмам или авариям.</w:t>
+        <w:t>Опасные зоны представляют собой участки производственных или инфраструктурных объектов, где существуют факторы риска для здоровья и жизни человека. К таким факторам относятся работа тяжёлого оборудования (например, станков, кранов), воздействие высоких температур, радиации, токсичных веществ или электричества. Опасные зоны могут быть как статическими (например, фиксированные участки цеха), так и динамическими (временные зоны, возникающие при проведении ремонтных работ). Основной задачей в контексте таких зон является контроль присутствия человека, поскольку его нахождение в них без соблюдения правил безопасности может привести к травмам или авариям.</w:t>
       </w:r>
     </w:p>
     <w:p>
@@ -4325,7 +4255,7 @@
           <w:szCs w:val="28"/>
         </w:rPr>
       </w:pPr>
-      <w:bookmarkStart w:id="5" w:name="_Toc224069295"/>
+      <w:bookmarkStart w:id="5" w:name="_Toc226052380"/>
       <w:r>
         <w:rPr>
           <w:rFonts w:cs="Times New Roman"/>
@@ -4510,7 +4440,7 @@
           <w:szCs w:val="28"/>
         </w:rPr>
       </w:pPr>
-      <w:bookmarkStart w:id="6" w:name="_Toc224069296"/>
+      <w:bookmarkStart w:id="6" w:name="_Toc226052381"/>
       <w:r>
         <w:rPr>
           <w:rFonts w:cs="Times New Roman"/>
@@ -4780,7 +4710,7 @@
           <w:sz w:val="28"/>
           <w:szCs w:val="28"/>
         </w:rPr>
-        <w:t>: позволяют</w:t>
+        <w:t xml:space="preserve">: </w:t>
       </w:r>
       <w:r>
         <w:rPr>
@@ -4789,7 +4719,258 @@
           <w:sz w:val="28"/>
           <w:szCs w:val="28"/>
         </w:rPr>
+        <w:t>позволяют</w:t>
+      </w:r>
+      <w:r>
+        <w:rPr>
+          <w:rFonts w:ascii="Times New Roman" w:hAnsi="Times New Roman" w:cs="Times New Roman"/>
+          <w:bCs/>
+          <w:sz w:val="28"/>
+          <w:szCs w:val="28"/>
+        </w:rPr>
         <w:t xml:space="preserve"> не только классифицировать объекты, но и определять их координаты в пространстве, что полезно для отслеживания перемещений.</w:t>
+      </w:r>
+    </w:p>
+    <w:p>
+      <w:pPr>
+        <w:pStyle w:val="2"/>
+        <w:spacing w:before="0" w:after="0" w:line="360" w:lineRule="auto"/>
+        <w:rPr>
+          <w:rFonts w:cs="Times New Roman"/>
+          <w:szCs w:val="28"/>
+        </w:rPr>
+      </w:pPr>
+      <w:bookmarkStart w:id="7" w:name="_Toc226052382"/>
+      <w:r>
+        <w:rPr>
+          <w:rFonts w:cs="Times New Roman"/>
+          <w:szCs w:val="28"/>
+        </w:rPr>
+        <w:t>Анализ существующего бизнес-процесса оценки персонала</w:t>
+      </w:r>
+      <w:bookmarkEnd w:id="7"/>
+    </w:p>
+    <w:p>
+      <w:pPr>
+        <w:spacing w:after="0" w:line="360" w:lineRule="auto"/>
+        <w:jc w:val="both"/>
+        <w:rPr>
+          <w:rFonts w:ascii="Times New Roman" w:hAnsi="Times New Roman" w:cs="Times New Roman"/>
+          <w:sz w:val="28"/>
+          <w:szCs w:val="28"/>
+        </w:rPr>
+      </w:pPr>
+      <w:r>
+        <w:rPr>
+          <w:rFonts w:ascii="Times New Roman" w:hAnsi="Times New Roman" w:cs="Times New Roman"/>
+          <w:noProof/>
+          <w:sz w:val="28"/>
+          <w:szCs w:val="28"/>
+        </w:rPr>
+        <w:drawing>
+          <wp:inline distT="0" distB="0" distL="0" distR="0" wp14:anchorId="3897A804" wp14:editId="57BA004C">
+            <wp:extent cx="5940425" cy="2079625"/>
+            <wp:effectExtent l="0" t="0" r="3175" b="0"/>
+            <wp:docPr id="3" name="Рисунок 3"/>
+            <wp:cNvGraphicFramePr>
+              <a:graphicFrameLocks xmlns:a="http://schemas.openxmlformats.org/drawingml/2006/main" noChangeAspect="1"/>
+            </wp:cNvGraphicFramePr>
+            <a:graphic xmlns:a="http://schemas.openxmlformats.org/drawingml/2006/main">
+              <a:graphicData uri="http://schemas.openxmlformats.org/drawingml/2006/picture">
+                <pic:pic xmlns:pic="http://schemas.openxmlformats.org/drawingml/2006/picture">
+                  <pic:nvPicPr>
+                    <pic:cNvPr id="1" name=""/>
+                    <pic:cNvPicPr/>
+                  </pic:nvPicPr>
+                  <pic:blipFill>
+                    <a:blip r:embed="rId8"/>
+                    <a:stretch>
+                      <a:fillRect/>
+                    </a:stretch>
+                  </pic:blipFill>
+                  <pic:spPr>
+                    <a:xfrm>
+                      <a:off x="0" y="0"/>
+                      <a:ext cx="5940425" cy="2079625"/>
+                    </a:xfrm>
+                    <a:prstGeom prst="rect">
+                      <a:avLst/>
+                    </a:prstGeom>
+                  </pic:spPr>
+                </pic:pic>
+              </a:graphicData>
+            </a:graphic>
+          </wp:inline>
+        </w:drawing>
+      </w:r>
+    </w:p>
+    <w:p>
+      <w:pPr>
+        <w:pStyle w:val="afb"/>
+        <w:rPr>
+          <w:rFonts w:ascii="Times New Roman" w:hAnsi="Times New Roman" w:cs="Times New Roman"/>
+          <w:sz w:val="28"/>
+        </w:rPr>
+      </w:pPr>
+      <w:r>
+        <w:rPr>
+          <w:rFonts w:ascii="Times New Roman" w:hAnsi="Times New Roman" w:cs="Times New Roman"/>
+          <w:sz w:val="28"/>
+        </w:rPr>
+        <w:t xml:space="preserve">Рисунок </w:t>
+      </w:r>
+      <w:r>
+        <w:rPr>
+          <w:rFonts w:ascii="Times New Roman" w:hAnsi="Times New Roman" w:cs="Times New Roman"/>
+          <w:sz w:val="28"/>
+        </w:rPr>
+        <w:fldChar w:fldCharType="begin"/>
+      </w:r>
+      <w:r>
+        <w:rPr>
+          <w:rFonts w:ascii="Times New Roman" w:hAnsi="Times New Roman" w:cs="Times New Roman"/>
+          <w:sz w:val="28"/>
+        </w:rPr>
+        <w:instrText xml:space="preserve"> SEQ Рисунок \* ARABIC </w:instrText>
+      </w:r>
+      <w:r>
+        <w:rPr>
+          <w:rFonts w:ascii="Times New Roman" w:hAnsi="Times New Roman" w:cs="Times New Roman"/>
+          <w:sz w:val="28"/>
+        </w:rPr>
+        <w:fldChar w:fldCharType="separate"/>
+      </w:r>
+      <w:r>
+        <w:rPr>
+          <w:rFonts w:ascii="Times New Roman" w:hAnsi="Times New Roman" w:cs="Times New Roman"/>
+          <w:noProof/>
+          <w:sz w:val="28"/>
+        </w:rPr>
+        <w:t>1</w:t>
+      </w:r>
+      <w:r>
+        <w:rPr>
+          <w:rFonts w:ascii="Times New Roman" w:hAnsi="Times New Roman" w:cs="Times New Roman"/>
+          <w:sz w:val="28"/>
+        </w:rPr>
+        <w:fldChar w:fldCharType="end"/>
+      </w:r>
+      <w:r>
+        <w:rPr>
+          <w:rFonts w:ascii="Times New Roman" w:hAnsi="Times New Roman" w:cs="Times New Roman"/>
+          <w:sz w:val="28"/>
+        </w:rPr>
+        <w:t>. BPMN-диаграмма существующего бизнес-процесса</w:t>
+      </w:r>
+    </w:p>
+    <w:p>
+      <w:pPr>
+        <w:pStyle w:val="afb"/>
+        <w:ind w:firstLine="709"/>
+        <w:jc w:val="both"/>
+        <w:rPr>
+          <w:rFonts w:ascii="Times New Roman" w:hAnsi="Times New Roman" w:cs="Times New Roman"/>
+          <w:sz w:val="28"/>
+        </w:rPr>
+      </w:pPr>
+      <w:r>
+        <w:rPr>
+          <w:rFonts w:ascii="Times New Roman" w:hAnsi="Times New Roman" w:cs="Times New Roman"/>
+          <w:sz w:val="28"/>
+        </w:rPr>
+        <w:t>Процесс начинается с прибытия сотрудника на рабочее место. Далее выполняется проверка допуска к работе в опасной зоне. Если у сотрудника отсутствует необходимый допуск, ему отказывается в доступе, и процесс завершается.</w:t>
+      </w:r>
+    </w:p>
+    <w:p>
+      <w:pPr>
+        <w:pStyle w:val="afb"/>
+        <w:ind w:firstLine="709"/>
+        <w:jc w:val="both"/>
+        <w:rPr>
+          <w:rFonts w:ascii="Times New Roman" w:hAnsi="Times New Roman" w:cs="Times New Roman"/>
+          <w:sz w:val="28"/>
+        </w:rPr>
+      </w:pPr>
+      <w:r>
+        <w:rPr>
+          <w:rFonts w:ascii="Times New Roman" w:hAnsi="Times New Roman" w:cs="Times New Roman"/>
+          <w:sz w:val="28"/>
+        </w:rPr>
+        <w:t>В случае наличия допуска сотрудник регистрируется в журнале и получает разрешение на вход в опасную зону. После этого он входит в зону выполнения работ и проходит контрольные точки, фиксируя своё перемещение.</w:t>
+      </w:r>
+    </w:p>
+    <w:p>
+      <w:pPr>
+        <w:pStyle w:val="afb"/>
+        <w:ind w:firstLine="709"/>
+        <w:jc w:val="both"/>
+        <w:rPr>
+          <w:rFonts w:ascii="Times New Roman" w:hAnsi="Times New Roman" w:cs="Times New Roman"/>
+          <w:sz w:val="28"/>
+        </w:rPr>
+      </w:pPr>
+      <w:r>
+        <w:rPr>
+          <w:rFonts w:ascii="Times New Roman" w:hAnsi="Times New Roman" w:cs="Times New Roman"/>
+          <w:sz w:val="28"/>
+        </w:rPr>
+        <w:lastRenderedPageBreak/>
+        <w:t>Во время нахождения сотрудника в опасной зоне оператор осуществляет наблюдение за видеопотоком с камер. При этом контроль осуществляется вручную, что увеличивает вероятность ошибок, связанных с человеческим фактором.</w:t>
+      </w:r>
+    </w:p>
+    <w:p>
+      <w:pPr>
+        <w:pStyle w:val="afb"/>
+        <w:ind w:firstLine="709"/>
+        <w:jc w:val="both"/>
+        <w:rPr>
+          <w:rFonts w:ascii="Times New Roman" w:hAnsi="Times New Roman" w:cs="Times New Roman"/>
+          <w:sz w:val="28"/>
+        </w:rPr>
+      </w:pPr>
+      <w:r>
+        <w:rPr>
+          <w:rFonts w:ascii="Times New Roman" w:hAnsi="Times New Roman" w:cs="Times New Roman"/>
+          <w:sz w:val="28"/>
+        </w:rPr>
+        <w:t>Если в процессе наблюдения обнаруживается нарушение (например, отсутствие защитного оборудования или нарушение маршрута), оператор инициирует соответствующие действия. В частности, формируется сообщение охране, после чего осуществляется вывод сотрудника из опасной зоны.</w:t>
+      </w:r>
+    </w:p>
+    <w:p>
+      <w:pPr>
+        <w:pStyle w:val="afb"/>
+        <w:ind w:firstLine="709"/>
+        <w:jc w:val="both"/>
+        <w:rPr>
+          <w:rFonts w:ascii="Times New Roman" w:hAnsi="Times New Roman" w:cs="Times New Roman"/>
+          <w:sz w:val="28"/>
+        </w:rPr>
+      </w:pPr>
+      <w:r>
+        <w:rPr>
+          <w:rFonts w:ascii="Times New Roman" w:hAnsi="Times New Roman" w:cs="Times New Roman"/>
+          <w:sz w:val="28"/>
+        </w:rPr>
+        <w:t>По завершении работ сотрудник покидает опасную зону, а оператор формирует отчёт о проделанной работе и зафиксированных инцидентах.</w:t>
+      </w:r>
+    </w:p>
+    <w:p>
+      <w:pPr>
+        <w:pStyle w:val="afb"/>
+        <w:ind w:firstLine="709"/>
+        <w:jc w:val="both"/>
+        <w:rPr>
+          <w:rFonts w:ascii="Times New Roman" w:hAnsi="Times New Roman" w:cs="Times New Roman"/>
+          <w:sz w:val="28"/>
+          <w:lang w:val="en-US"/>
+        </w:rPr>
+      </w:pPr>
+      <w:r>
+        <w:rPr>
+          <w:rFonts w:ascii="Times New Roman" w:hAnsi="Times New Roman" w:cs="Times New Roman"/>
+          <w:sz w:val="28"/>
+        </w:rPr>
+        <w:t>Таким образом, данный процесс характеризуется высокой зависимостью от действий оператора, отсутствием автоматического анализа данных и повышенным риском пропуска нарушений.</w:t>
       </w:r>
     </w:p>
     <w:p>
@@ -4823,6 +5004,7 @@
     </w:p>
     <w:p>
       <w:pPr>
+        <w:spacing w:after="0" w:line="360" w:lineRule="auto"/>
         <w:rPr>
           <w:rFonts w:ascii="Times New Roman" w:hAnsi="Times New Roman" w:cs="Times New Roman"/>
           <w:sz w:val="28"/>
@@ -4841,7 +5023,7 @@
     <w:p>
       <w:pPr>
         <w:pStyle w:val="1"/>
-        <w:spacing w:line="360" w:lineRule="auto"/>
+        <w:spacing w:before="0" w:after="0" w:line="360" w:lineRule="auto"/>
         <w:jc w:val="center"/>
         <w:rPr>
           <w:rFonts w:ascii="Times New Roman" w:eastAsia="Times New Roman" w:hAnsi="Times New Roman" w:cs="Times New Roman"/>
@@ -4853,8 +5035,8 @@
           <w:lang w:eastAsia="ru-RU" w:bidi="ar-SA"/>
         </w:rPr>
       </w:pPr>
-      <w:bookmarkStart w:id="7" w:name="_Toc194515444"/>
-      <w:bookmarkStart w:id="8" w:name="_Toc224069297"/>
+      <w:bookmarkStart w:id="8" w:name="_Toc194515444"/>
+      <w:bookmarkStart w:id="9" w:name="_Toc226052383"/>
       <w:r>
         <w:rPr>
           <w:rFonts w:ascii="Times New Roman" w:eastAsia="Times New Roman" w:hAnsi="Times New Roman" w:cs="Times New Roman"/>
@@ -4868,8 +5050,8 @@
         <w:lastRenderedPageBreak/>
         <w:t>2. ОБЗОР АНАЛОГОВ</w:t>
       </w:r>
-      <w:bookmarkEnd w:id="7"/>
       <w:bookmarkEnd w:id="8"/>
+      <w:bookmarkEnd w:id="9"/>
     </w:p>
     <w:p>
       <w:pPr>
@@ -4912,7 +5094,7 @@
           <w:lang w:bidi="ar-SA"/>
         </w:rPr>
       </w:pPr>
-      <w:bookmarkStart w:id="9" w:name="_Toc224069298"/>
+      <w:bookmarkStart w:id="10" w:name="_Toc226052384"/>
       <w:r>
         <w:rPr>
           <w:rFonts w:cs="Times New Roman"/>
@@ -4922,7 +5104,7 @@
         </w:rPr>
         <w:t>2.1. Существующие решения</w:t>
       </w:r>
-      <w:bookmarkEnd w:id="9"/>
+      <w:bookmarkEnd w:id="10"/>
     </w:p>
     <w:p>
       <w:pPr>
@@ -6158,7 +6340,7 @@
           <w:lang w:bidi="ar-SA"/>
         </w:rPr>
       </w:pPr>
-      <w:bookmarkStart w:id="10" w:name="_Toc224069299"/>
+      <w:bookmarkStart w:id="11" w:name="_Toc226052385"/>
       <w:r>
         <w:rPr>
           <w:rFonts w:cs="Times New Roman"/>
@@ -6168,7 +6350,7 @@
         </w:rPr>
         <w:t>2.2. Сравнительный анализ аналогов</w:t>
       </w:r>
-      <w:bookmarkEnd w:id="10"/>
+      <w:bookmarkEnd w:id="11"/>
     </w:p>
     <w:p>
       <w:pPr>
@@ -6208,7 +6390,7 @@
           <w:right w:val="nil"/>
           <w:between w:val="nil"/>
         </w:pBdr>
-        <w:spacing w:after="200" w:line="360" w:lineRule="auto"/>
+        <w:spacing w:after="0" w:line="360" w:lineRule="auto"/>
         <w:rPr>
           <w:rFonts w:ascii="Times New Roman" w:hAnsi="Times New Roman" w:cs="Times New Roman"/>
           <w:sz w:val="28"/>
@@ -7312,6 +7494,7 @@
           <w:between w:val="nil"/>
         </w:pBdr>
         <w:spacing w:after="0" w:line="360" w:lineRule="auto"/>
+        <w:ind w:left="0"/>
         <w:jc w:val="both"/>
         <w:rPr>
           <w:rFonts w:ascii="Times New Roman" w:hAnsi="Times New Roman" w:cs="Times New Roman"/>
@@ -7343,6 +7526,7 @@
           <w:between w:val="nil"/>
         </w:pBdr>
         <w:spacing w:after="0" w:line="360" w:lineRule="auto"/>
+        <w:ind w:left="0"/>
         <w:jc w:val="both"/>
         <w:rPr>
           <w:rFonts w:ascii="Times New Roman" w:hAnsi="Times New Roman" w:cs="Times New Roman"/>
@@ -7374,6 +7558,7 @@
           <w:between w:val="nil"/>
         </w:pBdr>
         <w:spacing w:after="0" w:line="360" w:lineRule="auto"/>
+        <w:ind w:left="0"/>
         <w:jc w:val="both"/>
         <w:rPr>
           <w:rFonts w:ascii="Times New Roman" w:hAnsi="Times New Roman" w:cs="Times New Roman"/>
@@ -7405,6 +7590,7 @@
           <w:between w:val="nil"/>
         </w:pBdr>
         <w:spacing w:after="0" w:line="360" w:lineRule="auto"/>
+        <w:ind w:left="0"/>
         <w:jc w:val="both"/>
         <w:rPr>
           <w:rFonts w:ascii="Times New Roman" w:hAnsi="Times New Roman" w:cs="Times New Roman"/>
@@ -7436,6 +7622,7 @@
           <w:between w:val="nil"/>
         </w:pBdr>
         <w:spacing w:after="0" w:line="360" w:lineRule="auto"/>
+        <w:ind w:left="0"/>
         <w:jc w:val="both"/>
         <w:rPr>
           <w:rFonts w:ascii="Times New Roman" w:hAnsi="Times New Roman" w:cs="Times New Roman"/>
@@ -7467,20 +7654,20 @@
           <w:between w:val="nil"/>
         </w:pBdr>
         <w:spacing w:after="0" w:line="360" w:lineRule="auto"/>
-        <w:jc w:val="both"/>
-        <w:rPr>
-          <w:rFonts w:ascii="Times New Roman" w:hAnsi="Times New Roman" w:cs="Times New Roman"/>
-          <w:sz w:val="28"/>
-          <w:szCs w:val="28"/>
-        </w:rPr>
-      </w:pPr>
-      <w:r>
-        <w:rPr>
-          <w:rFonts w:ascii="Times New Roman" w:hAnsi="Times New Roman" w:cs="Times New Roman"/>
-          <w:sz w:val="28"/>
-          <w:szCs w:val="28"/>
-        </w:rPr>
-        <w:lastRenderedPageBreak/>
+        <w:ind w:left="0"/>
+        <w:jc w:val="both"/>
+        <w:rPr>
+          <w:rFonts w:ascii="Times New Roman" w:hAnsi="Times New Roman" w:cs="Times New Roman"/>
+          <w:sz w:val="28"/>
+          <w:szCs w:val="28"/>
+        </w:rPr>
+      </w:pPr>
+      <w:r>
+        <w:rPr>
+          <w:rFonts w:ascii="Times New Roman" w:hAnsi="Times New Roman" w:cs="Times New Roman"/>
+          <w:sz w:val="28"/>
+          <w:szCs w:val="28"/>
+        </w:rPr>
         <w:t>Стоимость: Датчики являются наиболее экономичным решением, тогда как комбинированные системы требуют значительных вложений.</w:t>
       </w:r>
     </w:p>
@@ -7495,16 +7682,17 @@
           <w:szCs w:val="28"/>
         </w:rPr>
       </w:pPr>
-      <w:bookmarkStart w:id="11" w:name="_Toc224069300"/>
+      <w:bookmarkStart w:id="12" w:name="_Toc226052386"/>
       <w:r>
         <w:rPr>
           <w:rFonts w:cs="Times New Roman"/>
           <w:b w:val="0"/>
           <w:szCs w:val="28"/>
         </w:rPr>
+        <w:lastRenderedPageBreak/>
         <w:t>2.3. Выводы по обзору аналогов</w:t>
       </w:r>
-      <w:bookmarkEnd w:id="11"/>
+      <w:bookmarkEnd w:id="12"/>
     </w:p>
     <w:p>
       <w:pPr>
@@ -7578,6 +7766,7 @@
     </w:p>
     <w:p>
       <w:pPr>
+        <w:spacing w:after="0" w:line="360" w:lineRule="auto"/>
         <w:rPr>
           <w:rFonts w:ascii="Times New Roman" w:hAnsi="Times New Roman" w:cs="Times New Roman"/>
           <w:sz w:val="28"/>
@@ -7596,7 +7785,7 @@
     <w:p>
       <w:pPr>
         <w:pStyle w:val="1"/>
-        <w:spacing w:before="0" w:line="360" w:lineRule="auto"/>
+        <w:spacing w:before="0" w:after="0" w:line="360" w:lineRule="auto"/>
         <w:ind w:firstLine="709"/>
         <w:jc w:val="center"/>
         <w:rPr>
@@ -7609,8 +7798,8 @@
           <w:lang w:eastAsia="ru-RU" w:bidi="ar-SA"/>
         </w:rPr>
       </w:pPr>
-      <w:bookmarkStart w:id="12" w:name="_Toc194515445"/>
-      <w:bookmarkStart w:id="13" w:name="_Toc224069301"/>
+      <w:bookmarkStart w:id="13" w:name="_Toc194515445"/>
+      <w:bookmarkStart w:id="14" w:name="_Toc226052387"/>
       <w:r>
         <w:rPr>
           <w:rFonts w:ascii="Times New Roman" w:eastAsia="Times New Roman" w:hAnsi="Times New Roman" w:cs="Times New Roman"/>
@@ -7624,8 +7813,8 @@
         <w:lastRenderedPageBreak/>
         <w:t>3. ТЕХНИЧЕСКОЕ ЗАДАНИЕ</w:t>
       </w:r>
-      <w:bookmarkEnd w:id="12"/>
       <w:bookmarkEnd w:id="13"/>
+      <w:bookmarkEnd w:id="14"/>
     </w:p>
     <w:p>
       <w:pPr>
@@ -7639,7 +7828,7 @@
           <w:szCs w:val="28"/>
         </w:rPr>
       </w:pPr>
-      <w:bookmarkStart w:id="14" w:name="_Toc224069302"/>
+      <w:bookmarkStart w:id="15" w:name="_Toc226052388"/>
       <w:r>
         <w:rPr>
           <w:rFonts w:cs="Times New Roman"/>
@@ -7649,7 +7838,7 @@
         </w:rPr>
         <w:t>3.1. Общие сведения</w:t>
       </w:r>
-      <w:bookmarkEnd w:id="14"/>
+      <w:bookmarkEnd w:id="15"/>
     </w:p>
     <w:p>
       <w:pPr>
@@ -8066,7 +8255,7 @@
           <w:szCs w:val="28"/>
         </w:rPr>
       </w:pPr>
-      <w:bookmarkStart w:id="15" w:name="_Toc224069303"/>
+      <w:bookmarkStart w:id="16" w:name="_Toc226052389"/>
       <w:r>
         <w:rPr>
           <w:rFonts w:cs="Times New Roman"/>
@@ -8076,7 +8265,7 @@
         </w:rPr>
         <w:t>3.2. Назначение и цели разработки</w:t>
       </w:r>
-      <w:bookmarkEnd w:id="15"/>
+      <w:bookmarkEnd w:id="16"/>
     </w:p>
     <w:p>
       <w:pPr>
@@ -8437,7 +8626,7 @@
           <w:szCs w:val="28"/>
         </w:rPr>
       </w:pPr>
-      <w:bookmarkStart w:id="16" w:name="_Toc224069304"/>
+      <w:bookmarkStart w:id="17" w:name="_Toc226052390"/>
       <w:r>
         <w:rPr>
           <w:rFonts w:cs="Times New Roman"/>
@@ -8447,7 +8636,7 @@
         </w:rPr>
         <w:t>3.3. Требования к системе</w:t>
       </w:r>
-      <w:bookmarkEnd w:id="16"/>
+      <w:bookmarkEnd w:id="17"/>
     </w:p>
     <w:p>
       <w:pPr>
@@ -9541,7 +9730,25 @@
           <w:sz w:val="28"/>
           <w:szCs w:val="28"/>
         </w:rPr>
-        <w:t>Камеры: Разрешение не менее 1080p.</w:t>
+        <w:t xml:space="preserve">Камеры: Разрешение не менее </w:t>
+      </w:r>
+      <w:r>
+        <w:rPr>
+          <w:rFonts w:ascii="Times New Roman" w:eastAsiaTheme="majorEastAsia" w:hAnsi="Times New Roman" w:cs="Times New Roman"/>
+          <w:color w:val="000000" w:themeColor="text1"/>
+          <w:sz w:val="28"/>
+          <w:szCs w:val="28"/>
+        </w:rPr>
+        <w:t>720</w:t>
+      </w:r>
+      <w:r>
+        <w:rPr>
+          <w:rFonts w:ascii="Times New Roman" w:eastAsiaTheme="majorEastAsia" w:hAnsi="Times New Roman" w:cs="Times New Roman"/>
+          <w:color w:val="000000" w:themeColor="text1"/>
+          <w:sz w:val="28"/>
+          <w:szCs w:val="28"/>
+        </w:rPr>
+        <w:t>p.</w:t>
       </w:r>
     </w:p>
     <w:p>
@@ -9610,7 +9817,7 @@
           <w:szCs w:val="28"/>
         </w:rPr>
       </w:pPr>
-      <w:bookmarkStart w:id="17" w:name="_Toc224069305"/>
+      <w:bookmarkStart w:id="18" w:name="_Toc226052391"/>
       <w:r>
         <w:rPr>
           <w:rFonts w:cs="Times New Roman"/>
@@ -9620,7 +9827,7 @@
         </w:rPr>
         <w:t>3.4. Основные пользователи</w:t>
       </w:r>
-      <w:bookmarkEnd w:id="17"/>
+      <w:bookmarkEnd w:id="18"/>
     </w:p>
     <w:p>
       <w:pPr>
@@ -9682,6 +9889,7 @@
     </w:p>
     <w:p>
       <w:pPr>
+        <w:spacing w:after="0" w:line="360" w:lineRule="auto"/>
         <w:rPr>
           <w:rFonts w:ascii="Times New Roman" w:eastAsiaTheme="majorEastAsia" w:hAnsi="Times New Roman" w:cs="Times New Roman"/>
           <w:color w:val="000000" w:themeColor="text1"/>
@@ -9702,7 +9910,7 @@
     <w:p>
       <w:pPr>
         <w:pStyle w:val="1"/>
-        <w:spacing w:line="360" w:lineRule="auto"/>
+        <w:spacing w:before="0" w:after="0" w:line="360" w:lineRule="auto"/>
         <w:jc w:val="center"/>
         <w:rPr>
           <w:rFonts w:ascii="Times New Roman" w:hAnsi="Times New Roman" w:cs="Times New Roman"/>
@@ -9713,8 +9921,8 @@
           <w:szCs w:val="28"/>
         </w:rPr>
       </w:pPr>
-      <w:bookmarkStart w:id="18" w:name="_Toc194515457"/>
-      <w:bookmarkStart w:id="19" w:name="_Toc224069306"/>
+      <w:bookmarkStart w:id="19" w:name="_Toc194515457"/>
+      <w:bookmarkStart w:id="20" w:name="_Toc226052392"/>
       <w:r>
         <w:rPr>
           <w:rFonts w:ascii="Times New Roman" w:hAnsi="Times New Roman" w:cs="Times New Roman"/>
@@ -9727,8 +9935,8 @@
         <w:lastRenderedPageBreak/>
         <w:t>4. ПРОЕКТИРОВАНИЕ СИСТЕМЫ</w:t>
       </w:r>
-      <w:bookmarkEnd w:id="18"/>
       <w:bookmarkEnd w:id="19"/>
+      <w:bookmarkEnd w:id="20"/>
     </w:p>
     <w:p>
       <w:pPr>
@@ -9798,15 +10006,7 @@
           <w:sz w:val="28"/>
           <w:szCs w:val="28"/>
         </w:rPr>
-        <w:t xml:space="preserve">0 диаграмму для описания общей структуры системы, схема интерфейса </w:t>
-      </w:r>
-      <w:r>
-        <w:rPr>
-          <w:rFonts w:ascii="Times New Roman" w:hAnsi="Times New Roman" w:cs="Times New Roman"/>
-          <w:sz w:val="28"/>
-          <w:szCs w:val="28"/>
-        </w:rPr>
-        <w:t xml:space="preserve">для определения концепции взаимодействия с пользователем. </w:t>
+        <w:t xml:space="preserve">0 диаграмму для описания общей структуры системы, схема интерфейса для определения концепции взаимодействия с пользователем. </w:t>
       </w:r>
     </w:p>
     <w:p>
@@ -9824,8 +10024,8 @@
           <w:szCs w:val="28"/>
         </w:rPr>
       </w:pPr>
-      <w:bookmarkStart w:id="20" w:name="_Toc194515458"/>
-      <w:bookmarkStart w:id="21" w:name="_Toc224069307"/>
+      <w:bookmarkStart w:id="21" w:name="_Toc194515458"/>
+      <w:bookmarkStart w:id="22" w:name="_Toc226052393"/>
       <w:r>
         <w:rPr>
           <w:rFonts w:cs="Times New Roman"/>
@@ -9835,8 +10035,8 @@
         </w:rPr>
         <w:t>4.1. BPMN-диаграмма</w:t>
       </w:r>
-      <w:bookmarkEnd w:id="20"/>
       <w:bookmarkEnd w:id="21"/>
+      <w:bookmarkEnd w:id="22"/>
     </w:p>
     <w:p>
       <w:pPr>
@@ -9872,7 +10072,23 @@
           <w:sz w:val="28"/>
           <w:szCs w:val="28"/>
         </w:rPr>
-        <w:t xml:space="preserve"> диаграммы. BPMN-диаграмма отражает детальное описание бизнес-процессов. Диаграмма</w:t>
+        <w:t xml:space="preserve"> диаграммы. BPMN-диаграмма отражает детальное описание бизнес-процессов. </w:t>
+      </w:r>
+      <w:r>
+        <w:rPr>
+          <w:rFonts w:ascii="Times New Roman" w:hAnsi="Times New Roman" w:cs="Times New Roman"/>
+          <w:sz w:val="28"/>
+          <w:szCs w:val="28"/>
+        </w:rPr>
+        <w:t>А также</w:t>
+      </w:r>
+      <w:r>
+        <w:rPr>
+          <w:rFonts w:ascii="Times New Roman" w:hAnsi="Times New Roman" w:cs="Times New Roman"/>
+          <w:sz w:val="28"/>
+          <w:szCs w:val="28"/>
+        </w:rPr>
+        <w:t xml:space="preserve"> позволяет в полной мере отразить процессы, происходящие в системе.</w:t>
       </w:r>
       <w:r>
         <w:rPr>
@@ -9888,35 +10104,20 @@
           <w:sz w:val="28"/>
           <w:szCs w:val="28"/>
         </w:rPr>
-        <w:t>до внедрения автоматизированной системы</w:t>
-      </w:r>
-      <w:r>
-        <w:rPr>
-          <w:rFonts w:ascii="Times New Roman" w:hAnsi="Times New Roman" w:cs="Times New Roman"/>
-          <w:sz w:val="28"/>
-          <w:szCs w:val="28"/>
-        </w:rPr>
-        <w:t xml:space="preserve"> представлена ниже (рис. </w:t>
-      </w:r>
-      <w:r>
-        <w:rPr>
-          <w:rFonts w:ascii="Times New Roman" w:hAnsi="Times New Roman" w:cs="Times New Roman"/>
-          <w:sz w:val="28"/>
-          <w:szCs w:val="28"/>
-        </w:rPr>
-        <w:t>1</w:t>
-      </w:r>
-      <w:r>
-        <w:rPr>
-          <w:rFonts w:ascii="Times New Roman" w:hAnsi="Times New Roman" w:cs="Times New Roman"/>
-          <w:sz w:val="28"/>
-          <w:szCs w:val="28"/>
-        </w:rPr>
-        <w:t>).</w:t>
-      </w:r>
-    </w:p>
-    <w:p>
-      <w:pPr>
+        <w:t>Диаграмма представлена ниже</w:t>
+      </w:r>
+      <w:r>
+        <w:rPr>
+          <w:rFonts w:ascii="Times New Roman" w:hAnsi="Times New Roman" w:cs="Times New Roman"/>
+          <w:sz w:val="28"/>
+          <w:szCs w:val="28"/>
+        </w:rPr>
+        <w:t>.</w:t>
+      </w:r>
+    </w:p>
+    <w:p>
+      <w:pPr>
+        <w:keepNext/>
         <w:spacing w:after="0" w:line="360" w:lineRule="auto"/>
         <w:jc w:val="both"/>
         <w:rPr>
@@ -9932,204 +10133,6 @@
           <w:sz w:val="28"/>
           <w:szCs w:val="28"/>
         </w:rPr>
-        <w:drawing>
-          <wp:inline distT="0" distB="0" distL="0" distR="0" wp14:anchorId="1311DAB5" wp14:editId="4B9C1483">
-            <wp:extent cx="5940425" cy="2079625"/>
-            <wp:effectExtent l="0" t="0" r="3175" b="0"/>
-            <wp:docPr id="3" name="Рисунок 3"/>
-            <wp:cNvGraphicFramePr>
-              <a:graphicFrameLocks xmlns:a="http://schemas.openxmlformats.org/drawingml/2006/main" noChangeAspect="1"/>
-            </wp:cNvGraphicFramePr>
-            <a:graphic xmlns:a="http://schemas.openxmlformats.org/drawingml/2006/main">
-              <a:graphicData uri="http://schemas.openxmlformats.org/drawingml/2006/picture">
-                <pic:pic xmlns:pic="http://schemas.openxmlformats.org/drawingml/2006/picture">
-                  <pic:nvPicPr>
-                    <pic:cNvPr id="1" name=""/>
-                    <pic:cNvPicPr/>
-                  </pic:nvPicPr>
-                  <pic:blipFill>
-                    <a:blip r:embed="rId8"/>
-                    <a:stretch>
-                      <a:fillRect/>
-                    </a:stretch>
-                  </pic:blipFill>
-                  <pic:spPr>
-                    <a:xfrm>
-                      <a:off x="0" y="0"/>
-                      <a:ext cx="5954071" cy="2084402"/>
-                    </a:xfrm>
-                    <a:prstGeom prst="rect">
-                      <a:avLst/>
-                    </a:prstGeom>
-                  </pic:spPr>
-                </pic:pic>
-              </a:graphicData>
-            </a:graphic>
-          </wp:inline>
-        </w:drawing>
-      </w:r>
-    </w:p>
-    <w:p>
-      <w:pPr>
-        <w:pStyle w:val="af"/>
-        <w:spacing w:after="0" w:line="360" w:lineRule="auto"/>
-        <w:jc w:val="center"/>
-        <w:rPr>
-          <w:rFonts w:ascii="Times New Roman" w:hAnsi="Times New Roman" w:cs="Times New Roman"/>
-          <w:i w:val="0"/>
-          <w:iCs w:val="0"/>
-          <w:color w:val="000000" w:themeColor="text1"/>
-          <w:sz w:val="28"/>
-          <w:szCs w:val="28"/>
-        </w:rPr>
-      </w:pPr>
-      <w:r>
-        <w:rPr>
-          <w:rFonts w:ascii="Times New Roman" w:hAnsi="Times New Roman" w:cs="Times New Roman"/>
-          <w:i w:val="0"/>
-          <w:iCs w:val="0"/>
-          <w:color w:val="000000" w:themeColor="text1"/>
-          <w:sz w:val="28"/>
-          <w:szCs w:val="28"/>
-        </w:rPr>
-        <w:t xml:space="preserve">Рисунок </w:t>
-      </w:r>
-      <w:r>
-        <w:rPr>
-          <w:rFonts w:ascii="Times New Roman" w:hAnsi="Times New Roman" w:cs="Times New Roman"/>
-          <w:i w:val="0"/>
-          <w:iCs w:val="0"/>
-          <w:color w:val="000000" w:themeColor="text1"/>
-          <w:sz w:val="28"/>
-          <w:szCs w:val="28"/>
-        </w:rPr>
-        <w:t>1</w:t>
-      </w:r>
-      <w:r>
-        <w:rPr>
-          <w:rFonts w:ascii="Times New Roman" w:hAnsi="Times New Roman" w:cs="Times New Roman"/>
-          <w:i w:val="0"/>
-          <w:iCs w:val="0"/>
-          <w:color w:val="000000" w:themeColor="text1"/>
-          <w:sz w:val="28"/>
-          <w:szCs w:val="28"/>
-        </w:rPr>
-        <w:t xml:space="preserve">. </w:t>
-      </w:r>
-      <w:r>
-        <w:rPr>
-          <w:rFonts w:ascii="Times New Roman" w:hAnsi="Times New Roman" w:cs="Times New Roman"/>
-          <w:i w:val="0"/>
-          <w:iCs w:val="0"/>
-          <w:color w:val="000000" w:themeColor="text1"/>
-          <w:sz w:val="28"/>
-          <w:szCs w:val="28"/>
-          <w:lang w:val="en-US"/>
-        </w:rPr>
-        <w:t>BPMN</w:t>
-      </w:r>
-      <w:r>
-        <w:rPr>
-          <w:rFonts w:ascii="Times New Roman" w:hAnsi="Times New Roman" w:cs="Times New Roman"/>
-          <w:i w:val="0"/>
-          <w:iCs w:val="0"/>
-          <w:color w:val="000000" w:themeColor="text1"/>
-          <w:sz w:val="28"/>
-          <w:szCs w:val="28"/>
-        </w:rPr>
-        <w:t xml:space="preserve"> диаграмма </w:t>
-      </w:r>
-      <w:r>
-        <w:rPr>
-          <w:rFonts w:ascii="Times New Roman" w:hAnsi="Times New Roman" w:cs="Times New Roman"/>
-          <w:i w:val="0"/>
-          <w:iCs w:val="0"/>
-          <w:color w:val="000000" w:themeColor="text1"/>
-          <w:sz w:val="28"/>
-          <w:szCs w:val="28"/>
-        </w:rPr>
-        <w:t>до внедрения автоматизированной системы</w:t>
-      </w:r>
-    </w:p>
-    <w:p>
-      <w:pPr>
-        <w:spacing w:after="0" w:line="360" w:lineRule="auto"/>
-        <w:ind w:firstLine="709"/>
-        <w:jc w:val="both"/>
-        <w:rPr>
-          <w:rFonts w:ascii="Times New Roman" w:hAnsi="Times New Roman" w:cs="Times New Roman"/>
-          <w:sz w:val="28"/>
-          <w:szCs w:val="28"/>
-        </w:rPr>
-      </w:pPr>
-      <w:r>
-        <w:rPr>
-          <w:rFonts w:ascii="Times New Roman" w:hAnsi="Times New Roman" w:cs="Times New Roman"/>
-          <w:sz w:val="28"/>
-          <w:szCs w:val="28"/>
-        </w:rPr>
-        <w:t>Диаграмма</w:t>
-      </w:r>
-      <w:r>
-        <w:rPr>
-          <w:rFonts w:ascii="Times New Roman" w:hAnsi="Times New Roman" w:cs="Times New Roman"/>
-          <w:sz w:val="28"/>
-          <w:szCs w:val="28"/>
-        </w:rPr>
-        <w:t xml:space="preserve"> </w:t>
-      </w:r>
-      <w:r>
-        <w:rPr>
-          <w:rFonts w:ascii="Times New Roman" w:hAnsi="Times New Roman" w:cs="Times New Roman"/>
-          <w:sz w:val="28"/>
-          <w:szCs w:val="28"/>
-        </w:rPr>
-        <w:t>после внедрения автоматизированной системы</w:t>
-      </w:r>
-      <w:r>
-        <w:rPr>
-          <w:rFonts w:ascii="Times New Roman" w:hAnsi="Times New Roman" w:cs="Times New Roman"/>
-          <w:sz w:val="28"/>
-          <w:szCs w:val="28"/>
-        </w:rPr>
-        <w:t xml:space="preserve"> представлена ниже (рис. </w:t>
-      </w:r>
-      <w:r>
-        <w:rPr>
-          <w:rFonts w:ascii="Times New Roman" w:hAnsi="Times New Roman" w:cs="Times New Roman"/>
-          <w:sz w:val="28"/>
-          <w:szCs w:val="28"/>
-        </w:rPr>
-        <w:t>2</w:t>
-      </w:r>
-      <w:r>
-        <w:rPr>
-          <w:rFonts w:ascii="Times New Roman" w:hAnsi="Times New Roman" w:cs="Times New Roman"/>
-          <w:sz w:val="28"/>
-          <w:szCs w:val="28"/>
-        </w:rPr>
-        <w:t>).</w:t>
-      </w:r>
-    </w:p>
-    <w:p>
-      <w:pPr>
-        <w:keepNext/>
-        <w:spacing w:after="0" w:line="360" w:lineRule="auto"/>
-        <w:jc w:val="both"/>
-        <w:rPr>
-          <w:rFonts w:ascii="Times New Roman" w:hAnsi="Times New Roman" w:cs="Times New Roman"/>
-          <w:sz w:val="28"/>
-          <w:szCs w:val="28"/>
-        </w:rPr>
-      </w:pPr>
-      <w:r>
-        <w:rPr>
-          <w:rFonts w:ascii="Times New Roman" w:hAnsi="Times New Roman" w:cs="Times New Roman"/>
-          <w:noProof/>
-          <w:sz w:val="28"/>
-          <w:szCs w:val="28"/>
-        </w:rPr>
-        <w:lastRenderedPageBreak/>
         <w:drawing>
           <wp:inline distT="0" distB="0" distL="0" distR="0" wp14:anchorId="7A4F0E4E" wp14:editId="7BA11203">
             <wp:extent cx="5940425" cy="5012690"/>
@@ -10176,7 +10179,7 @@
           <w:rFonts w:ascii="Times New Roman" w:hAnsi="Times New Roman" w:cs="Times New Roman"/>
           <w:i w:val="0"/>
           <w:iCs w:val="0"/>
-          <w:color w:val="000000" w:themeColor="text1"/>
+          <w:color w:val="auto"/>
           <w:sz w:val="28"/>
           <w:szCs w:val="28"/>
         </w:rPr>
@@ -10186,7 +10189,7 @@
           <w:rFonts w:ascii="Times New Roman" w:hAnsi="Times New Roman" w:cs="Times New Roman"/>
           <w:i w:val="0"/>
           <w:iCs w:val="0"/>
-          <w:color w:val="000000" w:themeColor="text1"/>
+          <w:color w:val="auto"/>
           <w:sz w:val="28"/>
           <w:szCs w:val="28"/>
         </w:rPr>
@@ -10197,7 +10200,7 @@
           <w:rFonts w:ascii="Times New Roman" w:hAnsi="Times New Roman" w:cs="Times New Roman"/>
           <w:i w:val="0"/>
           <w:iCs w:val="0"/>
-          <w:color w:val="000000" w:themeColor="text1"/>
+          <w:color w:val="auto"/>
           <w:sz w:val="28"/>
           <w:szCs w:val="28"/>
         </w:rPr>
@@ -10208,7 +10211,7 @@
           <w:rFonts w:ascii="Times New Roman" w:hAnsi="Times New Roman" w:cs="Times New Roman"/>
           <w:i w:val="0"/>
           <w:iCs w:val="0"/>
-          <w:color w:val="000000" w:themeColor="text1"/>
+          <w:color w:val="auto"/>
           <w:sz w:val="28"/>
           <w:szCs w:val="28"/>
         </w:rPr>
@@ -10219,7 +10222,7 @@
           <w:rFonts w:ascii="Times New Roman" w:hAnsi="Times New Roman" w:cs="Times New Roman"/>
           <w:i w:val="0"/>
           <w:iCs w:val="0"/>
-          <w:color w:val="000000" w:themeColor="text1"/>
+          <w:color w:val="auto"/>
           <w:sz w:val="28"/>
           <w:szCs w:val="28"/>
           <w:lang w:val="en-US"/>
@@ -10231,22 +10234,46 @@
           <w:rFonts w:ascii="Times New Roman" w:hAnsi="Times New Roman" w:cs="Times New Roman"/>
           <w:i w:val="0"/>
           <w:iCs w:val="0"/>
-          <w:color w:val="000000" w:themeColor="text1"/>
-          <w:sz w:val="28"/>
-          <w:szCs w:val="28"/>
-        </w:rPr>
-        <w:t xml:space="preserve"> диаграмма </w:t>
+          <w:color w:val="auto"/>
+          <w:sz w:val="28"/>
+          <w:szCs w:val="28"/>
+        </w:rPr>
+        <w:t xml:space="preserve"> диаграмма</w:t>
       </w:r>
       <w:r>
         <w:rPr>
           <w:rFonts w:ascii="Times New Roman" w:hAnsi="Times New Roman" w:cs="Times New Roman"/>
           <w:i w:val="0"/>
           <w:iCs w:val="0"/>
-          <w:color w:val="000000" w:themeColor="text1"/>
-          <w:sz w:val="28"/>
-          <w:szCs w:val="28"/>
-        </w:rPr>
-        <w:t>с автоматизированной системой</w:t>
+          <w:color w:val="auto"/>
+          <w:sz w:val="28"/>
+          <w:szCs w:val="28"/>
+        </w:rPr>
+        <w:t xml:space="preserve"> бизнес-процесса</w:t>
+      </w:r>
+      <w:r>
+        <w:rPr>
+          <w:rFonts w:ascii="Times New Roman" w:hAnsi="Times New Roman" w:cs="Times New Roman"/>
+          <w:i w:val="0"/>
+          <w:iCs w:val="0"/>
+          <w:color w:val="auto"/>
+          <w:sz w:val="28"/>
+          <w:szCs w:val="28"/>
+        </w:rPr>
+        <w:t xml:space="preserve"> </w:t>
+      </w:r>
+      <w:r>
+        <w:rPr>
+          <w:rFonts w:ascii="Times New Roman" w:eastAsia="Times New Roman" w:hAnsi="Times New Roman" w:cs="Times New Roman"/>
+          <w:bCs/>
+          <w:i w:val="0"/>
+          <w:iCs w:val="0"/>
+          <w:color w:val="auto"/>
+          <w:sz w:val="28"/>
+          <w:szCs w:val="28"/>
+          <w:lang w:eastAsia="ru-RU" w:bidi="ar-SA"/>
+        </w:rPr>
+        <w:t>обнаружения присутствия человека в опасной зоне</w:t>
       </w:r>
     </w:p>
     <w:p>
@@ -10266,7 +10293,8 @@
           <w:sz w:val="28"/>
           <w:szCs w:val="28"/>
         </w:rPr>
-        <w:t>Глобально всю систему можно разделить на три модуля – идентификация и мониторинг, анализ и уведомления.</w:t>
+        <w:lastRenderedPageBreak/>
+        <w:t>Процесс начинается с аутентификации пользователя в системе. После этого осуществляется получение данных о сотруднике из базы данных, включая информацию о его допуске к работе. На основе этих данных выполняется проверка прав доступа. В случае отсутствия допуска система автоматически блокирует доступ в опасную зону.</w:t>
       </w:r>
     </w:p>
     <w:p>
@@ -10286,7 +10314,7 @@
           <w:sz w:val="28"/>
           <w:szCs w:val="28"/>
         </w:rPr>
-        <w:t>В блоке идентификации и мониторинга при запуске системы пользователь (оператор) может самостоятельно настроить параметры мониторинга, такие как границы опасной зоны, контрольные точки и требования к защитному оборудованию. Также он может загрузить из базы данных (БД сотрудников) уже существующие параметры, которые использовались ранее. После этого происходит инициализация системы и запуск мониторинга опасной зоны. Система начинает сбор данных с камер для обнаружения присутствия человека и фиксации прохождения контрольных точек.</w:t>
+        <w:t>Если доступ разрешён, система инициирует получение видеопотока с камер наблюдения и выполняет сканирование опасной зоны с целью обнаружения человека. Далее осуществляется автоматическая проверка прохождения контрольных точек.</w:t>
       </w:r>
     </w:p>
     <w:p>
@@ -10306,8 +10334,7 @@
           <w:sz w:val="28"/>
           <w:szCs w:val="28"/>
         </w:rPr>
-        <w:lastRenderedPageBreak/>
-        <w:t>На последнем этапе включается в работу модуль анализа и уведомлений, который обрабатывает собранные данные. Анализатор проверяет, были ли соблюдены все требования: прохождение контрольных точек, допуск сотрудника. Если обнаруживаются нарушения (например, отсутствие шлема или непрохождение контрольной точки), формируется уведомление для оператора. Также создаётся отчёт с результатами мониторинга, включающий данные о сотрудниках, времени входа/выхода, прохождении контрольных точек и выявленных нарушениях.</w:t>
+        <w:t>Система анализирует, были ли посещены все необходимые контрольные точки. В случае их непрохождения формируется уведомление оператору. Оператор принимает решение на основе полученной информации.</w:t>
       </w:r>
     </w:p>
     <w:p>
@@ -10327,15 +10354,7 @@
           <w:sz w:val="28"/>
           <w:szCs w:val="28"/>
         </w:rPr>
-        <w:t xml:space="preserve">Также на протяжении всего процесса мониторинга ведётся сбор необходимой информации для сохранения в БД. Это данные о сотрудниках (ID, время входа/выхода), информация о </w:t>
-      </w:r>
-      <w:r>
-        <w:rPr>
-          <w:rFonts w:ascii="Times New Roman" w:hAnsi="Times New Roman" w:cs="Times New Roman"/>
-          <w:sz w:val="28"/>
-          <w:szCs w:val="28"/>
-        </w:rPr>
-        <w:t>прохождении контрольных точек, а также итоговый отчёт и уведомления о нарушениях.</w:t>
+        <w:t>Дополнительно система осуществляет сопровождение сотрудника в опасной зоне, анализируя его действия в реальном времени. При выявлении нарушений (например, отсутствие защитного оборудования или отклонение от маршрута) система инициирует процедуру вывода сотрудника из зоны.</w:t>
       </w:r>
     </w:p>
     <w:p>
@@ -10355,7 +10374,27 @@
           <w:sz w:val="28"/>
           <w:szCs w:val="28"/>
         </w:rPr>
-        <w:t>Данная диаграмма позволяет в полной мере отразить процессы, происходящие в системе.</w:t>
+        <w:t>После завершения работы выполняется анализ результатов, и на его основе автоматически формируется отчёт о проделанной работе, включая информацию о перемещениях сотрудника и выявленных нарушениях.</w:t>
+      </w:r>
+    </w:p>
+    <w:p>
+      <w:pPr>
+        <w:spacing w:after="0" w:line="360" w:lineRule="auto"/>
+        <w:ind w:firstLine="709"/>
+        <w:jc w:val="both"/>
+        <w:rPr>
+          <w:rFonts w:ascii="Times New Roman" w:hAnsi="Times New Roman" w:cs="Times New Roman"/>
+          <w:sz w:val="28"/>
+          <w:szCs w:val="28"/>
+        </w:rPr>
+      </w:pPr>
+      <w:r>
+        <w:rPr>
+          <w:rFonts w:ascii="Times New Roman" w:hAnsi="Times New Roman" w:cs="Times New Roman"/>
+          <w:sz w:val="28"/>
+          <w:szCs w:val="28"/>
+        </w:rPr>
+        <w:t>Таким образом, внедрение автоматизированной системы позволяет существенно снизить нагрузку на оператора, повысить точность контроля, обеспечить своевременное выявление нарушений и автоматизировать процесс формирования отчётности.</w:t>
       </w:r>
     </w:p>
     <w:p>
@@ -10373,8 +10412,8 @@
           <w:szCs w:val="28"/>
         </w:rPr>
       </w:pPr>
-      <w:bookmarkStart w:id="22" w:name="_Toc194515459"/>
-      <w:bookmarkStart w:id="23" w:name="_Toc224069308"/>
+      <w:bookmarkStart w:id="23" w:name="_Toc194515459"/>
+      <w:bookmarkStart w:id="24" w:name="_Toc226052394"/>
       <w:r>
         <w:rPr>
           <w:rFonts w:cs="Times New Roman"/>
@@ -10384,8 +10423,8 @@
         </w:rPr>
         <w:t>4.2. Диаграмма IDEF0</w:t>
       </w:r>
-      <w:bookmarkEnd w:id="22"/>
       <w:bookmarkEnd w:id="23"/>
+      <w:bookmarkEnd w:id="24"/>
     </w:p>
     <w:p>
       <w:pPr>
@@ -10421,33 +10460,35 @@
           <w:sz w:val="28"/>
           <w:szCs w:val="28"/>
         </w:rPr>
-        <w:t>0 диаграммы. Диаграмма верхнего уровня обеспечивает наиболее общее или абстрактное описание объекта моделирования. Диаграмма представлена на рисунке</w:t>
-      </w:r>
-      <w:r>
-        <w:rPr>
-          <w:rFonts w:ascii="Times New Roman" w:hAnsi="Times New Roman" w:cs="Times New Roman"/>
-          <w:sz w:val="28"/>
-          <w:szCs w:val="28"/>
-        </w:rPr>
-        <w:t xml:space="preserve"> ниже.</w:t>
-      </w:r>
-    </w:p>
-    <w:p>
-      <w:pPr>
-        <w:spacing w:after="0" w:line="360" w:lineRule="auto"/>
-        <w:jc w:val="both"/>
-        <w:rPr>
-          <w:rFonts w:ascii="Times New Roman" w:hAnsi="Times New Roman" w:cs="Times New Roman"/>
-          <w:sz w:val="28"/>
-          <w:szCs w:val="28"/>
-        </w:rPr>
-      </w:pPr>
-      <w:r>
-        <w:rPr>
-          <w:rFonts w:ascii="Times New Roman" w:hAnsi="Times New Roman" w:cs="Times New Roman"/>
-          <w:sz w:val="28"/>
-          <w:szCs w:val="28"/>
-        </w:rPr>
+        <w:t xml:space="preserve">0 диаграммы. </w:t>
+      </w:r>
+      <w:r>
+        <w:rPr>
+          <w:rFonts w:ascii="Times New Roman" w:hAnsi="Times New Roman" w:cs="Times New Roman"/>
+          <w:sz w:val="28"/>
+          <w:szCs w:val="28"/>
+        </w:rPr>
+        <w:t>Диаграмма IDEF0 представляет собой функциональную модель верхнего уровня разрабатываемой автоматизированной системы обнаружения присутствия человека в опасной зоне. Она описывает систему как единый блок (A-0), показывая основные входы, выходы, управляющие воздействия и механизмы, обеспечивающие её функционирование.</w:t>
+      </w:r>
+    </w:p>
+    <w:p>
+      <w:pPr>
+        <w:spacing w:after="0" w:line="360" w:lineRule="auto"/>
+        <w:jc w:val="both"/>
+        <w:rPr>
+          <w:rFonts w:ascii="Times New Roman" w:hAnsi="Times New Roman" w:cs="Times New Roman"/>
+          <w:sz w:val="28"/>
+          <w:szCs w:val="28"/>
+        </w:rPr>
+      </w:pPr>
+      <w:r>
+        <w:rPr>
+          <w:rFonts w:ascii="Times New Roman" w:hAnsi="Times New Roman" w:cs="Times New Roman"/>
+          <w:noProof/>
+          <w:sz w:val="28"/>
+          <w:szCs w:val="28"/>
+        </w:rPr>
+        <w:lastRenderedPageBreak/>
         <w:drawing>
           <wp:inline distT="0" distB="0" distL="0" distR="0" wp14:anchorId="363A7AC5" wp14:editId="0E366AFD">
             <wp:extent cx="5560828" cy="3416744"/>
@@ -10559,6 +10600,597 @@
     </w:p>
     <w:p>
       <w:pPr>
+        <w:spacing w:after="0" w:line="360" w:lineRule="auto"/>
+        <w:ind w:firstLine="709"/>
+        <w:jc w:val="both"/>
+        <w:rPr>
+          <w:rFonts w:ascii="Times New Roman" w:hAnsi="Times New Roman" w:cs="Times New Roman"/>
+          <w:sz w:val="28"/>
+          <w:szCs w:val="28"/>
+        </w:rPr>
+      </w:pPr>
+      <w:r>
+        <w:rPr>
+          <w:rFonts w:ascii="Times New Roman" w:hAnsi="Times New Roman" w:cs="Times New Roman"/>
+          <w:sz w:val="28"/>
+          <w:szCs w:val="28"/>
+        </w:rPr>
+        <w:t>На диаграмме блок «Автоматизированная система обнаружения присутствия человека в опасной зоне с учётом прохождения контрольных точек» является центральным функциональным блоком модели.</w:t>
+      </w:r>
+    </w:p>
+    <w:p>
+      <w:pPr>
+        <w:spacing w:after="0" w:line="360" w:lineRule="auto"/>
+        <w:ind w:firstLine="709"/>
+        <w:jc w:val="both"/>
+        <w:rPr>
+          <w:rFonts w:ascii="Times New Roman" w:hAnsi="Times New Roman" w:cs="Times New Roman"/>
+          <w:sz w:val="28"/>
+          <w:szCs w:val="28"/>
+        </w:rPr>
+      </w:pPr>
+      <w:r>
+        <w:rPr>
+          <w:rFonts w:ascii="Times New Roman" w:hAnsi="Times New Roman" w:cs="Times New Roman"/>
+          <w:b/>
+          <w:bCs/>
+          <w:sz w:val="28"/>
+          <w:szCs w:val="28"/>
+        </w:rPr>
+        <w:t>Входы системы (слева):</w:t>
+      </w:r>
+    </w:p>
+    <w:p>
+      <w:pPr>
+        <w:numPr>
+          <w:ilvl w:val="0"/>
+          <w:numId w:val="63"/>
+        </w:numPr>
+        <w:spacing w:after="0" w:line="360" w:lineRule="auto"/>
+        <w:ind w:left="0"/>
+        <w:jc w:val="both"/>
+        <w:rPr>
+          <w:rFonts w:ascii="Times New Roman" w:hAnsi="Times New Roman" w:cs="Times New Roman"/>
+          <w:sz w:val="28"/>
+          <w:szCs w:val="28"/>
+        </w:rPr>
+      </w:pPr>
+      <w:r>
+        <w:rPr>
+          <w:rFonts w:ascii="Times New Roman" w:hAnsi="Times New Roman" w:cs="Times New Roman"/>
+          <w:b/>
+          <w:bCs/>
+          <w:sz w:val="28"/>
+          <w:szCs w:val="28"/>
+        </w:rPr>
+        <w:t>Данные с камер</w:t>
+      </w:r>
+      <w:r>
+        <w:rPr>
+          <w:rFonts w:ascii="Times New Roman" w:hAnsi="Times New Roman" w:cs="Times New Roman"/>
+          <w:sz w:val="28"/>
+          <w:szCs w:val="28"/>
+        </w:rPr>
+        <w:t xml:space="preserve"> — видеопоток с установленных камер наблюдения, используемый для визуального анализа присутствия человека и наличия защитного оборудования;</w:t>
+      </w:r>
+    </w:p>
+    <w:p>
+      <w:pPr>
+        <w:numPr>
+          <w:ilvl w:val="0"/>
+          <w:numId w:val="63"/>
+        </w:numPr>
+        <w:spacing w:after="0" w:line="360" w:lineRule="auto"/>
+        <w:ind w:left="0"/>
+        <w:jc w:val="both"/>
+        <w:rPr>
+          <w:rFonts w:ascii="Times New Roman" w:hAnsi="Times New Roman" w:cs="Times New Roman"/>
+          <w:sz w:val="28"/>
+          <w:szCs w:val="28"/>
+        </w:rPr>
+      </w:pPr>
+      <w:r>
+        <w:rPr>
+          <w:rFonts w:ascii="Times New Roman" w:hAnsi="Times New Roman" w:cs="Times New Roman"/>
+          <w:b/>
+          <w:bCs/>
+          <w:sz w:val="28"/>
+          <w:szCs w:val="28"/>
+        </w:rPr>
+        <w:t>Параметры системы</w:t>
+      </w:r>
+      <w:r>
+        <w:rPr>
+          <w:rFonts w:ascii="Times New Roman" w:hAnsi="Times New Roman" w:cs="Times New Roman"/>
+          <w:sz w:val="28"/>
+          <w:szCs w:val="28"/>
+        </w:rPr>
+        <w:t xml:space="preserve"> — настройки конфигурации (границы опасной зоны, расположение контрольных точек, пороговые значения и т.д.);</w:t>
+      </w:r>
+    </w:p>
+    <w:p>
+      <w:pPr>
+        <w:numPr>
+          <w:ilvl w:val="0"/>
+          <w:numId w:val="63"/>
+        </w:numPr>
+        <w:spacing w:after="0" w:line="360" w:lineRule="auto"/>
+        <w:ind w:left="0"/>
+        <w:jc w:val="both"/>
+        <w:rPr>
+          <w:rFonts w:ascii="Times New Roman" w:hAnsi="Times New Roman" w:cs="Times New Roman"/>
+          <w:sz w:val="28"/>
+          <w:szCs w:val="28"/>
+        </w:rPr>
+      </w:pPr>
+      <w:r>
+        <w:rPr>
+          <w:rFonts w:ascii="Times New Roman" w:hAnsi="Times New Roman" w:cs="Times New Roman"/>
+          <w:b/>
+          <w:bCs/>
+          <w:sz w:val="28"/>
+          <w:szCs w:val="28"/>
+        </w:rPr>
+        <w:t>Данные о сотруднике</w:t>
+      </w:r>
+      <w:r>
+        <w:rPr>
+          <w:rFonts w:ascii="Times New Roman" w:hAnsi="Times New Roman" w:cs="Times New Roman"/>
+          <w:sz w:val="28"/>
+          <w:szCs w:val="28"/>
+        </w:rPr>
+        <w:t xml:space="preserve"> — информация из базы данных (ФИО, ID, допуск к работе в опасной зоне).</w:t>
+      </w:r>
+    </w:p>
+    <w:p>
+      <w:pPr>
+        <w:spacing w:after="0" w:line="360" w:lineRule="auto"/>
+        <w:ind w:firstLine="709"/>
+        <w:jc w:val="both"/>
+        <w:rPr>
+          <w:rFonts w:ascii="Times New Roman" w:hAnsi="Times New Roman" w:cs="Times New Roman"/>
+          <w:sz w:val="28"/>
+          <w:szCs w:val="28"/>
+        </w:rPr>
+      </w:pPr>
+      <w:r>
+        <w:rPr>
+          <w:rFonts w:ascii="Times New Roman" w:hAnsi="Times New Roman" w:cs="Times New Roman"/>
+          <w:b/>
+          <w:bCs/>
+          <w:sz w:val="28"/>
+          <w:szCs w:val="28"/>
+        </w:rPr>
+        <w:t>Управляющие воздействия (сверху):</w:t>
+      </w:r>
+    </w:p>
+    <w:p>
+      <w:pPr>
+        <w:numPr>
+          <w:ilvl w:val="0"/>
+          <w:numId w:val="64"/>
+        </w:numPr>
+        <w:spacing w:after="0" w:line="360" w:lineRule="auto"/>
+        <w:ind w:left="0"/>
+        <w:jc w:val="both"/>
+        <w:rPr>
+          <w:rFonts w:ascii="Times New Roman" w:hAnsi="Times New Roman" w:cs="Times New Roman"/>
+          <w:sz w:val="28"/>
+          <w:szCs w:val="28"/>
+        </w:rPr>
+      </w:pPr>
+      <w:r>
+        <w:rPr>
+          <w:rFonts w:ascii="Times New Roman" w:hAnsi="Times New Roman" w:cs="Times New Roman"/>
+          <w:b/>
+          <w:bCs/>
+          <w:sz w:val="28"/>
+          <w:szCs w:val="28"/>
+        </w:rPr>
+        <w:t>Требования безопасности</w:t>
+      </w:r>
+      <w:r>
+        <w:rPr>
+          <w:rFonts w:ascii="Times New Roman" w:hAnsi="Times New Roman" w:cs="Times New Roman"/>
+          <w:sz w:val="28"/>
+          <w:szCs w:val="28"/>
+        </w:rPr>
+        <w:t xml:space="preserve"> — нормативные документы, правила охраны труда и внутренние регламенты предприятия;</w:t>
+      </w:r>
+    </w:p>
+    <w:p>
+      <w:pPr>
+        <w:numPr>
+          <w:ilvl w:val="0"/>
+          <w:numId w:val="64"/>
+        </w:numPr>
+        <w:spacing w:after="0" w:line="360" w:lineRule="auto"/>
+        <w:ind w:left="0"/>
+        <w:jc w:val="both"/>
+        <w:rPr>
+          <w:rFonts w:ascii="Times New Roman" w:hAnsi="Times New Roman" w:cs="Times New Roman"/>
+          <w:sz w:val="28"/>
+          <w:szCs w:val="28"/>
+        </w:rPr>
+      </w:pPr>
+      <w:r>
+        <w:rPr>
+          <w:rFonts w:ascii="Times New Roman" w:hAnsi="Times New Roman" w:cs="Times New Roman"/>
+          <w:b/>
+          <w:bCs/>
+          <w:sz w:val="28"/>
+          <w:szCs w:val="28"/>
+        </w:rPr>
+        <w:t>Требования к ЭВМ</w:t>
+      </w:r>
+      <w:r>
+        <w:rPr>
+          <w:rFonts w:ascii="Times New Roman" w:hAnsi="Times New Roman" w:cs="Times New Roman"/>
+          <w:sz w:val="28"/>
+          <w:szCs w:val="28"/>
+        </w:rPr>
+        <w:t xml:space="preserve"> — технические характеристики аппаратного и программного обеспечения;</w:t>
+      </w:r>
+    </w:p>
+    <w:p>
+      <w:pPr>
+        <w:numPr>
+          <w:ilvl w:val="0"/>
+          <w:numId w:val="64"/>
+        </w:numPr>
+        <w:spacing w:after="0" w:line="360" w:lineRule="auto"/>
+        <w:ind w:left="0"/>
+        <w:jc w:val="both"/>
+        <w:rPr>
+          <w:rFonts w:ascii="Times New Roman" w:hAnsi="Times New Roman" w:cs="Times New Roman"/>
+          <w:sz w:val="28"/>
+          <w:szCs w:val="28"/>
+        </w:rPr>
+      </w:pPr>
+      <w:r>
+        <w:rPr>
+          <w:rFonts w:ascii="Times New Roman" w:hAnsi="Times New Roman" w:cs="Times New Roman"/>
+          <w:b/>
+          <w:bCs/>
+          <w:sz w:val="28"/>
+          <w:szCs w:val="28"/>
+        </w:rPr>
+        <w:t>Математические модели</w:t>
+      </w:r>
+      <w:r>
+        <w:rPr>
+          <w:rFonts w:ascii="Times New Roman" w:hAnsi="Times New Roman" w:cs="Times New Roman"/>
+          <w:sz w:val="28"/>
+          <w:szCs w:val="28"/>
+        </w:rPr>
+        <w:t xml:space="preserve"> — алгоритмы обработки видеопотока, модели нейронных сетей и расчёта пересечения контрольных точек;</w:t>
+      </w:r>
+    </w:p>
+    <w:p>
+      <w:pPr>
+        <w:numPr>
+          <w:ilvl w:val="0"/>
+          <w:numId w:val="64"/>
+        </w:numPr>
+        <w:spacing w:after="0" w:line="360" w:lineRule="auto"/>
+        <w:ind w:left="0"/>
+        <w:jc w:val="both"/>
+        <w:rPr>
+          <w:rFonts w:ascii="Times New Roman" w:hAnsi="Times New Roman" w:cs="Times New Roman"/>
+          <w:sz w:val="28"/>
+          <w:szCs w:val="28"/>
+        </w:rPr>
+      </w:pPr>
+      <w:r>
+        <w:rPr>
+          <w:rFonts w:ascii="Times New Roman" w:hAnsi="Times New Roman" w:cs="Times New Roman"/>
+          <w:b/>
+          <w:bCs/>
+          <w:sz w:val="28"/>
+          <w:szCs w:val="28"/>
+        </w:rPr>
+        <w:lastRenderedPageBreak/>
+        <w:t>Требования к ИНС</w:t>
+      </w:r>
+      <w:r>
+        <w:rPr>
+          <w:rFonts w:ascii="Times New Roman" w:hAnsi="Times New Roman" w:cs="Times New Roman"/>
+          <w:sz w:val="28"/>
+          <w:szCs w:val="28"/>
+        </w:rPr>
+        <w:t xml:space="preserve"> — критерии точности, скорости работы и устойчивости нейронных сетей;</w:t>
+      </w:r>
+    </w:p>
+    <w:p>
+      <w:pPr>
+        <w:numPr>
+          <w:ilvl w:val="0"/>
+          <w:numId w:val="64"/>
+        </w:numPr>
+        <w:spacing w:after="0" w:line="360" w:lineRule="auto"/>
+        <w:ind w:left="0"/>
+        <w:jc w:val="both"/>
+        <w:rPr>
+          <w:rFonts w:ascii="Times New Roman" w:hAnsi="Times New Roman" w:cs="Times New Roman"/>
+          <w:sz w:val="28"/>
+          <w:szCs w:val="28"/>
+        </w:rPr>
+      </w:pPr>
+      <w:r>
+        <w:rPr>
+          <w:rFonts w:ascii="Times New Roman" w:hAnsi="Times New Roman" w:cs="Times New Roman"/>
+          <w:b/>
+          <w:bCs/>
+          <w:sz w:val="28"/>
+          <w:szCs w:val="28"/>
+        </w:rPr>
+        <w:t>Законы</w:t>
+      </w:r>
+      <w:r>
+        <w:rPr>
+          <w:rFonts w:ascii="Times New Roman" w:hAnsi="Times New Roman" w:cs="Times New Roman"/>
+          <w:sz w:val="28"/>
+          <w:szCs w:val="28"/>
+        </w:rPr>
+        <w:t xml:space="preserve"> — федеральные и отраслевые нормативно-правовые акты в области промышленной безопасности и охраны труда.</w:t>
+      </w:r>
+    </w:p>
+    <w:p>
+      <w:pPr>
+        <w:spacing w:after="0" w:line="360" w:lineRule="auto"/>
+        <w:ind w:firstLine="709"/>
+        <w:jc w:val="both"/>
+        <w:rPr>
+          <w:rFonts w:ascii="Times New Roman" w:hAnsi="Times New Roman" w:cs="Times New Roman"/>
+          <w:sz w:val="28"/>
+          <w:szCs w:val="28"/>
+        </w:rPr>
+      </w:pPr>
+      <w:r>
+        <w:rPr>
+          <w:rFonts w:ascii="Times New Roman" w:hAnsi="Times New Roman" w:cs="Times New Roman"/>
+          <w:b/>
+          <w:bCs/>
+          <w:sz w:val="28"/>
+          <w:szCs w:val="28"/>
+        </w:rPr>
+        <w:t>Выходы системы (справа):</w:t>
+      </w:r>
+    </w:p>
+    <w:p>
+      <w:pPr>
+        <w:numPr>
+          <w:ilvl w:val="0"/>
+          <w:numId w:val="65"/>
+        </w:numPr>
+        <w:spacing w:after="0" w:line="360" w:lineRule="auto"/>
+        <w:ind w:left="0"/>
+        <w:jc w:val="both"/>
+        <w:rPr>
+          <w:rFonts w:ascii="Times New Roman" w:hAnsi="Times New Roman" w:cs="Times New Roman"/>
+          <w:sz w:val="28"/>
+          <w:szCs w:val="28"/>
+        </w:rPr>
+      </w:pPr>
+      <w:r>
+        <w:rPr>
+          <w:rFonts w:ascii="Times New Roman" w:hAnsi="Times New Roman" w:cs="Times New Roman"/>
+          <w:b/>
+          <w:bCs/>
+          <w:sz w:val="28"/>
+          <w:szCs w:val="28"/>
+        </w:rPr>
+        <w:t>Уведомления</w:t>
+      </w:r>
+      <w:r>
+        <w:rPr>
+          <w:rFonts w:ascii="Times New Roman" w:hAnsi="Times New Roman" w:cs="Times New Roman"/>
+          <w:sz w:val="28"/>
+          <w:szCs w:val="28"/>
+        </w:rPr>
+        <w:t xml:space="preserve"> — звуковые и визуальные сигналы оператору при обнаружении нарушений (отсутствие защитного оборудования, непрохождение контрольных точек, несанкционированное нахождение в зоне);</w:t>
+      </w:r>
+    </w:p>
+    <w:p>
+      <w:pPr>
+        <w:numPr>
+          <w:ilvl w:val="0"/>
+          <w:numId w:val="65"/>
+        </w:numPr>
+        <w:spacing w:after="0" w:line="360" w:lineRule="auto"/>
+        <w:ind w:left="0"/>
+        <w:jc w:val="both"/>
+        <w:rPr>
+          <w:rFonts w:ascii="Times New Roman" w:hAnsi="Times New Roman" w:cs="Times New Roman"/>
+          <w:sz w:val="28"/>
+          <w:szCs w:val="28"/>
+        </w:rPr>
+      </w:pPr>
+      <w:r>
+        <w:rPr>
+          <w:rFonts w:ascii="Times New Roman" w:hAnsi="Times New Roman" w:cs="Times New Roman"/>
+          <w:b/>
+          <w:bCs/>
+          <w:sz w:val="28"/>
+          <w:szCs w:val="28"/>
+        </w:rPr>
+        <w:t>Отчёты</w:t>
+      </w:r>
+      <w:r>
+        <w:rPr>
+          <w:rFonts w:ascii="Times New Roman" w:hAnsi="Times New Roman" w:cs="Times New Roman"/>
+          <w:sz w:val="28"/>
+          <w:szCs w:val="28"/>
+        </w:rPr>
+        <w:t xml:space="preserve"> — автоматически формируемые документы о мониторинге, содержащие данные о перемещениях сотрудника, времени прохождения контрольных точек, выявленных нарушениях и статистике.</w:t>
+      </w:r>
+    </w:p>
+    <w:p>
+      <w:pPr>
+        <w:spacing w:after="0" w:line="360" w:lineRule="auto"/>
+        <w:ind w:firstLine="709"/>
+        <w:jc w:val="both"/>
+        <w:rPr>
+          <w:rFonts w:ascii="Times New Roman" w:hAnsi="Times New Roman" w:cs="Times New Roman"/>
+          <w:sz w:val="28"/>
+          <w:szCs w:val="28"/>
+        </w:rPr>
+      </w:pPr>
+      <w:r>
+        <w:rPr>
+          <w:rFonts w:ascii="Times New Roman" w:hAnsi="Times New Roman" w:cs="Times New Roman"/>
+          <w:b/>
+          <w:bCs/>
+          <w:sz w:val="28"/>
+          <w:szCs w:val="28"/>
+        </w:rPr>
+        <w:t>Механизмы (снизу):</w:t>
+      </w:r>
+    </w:p>
+    <w:p>
+      <w:pPr>
+        <w:numPr>
+          <w:ilvl w:val="0"/>
+          <w:numId w:val="66"/>
+        </w:numPr>
+        <w:spacing w:after="0" w:line="360" w:lineRule="auto"/>
+        <w:ind w:left="0"/>
+        <w:jc w:val="both"/>
+        <w:rPr>
+          <w:rFonts w:ascii="Times New Roman" w:hAnsi="Times New Roman" w:cs="Times New Roman"/>
+          <w:sz w:val="28"/>
+          <w:szCs w:val="28"/>
+        </w:rPr>
+      </w:pPr>
+      <w:r>
+        <w:rPr>
+          <w:rFonts w:ascii="Times New Roman" w:hAnsi="Times New Roman" w:cs="Times New Roman"/>
+          <w:b/>
+          <w:bCs/>
+          <w:sz w:val="28"/>
+          <w:szCs w:val="28"/>
+        </w:rPr>
+        <w:t>Оператор</w:t>
+      </w:r>
+      <w:r>
+        <w:rPr>
+          <w:rFonts w:ascii="Times New Roman" w:hAnsi="Times New Roman" w:cs="Times New Roman"/>
+          <w:sz w:val="28"/>
+          <w:szCs w:val="28"/>
+        </w:rPr>
+        <w:t xml:space="preserve"> — специалист службы безопасности, осуществляющий контроль и принимающий решения по поступившим уведомлениям;</w:t>
+      </w:r>
+    </w:p>
+    <w:p>
+      <w:pPr>
+        <w:numPr>
+          <w:ilvl w:val="0"/>
+          <w:numId w:val="66"/>
+        </w:numPr>
+        <w:spacing w:after="0" w:line="360" w:lineRule="auto"/>
+        <w:ind w:left="0"/>
+        <w:jc w:val="both"/>
+        <w:rPr>
+          <w:rFonts w:ascii="Times New Roman" w:hAnsi="Times New Roman" w:cs="Times New Roman"/>
+          <w:sz w:val="28"/>
+          <w:szCs w:val="28"/>
+        </w:rPr>
+      </w:pPr>
+      <w:r>
+        <w:rPr>
+          <w:rFonts w:ascii="Times New Roman" w:hAnsi="Times New Roman" w:cs="Times New Roman"/>
+          <w:b/>
+          <w:bCs/>
+          <w:sz w:val="28"/>
+          <w:szCs w:val="28"/>
+        </w:rPr>
+        <w:t>Аппаратное обеспечение</w:t>
+      </w:r>
+      <w:r>
+        <w:rPr>
+          <w:rFonts w:ascii="Times New Roman" w:hAnsi="Times New Roman" w:cs="Times New Roman"/>
+          <w:sz w:val="28"/>
+          <w:szCs w:val="28"/>
+        </w:rPr>
+        <w:t xml:space="preserve"> — сервер, камеры видеонаблюдения, датчики (инфракрасные, лазерные), RFID-антенны;</w:t>
+      </w:r>
+    </w:p>
+    <w:p>
+      <w:pPr>
+        <w:numPr>
+          <w:ilvl w:val="0"/>
+          <w:numId w:val="66"/>
+        </w:numPr>
+        <w:spacing w:after="0" w:line="360" w:lineRule="auto"/>
+        <w:ind w:left="0"/>
+        <w:jc w:val="both"/>
+        <w:rPr>
+          <w:rFonts w:ascii="Times New Roman" w:hAnsi="Times New Roman" w:cs="Times New Roman"/>
+          <w:sz w:val="28"/>
+          <w:szCs w:val="28"/>
+        </w:rPr>
+      </w:pPr>
+      <w:r>
+        <w:rPr>
+          <w:rFonts w:ascii="Times New Roman" w:hAnsi="Times New Roman" w:cs="Times New Roman"/>
+          <w:b/>
+          <w:bCs/>
+          <w:sz w:val="28"/>
+          <w:szCs w:val="28"/>
+        </w:rPr>
+        <w:t>Программное обеспечение</w:t>
+      </w:r>
+      <w:r>
+        <w:rPr>
+          <w:rFonts w:ascii="Times New Roman" w:hAnsi="Times New Roman" w:cs="Times New Roman"/>
+          <w:sz w:val="28"/>
+          <w:szCs w:val="28"/>
+        </w:rPr>
+        <w:t xml:space="preserve"> — разработанное приложение на C#, модули компьютерного зрения (OpenCV), нейронные сети (TensorFlow/PyTorch) и система управления базой данных (PostgreSQL).</w:t>
+      </w:r>
+    </w:p>
+    <w:p>
+      <w:pPr>
+        <w:spacing w:after="0" w:line="360" w:lineRule="auto"/>
+        <w:ind w:firstLine="709"/>
+        <w:jc w:val="both"/>
+        <w:rPr>
+          <w:rFonts w:ascii="Times New Roman" w:hAnsi="Times New Roman" w:cs="Times New Roman"/>
+          <w:sz w:val="28"/>
+          <w:szCs w:val="28"/>
+        </w:rPr>
+      </w:pPr>
+      <w:r>
+        <w:rPr>
+          <w:rFonts w:ascii="Times New Roman" w:hAnsi="Times New Roman" w:cs="Times New Roman"/>
+          <w:sz w:val="28"/>
+          <w:szCs w:val="28"/>
+        </w:rPr>
+        <w:t>Данная IDEF0-диаграмма контекстного уровня наглядно демонстрирует, что система представляет собой комплексный автоматизированный процесс, который преобразует входные данные (видео, информация о сотрудниках и параметры) под управлением нормативных требований и математических моделей в выходные результаты (уведомления и отчёты). При этом система опирается на три основных механизма: человеческий (оператор), технический (аппаратное обеспечение) и программный.</w:t>
+      </w:r>
+    </w:p>
+    <w:p>
+      <w:pPr>
+        <w:spacing w:after="0" w:line="360" w:lineRule="auto"/>
+        <w:ind w:firstLine="709"/>
+        <w:jc w:val="both"/>
+        <w:rPr>
+          <w:rFonts w:ascii="Times New Roman" w:hAnsi="Times New Roman" w:cs="Times New Roman"/>
+          <w:sz w:val="28"/>
+          <w:szCs w:val="28"/>
+        </w:rPr>
+      </w:pPr>
+      <w:r>
+        <w:rPr>
+          <w:rFonts w:ascii="Times New Roman" w:hAnsi="Times New Roman" w:cs="Times New Roman"/>
+          <w:sz w:val="28"/>
+          <w:szCs w:val="28"/>
+        </w:rPr>
+        <w:t>Такое представление позволяет чётко определить границы системы, её взаимодействие с внешней средой и основные компоненты, необходимые для эффективной работы в условиях реального производства.</w:t>
+      </w:r>
+    </w:p>
+    <w:p>
+      <w:pPr>
         <w:pStyle w:val="2"/>
         <w:tabs>
           <w:tab w:val="left" w:pos="1134"/>
@@ -10572,8 +11204,8 @@
           <w:szCs w:val="28"/>
         </w:rPr>
       </w:pPr>
-      <w:bookmarkStart w:id="24" w:name="_Toc194515461"/>
-      <w:bookmarkStart w:id="25" w:name="_Toc224069309"/>
+      <w:bookmarkStart w:id="25" w:name="_Toc194515461"/>
+      <w:bookmarkStart w:id="26" w:name="_Toc226052395"/>
       <w:r>
         <w:rPr>
           <w:rFonts w:cs="Times New Roman"/>
@@ -10621,8 +11253,8 @@
         </w:rPr>
         <w:t xml:space="preserve"> диаграмма</w:t>
       </w:r>
-      <w:bookmarkEnd w:id="24"/>
       <w:bookmarkEnd w:id="25"/>
+      <w:bookmarkEnd w:id="26"/>
     </w:p>
     <w:p>
       <w:pPr>
@@ -10661,16 +11293,7 @@
           <w:sz w:val="28"/>
           <w:szCs w:val="28"/>
         </w:rPr>
-        <w:t xml:space="preserve"> диаграммы. Данная диаграмма отображает потоки данных между системами, базами данных. Ключевыми элементами</w:t>
-      </w:r>
-      <w:r>
-        <w:rPr>
-          <w:rFonts w:ascii="Times New Roman" w:hAnsi="Times New Roman" w:cs="Times New Roman"/>
-          <w:color w:val="000000" w:themeColor="text1"/>
-          <w:sz w:val="28"/>
-          <w:szCs w:val="28"/>
-        </w:rPr>
-        <w:t xml:space="preserve"> являются входные/выходные данные, системы, точки хранения и сбора данных. Она представлена на рисунке ниже</w:t>
+        <w:t xml:space="preserve"> диаграммы. Данная диаграмма отображает потоки данных между системами, базами данных. Ключевыми элементами являются входные/выходные данные, системы, точки хранения и сбора данных. Она представлена на рисунке ниже</w:t>
       </w:r>
       <w:r>
         <w:rPr>
@@ -10740,6 +11363,7 @@
     <w:p>
       <w:pPr>
         <w:pStyle w:val="af"/>
+        <w:spacing w:after="0" w:line="360" w:lineRule="auto"/>
         <w:jc w:val="center"/>
         <w:rPr>
           <w:rFonts w:ascii="Times New Roman" w:hAnsi="Times New Roman" w:cs="Times New Roman"/>
@@ -10823,8 +11447,8 @@
           <w:szCs w:val="28"/>
         </w:rPr>
       </w:pPr>
-      <w:bookmarkStart w:id="26" w:name="_Toc194515462"/>
-      <w:bookmarkStart w:id="27" w:name="_Toc224069310"/>
+      <w:bookmarkStart w:id="27" w:name="_Toc194515462"/>
+      <w:bookmarkStart w:id="28" w:name="_Toc226052396"/>
       <w:r>
         <w:rPr>
           <w:rFonts w:cs="Times New Roman"/>
@@ -10852,8 +11476,8 @@
         </w:rPr>
         <w:t>. Схема интерфейса</w:t>
       </w:r>
-      <w:bookmarkEnd w:id="26"/>
       <w:bookmarkEnd w:id="27"/>
+      <w:bookmarkEnd w:id="28"/>
     </w:p>
     <w:p>
       <w:pPr>
@@ -10939,6 +11563,7 @@
     <w:p>
       <w:pPr>
         <w:pStyle w:val="af"/>
+        <w:spacing w:after="0" w:line="360" w:lineRule="auto"/>
         <w:jc w:val="center"/>
         <w:rPr>
           <w:rFonts w:ascii="Times New Roman" w:hAnsi="Times New Roman" w:cs="Times New Roman"/>
@@ -11016,7 +11641,7 @@
     <w:p>
       <w:pPr>
         <w:pStyle w:val="1"/>
-        <w:spacing w:before="0" w:line="360" w:lineRule="auto"/>
+        <w:spacing w:before="0" w:after="0" w:line="360" w:lineRule="auto"/>
         <w:jc w:val="center"/>
         <w:rPr>
           <w:rFonts w:ascii="Times New Roman" w:hAnsi="Times New Roman" w:cs="Times New Roman"/>
@@ -11027,8 +11652,8 @@
           <w:szCs w:val="28"/>
         </w:rPr>
       </w:pPr>
-      <w:bookmarkStart w:id="28" w:name="_Toc194515463"/>
-      <w:bookmarkStart w:id="29" w:name="_Toc224069311"/>
+      <w:bookmarkStart w:id="29" w:name="_Toc194515463"/>
+      <w:bookmarkStart w:id="30" w:name="_Toc226052397"/>
       <w:r>
         <w:rPr>
           <w:rFonts w:ascii="Times New Roman" w:hAnsi="Times New Roman" w:cs="Times New Roman"/>
@@ -11041,8 +11666,8 @@
         <w:lastRenderedPageBreak/>
         <w:t>5. ВИДЫ ОБЕСПЕЧЕНИЯ</w:t>
       </w:r>
-      <w:bookmarkEnd w:id="28"/>
       <w:bookmarkEnd w:id="29"/>
+      <w:bookmarkEnd w:id="30"/>
     </w:p>
     <w:p>
       <w:pPr>
@@ -11056,8 +11681,8 @@
           <w:szCs w:val="28"/>
         </w:rPr>
       </w:pPr>
-      <w:bookmarkStart w:id="30" w:name="_Toc194515464"/>
-      <w:bookmarkStart w:id="31" w:name="_Toc224069312"/>
+      <w:bookmarkStart w:id="31" w:name="_Toc194515464"/>
+      <w:bookmarkStart w:id="32" w:name="_Toc226052398"/>
       <w:r>
         <w:rPr>
           <w:rFonts w:cs="Times New Roman"/>
@@ -11085,8 +11710,8 @@
         </w:rPr>
         <w:t xml:space="preserve"> обеспечение</w:t>
       </w:r>
-      <w:bookmarkEnd w:id="30"/>
       <w:bookmarkEnd w:id="31"/>
+      <w:bookmarkEnd w:id="32"/>
     </w:p>
     <w:p>
       <w:pPr>
@@ -11229,7 +11854,7 @@
           <w:szCs w:val="28"/>
         </w:rPr>
       </w:pPr>
-      <w:bookmarkStart w:id="32" w:name="_Toc224069313"/>
+      <w:bookmarkStart w:id="33" w:name="_Toc226052399"/>
       <w:r>
         <w:rPr>
           <w:rFonts w:cs="Times New Roman"/>
@@ -11238,7 +11863,7 @@
         </w:rPr>
         <w:t>5.2. Математическое обеспечение</w:t>
       </w:r>
-      <w:bookmarkEnd w:id="32"/>
+      <w:bookmarkEnd w:id="33"/>
     </w:p>
     <w:p>
       <w:pPr>
@@ -11982,7 +12607,7 @@
           <w:szCs w:val="28"/>
         </w:rPr>
       </w:pPr>
-      <w:bookmarkStart w:id="33" w:name="_Toc224069314"/>
+      <w:bookmarkStart w:id="34" w:name="_Toc226052400"/>
       <w:r>
         <w:rPr>
           <w:rFonts w:cs="Times New Roman"/>
@@ -11991,7 +12616,7 @@
         </w:rPr>
         <w:t>5.3. Программное обеспечение</w:t>
       </w:r>
-      <w:bookmarkEnd w:id="33"/>
+      <w:bookmarkEnd w:id="34"/>
     </w:p>
     <w:p>
       <w:pPr>
@@ -12167,7 +12792,7 @@
           <w:szCs w:val="28"/>
         </w:rPr>
       </w:pPr>
-      <w:bookmarkStart w:id="34" w:name="_Toc224069315"/>
+      <w:bookmarkStart w:id="35" w:name="_Toc226052401"/>
       <w:r>
         <w:rPr>
           <w:rFonts w:cs="Times New Roman"/>
@@ -12176,7 +12801,7 @@
         </w:rPr>
         <w:t>5.4. Техническое обеспечение</w:t>
       </w:r>
-      <w:bookmarkEnd w:id="34"/>
+      <w:bookmarkEnd w:id="35"/>
     </w:p>
     <w:p>
       <w:pPr>
@@ -12545,16 +13170,275 @@
           <w:szCs w:val="28"/>
         </w:rPr>
       </w:pPr>
-      <w:bookmarkStart w:id="35" w:name="_Toc224069316"/>
+      <w:bookmarkStart w:id="36" w:name="_Toc226052402"/>
       <w:r>
         <w:rPr>
           <w:rFonts w:cs="Times New Roman"/>
           <w:b w:val="0"/>
           <w:szCs w:val="28"/>
         </w:rPr>
-        <w:t>5.5. Алгоритмическое обеспечение</w:t>
-      </w:r>
-      <w:bookmarkEnd w:id="35"/>
+        <w:t xml:space="preserve">5.5. </w:t>
+      </w:r>
+      <w:r>
+        <w:rPr>
+          <w:rFonts w:cs="Times New Roman"/>
+          <w:b w:val="0"/>
+          <w:szCs w:val="28"/>
+        </w:rPr>
+        <w:t>Правовое обеспечение</w:t>
+      </w:r>
+      <w:bookmarkEnd w:id="36"/>
+    </w:p>
+    <w:p>
+      <w:pPr>
+        <w:spacing w:after="0" w:line="360" w:lineRule="auto"/>
+        <w:ind w:firstLine="709"/>
+        <w:jc w:val="both"/>
+        <w:rPr>
+          <w:rFonts w:ascii="Times New Roman" w:hAnsi="Times New Roman" w:cs="Times New Roman"/>
+          <w:sz w:val="28"/>
+          <w:szCs w:val="28"/>
+        </w:rPr>
+      </w:pPr>
+      <w:r>
+        <w:rPr>
+          <w:rFonts w:ascii="Times New Roman" w:hAnsi="Times New Roman" w:cs="Times New Roman"/>
+          <w:sz w:val="28"/>
+          <w:szCs w:val="28"/>
+        </w:rPr>
+        <w:t>Законодательство в сфере персональных данных</w:t>
+      </w:r>
+    </w:p>
+    <w:p>
+      <w:pPr>
+        <w:spacing w:after="0" w:line="360" w:lineRule="auto"/>
+        <w:ind w:firstLine="709"/>
+        <w:jc w:val="both"/>
+        <w:rPr>
+          <w:rFonts w:ascii="Times New Roman" w:hAnsi="Times New Roman" w:cs="Times New Roman"/>
+          <w:sz w:val="28"/>
+          <w:szCs w:val="28"/>
+        </w:rPr>
+      </w:pPr>
+      <w:r>
+        <w:rPr>
+          <w:rFonts w:ascii="Times New Roman" w:hAnsi="Times New Roman" w:cs="Times New Roman"/>
+          <w:sz w:val="28"/>
+          <w:szCs w:val="28"/>
+        </w:rPr>
+        <w:t xml:space="preserve">Система обрабатывает изображения </w:t>
+      </w:r>
+      <w:r>
+        <w:rPr>
+          <w:rFonts w:ascii="Times New Roman" w:hAnsi="Times New Roman" w:cs="Times New Roman"/>
+          <w:sz w:val="28"/>
+          <w:szCs w:val="28"/>
+        </w:rPr>
+        <w:t>людей</w:t>
+      </w:r>
+      <w:r>
+        <w:rPr>
+          <w:rFonts w:ascii="Times New Roman" w:hAnsi="Times New Roman" w:cs="Times New Roman"/>
+          <w:sz w:val="28"/>
+          <w:szCs w:val="28"/>
+        </w:rPr>
+        <w:t>, что подпадает под регулирование законодательства о защите персональных данных. В России основным нормативным актом является Федеральный закон №152-ФЗ "О персональных данных", который устанавливает правила сбора, обработки, хранения и использования данных, позволяющих идентифицировать личность.</w:t>
+      </w:r>
+    </w:p>
+    <w:p>
+      <w:pPr>
+        <w:spacing w:after="0" w:line="360" w:lineRule="auto"/>
+        <w:ind w:firstLine="709"/>
+        <w:jc w:val="both"/>
+        <w:rPr>
+          <w:rFonts w:ascii="Times New Roman" w:hAnsi="Times New Roman" w:cs="Times New Roman"/>
+          <w:sz w:val="28"/>
+          <w:szCs w:val="28"/>
+        </w:rPr>
+      </w:pPr>
+      <w:r>
+        <w:rPr>
+          <w:rFonts w:ascii="Times New Roman" w:hAnsi="Times New Roman" w:cs="Times New Roman"/>
+          <w:sz w:val="28"/>
+          <w:szCs w:val="28"/>
+        </w:rPr>
+        <w:t>Для соответствия требованиям закона:</w:t>
+      </w:r>
+    </w:p>
+    <w:p>
+      <w:pPr>
+        <w:numPr>
+          <w:ilvl w:val="0"/>
+          <w:numId w:val="67"/>
+        </w:numPr>
+        <w:spacing w:after="0" w:line="360" w:lineRule="auto"/>
+        <w:ind w:left="0" w:firstLine="709"/>
+        <w:jc w:val="both"/>
+        <w:rPr>
+          <w:rFonts w:ascii="Times New Roman" w:hAnsi="Times New Roman" w:cs="Times New Roman"/>
+          <w:sz w:val="28"/>
+          <w:szCs w:val="28"/>
+        </w:rPr>
+      </w:pPr>
+      <w:r>
+        <w:rPr>
+          <w:rFonts w:ascii="Times New Roman" w:hAnsi="Times New Roman" w:cs="Times New Roman"/>
+          <w:sz w:val="28"/>
+          <w:szCs w:val="28"/>
+        </w:rPr>
+        <w:t>Согласие пользователя</w:t>
+      </w:r>
+      <w:r>
+        <w:rPr>
+          <w:rFonts w:ascii="Times New Roman" w:hAnsi="Times New Roman" w:cs="Times New Roman"/>
+          <w:sz w:val="28"/>
+          <w:szCs w:val="28"/>
+        </w:rPr>
+        <w:t>: перед</w:t>
+      </w:r>
+      <w:r>
+        <w:rPr>
+          <w:rFonts w:ascii="Times New Roman" w:hAnsi="Times New Roman" w:cs="Times New Roman"/>
+          <w:sz w:val="28"/>
+          <w:szCs w:val="28"/>
+        </w:rPr>
+        <w:t xml:space="preserve"> началом </w:t>
+      </w:r>
+      <w:r>
+        <w:rPr>
+          <w:rFonts w:ascii="Times New Roman" w:hAnsi="Times New Roman" w:cs="Times New Roman"/>
+          <w:sz w:val="28"/>
+          <w:szCs w:val="28"/>
+        </w:rPr>
+        <w:t xml:space="preserve">работы </w:t>
+      </w:r>
+      <w:r>
+        <w:rPr>
+          <w:rFonts w:ascii="Times New Roman" w:hAnsi="Times New Roman" w:cs="Times New Roman"/>
+          <w:sz w:val="28"/>
+          <w:szCs w:val="28"/>
+        </w:rPr>
+        <w:t>пользователю отображается всплывающее окно с текстом согласия на обработку данных. Подтверждение фиксируется в базе данных.</w:t>
+      </w:r>
+    </w:p>
+    <w:p>
+      <w:pPr>
+        <w:numPr>
+          <w:ilvl w:val="0"/>
+          <w:numId w:val="67"/>
+        </w:numPr>
+        <w:spacing w:after="0" w:line="360" w:lineRule="auto"/>
+        <w:ind w:left="0" w:firstLine="709"/>
+        <w:jc w:val="both"/>
+        <w:rPr>
+          <w:rFonts w:ascii="Times New Roman" w:hAnsi="Times New Roman" w:cs="Times New Roman"/>
+          <w:sz w:val="28"/>
+          <w:szCs w:val="28"/>
+        </w:rPr>
+      </w:pPr>
+      <w:r>
+        <w:rPr>
+          <w:rFonts w:ascii="Times New Roman" w:hAnsi="Times New Roman" w:cs="Times New Roman"/>
+          <w:sz w:val="28"/>
+          <w:szCs w:val="28"/>
+        </w:rPr>
+        <w:lastRenderedPageBreak/>
+        <w:t>Меры безопасности: Данные шифруются с использованием AES-256, доступ ограничен ролями, проводятся регулярные проверки на уязвимости.</w:t>
+      </w:r>
+    </w:p>
+    <w:p>
+      <w:pPr>
+        <w:numPr>
+          <w:ilvl w:val="0"/>
+          <w:numId w:val="67"/>
+        </w:numPr>
+        <w:spacing w:after="0" w:line="360" w:lineRule="auto"/>
+        <w:ind w:left="0" w:firstLine="709"/>
+        <w:jc w:val="both"/>
+        <w:rPr>
+          <w:rFonts w:ascii="Times New Roman" w:hAnsi="Times New Roman" w:cs="Times New Roman"/>
+          <w:sz w:val="28"/>
+          <w:szCs w:val="28"/>
+        </w:rPr>
+      </w:pPr>
+      <w:r>
+        <w:rPr>
+          <w:rFonts w:ascii="Times New Roman" w:hAnsi="Times New Roman" w:cs="Times New Roman"/>
+          <w:sz w:val="28"/>
+          <w:szCs w:val="28"/>
+        </w:rPr>
+        <w:t>Прозрачность: Пользователям предоставляется информация о целях сбора данных, сроках хранения (например, 1 год) и способах удаления.</w:t>
+      </w:r>
+    </w:p>
+    <w:p>
+      <w:pPr>
+        <w:spacing w:after="0" w:line="360" w:lineRule="auto"/>
+        <w:ind w:firstLine="709"/>
+        <w:jc w:val="both"/>
+        <w:rPr>
+          <w:rFonts w:ascii="Times New Roman" w:hAnsi="Times New Roman" w:cs="Times New Roman"/>
+          <w:sz w:val="28"/>
+          <w:szCs w:val="28"/>
+        </w:rPr>
+      </w:pPr>
+      <w:r>
+        <w:rPr>
+          <w:rFonts w:ascii="Times New Roman" w:hAnsi="Times New Roman" w:cs="Times New Roman"/>
+          <w:sz w:val="28"/>
+          <w:szCs w:val="28"/>
+        </w:rPr>
+        <w:t>Авторские права и лицензии</w:t>
+      </w:r>
+    </w:p>
+    <w:p>
+      <w:pPr>
+        <w:spacing w:after="0" w:line="360" w:lineRule="auto"/>
+        <w:ind w:firstLine="709"/>
+        <w:jc w:val="both"/>
+        <w:rPr>
+          <w:rFonts w:ascii="Times New Roman" w:hAnsi="Times New Roman" w:cs="Times New Roman"/>
+          <w:sz w:val="28"/>
+          <w:szCs w:val="28"/>
+        </w:rPr>
+      </w:pPr>
+      <w:r>
+        <w:rPr>
+          <w:rFonts w:ascii="Times New Roman" w:hAnsi="Times New Roman" w:cs="Times New Roman"/>
+          <w:sz w:val="28"/>
+          <w:szCs w:val="28"/>
+        </w:rPr>
+        <w:t>Все сторонние библиотеки используются в соответствии с их лицензиями. Код системы является оригинальным, за исключением адаптации открытых решений, что не нарушает авторских прав.</w:t>
+      </w:r>
+    </w:p>
+    <w:p>
+      <w:pPr>
+        <w:pStyle w:val="2"/>
+        <w:spacing w:before="0" w:after="0" w:line="360" w:lineRule="auto"/>
+        <w:ind w:firstLine="709"/>
+        <w:rPr>
+          <w:rFonts w:cs="Times New Roman"/>
+          <w:b w:val="0"/>
+          <w:szCs w:val="28"/>
+        </w:rPr>
+      </w:pPr>
+      <w:bookmarkStart w:id="37" w:name="_Toc226052403"/>
+      <w:r>
+        <w:rPr>
+          <w:rFonts w:cs="Times New Roman"/>
+          <w:b w:val="0"/>
+          <w:szCs w:val="28"/>
+        </w:rPr>
+        <w:t xml:space="preserve">5.6 </w:t>
+      </w:r>
+      <w:r>
+        <w:rPr>
+          <w:rFonts w:cs="Times New Roman"/>
+          <w:b w:val="0"/>
+          <w:szCs w:val="28"/>
+        </w:rPr>
+        <w:t>Алгоритмическое обеспечение</w:t>
+      </w:r>
+      <w:bookmarkEnd w:id="37"/>
     </w:p>
     <w:p>
       <w:pPr>
@@ -12824,7 +13708,6 @@
           <w:sz w:val="28"/>
           <w:szCs w:val="28"/>
         </w:rPr>
-        <w:lastRenderedPageBreak/>
         <w:t xml:space="preserve">Алгоритм проверки защитного оборудования: </w:t>
       </w:r>
     </w:p>
@@ -12974,6 +13857,7 @@
           <w:sz w:val="28"/>
           <w:szCs w:val="28"/>
         </w:rPr>
+        <w:lastRenderedPageBreak/>
         <w:t>Формирование отчёта в формате CSV.</w:t>
       </w:r>
     </w:p>
@@ -12988,44 +13872,77 @@
           <w:szCs w:val="28"/>
         </w:rPr>
       </w:pPr>
-      <w:bookmarkStart w:id="36" w:name="_Toc224069317"/>
+      <w:bookmarkStart w:id="38" w:name="_Toc226052404"/>
       <w:r>
         <w:rPr>
           <w:rFonts w:cs="Times New Roman"/>
           <w:b w:val="0"/>
           <w:szCs w:val="28"/>
         </w:rPr>
-        <w:t>5.6. Информационное обеспечение</w:t>
-      </w:r>
-      <w:bookmarkEnd w:id="36"/>
-    </w:p>
-    <w:p>
-      <w:pPr>
-        <w:pStyle w:val="3"/>
-        <w:spacing w:before="0" w:after="0" w:line="360" w:lineRule="auto"/>
-        <w:ind w:firstLine="709"/>
+        <w:t>5.</w:t>
+      </w:r>
+      <w:r>
         <w:rPr>
           <w:rFonts w:cs="Times New Roman"/>
           <w:b w:val="0"/>
-        </w:rPr>
-      </w:pPr>
-      <w:bookmarkStart w:id="37" w:name="_Toc224069318"/>
+          <w:szCs w:val="28"/>
+        </w:rPr>
+        <w:t>7</w:t>
+      </w:r>
       <w:r>
         <w:rPr>
           <w:rFonts w:cs="Times New Roman"/>
           <w:b w:val="0"/>
-        </w:rPr>
-        <w:t>5.6.1. ER-диаграмма базы данных</w:t>
-      </w:r>
-      <w:bookmarkEnd w:id="37"/>
-    </w:p>
-    <w:p>
-      <w:pPr>
-        <w:spacing w:after="0" w:line="360" w:lineRule="auto"/>
+          <w:szCs w:val="28"/>
+        </w:rPr>
+        <w:t>. Информационное обеспечение</w:t>
+      </w:r>
+      <w:bookmarkEnd w:id="38"/>
+    </w:p>
+    <w:p>
+      <w:pPr>
         <w:ind w:firstLine="709"/>
         <w:jc w:val="both"/>
         <w:rPr>
           <w:rFonts w:ascii="Times New Roman" w:hAnsi="Times New Roman" w:cs="Times New Roman"/>
+          <w:b/>
+          <w:sz w:val="28"/>
+          <w:szCs w:val="28"/>
+        </w:rPr>
+      </w:pPr>
+      <w:r>
+        <w:rPr>
+          <w:rFonts w:ascii="Times New Roman" w:hAnsi="Times New Roman" w:cs="Times New Roman"/>
+          <w:sz w:val="28"/>
+          <w:szCs w:val="28"/>
+        </w:rPr>
+        <w:t>5.</w:t>
+      </w:r>
+      <w:r>
+        <w:rPr>
+          <w:rFonts w:ascii="Times New Roman" w:hAnsi="Times New Roman" w:cs="Times New Roman"/>
+          <w:b/>
+          <w:sz w:val="28"/>
+          <w:szCs w:val="28"/>
+        </w:rPr>
+        <w:t>7</w:t>
+      </w:r>
+      <w:r>
+        <w:rPr>
+          <w:rFonts w:ascii="Times New Roman" w:hAnsi="Times New Roman" w:cs="Times New Roman"/>
+          <w:sz w:val="28"/>
+          <w:szCs w:val="28"/>
+        </w:rPr>
+        <w:t>.1. ER-диаграмма базы данных</w:t>
+      </w:r>
+    </w:p>
+    <w:p>
+      <w:pPr>
+        <w:spacing w:after="0" w:line="360" w:lineRule="auto"/>
+        <w:ind w:firstLine="709"/>
+        <w:jc w:val="both"/>
+        <w:rPr>
+          <w:rFonts w:ascii="Times New Roman" w:hAnsi="Times New Roman" w:cs="Times New Roman"/>
           <w:sz w:val="28"/>
           <w:szCs w:val="28"/>
         </w:rPr>
@@ -13052,15 +13969,7 @@
           <w:sz w:val="28"/>
           <w:szCs w:val="28"/>
         </w:rPr>
-        <w:t>) отображает информационную модель системы для мониторинга присутствия человека в опасной зоне. Диаграмма иллюстрирует основные</w:t>
-      </w:r>
-      <w:r>
-        <w:rPr>
-          <w:rFonts w:ascii="Times New Roman" w:hAnsi="Times New Roman" w:cs="Times New Roman"/>
-          <w:sz w:val="28"/>
-          <w:szCs w:val="28"/>
-        </w:rPr>
-        <w:t xml:space="preserve"> сущности, их атрибуты и связи между ними.</w:t>
+        <w:t>) отображает информационную модель системы для мониторинга присутствия человека в опасной зоне. Диаграмма иллюстрирует основные сущности, их атрибуты и связи между ними.</w:t>
       </w:r>
     </w:p>
     <w:p>
@@ -13076,6 +13985,7 @@
       <w:r>
         <w:rPr>
           <w:rFonts w:ascii="Times New Roman" w:hAnsi="Times New Roman" w:cs="Times New Roman"/>
+          <w:noProof/>
           <w:sz w:val="28"/>
           <w:szCs w:val="28"/>
         </w:rPr>
@@ -13183,7 +14093,7 @@
           <w:tab w:val="num" w:pos="709"/>
         </w:tabs>
         <w:spacing w:after="0" w:line="360" w:lineRule="auto"/>
-        <w:ind w:hanging="11"/>
+        <w:ind w:left="0" w:hanging="11"/>
         <w:jc w:val="both"/>
         <w:rPr>
           <w:rFonts w:ascii="Times New Roman" w:hAnsi="Times New Roman" w:cs="Times New Roman"/>
@@ -13354,7 +14264,6 @@
                 <w:sz w:val="28"/>
                 <w:szCs w:val="28"/>
               </w:rPr>
-              <w:lastRenderedPageBreak/>
               <w:t>1</w:t>
             </w:r>
           </w:p>
@@ -13770,6 +14679,7 @@
                 <w:sz w:val="28"/>
                 <w:szCs w:val="28"/>
               </w:rPr>
+              <w:lastRenderedPageBreak/>
               <w:t>6</w:t>
             </w:r>
           </w:p>
@@ -13837,6 +14747,7 @@
           <w:numId w:val="50"/>
         </w:numPr>
         <w:spacing w:after="0" w:line="360" w:lineRule="auto"/>
+        <w:ind w:left="0"/>
         <w:jc w:val="both"/>
         <w:rPr>
           <w:rFonts w:ascii="Times New Roman" w:hAnsi="Times New Roman" w:cs="Times New Roman"/>
@@ -14230,6 +15141,7 @@
           <w:numId w:val="51"/>
         </w:numPr>
         <w:spacing w:after="0" w:line="360" w:lineRule="auto"/>
+        <w:ind w:left="0"/>
         <w:jc w:val="both"/>
         <w:rPr>
           <w:rFonts w:ascii="Times New Roman" w:hAnsi="Times New Roman" w:cs="Times New Roman"/>
@@ -14640,7 +15552,7 @@
           <w:numId w:val="53"/>
         </w:numPr>
         <w:spacing w:after="0" w:line="360" w:lineRule="auto"/>
-        <w:ind w:firstLine="709"/>
+        <w:ind w:left="0" w:firstLine="709"/>
         <w:jc w:val="both"/>
         <w:rPr>
           <w:rFonts w:ascii="Times New Roman" w:hAnsi="Times New Roman" w:cs="Times New Roman"/>
@@ -14664,47 +15576,64 @@
           <w:numId w:val="53"/>
         </w:numPr>
         <w:spacing w:after="0" w:line="360" w:lineRule="auto"/>
+        <w:ind w:left="0" w:firstLine="709"/>
+        <w:jc w:val="both"/>
+        <w:rPr>
+          <w:rFonts w:ascii="Times New Roman" w:hAnsi="Times New Roman" w:cs="Times New Roman"/>
+          <w:sz w:val="28"/>
+          <w:szCs w:val="28"/>
+        </w:rPr>
+      </w:pPr>
+      <w:r>
+        <w:rPr>
+          <w:rFonts w:ascii="Times New Roman" w:hAnsi="Times New Roman" w:cs="Times New Roman"/>
+          <w:sz w:val="28"/>
+          <w:szCs w:val="28"/>
+        </w:rPr>
+        <w:t>Мониторинг — Контрольная точка: связь "многие-к-одному" (M:1).</w:t>
+      </w:r>
+    </w:p>
+    <w:p>
+      <w:pPr>
         <w:ind w:firstLine="709"/>
         <w:jc w:val="both"/>
         <w:rPr>
           <w:rFonts w:ascii="Times New Roman" w:hAnsi="Times New Roman" w:cs="Times New Roman"/>
-          <w:sz w:val="28"/>
-          <w:szCs w:val="28"/>
-        </w:rPr>
-      </w:pPr>
-      <w:r>
-        <w:rPr>
-          <w:rFonts w:ascii="Times New Roman" w:hAnsi="Times New Roman" w:cs="Times New Roman"/>
-          <w:sz w:val="28"/>
-          <w:szCs w:val="28"/>
-        </w:rPr>
-        <w:t>Мониторинг — Контрольная точка: связь "многие-к-одному" (M:1).</w:t>
-      </w:r>
-    </w:p>
-    <w:p>
-      <w:pPr>
-        <w:pStyle w:val="3"/>
-        <w:spacing w:before="0" w:after="0" w:line="360" w:lineRule="auto"/>
+          <w:b/>
+          <w:sz w:val="28"/>
+          <w:szCs w:val="28"/>
+        </w:rPr>
+      </w:pPr>
+      <w:r>
+        <w:rPr>
+          <w:rFonts w:ascii="Times New Roman" w:hAnsi="Times New Roman" w:cs="Times New Roman"/>
+          <w:sz w:val="28"/>
+          <w:szCs w:val="28"/>
+        </w:rPr>
+        <w:t>5.</w:t>
+      </w:r>
+      <w:r>
+        <w:rPr>
+          <w:rFonts w:ascii="Times New Roman" w:hAnsi="Times New Roman" w:cs="Times New Roman"/>
+          <w:b/>
+          <w:sz w:val="28"/>
+          <w:szCs w:val="28"/>
+        </w:rPr>
+        <w:t>7</w:t>
+      </w:r>
+      <w:r>
+        <w:rPr>
+          <w:rFonts w:ascii="Times New Roman" w:hAnsi="Times New Roman" w:cs="Times New Roman"/>
+          <w:sz w:val="28"/>
+          <w:szCs w:val="28"/>
+        </w:rPr>
+        <w:t>.2. Логическая модель базы данных</w:t>
+      </w:r>
+    </w:p>
+    <w:p>
+      <w:pPr>
+        <w:spacing w:after="0" w:line="360" w:lineRule="auto"/>
         <w:ind w:firstLine="709"/>
-        <w:rPr>
-          <w:rFonts w:cs="Times New Roman"/>
-          <w:b w:val="0"/>
-        </w:rPr>
-      </w:pPr>
-      <w:bookmarkStart w:id="38" w:name="_Toc224069319"/>
-      <w:r>
-        <w:rPr>
-          <w:rFonts w:cs="Times New Roman"/>
-          <w:b w:val="0"/>
-        </w:rPr>
-        <w:t>5.6.2. Логическая модель базы данных</w:t>
-      </w:r>
-      <w:bookmarkEnd w:id="38"/>
-    </w:p>
-    <w:p>
-      <w:pPr>
-        <w:spacing w:after="0" w:line="360" w:lineRule="auto"/>
-        <w:ind w:firstLine="709"/>
         <w:jc w:val="both"/>
         <w:rPr>
           <w:rFonts w:ascii="Times New Roman" w:hAnsi="Times New Roman" w:cs="Times New Roman"/>
@@ -14752,6 +15681,7 @@
       <w:r>
         <w:rPr>
           <w:rFonts w:ascii="Times New Roman" w:hAnsi="Times New Roman" w:cs="Times New Roman"/>
+          <w:noProof/>
           <w:sz w:val="28"/>
           <w:szCs w:val="28"/>
           <w:lang w:val="en-US"/>
@@ -14882,6 +15812,7 @@
           <w:numId w:val="58"/>
         </w:numPr>
         <w:spacing w:after="0" w:line="360" w:lineRule="auto"/>
+        <w:ind w:left="0"/>
         <w:jc w:val="both"/>
         <w:rPr>
           <w:rFonts w:ascii="Times New Roman" w:hAnsi="Times New Roman" w:cs="Times New Roman"/>
@@ -14906,6 +15837,7 @@
           <w:numId w:val="58"/>
         </w:numPr>
         <w:spacing w:after="0" w:line="360" w:lineRule="auto"/>
+        <w:ind w:left="0"/>
         <w:jc w:val="both"/>
         <w:rPr>
           <w:rFonts w:ascii="Times New Roman" w:hAnsi="Times New Roman" w:cs="Times New Roman"/>
@@ -14930,6 +15862,7 @@
           <w:numId w:val="58"/>
         </w:numPr>
         <w:spacing w:after="0" w:line="360" w:lineRule="auto"/>
+        <w:ind w:left="0"/>
         <w:jc w:val="both"/>
         <w:rPr>
           <w:rFonts w:ascii="Times New Roman" w:hAnsi="Times New Roman" w:cs="Times New Roman"/>
@@ -14954,6 +15887,7 @@
           <w:numId w:val="58"/>
         </w:numPr>
         <w:spacing w:after="0" w:line="360" w:lineRule="auto"/>
+        <w:ind w:left="0"/>
         <w:jc w:val="both"/>
         <w:rPr>
           <w:rFonts w:ascii="Times New Roman" w:hAnsi="Times New Roman" w:cs="Times New Roman"/>
@@ -14978,6 +15912,7 @@
           <w:numId w:val="58"/>
         </w:numPr>
         <w:spacing w:after="0" w:line="360" w:lineRule="auto"/>
+        <w:ind w:left="0"/>
         <w:jc w:val="both"/>
         <w:rPr>
           <w:rFonts w:ascii="Times New Roman" w:hAnsi="Times New Roman" w:cs="Times New Roman"/>
@@ -15002,6 +15937,7 @@
           <w:numId w:val="58"/>
         </w:numPr>
         <w:spacing w:after="0" w:line="360" w:lineRule="auto"/>
+        <w:ind w:left="0"/>
         <w:jc w:val="both"/>
         <w:rPr>
           <w:rFonts w:ascii="Times New Roman" w:hAnsi="Times New Roman" w:cs="Times New Roman"/>
@@ -15050,6 +15986,7 @@
           <w:numId w:val="59"/>
         </w:numPr>
         <w:spacing w:after="0" w:line="360" w:lineRule="auto"/>
+        <w:ind w:left="0"/>
         <w:jc w:val="both"/>
         <w:rPr>
           <w:rFonts w:ascii="Times New Roman" w:hAnsi="Times New Roman" w:cs="Times New Roman"/>
@@ -15074,6 +16011,7 @@
           <w:numId w:val="59"/>
         </w:numPr>
         <w:spacing w:after="0" w:line="360" w:lineRule="auto"/>
+        <w:ind w:left="0"/>
         <w:jc w:val="both"/>
         <w:rPr>
           <w:rFonts w:ascii="Times New Roman" w:hAnsi="Times New Roman" w:cs="Times New Roman"/>
@@ -15098,6 +16036,7 @@
           <w:numId w:val="59"/>
         </w:numPr>
         <w:spacing w:after="0" w:line="360" w:lineRule="auto"/>
+        <w:ind w:left="0"/>
         <w:jc w:val="both"/>
         <w:rPr>
           <w:rFonts w:ascii="Times New Roman" w:hAnsi="Times New Roman" w:cs="Times New Roman"/>
@@ -15146,6 +16085,7 @@
           <w:numId w:val="60"/>
         </w:numPr>
         <w:spacing w:after="0" w:line="360" w:lineRule="auto"/>
+        <w:ind w:left="0"/>
         <w:jc w:val="both"/>
         <w:rPr>
           <w:rFonts w:ascii="Times New Roman" w:hAnsi="Times New Roman" w:cs="Times New Roman"/>
@@ -15170,6 +16110,7 @@
           <w:numId w:val="60"/>
         </w:numPr>
         <w:spacing w:after="0" w:line="360" w:lineRule="auto"/>
+        <w:ind w:left="0"/>
         <w:jc w:val="both"/>
         <w:rPr>
           <w:rFonts w:ascii="Times New Roman" w:hAnsi="Times New Roman" w:cs="Times New Roman"/>
@@ -15194,6 +16135,7 @@
           <w:numId w:val="60"/>
         </w:numPr>
         <w:spacing w:after="0" w:line="360" w:lineRule="auto"/>
+        <w:ind w:left="0"/>
         <w:jc w:val="both"/>
         <w:rPr>
           <w:rFonts w:ascii="Times New Roman" w:hAnsi="Times New Roman" w:cs="Times New Roman"/>
@@ -15238,6 +16180,7 @@
           <w:numId w:val="62"/>
         </w:numPr>
         <w:spacing w:after="0" w:line="360" w:lineRule="auto"/>
+        <w:ind w:left="0"/>
         <w:jc w:val="both"/>
         <w:rPr>
           <w:rFonts w:ascii="Times New Roman" w:hAnsi="Times New Roman" w:cs="Times New Roman"/>
@@ -15262,6 +16205,7 @@
           <w:numId w:val="62"/>
         </w:numPr>
         <w:spacing w:after="0" w:line="360" w:lineRule="auto"/>
+        <w:ind w:left="0"/>
         <w:jc w:val="both"/>
         <w:rPr>
           <w:rFonts w:ascii="Times New Roman" w:hAnsi="Times New Roman" w:cs="Times New Roman"/>
@@ -15301,6 +16245,7 @@
     </w:p>
     <w:p>
       <w:pPr>
+        <w:spacing w:after="0" w:line="360" w:lineRule="auto"/>
         <w:rPr>
           <w:rFonts w:ascii="Times New Roman" w:hAnsi="Times New Roman" w:cs="Times New Roman"/>
           <w:sz w:val="28"/>
@@ -15319,7 +16264,7 @@
     <w:p>
       <w:pPr>
         <w:pStyle w:val="1"/>
-        <w:spacing w:before="0" w:line="360" w:lineRule="auto"/>
+        <w:spacing w:before="0" w:after="0" w:line="360" w:lineRule="auto"/>
         <w:ind w:firstLine="709"/>
         <w:jc w:val="center"/>
         <w:rPr>
@@ -15332,7 +16277,7 @@
         </w:rPr>
       </w:pPr>
       <w:bookmarkStart w:id="39" w:name="_Toc194515472"/>
-      <w:bookmarkStart w:id="40" w:name="_Toc224069320"/>
+      <w:bookmarkStart w:id="40" w:name="_Toc226052405"/>
       <w:r>
         <w:rPr>
           <w:rFonts w:ascii="Times New Roman" w:hAnsi="Times New Roman" w:cs="Times New Roman"/>
@@ -16487,6 +17432,155 @@
     </w:lvl>
   </w:abstractNum>
   <w:abstractNum w:abstractNumId="6" w15:restartNumberingAfterBreak="0">
+    <w:nsid w:val="128D67F6"/>
+    <w:multiLevelType w:val="multilevel"/>
+    <w:tmpl w:val="51769F82"/>
+    <w:lvl w:ilvl="0">
+      <w:start w:val="1"/>
+      <w:numFmt w:val="bullet"/>
+      <w:lvlText w:val=""/>
+      <w:lvlJc w:val="left"/>
+      <w:pPr>
+        <w:tabs>
+          <w:tab w:val="num" w:pos="720"/>
+        </w:tabs>
+        <w:ind w:left="720" w:hanging="360"/>
+      </w:pPr>
+      <w:rPr>
+        <w:rFonts w:ascii="Symbol" w:hAnsi="Symbol" w:hint="default"/>
+        <w:sz w:val="20"/>
+      </w:rPr>
+    </w:lvl>
+    <w:lvl w:ilvl="1" w:tentative="1">
+      <w:start w:val="1"/>
+      <w:numFmt w:val="bullet"/>
+      <w:lvlText w:val="o"/>
+      <w:lvlJc w:val="left"/>
+      <w:pPr>
+        <w:tabs>
+          <w:tab w:val="num" w:pos="1440"/>
+        </w:tabs>
+        <w:ind w:left="1440" w:hanging="360"/>
+      </w:pPr>
+      <w:rPr>
+        <w:rFonts w:ascii="Courier New" w:hAnsi="Courier New" w:hint="default"/>
+        <w:sz w:val="20"/>
+      </w:rPr>
+    </w:lvl>
+    <w:lvl w:ilvl="2" w:tentative="1">
+      <w:start w:val="1"/>
+      <w:numFmt w:val="bullet"/>
+      <w:lvlText w:val=""/>
+      <w:lvlJc w:val="left"/>
+      <w:pPr>
+        <w:tabs>
+          <w:tab w:val="num" w:pos="2160"/>
+        </w:tabs>
+        <w:ind w:left="2160" w:hanging="360"/>
+      </w:pPr>
+      <w:rPr>
+        <w:rFonts w:ascii="Wingdings" w:hAnsi="Wingdings" w:hint="default"/>
+        <w:sz w:val="20"/>
+      </w:rPr>
+    </w:lvl>
+    <w:lvl w:ilvl="3" w:tentative="1">
+      <w:start w:val="1"/>
+      <w:numFmt w:val="bullet"/>
+      <w:lvlText w:val=""/>
+      <w:lvlJc w:val="left"/>
+      <w:pPr>
+        <w:tabs>
+          <w:tab w:val="num" w:pos="2880"/>
+        </w:tabs>
+        <w:ind w:left="2880" w:hanging="360"/>
+      </w:pPr>
+      <w:rPr>
+        <w:rFonts w:ascii="Wingdings" w:hAnsi="Wingdings" w:hint="default"/>
+        <w:sz w:val="20"/>
+      </w:rPr>
+    </w:lvl>
+    <w:lvl w:ilvl="4" w:tentative="1">
+      <w:start w:val="1"/>
+      <w:numFmt w:val="bullet"/>
+      <w:lvlText w:val=""/>
+      <w:lvlJc w:val="left"/>
+      <w:pPr>
+        <w:tabs>
+          <w:tab w:val="num" w:pos="3600"/>
+        </w:tabs>
+        <w:ind w:left="3600" w:hanging="360"/>
+      </w:pPr>
+      <w:rPr>
+        <w:rFonts w:ascii="Wingdings" w:hAnsi="Wingdings" w:hint="default"/>
+        <w:sz w:val="20"/>
+      </w:rPr>
+    </w:lvl>
+    <w:lvl w:ilvl="5" w:tentative="1">
+      <w:start w:val="1"/>
+      <w:numFmt w:val="bullet"/>
+      <w:lvlText w:val=""/>
+      <w:lvlJc w:val="left"/>
+      <w:pPr>
+        <w:tabs>
+          <w:tab w:val="num" w:pos="4320"/>
+        </w:tabs>
+        <w:ind w:left="4320" w:hanging="360"/>
+      </w:pPr>
+      <w:rPr>
+        <w:rFonts w:ascii="Wingdings" w:hAnsi="Wingdings" w:hint="default"/>
+        <w:sz w:val="20"/>
+      </w:rPr>
+    </w:lvl>
+    <w:lvl w:ilvl="6" w:tentative="1">
+      <w:start w:val="1"/>
+      <w:numFmt w:val="bullet"/>
+      <w:lvlText w:val=""/>
+      <w:lvlJc w:val="left"/>
+      <w:pPr>
+        <w:tabs>
+          <w:tab w:val="num" w:pos="5040"/>
+        </w:tabs>
+        <w:ind w:left="5040" w:hanging="360"/>
+      </w:pPr>
+      <w:rPr>
+        <w:rFonts w:ascii="Wingdings" w:hAnsi="Wingdings" w:hint="default"/>
+        <w:sz w:val="20"/>
+      </w:rPr>
+    </w:lvl>
+    <w:lvl w:ilvl="7" w:tentative="1">
+      <w:start w:val="1"/>
+      <w:numFmt w:val="bullet"/>
+      <w:lvlText w:val=""/>
+      <w:lvlJc w:val="left"/>
+      <w:pPr>
+        <w:tabs>
+          <w:tab w:val="num" w:pos="5760"/>
+        </w:tabs>
+        <w:ind w:left="5760" w:hanging="360"/>
+      </w:pPr>
+      <w:rPr>
+        <w:rFonts w:ascii="Wingdings" w:hAnsi="Wingdings" w:hint="default"/>
+        <w:sz w:val="20"/>
+      </w:rPr>
+    </w:lvl>
+    <w:lvl w:ilvl="8" w:tentative="1">
+      <w:start w:val="1"/>
+      <w:numFmt w:val="bullet"/>
+      <w:lvlText w:val=""/>
+      <w:lvlJc w:val="left"/>
+      <w:pPr>
+        <w:tabs>
+          <w:tab w:val="num" w:pos="6480"/>
+        </w:tabs>
+        <w:ind w:left="6480" w:hanging="360"/>
+      </w:pPr>
+      <w:rPr>
+        <w:rFonts w:ascii="Wingdings" w:hAnsi="Wingdings" w:hint="default"/>
+        <w:sz w:val="20"/>
+      </w:rPr>
+    </w:lvl>
+  </w:abstractNum>
+  <w:abstractNum w:abstractNumId="7" w15:restartNumberingAfterBreak="0">
     <w:nsid w:val="1576062E"/>
     <w:multiLevelType w:val="hybridMultilevel"/>
     <w:tmpl w:val="AA5C041E"/>
@@ -16599,7 +17693,7 @@
       </w:rPr>
     </w:lvl>
   </w:abstractNum>
-  <w:abstractNum w:abstractNumId="7" w15:restartNumberingAfterBreak="0">
+  <w:abstractNum w:abstractNumId="8" w15:restartNumberingAfterBreak="0">
     <w:nsid w:val="15FC2447"/>
     <w:multiLevelType w:val="hybridMultilevel"/>
     <w:tmpl w:val="328EDF6E"/>
@@ -16712,7 +17806,7 @@
       </w:rPr>
     </w:lvl>
   </w:abstractNum>
-  <w:abstractNum w:abstractNumId="8" w15:restartNumberingAfterBreak="0">
+  <w:abstractNum w:abstractNumId="9" w15:restartNumberingAfterBreak="0">
     <w:nsid w:val="18472106"/>
     <w:multiLevelType w:val="hybridMultilevel"/>
     <w:tmpl w:val="2DAA2272"/>
@@ -16825,7 +17919,7 @@
       </w:rPr>
     </w:lvl>
   </w:abstractNum>
-  <w:abstractNum w:abstractNumId="9" w15:restartNumberingAfterBreak="0">
+  <w:abstractNum w:abstractNumId="10" w15:restartNumberingAfterBreak="0">
     <w:nsid w:val="1DC37A36"/>
     <w:multiLevelType w:val="hybridMultilevel"/>
     <w:tmpl w:val="7D4EAA34"/>
@@ -16938,7 +18032,7 @@
       </w:rPr>
     </w:lvl>
   </w:abstractNum>
-  <w:abstractNum w:abstractNumId="10" w15:restartNumberingAfterBreak="0">
+  <w:abstractNum w:abstractNumId="11" w15:restartNumberingAfterBreak="0">
     <w:nsid w:val="1F17716B"/>
     <w:multiLevelType w:val="hybridMultilevel"/>
     <w:tmpl w:val="E35E318A"/>
@@ -17051,7 +18145,157 @@
       </w:rPr>
     </w:lvl>
   </w:abstractNum>
-  <w:abstractNum w:abstractNumId="11" w15:restartNumberingAfterBreak="0">
+  <w:abstractNum w:abstractNumId="12" w15:restartNumberingAfterBreak="0">
+    <w:nsid w:val="1F1A6D8A"/>
+    <w:multiLevelType w:val="multilevel"/>
+    <w:tmpl w:val="E786BBA4"/>
+    <w:lvl w:ilvl="0">
+      <w:start w:val="1"/>
+      <w:numFmt w:val="bullet"/>
+      <w:lvlText w:val=""/>
+      <w:lvlJc w:val="left"/>
+      <w:pPr>
+        <w:tabs>
+          <w:tab w:val="num" w:pos="720"/>
+        </w:tabs>
+        <w:ind w:left="720" w:hanging="360"/>
+      </w:pPr>
+      <w:rPr>
+        <w:rFonts w:ascii="Symbol" w:hAnsi="Symbol" w:hint="default"/>
+        <w:sz w:val="28"/>
+        <w:szCs w:val="28"/>
+      </w:rPr>
+    </w:lvl>
+    <w:lvl w:ilvl="1">
+      <w:start w:val="1"/>
+      <w:numFmt w:val="bullet"/>
+      <w:lvlText w:val="o"/>
+      <w:lvlJc w:val="left"/>
+      <w:pPr>
+        <w:tabs>
+          <w:tab w:val="num" w:pos="1440"/>
+        </w:tabs>
+        <w:ind w:left="1440" w:hanging="360"/>
+      </w:pPr>
+      <w:rPr>
+        <w:rFonts w:ascii="Courier New" w:hAnsi="Courier New" w:hint="default"/>
+        <w:sz w:val="20"/>
+      </w:rPr>
+    </w:lvl>
+    <w:lvl w:ilvl="2">
+      <w:start w:val="1"/>
+      <w:numFmt w:val="bullet"/>
+      <w:lvlText w:val=""/>
+      <w:lvlJc w:val="left"/>
+      <w:pPr>
+        <w:tabs>
+          <w:tab w:val="num" w:pos="2160"/>
+        </w:tabs>
+        <w:ind w:left="2160" w:hanging="360"/>
+      </w:pPr>
+      <w:rPr>
+        <w:rFonts w:ascii="Wingdings" w:hAnsi="Wingdings" w:hint="default"/>
+        <w:sz w:val="20"/>
+      </w:rPr>
+    </w:lvl>
+    <w:lvl w:ilvl="3">
+      <w:start w:val="1"/>
+      <w:numFmt w:val="bullet"/>
+      <w:lvlText w:val=""/>
+      <w:lvlJc w:val="left"/>
+      <w:pPr>
+        <w:tabs>
+          <w:tab w:val="num" w:pos="2880"/>
+        </w:tabs>
+        <w:ind w:left="2880" w:hanging="360"/>
+      </w:pPr>
+      <w:rPr>
+        <w:rFonts w:ascii="Wingdings" w:hAnsi="Wingdings" w:hint="default"/>
+        <w:sz w:val="20"/>
+      </w:rPr>
+    </w:lvl>
+    <w:lvl w:ilvl="4">
+      <w:start w:val="1"/>
+      <w:numFmt w:val="bullet"/>
+      <w:lvlText w:val=""/>
+      <w:lvlJc w:val="left"/>
+      <w:pPr>
+        <w:tabs>
+          <w:tab w:val="num" w:pos="3600"/>
+        </w:tabs>
+        <w:ind w:left="3600" w:hanging="360"/>
+      </w:pPr>
+      <w:rPr>
+        <w:rFonts w:ascii="Wingdings" w:hAnsi="Wingdings" w:hint="default"/>
+        <w:sz w:val="20"/>
+      </w:rPr>
+    </w:lvl>
+    <w:lvl w:ilvl="5">
+      <w:start w:val="1"/>
+      <w:numFmt w:val="bullet"/>
+      <w:lvlText w:val=""/>
+      <w:lvlJc w:val="left"/>
+      <w:pPr>
+        <w:tabs>
+          <w:tab w:val="num" w:pos="4320"/>
+        </w:tabs>
+        <w:ind w:left="4320" w:hanging="360"/>
+      </w:pPr>
+      <w:rPr>
+        <w:rFonts w:ascii="Wingdings" w:hAnsi="Wingdings" w:hint="default"/>
+        <w:sz w:val="20"/>
+      </w:rPr>
+    </w:lvl>
+    <w:lvl w:ilvl="6">
+      <w:start w:val="1"/>
+      <w:numFmt w:val="bullet"/>
+      <w:lvlText w:val=""/>
+      <w:lvlJc w:val="left"/>
+      <w:pPr>
+        <w:tabs>
+          <w:tab w:val="num" w:pos="5040"/>
+        </w:tabs>
+        <w:ind w:left="5040" w:hanging="360"/>
+      </w:pPr>
+      <w:rPr>
+        <w:rFonts w:ascii="Wingdings" w:hAnsi="Wingdings" w:hint="default"/>
+        <w:sz w:val="20"/>
+      </w:rPr>
+    </w:lvl>
+    <w:lvl w:ilvl="7">
+      <w:start w:val="1"/>
+      <w:numFmt w:val="bullet"/>
+      <w:lvlText w:val=""/>
+      <w:lvlJc w:val="left"/>
+      <w:pPr>
+        <w:tabs>
+          <w:tab w:val="num" w:pos="5760"/>
+        </w:tabs>
+        <w:ind w:left="5760" w:hanging="360"/>
+      </w:pPr>
+      <w:rPr>
+        <w:rFonts w:ascii="Wingdings" w:hAnsi="Wingdings" w:hint="default"/>
+        <w:sz w:val="20"/>
+      </w:rPr>
+    </w:lvl>
+    <w:lvl w:ilvl="8">
+      <w:start w:val="1"/>
+      <w:numFmt w:val="bullet"/>
+      <w:lvlText w:val=""/>
+      <w:lvlJc w:val="left"/>
+      <w:pPr>
+        <w:tabs>
+          <w:tab w:val="num" w:pos="6480"/>
+        </w:tabs>
+        <w:ind w:left="6480" w:hanging="360"/>
+      </w:pPr>
+      <w:rPr>
+        <w:rFonts w:ascii="Wingdings" w:hAnsi="Wingdings" w:hint="default"/>
+        <w:sz w:val="20"/>
+      </w:rPr>
+    </w:lvl>
+  </w:abstractNum>
+  <w:abstractNum w:abstractNumId="13" w15:restartNumberingAfterBreak="0">
     <w:nsid w:val="1F757364"/>
     <w:multiLevelType w:val="multilevel"/>
     <w:tmpl w:val="392A5864"/>
@@ -17168,7 +18412,7 @@
       </w:pPr>
     </w:lvl>
   </w:abstractNum>
-  <w:abstractNum w:abstractNumId="12" w15:restartNumberingAfterBreak="0">
+  <w:abstractNum w:abstractNumId="14" w15:restartNumberingAfterBreak="0">
     <w:nsid w:val="20145A58"/>
     <w:multiLevelType w:val="hybridMultilevel"/>
     <w:tmpl w:val="65B40742"/>
@@ -17281,7 +18525,7 @@
       </w:rPr>
     </w:lvl>
   </w:abstractNum>
-  <w:abstractNum w:abstractNumId="13" w15:restartNumberingAfterBreak="0">
+  <w:abstractNum w:abstractNumId="15" w15:restartNumberingAfterBreak="0">
     <w:nsid w:val="20685B34"/>
     <w:multiLevelType w:val="hybridMultilevel"/>
     <w:tmpl w:val="4BB82634"/>
@@ -17394,7 +18638,7 @@
       </w:rPr>
     </w:lvl>
   </w:abstractNum>
-  <w:abstractNum w:abstractNumId="14" w15:restartNumberingAfterBreak="0">
+  <w:abstractNum w:abstractNumId="16" w15:restartNumberingAfterBreak="0">
     <w:nsid w:val="24B152CC"/>
     <w:multiLevelType w:val="multilevel"/>
     <w:tmpl w:val="3C34EE36"/>
@@ -17511,7 +18755,7 @@
       </w:pPr>
     </w:lvl>
   </w:abstractNum>
-  <w:abstractNum w:abstractNumId="15" w15:restartNumberingAfterBreak="0">
+  <w:abstractNum w:abstractNumId="17" w15:restartNumberingAfterBreak="0">
     <w:nsid w:val="25764FB4"/>
     <w:multiLevelType w:val="hybridMultilevel"/>
     <w:tmpl w:val="C3B80200"/>
@@ -17624,7 +18868,7 @@
       </w:rPr>
     </w:lvl>
   </w:abstractNum>
-  <w:abstractNum w:abstractNumId="16" w15:restartNumberingAfterBreak="0">
+  <w:abstractNum w:abstractNumId="18" w15:restartNumberingAfterBreak="0">
     <w:nsid w:val="25F30712"/>
     <w:multiLevelType w:val="hybridMultilevel"/>
     <w:tmpl w:val="FFFCFA8E"/>
@@ -17737,7 +18981,7 @@
       </w:rPr>
     </w:lvl>
   </w:abstractNum>
-  <w:abstractNum w:abstractNumId="17" w15:restartNumberingAfterBreak="0">
+  <w:abstractNum w:abstractNumId="19" w15:restartNumberingAfterBreak="0">
     <w:nsid w:val="273A0BEA"/>
     <w:multiLevelType w:val="multilevel"/>
     <w:tmpl w:val="8FD211E8"/>
@@ -17850,7 +19094,7 @@
       </w:pPr>
     </w:lvl>
   </w:abstractNum>
-  <w:abstractNum w:abstractNumId="18" w15:restartNumberingAfterBreak="0">
+  <w:abstractNum w:abstractNumId="20" w15:restartNumberingAfterBreak="0">
     <w:nsid w:val="2AC44CAC"/>
     <w:multiLevelType w:val="hybridMultilevel"/>
     <w:tmpl w:val="2B7EE050"/>
@@ -17963,7 +19207,7 @@
       </w:rPr>
     </w:lvl>
   </w:abstractNum>
-  <w:abstractNum w:abstractNumId="19" w15:restartNumberingAfterBreak="0">
+  <w:abstractNum w:abstractNumId="21" w15:restartNumberingAfterBreak="0">
     <w:nsid w:val="2AEC4C0A"/>
     <w:multiLevelType w:val="multilevel"/>
     <w:tmpl w:val="B6DC97D6"/>
@@ -18080,7 +19324,7 @@
       </w:pPr>
     </w:lvl>
   </w:abstractNum>
-  <w:abstractNum w:abstractNumId="20" w15:restartNumberingAfterBreak="0">
+  <w:abstractNum w:abstractNumId="22" w15:restartNumberingAfterBreak="0">
     <w:nsid w:val="2C8F1DF2"/>
     <w:multiLevelType w:val="hybridMultilevel"/>
     <w:tmpl w:val="ECC021FA"/>
@@ -18193,7 +19437,7 @@
       </w:rPr>
     </w:lvl>
   </w:abstractNum>
-  <w:abstractNum w:abstractNumId="21" w15:restartNumberingAfterBreak="0">
+  <w:abstractNum w:abstractNumId="23" w15:restartNumberingAfterBreak="0">
     <w:nsid w:val="2CF02475"/>
     <w:multiLevelType w:val="hybridMultilevel"/>
     <w:tmpl w:val="B1C0A140"/>
@@ -18306,7 +19550,7 @@
       </w:rPr>
     </w:lvl>
   </w:abstractNum>
-  <w:abstractNum w:abstractNumId="22" w15:restartNumberingAfterBreak="0">
+  <w:abstractNum w:abstractNumId="24" w15:restartNumberingAfterBreak="0">
     <w:nsid w:val="2DDD3531"/>
     <w:multiLevelType w:val="hybridMultilevel"/>
     <w:tmpl w:val="9A7C29A4"/>
@@ -18419,7 +19663,7 @@
       </w:rPr>
     </w:lvl>
   </w:abstractNum>
-  <w:abstractNum w:abstractNumId="23" w15:restartNumberingAfterBreak="0">
+  <w:abstractNum w:abstractNumId="25" w15:restartNumberingAfterBreak="0">
     <w:nsid w:val="2FD00A71"/>
     <w:multiLevelType w:val="multilevel"/>
     <w:tmpl w:val="60AC0B10"/>
@@ -18568,7 +19812,7 @@
       </w:rPr>
     </w:lvl>
   </w:abstractNum>
-  <w:abstractNum w:abstractNumId="24" w15:restartNumberingAfterBreak="0">
+  <w:abstractNum w:abstractNumId="26" w15:restartNumberingAfterBreak="0">
     <w:nsid w:val="31C22557"/>
     <w:multiLevelType w:val="hybridMultilevel"/>
     <w:tmpl w:val="543E40BA"/>
@@ -18681,7 +19925,7 @@
       </w:rPr>
     </w:lvl>
   </w:abstractNum>
-  <w:abstractNum w:abstractNumId="25" w15:restartNumberingAfterBreak="0">
+  <w:abstractNum w:abstractNumId="27" w15:restartNumberingAfterBreak="0">
     <w:nsid w:val="383B0132"/>
     <w:multiLevelType w:val="multilevel"/>
     <w:tmpl w:val="0DB084AE"/>
@@ -18794,7 +20038,156 @@
       </w:pPr>
     </w:lvl>
   </w:abstractNum>
-  <w:abstractNum w:abstractNumId="26" w15:restartNumberingAfterBreak="0">
+  <w:abstractNum w:abstractNumId="28" w15:restartNumberingAfterBreak="0">
+    <w:nsid w:val="3882140F"/>
+    <w:multiLevelType w:val="multilevel"/>
+    <w:tmpl w:val="67FA69F4"/>
+    <w:lvl w:ilvl="0">
+      <w:start w:val="1"/>
+      <w:numFmt w:val="bullet"/>
+      <w:lvlText w:val=""/>
+      <w:lvlJc w:val="left"/>
+      <w:pPr>
+        <w:tabs>
+          <w:tab w:val="num" w:pos="720"/>
+        </w:tabs>
+        <w:ind w:left="720" w:hanging="360"/>
+      </w:pPr>
+      <w:rPr>
+        <w:rFonts w:ascii="Symbol" w:hAnsi="Symbol" w:hint="default"/>
+        <w:sz w:val="20"/>
+      </w:rPr>
+    </w:lvl>
+    <w:lvl w:ilvl="1" w:tentative="1">
+      <w:start w:val="1"/>
+      <w:numFmt w:val="bullet"/>
+      <w:lvlText w:val="o"/>
+      <w:lvlJc w:val="left"/>
+      <w:pPr>
+        <w:tabs>
+          <w:tab w:val="num" w:pos="1440"/>
+        </w:tabs>
+        <w:ind w:left="1440" w:hanging="360"/>
+      </w:pPr>
+      <w:rPr>
+        <w:rFonts w:ascii="Courier New" w:hAnsi="Courier New" w:hint="default"/>
+        <w:sz w:val="20"/>
+      </w:rPr>
+    </w:lvl>
+    <w:lvl w:ilvl="2" w:tentative="1">
+      <w:start w:val="1"/>
+      <w:numFmt w:val="bullet"/>
+      <w:lvlText w:val=""/>
+      <w:lvlJc w:val="left"/>
+      <w:pPr>
+        <w:tabs>
+          <w:tab w:val="num" w:pos="2160"/>
+        </w:tabs>
+        <w:ind w:left="2160" w:hanging="360"/>
+      </w:pPr>
+      <w:rPr>
+        <w:rFonts w:ascii="Wingdings" w:hAnsi="Wingdings" w:hint="default"/>
+        <w:sz w:val="20"/>
+      </w:rPr>
+    </w:lvl>
+    <w:lvl w:ilvl="3" w:tentative="1">
+      <w:start w:val="1"/>
+      <w:numFmt w:val="bullet"/>
+      <w:lvlText w:val=""/>
+      <w:lvlJc w:val="left"/>
+      <w:pPr>
+        <w:tabs>
+          <w:tab w:val="num" w:pos="2880"/>
+        </w:tabs>
+        <w:ind w:left="2880" w:hanging="360"/>
+      </w:pPr>
+      <w:rPr>
+        <w:rFonts w:ascii="Wingdings" w:hAnsi="Wingdings" w:hint="default"/>
+        <w:sz w:val="20"/>
+      </w:rPr>
+    </w:lvl>
+    <w:lvl w:ilvl="4" w:tentative="1">
+      <w:start w:val="1"/>
+      <w:numFmt w:val="bullet"/>
+      <w:lvlText w:val=""/>
+      <w:lvlJc w:val="left"/>
+      <w:pPr>
+        <w:tabs>
+          <w:tab w:val="num" w:pos="3600"/>
+        </w:tabs>
+        <w:ind w:left="3600" w:hanging="360"/>
+      </w:pPr>
+      <w:rPr>
+        <w:rFonts w:ascii="Wingdings" w:hAnsi="Wingdings" w:hint="default"/>
+        <w:sz w:val="20"/>
+      </w:rPr>
+    </w:lvl>
+    <w:lvl w:ilvl="5" w:tentative="1">
+      <w:start w:val="1"/>
+      <w:numFmt w:val="bullet"/>
+      <w:lvlText w:val=""/>
+      <w:lvlJc w:val="left"/>
+      <w:pPr>
+        <w:tabs>
+          <w:tab w:val="num" w:pos="4320"/>
+        </w:tabs>
+        <w:ind w:left="4320" w:hanging="360"/>
+      </w:pPr>
+      <w:rPr>
+        <w:rFonts w:ascii="Wingdings" w:hAnsi="Wingdings" w:hint="default"/>
+        <w:sz w:val="20"/>
+      </w:rPr>
+    </w:lvl>
+    <w:lvl w:ilvl="6" w:tentative="1">
+      <w:start w:val="1"/>
+      <w:numFmt w:val="bullet"/>
+      <w:lvlText w:val=""/>
+      <w:lvlJc w:val="left"/>
+      <w:pPr>
+        <w:tabs>
+          <w:tab w:val="num" w:pos="5040"/>
+        </w:tabs>
+        <w:ind w:left="5040" w:hanging="360"/>
+      </w:pPr>
+      <w:rPr>
+        <w:rFonts w:ascii="Wingdings" w:hAnsi="Wingdings" w:hint="default"/>
+        <w:sz w:val="20"/>
+      </w:rPr>
+    </w:lvl>
+    <w:lvl w:ilvl="7" w:tentative="1">
+      <w:start w:val="1"/>
+      <w:numFmt w:val="bullet"/>
+      <w:lvlText w:val=""/>
+      <w:lvlJc w:val="left"/>
+      <w:pPr>
+        <w:tabs>
+          <w:tab w:val="num" w:pos="5760"/>
+        </w:tabs>
+        <w:ind w:left="5760" w:hanging="360"/>
+      </w:pPr>
+      <w:rPr>
+        <w:rFonts w:ascii="Wingdings" w:hAnsi="Wingdings" w:hint="default"/>
+        <w:sz w:val="20"/>
+      </w:rPr>
+    </w:lvl>
+    <w:lvl w:ilvl="8" w:tentative="1">
+      <w:start w:val="1"/>
+      <w:numFmt w:val="bullet"/>
+      <w:lvlText w:val=""/>
+      <w:lvlJc w:val="left"/>
+      <w:pPr>
+        <w:tabs>
+          <w:tab w:val="num" w:pos="6480"/>
+        </w:tabs>
+        <w:ind w:left="6480" w:hanging="360"/>
+      </w:pPr>
+      <w:rPr>
+        <w:rFonts w:ascii="Wingdings" w:hAnsi="Wingdings" w:hint="default"/>
+        <w:sz w:val="20"/>
+      </w:rPr>
+    </w:lvl>
+  </w:abstractNum>
+  <w:abstractNum w:abstractNumId="29" w15:restartNumberingAfterBreak="0">
     <w:nsid w:val="39CA3B76"/>
     <w:multiLevelType w:val="multilevel"/>
     <w:tmpl w:val="A25299C6"/>
@@ -18911,7 +20304,7 @@
       </w:pPr>
     </w:lvl>
   </w:abstractNum>
-  <w:abstractNum w:abstractNumId="27" w15:restartNumberingAfterBreak="0">
+  <w:abstractNum w:abstractNumId="30" w15:restartNumberingAfterBreak="0">
     <w:nsid w:val="3AA6231F"/>
     <w:multiLevelType w:val="multilevel"/>
     <w:tmpl w:val="3256973E"/>
@@ -19060,7 +20453,7 @@
       </w:rPr>
     </w:lvl>
   </w:abstractNum>
-  <w:abstractNum w:abstractNumId="28" w15:restartNumberingAfterBreak="0">
+  <w:abstractNum w:abstractNumId="31" w15:restartNumberingAfterBreak="0">
     <w:nsid w:val="3C943C92"/>
     <w:multiLevelType w:val="multilevel"/>
     <w:tmpl w:val="DA3CA874"/>
@@ -19173,7 +20566,7 @@
       </w:pPr>
     </w:lvl>
   </w:abstractNum>
-  <w:abstractNum w:abstractNumId="29" w15:restartNumberingAfterBreak="0">
+  <w:abstractNum w:abstractNumId="32" w15:restartNumberingAfterBreak="0">
     <w:nsid w:val="3CB94F54"/>
     <w:multiLevelType w:val="hybridMultilevel"/>
     <w:tmpl w:val="312E2D24"/>
@@ -19286,7 +20679,7 @@
       </w:rPr>
     </w:lvl>
   </w:abstractNum>
-  <w:abstractNum w:abstractNumId="30" w15:restartNumberingAfterBreak="0">
+  <w:abstractNum w:abstractNumId="33" w15:restartNumberingAfterBreak="0">
     <w:nsid w:val="3D912562"/>
     <w:multiLevelType w:val="hybridMultilevel"/>
     <w:tmpl w:val="9B1612F0"/>
@@ -19399,7 +20792,7 @@
       </w:rPr>
     </w:lvl>
   </w:abstractNum>
-  <w:abstractNum w:abstractNumId="31" w15:restartNumberingAfterBreak="0">
+  <w:abstractNum w:abstractNumId="34" w15:restartNumberingAfterBreak="0">
     <w:nsid w:val="44291228"/>
     <w:multiLevelType w:val="hybridMultilevel"/>
     <w:tmpl w:val="62E8C58C"/>
@@ -19512,7 +20905,7 @@
       </w:rPr>
     </w:lvl>
   </w:abstractNum>
-  <w:abstractNum w:abstractNumId="32" w15:restartNumberingAfterBreak="0">
+  <w:abstractNum w:abstractNumId="35" w15:restartNumberingAfterBreak="0">
     <w:nsid w:val="45395868"/>
     <w:multiLevelType w:val="hybridMultilevel"/>
     <w:tmpl w:val="96F6011C"/>
@@ -19625,7 +21018,7 @@
       </w:rPr>
     </w:lvl>
   </w:abstractNum>
-  <w:abstractNum w:abstractNumId="33" w15:restartNumberingAfterBreak="0">
+  <w:abstractNum w:abstractNumId="36" w15:restartNumberingAfterBreak="0">
     <w:nsid w:val="463A675C"/>
     <w:multiLevelType w:val="hybridMultilevel"/>
     <w:tmpl w:val="0046C0B2"/>
@@ -19738,7 +21131,7 @@
       </w:rPr>
     </w:lvl>
   </w:abstractNum>
-  <w:abstractNum w:abstractNumId="34" w15:restartNumberingAfterBreak="0">
+  <w:abstractNum w:abstractNumId="37" w15:restartNumberingAfterBreak="0">
     <w:nsid w:val="4743175F"/>
     <w:multiLevelType w:val="hybridMultilevel"/>
     <w:tmpl w:val="878A3C70"/>
@@ -19851,7 +21244,7 @@
       </w:rPr>
     </w:lvl>
   </w:abstractNum>
-  <w:abstractNum w:abstractNumId="35" w15:restartNumberingAfterBreak="0">
+  <w:abstractNum w:abstractNumId="38" w15:restartNumberingAfterBreak="0">
     <w:nsid w:val="4809445D"/>
     <w:multiLevelType w:val="multilevel"/>
     <w:tmpl w:val="DA6CEB98"/>
@@ -19964,7 +21357,7 @@
       </w:pPr>
     </w:lvl>
   </w:abstractNum>
-  <w:abstractNum w:abstractNumId="36" w15:restartNumberingAfterBreak="0">
+  <w:abstractNum w:abstractNumId="39" w15:restartNumberingAfterBreak="0">
     <w:nsid w:val="4C6F11AD"/>
     <w:multiLevelType w:val="hybridMultilevel"/>
     <w:tmpl w:val="B20E302E"/>
@@ -20077,7 +21470,7 @@
       </w:rPr>
     </w:lvl>
   </w:abstractNum>
-  <w:abstractNum w:abstractNumId="37" w15:restartNumberingAfterBreak="0">
+  <w:abstractNum w:abstractNumId="40" w15:restartNumberingAfterBreak="0">
     <w:nsid w:val="4FA41C41"/>
     <w:multiLevelType w:val="multilevel"/>
     <w:tmpl w:val="29A28084"/>
@@ -20190,7 +21583,7 @@
       </w:pPr>
     </w:lvl>
   </w:abstractNum>
-  <w:abstractNum w:abstractNumId="38" w15:restartNumberingAfterBreak="0">
+  <w:abstractNum w:abstractNumId="41" w15:restartNumberingAfterBreak="0">
     <w:nsid w:val="4FE41D19"/>
     <w:multiLevelType w:val="hybridMultilevel"/>
     <w:tmpl w:val="05E8184C"/>
@@ -20303,7 +21696,156 @@
       </w:rPr>
     </w:lvl>
   </w:abstractNum>
-  <w:abstractNum w:abstractNumId="39" w15:restartNumberingAfterBreak="0">
+  <w:abstractNum w:abstractNumId="42" w15:restartNumberingAfterBreak="0">
+    <w:nsid w:val="52804CC8"/>
+    <w:multiLevelType w:val="multilevel"/>
+    <w:tmpl w:val="9AE4C380"/>
+    <w:lvl w:ilvl="0">
+      <w:start w:val="1"/>
+      <w:numFmt w:val="bullet"/>
+      <w:lvlText w:val=""/>
+      <w:lvlJc w:val="left"/>
+      <w:pPr>
+        <w:tabs>
+          <w:tab w:val="num" w:pos="720"/>
+        </w:tabs>
+        <w:ind w:left="720" w:hanging="360"/>
+      </w:pPr>
+      <w:rPr>
+        <w:rFonts w:ascii="Symbol" w:hAnsi="Symbol" w:hint="default"/>
+        <w:sz w:val="20"/>
+      </w:rPr>
+    </w:lvl>
+    <w:lvl w:ilvl="1" w:tentative="1">
+      <w:start w:val="1"/>
+      <w:numFmt w:val="bullet"/>
+      <w:lvlText w:val="o"/>
+      <w:lvlJc w:val="left"/>
+      <w:pPr>
+        <w:tabs>
+          <w:tab w:val="num" w:pos="1440"/>
+        </w:tabs>
+        <w:ind w:left="1440" w:hanging="360"/>
+      </w:pPr>
+      <w:rPr>
+        <w:rFonts w:ascii="Courier New" w:hAnsi="Courier New" w:hint="default"/>
+        <w:sz w:val="20"/>
+      </w:rPr>
+    </w:lvl>
+    <w:lvl w:ilvl="2" w:tentative="1">
+      <w:start w:val="1"/>
+      <w:numFmt w:val="bullet"/>
+      <w:lvlText w:val=""/>
+      <w:lvlJc w:val="left"/>
+      <w:pPr>
+        <w:tabs>
+          <w:tab w:val="num" w:pos="2160"/>
+        </w:tabs>
+        <w:ind w:left="2160" w:hanging="360"/>
+      </w:pPr>
+      <w:rPr>
+        <w:rFonts w:ascii="Wingdings" w:hAnsi="Wingdings" w:hint="default"/>
+        <w:sz w:val="20"/>
+      </w:rPr>
+    </w:lvl>
+    <w:lvl w:ilvl="3" w:tentative="1">
+      <w:start w:val="1"/>
+      <w:numFmt w:val="bullet"/>
+      <w:lvlText w:val=""/>
+      <w:lvlJc w:val="left"/>
+      <w:pPr>
+        <w:tabs>
+          <w:tab w:val="num" w:pos="2880"/>
+        </w:tabs>
+        <w:ind w:left="2880" w:hanging="360"/>
+      </w:pPr>
+      <w:rPr>
+        <w:rFonts w:ascii="Wingdings" w:hAnsi="Wingdings" w:hint="default"/>
+        <w:sz w:val="20"/>
+      </w:rPr>
+    </w:lvl>
+    <w:lvl w:ilvl="4" w:tentative="1">
+      <w:start w:val="1"/>
+      <w:numFmt w:val="bullet"/>
+      <w:lvlText w:val=""/>
+      <w:lvlJc w:val="left"/>
+      <w:pPr>
+        <w:tabs>
+          <w:tab w:val="num" w:pos="3600"/>
+        </w:tabs>
+        <w:ind w:left="3600" w:hanging="360"/>
+      </w:pPr>
+      <w:rPr>
+        <w:rFonts w:ascii="Wingdings" w:hAnsi="Wingdings" w:hint="default"/>
+        <w:sz w:val="20"/>
+      </w:rPr>
+    </w:lvl>
+    <w:lvl w:ilvl="5" w:tentative="1">
+      <w:start w:val="1"/>
+      <w:numFmt w:val="bullet"/>
+      <w:lvlText w:val=""/>
+      <w:lvlJc w:val="left"/>
+      <w:pPr>
+        <w:tabs>
+          <w:tab w:val="num" w:pos="4320"/>
+        </w:tabs>
+        <w:ind w:left="4320" w:hanging="360"/>
+      </w:pPr>
+      <w:rPr>
+        <w:rFonts w:ascii="Wingdings" w:hAnsi="Wingdings" w:hint="default"/>
+        <w:sz w:val="20"/>
+      </w:rPr>
+    </w:lvl>
+    <w:lvl w:ilvl="6" w:tentative="1">
+      <w:start w:val="1"/>
+      <w:numFmt w:val="bullet"/>
+      <w:lvlText w:val=""/>
+      <w:lvlJc w:val="left"/>
+      <w:pPr>
+        <w:tabs>
+          <w:tab w:val="num" w:pos="5040"/>
+        </w:tabs>
+        <w:ind w:left="5040" w:hanging="360"/>
+      </w:pPr>
+      <w:rPr>
+        <w:rFonts w:ascii="Wingdings" w:hAnsi="Wingdings" w:hint="default"/>
+        <w:sz w:val="20"/>
+      </w:rPr>
+    </w:lvl>
+    <w:lvl w:ilvl="7" w:tentative="1">
+      <w:start w:val="1"/>
+      <w:numFmt w:val="bullet"/>
+      <w:lvlText w:val=""/>
+      <w:lvlJc w:val="left"/>
+      <w:pPr>
+        <w:tabs>
+          <w:tab w:val="num" w:pos="5760"/>
+        </w:tabs>
+        <w:ind w:left="5760" w:hanging="360"/>
+      </w:pPr>
+      <w:rPr>
+        <w:rFonts w:ascii="Wingdings" w:hAnsi="Wingdings" w:hint="default"/>
+        <w:sz w:val="20"/>
+      </w:rPr>
+    </w:lvl>
+    <w:lvl w:ilvl="8" w:tentative="1">
+      <w:start w:val="1"/>
+      <w:numFmt w:val="bullet"/>
+      <w:lvlText w:val=""/>
+      <w:lvlJc w:val="left"/>
+      <w:pPr>
+        <w:tabs>
+          <w:tab w:val="num" w:pos="6480"/>
+        </w:tabs>
+        <w:ind w:left="6480" w:hanging="360"/>
+      </w:pPr>
+      <w:rPr>
+        <w:rFonts w:ascii="Wingdings" w:hAnsi="Wingdings" w:hint="default"/>
+        <w:sz w:val="20"/>
+      </w:rPr>
+    </w:lvl>
+  </w:abstractNum>
+  <w:abstractNum w:abstractNumId="43" w15:restartNumberingAfterBreak="0">
     <w:nsid w:val="528F09CD"/>
     <w:multiLevelType w:val="hybridMultilevel"/>
     <w:tmpl w:val="82D0F4A8"/>
@@ -20416,7 +21958,7 @@
       </w:rPr>
     </w:lvl>
   </w:abstractNum>
-  <w:abstractNum w:abstractNumId="40" w15:restartNumberingAfterBreak="0">
+  <w:abstractNum w:abstractNumId="44" w15:restartNumberingAfterBreak="0">
     <w:nsid w:val="53BE74E6"/>
     <w:multiLevelType w:val="hybridMultilevel"/>
     <w:tmpl w:val="FCACF04A"/>
@@ -20529,7 +22071,7 @@
       </w:rPr>
     </w:lvl>
   </w:abstractNum>
-  <w:abstractNum w:abstractNumId="41" w15:restartNumberingAfterBreak="0">
+  <w:abstractNum w:abstractNumId="45" w15:restartNumberingAfterBreak="0">
     <w:nsid w:val="54063F9D"/>
     <w:multiLevelType w:val="hybridMultilevel"/>
     <w:tmpl w:val="331AE310"/>
@@ -20642,7 +22184,7 @@
       </w:rPr>
     </w:lvl>
   </w:abstractNum>
-  <w:abstractNum w:abstractNumId="42" w15:restartNumberingAfterBreak="0">
+  <w:abstractNum w:abstractNumId="46" w15:restartNumberingAfterBreak="0">
     <w:nsid w:val="56151951"/>
     <w:multiLevelType w:val="hybridMultilevel"/>
     <w:tmpl w:val="CD0CFD64"/>
@@ -20755,7 +22297,7 @@
       </w:rPr>
     </w:lvl>
   </w:abstractNum>
-  <w:abstractNum w:abstractNumId="43" w15:restartNumberingAfterBreak="0">
+  <w:abstractNum w:abstractNumId="47" w15:restartNumberingAfterBreak="0">
     <w:nsid w:val="561A5BAE"/>
     <w:multiLevelType w:val="hybridMultilevel"/>
     <w:tmpl w:val="DF72B2BE"/>
@@ -20868,7 +22410,7 @@
       </w:rPr>
     </w:lvl>
   </w:abstractNum>
-  <w:abstractNum w:abstractNumId="44" w15:restartNumberingAfterBreak="0">
+  <w:abstractNum w:abstractNumId="48" w15:restartNumberingAfterBreak="0">
     <w:nsid w:val="566402F5"/>
     <w:multiLevelType w:val="hybridMultilevel"/>
     <w:tmpl w:val="ACBE8CD2"/>
@@ -20981,7 +22523,7 @@
       </w:rPr>
     </w:lvl>
   </w:abstractNum>
-  <w:abstractNum w:abstractNumId="45" w15:restartNumberingAfterBreak="0">
+  <w:abstractNum w:abstractNumId="49" w15:restartNumberingAfterBreak="0">
     <w:nsid w:val="56EC6C32"/>
     <w:multiLevelType w:val="hybridMultilevel"/>
     <w:tmpl w:val="06D0DC6C"/>
@@ -21094,7 +22636,7 @@
       </w:rPr>
     </w:lvl>
   </w:abstractNum>
-  <w:abstractNum w:abstractNumId="46" w15:restartNumberingAfterBreak="0">
+  <w:abstractNum w:abstractNumId="50" w15:restartNumberingAfterBreak="0">
     <w:nsid w:val="57E10A27"/>
     <w:multiLevelType w:val="multilevel"/>
     <w:tmpl w:val="79042F6E"/>
@@ -21207,7 +22749,156 @@
       </w:pPr>
     </w:lvl>
   </w:abstractNum>
-  <w:abstractNum w:abstractNumId="47" w15:restartNumberingAfterBreak="0">
+  <w:abstractNum w:abstractNumId="51" w15:restartNumberingAfterBreak="0">
+    <w:nsid w:val="5A0E0544"/>
+    <w:multiLevelType w:val="multilevel"/>
+    <w:tmpl w:val="82DA8ED8"/>
+    <w:lvl w:ilvl="0">
+      <w:start w:val="1"/>
+      <w:numFmt w:val="bullet"/>
+      <w:lvlText w:val=""/>
+      <w:lvlJc w:val="left"/>
+      <w:pPr>
+        <w:tabs>
+          <w:tab w:val="num" w:pos="720"/>
+        </w:tabs>
+        <w:ind w:left="720" w:hanging="360"/>
+      </w:pPr>
+      <w:rPr>
+        <w:rFonts w:ascii="Symbol" w:hAnsi="Symbol" w:hint="default"/>
+        <w:sz w:val="20"/>
+      </w:rPr>
+    </w:lvl>
+    <w:lvl w:ilvl="1" w:tentative="1">
+      <w:start w:val="1"/>
+      <w:numFmt w:val="bullet"/>
+      <w:lvlText w:val="o"/>
+      <w:lvlJc w:val="left"/>
+      <w:pPr>
+        <w:tabs>
+          <w:tab w:val="num" w:pos="1440"/>
+        </w:tabs>
+        <w:ind w:left="1440" w:hanging="360"/>
+      </w:pPr>
+      <w:rPr>
+        <w:rFonts w:ascii="Courier New" w:hAnsi="Courier New" w:hint="default"/>
+        <w:sz w:val="20"/>
+      </w:rPr>
+    </w:lvl>
+    <w:lvl w:ilvl="2" w:tentative="1">
+      <w:start w:val="1"/>
+      <w:numFmt w:val="bullet"/>
+      <w:lvlText w:val=""/>
+      <w:lvlJc w:val="left"/>
+      <w:pPr>
+        <w:tabs>
+          <w:tab w:val="num" w:pos="2160"/>
+        </w:tabs>
+        <w:ind w:left="2160" w:hanging="360"/>
+      </w:pPr>
+      <w:rPr>
+        <w:rFonts w:ascii="Wingdings" w:hAnsi="Wingdings" w:hint="default"/>
+        <w:sz w:val="20"/>
+      </w:rPr>
+    </w:lvl>
+    <w:lvl w:ilvl="3" w:tentative="1">
+      <w:start w:val="1"/>
+      <w:numFmt w:val="bullet"/>
+      <w:lvlText w:val=""/>
+      <w:lvlJc w:val="left"/>
+      <w:pPr>
+        <w:tabs>
+          <w:tab w:val="num" w:pos="2880"/>
+        </w:tabs>
+        <w:ind w:left="2880" w:hanging="360"/>
+      </w:pPr>
+      <w:rPr>
+        <w:rFonts w:ascii="Wingdings" w:hAnsi="Wingdings" w:hint="default"/>
+        <w:sz w:val="20"/>
+      </w:rPr>
+    </w:lvl>
+    <w:lvl w:ilvl="4" w:tentative="1">
+      <w:start w:val="1"/>
+      <w:numFmt w:val="bullet"/>
+      <w:lvlText w:val=""/>
+      <w:lvlJc w:val="left"/>
+      <w:pPr>
+        <w:tabs>
+          <w:tab w:val="num" w:pos="3600"/>
+        </w:tabs>
+        <w:ind w:left="3600" w:hanging="360"/>
+      </w:pPr>
+      <w:rPr>
+        <w:rFonts w:ascii="Wingdings" w:hAnsi="Wingdings" w:hint="default"/>
+        <w:sz w:val="20"/>
+      </w:rPr>
+    </w:lvl>
+    <w:lvl w:ilvl="5" w:tentative="1">
+      <w:start w:val="1"/>
+      <w:numFmt w:val="bullet"/>
+      <w:lvlText w:val=""/>
+      <w:lvlJc w:val="left"/>
+      <w:pPr>
+        <w:tabs>
+          <w:tab w:val="num" w:pos="4320"/>
+        </w:tabs>
+        <w:ind w:left="4320" w:hanging="360"/>
+      </w:pPr>
+      <w:rPr>
+        <w:rFonts w:ascii="Wingdings" w:hAnsi="Wingdings" w:hint="default"/>
+        <w:sz w:val="20"/>
+      </w:rPr>
+    </w:lvl>
+    <w:lvl w:ilvl="6" w:tentative="1">
+      <w:start w:val="1"/>
+      <w:numFmt w:val="bullet"/>
+      <w:lvlText w:val=""/>
+      <w:lvlJc w:val="left"/>
+      <w:pPr>
+        <w:tabs>
+          <w:tab w:val="num" w:pos="5040"/>
+        </w:tabs>
+        <w:ind w:left="5040" w:hanging="360"/>
+      </w:pPr>
+      <w:rPr>
+        <w:rFonts w:ascii="Wingdings" w:hAnsi="Wingdings" w:hint="default"/>
+        <w:sz w:val="20"/>
+      </w:rPr>
+    </w:lvl>
+    <w:lvl w:ilvl="7" w:tentative="1">
+      <w:start w:val="1"/>
+      <w:numFmt w:val="bullet"/>
+      <w:lvlText w:val=""/>
+      <w:lvlJc w:val="left"/>
+      <w:pPr>
+        <w:tabs>
+          <w:tab w:val="num" w:pos="5760"/>
+        </w:tabs>
+        <w:ind w:left="5760" w:hanging="360"/>
+      </w:pPr>
+      <w:rPr>
+        <w:rFonts w:ascii="Wingdings" w:hAnsi="Wingdings" w:hint="default"/>
+        <w:sz w:val="20"/>
+      </w:rPr>
+    </w:lvl>
+    <w:lvl w:ilvl="8" w:tentative="1">
+      <w:start w:val="1"/>
+      <w:numFmt w:val="bullet"/>
+      <w:lvlText w:val=""/>
+      <w:lvlJc w:val="left"/>
+      <w:pPr>
+        <w:tabs>
+          <w:tab w:val="num" w:pos="6480"/>
+        </w:tabs>
+        <w:ind w:left="6480" w:hanging="360"/>
+      </w:pPr>
+      <w:rPr>
+        <w:rFonts w:ascii="Wingdings" w:hAnsi="Wingdings" w:hint="default"/>
+        <w:sz w:val="20"/>
+      </w:rPr>
+    </w:lvl>
+  </w:abstractNum>
+  <w:abstractNum w:abstractNumId="52" w15:restartNumberingAfterBreak="0">
     <w:nsid w:val="5A720A6B"/>
     <w:multiLevelType w:val="hybridMultilevel"/>
     <w:tmpl w:val="9DCE8F5E"/>
@@ -21320,7 +23011,7 @@
       </w:rPr>
     </w:lvl>
   </w:abstractNum>
-  <w:abstractNum w:abstractNumId="48" w15:restartNumberingAfterBreak="0">
+  <w:abstractNum w:abstractNumId="53" w15:restartNumberingAfterBreak="0">
     <w:nsid w:val="5DEA1D62"/>
     <w:multiLevelType w:val="multilevel"/>
     <w:tmpl w:val="F35CC91C"/>
@@ -21433,7 +23124,7 @@
       </w:pPr>
     </w:lvl>
   </w:abstractNum>
-  <w:abstractNum w:abstractNumId="49" w15:restartNumberingAfterBreak="0">
+  <w:abstractNum w:abstractNumId="54" w15:restartNumberingAfterBreak="0">
     <w:nsid w:val="5E750B9E"/>
     <w:multiLevelType w:val="multilevel"/>
     <w:tmpl w:val="CB2E1AF2"/>
@@ -21546,7 +23237,7 @@
       </w:pPr>
     </w:lvl>
   </w:abstractNum>
-  <w:abstractNum w:abstractNumId="50" w15:restartNumberingAfterBreak="0">
+  <w:abstractNum w:abstractNumId="55" w15:restartNumberingAfterBreak="0">
     <w:nsid w:val="606602B0"/>
     <w:multiLevelType w:val="multilevel"/>
     <w:tmpl w:val="88AEF486"/>
@@ -21659,7 +23350,7 @@
       </w:pPr>
     </w:lvl>
   </w:abstractNum>
-  <w:abstractNum w:abstractNumId="51" w15:restartNumberingAfterBreak="0">
+  <w:abstractNum w:abstractNumId="56" w15:restartNumberingAfterBreak="0">
     <w:nsid w:val="634937F3"/>
     <w:multiLevelType w:val="hybridMultilevel"/>
     <w:tmpl w:val="2BB06D26"/>
@@ -21772,7 +23463,7 @@
       </w:rPr>
     </w:lvl>
   </w:abstractNum>
-  <w:abstractNum w:abstractNumId="52" w15:restartNumberingAfterBreak="0">
+  <w:abstractNum w:abstractNumId="57" w15:restartNumberingAfterBreak="0">
     <w:nsid w:val="63CD7BA8"/>
     <w:multiLevelType w:val="hybridMultilevel"/>
     <w:tmpl w:val="42ECC84A"/>
@@ -21885,7 +23576,157 @@
       </w:rPr>
     </w:lvl>
   </w:abstractNum>
-  <w:abstractNum w:abstractNumId="53" w15:restartNumberingAfterBreak="0">
+  <w:abstractNum w:abstractNumId="58" w15:restartNumberingAfterBreak="0">
+    <w:nsid w:val="65BC17CC"/>
+    <w:multiLevelType w:val="multilevel"/>
+    <w:tmpl w:val="602A7F9A"/>
+    <w:lvl w:ilvl="0">
+      <w:start w:val="1"/>
+      <w:numFmt w:val="bullet"/>
+      <w:lvlText w:val=""/>
+      <w:lvlJc w:val="left"/>
+      <w:pPr>
+        <w:tabs>
+          <w:tab w:val="num" w:pos="720"/>
+        </w:tabs>
+        <w:ind w:left="720" w:hanging="360"/>
+      </w:pPr>
+      <w:rPr>
+        <w:rFonts w:ascii="Symbol" w:hAnsi="Symbol" w:hint="default"/>
+        <w:sz w:val="28"/>
+        <w:szCs w:val="28"/>
+      </w:rPr>
+    </w:lvl>
+    <w:lvl w:ilvl="1">
+      <w:start w:val="1"/>
+      <w:numFmt w:val="bullet"/>
+      <w:lvlText w:val="o"/>
+      <w:lvlJc w:val="left"/>
+      <w:pPr>
+        <w:tabs>
+          <w:tab w:val="num" w:pos="1440"/>
+        </w:tabs>
+        <w:ind w:left="1440" w:hanging="360"/>
+      </w:pPr>
+      <w:rPr>
+        <w:rFonts w:ascii="Courier New" w:hAnsi="Courier New" w:hint="default"/>
+        <w:sz w:val="20"/>
+      </w:rPr>
+    </w:lvl>
+    <w:lvl w:ilvl="2">
+      <w:start w:val="1"/>
+      <w:numFmt w:val="bullet"/>
+      <w:lvlText w:val=""/>
+      <w:lvlJc w:val="left"/>
+      <w:pPr>
+        <w:tabs>
+          <w:tab w:val="num" w:pos="2160"/>
+        </w:tabs>
+        <w:ind w:left="2160" w:hanging="360"/>
+      </w:pPr>
+      <w:rPr>
+        <w:rFonts w:ascii="Wingdings" w:hAnsi="Wingdings" w:hint="default"/>
+        <w:sz w:val="20"/>
+      </w:rPr>
+    </w:lvl>
+    <w:lvl w:ilvl="3">
+      <w:start w:val="1"/>
+      <w:numFmt w:val="bullet"/>
+      <w:lvlText w:val=""/>
+      <w:lvlJc w:val="left"/>
+      <w:pPr>
+        <w:tabs>
+          <w:tab w:val="num" w:pos="2880"/>
+        </w:tabs>
+        <w:ind w:left="2880" w:hanging="360"/>
+      </w:pPr>
+      <w:rPr>
+        <w:rFonts w:ascii="Wingdings" w:hAnsi="Wingdings" w:hint="default"/>
+        <w:sz w:val="20"/>
+      </w:rPr>
+    </w:lvl>
+    <w:lvl w:ilvl="4">
+      <w:start w:val="1"/>
+      <w:numFmt w:val="bullet"/>
+      <w:lvlText w:val=""/>
+      <w:lvlJc w:val="left"/>
+      <w:pPr>
+        <w:tabs>
+          <w:tab w:val="num" w:pos="3600"/>
+        </w:tabs>
+        <w:ind w:left="3600" w:hanging="360"/>
+      </w:pPr>
+      <w:rPr>
+        <w:rFonts w:ascii="Wingdings" w:hAnsi="Wingdings" w:hint="default"/>
+        <w:sz w:val="20"/>
+      </w:rPr>
+    </w:lvl>
+    <w:lvl w:ilvl="5">
+      <w:start w:val="1"/>
+      <w:numFmt w:val="bullet"/>
+      <w:lvlText w:val=""/>
+      <w:lvlJc w:val="left"/>
+      <w:pPr>
+        <w:tabs>
+          <w:tab w:val="num" w:pos="4320"/>
+        </w:tabs>
+        <w:ind w:left="4320" w:hanging="360"/>
+      </w:pPr>
+      <w:rPr>
+        <w:rFonts w:ascii="Wingdings" w:hAnsi="Wingdings" w:hint="default"/>
+        <w:sz w:val="20"/>
+      </w:rPr>
+    </w:lvl>
+    <w:lvl w:ilvl="6">
+      <w:start w:val="1"/>
+      <w:numFmt w:val="bullet"/>
+      <w:lvlText w:val=""/>
+      <w:lvlJc w:val="left"/>
+      <w:pPr>
+        <w:tabs>
+          <w:tab w:val="num" w:pos="5040"/>
+        </w:tabs>
+        <w:ind w:left="5040" w:hanging="360"/>
+      </w:pPr>
+      <w:rPr>
+        <w:rFonts w:ascii="Wingdings" w:hAnsi="Wingdings" w:hint="default"/>
+        <w:sz w:val="20"/>
+      </w:rPr>
+    </w:lvl>
+    <w:lvl w:ilvl="7">
+      <w:start w:val="1"/>
+      <w:numFmt w:val="bullet"/>
+      <w:lvlText w:val=""/>
+      <w:lvlJc w:val="left"/>
+      <w:pPr>
+        <w:tabs>
+          <w:tab w:val="num" w:pos="5760"/>
+        </w:tabs>
+        <w:ind w:left="5760" w:hanging="360"/>
+      </w:pPr>
+      <w:rPr>
+        <w:rFonts w:ascii="Wingdings" w:hAnsi="Wingdings" w:hint="default"/>
+        <w:sz w:val="20"/>
+      </w:rPr>
+    </w:lvl>
+    <w:lvl w:ilvl="8">
+      <w:start w:val="1"/>
+      <w:numFmt w:val="bullet"/>
+      <w:lvlText w:val=""/>
+      <w:lvlJc w:val="left"/>
+      <w:pPr>
+        <w:tabs>
+          <w:tab w:val="num" w:pos="6480"/>
+        </w:tabs>
+        <w:ind w:left="6480" w:hanging="360"/>
+      </w:pPr>
+      <w:rPr>
+        <w:rFonts w:ascii="Wingdings" w:hAnsi="Wingdings" w:hint="default"/>
+        <w:sz w:val="20"/>
+      </w:rPr>
+    </w:lvl>
+  </w:abstractNum>
+  <w:abstractNum w:abstractNumId="59" w15:restartNumberingAfterBreak="0">
     <w:nsid w:val="664D6D78"/>
     <w:multiLevelType w:val="hybridMultilevel"/>
     <w:tmpl w:val="BFC802EE"/>
@@ -21998,7 +23839,7 @@
       </w:rPr>
     </w:lvl>
   </w:abstractNum>
-  <w:abstractNum w:abstractNumId="54" w15:restartNumberingAfterBreak="0">
+  <w:abstractNum w:abstractNumId="60" w15:restartNumberingAfterBreak="0">
     <w:nsid w:val="66D254B2"/>
     <w:multiLevelType w:val="multilevel"/>
     <w:tmpl w:val="D1600E10"/>
@@ -22111,7 +23952,7 @@
       </w:pPr>
     </w:lvl>
   </w:abstractNum>
-  <w:abstractNum w:abstractNumId="55" w15:restartNumberingAfterBreak="0">
+  <w:abstractNum w:abstractNumId="61" w15:restartNumberingAfterBreak="0">
     <w:nsid w:val="68AA21E4"/>
     <w:multiLevelType w:val="hybridMultilevel"/>
     <w:tmpl w:val="ACFE2280"/>
@@ -22224,7 +24065,7 @@
       </w:rPr>
     </w:lvl>
   </w:abstractNum>
-  <w:abstractNum w:abstractNumId="56" w15:restartNumberingAfterBreak="0">
+  <w:abstractNum w:abstractNumId="62" w15:restartNumberingAfterBreak="0">
     <w:nsid w:val="6D040695"/>
     <w:multiLevelType w:val="hybridMultilevel"/>
     <w:tmpl w:val="45BA55C2"/>
@@ -22337,7 +24178,7 @@
       </w:rPr>
     </w:lvl>
   </w:abstractNum>
-  <w:abstractNum w:abstractNumId="57" w15:restartNumberingAfterBreak="0">
+  <w:abstractNum w:abstractNumId="63" w15:restartNumberingAfterBreak="0">
     <w:nsid w:val="74971639"/>
     <w:multiLevelType w:val="hybridMultilevel"/>
     <w:tmpl w:val="7D607030"/>
@@ -22450,7 +24291,7 @@
       </w:rPr>
     </w:lvl>
   </w:abstractNum>
-  <w:abstractNum w:abstractNumId="58" w15:restartNumberingAfterBreak="0">
+  <w:abstractNum w:abstractNumId="64" w15:restartNumberingAfterBreak="0">
     <w:nsid w:val="74A95746"/>
     <w:multiLevelType w:val="multilevel"/>
     <w:tmpl w:val="B2AACCC4"/>
@@ -22563,7 +24404,7 @@
       </w:pPr>
     </w:lvl>
   </w:abstractNum>
-  <w:abstractNum w:abstractNumId="59" w15:restartNumberingAfterBreak="0">
+  <w:abstractNum w:abstractNumId="65" w15:restartNumberingAfterBreak="0">
     <w:nsid w:val="75300BAC"/>
     <w:multiLevelType w:val="hybridMultilevel"/>
     <w:tmpl w:val="FEE09216"/>
@@ -22676,7 +24517,7 @@
       </w:rPr>
     </w:lvl>
   </w:abstractNum>
-  <w:abstractNum w:abstractNumId="60" w15:restartNumberingAfterBreak="0">
+  <w:abstractNum w:abstractNumId="66" w15:restartNumberingAfterBreak="0">
     <w:nsid w:val="79D23993"/>
     <w:multiLevelType w:val="hybridMultilevel"/>
     <w:tmpl w:val="F56269BC"/>
@@ -22789,7 +24630,7 @@
       </w:rPr>
     </w:lvl>
   </w:abstractNum>
-  <w:abstractNum w:abstractNumId="61" w15:restartNumberingAfterBreak="0">
+  <w:abstractNum w:abstractNumId="67" w15:restartNumberingAfterBreak="0">
     <w:nsid w:val="7F8A25A7"/>
     <w:multiLevelType w:val="hybridMultilevel"/>
     <w:tmpl w:val="43381F7A"/>
@@ -22903,190 +24744,208 @@
     </w:lvl>
   </w:abstractNum>
   <w:num w:numId="1" w16cid:durableId="1466853271">
-    <w:abstractNumId w:val="35"/>
+    <w:abstractNumId w:val="38"/>
   </w:num>
   <w:num w:numId="2" w16cid:durableId="1578439095">
-    <w:abstractNumId w:val="37"/>
+    <w:abstractNumId w:val="40"/>
   </w:num>
   <w:num w:numId="3" w16cid:durableId="1218395051">
-    <w:abstractNumId w:val="25"/>
+    <w:abstractNumId w:val="27"/>
   </w:num>
   <w:num w:numId="4" w16cid:durableId="1551066459">
-    <w:abstractNumId w:val="48"/>
+    <w:abstractNumId w:val="53"/>
   </w:num>
   <w:num w:numId="5" w16cid:durableId="1618681183">
     <w:abstractNumId w:val="2"/>
   </w:num>
   <w:num w:numId="6" w16cid:durableId="390931870">
-    <w:abstractNumId w:val="58"/>
+    <w:abstractNumId w:val="64"/>
   </w:num>
   <w:num w:numId="7" w16cid:durableId="2055614026">
-    <w:abstractNumId w:val="49"/>
+    <w:abstractNumId w:val="54"/>
   </w:num>
   <w:num w:numId="8" w16cid:durableId="1443112569">
     <w:abstractNumId w:val="4"/>
   </w:num>
   <w:num w:numId="9" w16cid:durableId="1415980946">
-    <w:abstractNumId w:val="26"/>
+    <w:abstractNumId w:val="29"/>
   </w:num>
   <w:num w:numId="10" w16cid:durableId="678460130">
-    <w:abstractNumId w:val="6"/>
+    <w:abstractNumId w:val="7"/>
   </w:num>
   <w:num w:numId="11" w16cid:durableId="1536776483">
-    <w:abstractNumId w:val="53"/>
+    <w:abstractNumId w:val="59"/>
   </w:num>
   <w:num w:numId="12" w16cid:durableId="671689499">
-    <w:abstractNumId w:val="55"/>
+    <w:abstractNumId w:val="61"/>
   </w:num>
   <w:num w:numId="13" w16cid:durableId="1945267105">
-    <w:abstractNumId w:val="36"/>
+    <w:abstractNumId w:val="39"/>
   </w:num>
   <w:num w:numId="14" w16cid:durableId="1060861301">
-    <w:abstractNumId w:val="47"/>
+    <w:abstractNumId w:val="52"/>
   </w:num>
   <w:num w:numId="15" w16cid:durableId="136537939">
-    <w:abstractNumId w:val="18"/>
+    <w:abstractNumId w:val="20"/>
   </w:num>
   <w:num w:numId="16" w16cid:durableId="1262764987">
-    <w:abstractNumId w:val="10"/>
+    <w:abstractNumId w:val="11"/>
   </w:num>
   <w:num w:numId="17" w16cid:durableId="1716926188">
-    <w:abstractNumId w:val="21"/>
+    <w:abstractNumId w:val="23"/>
   </w:num>
   <w:num w:numId="18" w16cid:durableId="1739207072">
-    <w:abstractNumId w:val="57"/>
+    <w:abstractNumId w:val="63"/>
   </w:num>
   <w:num w:numId="19" w16cid:durableId="1022976409">
     <w:abstractNumId w:val="3"/>
   </w:num>
   <w:num w:numId="20" w16cid:durableId="242687035">
-    <w:abstractNumId w:val="32"/>
+    <w:abstractNumId w:val="35"/>
   </w:num>
   <w:num w:numId="21" w16cid:durableId="223030042">
-    <w:abstractNumId w:val="24"/>
+    <w:abstractNumId w:val="26"/>
   </w:num>
   <w:num w:numId="22" w16cid:durableId="1084228871">
     <w:abstractNumId w:val="0"/>
   </w:num>
   <w:num w:numId="23" w16cid:durableId="1953391307">
+    <w:abstractNumId w:val="45"/>
+  </w:num>
+  <w:num w:numId="24" w16cid:durableId="1591816810">
+    <w:abstractNumId w:val="47"/>
+  </w:num>
+  <w:num w:numId="25" w16cid:durableId="269513417">
+    <w:abstractNumId w:val="46"/>
+  </w:num>
+  <w:num w:numId="26" w16cid:durableId="1378319101">
+    <w:abstractNumId w:val="67"/>
+  </w:num>
+  <w:num w:numId="27" w16cid:durableId="199125980">
+    <w:abstractNumId w:val="10"/>
+  </w:num>
+  <w:num w:numId="28" w16cid:durableId="2105180139">
+    <w:abstractNumId w:val="33"/>
+  </w:num>
+  <w:num w:numId="29" w16cid:durableId="1126045711">
+    <w:abstractNumId w:val="22"/>
+  </w:num>
+  <w:num w:numId="30" w16cid:durableId="1543444548">
+    <w:abstractNumId w:val="8"/>
+  </w:num>
+  <w:num w:numId="31" w16cid:durableId="502476005">
+    <w:abstractNumId w:val="66"/>
+  </w:num>
+  <w:num w:numId="32" w16cid:durableId="433667481">
+    <w:abstractNumId w:val="44"/>
+  </w:num>
+  <w:num w:numId="33" w16cid:durableId="786464071">
     <w:abstractNumId w:val="41"/>
   </w:num>
-  <w:num w:numId="24" w16cid:durableId="1591816810">
-    <w:abstractNumId w:val="43"/>
-  </w:num>
-  <w:num w:numId="25" w16cid:durableId="269513417">
-    <w:abstractNumId w:val="42"/>
-  </w:num>
-  <w:num w:numId="26" w16cid:durableId="1378319101">
-    <w:abstractNumId w:val="61"/>
-  </w:num>
-  <w:num w:numId="27" w16cid:durableId="199125980">
-    <w:abstractNumId w:val="9"/>
-  </w:num>
-  <w:num w:numId="28" w16cid:durableId="2105180139">
-    <w:abstractNumId w:val="30"/>
-  </w:num>
-  <w:num w:numId="29" w16cid:durableId="1126045711">
-    <w:abstractNumId w:val="20"/>
-  </w:num>
-  <w:num w:numId="30" w16cid:durableId="1543444548">
-    <w:abstractNumId w:val="7"/>
-  </w:num>
-  <w:num w:numId="31" w16cid:durableId="502476005">
-    <w:abstractNumId w:val="60"/>
-  </w:num>
-  <w:num w:numId="32" w16cid:durableId="433667481">
-    <w:abstractNumId w:val="40"/>
-  </w:num>
-  <w:num w:numId="33" w16cid:durableId="786464071">
-    <w:abstractNumId w:val="38"/>
-  </w:num>
   <w:num w:numId="34" w16cid:durableId="1990622663">
-    <w:abstractNumId w:val="13"/>
+    <w:abstractNumId w:val="15"/>
   </w:num>
   <w:num w:numId="35" w16cid:durableId="1189903983">
-    <w:abstractNumId w:val="33"/>
+    <w:abstractNumId w:val="36"/>
   </w:num>
   <w:num w:numId="36" w16cid:durableId="1338734000">
-    <w:abstractNumId w:val="22"/>
+    <w:abstractNumId w:val="24"/>
   </w:num>
   <w:num w:numId="37" w16cid:durableId="1927227024">
-    <w:abstractNumId w:val="28"/>
+    <w:abstractNumId w:val="31"/>
   </w:num>
   <w:num w:numId="38" w16cid:durableId="835725955">
-    <w:abstractNumId w:val="19"/>
+    <w:abstractNumId w:val="21"/>
   </w:num>
   <w:num w:numId="39" w16cid:durableId="1914046924">
     <w:abstractNumId w:val="1"/>
   </w:num>
   <w:num w:numId="40" w16cid:durableId="727338803">
-    <w:abstractNumId w:val="12"/>
+    <w:abstractNumId w:val="14"/>
   </w:num>
   <w:num w:numId="41" w16cid:durableId="1673605088">
-    <w:abstractNumId w:val="44"/>
+    <w:abstractNumId w:val="48"/>
   </w:num>
   <w:num w:numId="42" w16cid:durableId="1356542822">
     <w:abstractNumId w:val="5"/>
   </w:num>
   <w:num w:numId="43" w16cid:durableId="1652758661">
+    <w:abstractNumId w:val="62"/>
+  </w:num>
+  <w:num w:numId="44" w16cid:durableId="118500587">
     <w:abstractNumId w:val="56"/>
   </w:num>
-  <w:num w:numId="44" w16cid:durableId="118500587">
+  <w:num w:numId="45" w16cid:durableId="616451081">
+    <w:abstractNumId w:val="32"/>
+  </w:num>
+  <w:num w:numId="46" w16cid:durableId="1704555146">
+    <w:abstractNumId w:val="49"/>
+  </w:num>
+  <w:num w:numId="47" w16cid:durableId="1307974434">
+    <w:abstractNumId w:val="9"/>
+  </w:num>
+  <w:num w:numId="48" w16cid:durableId="1076513722">
+    <w:abstractNumId w:val="57"/>
+  </w:num>
+  <w:num w:numId="49" w16cid:durableId="2900707">
+    <w:abstractNumId w:val="50"/>
+  </w:num>
+  <w:num w:numId="50" w16cid:durableId="620918524">
+    <w:abstractNumId w:val="55"/>
+  </w:num>
+  <w:num w:numId="51" w16cid:durableId="1553077916">
+    <w:abstractNumId w:val="60"/>
+  </w:num>
+  <w:num w:numId="52" w16cid:durableId="735979901">
+    <w:abstractNumId w:val="19"/>
+  </w:num>
+  <w:num w:numId="53" w16cid:durableId="1839031573">
+    <w:abstractNumId w:val="25"/>
+  </w:num>
+  <w:num w:numId="54" w16cid:durableId="567883480">
+    <w:abstractNumId w:val="16"/>
+  </w:num>
+  <w:num w:numId="55" w16cid:durableId="1668904589">
+    <w:abstractNumId w:val="30"/>
+  </w:num>
+  <w:num w:numId="56" w16cid:durableId="982000018">
+    <w:abstractNumId w:val="13"/>
+  </w:num>
+  <w:num w:numId="57" w16cid:durableId="879051524">
+    <w:abstractNumId w:val="17"/>
+  </w:num>
+  <w:num w:numId="58" w16cid:durableId="676469956">
+    <w:abstractNumId w:val="37"/>
+  </w:num>
+  <w:num w:numId="59" w16cid:durableId="331377899">
+    <w:abstractNumId w:val="34"/>
+  </w:num>
+  <w:num w:numId="60" w16cid:durableId="405306657">
+    <w:abstractNumId w:val="18"/>
+  </w:num>
+  <w:num w:numId="61" w16cid:durableId="1547375515">
+    <w:abstractNumId w:val="43"/>
+  </w:num>
+  <w:num w:numId="62" w16cid:durableId="1930845593">
+    <w:abstractNumId w:val="65"/>
+  </w:num>
+  <w:num w:numId="63" w16cid:durableId="1435125379">
+    <w:abstractNumId w:val="42"/>
+  </w:num>
+  <w:num w:numId="64" w16cid:durableId="997077790">
     <w:abstractNumId w:val="51"/>
   </w:num>
-  <w:num w:numId="45" w16cid:durableId="616451081">
-    <w:abstractNumId w:val="29"/>
+  <w:num w:numId="65" w16cid:durableId="436414433">
+    <w:abstractNumId w:val="28"/>
   </w:num>
-  <w:num w:numId="46" w16cid:durableId="1704555146">
-    <w:abstractNumId w:val="45"/>
+  <w:num w:numId="66" w16cid:durableId="1576040447">
+    <w:abstractNumId w:val="6"/>
   </w:num>
-  <w:num w:numId="47" w16cid:durableId="1307974434">
-    <w:abstractNumId w:val="8"/>
+  <w:num w:numId="67" w16cid:durableId="321861891">
+    <w:abstractNumId w:val="58"/>
   </w:num>
-  <w:num w:numId="48" w16cid:durableId="1076513722">
-    <w:abstractNumId w:val="52"/>
-  </w:num>
-  <w:num w:numId="49" w16cid:durableId="2900707">
-    <w:abstractNumId w:val="46"/>
-  </w:num>
-  <w:num w:numId="50" w16cid:durableId="620918524">
-    <w:abstractNumId w:val="50"/>
-  </w:num>
-  <w:num w:numId="51" w16cid:durableId="1553077916">
-    <w:abstractNumId w:val="54"/>
-  </w:num>
-  <w:num w:numId="52" w16cid:durableId="735979901">
-    <w:abstractNumId w:val="17"/>
-  </w:num>
-  <w:num w:numId="53" w16cid:durableId="1839031573">
-    <w:abstractNumId w:val="23"/>
-  </w:num>
-  <w:num w:numId="54" w16cid:durableId="567883480">
-    <w:abstractNumId w:val="14"/>
-  </w:num>
-  <w:num w:numId="55" w16cid:durableId="1668904589">
-    <w:abstractNumId w:val="27"/>
-  </w:num>
-  <w:num w:numId="56" w16cid:durableId="982000018">
-    <w:abstractNumId w:val="11"/>
-  </w:num>
-  <w:num w:numId="57" w16cid:durableId="879051524">
-    <w:abstractNumId w:val="15"/>
-  </w:num>
-  <w:num w:numId="58" w16cid:durableId="676469956">
-    <w:abstractNumId w:val="34"/>
-  </w:num>
-  <w:num w:numId="59" w16cid:durableId="331377899">
-    <w:abstractNumId w:val="31"/>
-  </w:num>
-  <w:num w:numId="60" w16cid:durableId="405306657">
-    <w:abstractNumId w:val="16"/>
-  </w:num>
-  <w:num w:numId="61" w16cid:durableId="1547375515">
-    <w:abstractNumId w:val="39"/>
-  </w:num>
-  <w:num w:numId="62" w16cid:durableId="1930845593">
-    <w:abstractNumId w:val="59"/>
+  <w:num w:numId="68" w16cid:durableId="980228694">
+    <w:abstractNumId w:val="12"/>
   </w:num>
   <w:numIdMacAtCleanup w:val="57"/>
 </w:numbering>
@@ -23699,7 +25558,6 @@
   <w:style w:type="character" w:default="1" w:styleId="a0">
     <w:name w:val="Default Paragraph Font"/>
     <w:uiPriority w:val="1"/>
-    <w:semiHidden/>
     <w:unhideWhenUsed/>
   </w:style>
   <w:style w:type="table" w:default="1" w:styleId="a1">
@@ -24264,6 +26122,82 @@
       <w14:ligatures w14:val="none"/>
     </w:rPr>
   </w:style>
+  <w:style w:type="character" w:customStyle="1" w:styleId="character">
+    <w:name w:val="Титульник_character"/>
+    <w:link w:val="afa"/>
+    <w:rsid w:val="0075751F"/>
+    <w:rPr>
+      <w:rFonts w:asciiTheme="majorHAnsi" w:eastAsia="Times New Roman" w:hAnsiTheme="majorHAnsi" w:cstheme="majorHAnsi"/>
+      <w:sz w:val="28"/>
+      <w:szCs w:val="28"/>
+    </w:rPr>
+  </w:style>
+  <w:style w:type="paragraph" w:customStyle="1" w:styleId="afa">
+    <w:name w:val="Титульник"/>
+    <w:basedOn w:val="a"/>
+    <w:link w:val="character"/>
+    <w:qFormat/>
+    <w:rsid w:val="0075751F"/>
+    <w:pPr>
+      <w:spacing w:after="0" w:line="360" w:lineRule="auto"/>
+      <w:jc w:val="center"/>
+    </w:pPr>
+    <w:rPr>
+      <w:rFonts w:asciiTheme="majorHAnsi" w:eastAsia="Times New Roman" w:hAnsiTheme="majorHAnsi" w:cstheme="majorHAnsi"/>
+      <w:kern w:val="2"/>
+      <w:sz w:val="28"/>
+      <w:szCs w:val="28"/>
+      <w:lang w:bidi="ar-SA"/>
+      <w14:ligatures w14:val="standardContextual"/>
+    </w:rPr>
+  </w:style>
+  <w:style w:type="character" w:customStyle="1" w:styleId="character0">
+    <w:name w:val="ИмяРис_character"/>
+    <w:link w:val="afb"/>
+    <w:rsid w:val="00F7279E"/>
+    <w:rPr>
+      <w:rFonts w:asciiTheme="majorHAnsi" w:hAnsiTheme="majorHAnsi" w:cstheme="majorHAnsi"/>
+      <w:color w:val="000000" w:themeColor="text1"/>
+      <w:sz w:val="24"/>
+      <w:szCs w:val="28"/>
+      <w:lang w:bidi="he-IL"/>
+    </w:rPr>
+  </w:style>
+  <w:style w:type="paragraph" w:customStyle="1" w:styleId="afb">
+    <w:name w:val="ИмяРис"/>
+    <w:basedOn w:val="af"/>
+    <w:link w:val="character0"/>
+    <w:qFormat/>
+    <w:rsid w:val="00F7279E"/>
+    <w:pPr>
+      <w:spacing w:after="0" w:line="360" w:lineRule="auto"/>
+      <w:contextualSpacing/>
+      <w:jc w:val="center"/>
+    </w:pPr>
+    <w:rPr>
+      <w:rFonts w:asciiTheme="majorHAnsi" w:hAnsiTheme="majorHAnsi" w:cstheme="majorHAnsi"/>
+      <w:i w:val="0"/>
+      <w:iCs w:val="0"/>
+      <w:color w:val="000000" w:themeColor="text1"/>
+      <w:kern w:val="2"/>
+      <w:sz w:val="24"/>
+      <w:szCs w:val="28"/>
+      <w14:ligatures w14:val="standardContextual"/>
+    </w:rPr>
+  </w:style>
+  <w:style w:type="paragraph" w:styleId="afc">
+    <w:name w:val="Normal (Web)"/>
+    <w:basedOn w:val="a"/>
+    <w:uiPriority w:val="99"/>
+    <w:semiHidden/>
+    <w:unhideWhenUsed/>
+    <w:rsid w:val="00124B04"/>
+    <w:rPr>
+      <w:rFonts w:ascii="Times New Roman" w:hAnsi="Times New Roman" w:cs="Times New Roman"/>
+      <w:sz w:val="24"/>
+      <w:szCs w:val="24"/>
+    </w:rPr>
+  </w:style>
 </w:styles>
 </file>
 

--- a/Graduate Work/Речук Дмитрий Максимович Курсовая работа Проектирование и эксплуатация ИиЭС.docx
+++ b/Graduate Work/Речук Дмитрий Максимович Курсовая работа Проектирование и эксплуатация ИиЭС.docx
@@ -316,13 +316,7 @@
         <w:rPr>
           <w:rFonts w:ascii="Times New Roman" w:hAnsi="Times New Roman" w:cs="Times New Roman"/>
         </w:rPr>
-        <w:t xml:space="preserve"> </w:t>
-      </w:r>
-      <w:r>
-        <w:rPr>
-          <w:rFonts w:ascii="Times New Roman" w:hAnsi="Times New Roman" w:cs="Times New Roman"/>
-        </w:rPr>
-        <w:t>Речук Дмитрий Максимович</w:t>
+        <w:t xml:space="preserve"> Речук Дмитрий Максимович</w:t>
       </w:r>
     </w:p>
     <w:p>
@@ -434,13 +428,7 @@
           <w:sz w:val="28"/>
           <w:szCs w:val="28"/>
         </w:rPr>
-        <w:t>Сургут, 2026 г</w:t>
-      </w:r>
-      <w:r>
-        <w:rPr>
-          <w:rFonts w:ascii="Times New Roman" w:hAnsi="Times New Roman" w:cs="Times New Roman"/>
-        </w:rPr>
-        <w:t>.</w:t>
+        <w:t>Сургут, 2026 г.</w:t>
       </w:r>
       <w:r>
         <w:rPr>
@@ -472,6 +460,8 @@
         <w:rPr>
           <w:b/>
           <w:bCs/>
+          <w:sz w:val="26"/>
+          <w:szCs w:val="26"/>
         </w:rPr>
       </w:sdtEndPr>
       <w:sdtContent>
@@ -483,16 +473,16 @@
             <w:rPr>
               <w:rFonts w:ascii="Times New Roman" w:hAnsi="Times New Roman" w:cs="Times New Roman"/>
               <w:color w:val="000000" w:themeColor="text1"/>
-              <w:sz w:val="28"/>
-              <w:szCs w:val="28"/>
+              <w:sz w:val="26"/>
+              <w:szCs w:val="26"/>
             </w:rPr>
           </w:pPr>
           <w:r>
             <w:rPr>
               <w:rFonts w:ascii="Times New Roman" w:hAnsi="Times New Roman" w:cs="Times New Roman"/>
               <w:color w:val="000000" w:themeColor="text1"/>
-              <w:sz w:val="28"/>
-              <w:szCs w:val="28"/>
+              <w:sz w:val="26"/>
+              <w:szCs w:val="26"/>
             </w:rPr>
             <w:t>СОДЕРЖАНИЕ</w:t>
           </w:r>
@@ -504,8 +494,8 @@
               <w:rFonts w:ascii="Times New Roman" w:eastAsiaTheme="minorEastAsia" w:hAnsi="Times New Roman" w:cs="Times New Roman"/>
               <w:noProof/>
               <w:kern w:val="2"/>
-              <w:sz w:val="28"/>
-              <w:szCs w:val="28"/>
+              <w:sz w:val="26"/>
+              <w:szCs w:val="26"/>
               <w:lang w:eastAsia="ru-RU" w:bidi="ar-SA"/>
               <w14:ligatures w14:val="standardContextual"/>
             </w:rPr>
@@ -513,28 +503,28 @@
           <w:r>
             <w:rPr>
               <w:rFonts w:ascii="Times New Roman" w:hAnsi="Times New Roman" w:cs="Times New Roman"/>
-              <w:sz w:val="28"/>
-              <w:szCs w:val="28"/>
+              <w:sz w:val="26"/>
+              <w:szCs w:val="26"/>
             </w:rPr>
             <w:fldChar w:fldCharType="begin"/>
           </w:r>
           <w:r>
             <w:rPr>
               <w:rFonts w:ascii="Times New Roman" w:hAnsi="Times New Roman" w:cs="Times New Roman"/>
-              <w:sz w:val="28"/>
-              <w:szCs w:val="28"/>
+              <w:sz w:val="26"/>
+              <w:szCs w:val="26"/>
             </w:rPr>
             <w:instrText xml:space="preserve"> TOC \o "1-3" \h \z \u </w:instrText>
           </w:r>
           <w:r>
             <w:rPr>
               <w:rFonts w:ascii="Times New Roman" w:hAnsi="Times New Roman" w:cs="Times New Roman"/>
-              <w:sz w:val="28"/>
-              <w:szCs w:val="28"/>
+              <w:sz w:val="26"/>
+              <w:szCs w:val="26"/>
             </w:rPr>
             <w:fldChar w:fldCharType="separate"/>
           </w:r>
-          <w:hyperlink w:anchor="_Toc226052377" w:history="1">
+          <w:hyperlink w:anchor="_Toc226058159" w:history="1">
             <w:r>
               <w:rPr>
                 <w:rStyle w:val="ad"/>
@@ -542,8 +532,8 @@
                 <w:b/>
                 <w:bCs/>
                 <w:noProof/>
-                <w:sz w:val="28"/>
-                <w:szCs w:val="28"/>
+                <w:sz w:val="26"/>
+                <w:szCs w:val="26"/>
               </w:rPr>
               <w:t>ВВЕДЕНИЕ</w:t>
             </w:r>
@@ -552,8 +542,8 @@
                 <w:rFonts w:ascii="Times New Roman" w:hAnsi="Times New Roman" w:cs="Times New Roman"/>
                 <w:noProof/>
                 <w:webHidden/>
-                <w:sz w:val="28"/>
-                <w:szCs w:val="28"/>
+                <w:sz w:val="26"/>
+                <w:szCs w:val="26"/>
               </w:rPr>
               <w:tab/>
             </w:r>
@@ -562,8 +552,8 @@
                 <w:rFonts w:ascii="Times New Roman" w:hAnsi="Times New Roman" w:cs="Times New Roman"/>
                 <w:noProof/>
                 <w:webHidden/>
-                <w:sz w:val="28"/>
-                <w:szCs w:val="28"/>
+                <w:sz w:val="26"/>
+                <w:szCs w:val="26"/>
               </w:rPr>
               <w:fldChar w:fldCharType="begin"/>
             </w:r>
@@ -572,18 +562,18 @@
                 <w:rFonts w:ascii="Times New Roman" w:hAnsi="Times New Roman" w:cs="Times New Roman"/>
                 <w:noProof/>
                 <w:webHidden/>
-                <w:sz w:val="28"/>
-                <w:szCs w:val="28"/>
-              </w:rPr>
-              <w:instrText xml:space="preserve"> PAGEREF _Toc226052377 \h </w:instrText>
+                <w:sz w:val="26"/>
+                <w:szCs w:val="26"/>
+              </w:rPr>
+              <w:instrText xml:space="preserve"> PAGEREF _Toc226058159 \h </w:instrText>
             </w:r>
             <w:r>
               <w:rPr>
                 <w:rFonts w:ascii="Times New Roman" w:hAnsi="Times New Roman" w:cs="Times New Roman"/>
                 <w:noProof/>
                 <w:webHidden/>
-                <w:sz w:val="28"/>
-                <w:szCs w:val="28"/>
+                <w:sz w:val="26"/>
+                <w:szCs w:val="26"/>
               </w:rPr>
             </w:r>
             <w:r>
@@ -591,8 +581,8 @@
                 <w:rFonts w:ascii="Times New Roman" w:hAnsi="Times New Roman" w:cs="Times New Roman"/>
                 <w:noProof/>
                 <w:webHidden/>
-                <w:sz w:val="28"/>
-                <w:szCs w:val="28"/>
+                <w:sz w:val="26"/>
+                <w:szCs w:val="26"/>
               </w:rPr>
               <w:fldChar w:fldCharType="separate"/>
             </w:r>
@@ -601,8 +591,8 @@
                 <w:rFonts w:ascii="Times New Roman" w:hAnsi="Times New Roman" w:cs="Times New Roman"/>
                 <w:noProof/>
                 <w:webHidden/>
-                <w:sz w:val="28"/>
-                <w:szCs w:val="28"/>
+                <w:sz w:val="26"/>
+                <w:szCs w:val="26"/>
               </w:rPr>
               <w:t>3</w:t>
             </w:r>
@@ -611,8 +601,8 @@
                 <w:rFonts w:ascii="Times New Roman" w:hAnsi="Times New Roman" w:cs="Times New Roman"/>
                 <w:noProof/>
                 <w:webHidden/>
-                <w:sz w:val="28"/>
-                <w:szCs w:val="28"/>
+                <w:sz w:val="26"/>
+                <w:szCs w:val="26"/>
               </w:rPr>
               <w:fldChar w:fldCharType="end"/>
             </w:r>
@@ -625,13 +615,13 @@
               <w:rFonts w:ascii="Times New Roman" w:eastAsiaTheme="minorEastAsia" w:hAnsi="Times New Roman" w:cs="Times New Roman"/>
               <w:noProof/>
               <w:kern w:val="2"/>
-              <w:sz w:val="28"/>
-              <w:szCs w:val="28"/>
+              <w:sz w:val="26"/>
+              <w:szCs w:val="26"/>
               <w:lang w:eastAsia="ru-RU" w:bidi="ar-SA"/>
               <w14:ligatures w14:val="standardContextual"/>
             </w:rPr>
           </w:pPr>
-          <w:hyperlink w:anchor="_Toc226052378" w:history="1">
+          <w:hyperlink w:anchor="_Toc226058160" w:history="1">
             <w:r>
               <w:rPr>
                 <w:rStyle w:val="ad"/>
@@ -639,8 +629,8 @@
                 <w:b/>
                 <w:bCs/>
                 <w:noProof/>
-                <w:sz w:val="28"/>
-                <w:szCs w:val="28"/>
+                <w:sz w:val="26"/>
+                <w:szCs w:val="26"/>
               </w:rPr>
               <w:t>1. ОПИСАНИЕ ПРЕДМЕТНОЙ ОБЛАСТИ</w:t>
             </w:r>
@@ -649,8 +639,8 @@
                 <w:rFonts w:ascii="Times New Roman" w:hAnsi="Times New Roman" w:cs="Times New Roman"/>
                 <w:noProof/>
                 <w:webHidden/>
-                <w:sz w:val="28"/>
-                <w:szCs w:val="28"/>
+                <w:sz w:val="26"/>
+                <w:szCs w:val="26"/>
               </w:rPr>
               <w:tab/>
             </w:r>
@@ -659,8 +649,8 @@
                 <w:rFonts w:ascii="Times New Roman" w:hAnsi="Times New Roman" w:cs="Times New Roman"/>
                 <w:noProof/>
                 <w:webHidden/>
-                <w:sz w:val="28"/>
-                <w:szCs w:val="28"/>
+                <w:sz w:val="26"/>
+                <w:szCs w:val="26"/>
               </w:rPr>
               <w:fldChar w:fldCharType="begin"/>
             </w:r>
@@ -669,18 +659,18 @@
                 <w:rFonts w:ascii="Times New Roman" w:hAnsi="Times New Roman" w:cs="Times New Roman"/>
                 <w:noProof/>
                 <w:webHidden/>
-                <w:sz w:val="28"/>
-                <w:szCs w:val="28"/>
-              </w:rPr>
-              <w:instrText xml:space="preserve"> PAGEREF _Toc226052378 \h </w:instrText>
+                <w:sz w:val="26"/>
+                <w:szCs w:val="26"/>
+              </w:rPr>
+              <w:instrText xml:space="preserve"> PAGEREF _Toc226058160 \h </w:instrText>
             </w:r>
             <w:r>
               <w:rPr>
                 <w:rFonts w:ascii="Times New Roman" w:hAnsi="Times New Roman" w:cs="Times New Roman"/>
                 <w:noProof/>
                 <w:webHidden/>
-                <w:sz w:val="28"/>
-                <w:szCs w:val="28"/>
+                <w:sz w:val="26"/>
+                <w:szCs w:val="26"/>
               </w:rPr>
             </w:r>
             <w:r>
@@ -688,8 +678,8 @@
                 <w:rFonts w:ascii="Times New Roman" w:hAnsi="Times New Roman" w:cs="Times New Roman"/>
                 <w:noProof/>
                 <w:webHidden/>
-                <w:sz w:val="28"/>
-                <w:szCs w:val="28"/>
+                <w:sz w:val="26"/>
+                <w:szCs w:val="26"/>
               </w:rPr>
               <w:fldChar w:fldCharType="separate"/>
             </w:r>
@@ -698,8 +688,8 @@
                 <w:rFonts w:ascii="Times New Roman" w:hAnsi="Times New Roman" w:cs="Times New Roman"/>
                 <w:noProof/>
                 <w:webHidden/>
-                <w:sz w:val="28"/>
-                <w:szCs w:val="28"/>
+                <w:sz w:val="26"/>
+                <w:szCs w:val="26"/>
               </w:rPr>
               <w:t>6</w:t>
             </w:r>
@@ -708,8 +698,8 @@
                 <w:rFonts w:ascii="Times New Roman" w:hAnsi="Times New Roman" w:cs="Times New Roman"/>
                 <w:noProof/>
                 <w:webHidden/>
-                <w:sz w:val="28"/>
-                <w:szCs w:val="28"/>
+                <w:sz w:val="26"/>
+                <w:szCs w:val="26"/>
               </w:rPr>
               <w:fldChar w:fldCharType="end"/>
             </w:r>
@@ -721,24 +711,26 @@
             <w:tabs>
               <w:tab w:val="right" w:leader="dot" w:pos="9345"/>
             </w:tabs>
+            <w:spacing w:after="0" w:line="360" w:lineRule="auto"/>
+            <w:ind w:left="0"/>
             <w:rPr>
               <w:rFonts w:ascii="Times New Roman" w:eastAsiaTheme="minorEastAsia" w:hAnsi="Times New Roman" w:cs="Times New Roman"/>
               <w:noProof/>
               <w:kern w:val="2"/>
-              <w:sz w:val="28"/>
-              <w:szCs w:val="28"/>
+              <w:sz w:val="26"/>
+              <w:szCs w:val="26"/>
               <w:lang w:eastAsia="ru-RU" w:bidi="ar-SA"/>
               <w14:ligatures w14:val="standardContextual"/>
             </w:rPr>
           </w:pPr>
-          <w:hyperlink w:anchor="_Toc226052379" w:history="1">
+          <w:hyperlink w:anchor="_Toc226058161" w:history="1">
             <w:r>
               <w:rPr>
                 <w:rStyle w:val="ad"/>
                 <w:rFonts w:ascii="Times New Roman" w:hAnsi="Times New Roman" w:cs="Times New Roman"/>
                 <w:noProof/>
-                <w:sz w:val="28"/>
-                <w:szCs w:val="28"/>
+                <w:sz w:val="26"/>
+                <w:szCs w:val="26"/>
               </w:rPr>
               <w:t>1.1. Опасные зоны</w:t>
             </w:r>
@@ -747,8 +739,8 @@
                 <w:rFonts w:ascii="Times New Roman" w:hAnsi="Times New Roman" w:cs="Times New Roman"/>
                 <w:noProof/>
                 <w:webHidden/>
-                <w:sz w:val="28"/>
-                <w:szCs w:val="28"/>
+                <w:sz w:val="26"/>
+                <w:szCs w:val="26"/>
               </w:rPr>
               <w:tab/>
             </w:r>
@@ -757,8 +749,8 @@
                 <w:rFonts w:ascii="Times New Roman" w:hAnsi="Times New Roman" w:cs="Times New Roman"/>
                 <w:noProof/>
                 <w:webHidden/>
-                <w:sz w:val="28"/>
-                <w:szCs w:val="28"/>
+                <w:sz w:val="26"/>
+                <w:szCs w:val="26"/>
               </w:rPr>
               <w:fldChar w:fldCharType="begin"/>
             </w:r>
@@ -767,18 +759,18 @@
                 <w:rFonts w:ascii="Times New Roman" w:hAnsi="Times New Roman" w:cs="Times New Roman"/>
                 <w:noProof/>
                 <w:webHidden/>
-                <w:sz w:val="28"/>
-                <w:szCs w:val="28"/>
-              </w:rPr>
-              <w:instrText xml:space="preserve"> PAGEREF _Toc226052379 \h </w:instrText>
+                <w:sz w:val="26"/>
+                <w:szCs w:val="26"/>
+              </w:rPr>
+              <w:instrText xml:space="preserve"> PAGEREF _Toc226058161 \h </w:instrText>
             </w:r>
             <w:r>
               <w:rPr>
                 <w:rFonts w:ascii="Times New Roman" w:hAnsi="Times New Roman" w:cs="Times New Roman"/>
                 <w:noProof/>
                 <w:webHidden/>
-                <w:sz w:val="28"/>
-                <w:szCs w:val="28"/>
+                <w:sz w:val="26"/>
+                <w:szCs w:val="26"/>
               </w:rPr>
             </w:r>
             <w:r>
@@ -786,8 +778,8 @@
                 <w:rFonts w:ascii="Times New Roman" w:hAnsi="Times New Roman" w:cs="Times New Roman"/>
                 <w:noProof/>
                 <w:webHidden/>
-                <w:sz w:val="28"/>
-                <w:szCs w:val="28"/>
+                <w:sz w:val="26"/>
+                <w:szCs w:val="26"/>
               </w:rPr>
               <w:fldChar w:fldCharType="separate"/>
             </w:r>
@@ -796,8 +788,8 @@
                 <w:rFonts w:ascii="Times New Roman" w:hAnsi="Times New Roman" w:cs="Times New Roman"/>
                 <w:noProof/>
                 <w:webHidden/>
-                <w:sz w:val="28"/>
-                <w:szCs w:val="28"/>
+                <w:sz w:val="26"/>
+                <w:szCs w:val="26"/>
               </w:rPr>
               <w:t>6</w:t>
             </w:r>
@@ -806,8 +798,8 @@
                 <w:rFonts w:ascii="Times New Roman" w:hAnsi="Times New Roman" w:cs="Times New Roman"/>
                 <w:noProof/>
                 <w:webHidden/>
-                <w:sz w:val="28"/>
-                <w:szCs w:val="28"/>
+                <w:sz w:val="26"/>
+                <w:szCs w:val="26"/>
               </w:rPr>
               <w:fldChar w:fldCharType="end"/>
             </w:r>
@@ -819,25 +811,27 @@
             <w:tabs>
               <w:tab w:val="right" w:leader="dot" w:pos="9345"/>
             </w:tabs>
+            <w:spacing w:after="0" w:line="360" w:lineRule="auto"/>
+            <w:ind w:left="0"/>
             <w:rPr>
               <w:rFonts w:ascii="Times New Roman" w:eastAsiaTheme="minorEastAsia" w:hAnsi="Times New Roman" w:cs="Times New Roman"/>
               <w:noProof/>
               <w:kern w:val="2"/>
-              <w:sz w:val="28"/>
-              <w:szCs w:val="28"/>
+              <w:sz w:val="26"/>
+              <w:szCs w:val="26"/>
               <w:lang w:eastAsia="ru-RU" w:bidi="ar-SA"/>
               <w14:ligatures w14:val="standardContextual"/>
             </w:rPr>
           </w:pPr>
-          <w:hyperlink w:anchor="_Toc226052380" w:history="1">
+          <w:hyperlink w:anchor="_Toc226058162" w:history="1">
             <w:r>
               <w:rPr>
                 <w:rStyle w:val="ad"/>
                 <w:rFonts w:ascii="Times New Roman" w:hAnsi="Times New Roman" w:cs="Times New Roman"/>
                 <w:bCs/>
                 <w:noProof/>
-                <w:sz w:val="28"/>
-                <w:szCs w:val="28"/>
+                <w:sz w:val="26"/>
+                <w:szCs w:val="26"/>
               </w:rPr>
               <w:t>1.2. Технологии обнаружения</w:t>
             </w:r>
@@ -846,8 +840,8 @@
                 <w:rFonts w:ascii="Times New Roman" w:hAnsi="Times New Roman" w:cs="Times New Roman"/>
                 <w:noProof/>
                 <w:webHidden/>
-                <w:sz w:val="28"/>
-                <w:szCs w:val="28"/>
+                <w:sz w:val="26"/>
+                <w:szCs w:val="26"/>
               </w:rPr>
               <w:tab/>
             </w:r>
@@ -856,8 +850,8 @@
                 <w:rFonts w:ascii="Times New Roman" w:hAnsi="Times New Roman" w:cs="Times New Roman"/>
                 <w:noProof/>
                 <w:webHidden/>
-                <w:sz w:val="28"/>
-                <w:szCs w:val="28"/>
+                <w:sz w:val="26"/>
+                <w:szCs w:val="26"/>
               </w:rPr>
               <w:fldChar w:fldCharType="begin"/>
             </w:r>
@@ -866,18 +860,18 @@
                 <w:rFonts w:ascii="Times New Roman" w:hAnsi="Times New Roman" w:cs="Times New Roman"/>
                 <w:noProof/>
                 <w:webHidden/>
-                <w:sz w:val="28"/>
-                <w:szCs w:val="28"/>
-              </w:rPr>
-              <w:instrText xml:space="preserve"> PAGEREF _Toc226052380 \h </w:instrText>
+                <w:sz w:val="26"/>
+                <w:szCs w:val="26"/>
+              </w:rPr>
+              <w:instrText xml:space="preserve"> PAGEREF _Toc226058162 \h </w:instrText>
             </w:r>
             <w:r>
               <w:rPr>
                 <w:rFonts w:ascii="Times New Roman" w:hAnsi="Times New Roman" w:cs="Times New Roman"/>
                 <w:noProof/>
                 <w:webHidden/>
-                <w:sz w:val="28"/>
-                <w:szCs w:val="28"/>
+                <w:sz w:val="26"/>
+                <w:szCs w:val="26"/>
               </w:rPr>
             </w:r>
             <w:r>
@@ -885,8 +879,8 @@
                 <w:rFonts w:ascii="Times New Roman" w:hAnsi="Times New Roman" w:cs="Times New Roman"/>
                 <w:noProof/>
                 <w:webHidden/>
-                <w:sz w:val="28"/>
-                <w:szCs w:val="28"/>
+                <w:sz w:val="26"/>
+                <w:szCs w:val="26"/>
               </w:rPr>
               <w:fldChar w:fldCharType="separate"/>
             </w:r>
@@ -895,8 +889,8 @@
                 <w:rFonts w:ascii="Times New Roman" w:hAnsi="Times New Roman" w:cs="Times New Roman"/>
                 <w:noProof/>
                 <w:webHidden/>
-                <w:sz w:val="28"/>
-                <w:szCs w:val="28"/>
+                <w:sz w:val="26"/>
+                <w:szCs w:val="26"/>
               </w:rPr>
               <w:t>7</w:t>
             </w:r>
@@ -905,8 +899,8 @@
                 <w:rFonts w:ascii="Times New Roman" w:hAnsi="Times New Roman" w:cs="Times New Roman"/>
                 <w:noProof/>
                 <w:webHidden/>
-                <w:sz w:val="28"/>
-                <w:szCs w:val="28"/>
+                <w:sz w:val="26"/>
+                <w:szCs w:val="26"/>
               </w:rPr>
               <w:fldChar w:fldCharType="end"/>
             </w:r>
@@ -918,25 +912,27 @@
             <w:tabs>
               <w:tab w:val="right" w:leader="dot" w:pos="9345"/>
             </w:tabs>
+            <w:spacing w:after="0" w:line="360" w:lineRule="auto"/>
+            <w:ind w:left="0"/>
             <w:rPr>
               <w:rFonts w:ascii="Times New Roman" w:eastAsiaTheme="minorEastAsia" w:hAnsi="Times New Roman" w:cs="Times New Roman"/>
               <w:noProof/>
               <w:kern w:val="2"/>
-              <w:sz w:val="28"/>
-              <w:szCs w:val="28"/>
+              <w:sz w:val="26"/>
+              <w:szCs w:val="26"/>
               <w:lang w:eastAsia="ru-RU" w:bidi="ar-SA"/>
               <w14:ligatures w14:val="standardContextual"/>
             </w:rPr>
           </w:pPr>
-          <w:hyperlink w:anchor="_Toc226052381" w:history="1">
+          <w:hyperlink w:anchor="_Toc226058163" w:history="1">
             <w:r>
               <w:rPr>
                 <w:rStyle w:val="ad"/>
                 <w:rFonts w:ascii="Times New Roman" w:hAnsi="Times New Roman" w:cs="Times New Roman"/>
                 <w:bCs/>
                 <w:noProof/>
-                <w:sz w:val="28"/>
-                <w:szCs w:val="28"/>
+                <w:sz w:val="26"/>
+                <w:szCs w:val="26"/>
               </w:rPr>
               <w:t>1.3. Искусственные нейронные сети</w:t>
             </w:r>
@@ -945,8 +941,8 @@
                 <w:rFonts w:ascii="Times New Roman" w:hAnsi="Times New Roman" w:cs="Times New Roman"/>
                 <w:noProof/>
                 <w:webHidden/>
-                <w:sz w:val="28"/>
-                <w:szCs w:val="28"/>
+                <w:sz w:val="26"/>
+                <w:szCs w:val="26"/>
               </w:rPr>
               <w:tab/>
             </w:r>
@@ -955,8 +951,8 @@
                 <w:rFonts w:ascii="Times New Roman" w:hAnsi="Times New Roman" w:cs="Times New Roman"/>
                 <w:noProof/>
                 <w:webHidden/>
-                <w:sz w:val="28"/>
-                <w:szCs w:val="28"/>
+                <w:sz w:val="26"/>
+                <w:szCs w:val="26"/>
               </w:rPr>
               <w:fldChar w:fldCharType="begin"/>
             </w:r>
@@ -965,18 +961,18 @@
                 <w:rFonts w:ascii="Times New Roman" w:hAnsi="Times New Roman" w:cs="Times New Roman"/>
                 <w:noProof/>
                 <w:webHidden/>
-                <w:sz w:val="28"/>
-                <w:szCs w:val="28"/>
-              </w:rPr>
-              <w:instrText xml:space="preserve"> PAGEREF _Toc226052381 \h </w:instrText>
+                <w:sz w:val="26"/>
+                <w:szCs w:val="26"/>
+              </w:rPr>
+              <w:instrText xml:space="preserve"> PAGEREF _Toc226058163 \h </w:instrText>
             </w:r>
             <w:r>
               <w:rPr>
                 <w:rFonts w:ascii="Times New Roman" w:hAnsi="Times New Roman" w:cs="Times New Roman"/>
                 <w:noProof/>
                 <w:webHidden/>
-                <w:sz w:val="28"/>
-                <w:szCs w:val="28"/>
+                <w:sz w:val="26"/>
+                <w:szCs w:val="26"/>
               </w:rPr>
             </w:r>
             <w:r>
@@ -984,8 +980,8 @@
                 <w:rFonts w:ascii="Times New Roman" w:hAnsi="Times New Roman" w:cs="Times New Roman"/>
                 <w:noProof/>
                 <w:webHidden/>
-                <w:sz w:val="28"/>
-                <w:szCs w:val="28"/>
+                <w:sz w:val="26"/>
+                <w:szCs w:val="26"/>
               </w:rPr>
               <w:fldChar w:fldCharType="separate"/>
             </w:r>
@@ -994,8 +990,8 @@
                 <w:rFonts w:ascii="Times New Roman" w:hAnsi="Times New Roman" w:cs="Times New Roman"/>
                 <w:noProof/>
                 <w:webHidden/>
-                <w:sz w:val="28"/>
-                <w:szCs w:val="28"/>
+                <w:sz w:val="26"/>
+                <w:szCs w:val="26"/>
               </w:rPr>
               <w:t>7</w:t>
             </w:r>
@@ -1004,106 +1000,8 @@
                 <w:rFonts w:ascii="Times New Roman" w:hAnsi="Times New Roman" w:cs="Times New Roman"/>
                 <w:noProof/>
                 <w:webHidden/>
-                <w:sz w:val="28"/>
-                <w:szCs w:val="28"/>
-              </w:rPr>
-              <w:fldChar w:fldCharType="end"/>
-            </w:r>
-          </w:hyperlink>
-        </w:p>
-        <w:p>
-          <w:pPr>
-            <w:pStyle w:val="23"/>
-            <w:tabs>
-              <w:tab w:val="right" w:leader="dot" w:pos="9345"/>
-            </w:tabs>
-            <w:rPr>
-              <w:rFonts w:ascii="Times New Roman" w:eastAsiaTheme="minorEastAsia" w:hAnsi="Times New Roman" w:cs="Times New Roman"/>
-              <w:noProof/>
-              <w:kern w:val="2"/>
-              <w:sz w:val="28"/>
-              <w:szCs w:val="28"/>
-              <w:lang w:eastAsia="ru-RU" w:bidi="ar-SA"/>
-              <w14:ligatures w14:val="standardContextual"/>
-            </w:rPr>
-          </w:pPr>
-          <w:hyperlink w:anchor="_Toc226052382" w:history="1">
-            <w:r>
-              <w:rPr>
-                <w:rStyle w:val="ad"/>
-                <w:rFonts w:ascii="Times New Roman" w:hAnsi="Times New Roman" w:cs="Times New Roman"/>
-                <w:noProof/>
-                <w:sz w:val="28"/>
-                <w:szCs w:val="28"/>
-              </w:rPr>
-              <w:t>Анализ существующего бизнес-процесса оценки персонала</w:t>
-            </w:r>
-            <w:r>
-              <w:rPr>
-                <w:rFonts w:ascii="Times New Roman" w:hAnsi="Times New Roman" w:cs="Times New Roman"/>
-                <w:noProof/>
-                <w:webHidden/>
-                <w:sz w:val="28"/>
-                <w:szCs w:val="28"/>
-              </w:rPr>
-              <w:tab/>
-            </w:r>
-            <w:r>
-              <w:rPr>
-                <w:rFonts w:ascii="Times New Roman" w:hAnsi="Times New Roman" w:cs="Times New Roman"/>
-                <w:noProof/>
-                <w:webHidden/>
-                <w:sz w:val="28"/>
-                <w:szCs w:val="28"/>
-              </w:rPr>
-              <w:fldChar w:fldCharType="begin"/>
-            </w:r>
-            <w:r>
-              <w:rPr>
-                <w:rFonts w:ascii="Times New Roman" w:hAnsi="Times New Roman" w:cs="Times New Roman"/>
-                <w:noProof/>
-                <w:webHidden/>
-                <w:sz w:val="28"/>
-                <w:szCs w:val="28"/>
-              </w:rPr>
-              <w:instrText xml:space="preserve"> PAGEREF _Toc226052382 \h </w:instrText>
-            </w:r>
-            <w:r>
-              <w:rPr>
-                <w:rFonts w:ascii="Times New Roman" w:hAnsi="Times New Roman" w:cs="Times New Roman"/>
-                <w:noProof/>
-                <w:webHidden/>
-                <w:sz w:val="28"/>
-                <w:szCs w:val="28"/>
-              </w:rPr>
-            </w:r>
-            <w:r>
-              <w:rPr>
-                <w:rFonts w:ascii="Times New Roman" w:hAnsi="Times New Roman" w:cs="Times New Roman"/>
-                <w:noProof/>
-                <w:webHidden/>
-                <w:sz w:val="28"/>
-                <w:szCs w:val="28"/>
-              </w:rPr>
-              <w:fldChar w:fldCharType="separate"/>
-            </w:r>
-            <w:r>
-              <w:rPr>
-                <w:rFonts w:ascii="Times New Roman" w:hAnsi="Times New Roman" w:cs="Times New Roman"/>
-                <w:noProof/>
-                <w:webHidden/>
-                <w:sz w:val="28"/>
-                <w:szCs w:val="28"/>
-              </w:rPr>
-              <w:t>8</w:t>
-            </w:r>
-            <w:r>
-              <w:rPr>
-                <w:rFonts w:ascii="Times New Roman" w:hAnsi="Times New Roman" w:cs="Times New Roman"/>
-                <w:noProof/>
-                <w:webHidden/>
-                <w:sz w:val="28"/>
-                <w:szCs w:val="28"/>
+                <w:sz w:val="26"/>
+                <w:szCs w:val="26"/>
               </w:rPr>
               <w:fldChar w:fldCharType="end"/>
             </w:r>
@@ -1116,13 +1014,13 @@
               <w:rFonts w:ascii="Times New Roman" w:eastAsiaTheme="minorEastAsia" w:hAnsi="Times New Roman" w:cs="Times New Roman"/>
               <w:noProof/>
               <w:kern w:val="2"/>
-              <w:sz w:val="28"/>
-              <w:szCs w:val="28"/>
+              <w:sz w:val="26"/>
+              <w:szCs w:val="26"/>
               <w:lang w:eastAsia="ru-RU" w:bidi="ar-SA"/>
               <w14:ligatures w14:val="standardContextual"/>
             </w:rPr>
           </w:pPr>
-          <w:hyperlink w:anchor="_Toc226052383" w:history="1">
+          <w:hyperlink w:anchor="_Toc226058164" w:history="1">
             <w:r>
               <w:rPr>
                 <w:rStyle w:val="ad"/>
@@ -1130,8 +1028,8 @@
                 <w:b/>
                 <w:bCs/>
                 <w:noProof/>
-                <w:sz w:val="28"/>
-                <w:szCs w:val="28"/>
+                <w:sz w:val="26"/>
+                <w:szCs w:val="26"/>
                 <w:lang w:eastAsia="ru-RU"/>
               </w:rPr>
               <w:t>2. ОБЗОР АНАЛОГОВ</w:t>
@@ -1141,8 +1039,8 @@
                 <w:rFonts w:ascii="Times New Roman" w:hAnsi="Times New Roman" w:cs="Times New Roman"/>
                 <w:noProof/>
                 <w:webHidden/>
-                <w:sz w:val="28"/>
-                <w:szCs w:val="28"/>
+                <w:sz w:val="26"/>
+                <w:szCs w:val="26"/>
               </w:rPr>
               <w:tab/>
             </w:r>
@@ -1151,8 +1049,8 @@
                 <w:rFonts w:ascii="Times New Roman" w:hAnsi="Times New Roman" w:cs="Times New Roman"/>
                 <w:noProof/>
                 <w:webHidden/>
-                <w:sz w:val="28"/>
-                <w:szCs w:val="28"/>
+                <w:sz w:val="26"/>
+                <w:szCs w:val="26"/>
               </w:rPr>
               <w:fldChar w:fldCharType="begin"/>
             </w:r>
@@ -1161,18 +1059,18 @@
                 <w:rFonts w:ascii="Times New Roman" w:hAnsi="Times New Roman" w:cs="Times New Roman"/>
                 <w:noProof/>
                 <w:webHidden/>
-                <w:sz w:val="28"/>
-                <w:szCs w:val="28"/>
-              </w:rPr>
-              <w:instrText xml:space="preserve"> PAGEREF _Toc226052383 \h </w:instrText>
+                <w:sz w:val="26"/>
+                <w:szCs w:val="26"/>
+              </w:rPr>
+              <w:instrText xml:space="preserve"> PAGEREF _Toc226058164 \h </w:instrText>
             </w:r>
             <w:r>
               <w:rPr>
                 <w:rFonts w:ascii="Times New Roman" w:hAnsi="Times New Roman" w:cs="Times New Roman"/>
                 <w:noProof/>
                 <w:webHidden/>
-                <w:sz w:val="28"/>
-                <w:szCs w:val="28"/>
+                <w:sz w:val="26"/>
+                <w:szCs w:val="26"/>
               </w:rPr>
             </w:r>
             <w:r>
@@ -1180,8 +1078,8 @@
                 <w:rFonts w:ascii="Times New Roman" w:hAnsi="Times New Roman" w:cs="Times New Roman"/>
                 <w:noProof/>
                 <w:webHidden/>
-                <w:sz w:val="28"/>
-                <w:szCs w:val="28"/>
+                <w:sz w:val="26"/>
+                <w:szCs w:val="26"/>
               </w:rPr>
               <w:fldChar w:fldCharType="separate"/>
             </w:r>
@@ -1190,8 +1088,8 @@
                 <w:rFonts w:ascii="Times New Roman" w:hAnsi="Times New Roman" w:cs="Times New Roman"/>
                 <w:noProof/>
                 <w:webHidden/>
-                <w:sz w:val="28"/>
-                <w:szCs w:val="28"/>
+                <w:sz w:val="26"/>
+                <w:szCs w:val="26"/>
               </w:rPr>
               <w:t>10</w:t>
             </w:r>
@@ -1200,8 +1098,8 @@
                 <w:rFonts w:ascii="Times New Roman" w:hAnsi="Times New Roman" w:cs="Times New Roman"/>
                 <w:noProof/>
                 <w:webHidden/>
-                <w:sz w:val="28"/>
-                <w:szCs w:val="28"/>
+                <w:sz w:val="26"/>
+                <w:szCs w:val="26"/>
               </w:rPr>
               <w:fldChar w:fldCharType="end"/>
             </w:r>
@@ -1213,24 +1111,26 @@
             <w:tabs>
               <w:tab w:val="right" w:leader="dot" w:pos="9345"/>
             </w:tabs>
+            <w:spacing w:after="0" w:line="360" w:lineRule="auto"/>
+            <w:ind w:left="0"/>
             <w:rPr>
               <w:rFonts w:ascii="Times New Roman" w:eastAsiaTheme="minorEastAsia" w:hAnsi="Times New Roman" w:cs="Times New Roman"/>
               <w:noProof/>
               <w:kern w:val="2"/>
-              <w:sz w:val="28"/>
-              <w:szCs w:val="28"/>
+              <w:sz w:val="26"/>
+              <w:szCs w:val="26"/>
               <w:lang w:eastAsia="ru-RU" w:bidi="ar-SA"/>
               <w14:ligatures w14:val="standardContextual"/>
             </w:rPr>
           </w:pPr>
-          <w:hyperlink w:anchor="_Toc226052384" w:history="1">
+          <w:hyperlink w:anchor="_Toc226058165" w:history="1">
             <w:r>
               <w:rPr>
                 <w:rStyle w:val="ad"/>
                 <w:rFonts w:ascii="Times New Roman" w:hAnsi="Times New Roman" w:cs="Times New Roman"/>
                 <w:noProof/>
-                <w:sz w:val="28"/>
-                <w:szCs w:val="28"/>
+                <w:sz w:val="26"/>
+                <w:szCs w:val="26"/>
               </w:rPr>
               <w:t>2.1. Существующие решения</w:t>
             </w:r>
@@ -1239,8 +1139,8 @@
                 <w:rFonts w:ascii="Times New Roman" w:hAnsi="Times New Roman" w:cs="Times New Roman"/>
                 <w:noProof/>
                 <w:webHidden/>
-                <w:sz w:val="28"/>
-                <w:szCs w:val="28"/>
+                <w:sz w:val="26"/>
+                <w:szCs w:val="26"/>
               </w:rPr>
               <w:tab/>
             </w:r>
@@ -1249,8 +1149,8 @@
                 <w:rFonts w:ascii="Times New Roman" w:hAnsi="Times New Roman" w:cs="Times New Roman"/>
                 <w:noProof/>
                 <w:webHidden/>
-                <w:sz w:val="28"/>
-                <w:szCs w:val="28"/>
+                <w:sz w:val="26"/>
+                <w:szCs w:val="26"/>
               </w:rPr>
               <w:fldChar w:fldCharType="begin"/>
             </w:r>
@@ -1259,18 +1159,18 @@
                 <w:rFonts w:ascii="Times New Roman" w:hAnsi="Times New Roman" w:cs="Times New Roman"/>
                 <w:noProof/>
                 <w:webHidden/>
-                <w:sz w:val="28"/>
-                <w:szCs w:val="28"/>
-              </w:rPr>
-              <w:instrText xml:space="preserve"> PAGEREF _Toc226052384 \h </w:instrText>
+                <w:sz w:val="26"/>
+                <w:szCs w:val="26"/>
+              </w:rPr>
+              <w:instrText xml:space="preserve"> PAGEREF _Toc226058165 \h </w:instrText>
             </w:r>
             <w:r>
               <w:rPr>
                 <w:rFonts w:ascii="Times New Roman" w:hAnsi="Times New Roman" w:cs="Times New Roman"/>
                 <w:noProof/>
                 <w:webHidden/>
-                <w:sz w:val="28"/>
-                <w:szCs w:val="28"/>
+                <w:sz w:val="26"/>
+                <w:szCs w:val="26"/>
               </w:rPr>
             </w:r>
             <w:r>
@@ -1278,8 +1178,8 @@
                 <w:rFonts w:ascii="Times New Roman" w:hAnsi="Times New Roman" w:cs="Times New Roman"/>
                 <w:noProof/>
                 <w:webHidden/>
-                <w:sz w:val="28"/>
-                <w:szCs w:val="28"/>
+                <w:sz w:val="26"/>
+                <w:szCs w:val="26"/>
               </w:rPr>
               <w:fldChar w:fldCharType="separate"/>
             </w:r>
@@ -1288,8 +1188,8 @@
                 <w:rFonts w:ascii="Times New Roman" w:hAnsi="Times New Roman" w:cs="Times New Roman"/>
                 <w:noProof/>
                 <w:webHidden/>
-                <w:sz w:val="28"/>
-                <w:szCs w:val="28"/>
+                <w:sz w:val="26"/>
+                <w:szCs w:val="26"/>
               </w:rPr>
               <w:t>10</w:t>
             </w:r>
@@ -1298,8 +1198,8 @@
                 <w:rFonts w:ascii="Times New Roman" w:hAnsi="Times New Roman" w:cs="Times New Roman"/>
                 <w:noProof/>
                 <w:webHidden/>
-                <w:sz w:val="28"/>
-                <w:szCs w:val="28"/>
+                <w:sz w:val="26"/>
+                <w:szCs w:val="26"/>
               </w:rPr>
               <w:fldChar w:fldCharType="end"/>
             </w:r>
@@ -1311,24 +1211,26 @@
             <w:tabs>
               <w:tab w:val="right" w:leader="dot" w:pos="9345"/>
             </w:tabs>
+            <w:spacing w:after="0" w:line="360" w:lineRule="auto"/>
+            <w:ind w:left="0"/>
             <w:rPr>
               <w:rFonts w:ascii="Times New Roman" w:eastAsiaTheme="minorEastAsia" w:hAnsi="Times New Roman" w:cs="Times New Roman"/>
               <w:noProof/>
               <w:kern w:val="2"/>
-              <w:sz w:val="28"/>
-              <w:szCs w:val="28"/>
+              <w:sz w:val="26"/>
+              <w:szCs w:val="26"/>
               <w:lang w:eastAsia="ru-RU" w:bidi="ar-SA"/>
               <w14:ligatures w14:val="standardContextual"/>
             </w:rPr>
           </w:pPr>
-          <w:hyperlink w:anchor="_Toc226052385" w:history="1">
+          <w:hyperlink w:anchor="_Toc226058166" w:history="1">
             <w:r>
               <w:rPr>
                 <w:rStyle w:val="ad"/>
                 <w:rFonts w:ascii="Times New Roman" w:hAnsi="Times New Roman" w:cs="Times New Roman"/>
                 <w:noProof/>
-                <w:sz w:val="28"/>
-                <w:szCs w:val="28"/>
+                <w:sz w:val="26"/>
+                <w:szCs w:val="26"/>
               </w:rPr>
               <w:t>2.2. Сравнительный анализ аналогов</w:t>
             </w:r>
@@ -1337,8 +1239,8 @@
                 <w:rFonts w:ascii="Times New Roman" w:hAnsi="Times New Roman" w:cs="Times New Roman"/>
                 <w:noProof/>
                 <w:webHidden/>
-                <w:sz w:val="28"/>
-                <w:szCs w:val="28"/>
+                <w:sz w:val="26"/>
+                <w:szCs w:val="26"/>
               </w:rPr>
               <w:tab/>
             </w:r>
@@ -1347,8 +1249,8 @@
                 <w:rFonts w:ascii="Times New Roman" w:hAnsi="Times New Roman" w:cs="Times New Roman"/>
                 <w:noProof/>
                 <w:webHidden/>
-                <w:sz w:val="28"/>
-                <w:szCs w:val="28"/>
+                <w:sz w:val="26"/>
+                <w:szCs w:val="26"/>
               </w:rPr>
               <w:fldChar w:fldCharType="begin"/>
             </w:r>
@@ -1357,18 +1259,18 @@
                 <w:rFonts w:ascii="Times New Roman" w:hAnsi="Times New Roman" w:cs="Times New Roman"/>
                 <w:noProof/>
                 <w:webHidden/>
-                <w:sz w:val="28"/>
-                <w:szCs w:val="28"/>
-              </w:rPr>
-              <w:instrText xml:space="preserve"> PAGEREF _Toc226052385 \h </w:instrText>
+                <w:sz w:val="26"/>
+                <w:szCs w:val="26"/>
+              </w:rPr>
+              <w:instrText xml:space="preserve"> PAGEREF _Toc226058166 \h </w:instrText>
             </w:r>
             <w:r>
               <w:rPr>
                 <w:rFonts w:ascii="Times New Roman" w:hAnsi="Times New Roman" w:cs="Times New Roman"/>
                 <w:noProof/>
                 <w:webHidden/>
-                <w:sz w:val="28"/>
-                <w:szCs w:val="28"/>
+                <w:sz w:val="26"/>
+                <w:szCs w:val="26"/>
               </w:rPr>
             </w:r>
             <w:r>
@@ -1376,8 +1278,8 @@
                 <w:rFonts w:ascii="Times New Roman" w:hAnsi="Times New Roman" w:cs="Times New Roman"/>
                 <w:noProof/>
                 <w:webHidden/>
-                <w:sz w:val="28"/>
-                <w:szCs w:val="28"/>
+                <w:sz w:val="26"/>
+                <w:szCs w:val="26"/>
               </w:rPr>
               <w:fldChar w:fldCharType="separate"/>
             </w:r>
@@ -1386,8 +1288,8 @@
                 <w:rFonts w:ascii="Times New Roman" w:hAnsi="Times New Roman" w:cs="Times New Roman"/>
                 <w:noProof/>
                 <w:webHidden/>
-                <w:sz w:val="28"/>
-                <w:szCs w:val="28"/>
+                <w:sz w:val="26"/>
+                <w:szCs w:val="26"/>
               </w:rPr>
               <w:t>12</w:t>
             </w:r>
@@ -1396,8 +1298,8 @@
                 <w:rFonts w:ascii="Times New Roman" w:hAnsi="Times New Roman" w:cs="Times New Roman"/>
                 <w:noProof/>
                 <w:webHidden/>
-                <w:sz w:val="28"/>
-                <w:szCs w:val="28"/>
+                <w:sz w:val="26"/>
+                <w:szCs w:val="26"/>
               </w:rPr>
               <w:fldChar w:fldCharType="end"/>
             </w:r>
@@ -1409,24 +1311,26 @@
             <w:tabs>
               <w:tab w:val="right" w:leader="dot" w:pos="9345"/>
             </w:tabs>
+            <w:spacing w:after="0" w:line="360" w:lineRule="auto"/>
+            <w:ind w:left="0"/>
             <w:rPr>
               <w:rFonts w:ascii="Times New Roman" w:eastAsiaTheme="minorEastAsia" w:hAnsi="Times New Roman" w:cs="Times New Roman"/>
               <w:noProof/>
               <w:kern w:val="2"/>
-              <w:sz w:val="28"/>
-              <w:szCs w:val="28"/>
+              <w:sz w:val="26"/>
+              <w:szCs w:val="26"/>
               <w:lang w:eastAsia="ru-RU" w:bidi="ar-SA"/>
               <w14:ligatures w14:val="standardContextual"/>
             </w:rPr>
           </w:pPr>
-          <w:hyperlink w:anchor="_Toc226052386" w:history="1">
+          <w:hyperlink w:anchor="_Toc226058167" w:history="1">
             <w:r>
               <w:rPr>
                 <w:rStyle w:val="ad"/>
                 <w:rFonts w:ascii="Times New Roman" w:hAnsi="Times New Roman" w:cs="Times New Roman"/>
                 <w:noProof/>
-                <w:sz w:val="28"/>
-                <w:szCs w:val="28"/>
+                <w:sz w:val="26"/>
+                <w:szCs w:val="26"/>
               </w:rPr>
               <w:t>2.3. Выводы по обзору аналогов</w:t>
             </w:r>
@@ -1435,8 +1339,8 @@
                 <w:rFonts w:ascii="Times New Roman" w:hAnsi="Times New Roman" w:cs="Times New Roman"/>
                 <w:noProof/>
                 <w:webHidden/>
-                <w:sz w:val="28"/>
-                <w:szCs w:val="28"/>
+                <w:sz w:val="26"/>
+                <w:szCs w:val="26"/>
               </w:rPr>
               <w:tab/>
             </w:r>
@@ -1445,8 +1349,8 @@
                 <w:rFonts w:ascii="Times New Roman" w:hAnsi="Times New Roman" w:cs="Times New Roman"/>
                 <w:noProof/>
                 <w:webHidden/>
-                <w:sz w:val="28"/>
-                <w:szCs w:val="28"/>
+                <w:sz w:val="26"/>
+                <w:szCs w:val="26"/>
               </w:rPr>
               <w:fldChar w:fldCharType="begin"/>
             </w:r>
@@ -1455,18 +1359,18 @@
                 <w:rFonts w:ascii="Times New Roman" w:hAnsi="Times New Roman" w:cs="Times New Roman"/>
                 <w:noProof/>
                 <w:webHidden/>
-                <w:sz w:val="28"/>
-                <w:szCs w:val="28"/>
-              </w:rPr>
-              <w:instrText xml:space="preserve"> PAGEREF _Toc226052386 \h </w:instrText>
+                <w:sz w:val="26"/>
+                <w:szCs w:val="26"/>
+              </w:rPr>
+              <w:instrText xml:space="preserve"> PAGEREF _Toc226058167 \h </w:instrText>
             </w:r>
             <w:r>
               <w:rPr>
                 <w:rFonts w:ascii="Times New Roman" w:hAnsi="Times New Roman" w:cs="Times New Roman"/>
                 <w:noProof/>
                 <w:webHidden/>
-                <w:sz w:val="28"/>
-                <w:szCs w:val="28"/>
+                <w:sz w:val="26"/>
+                <w:szCs w:val="26"/>
               </w:rPr>
             </w:r>
             <w:r>
@@ -1474,8 +1378,8 @@
                 <w:rFonts w:ascii="Times New Roman" w:hAnsi="Times New Roman" w:cs="Times New Roman"/>
                 <w:noProof/>
                 <w:webHidden/>
-                <w:sz w:val="28"/>
-                <w:szCs w:val="28"/>
+                <w:sz w:val="26"/>
+                <w:szCs w:val="26"/>
               </w:rPr>
               <w:fldChar w:fldCharType="separate"/>
             </w:r>
@@ -1484,8 +1388,8 @@
                 <w:rFonts w:ascii="Times New Roman" w:hAnsi="Times New Roman" w:cs="Times New Roman"/>
                 <w:noProof/>
                 <w:webHidden/>
-                <w:sz w:val="28"/>
-                <w:szCs w:val="28"/>
+                <w:sz w:val="26"/>
+                <w:szCs w:val="26"/>
               </w:rPr>
               <w:t>14</w:t>
             </w:r>
@@ -1494,8 +1398,8 @@
                 <w:rFonts w:ascii="Times New Roman" w:hAnsi="Times New Roman" w:cs="Times New Roman"/>
                 <w:noProof/>
                 <w:webHidden/>
-                <w:sz w:val="28"/>
-                <w:szCs w:val="28"/>
+                <w:sz w:val="26"/>
+                <w:szCs w:val="26"/>
               </w:rPr>
               <w:fldChar w:fldCharType="end"/>
             </w:r>
@@ -1508,13 +1412,13 @@
               <w:rFonts w:ascii="Times New Roman" w:eastAsiaTheme="minorEastAsia" w:hAnsi="Times New Roman" w:cs="Times New Roman"/>
               <w:noProof/>
               <w:kern w:val="2"/>
-              <w:sz w:val="28"/>
-              <w:szCs w:val="28"/>
+              <w:sz w:val="26"/>
+              <w:szCs w:val="26"/>
               <w:lang w:eastAsia="ru-RU" w:bidi="ar-SA"/>
               <w14:ligatures w14:val="standardContextual"/>
             </w:rPr>
           </w:pPr>
-          <w:hyperlink w:anchor="_Toc226052387" w:history="1">
+          <w:hyperlink w:anchor="_Toc226058168" w:history="1">
             <w:r>
               <w:rPr>
                 <w:rStyle w:val="ad"/>
@@ -1522,8 +1426,8 @@
                 <w:b/>
                 <w:bCs/>
                 <w:noProof/>
-                <w:sz w:val="28"/>
-                <w:szCs w:val="28"/>
+                <w:sz w:val="26"/>
+                <w:szCs w:val="26"/>
                 <w:lang w:eastAsia="ru-RU"/>
               </w:rPr>
               <w:t>3. ТЕХНИЧЕСКОЕ ЗАДАНИЕ</w:t>
@@ -1533,8 +1437,8 @@
                 <w:rFonts w:ascii="Times New Roman" w:hAnsi="Times New Roman" w:cs="Times New Roman"/>
                 <w:noProof/>
                 <w:webHidden/>
-                <w:sz w:val="28"/>
-                <w:szCs w:val="28"/>
+                <w:sz w:val="26"/>
+                <w:szCs w:val="26"/>
               </w:rPr>
               <w:tab/>
             </w:r>
@@ -1543,8 +1447,8 @@
                 <w:rFonts w:ascii="Times New Roman" w:hAnsi="Times New Roman" w:cs="Times New Roman"/>
                 <w:noProof/>
                 <w:webHidden/>
-                <w:sz w:val="28"/>
-                <w:szCs w:val="28"/>
+                <w:sz w:val="26"/>
+                <w:szCs w:val="26"/>
               </w:rPr>
               <w:fldChar w:fldCharType="begin"/>
             </w:r>
@@ -1553,18 +1457,18 @@
                 <w:rFonts w:ascii="Times New Roman" w:hAnsi="Times New Roman" w:cs="Times New Roman"/>
                 <w:noProof/>
                 <w:webHidden/>
-                <w:sz w:val="28"/>
-                <w:szCs w:val="28"/>
-              </w:rPr>
-              <w:instrText xml:space="preserve"> PAGEREF _Toc226052387 \h </w:instrText>
+                <w:sz w:val="26"/>
+                <w:szCs w:val="26"/>
+              </w:rPr>
+              <w:instrText xml:space="preserve"> PAGEREF _Toc226058168 \h </w:instrText>
             </w:r>
             <w:r>
               <w:rPr>
                 <w:rFonts w:ascii="Times New Roman" w:hAnsi="Times New Roman" w:cs="Times New Roman"/>
                 <w:noProof/>
                 <w:webHidden/>
-                <w:sz w:val="28"/>
-                <w:szCs w:val="28"/>
+                <w:sz w:val="26"/>
+                <w:szCs w:val="26"/>
               </w:rPr>
             </w:r>
             <w:r>
@@ -1572,8 +1476,8 @@
                 <w:rFonts w:ascii="Times New Roman" w:hAnsi="Times New Roman" w:cs="Times New Roman"/>
                 <w:noProof/>
                 <w:webHidden/>
-                <w:sz w:val="28"/>
-                <w:szCs w:val="28"/>
+                <w:sz w:val="26"/>
+                <w:szCs w:val="26"/>
               </w:rPr>
               <w:fldChar w:fldCharType="separate"/>
             </w:r>
@@ -1582,8 +1486,8 @@
                 <w:rFonts w:ascii="Times New Roman" w:hAnsi="Times New Roman" w:cs="Times New Roman"/>
                 <w:noProof/>
                 <w:webHidden/>
-                <w:sz w:val="28"/>
-                <w:szCs w:val="28"/>
+                <w:sz w:val="26"/>
+                <w:szCs w:val="26"/>
               </w:rPr>
               <w:t>15</w:t>
             </w:r>
@@ -1592,8 +1496,8 @@
                 <w:rFonts w:ascii="Times New Roman" w:hAnsi="Times New Roman" w:cs="Times New Roman"/>
                 <w:noProof/>
                 <w:webHidden/>
-                <w:sz w:val="28"/>
-                <w:szCs w:val="28"/>
+                <w:sz w:val="26"/>
+                <w:szCs w:val="26"/>
               </w:rPr>
               <w:fldChar w:fldCharType="end"/>
             </w:r>
@@ -1605,25 +1509,27 @@
             <w:tabs>
               <w:tab w:val="right" w:leader="dot" w:pos="9345"/>
             </w:tabs>
+            <w:spacing w:after="0" w:line="360" w:lineRule="auto"/>
+            <w:ind w:left="0"/>
             <w:rPr>
               <w:rFonts w:ascii="Times New Roman" w:eastAsiaTheme="minorEastAsia" w:hAnsi="Times New Roman" w:cs="Times New Roman"/>
               <w:noProof/>
               <w:kern w:val="2"/>
-              <w:sz w:val="28"/>
-              <w:szCs w:val="28"/>
+              <w:sz w:val="26"/>
+              <w:szCs w:val="26"/>
               <w:lang w:eastAsia="ru-RU" w:bidi="ar-SA"/>
               <w14:ligatures w14:val="standardContextual"/>
             </w:rPr>
           </w:pPr>
-          <w:hyperlink w:anchor="_Toc226052388" w:history="1">
+          <w:hyperlink w:anchor="_Toc226058169" w:history="1">
             <w:r>
               <w:rPr>
                 <w:rStyle w:val="ad"/>
                 <w:rFonts w:ascii="Times New Roman" w:hAnsi="Times New Roman" w:cs="Times New Roman"/>
                 <w:bCs/>
                 <w:noProof/>
-                <w:sz w:val="28"/>
-                <w:szCs w:val="28"/>
+                <w:sz w:val="26"/>
+                <w:szCs w:val="26"/>
               </w:rPr>
               <w:t>3.1. Общие сведения</w:t>
             </w:r>
@@ -1632,8 +1538,8 @@
                 <w:rFonts w:ascii="Times New Roman" w:hAnsi="Times New Roman" w:cs="Times New Roman"/>
                 <w:noProof/>
                 <w:webHidden/>
-                <w:sz w:val="28"/>
-                <w:szCs w:val="28"/>
+                <w:sz w:val="26"/>
+                <w:szCs w:val="26"/>
               </w:rPr>
               <w:tab/>
             </w:r>
@@ -1642,8 +1548,8 @@
                 <w:rFonts w:ascii="Times New Roman" w:hAnsi="Times New Roman" w:cs="Times New Roman"/>
                 <w:noProof/>
                 <w:webHidden/>
-                <w:sz w:val="28"/>
-                <w:szCs w:val="28"/>
+                <w:sz w:val="26"/>
+                <w:szCs w:val="26"/>
               </w:rPr>
               <w:fldChar w:fldCharType="begin"/>
             </w:r>
@@ -1652,18 +1558,18 @@
                 <w:rFonts w:ascii="Times New Roman" w:hAnsi="Times New Roman" w:cs="Times New Roman"/>
                 <w:noProof/>
                 <w:webHidden/>
-                <w:sz w:val="28"/>
-                <w:szCs w:val="28"/>
-              </w:rPr>
-              <w:instrText xml:space="preserve"> PAGEREF _Toc226052388 \h </w:instrText>
+                <w:sz w:val="26"/>
+                <w:szCs w:val="26"/>
+              </w:rPr>
+              <w:instrText xml:space="preserve"> PAGEREF _Toc226058169 \h </w:instrText>
             </w:r>
             <w:r>
               <w:rPr>
                 <w:rFonts w:ascii="Times New Roman" w:hAnsi="Times New Roman" w:cs="Times New Roman"/>
                 <w:noProof/>
                 <w:webHidden/>
-                <w:sz w:val="28"/>
-                <w:szCs w:val="28"/>
+                <w:sz w:val="26"/>
+                <w:szCs w:val="26"/>
               </w:rPr>
             </w:r>
             <w:r>
@@ -1671,8 +1577,8 @@
                 <w:rFonts w:ascii="Times New Roman" w:hAnsi="Times New Roman" w:cs="Times New Roman"/>
                 <w:noProof/>
                 <w:webHidden/>
-                <w:sz w:val="28"/>
-                <w:szCs w:val="28"/>
+                <w:sz w:val="26"/>
+                <w:szCs w:val="26"/>
               </w:rPr>
               <w:fldChar w:fldCharType="separate"/>
             </w:r>
@@ -1681,8 +1587,8 @@
                 <w:rFonts w:ascii="Times New Roman" w:hAnsi="Times New Roman" w:cs="Times New Roman"/>
                 <w:noProof/>
                 <w:webHidden/>
-                <w:sz w:val="28"/>
-                <w:szCs w:val="28"/>
+                <w:sz w:val="26"/>
+                <w:szCs w:val="26"/>
               </w:rPr>
               <w:t>15</w:t>
             </w:r>
@@ -1691,8 +1597,8 @@
                 <w:rFonts w:ascii="Times New Roman" w:hAnsi="Times New Roman" w:cs="Times New Roman"/>
                 <w:noProof/>
                 <w:webHidden/>
-                <w:sz w:val="28"/>
-                <w:szCs w:val="28"/>
+                <w:sz w:val="26"/>
+                <w:szCs w:val="26"/>
               </w:rPr>
               <w:fldChar w:fldCharType="end"/>
             </w:r>
@@ -1704,25 +1610,27 @@
             <w:tabs>
               <w:tab w:val="right" w:leader="dot" w:pos="9345"/>
             </w:tabs>
+            <w:spacing w:after="0" w:line="360" w:lineRule="auto"/>
+            <w:ind w:left="0"/>
             <w:rPr>
               <w:rFonts w:ascii="Times New Roman" w:eastAsiaTheme="minorEastAsia" w:hAnsi="Times New Roman" w:cs="Times New Roman"/>
               <w:noProof/>
               <w:kern w:val="2"/>
-              <w:sz w:val="28"/>
-              <w:szCs w:val="28"/>
+              <w:sz w:val="26"/>
+              <w:szCs w:val="26"/>
               <w:lang w:eastAsia="ru-RU" w:bidi="ar-SA"/>
               <w14:ligatures w14:val="standardContextual"/>
             </w:rPr>
           </w:pPr>
-          <w:hyperlink w:anchor="_Toc226052389" w:history="1">
+          <w:hyperlink w:anchor="_Toc226058170" w:history="1">
             <w:r>
               <w:rPr>
                 <w:rStyle w:val="ad"/>
                 <w:rFonts w:ascii="Times New Roman" w:hAnsi="Times New Roman" w:cs="Times New Roman"/>
                 <w:bCs/>
                 <w:noProof/>
-                <w:sz w:val="28"/>
-                <w:szCs w:val="28"/>
+                <w:sz w:val="26"/>
+                <w:szCs w:val="26"/>
               </w:rPr>
               <w:t>3.2. Назначение и цели разработки</w:t>
             </w:r>
@@ -1731,8 +1639,8 @@
                 <w:rFonts w:ascii="Times New Roman" w:hAnsi="Times New Roman" w:cs="Times New Roman"/>
                 <w:noProof/>
                 <w:webHidden/>
-                <w:sz w:val="28"/>
-                <w:szCs w:val="28"/>
+                <w:sz w:val="26"/>
+                <w:szCs w:val="26"/>
               </w:rPr>
               <w:tab/>
             </w:r>
@@ -1741,8 +1649,8 @@
                 <w:rFonts w:ascii="Times New Roman" w:hAnsi="Times New Roman" w:cs="Times New Roman"/>
                 <w:noProof/>
                 <w:webHidden/>
-                <w:sz w:val="28"/>
-                <w:szCs w:val="28"/>
+                <w:sz w:val="26"/>
+                <w:szCs w:val="26"/>
               </w:rPr>
               <w:fldChar w:fldCharType="begin"/>
             </w:r>
@@ -1751,18 +1659,18 @@
                 <w:rFonts w:ascii="Times New Roman" w:hAnsi="Times New Roman" w:cs="Times New Roman"/>
                 <w:noProof/>
                 <w:webHidden/>
-                <w:sz w:val="28"/>
-                <w:szCs w:val="28"/>
-              </w:rPr>
-              <w:instrText xml:space="preserve"> PAGEREF _Toc226052389 \h </w:instrText>
+                <w:sz w:val="26"/>
+                <w:szCs w:val="26"/>
+              </w:rPr>
+              <w:instrText xml:space="preserve"> PAGEREF _Toc226058170 \h </w:instrText>
             </w:r>
             <w:r>
               <w:rPr>
                 <w:rFonts w:ascii="Times New Roman" w:hAnsi="Times New Roman" w:cs="Times New Roman"/>
                 <w:noProof/>
                 <w:webHidden/>
-                <w:sz w:val="28"/>
-                <w:szCs w:val="28"/>
+                <w:sz w:val="26"/>
+                <w:szCs w:val="26"/>
               </w:rPr>
             </w:r>
             <w:r>
@@ -1770,8 +1678,8 @@
                 <w:rFonts w:ascii="Times New Roman" w:hAnsi="Times New Roman" w:cs="Times New Roman"/>
                 <w:noProof/>
                 <w:webHidden/>
-                <w:sz w:val="28"/>
-                <w:szCs w:val="28"/>
+                <w:sz w:val="26"/>
+                <w:szCs w:val="26"/>
               </w:rPr>
               <w:fldChar w:fldCharType="separate"/>
             </w:r>
@@ -1780,8 +1688,8 @@
                 <w:rFonts w:ascii="Times New Roman" w:hAnsi="Times New Roman" w:cs="Times New Roman"/>
                 <w:noProof/>
                 <w:webHidden/>
-                <w:sz w:val="28"/>
-                <w:szCs w:val="28"/>
+                <w:sz w:val="26"/>
+                <w:szCs w:val="26"/>
               </w:rPr>
               <w:t>15</w:t>
             </w:r>
@@ -1790,8 +1698,8 @@
                 <w:rFonts w:ascii="Times New Roman" w:hAnsi="Times New Roman" w:cs="Times New Roman"/>
                 <w:noProof/>
                 <w:webHidden/>
-                <w:sz w:val="28"/>
-                <w:szCs w:val="28"/>
+                <w:sz w:val="26"/>
+                <w:szCs w:val="26"/>
               </w:rPr>
               <w:fldChar w:fldCharType="end"/>
             </w:r>
@@ -1803,25 +1711,27 @@
             <w:tabs>
               <w:tab w:val="right" w:leader="dot" w:pos="9345"/>
             </w:tabs>
+            <w:spacing w:after="0" w:line="360" w:lineRule="auto"/>
+            <w:ind w:left="0"/>
             <w:rPr>
               <w:rFonts w:ascii="Times New Roman" w:eastAsiaTheme="minorEastAsia" w:hAnsi="Times New Roman" w:cs="Times New Roman"/>
               <w:noProof/>
               <w:kern w:val="2"/>
-              <w:sz w:val="28"/>
-              <w:szCs w:val="28"/>
+              <w:sz w:val="26"/>
+              <w:szCs w:val="26"/>
               <w:lang w:eastAsia="ru-RU" w:bidi="ar-SA"/>
               <w14:ligatures w14:val="standardContextual"/>
             </w:rPr>
           </w:pPr>
-          <w:hyperlink w:anchor="_Toc226052390" w:history="1">
+          <w:hyperlink w:anchor="_Toc226058171" w:history="1">
             <w:r>
               <w:rPr>
                 <w:rStyle w:val="ad"/>
                 <w:rFonts w:ascii="Times New Roman" w:hAnsi="Times New Roman" w:cs="Times New Roman"/>
                 <w:bCs/>
                 <w:noProof/>
-                <w:sz w:val="28"/>
-                <w:szCs w:val="28"/>
+                <w:sz w:val="26"/>
+                <w:szCs w:val="26"/>
               </w:rPr>
               <w:t>3.3. Требования к системе</w:t>
             </w:r>
@@ -1830,8 +1740,8 @@
                 <w:rFonts w:ascii="Times New Roman" w:hAnsi="Times New Roman" w:cs="Times New Roman"/>
                 <w:noProof/>
                 <w:webHidden/>
-                <w:sz w:val="28"/>
-                <w:szCs w:val="28"/>
+                <w:sz w:val="26"/>
+                <w:szCs w:val="26"/>
               </w:rPr>
               <w:tab/>
             </w:r>
@@ -1840,8 +1750,8 @@
                 <w:rFonts w:ascii="Times New Roman" w:hAnsi="Times New Roman" w:cs="Times New Roman"/>
                 <w:noProof/>
                 <w:webHidden/>
-                <w:sz w:val="28"/>
-                <w:szCs w:val="28"/>
+                <w:sz w:val="26"/>
+                <w:szCs w:val="26"/>
               </w:rPr>
               <w:fldChar w:fldCharType="begin"/>
             </w:r>
@@ -1850,18 +1760,18 @@
                 <w:rFonts w:ascii="Times New Roman" w:hAnsi="Times New Roman" w:cs="Times New Roman"/>
                 <w:noProof/>
                 <w:webHidden/>
-                <w:sz w:val="28"/>
-                <w:szCs w:val="28"/>
-              </w:rPr>
-              <w:instrText xml:space="preserve"> PAGEREF _Toc226052390 \h </w:instrText>
+                <w:sz w:val="26"/>
+                <w:szCs w:val="26"/>
+              </w:rPr>
+              <w:instrText xml:space="preserve"> PAGEREF _Toc226058171 \h </w:instrText>
             </w:r>
             <w:r>
               <w:rPr>
                 <w:rFonts w:ascii="Times New Roman" w:hAnsi="Times New Roman" w:cs="Times New Roman"/>
                 <w:noProof/>
                 <w:webHidden/>
-                <w:sz w:val="28"/>
-                <w:szCs w:val="28"/>
+                <w:sz w:val="26"/>
+                <w:szCs w:val="26"/>
               </w:rPr>
             </w:r>
             <w:r>
@@ -1869,8 +1779,8 @@
                 <w:rFonts w:ascii="Times New Roman" w:hAnsi="Times New Roman" w:cs="Times New Roman"/>
                 <w:noProof/>
                 <w:webHidden/>
-                <w:sz w:val="28"/>
-                <w:szCs w:val="28"/>
+                <w:sz w:val="26"/>
+                <w:szCs w:val="26"/>
               </w:rPr>
               <w:fldChar w:fldCharType="separate"/>
             </w:r>
@@ -1879,8 +1789,8 @@
                 <w:rFonts w:ascii="Times New Roman" w:hAnsi="Times New Roman" w:cs="Times New Roman"/>
                 <w:noProof/>
                 <w:webHidden/>
-                <w:sz w:val="28"/>
-                <w:szCs w:val="28"/>
+                <w:sz w:val="26"/>
+                <w:szCs w:val="26"/>
               </w:rPr>
               <w:t>16</w:t>
             </w:r>
@@ -1889,8 +1799,8 @@
                 <w:rFonts w:ascii="Times New Roman" w:hAnsi="Times New Roman" w:cs="Times New Roman"/>
                 <w:noProof/>
                 <w:webHidden/>
-                <w:sz w:val="28"/>
-                <w:szCs w:val="28"/>
+                <w:sz w:val="26"/>
+                <w:szCs w:val="26"/>
               </w:rPr>
               <w:fldChar w:fldCharType="end"/>
             </w:r>
@@ -1902,25 +1812,27 @@
             <w:tabs>
               <w:tab w:val="right" w:leader="dot" w:pos="9345"/>
             </w:tabs>
+            <w:spacing w:after="0" w:line="360" w:lineRule="auto"/>
+            <w:ind w:left="0"/>
             <w:rPr>
               <w:rFonts w:ascii="Times New Roman" w:eastAsiaTheme="minorEastAsia" w:hAnsi="Times New Roman" w:cs="Times New Roman"/>
               <w:noProof/>
               <w:kern w:val="2"/>
-              <w:sz w:val="28"/>
-              <w:szCs w:val="28"/>
+              <w:sz w:val="26"/>
+              <w:szCs w:val="26"/>
               <w:lang w:eastAsia="ru-RU" w:bidi="ar-SA"/>
               <w14:ligatures w14:val="standardContextual"/>
             </w:rPr>
           </w:pPr>
-          <w:hyperlink w:anchor="_Toc226052391" w:history="1">
+          <w:hyperlink w:anchor="_Toc226058172" w:history="1">
             <w:r>
               <w:rPr>
                 <w:rStyle w:val="ad"/>
                 <w:rFonts w:ascii="Times New Roman" w:hAnsi="Times New Roman" w:cs="Times New Roman"/>
                 <w:bCs/>
                 <w:noProof/>
-                <w:sz w:val="28"/>
-                <w:szCs w:val="28"/>
+                <w:sz w:val="26"/>
+                <w:szCs w:val="26"/>
               </w:rPr>
               <w:t>3.4. Основные пользователи</w:t>
             </w:r>
@@ -1929,8 +1841,8 @@
                 <w:rFonts w:ascii="Times New Roman" w:hAnsi="Times New Roman" w:cs="Times New Roman"/>
                 <w:noProof/>
                 <w:webHidden/>
-                <w:sz w:val="28"/>
-                <w:szCs w:val="28"/>
+                <w:sz w:val="26"/>
+                <w:szCs w:val="26"/>
               </w:rPr>
               <w:tab/>
             </w:r>
@@ -1939,8 +1851,8 @@
                 <w:rFonts w:ascii="Times New Roman" w:hAnsi="Times New Roman" w:cs="Times New Roman"/>
                 <w:noProof/>
                 <w:webHidden/>
-                <w:sz w:val="28"/>
-                <w:szCs w:val="28"/>
+                <w:sz w:val="26"/>
+                <w:szCs w:val="26"/>
               </w:rPr>
               <w:fldChar w:fldCharType="begin"/>
             </w:r>
@@ -1949,18 +1861,18 @@
                 <w:rFonts w:ascii="Times New Roman" w:hAnsi="Times New Roman" w:cs="Times New Roman"/>
                 <w:noProof/>
                 <w:webHidden/>
-                <w:sz w:val="28"/>
-                <w:szCs w:val="28"/>
-              </w:rPr>
-              <w:instrText xml:space="preserve"> PAGEREF _Toc226052391 \h </w:instrText>
+                <w:sz w:val="26"/>
+                <w:szCs w:val="26"/>
+              </w:rPr>
+              <w:instrText xml:space="preserve"> PAGEREF _Toc226058172 \h </w:instrText>
             </w:r>
             <w:r>
               <w:rPr>
                 <w:rFonts w:ascii="Times New Roman" w:hAnsi="Times New Roman" w:cs="Times New Roman"/>
                 <w:noProof/>
                 <w:webHidden/>
-                <w:sz w:val="28"/>
-                <w:szCs w:val="28"/>
+                <w:sz w:val="26"/>
+                <w:szCs w:val="26"/>
               </w:rPr>
             </w:r>
             <w:r>
@@ -1968,8 +1880,8 @@
                 <w:rFonts w:ascii="Times New Roman" w:hAnsi="Times New Roman" w:cs="Times New Roman"/>
                 <w:noProof/>
                 <w:webHidden/>
-                <w:sz w:val="28"/>
-                <w:szCs w:val="28"/>
+                <w:sz w:val="26"/>
+                <w:szCs w:val="26"/>
               </w:rPr>
               <w:fldChar w:fldCharType="separate"/>
             </w:r>
@@ -1978,8 +1890,8 @@
                 <w:rFonts w:ascii="Times New Roman" w:hAnsi="Times New Roman" w:cs="Times New Roman"/>
                 <w:noProof/>
                 <w:webHidden/>
-                <w:sz w:val="28"/>
-                <w:szCs w:val="28"/>
+                <w:sz w:val="26"/>
+                <w:szCs w:val="26"/>
               </w:rPr>
               <w:t>18</w:t>
             </w:r>
@@ -1988,8 +1900,8 @@
                 <w:rFonts w:ascii="Times New Roman" w:hAnsi="Times New Roman" w:cs="Times New Roman"/>
                 <w:noProof/>
                 <w:webHidden/>
-                <w:sz w:val="28"/>
-                <w:szCs w:val="28"/>
+                <w:sz w:val="26"/>
+                <w:szCs w:val="26"/>
               </w:rPr>
               <w:fldChar w:fldCharType="end"/>
             </w:r>
@@ -2002,13 +1914,13 @@
               <w:rFonts w:ascii="Times New Roman" w:eastAsiaTheme="minorEastAsia" w:hAnsi="Times New Roman" w:cs="Times New Roman"/>
               <w:noProof/>
               <w:kern w:val="2"/>
-              <w:sz w:val="28"/>
-              <w:szCs w:val="28"/>
+              <w:sz w:val="26"/>
+              <w:szCs w:val="26"/>
               <w:lang w:eastAsia="ru-RU" w:bidi="ar-SA"/>
               <w14:ligatures w14:val="standardContextual"/>
             </w:rPr>
           </w:pPr>
-          <w:hyperlink w:anchor="_Toc226052392" w:history="1">
+          <w:hyperlink w:anchor="_Toc226058173" w:history="1">
             <w:r>
               <w:rPr>
                 <w:rStyle w:val="ad"/>
@@ -2016,8 +1928,8 @@
                 <w:b/>
                 <w:bCs/>
                 <w:noProof/>
-                <w:sz w:val="28"/>
-                <w:szCs w:val="28"/>
+                <w:sz w:val="26"/>
+                <w:szCs w:val="26"/>
               </w:rPr>
               <w:t>4. ПРОЕКТИРОВАНИЕ СИСТЕМЫ</w:t>
             </w:r>
@@ -2026,8 +1938,8 @@
                 <w:rFonts w:ascii="Times New Roman" w:hAnsi="Times New Roman" w:cs="Times New Roman"/>
                 <w:noProof/>
                 <w:webHidden/>
-                <w:sz w:val="28"/>
-                <w:szCs w:val="28"/>
+                <w:sz w:val="26"/>
+                <w:szCs w:val="26"/>
               </w:rPr>
               <w:tab/>
             </w:r>
@@ -2036,8 +1948,8 @@
                 <w:rFonts w:ascii="Times New Roman" w:hAnsi="Times New Roman" w:cs="Times New Roman"/>
                 <w:noProof/>
                 <w:webHidden/>
-                <w:sz w:val="28"/>
-                <w:szCs w:val="28"/>
+                <w:sz w:val="26"/>
+                <w:szCs w:val="26"/>
               </w:rPr>
               <w:fldChar w:fldCharType="begin"/>
             </w:r>
@@ -2046,18 +1958,18 @@
                 <w:rFonts w:ascii="Times New Roman" w:hAnsi="Times New Roman" w:cs="Times New Roman"/>
                 <w:noProof/>
                 <w:webHidden/>
-                <w:sz w:val="28"/>
-                <w:szCs w:val="28"/>
-              </w:rPr>
-              <w:instrText xml:space="preserve"> PAGEREF _Toc226052392 \h </w:instrText>
+                <w:sz w:val="26"/>
+                <w:szCs w:val="26"/>
+              </w:rPr>
+              <w:instrText xml:space="preserve"> PAGEREF _Toc226058173 \h </w:instrText>
             </w:r>
             <w:r>
               <w:rPr>
                 <w:rFonts w:ascii="Times New Roman" w:hAnsi="Times New Roman" w:cs="Times New Roman"/>
                 <w:noProof/>
                 <w:webHidden/>
-                <w:sz w:val="28"/>
-                <w:szCs w:val="28"/>
+                <w:sz w:val="26"/>
+                <w:szCs w:val="26"/>
               </w:rPr>
             </w:r>
             <w:r>
@@ -2065,8 +1977,8 @@
                 <w:rFonts w:ascii="Times New Roman" w:hAnsi="Times New Roman" w:cs="Times New Roman"/>
                 <w:noProof/>
                 <w:webHidden/>
-                <w:sz w:val="28"/>
-                <w:szCs w:val="28"/>
+                <w:sz w:val="26"/>
+                <w:szCs w:val="26"/>
               </w:rPr>
               <w:fldChar w:fldCharType="separate"/>
             </w:r>
@@ -2075,8 +1987,8 @@
                 <w:rFonts w:ascii="Times New Roman" w:hAnsi="Times New Roman" w:cs="Times New Roman"/>
                 <w:noProof/>
                 <w:webHidden/>
-                <w:sz w:val="28"/>
-                <w:szCs w:val="28"/>
+                <w:sz w:val="26"/>
+                <w:szCs w:val="26"/>
               </w:rPr>
               <w:t>19</w:t>
             </w:r>
@@ -2085,8 +1997,8 @@
                 <w:rFonts w:ascii="Times New Roman" w:hAnsi="Times New Roman" w:cs="Times New Roman"/>
                 <w:noProof/>
                 <w:webHidden/>
-                <w:sz w:val="28"/>
-                <w:szCs w:val="28"/>
+                <w:sz w:val="26"/>
+                <w:szCs w:val="26"/>
               </w:rPr>
               <w:fldChar w:fldCharType="end"/>
             </w:r>
@@ -2098,24 +2010,26 @@
             <w:tabs>
               <w:tab w:val="right" w:leader="dot" w:pos="9345"/>
             </w:tabs>
+            <w:spacing w:after="0" w:line="360" w:lineRule="auto"/>
+            <w:ind w:left="0"/>
             <w:rPr>
               <w:rFonts w:ascii="Times New Roman" w:eastAsiaTheme="minorEastAsia" w:hAnsi="Times New Roman" w:cs="Times New Roman"/>
               <w:noProof/>
               <w:kern w:val="2"/>
-              <w:sz w:val="28"/>
-              <w:szCs w:val="28"/>
+              <w:sz w:val="26"/>
+              <w:szCs w:val="26"/>
               <w:lang w:eastAsia="ru-RU" w:bidi="ar-SA"/>
               <w14:ligatures w14:val="standardContextual"/>
             </w:rPr>
           </w:pPr>
-          <w:hyperlink w:anchor="_Toc226052393" w:history="1">
+          <w:hyperlink w:anchor="_Toc226058174" w:history="1">
             <w:r>
               <w:rPr>
                 <w:rStyle w:val="ad"/>
                 <w:rFonts w:ascii="Times New Roman" w:hAnsi="Times New Roman" w:cs="Times New Roman"/>
                 <w:noProof/>
-                <w:sz w:val="28"/>
-                <w:szCs w:val="28"/>
+                <w:sz w:val="26"/>
+                <w:szCs w:val="26"/>
               </w:rPr>
               <w:t>4.1. BPMN-диаграмма</w:t>
             </w:r>
@@ -2124,8 +2038,8 @@
                 <w:rFonts w:ascii="Times New Roman" w:hAnsi="Times New Roman" w:cs="Times New Roman"/>
                 <w:noProof/>
                 <w:webHidden/>
-                <w:sz w:val="28"/>
-                <w:szCs w:val="28"/>
+                <w:sz w:val="26"/>
+                <w:szCs w:val="26"/>
               </w:rPr>
               <w:tab/>
             </w:r>
@@ -2134,8 +2048,8 @@
                 <w:rFonts w:ascii="Times New Roman" w:hAnsi="Times New Roman" w:cs="Times New Roman"/>
                 <w:noProof/>
                 <w:webHidden/>
-                <w:sz w:val="28"/>
-                <w:szCs w:val="28"/>
+                <w:sz w:val="26"/>
+                <w:szCs w:val="26"/>
               </w:rPr>
               <w:fldChar w:fldCharType="begin"/>
             </w:r>
@@ -2144,18 +2058,18 @@
                 <w:rFonts w:ascii="Times New Roman" w:hAnsi="Times New Roman" w:cs="Times New Roman"/>
                 <w:noProof/>
                 <w:webHidden/>
-                <w:sz w:val="28"/>
-                <w:szCs w:val="28"/>
-              </w:rPr>
-              <w:instrText xml:space="preserve"> PAGEREF _Toc226052393 \h </w:instrText>
+                <w:sz w:val="26"/>
+                <w:szCs w:val="26"/>
+              </w:rPr>
+              <w:instrText xml:space="preserve"> PAGEREF _Toc226058174 \h </w:instrText>
             </w:r>
             <w:r>
               <w:rPr>
                 <w:rFonts w:ascii="Times New Roman" w:hAnsi="Times New Roman" w:cs="Times New Roman"/>
                 <w:noProof/>
                 <w:webHidden/>
-                <w:sz w:val="28"/>
-                <w:szCs w:val="28"/>
+                <w:sz w:val="26"/>
+                <w:szCs w:val="26"/>
               </w:rPr>
             </w:r>
             <w:r>
@@ -2163,8 +2077,8 @@
                 <w:rFonts w:ascii="Times New Roman" w:hAnsi="Times New Roman" w:cs="Times New Roman"/>
                 <w:noProof/>
                 <w:webHidden/>
-                <w:sz w:val="28"/>
-                <w:szCs w:val="28"/>
+                <w:sz w:val="26"/>
+                <w:szCs w:val="26"/>
               </w:rPr>
               <w:fldChar w:fldCharType="separate"/>
             </w:r>
@@ -2173,8 +2087,8 @@
                 <w:rFonts w:ascii="Times New Roman" w:hAnsi="Times New Roman" w:cs="Times New Roman"/>
                 <w:noProof/>
                 <w:webHidden/>
-                <w:sz w:val="28"/>
-                <w:szCs w:val="28"/>
+                <w:sz w:val="26"/>
+                <w:szCs w:val="26"/>
               </w:rPr>
               <w:t>19</w:t>
             </w:r>
@@ -2183,8 +2097,8 @@
                 <w:rFonts w:ascii="Times New Roman" w:hAnsi="Times New Roman" w:cs="Times New Roman"/>
                 <w:noProof/>
                 <w:webHidden/>
-                <w:sz w:val="28"/>
-                <w:szCs w:val="28"/>
+                <w:sz w:val="26"/>
+                <w:szCs w:val="26"/>
               </w:rPr>
               <w:fldChar w:fldCharType="end"/>
             </w:r>
@@ -2196,24 +2110,26 @@
             <w:tabs>
               <w:tab w:val="right" w:leader="dot" w:pos="9345"/>
             </w:tabs>
+            <w:spacing w:after="0" w:line="360" w:lineRule="auto"/>
+            <w:ind w:left="0"/>
             <w:rPr>
               <w:rFonts w:ascii="Times New Roman" w:eastAsiaTheme="minorEastAsia" w:hAnsi="Times New Roman" w:cs="Times New Roman"/>
               <w:noProof/>
               <w:kern w:val="2"/>
-              <w:sz w:val="28"/>
-              <w:szCs w:val="28"/>
+              <w:sz w:val="26"/>
+              <w:szCs w:val="26"/>
               <w:lang w:eastAsia="ru-RU" w:bidi="ar-SA"/>
               <w14:ligatures w14:val="standardContextual"/>
             </w:rPr>
           </w:pPr>
-          <w:hyperlink w:anchor="_Toc226052394" w:history="1">
+          <w:hyperlink w:anchor="_Toc226058175" w:history="1">
             <w:r>
               <w:rPr>
                 <w:rStyle w:val="ad"/>
                 <w:rFonts w:ascii="Times New Roman" w:hAnsi="Times New Roman" w:cs="Times New Roman"/>
                 <w:noProof/>
-                <w:sz w:val="28"/>
-                <w:szCs w:val="28"/>
+                <w:sz w:val="26"/>
+                <w:szCs w:val="26"/>
               </w:rPr>
               <w:t>4.2. Диаграмма IDEF0</w:t>
             </w:r>
@@ -2222,8 +2138,8 @@
                 <w:rFonts w:ascii="Times New Roman" w:hAnsi="Times New Roman" w:cs="Times New Roman"/>
                 <w:noProof/>
                 <w:webHidden/>
-                <w:sz w:val="28"/>
-                <w:szCs w:val="28"/>
+                <w:sz w:val="26"/>
+                <w:szCs w:val="26"/>
               </w:rPr>
               <w:tab/>
             </w:r>
@@ -2232,8 +2148,8 @@
                 <w:rFonts w:ascii="Times New Roman" w:hAnsi="Times New Roman" w:cs="Times New Roman"/>
                 <w:noProof/>
                 <w:webHidden/>
-                <w:sz w:val="28"/>
-                <w:szCs w:val="28"/>
+                <w:sz w:val="26"/>
+                <w:szCs w:val="26"/>
               </w:rPr>
               <w:fldChar w:fldCharType="begin"/>
             </w:r>
@@ -2242,18 +2158,18 @@
                 <w:rFonts w:ascii="Times New Roman" w:hAnsi="Times New Roman" w:cs="Times New Roman"/>
                 <w:noProof/>
                 <w:webHidden/>
-                <w:sz w:val="28"/>
-                <w:szCs w:val="28"/>
-              </w:rPr>
-              <w:instrText xml:space="preserve"> PAGEREF _Toc226052394 \h </w:instrText>
+                <w:sz w:val="26"/>
+                <w:szCs w:val="26"/>
+              </w:rPr>
+              <w:instrText xml:space="preserve"> PAGEREF _Toc226058175 \h </w:instrText>
             </w:r>
             <w:r>
               <w:rPr>
                 <w:rFonts w:ascii="Times New Roman" w:hAnsi="Times New Roman" w:cs="Times New Roman"/>
                 <w:noProof/>
                 <w:webHidden/>
-                <w:sz w:val="28"/>
-                <w:szCs w:val="28"/>
+                <w:sz w:val="26"/>
+                <w:szCs w:val="26"/>
               </w:rPr>
             </w:r>
             <w:r>
@@ -2261,8 +2177,8 @@
                 <w:rFonts w:ascii="Times New Roman" w:hAnsi="Times New Roman" w:cs="Times New Roman"/>
                 <w:noProof/>
                 <w:webHidden/>
-                <w:sz w:val="28"/>
-                <w:szCs w:val="28"/>
+                <w:sz w:val="26"/>
+                <w:szCs w:val="26"/>
               </w:rPr>
               <w:fldChar w:fldCharType="separate"/>
             </w:r>
@@ -2271,8 +2187,8 @@
                 <w:rFonts w:ascii="Times New Roman" w:hAnsi="Times New Roman" w:cs="Times New Roman"/>
                 <w:noProof/>
                 <w:webHidden/>
-                <w:sz w:val="28"/>
-                <w:szCs w:val="28"/>
+                <w:sz w:val="26"/>
+                <w:szCs w:val="26"/>
               </w:rPr>
               <w:t>20</w:t>
             </w:r>
@@ -2281,8 +2197,8 @@
                 <w:rFonts w:ascii="Times New Roman" w:hAnsi="Times New Roman" w:cs="Times New Roman"/>
                 <w:noProof/>
                 <w:webHidden/>
-                <w:sz w:val="28"/>
-                <w:szCs w:val="28"/>
+                <w:sz w:val="26"/>
+                <w:szCs w:val="26"/>
               </w:rPr>
               <w:fldChar w:fldCharType="end"/>
             </w:r>
@@ -2294,24 +2210,26 @@
             <w:tabs>
               <w:tab w:val="right" w:leader="dot" w:pos="9345"/>
             </w:tabs>
+            <w:spacing w:after="0" w:line="360" w:lineRule="auto"/>
+            <w:ind w:left="0"/>
             <w:rPr>
               <w:rFonts w:ascii="Times New Roman" w:eastAsiaTheme="minorEastAsia" w:hAnsi="Times New Roman" w:cs="Times New Roman"/>
               <w:noProof/>
               <w:kern w:val="2"/>
-              <w:sz w:val="28"/>
-              <w:szCs w:val="28"/>
+              <w:sz w:val="26"/>
+              <w:szCs w:val="26"/>
               <w:lang w:eastAsia="ru-RU" w:bidi="ar-SA"/>
               <w14:ligatures w14:val="standardContextual"/>
             </w:rPr>
           </w:pPr>
-          <w:hyperlink w:anchor="_Toc226052395" w:history="1">
+          <w:hyperlink w:anchor="_Toc226058176" w:history="1">
             <w:r>
               <w:rPr>
                 <w:rStyle w:val="ad"/>
                 <w:rFonts w:ascii="Times New Roman" w:hAnsi="Times New Roman" w:cs="Times New Roman"/>
                 <w:noProof/>
-                <w:sz w:val="28"/>
-                <w:szCs w:val="28"/>
+                <w:sz w:val="26"/>
+                <w:szCs w:val="26"/>
               </w:rPr>
               <w:t xml:space="preserve">4.3. </w:t>
             </w:r>
@@ -2320,8 +2238,8 @@
                 <w:rStyle w:val="ad"/>
                 <w:rFonts w:ascii="Times New Roman" w:hAnsi="Times New Roman" w:cs="Times New Roman"/>
                 <w:noProof/>
-                <w:sz w:val="28"/>
-                <w:szCs w:val="28"/>
+                <w:sz w:val="26"/>
+                <w:szCs w:val="26"/>
                 <w:lang w:val="en-US"/>
               </w:rPr>
               <w:t>DFD</w:t>
@@ -2331,8 +2249,8 @@
                 <w:rStyle w:val="ad"/>
                 <w:rFonts w:ascii="Times New Roman" w:hAnsi="Times New Roman" w:cs="Times New Roman"/>
                 <w:noProof/>
-                <w:sz w:val="28"/>
-                <w:szCs w:val="28"/>
+                <w:sz w:val="26"/>
+                <w:szCs w:val="26"/>
               </w:rPr>
               <w:t xml:space="preserve"> диаграмма</w:t>
             </w:r>
@@ -2341,8 +2259,8 @@
                 <w:rFonts w:ascii="Times New Roman" w:hAnsi="Times New Roman" w:cs="Times New Roman"/>
                 <w:noProof/>
                 <w:webHidden/>
-                <w:sz w:val="28"/>
-                <w:szCs w:val="28"/>
+                <w:sz w:val="26"/>
+                <w:szCs w:val="26"/>
               </w:rPr>
               <w:tab/>
             </w:r>
@@ -2351,8 +2269,8 @@
                 <w:rFonts w:ascii="Times New Roman" w:hAnsi="Times New Roman" w:cs="Times New Roman"/>
                 <w:noProof/>
                 <w:webHidden/>
-                <w:sz w:val="28"/>
-                <w:szCs w:val="28"/>
+                <w:sz w:val="26"/>
+                <w:szCs w:val="26"/>
               </w:rPr>
               <w:fldChar w:fldCharType="begin"/>
             </w:r>
@@ -2361,18 +2279,18 @@
                 <w:rFonts w:ascii="Times New Roman" w:hAnsi="Times New Roman" w:cs="Times New Roman"/>
                 <w:noProof/>
                 <w:webHidden/>
-                <w:sz w:val="28"/>
-                <w:szCs w:val="28"/>
-              </w:rPr>
-              <w:instrText xml:space="preserve"> PAGEREF _Toc226052395 \h </w:instrText>
+                <w:sz w:val="26"/>
+                <w:szCs w:val="26"/>
+              </w:rPr>
+              <w:instrText xml:space="preserve"> PAGEREF _Toc226058176 \h </w:instrText>
             </w:r>
             <w:r>
               <w:rPr>
                 <w:rFonts w:ascii="Times New Roman" w:hAnsi="Times New Roman" w:cs="Times New Roman"/>
                 <w:noProof/>
                 <w:webHidden/>
-                <w:sz w:val="28"/>
-                <w:szCs w:val="28"/>
+                <w:sz w:val="26"/>
+                <w:szCs w:val="26"/>
               </w:rPr>
             </w:r>
             <w:r>
@@ -2380,8 +2298,8 @@
                 <w:rFonts w:ascii="Times New Roman" w:hAnsi="Times New Roman" w:cs="Times New Roman"/>
                 <w:noProof/>
                 <w:webHidden/>
-                <w:sz w:val="28"/>
-                <w:szCs w:val="28"/>
+                <w:sz w:val="26"/>
+                <w:szCs w:val="26"/>
               </w:rPr>
               <w:fldChar w:fldCharType="separate"/>
             </w:r>
@@ -2390,8 +2308,8 @@
                 <w:rFonts w:ascii="Times New Roman" w:hAnsi="Times New Roman" w:cs="Times New Roman"/>
                 <w:noProof/>
                 <w:webHidden/>
-                <w:sz w:val="28"/>
-                <w:szCs w:val="28"/>
+                <w:sz w:val="26"/>
+                <w:szCs w:val="26"/>
               </w:rPr>
               <w:t>23</w:t>
             </w:r>
@@ -2400,8 +2318,8 @@
                 <w:rFonts w:ascii="Times New Roman" w:hAnsi="Times New Roman" w:cs="Times New Roman"/>
                 <w:noProof/>
                 <w:webHidden/>
-                <w:sz w:val="28"/>
-                <w:szCs w:val="28"/>
+                <w:sz w:val="26"/>
+                <w:szCs w:val="26"/>
               </w:rPr>
               <w:fldChar w:fldCharType="end"/>
             </w:r>
@@ -2413,25 +2331,26 @@
             <w:tabs>
               <w:tab w:val="right" w:leader="dot" w:pos="9345"/>
             </w:tabs>
+            <w:spacing w:after="0" w:line="360" w:lineRule="auto"/>
+            <w:ind w:left="0"/>
             <w:rPr>
               <w:rFonts w:ascii="Times New Roman" w:eastAsiaTheme="minorEastAsia" w:hAnsi="Times New Roman" w:cs="Times New Roman"/>
               <w:noProof/>
               <w:kern w:val="2"/>
-              <w:sz w:val="28"/>
-              <w:szCs w:val="28"/>
+              <w:sz w:val="26"/>
+              <w:szCs w:val="26"/>
               <w:lang w:eastAsia="ru-RU" w:bidi="ar-SA"/>
               <w14:ligatures w14:val="standardContextual"/>
             </w:rPr>
           </w:pPr>
-          <w:hyperlink w:anchor="_Toc226052396" w:history="1">
+          <w:hyperlink w:anchor="_Toc226058177" w:history="1">
             <w:r>
               <w:rPr>
                 <w:rStyle w:val="ad"/>
                 <w:rFonts w:ascii="Times New Roman" w:hAnsi="Times New Roman" w:cs="Times New Roman"/>
-                <w:bCs/>
                 <w:noProof/>
-                <w:sz w:val="28"/>
-                <w:szCs w:val="28"/>
+                <w:sz w:val="26"/>
+                <w:szCs w:val="26"/>
               </w:rPr>
               <w:t>4.4. Схема интерфейса</w:t>
             </w:r>
@@ -2440,8 +2359,8 @@
                 <w:rFonts w:ascii="Times New Roman" w:hAnsi="Times New Roman" w:cs="Times New Roman"/>
                 <w:noProof/>
                 <w:webHidden/>
-                <w:sz w:val="28"/>
-                <w:szCs w:val="28"/>
+                <w:sz w:val="26"/>
+                <w:szCs w:val="26"/>
               </w:rPr>
               <w:tab/>
             </w:r>
@@ -2450,8 +2369,8 @@
                 <w:rFonts w:ascii="Times New Roman" w:hAnsi="Times New Roman" w:cs="Times New Roman"/>
                 <w:noProof/>
                 <w:webHidden/>
-                <w:sz w:val="28"/>
-                <w:szCs w:val="28"/>
+                <w:sz w:val="26"/>
+                <w:szCs w:val="26"/>
               </w:rPr>
               <w:fldChar w:fldCharType="begin"/>
             </w:r>
@@ -2460,18 +2379,18 @@
                 <w:rFonts w:ascii="Times New Roman" w:hAnsi="Times New Roman" w:cs="Times New Roman"/>
                 <w:noProof/>
                 <w:webHidden/>
-                <w:sz w:val="28"/>
-                <w:szCs w:val="28"/>
-              </w:rPr>
-              <w:instrText xml:space="preserve"> PAGEREF _Toc226052396 \h </w:instrText>
+                <w:sz w:val="26"/>
+                <w:szCs w:val="26"/>
+              </w:rPr>
+              <w:instrText xml:space="preserve"> PAGEREF _Toc226058177 \h </w:instrText>
             </w:r>
             <w:r>
               <w:rPr>
                 <w:rFonts w:ascii="Times New Roman" w:hAnsi="Times New Roman" w:cs="Times New Roman"/>
                 <w:noProof/>
                 <w:webHidden/>
-                <w:sz w:val="28"/>
-                <w:szCs w:val="28"/>
+                <w:sz w:val="26"/>
+                <w:szCs w:val="26"/>
               </w:rPr>
             </w:r>
             <w:r>
@@ -2479,8 +2398,8 @@
                 <w:rFonts w:ascii="Times New Roman" w:hAnsi="Times New Roman" w:cs="Times New Roman"/>
                 <w:noProof/>
                 <w:webHidden/>
-                <w:sz w:val="28"/>
-                <w:szCs w:val="28"/>
+                <w:sz w:val="26"/>
+                <w:szCs w:val="26"/>
               </w:rPr>
               <w:fldChar w:fldCharType="separate"/>
             </w:r>
@@ -2489,18 +2408,18 @@
                 <w:rFonts w:ascii="Times New Roman" w:hAnsi="Times New Roman" w:cs="Times New Roman"/>
                 <w:noProof/>
                 <w:webHidden/>
-                <w:sz w:val="28"/>
-                <w:szCs w:val="28"/>
-              </w:rPr>
-              <w:t>23</w:t>
+                <w:sz w:val="26"/>
+                <w:szCs w:val="26"/>
+              </w:rPr>
+              <w:t>25</w:t>
             </w:r>
             <w:r>
               <w:rPr>
                 <w:rFonts w:ascii="Times New Roman" w:hAnsi="Times New Roman" w:cs="Times New Roman"/>
                 <w:noProof/>
                 <w:webHidden/>
-                <w:sz w:val="28"/>
-                <w:szCs w:val="28"/>
+                <w:sz w:val="26"/>
+                <w:szCs w:val="26"/>
               </w:rPr>
               <w:fldChar w:fldCharType="end"/>
             </w:r>
@@ -2513,13 +2432,13 @@
               <w:rFonts w:ascii="Times New Roman" w:eastAsiaTheme="minorEastAsia" w:hAnsi="Times New Roman" w:cs="Times New Roman"/>
               <w:noProof/>
               <w:kern w:val="2"/>
-              <w:sz w:val="28"/>
-              <w:szCs w:val="28"/>
+              <w:sz w:val="26"/>
+              <w:szCs w:val="26"/>
               <w:lang w:eastAsia="ru-RU" w:bidi="ar-SA"/>
               <w14:ligatures w14:val="standardContextual"/>
             </w:rPr>
           </w:pPr>
-          <w:hyperlink w:anchor="_Toc226052397" w:history="1">
+          <w:hyperlink w:anchor="_Toc226058178" w:history="1">
             <w:r>
               <w:rPr>
                 <w:rStyle w:val="ad"/>
@@ -2527,8 +2446,8 @@
                 <w:b/>
                 <w:bCs/>
                 <w:noProof/>
-                <w:sz w:val="28"/>
-                <w:szCs w:val="28"/>
+                <w:sz w:val="26"/>
+                <w:szCs w:val="26"/>
               </w:rPr>
               <w:t>5. ВИДЫ ОБЕСПЕЧЕНИЯ</w:t>
             </w:r>
@@ -2537,8 +2456,8 @@
                 <w:rFonts w:ascii="Times New Roman" w:hAnsi="Times New Roman" w:cs="Times New Roman"/>
                 <w:noProof/>
                 <w:webHidden/>
-                <w:sz w:val="28"/>
-                <w:szCs w:val="28"/>
+                <w:sz w:val="26"/>
+                <w:szCs w:val="26"/>
               </w:rPr>
               <w:tab/>
             </w:r>
@@ -2547,8 +2466,8 @@
                 <w:rFonts w:ascii="Times New Roman" w:hAnsi="Times New Roman" w:cs="Times New Roman"/>
                 <w:noProof/>
                 <w:webHidden/>
-                <w:sz w:val="28"/>
-                <w:szCs w:val="28"/>
+                <w:sz w:val="26"/>
+                <w:szCs w:val="26"/>
               </w:rPr>
               <w:fldChar w:fldCharType="begin"/>
             </w:r>
@@ -2557,18 +2476,18 @@
                 <w:rFonts w:ascii="Times New Roman" w:hAnsi="Times New Roman" w:cs="Times New Roman"/>
                 <w:noProof/>
                 <w:webHidden/>
-                <w:sz w:val="28"/>
-                <w:szCs w:val="28"/>
-              </w:rPr>
-              <w:instrText xml:space="preserve"> PAGEREF _Toc226052397 \h </w:instrText>
+                <w:sz w:val="26"/>
+                <w:szCs w:val="26"/>
+              </w:rPr>
+              <w:instrText xml:space="preserve"> PAGEREF _Toc226058178 \h </w:instrText>
             </w:r>
             <w:r>
               <w:rPr>
                 <w:rFonts w:ascii="Times New Roman" w:hAnsi="Times New Roman" w:cs="Times New Roman"/>
                 <w:noProof/>
                 <w:webHidden/>
-                <w:sz w:val="28"/>
-                <w:szCs w:val="28"/>
+                <w:sz w:val="26"/>
+                <w:szCs w:val="26"/>
               </w:rPr>
             </w:r>
             <w:r>
@@ -2576,8 +2495,8 @@
                 <w:rFonts w:ascii="Times New Roman" w:hAnsi="Times New Roman" w:cs="Times New Roman"/>
                 <w:noProof/>
                 <w:webHidden/>
-                <w:sz w:val="28"/>
-                <w:szCs w:val="28"/>
+                <w:sz w:val="26"/>
+                <w:szCs w:val="26"/>
               </w:rPr>
               <w:fldChar w:fldCharType="separate"/>
             </w:r>
@@ -2586,18 +2505,18 @@
                 <w:rFonts w:ascii="Times New Roman" w:hAnsi="Times New Roman" w:cs="Times New Roman"/>
                 <w:noProof/>
                 <w:webHidden/>
-                <w:sz w:val="28"/>
-                <w:szCs w:val="28"/>
-              </w:rPr>
-              <w:t>25</w:t>
+                <w:sz w:val="26"/>
+                <w:szCs w:val="26"/>
+              </w:rPr>
+              <w:t>27</w:t>
             </w:r>
             <w:r>
               <w:rPr>
                 <w:rFonts w:ascii="Times New Roman" w:hAnsi="Times New Roman" w:cs="Times New Roman"/>
                 <w:noProof/>
                 <w:webHidden/>
-                <w:sz w:val="28"/>
-                <w:szCs w:val="28"/>
+                <w:sz w:val="26"/>
+                <w:szCs w:val="26"/>
               </w:rPr>
               <w:fldChar w:fldCharType="end"/>
             </w:r>
@@ -2609,24 +2528,26 @@
             <w:tabs>
               <w:tab w:val="right" w:leader="dot" w:pos="9345"/>
             </w:tabs>
+            <w:spacing w:after="0" w:line="360" w:lineRule="auto"/>
+            <w:ind w:left="0"/>
             <w:rPr>
               <w:rFonts w:ascii="Times New Roman" w:eastAsiaTheme="minorEastAsia" w:hAnsi="Times New Roman" w:cs="Times New Roman"/>
               <w:noProof/>
               <w:kern w:val="2"/>
-              <w:sz w:val="28"/>
-              <w:szCs w:val="28"/>
+              <w:sz w:val="26"/>
+              <w:szCs w:val="26"/>
               <w:lang w:eastAsia="ru-RU" w:bidi="ar-SA"/>
               <w14:ligatures w14:val="standardContextual"/>
             </w:rPr>
           </w:pPr>
-          <w:hyperlink w:anchor="_Toc226052398" w:history="1">
+          <w:hyperlink w:anchor="_Toc226058179" w:history="1">
             <w:r>
               <w:rPr>
                 <w:rStyle w:val="ad"/>
                 <w:rFonts w:ascii="Times New Roman" w:hAnsi="Times New Roman" w:cs="Times New Roman"/>
                 <w:noProof/>
-                <w:sz w:val="28"/>
-                <w:szCs w:val="28"/>
+                <w:sz w:val="26"/>
+                <w:szCs w:val="26"/>
               </w:rPr>
               <w:t>5.1. Лингвистическое обеспечение</w:t>
             </w:r>
@@ -2635,8 +2556,8 @@
                 <w:rFonts w:ascii="Times New Roman" w:hAnsi="Times New Roman" w:cs="Times New Roman"/>
                 <w:noProof/>
                 <w:webHidden/>
-                <w:sz w:val="28"/>
-                <w:szCs w:val="28"/>
+                <w:sz w:val="26"/>
+                <w:szCs w:val="26"/>
               </w:rPr>
               <w:tab/>
             </w:r>
@@ -2645,8 +2566,8 @@
                 <w:rFonts w:ascii="Times New Roman" w:hAnsi="Times New Roman" w:cs="Times New Roman"/>
                 <w:noProof/>
                 <w:webHidden/>
-                <w:sz w:val="28"/>
-                <w:szCs w:val="28"/>
+                <w:sz w:val="26"/>
+                <w:szCs w:val="26"/>
               </w:rPr>
               <w:fldChar w:fldCharType="begin"/>
             </w:r>
@@ -2655,18 +2576,18 @@
                 <w:rFonts w:ascii="Times New Roman" w:hAnsi="Times New Roman" w:cs="Times New Roman"/>
                 <w:noProof/>
                 <w:webHidden/>
-                <w:sz w:val="28"/>
-                <w:szCs w:val="28"/>
-              </w:rPr>
-              <w:instrText xml:space="preserve"> PAGEREF _Toc226052398 \h </w:instrText>
+                <w:sz w:val="26"/>
+                <w:szCs w:val="26"/>
+              </w:rPr>
+              <w:instrText xml:space="preserve"> PAGEREF _Toc226058179 \h </w:instrText>
             </w:r>
             <w:r>
               <w:rPr>
                 <w:rFonts w:ascii="Times New Roman" w:hAnsi="Times New Roman" w:cs="Times New Roman"/>
                 <w:noProof/>
                 <w:webHidden/>
-                <w:sz w:val="28"/>
-                <w:szCs w:val="28"/>
+                <w:sz w:val="26"/>
+                <w:szCs w:val="26"/>
               </w:rPr>
             </w:r>
             <w:r>
@@ -2674,8 +2595,8 @@
                 <w:rFonts w:ascii="Times New Roman" w:hAnsi="Times New Roman" w:cs="Times New Roman"/>
                 <w:noProof/>
                 <w:webHidden/>
-                <w:sz w:val="28"/>
-                <w:szCs w:val="28"/>
+                <w:sz w:val="26"/>
+                <w:szCs w:val="26"/>
               </w:rPr>
               <w:fldChar w:fldCharType="separate"/>
             </w:r>
@@ -2684,18 +2605,18 @@
                 <w:rFonts w:ascii="Times New Roman" w:hAnsi="Times New Roman" w:cs="Times New Roman"/>
                 <w:noProof/>
                 <w:webHidden/>
-                <w:sz w:val="28"/>
-                <w:szCs w:val="28"/>
-              </w:rPr>
-              <w:t>25</w:t>
+                <w:sz w:val="26"/>
+                <w:szCs w:val="26"/>
+              </w:rPr>
+              <w:t>27</w:t>
             </w:r>
             <w:r>
               <w:rPr>
                 <w:rFonts w:ascii="Times New Roman" w:hAnsi="Times New Roman" w:cs="Times New Roman"/>
                 <w:noProof/>
                 <w:webHidden/>
-                <w:sz w:val="28"/>
-                <w:szCs w:val="28"/>
+                <w:sz w:val="26"/>
+                <w:szCs w:val="26"/>
               </w:rPr>
               <w:fldChar w:fldCharType="end"/>
             </w:r>
@@ -2707,24 +2628,26 @@
             <w:tabs>
               <w:tab w:val="right" w:leader="dot" w:pos="9345"/>
             </w:tabs>
+            <w:spacing w:after="0" w:line="360" w:lineRule="auto"/>
+            <w:ind w:left="0"/>
             <w:rPr>
               <w:rFonts w:ascii="Times New Roman" w:eastAsiaTheme="minorEastAsia" w:hAnsi="Times New Roman" w:cs="Times New Roman"/>
               <w:noProof/>
               <w:kern w:val="2"/>
-              <w:sz w:val="28"/>
-              <w:szCs w:val="28"/>
+              <w:sz w:val="26"/>
+              <w:szCs w:val="26"/>
               <w:lang w:eastAsia="ru-RU" w:bidi="ar-SA"/>
               <w14:ligatures w14:val="standardContextual"/>
             </w:rPr>
           </w:pPr>
-          <w:hyperlink w:anchor="_Toc226052399" w:history="1">
+          <w:hyperlink w:anchor="_Toc226058180" w:history="1">
             <w:r>
               <w:rPr>
                 <w:rStyle w:val="ad"/>
                 <w:rFonts w:ascii="Times New Roman" w:hAnsi="Times New Roman" w:cs="Times New Roman"/>
                 <w:noProof/>
-                <w:sz w:val="28"/>
-                <w:szCs w:val="28"/>
+                <w:sz w:val="26"/>
+                <w:szCs w:val="26"/>
               </w:rPr>
               <w:t>5.2. Математическое обеспечение</w:t>
             </w:r>
@@ -2733,8 +2656,8 @@
                 <w:rFonts w:ascii="Times New Roman" w:hAnsi="Times New Roman" w:cs="Times New Roman"/>
                 <w:noProof/>
                 <w:webHidden/>
-                <w:sz w:val="28"/>
-                <w:szCs w:val="28"/>
+                <w:sz w:val="26"/>
+                <w:szCs w:val="26"/>
               </w:rPr>
               <w:tab/>
             </w:r>
@@ -2743,8 +2666,8 @@
                 <w:rFonts w:ascii="Times New Roman" w:hAnsi="Times New Roman" w:cs="Times New Roman"/>
                 <w:noProof/>
                 <w:webHidden/>
-                <w:sz w:val="28"/>
-                <w:szCs w:val="28"/>
+                <w:sz w:val="26"/>
+                <w:szCs w:val="26"/>
               </w:rPr>
               <w:fldChar w:fldCharType="begin"/>
             </w:r>
@@ -2753,18 +2676,18 @@
                 <w:rFonts w:ascii="Times New Roman" w:hAnsi="Times New Roman" w:cs="Times New Roman"/>
                 <w:noProof/>
                 <w:webHidden/>
-                <w:sz w:val="28"/>
-                <w:szCs w:val="28"/>
-              </w:rPr>
-              <w:instrText xml:space="preserve"> PAGEREF _Toc226052399 \h </w:instrText>
+                <w:sz w:val="26"/>
+                <w:szCs w:val="26"/>
+              </w:rPr>
+              <w:instrText xml:space="preserve"> PAGEREF _Toc226058180 \h </w:instrText>
             </w:r>
             <w:r>
               <w:rPr>
                 <w:rFonts w:ascii="Times New Roman" w:hAnsi="Times New Roman" w:cs="Times New Roman"/>
                 <w:noProof/>
                 <w:webHidden/>
-                <w:sz w:val="28"/>
-                <w:szCs w:val="28"/>
+                <w:sz w:val="26"/>
+                <w:szCs w:val="26"/>
               </w:rPr>
             </w:r>
             <w:r>
@@ -2772,8 +2695,8 @@
                 <w:rFonts w:ascii="Times New Roman" w:hAnsi="Times New Roman" w:cs="Times New Roman"/>
                 <w:noProof/>
                 <w:webHidden/>
-                <w:sz w:val="28"/>
-                <w:szCs w:val="28"/>
+                <w:sz w:val="26"/>
+                <w:szCs w:val="26"/>
               </w:rPr>
               <w:fldChar w:fldCharType="separate"/>
             </w:r>
@@ -2782,18 +2705,18 @@
                 <w:rFonts w:ascii="Times New Roman" w:hAnsi="Times New Roman" w:cs="Times New Roman"/>
                 <w:noProof/>
                 <w:webHidden/>
-                <w:sz w:val="28"/>
-                <w:szCs w:val="28"/>
-              </w:rPr>
-              <w:t>25</w:t>
+                <w:sz w:val="26"/>
+                <w:szCs w:val="26"/>
+              </w:rPr>
+              <w:t>27</w:t>
             </w:r>
             <w:r>
               <w:rPr>
                 <w:rFonts w:ascii="Times New Roman" w:hAnsi="Times New Roman" w:cs="Times New Roman"/>
                 <w:noProof/>
                 <w:webHidden/>
-                <w:sz w:val="28"/>
-                <w:szCs w:val="28"/>
+                <w:sz w:val="26"/>
+                <w:szCs w:val="26"/>
               </w:rPr>
               <w:fldChar w:fldCharType="end"/>
             </w:r>
@@ -2805,24 +2728,26 @@
             <w:tabs>
               <w:tab w:val="right" w:leader="dot" w:pos="9345"/>
             </w:tabs>
+            <w:spacing w:after="0" w:line="360" w:lineRule="auto"/>
+            <w:ind w:left="0"/>
             <w:rPr>
               <w:rFonts w:ascii="Times New Roman" w:eastAsiaTheme="minorEastAsia" w:hAnsi="Times New Roman" w:cs="Times New Roman"/>
               <w:noProof/>
               <w:kern w:val="2"/>
-              <w:sz w:val="28"/>
-              <w:szCs w:val="28"/>
+              <w:sz w:val="26"/>
+              <w:szCs w:val="26"/>
               <w:lang w:eastAsia="ru-RU" w:bidi="ar-SA"/>
               <w14:ligatures w14:val="standardContextual"/>
             </w:rPr>
           </w:pPr>
-          <w:hyperlink w:anchor="_Toc226052400" w:history="1">
+          <w:hyperlink w:anchor="_Toc226058181" w:history="1">
             <w:r>
               <w:rPr>
                 <w:rStyle w:val="ad"/>
                 <w:rFonts w:ascii="Times New Roman" w:hAnsi="Times New Roman" w:cs="Times New Roman"/>
                 <w:noProof/>
-                <w:sz w:val="28"/>
-                <w:szCs w:val="28"/>
+                <w:sz w:val="26"/>
+                <w:szCs w:val="26"/>
               </w:rPr>
               <w:t>5.3. Программное обеспечение</w:t>
             </w:r>
@@ -2831,8 +2756,8 @@
                 <w:rFonts w:ascii="Times New Roman" w:hAnsi="Times New Roman" w:cs="Times New Roman"/>
                 <w:noProof/>
                 <w:webHidden/>
-                <w:sz w:val="28"/>
-                <w:szCs w:val="28"/>
+                <w:sz w:val="26"/>
+                <w:szCs w:val="26"/>
               </w:rPr>
               <w:tab/>
             </w:r>
@@ -2841,8 +2766,8 @@
                 <w:rFonts w:ascii="Times New Roman" w:hAnsi="Times New Roman" w:cs="Times New Roman"/>
                 <w:noProof/>
                 <w:webHidden/>
-                <w:sz w:val="28"/>
-                <w:szCs w:val="28"/>
+                <w:sz w:val="26"/>
+                <w:szCs w:val="26"/>
               </w:rPr>
               <w:fldChar w:fldCharType="begin"/>
             </w:r>
@@ -2851,18 +2776,18 @@
                 <w:rFonts w:ascii="Times New Roman" w:hAnsi="Times New Roman" w:cs="Times New Roman"/>
                 <w:noProof/>
                 <w:webHidden/>
-                <w:sz w:val="28"/>
-                <w:szCs w:val="28"/>
-              </w:rPr>
-              <w:instrText xml:space="preserve"> PAGEREF _Toc226052400 \h </w:instrText>
+                <w:sz w:val="26"/>
+                <w:szCs w:val="26"/>
+              </w:rPr>
+              <w:instrText xml:space="preserve"> PAGEREF _Toc226058181 \h </w:instrText>
             </w:r>
             <w:r>
               <w:rPr>
                 <w:rFonts w:ascii="Times New Roman" w:hAnsi="Times New Roman" w:cs="Times New Roman"/>
                 <w:noProof/>
                 <w:webHidden/>
-                <w:sz w:val="28"/>
-                <w:szCs w:val="28"/>
+                <w:sz w:val="26"/>
+                <w:szCs w:val="26"/>
               </w:rPr>
             </w:r>
             <w:r>
@@ -2870,8 +2795,8 @@
                 <w:rFonts w:ascii="Times New Roman" w:hAnsi="Times New Roman" w:cs="Times New Roman"/>
                 <w:noProof/>
                 <w:webHidden/>
-                <w:sz w:val="28"/>
-                <w:szCs w:val="28"/>
+                <w:sz w:val="26"/>
+                <w:szCs w:val="26"/>
               </w:rPr>
               <w:fldChar w:fldCharType="separate"/>
             </w:r>
@@ -2880,18 +2805,18 @@
                 <w:rFonts w:ascii="Times New Roman" w:hAnsi="Times New Roman" w:cs="Times New Roman"/>
                 <w:noProof/>
                 <w:webHidden/>
-                <w:sz w:val="28"/>
-                <w:szCs w:val="28"/>
-              </w:rPr>
-              <w:t>26</w:t>
+                <w:sz w:val="26"/>
+                <w:szCs w:val="26"/>
+              </w:rPr>
+              <w:t>28</w:t>
             </w:r>
             <w:r>
               <w:rPr>
                 <w:rFonts w:ascii="Times New Roman" w:hAnsi="Times New Roman" w:cs="Times New Roman"/>
                 <w:noProof/>
                 <w:webHidden/>
-                <w:sz w:val="28"/>
-                <w:szCs w:val="28"/>
+                <w:sz w:val="26"/>
+                <w:szCs w:val="26"/>
               </w:rPr>
               <w:fldChar w:fldCharType="end"/>
             </w:r>
@@ -2903,24 +2828,26 @@
             <w:tabs>
               <w:tab w:val="right" w:leader="dot" w:pos="9345"/>
             </w:tabs>
+            <w:spacing w:after="0" w:line="360" w:lineRule="auto"/>
+            <w:ind w:left="0"/>
             <w:rPr>
               <w:rFonts w:ascii="Times New Roman" w:eastAsiaTheme="minorEastAsia" w:hAnsi="Times New Roman" w:cs="Times New Roman"/>
               <w:noProof/>
               <w:kern w:val="2"/>
-              <w:sz w:val="28"/>
-              <w:szCs w:val="28"/>
+              <w:sz w:val="26"/>
+              <w:szCs w:val="26"/>
               <w:lang w:eastAsia="ru-RU" w:bidi="ar-SA"/>
               <w14:ligatures w14:val="standardContextual"/>
             </w:rPr>
           </w:pPr>
-          <w:hyperlink w:anchor="_Toc226052401" w:history="1">
+          <w:hyperlink w:anchor="_Toc226058182" w:history="1">
             <w:r>
               <w:rPr>
                 <w:rStyle w:val="ad"/>
                 <w:rFonts w:ascii="Times New Roman" w:hAnsi="Times New Roman" w:cs="Times New Roman"/>
                 <w:noProof/>
-                <w:sz w:val="28"/>
-                <w:szCs w:val="28"/>
+                <w:sz w:val="26"/>
+                <w:szCs w:val="26"/>
               </w:rPr>
               <w:t>5.4. Техническое обеспечение</w:t>
             </w:r>
@@ -2929,8 +2856,8 @@
                 <w:rFonts w:ascii="Times New Roman" w:hAnsi="Times New Roman" w:cs="Times New Roman"/>
                 <w:noProof/>
                 <w:webHidden/>
-                <w:sz w:val="28"/>
-                <w:szCs w:val="28"/>
+                <w:sz w:val="26"/>
+                <w:szCs w:val="26"/>
               </w:rPr>
               <w:tab/>
             </w:r>
@@ -2939,8 +2866,8 @@
                 <w:rFonts w:ascii="Times New Roman" w:hAnsi="Times New Roman" w:cs="Times New Roman"/>
                 <w:noProof/>
                 <w:webHidden/>
-                <w:sz w:val="28"/>
-                <w:szCs w:val="28"/>
+                <w:sz w:val="26"/>
+                <w:szCs w:val="26"/>
               </w:rPr>
               <w:fldChar w:fldCharType="begin"/>
             </w:r>
@@ -2949,18 +2876,18 @@
                 <w:rFonts w:ascii="Times New Roman" w:hAnsi="Times New Roman" w:cs="Times New Roman"/>
                 <w:noProof/>
                 <w:webHidden/>
-                <w:sz w:val="28"/>
-                <w:szCs w:val="28"/>
-              </w:rPr>
-              <w:instrText xml:space="preserve"> PAGEREF _Toc226052401 \h </w:instrText>
+                <w:sz w:val="26"/>
+                <w:szCs w:val="26"/>
+              </w:rPr>
+              <w:instrText xml:space="preserve"> PAGEREF _Toc226058182 \h </w:instrText>
             </w:r>
             <w:r>
               <w:rPr>
                 <w:rFonts w:ascii="Times New Roman" w:hAnsi="Times New Roman" w:cs="Times New Roman"/>
                 <w:noProof/>
                 <w:webHidden/>
-                <w:sz w:val="28"/>
-                <w:szCs w:val="28"/>
+                <w:sz w:val="26"/>
+                <w:szCs w:val="26"/>
               </w:rPr>
             </w:r>
             <w:r>
@@ -2968,8 +2895,8 @@
                 <w:rFonts w:ascii="Times New Roman" w:hAnsi="Times New Roman" w:cs="Times New Roman"/>
                 <w:noProof/>
                 <w:webHidden/>
-                <w:sz w:val="28"/>
-                <w:szCs w:val="28"/>
+                <w:sz w:val="26"/>
+                <w:szCs w:val="26"/>
               </w:rPr>
               <w:fldChar w:fldCharType="separate"/>
             </w:r>
@@ -2978,18 +2905,18 @@
                 <w:rFonts w:ascii="Times New Roman" w:hAnsi="Times New Roman" w:cs="Times New Roman"/>
                 <w:noProof/>
                 <w:webHidden/>
-                <w:sz w:val="28"/>
-                <w:szCs w:val="28"/>
-              </w:rPr>
-              <w:t>26</w:t>
+                <w:sz w:val="26"/>
+                <w:szCs w:val="26"/>
+              </w:rPr>
+              <w:t>28</w:t>
             </w:r>
             <w:r>
               <w:rPr>
                 <w:rFonts w:ascii="Times New Roman" w:hAnsi="Times New Roman" w:cs="Times New Roman"/>
                 <w:noProof/>
                 <w:webHidden/>
-                <w:sz w:val="28"/>
-                <w:szCs w:val="28"/>
+                <w:sz w:val="26"/>
+                <w:szCs w:val="26"/>
               </w:rPr>
               <w:fldChar w:fldCharType="end"/>
             </w:r>
@@ -3001,24 +2928,26 @@
             <w:tabs>
               <w:tab w:val="right" w:leader="dot" w:pos="9345"/>
             </w:tabs>
+            <w:spacing w:after="0" w:line="360" w:lineRule="auto"/>
+            <w:ind w:left="0"/>
             <w:rPr>
               <w:rFonts w:ascii="Times New Roman" w:eastAsiaTheme="minorEastAsia" w:hAnsi="Times New Roman" w:cs="Times New Roman"/>
               <w:noProof/>
               <w:kern w:val="2"/>
-              <w:sz w:val="28"/>
-              <w:szCs w:val="28"/>
+              <w:sz w:val="26"/>
+              <w:szCs w:val="26"/>
               <w:lang w:eastAsia="ru-RU" w:bidi="ar-SA"/>
               <w14:ligatures w14:val="standardContextual"/>
             </w:rPr>
           </w:pPr>
-          <w:hyperlink w:anchor="_Toc226052402" w:history="1">
+          <w:hyperlink w:anchor="_Toc226058183" w:history="1">
             <w:r>
               <w:rPr>
                 <w:rStyle w:val="ad"/>
                 <w:rFonts w:ascii="Times New Roman" w:hAnsi="Times New Roman" w:cs="Times New Roman"/>
                 <w:noProof/>
-                <w:sz w:val="28"/>
-                <w:szCs w:val="28"/>
+                <w:sz w:val="26"/>
+                <w:szCs w:val="26"/>
               </w:rPr>
               <w:t>5.5. Правовое обеспечение</w:t>
             </w:r>
@@ -3027,8 +2956,8 @@
                 <w:rFonts w:ascii="Times New Roman" w:hAnsi="Times New Roman" w:cs="Times New Roman"/>
                 <w:noProof/>
                 <w:webHidden/>
-                <w:sz w:val="28"/>
-                <w:szCs w:val="28"/>
+                <w:sz w:val="26"/>
+                <w:szCs w:val="26"/>
               </w:rPr>
               <w:tab/>
             </w:r>
@@ -3037,8 +2966,8 @@
                 <w:rFonts w:ascii="Times New Roman" w:hAnsi="Times New Roman" w:cs="Times New Roman"/>
                 <w:noProof/>
                 <w:webHidden/>
-                <w:sz w:val="28"/>
-                <w:szCs w:val="28"/>
+                <w:sz w:val="26"/>
+                <w:szCs w:val="26"/>
               </w:rPr>
               <w:fldChar w:fldCharType="begin"/>
             </w:r>
@@ -3047,18 +2976,18 @@
                 <w:rFonts w:ascii="Times New Roman" w:hAnsi="Times New Roman" w:cs="Times New Roman"/>
                 <w:noProof/>
                 <w:webHidden/>
-                <w:sz w:val="28"/>
-                <w:szCs w:val="28"/>
-              </w:rPr>
-              <w:instrText xml:space="preserve"> PAGEREF _Toc226052402 \h </w:instrText>
+                <w:sz w:val="26"/>
+                <w:szCs w:val="26"/>
+              </w:rPr>
+              <w:instrText xml:space="preserve"> PAGEREF _Toc226058183 \h </w:instrText>
             </w:r>
             <w:r>
               <w:rPr>
                 <w:rFonts w:ascii="Times New Roman" w:hAnsi="Times New Roman" w:cs="Times New Roman"/>
                 <w:noProof/>
                 <w:webHidden/>
-                <w:sz w:val="28"/>
-                <w:szCs w:val="28"/>
+                <w:sz w:val="26"/>
+                <w:szCs w:val="26"/>
               </w:rPr>
             </w:r>
             <w:r>
@@ -3066,8 +2995,8 @@
                 <w:rFonts w:ascii="Times New Roman" w:hAnsi="Times New Roman" w:cs="Times New Roman"/>
                 <w:noProof/>
                 <w:webHidden/>
-                <w:sz w:val="28"/>
-                <w:szCs w:val="28"/>
+                <w:sz w:val="26"/>
+                <w:szCs w:val="26"/>
               </w:rPr>
               <w:fldChar w:fldCharType="separate"/>
             </w:r>
@@ -3076,18 +3005,18 @@
                 <w:rFonts w:ascii="Times New Roman" w:hAnsi="Times New Roman" w:cs="Times New Roman"/>
                 <w:noProof/>
                 <w:webHidden/>
-                <w:sz w:val="28"/>
-                <w:szCs w:val="28"/>
-              </w:rPr>
-              <w:t>27</w:t>
+                <w:sz w:val="26"/>
+                <w:szCs w:val="26"/>
+              </w:rPr>
+              <w:t>29</w:t>
             </w:r>
             <w:r>
               <w:rPr>
                 <w:rFonts w:ascii="Times New Roman" w:hAnsi="Times New Roman" w:cs="Times New Roman"/>
                 <w:noProof/>
                 <w:webHidden/>
-                <w:sz w:val="28"/>
-                <w:szCs w:val="28"/>
+                <w:sz w:val="26"/>
+                <w:szCs w:val="26"/>
               </w:rPr>
               <w:fldChar w:fldCharType="end"/>
             </w:r>
@@ -3099,24 +3028,26 @@
             <w:tabs>
               <w:tab w:val="right" w:leader="dot" w:pos="9345"/>
             </w:tabs>
+            <w:spacing w:after="0" w:line="360" w:lineRule="auto"/>
+            <w:ind w:left="0"/>
             <w:rPr>
               <w:rFonts w:ascii="Times New Roman" w:eastAsiaTheme="minorEastAsia" w:hAnsi="Times New Roman" w:cs="Times New Roman"/>
               <w:noProof/>
               <w:kern w:val="2"/>
-              <w:sz w:val="28"/>
-              <w:szCs w:val="28"/>
+              <w:sz w:val="26"/>
+              <w:szCs w:val="26"/>
               <w:lang w:eastAsia="ru-RU" w:bidi="ar-SA"/>
               <w14:ligatures w14:val="standardContextual"/>
             </w:rPr>
           </w:pPr>
-          <w:hyperlink w:anchor="_Toc226052403" w:history="1">
+          <w:hyperlink w:anchor="_Toc226058184" w:history="1">
             <w:r>
               <w:rPr>
                 <w:rStyle w:val="ad"/>
                 <w:rFonts w:ascii="Times New Roman" w:hAnsi="Times New Roman" w:cs="Times New Roman"/>
                 <w:noProof/>
-                <w:sz w:val="28"/>
-                <w:szCs w:val="28"/>
+                <w:sz w:val="26"/>
+                <w:szCs w:val="26"/>
               </w:rPr>
               <w:t>5.6 Алгоритмическое обеспечение</w:t>
             </w:r>
@@ -3125,8 +3056,8 @@
                 <w:rFonts w:ascii="Times New Roman" w:hAnsi="Times New Roman" w:cs="Times New Roman"/>
                 <w:noProof/>
                 <w:webHidden/>
-                <w:sz w:val="28"/>
-                <w:szCs w:val="28"/>
+                <w:sz w:val="26"/>
+                <w:szCs w:val="26"/>
               </w:rPr>
               <w:tab/>
             </w:r>
@@ -3135,8 +3066,8 @@
                 <w:rFonts w:ascii="Times New Roman" w:hAnsi="Times New Roman" w:cs="Times New Roman"/>
                 <w:noProof/>
                 <w:webHidden/>
-                <w:sz w:val="28"/>
-                <w:szCs w:val="28"/>
+                <w:sz w:val="26"/>
+                <w:szCs w:val="26"/>
               </w:rPr>
               <w:fldChar w:fldCharType="begin"/>
             </w:r>
@@ -3145,18 +3076,18 @@
                 <w:rFonts w:ascii="Times New Roman" w:hAnsi="Times New Roman" w:cs="Times New Roman"/>
                 <w:noProof/>
                 <w:webHidden/>
-                <w:sz w:val="28"/>
-                <w:szCs w:val="28"/>
-              </w:rPr>
-              <w:instrText xml:space="preserve"> PAGEREF _Toc226052403 \h </w:instrText>
+                <w:sz w:val="26"/>
+                <w:szCs w:val="26"/>
+              </w:rPr>
+              <w:instrText xml:space="preserve"> PAGEREF _Toc226058184 \h </w:instrText>
             </w:r>
             <w:r>
               <w:rPr>
                 <w:rFonts w:ascii="Times New Roman" w:hAnsi="Times New Roman" w:cs="Times New Roman"/>
                 <w:noProof/>
                 <w:webHidden/>
-                <w:sz w:val="28"/>
-                <w:szCs w:val="28"/>
+                <w:sz w:val="26"/>
+                <w:szCs w:val="26"/>
               </w:rPr>
             </w:r>
             <w:r>
@@ -3164,8 +3095,8 @@
                 <w:rFonts w:ascii="Times New Roman" w:hAnsi="Times New Roman" w:cs="Times New Roman"/>
                 <w:noProof/>
                 <w:webHidden/>
-                <w:sz w:val="28"/>
-                <w:szCs w:val="28"/>
+                <w:sz w:val="26"/>
+                <w:szCs w:val="26"/>
               </w:rPr>
               <w:fldChar w:fldCharType="separate"/>
             </w:r>
@@ -3174,18 +3105,18 @@
                 <w:rFonts w:ascii="Times New Roman" w:hAnsi="Times New Roman" w:cs="Times New Roman"/>
                 <w:noProof/>
                 <w:webHidden/>
-                <w:sz w:val="28"/>
-                <w:szCs w:val="28"/>
-              </w:rPr>
-              <w:t>28</w:t>
+                <w:sz w:val="26"/>
+                <w:szCs w:val="26"/>
+              </w:rPr>
+              <w:t>30</w:t>
             </w:r>
             <w:r>
               <w:rPr>
                 <w:rFonts w:ascii="Times New Roman" w:hAnsi="Times New Roman" w:cs="Times New Roman"/>
                 <w:noProof/>
                 <w:webHidden/>
-                <w:sz w:val="28"/>
-                <w:szCs w:val="28"/>
+                <w:sz w:val="26"/>
+                <w:szCs w:val="26"/>
               </w:rPr>
               <w:fldChar w:fldCharType="end"/>
             </w:r>
@@ -3197,24 +3128,26 @@
             <w:tabs>
               <w:tab w:val="right" w:leader="dot" w:pos="9345"/>
             </w:tabs>
+            <w:spacing w:after="0" w:line="360" w:lineRule="auto"/>
+            <w:ind w:left="0"/>
             <w:rPr>
               <w:rFonts w:ascii="Times New Roman" w:eastAsiaTheme="minorEastAsia" w:hAnsi="Times New Roman" w:cs="Times New Roman"/>
               <w:noProof/>
               <w:kern w:val="2"/>
-              <w:sz w:val="28"/>
-              <w:szCs w:val="28"/>
+              <w:sz w:val="26"/>
+              <w:szCs w:val="26"/>
               <w:lang w:eastAsia="ru-RU" w:bidi="ar-SA"/>
               <w14:ligatures w14:val="standardContextual"/>
             </w:rPr>
           </w:pPr>
-          <w:hyperlink w:anchor="_Toc226052404" w:history="1">
+          <w:hyperlink w:anchor="_Toc226058185" w:history="1">
             <w:r>
               <w:rPr>
                 <w:rStyle w:val="ad"/>
                 <w:rFonts w:ascii="Times New Roman" w:hAnsi="Times New Roman" w:cs="Times New Roman"/>
                 <w:noProof/>
-                <w:sz w:val="28"/>
-                <w:szCs w:val="28"/>
+                <w:sz w:val="26"/>
+                <w:szCs w:val="26"/>
               </w:rPr>
               <w:t>5.7. Информационное обеспечение</w:t>
             </w:r>
@@ -3223,8 +3156,8 @@
                 <w:rFonts w:ascii="Times New Roman" w:hAnsi="Times New Roman" w:cs="Times New Roman"/>
                 <w:noProof/>
                 <w:webHidden/>
-                <w:sz w:val="28"/>
-                <w:szCs w:val="28"/>
+                <w:sz w:val="26"/>
+                <w:szCs w:val="26"/>
               </w:rPr>
               <w:tab/>
             </w:r>
@@ -3233,8 +3166,8 @@
                 <w:rFonts w:ascii="Times New Roman" w:hAnsi="Times New Roman" w:cs="Times New Roman"/>
                 <w:noProof/>
                 <w:webHidden/>
-                <w:sz w:val="28"/>
-                <w:szCs w:val="28"/>
+                <w:sz w:val="26"/>
+                <w:szCs w:val="26"/>
               </w:rPr>
               <w:fldChar w:fldCharType="begin"/>
             </w:r>
@@ -3243,18 +3176,18 @@
                 <w:rFonts w:ascii="Times New Roman" w:hAnsi="Times New Roman" w:cs="Times New Roman"/>
                 <w:noProof/>
                 <w:webHidden/>
-                <w:sz w:val="28"/>
-                <w:szCs w:val="28"/>
-              </w:rPr>
-              <w:instrText xml:space="preserve"> PAGEREF _Toc226052404 \h </w:instrText>
+                <w:sz w:val="26"/>
+                <w:szCs w:val="26"/>
+              </w:rPr>
+              <w:instrText xml:space="preserve"> PAGEREF _Toc226058185 \h </w:instrText>
             </w:r>
             <w:r>
               <w:rPr>
                 <w:rFonts w:ascii="Times New Roman" w:hAnsi="Times New Roman" w:cs="Times New Roman"/>
                 <w:noProof/>
                 <w:webHidden/>
-                <w:sz w:val="28"/>
-                <w:szCs w:val="28"/>
+                <w:sz w:val="26"/>
+                <w:szCs w:val="26"/>
               </w:rPr>
             </w:r>
             <w:r>
@@ -3262,8 +3195,8 @@
                 <w:rFonts w:ascii="Times New Roman" w:hAnsi="Times New Roman" w:cs="Times New Roman"/>
                 <w:noProof/>
                 <w:webHidden/>
-                <w:sz w:val="28"/>
-                <w:szCs w:val="28"/>
+                <w:sz w:val="26"/>
+                <w:szCs w:val="26"/>
               </w:rPr>
               <w:fldChar w:fldCharType="separate"/>
             </w:r>
@@ -3272,18 +3205,18 @@
                 <w:rFonts w:ascii="Times New Roman" w:hAnsi="Times New Roman" w:cs="Times New Roman"/>
                 <w:noProof/>
                 <w:webHidden/>
-                <w:sz w:val="28"/>
-                <w:szCs w:val="28"/>
-              </w:rPr>
-              <w:t>29</w:t>
+                <w:sz w:val="26"/>
+                <w:szCs w:val="26"/>
+              </w:rPr>
+              <w:t>31</w:t>
             </w:r>
             <w:r>
               <w:rPr>
                 <w:rFonts w:ascii="Times New Roman" w:hAnsi="Times New Roman" w:cs="Times New Roman"/>
                 <w:noProof/>
                 <w:webHidden/>
-                <w:sz w:val="28"/>
-                <w:szCs w:val="28"/>
+                <w:sz w:val="26"/>
+                <w:szCs w:val="26"/>
               </w:rPr>
               <w:fldChar w:fldCharType="end"/>
             </w:r>
@@ -3296,13 +3229,13 @@
               <w:rFonts w:ascii="Times New Roman" w:eastAsiaTheme="minorEastAsia" w:hAnsi="Times New Roman" w:cs="Times New Roman"/>
               <w:noProof/>
               <w:kern w:val="2"/>
-              <w:sz w:val="28"/>
-              <w:szCs w:val="28"/>
+              <w:sz w:val="26"/>
+              <w:szCs w:val="26"/>
               <w:lang w:eastAsia="ru-RU" w:bidi="ar-SA"/>
               <w14:ligatures w14:val="standardContextual"/>
             </w:rPr>
           </w:pPr>
-          <w:hyperlink w:anchor="_Toc226052405" w:history="1">
+          <w:hyperlink w:anchor="_Toc226058186" w:history="1">
             <w:r>
               <w:rPr>
                 <w:rStyle w:val="ad"/>
@@ -3310,8 +3243,8 @@
                 <w:b/>
                 <w:bCs/>
                 <w:noProof/>
-                <w:sz w:val="28"/>
-                <w:szCs w:val="28"/>
+                <w:sz w:val="26"/>
+                <w:szCs w:val="26"/>
               </w:rPr>
               <w:t>ЗАКЛЮЧЕНИЕ</w:t>
             </w:r>
@@ -3320,8 +3253,8 @@
                 <w:rFonts w:ascii="Times New Roman" w:hAnsi="Times New Roman" w:cs="Times New Roman"/>
                 <w:noProof/>
                 <w:webHidden/>
-                <w:sz w:val="28"/>
-                <w:szCs w:val="28"/>
+                <w:sz w:val="26"/>
+                <w:szCs w:val="26"/>
               </w:rPr>
               <w:tab/>
             </w:r>
@@ -3330,8 +3263,8 @@
                 <w:rFonts w:ascii="Times New Roman" w:hAnsi="Times New Roman" w:cs="Times New Roman"/>
                 <w:noProof/>
                 <w:webHidden/>
-                <w:sz w:val="28"/>
-                <w:szCs w:val="28"/>
+                <w:sz w:val="26"/>
+                <w:szCs w:val="26"/>
               </w:rPr>
               <w:fldChar w:fldCharType="begin"/>
             </w:r>
@@ -3340,18 +3273,18 @@
                 <w:rFonts w:ascii="Times New Roman" w:hAnsi="Times New Roman" w:cs="Times New Roman"/>
                 <w:noProof/>
                 <w:webHidden/>
-                <w:sz w:val="28"/>
-                <w:szCs w:val="28"/>
-              </w:rPr>
-              <w:instrText xml:space="preserve"> PAGEREF _Toc226052405 \h </w:instrText>
+                <w:sz w:val="26"/>
+                <w:szCs w:val="26"/>
+              </w:rPr>
+              <w:instrText xml:space="preserve"> PAGEREF _Toc226058186 \h </w:instrText>
             </w:r>
             <w:r>
               <w:rPr>
                 <w:rFonts w:ascii="Times New Roman" w:hAnsi="Times New Roman" w:cs="Times New Roman"/>
                 <w:noProof/>
                 <w:webHidden/>
-                <w:sz w:val="28"/>
-                <w:szCs w:val="28"/>
+                <w:sz w:val="26"/>
+                <w:szCs w:val="26"/>
               </w:rPr>
             </w:r>
             <w:r>
@@ -3359,8 +3292,8 @@
                 <w:rFonts w:ascii="Times New Roman" w:hAnsi="Times New Roman" w:cs="Times New Roman"/>
                 <w:noProof/>
                 <w:webHidden/>
-                <w:sz w:val="28"/>
-                <w:szCs w:val="28"/>
+                <w:sz w:val="26"/>
+                <w:szCs w:val="26"/>
               </w:rPr>
               <w:fldChar w:fldCharType="separate"/>
             </w:r>
@@ -3369,18 +3302,18 @@
                 <w:rFonts w:ascii="Times New Roman" w:hAnsi="Times New Roman" w:cs="Times New Roman"/>
                 <w:noProof/>
                 <w:webHidden/>
-                <w:sz w:val="28"/>
-                <w:szCs w:val="28"/>
-              </w:rPr>
-              <w:t>33</w:t>
+                <w:sz w:val="26"/>
+                <w:szCs w:val="26"/>
+              </w:rPr>
+              <w:t>35</w:t>
             </w:r>
             <w:r>
               <w:rPr>
                 <w:rFonts w:ascii="Times New Roman" w:hAnsi="Times New Roman" w:cs="Times New Roman"/>
                 <w:noProof/>
                 <w:webHidden/>
-                <w:sz w:val="28"/>
-                <w:szCs w:val="28"/>
+                <w:sz w:val="26"/>
+                <w:szCs w:val="26"/>
               </w:rPr>
               <w:fldChar w:fldCharType="end"/>
             </w:r>
@@ -3392,15 +3325,17 @@
             <w:jc w:val="both"/>
             <w:rPr>
               <w:rFonts w:ascii="Times New Roman" w:hAnsi="Times New Roman" w:cs="Times New Roman"/>
-              <w:sz w:val="28"/>
-              <w:szCs w:val="28"/>
+              <w:b/>
+              <w:bCs/>
+              <w:sz w:val="26"/>
+              <w:szCs w:val="26"/>
             </w:rPr>
           </w:pPr>
           <w:r>
             <w:rPr>
               <w:rFonts w:ascii="Times New Roman" w:hAnsi="Times New Roman" w:cs="Times New Roman"/>
-              <w:sz w:val="28"/>
-              <w:szCs w:val="28"/>
+              <w:sz w:val="26"/>
+              <w:szCs w:val="26"/>
             </w:rPr>
             <w:fldChar w:fldCharType="end"/>
           </w:r>
@@ -3410,20 +3345,19 @@
     <w:p>
       <w:pPr>
         <w:spacing w:after="0" w:line="360" w:lineRule="auto"/>
+        <w:jc w:val="both"/>
+        <w:rPr>
+          <w:rFonts w:ascii="Times New Roman" w:hAnsi="Times New Roman" w:cs="Times New Roman"/>
+          <w:sz w:val="26"/>
+          <w:szCs w:val="26"/>
+        </w:rPr>
+      </w:pPr>
+      <w:r>
         <w:rPr>
           <w:rFonts w:ascii="Times New Roman" w:eastAsia="Times New Roman" w:hAnsi="Times New Roman" w:cs="Times New Roman"/>
           <w:color w:val="000000"/>
-          <w:sz w:val="28"/>
-          <w:szCs w:val="28"/>
-          <w:lang w:eastAsia="ru-RU" w:bidi="ar-SA"/>
-        </w:rPr>
-      </w:pPr>
-      <w:r>
-        <w:rPr>
-          <w:rFonts w:ascii="Times New Roman" w:eastAsia="Times New Roman" w:hAnsi="Times New Roman" w:cs="Times New Roman"/>
-          <w:color w:val="000000"/>
-          <w:sz w:val="28"/>
-          <w:szCs w:val="28"/>
+          <w:sz w:val="26"/>
+          <w:szCs w:val="26"/>
           <w:lang w:eastAsia="ru-RU" w:bidi="ar-SA"/>
         </w:rPr>
         <w:br w:type="page"/>
@@ -3444,7 +3378,7 @@
         </w:rPr>
       </w:pPr>
       <w:bookmarkStart w:id="0" w:name="_Toc194515439"/>
-      <w:bookmarkStart w:id="1" w:name="_Toc226052377"/>
+      <w:bookmarkStart w:id="1" w:name="_Toc226058159"/>
       <w:r>
         <w:rPr>
           <w:rFonts w:ascii="Times New Roman" w:hAnsi="Times New Roman" w:cs="Times New Roman"/>
@@ -4123,7 +4057,7 @@
         </w:rPr>
       </w:pPr>
       <w:bookmarkStart w:id="2" w:name="_Toc194515440"/>
-      <w:bookmarkStart w:id="3" w:name="_Toc226052378"/>
+      <w:bookmarkStart w:id="3" w:name="_Toc226058160"/>
       <w:r>
         <w:rPr>
           <w:rFonts w:ascii="Times New Roman" w:hAnsi="Times New Roman" w:cs="Times New Roman"/>
@@ -4178,7 +4112,7 @@
           <w:szCs w:val="28"/>
         </w:rPr>
       </w:pPr>
-      <w:bookmarkStart w:id="4" w:name="_Toc226052379"/>
+      <w:bookmarkStart w:id="4" w:name="_Toc226058161"/>
       <w:r>
         <w:rPr>
           <w:rFonts w:cs="Times New Roman"/>
@@ -4255,7 +4189,7 @@
           <w:szCs w:val="28"/>
         </w:rPr>
       </w:pPr>
-      <w:bookmarkStart w:id="5" w:name="_Toc226052380"/>
+      <w:bookmarkStart w:id="5" w:name="_Toc226058162"/>
       <w:r>
         <w:rPr>
           <w:rFonts w:cs="Times New Roman"/>
@@ -4440,7 +4374,7 @@
           <w:szCs w:val="28"/>
         </w:rPr>
       </w:pPr>
-      <w:bookmarkStart w:id="6" w:name="_Toc226052381"/>
+      <w:bookmarkStart w:id="6" w:name="_Toc226058163"/>
       <w:r>
         <w:rPr>
           <w:rFonts w:cs="Times New Roman"/>
@@ -4710,7 +4644,7 @@
           <w:sz w:val="28"/>
           <w:szCs w:val="28"/>
         </w:rPr>
-        <w:t xml:space="preserve">: </w:t>
+        <w:t>: позволяют</w:t>
       </w:r>
       <w:r>
         <w:rPr>
@@ -4719,36 +4653,27 @@
           <w:sz w:val="28"/>
           <w:szCs w:val="28"/>
         </w:rPr>
-        <w:t>позволяют</w:t>
-      </w:r>
-      <w:r>
-        <w:rPr>
-          <w:rFonts w:ascii="Times New Roman" w:hAnsi="Times New Roman" w:cs="Times New Roman"/>
-          <w:bCs/>
-          <w:sz w:val="28"/>
-          <w:szCs w:val="28"/>
-        </w:rPr>
         <w:t xml:space="preserve"> не только классифицировать объекты, но и определять их координаты в пространстве, что полезно для отслеживания перемещений.</w:t>
       </w:r>
     </w:p>
     <w:p>
       <w:pPr>
-        <w:pStyle w:val="2"/>
-        <w:spacing w:before="0" w:after="0" w:line="360" w:lineRule="auto"/>
-        <w:rPr>
-          <w:rFonts w:cs="Times New Roman"/>
-          <w:szCs w:val="28"/>
-        </w:rPr>
-      </w:pPr>
-      <w:bookmarkStart w:id="7" w:name="_Toc226052382"/>
-      <w:r>
-        <w:rPr>
-          <w:rFonts w:cs="Times New Roman"/>
+        <w:spacing w:after="0" w:line="360" w:lineRule="auto"/>
+        <w:ind w:firstLine="709"/>
+        <w:rPr>
+          <w:rFonts w:ascii="Times New Roman" w:hAnsi="Times New Roman" w:cs="Times New Roman"/>
+          <w:sz w:val="28"/>
+          <w:szCs w:val="28"/>
+        </w:rPr>
+      </w:pPr>
+      <w:r>
+        <w:rPr>
+          <w:rFonts w:ascii="Times New Roman" w:hAnsi="Times New Roman" w:cs="Times New Roman"/>
+          <w:sz w:val="28"/>
           <w:szCs w:val="28"/>
         </w:rPr>
         <w:t>Анализ существующего бизнес-процесса оценки персонала</w:t>
       </w:r>
-      <w:bookmarkEnd w:id="7"/>
     </w:p>
     <w:p>
       <w:pPr>
@@ -4962,7 +4887,6 @@
         <w:rPr>
           <w:rFonts w:ascii="Times New Roman" w:hAnsi="Times New Roman" w:cs="Times New Roman"/>
           <w:sz w:val="28"/>
-          <w:lang w:val="en-US"/>
         </w:rPr>
       </w:pPr>
       <w:r>
@@ -5035,8 +4959,8 @@
           <w:lang w:eastAsia="ru-RU" w:bidi="ar-SA"/>
         </w:rPr>
       </w:pPr>
-      <w:bookmarkStart w:id="8" w:name="_Toc194515444"/>
-      <w:bookmarkStart w:id="9" w:name="_Toc226052383"/>
+      <w:bookmarkStart w:id="7" w:name="_Toc194515444"/>
+      <w:bookmarkStart w:id="8" w:name="_Toc226058164"/>
       <w:r>
         <w:rPr>
           <w:rFonts w:ascii="Times New Roman" w:eastAsia="Times New Roman" w:hAnsi="Times New Roman" w:cs="Times New Roman"/>
@@ -5050,8 +4974,8 @@
         <w:lastRenderedPageBreak/>
         <w:t>2. ОБЗОР АНАЛОГОВ</w:t>
       </w:r>
+      <w:bookmarkEnd w:id="7"/>
       <w:bookmarkEnd w:id="8"/>
-      <w:bookmarkEnd w:id="9"/>
     </w:p>
     <w:p>
       <w:pPr>
@@ -5094,7 +5018,7 @@
           <w:lang w:bidi="ar-SA"/>
         </w:rPr>
       </w:pPr>
-      <w:bookmarkStart w:id="10" w:name="_Toc226052384"/>
+      <w:bookmarkStart w:id="9" w:name="_Toc226058165"/>
       <w:r>
         <w:rPr>
           <w:rFonts w:cs="Times New Roman"/>
@@ -5104,7 +5028,7 @@
         </w:rPr>
         <w:t>2.1. Существующие решения</w:t>
       </w:r>
-      <w:bookmarkEnd w:id="10"/>
+      <w:bookmarkEnd w:id="9"/>
     </w:p>
     <w:p>
       <w:pPr>
@@ -6340,7 +6264,7 @@
           <w:lang w:bidi="ar-SA"/>
         </w:rPr>
       </w:pPr>
-      <w:bookmarkStart w:id="11" w:name="_Toc226052385"/>
+      <w:bookmarkStart w:id="10" w:name="_Toc226058166"/>
       <w:r>
         <w:rPr>
           <w:rFonts w:cs="Times New Roman"/>
@@ -6350,7 +6274,7 @@
         </w:rPr>
         <w:t>2.2. Сравнительный анализ аналогов</w:t>
       </w:r>
-      <w:bookmarkEnd w:id="11"/>
+      <w:bookmarkEnd w:id="10"/>
     </w:p>
     <w:p>
       <w:pPr>
@@ -7494,7 +7418,7 @@
           <w:between w:val="nil"/>
         </w:pBdr>
         <w:spacing w:after="0" w:line="360" w:lineRule="auto"/>
-        <w:ind w:left="0"/>
+        <w:ind w:left="0" w:firstLine="709"/>
         <w:jc w:val="both"/>
         <w:rPr>
           <w:rFonts w:ascii="Times New Roman" w:hAnsi="Times New Roman" w:cs="Times New Roman"/>
@@ -7526,7 +7450,7 @@
           <w:between w:val="nil"/>
         </w:pBdr>
         <w:spacing w:after="0" w:line="360" w:lineRule="auto"/>
-        <w:ind w:left="0"/>
+        <w:ind w:left="0" w:firstLine="709"/>
         <w:jc w:val="both"/>
         <w:rPr>
           <w:rFonts w:ascii="Times New Roman" w:hAnsi="Times New Roman" w:cs="Times New Roman"/>
@@ -7558,7 +7482,7 @@
           <w:between w:val="nil"/>
         </w:pBdr>
         <w:spacing w:after="0" w:line="360" w:lineRule="auto"/>
-        <w:ind w:left="0"/>
+        <w:ind w:left="0" w:firstLine="709"/>
         <w:jc w:val="both"/>
         <w:rPr>
           <w:rFonts w:ascii="Times New Roman" w:hAnsi="Times New Roman" w:cs="Times New Roman"/>
@@ -7590,7 +7514,7 @@
           <w:between w:val="nil"/>
         </w:pBdr>
         <w:spacing w:after="0" w:line="360" w:lineRule="auto"/>
-        <w:ind w:left="0"/>
+        <w:ind w:left="0" w:firstLine="709"/>
         <w:jc w:val="both"/>
         <w:rPr>
           <w:rFonts w:ascii="Times New Roman" w:hAnsi="Times New Roman" w:cs="Times New Roman"/>
@@ -7622,7 +7546,7 @@
           <w:between w:val="nil"/>
         </w:pBdr>
         <w:spacing w:after="0" w:line="360" w:lineRule="auto"/>
-        <w:ind w:left="0"/>
+        <w:ind w:left="0" w:firstLine="709"/>
         <w:jc w:val="both"/>
         <w:rPr>
           <w:rFonts w:ascii="Times New Roman" w:hAnsi="Times New Roman" w:cs="Times New Roman"/>
@@ -7654,7 +7578,7 @@
           <w:between w:val="nil"/>
         </w:pBdr>
         <w:spacing w:after="0" w:line="360" w:lineRule="auto"/>
-        <w:ind w:left="0"/>
+        <w:ind w:left="0" w:firstLine="709"/>
         <w:jc w:val="both"/>
         <w:rPr>
           <w:rFonts w:ascii="Times New Roman" w:hAnsi="Times New Roman" w:cs="Times New Roman"/>
@@ -7682,7 +7606,7 @@
           <w:szCs w:val="28"/>
         </w:rPr>
       </w:pPr>
-      <w:bookmarkStart w:id="12" w:name="_Toc226052386"/>
+      <w:bookmarkStart w:id="11" w:name="_Toc226058167"/>
       <w:r>
         <w:rPr>
           <w:rFonts w:cs="Times New Roman"/>
@@ -7692,7 +7616,7 @@
         <w:lastRenderedPageBreak/>
         <w:t>2.3. Выводы по обзору аналогов</w:t>
       </w:r>
-      <w:bookmarkEnd w:id="12"/>
+      <w:bookmarkEnd w:id="11"/>
     </w:p>
     <w:p>
       <w:pPr>
@@ -7798,8 +7722,8 @@
           <w:lang w:eastAsia="ru-RU" w:bidi="ar-SA"/>
         </w:rPr>
       </w:pPr>
-      <w:bookmarkStart w:id="13" w:name="_Toc194515445"/>
-      <w:bookmarkStart w:id="14" w:name="_Toc226052387"/>
+      <w:bookmarkStart w:id="12" w:name="_Toc194515445"/>
+      <w:bookmarkStart w:id="13" w:name="_Toc226058168"/>
       <w:r>
         <w:rPr>
           <w:rFonts w:ascii="Times New Roman" w:eastAsia="Times New Roman" w:hAnsi="Times New Roman" w:cs="Times New Roman"/>
@@ -7813,8 +7737,8 @@
         <w:lastRenderedPageBreak/>
         <w:t>3. ТЕХНИЧЕСКОЕ ЗАДАНИЕ</w:t>
       </w:r>
+      <w:bookmarkEnd w:id="12"/>
       <w:bookmarkEnd w:id="13"/>
-      <w:bookmarkEnd w:id="14"/>
     </w:p>
     <w:p>
       <w:pPr>
@@ -7828,7 +7752,7 @@
           <w:szCs w:val="28"/>
         </w:rPr>
       </w:pPr>
-      <w:bookmarkStart w:id="15" w:name="_Toc226052388"/>
+      <w:bookmarkStart w:id="14" w:name="_Toc226058169"/>
       <w:r>
         <w:rPr>
           <w:rFonts w:cs="Times New Roman"/>
@@ -7838,7 +7762,7 @@
         </w:rPr>
         <w:t>3.1. Общие сведения</w:t>
       </w:r>
-      <w:bookmarkEnd w:id="15"/>
+      <w:bookmarkEnd w:id="14"/>
     </w:p>
     <w:p>
       <w:pPr>
@@ -8255,7 +8179,7 @@
           <w:szCs w:val="28"/>
         </w:rPr>
       </w:pPr>
-      <w:bookmarkStart w:id="16" w:name="_Toc226052389"/>
+      <w:bookmarkStart w:id="15" w:name="_Toc226058170"/>
       <w:r>
         <w:rPr>
           <w:rFonts w:cs="Times New Roman"/>
@@ -8265,7 +8189,7 @@
         </w:rPr>
         <w:t>3.2. Назначение и цели разработки</w:t>
       </w:r>
-      <w:bookmarkEnd w:id="16"/>
+      <w:bookmarkEnd w:id="15"/>
     </w:p>
     <w:p>
       <w:pPr>
@@ -8626,7 +8550,7 @@
           <w:szCs w:val="28"/>
         </w:rPr>
       </w:pPr>
-      <w:bookmarkStart w:id="17" w:name="_Toc226052390"/>
+      <w:bookmarkStart w:id="16" w:name="_Toc226058171"/>
       <w:r>
         <w:rPr>
           <w:rFonts w:cs="Times New Roman"/>
@@ -8636,7 +8560,7 @@
         </w:rPr>
         <w:t>3.3. Требования к системе</w:t>
       </w:r>
-      <w:bookmarkEnd w:id="17"/>
+      <w:bookmarkEnd w:id="16"/>
     </w:p>
     <w:p>
       <w:pPr>
@@ -9817,7 +9741,7 @@
           <w:szCs w:val="28"/>
         </w:rPr>
       </w:pPr>
-      <w:bookmarkStart w:id="18" w:name="_Toc226052391"/>
+      <w:bookmarkStart w:id="17" w:name="_Toc226058172"/>
       <w:r>
         <w:rPr>
           <w:rFonts w:cs="Times New Roman"/>
@@ -9827,7 +9751,7 @@
         </w:rPr>
         <w:t>3.4. Основные пользователи</w:t>
       </w:r>
-      <w:bookmarkEnd w:id="18"/>
+      <w:bookmarkEnd w:id="17"/>
     </w:p>
     <w:p>
       <w:pPr>
@@ -9921,8 +9845,8 @@
           <w:szCs w:val="28"/>
         </w:rPr>
       </w:pPr>
-      <w:bookmarkStart w:id="19" w:name="_Toc194515457"/>
-      <w:bookmarkStart w:id="20" w:name="_Toc226052392"/>
+      <w:bookmarkStart w:id="18" w:name="_Toc194515457"/>
+      <w:bookmarkStart w:id="19" w:name="_Toc226058173"/>
       <w:r>
         <w:rPr>
           <w:rFonts w:ascii="Times New Roman" w:hAnsi="Times New Roman" w:cs="Times New Roman"/>
@@ -9935,8 +9859,8 @@
         <w:lastRenderedPageBreak/>
         <w:t>4. ПРОЕКТИРОВАНИЕ СИСТЕМЫ</w:t>
       </w:r>
+      <w:bookmarkEnd w:id="18"/>
       <w:bookmarkEnd w:id="19"/>
-      <w:bookmarkEnd w:id="20"/>
     </w:p>
     <w:p>
       <w:pPr>
@@ -10024,8 +9948,8 @@
           <w:szCs w:val="28"/>
         </w:rPr>
       </w:pPr>
-      <w:bookmarkStart w:id="21" w:name="_Toc194515458"/>
-      <w:bookmarkStart w:id="22" w:name="_Toc226052393"/>
+      <w:bookmarkStart w:id="20" w:name="_Toc194515458"/>
+      <w:bookmarkStart w:id="21" w:name="_Toc226058174"/>
       <w:r>
         <w:rPr>
           <w:rFonts w:cs="Times New Roman"/>
@@ -10035,8 +9959,8 @@
         </w:rPr>
         <w:t>4.1. BPMN-диаграмма</w:t>
       </w:r>
+      <w:bookmarkEnd w:id="20"/>
       <w:bookmarkEnd w:id="21"/>
-      <w:bookmarkEnd w:id="22"/>
     </w:p>
     <w:p>
       <w:pPr>
@@ -10080,39 +10004,15 @@
           <w:sz w:val="28"/>
           <w:szCs w:val="28"/>
         </w:rPr>
-        <w:t>А также</w:t>
-      </w:r>
-      <w:r>
-        <w:rPr>
-          <w:rFonts w:ascii="Times New Roman" w:hAnsi="Times New Roman" w:cs="Times New Roman"/>
-          <w:sz w:val="28"/>
-          <w:szCs w:val="28"/>
-        </w:rPr>
-        <w:t xml:space="preserve"> позволяет в полной мере отразить процессы, происходящие в системе.</w:t>
-      </w:r>
-      <w:r>
-        <w:rPr>
-          <w:rFonts w:ascii="Times New Roman" w:hAnsi="Times New Roman" w:cs="Times New Roman"/>
-          <w:sz w:val="28"/>
-          <w:szCs w:val="28"/>
-        </w:rPr>
-        <w:t xml:space="preserve"> </w:t>
-      </w:r>
-      <w:r>
-        <w:rPr>
-          <w:rFonts w:ascii="Times New Roman" w:hAnsi="Times New Roman" w:cs="Times New Roman"/>
-          <w:sz w:val="28"/>
-          <w:szCs w:val="28"/>
-        </w:rPr>
-        <w:t>Диаграмма представлена ниже</w:t>
-      </w:r>
-      <w:r>
-        <w:rPr>
-          <w:rFonts w:ascii="Times New Roman" w:hAnsi="Times New Roman" w:cs="Times New Roman"/>
-          <w:sz w:val="28"/>
-          <w:szCs w:val="28"/>
-        </w:rPr>
-        <w:t>.</w:t>
+        <w:t xml:space="preserve">А также позволяет в полной мере отразить процессы, происходящие в системе. </w:t>
+      </w:r>
+      <w:r>
+        <w:rPr>
+          <w:rFonts w:ascii="Times New Roman" w:hAnsi="Times New Roman" w:cs="Times New Roman"/>
+          <w:sz w:val="28"/>
+          <w:szCs w:val="28"/>
+        </w:rPr>
+        <w:t>Диаграмма представлена ниже.</w:t>
       </w:r>
     </w:p>
     <w:p>
@@ -10412,8 +10312,8 @@
           <w:szCs w:val="28"/>
         </w:rPr>
       </w:pPr>
-      <w:bookmarkStart w:id="23" w:name="_Toc194515459"/>
-      <w:bookmarkStart w:id="24" w:name="_Toc226052394"/>
+      <w:bookmarkStart w:id="22" w:name="_Toc194515459"/>
+      <w:bookmarkStart w:id="23" w:name="_Toc226058175"/>
       <w:r>
         <w:rPr>
           <w:rFonts w:cs="Times New Roman"/>
@@ -10423,8 +10323,8 @@
         </w:rPr>
         <w:t>4.2. Диаграмма IDEF0</w:t>
       </w:r>
+      <w:bookmarkEnd w:id="22"/>
       <w:bookmarkEnd w:id="23"/>
-      <w:bookmarkEnd w:id="24"/>
     </w:p>
     <w:p>
       <w:pPr>
@@ -10632,8 +10532,6 @@
       <w:r>
         <w:rPr>
           <w:rFonts w:ascii="Times New Roman" w:hAnsi="Times New Roman" w:cs="Times New Roman"/>
-          <w:b/>
-          <w:bCs/>
           <w:sz w:val="28"/>
           <w:szCs w:val="28"/>
         </w:rPr>
@@ -10647,31 +10545,21 @@
           <w:numId w:val="63"/>
         </w:numPr>
         <w:spacing w:after="0" w:line="360" w:lineRule="auto"/>
-        <w:ind w:left="0"/>
-        <w:jc w:val="both"/>
-        <w:rPr>
-          <w:rFonts w:ascii="Times New Roman" w:hAnsi="Times New Roman" w:cs="Times New Roman"/>
-          <w:sz w:val="28"/>
-          <w:szCs w:val="28"/>
-        </w:rPr>
-      </w:pPr>
-      <w:r>
-        <w:rPr>
-          <w:rFonts w:ascii="Times New Roman" w:hAnsi="Times New Roman" w:cs="Times New Roman"/>
-          <w:b/>
-          <w:bCs/>
-          <w:sz w:val="28"/>
-          <w:szCs w:val="28"/>
-        </w:rPr>
-        <w:t>Данные с камер</w:t>
-      </w:r>
-      <w:r>
-        <w:rPr>
-          <w:rFonts w:ascii="Times New Roman" w:hAnsi="Times New Roman" w:cs="Times New Roman"/>
-          <w:sz w:val="28"/>
-          <w:szCs w:val="28"/>
-        </w:rPr>
-        <w:t xml:space="preserve"> — видеопоток с установленных камер наблюдения, используемый для визуального анализа присутствия человека и наличия защитного оборудования;</w:t>
+        <w:ind w:left="0" w:firstLine="709"/>
+        <w:jc w:val="both"/>
+        <w:rPr>
+          <w:rFonts w:ascii="Times New Roman" w:hAnsi="Times New Roman" w:cs="Times New Roman"/>
+          <w:sz w:val="28"/>
+          <w:szCs w:val="28"/>
+        </w:rPr>
+      </w:pPr>
+      <w:r>
+        <w:rPr>
+          <w:rFonts w:ascii="Times New Roman" w:hAnsi="Times New Roman" w:cs="Times New Roman"/>
+          <w:sz w:val="28"/>
+          <w:szCs w:val="28"/>
+        </w:rPr>
+        <w:t>Данные с камер — видеопоток с установленных камер наблюдения, используемый для визуального анализа присутствия человека и наличия защитного оборудования;</w:t>
       </w:r>
     </w:p>
     <w:p>
@@ -10681,31 +10569,21 @@
           <w:numId w:val="63"/>
         </w:numPr>
         <w:spacing w:after="0" w:line="360" w:lineRule="auto"/>
-        <w:ind w:left="0"/>
-        <w:jc w:val="both"/>
-        <w:rPr>
-          <w:rFonts w:ascii="Times New Roman" w:hAnsi="Times New Roman" w:cs="Times New Roman"/>
-          <w:sz w:val="28"/>
-          <w:szCs w:val="28"/>
-        </w:rPr>
-      </w:pPr>
-      <w:r>
-        <w:rPr>
-          <w:rFonts w:ascii="Times New Roman" w:hAnsi="Times New Roman" w:cs="Times New Roman"/>
-          <w:b/>
-          <w:bCs/>
-          <w:sz w:val="28"/>
-          <w:szCs w:val="28"/>
-        </w:rPr>
-        <w:t>Параметры системы</w:t>
-      </w:r>
-      <w:r>
-        <w:rPr>
-          <w:rFonts w:ascii="Times New Roman" w:hAnsi="Times New Roman" w:cs="Times New Roman"/>
-          <w:sz w:val="28"/>
-          <w:szCs w:val="28"/>
-        </w:rPr>
-        <w:t xml:space="preserve"> — настройки конфигурации (границы опасной зоны, расположение контрольных точек, пороговые значения и т.д.);</w:t>
+        <w:ind w:left="0" w:firstLine="709"/>
+        <w:jc w:val="both"/>
+        <w:rPr>
+          <w:rFonts w:ascii="Times New Roman" w:hAnsi="Times New Roman" w:cs="Times New Roman"/>
+          <w:sz w:val="28"/>
+          <w:szCs w:val="28"/>
+        </w:rPr>
+      </w:pPr>
+      <w:r>
+        <w:rPr>
+          <w:rFonts w:ascii="Times New Roman" w:hAnsi="Times New Roman" w:cs="Times New Roman"/>
+          <w:sz w:val="28"/>
+          <w:szCs w:val="28"/>
+        </w:rPr>
+        <w:t>Параметры системы — настройки конфигурации (границы опасной зоны, расположение контрольных точек, пороговые значения и т.д.);</w:t>
       </w:r>
     </w:p>
     <w:p>
@@ -10715,31 +10593,21 @@
           <w:numId w:val="63"/>
         </w:numPr>
         <w:spacing w:after="0" w:line="360" w:lineRule="auto"/>
-        <w:ind w:left="0"/>
-        <w:jc w:val="both"/>
-        <w:rPr>
-          <w:rFonts w:ascii="Times New Roman" w:hAnsi="Times New Roman" w:cs="Times New Roman"/>
-          <w:sz w:val="28"/>
-          <w:szCs w:val="28"/>
-        </w:rPr>
-      </w:pPr>
-      <w:r>
-        <w:rPr>
-          <w:rFonts w:ascii="Times New Roman" w:hAnsi="Times New Roman" w:cs="Times New Roman"/>
-          <w:b/>
-          <w:bCs/>
-          <w:sz w:val="28"/>
-          <w:szCs w:val="28"/>
-        </w:rPr>
-        <w:t>Данные о сотруднике</w:t>
-      </w:r>
-      <w:r>
-        <w:rPr>
-          <w:rFonts w:ascii="Times New Roman" w:hAnsi="Times New Roman" w:cs="Times New Roman"/>
-          <w:sz w:val="28"/>
-          <w:szCs w:val="28"/>
-        </w:rPr>
-        <w:t xml:space="preserve"> — информация из базы данных (ФИО, ID, допуск к работе в опасной зоне).</w:t>
+        <w:ind w:left="0" w:firstLine="709"/>
+        <w:jc w:val="both"/>
+        <w:rPr>
+          <w:rFonts w:ascii="Times New Roman" w:hAnsi="Times New Roman" w:cs="Times New Roman"/>
+          <w:sz w:val="28"/>
+          <w:szCs w:val="28"/>
+        </w:rPr>
+      </w:pPr>
+      <w:r>
+        <w:rPr>
+          <w:rFonts w:ascii="Times New Roman" w:hAnsi="Times New Roman" w:cs="Times New Roman"/>
+          <w:sz w:val="28"/>
+          <w:szCs w:val="28"/>
+        </w:rPr>
+        <w:t>Данные о сотруднике — информация из базы данных (ФИО, ID, допуск к работе в опасной зоне).</w:t>
       </w:r>
     </w:p>
     <w:p>
@@ -10756,8 +10624,6 @@
       <w:r>
         <w:rPr>
           <w:rFonts w:ascii="Times New Roman" w:hAnsi="Times New Roman" w:cs="Times New Roman"/>
-          <w:b/>
-          <w:bCs/>
           <w:sz w:val="28"/>
           <w:szCs w:val="28"/>
         </w:rPr>
@@ -10771,31 +10637,21 @@
           <w:numId w:val="64"/>
         </w:numPr>
         <w:spacing w:after="0" w:line="360" w:lineRule="auto"/>
-        <w:ind w:left="0"/>
-        <w:jc w:val="both"/>
-        <w:rPr>
-          <w:rFonts w:ascii="Times New Roman" w:hAnsi="Times New Roman" w:cs="Times New Roman"/>
-          <w:sz w:val="28"/>
-          <w:szCs w:val="28"/>
-        </w:rPr>
-      </w:pPr>
-      <w:r>
-        <w:rPr>
-          <w:rFonts w:ascii="Times New Roman" w:hAnsi="Times New Roman" w:cs="Times New Roman"/>
-          <w:b/>
-          <w:bCs/>
-          <w:sz w:val="28"/>
-          <w:szCs w:val="28"/>
-        </w:rPr>
-        <w:t>Требования безопасности</w:t>
-      </w:r>
-      <w:r>
-        <w:rPr>
-          <w:rFonts w:ascii="Times New Roman" w:hAnsi="Times New Roman" w:cs="Times New Roman"/>
-          <w:sz w:val="28"/>
-          <w:szCs w:val="28"/>
-        </w:rPr>
-        <w:t xml:space="preserve"> — нормативные документы, правила охраны труда и внутренние регламенты предприятия;</w:t>
+        <w:ind w:left="0" w:firstLine="709"/>
+        <w:jc w:val="both"/>
+        <w:rPr>
+          <w:rFonts w:ascii="Times New Roman" w:hAnsi="Times New Roman" w:cs="Times New Roman"/>
+          <w:sz w:val="28"/>
+          <w:szCs w:val="28"/>
+        </w:rPr>
+      </w:pPr>
+      <w:r>
+        <w:rPr>
+          <w:rFonts w:ascii="Times New Roman" w:hAnsi="Times New Roman" w:cs="Times New Roman"/>
+          <w:sz w:val="28"/>
+          <w:szCs w:val="28"/>
+        </w:rPr>
+        <w:t>Требования безопасности — нормативные документы, правила охраны труда и внутренние регламенты предприятия;</w:t>
       </w:r>
     </w:p>
     <w:p>
@@ -10805,31 +10661,21 @@
           <w:numId w:val="64"/>
         </w:numPr>
         <w:spacing w:after="0" w:line="360" w:lineRule="auto"/>
-        <w:ind w:left="0"/>
-        <w:jc w:val="both"/>
-        <w:rPr>
-          <w:rFonts w:ascii="Times New Roman" w:hAnsi="Times New Roman" w:cs="Times New Roman"/>
-          <w:sz w:val="28"/>
-          <w:szCs w:val="28"/>
-        </w:rPr>
-      </w:pPr>
-      <w:r>
-        <w:rPr>
-          <w:rFonts w:ascii="Times New Roman" w:hAnsi="Times New Roman" w:cs="Times New Roman"/>
-          <w:b/>
-          <w:bCs/>
-          <w:sz w:val="28"/>
-          <w:szCs w:val="28"/>
-        </w:rPr>
-        <w:t>Требования к ЭВМ</w:t>
-      </w:r>
-      <w:r>
-        <w:rPr>
-          <w:rFonts w:ascii="Times New Roman" w:hAnsi="Times New Roman" w:cs="Times New Roman"/>
-          <w:sz w:val="28"/>
-          <w:szCs w:val="28"/>
-        </w:rPr>
-        <w:t xml:space="preserve"> — технические характеристики аппаратного и программного обеспечения;</w:t>
+        <w:ind w:left="0" w:firstLine="709"/>
+        <w:jc w:val="both"/>
+        <w:rPr>
+          <w:rFonts w:ascii="Times New Roman" w:hAnsi="Times New Roman" w:cs="Times New Roman"/>
+          <w:sz w:val="28"/>
+          <w:szCs w:val="28"/>
+        </w:rPr>
+      </w:pPr>
+      <w:r>
+        <w:rPr>
+          <w:rFonts w:ascii="Times New Roman" w:hAnsi="Times New Roman" w:cs="Times New Roman"/>
+          <w:sz w:val="28"/>
+          <w:szCs w:val="28"/>
+        </w:rPr>
+        <w:t>Требования к ЭВМ — технические характеристики аппаратного и программного обеспечения;</w:t>
       </w:r>
     </w:p>
     <w:p>
@@ -10839,31 +10685,21 @@
           <w:numId w:val="64"/>
         </w:numPr>
         <w:spacing w:after="0" w:line="360" w:lineRule="auto"/>
-        <w:ind w:left="0"/>
-        <w:jc w:val="both"/>
-        <w:rPr>
-          <w:rFonts w:ascii="Times New Roman" w:hAnsi="Times New Roman" w:cs="Times New Roman"/>
-          <w:sz w:val="28"/>
-          <w:szCs w:val="28"/>
-        </w:rPr>
-      </w:pPr>
-      <w:r>
-        <w:rPr>
-          <w:rFonts w:ascii="Times New Roman" w:hAnsi="Times New Roman" w:cs="Times New Roman"/>
-          <w:b/>
-          <w:bCs/>
-          <w:sz w:val="28"/>
-          <w:szCs w:val="28"/>
-        </w:rPr>
-        <w:t>Математические модели</w:t>
-      </w:r>
-      <w:r>
-        <w:rPr>
-          <w:rFonts w:ascii="Times New Roman" w:hAnsi="Times New Roman" w:cs="Times New Roman"/>
-          <w:sz w:val="28"/>
-          <w:szCs w:val="28"/>
-        </w:rPr>
-        <w:t xml:space="preserve"> — алгоритмы обработки видеопотока, модели нейронных сетей и расчёта пересечения контрольных точек;</w:t>
+        <w:ind w:left="0" w:firstLine="709"/>
+        <w:jc w:val="both"/>
+        <w:rPr>
+          <w:rFonts w:ascii="Times New Roman" w:hAnsi="Times New Roman" w:cs="Times New Roman"/>
+          <w:sz w:val="28"/>
+          <w:szCs w:val="28"/>
+        </w:rPr>
+      </w:pPr>
+      <w:r>
+        <w:rPr>
+          <w:rFonts w:ascii="Times New Roman" w:hAnsi="Times New Roman" w:cs="Times New Roman"/>
+          <w:sz w:val="28"/>
+          <w:szCs w:val="28"/>
+        </w:rPr>
+        <w:t>Математические модели — алгоритмы обработки видеопотока, модели нейронных сетей и расчёта пересечения контрольных точек;</w:t>
       </w:r>
     </w:p>
     <w:p>
@@ -10873,32 +10709,22 @@
           <w:numId w:val="64"/>
         </w:numPr>
         <w:spacing w:after="0" w:line="360" w:lineRule="auto"/>
-        <w:ind w:left="0"/>
-        <w:jc w:val="both"/>
-        <w:rPr>
-          <w:rFonts w:ascii="Times New Roman" w:hAnsi="Times New Roman" w:cs="Times New Roman"/>
-          <w:sz w:val="28"/>
-          <w:szCs w:val="28"/>
-        </w:rPr>
-      </w:pPr>
-      <w:r>
-        <w:rPr>
-          <w:rFonts w:ascii="Times New Roman" w:hAnsi="Times New Roman" w:cs="Times New Roman"/>
-          <w:b/>
-          <w:bCs/>
+        <w:ind w:left="0" w:firstLine="709"/>
+        <w:jc w:val="both"/>
+        <w:rPr>
+          <w:rFonts w:ascii="Times New Roman" w:hAnsi="Times New Roman" w:cs="Times New Roman"/>
+          <w:sz w:val="28"/>
+          <w:szCs w:val="28"/>
+        </w:rPr>
+      </w:pPr>
+      <w:r>
+        <w:rPr>
+          <w:rFonts w:ascii="Times New Roman" w:hAnsi="Times New Roman" w:cs="Times New Roman"/>
           <w:sz w:val="28"/>
           <w:szCs w:val="28"/>
         </w:rPr>
         <w:lastRenderedPageBreak/>
-        <w:t>Требования к ИНС</w:t>
-      </w:r>
-      <w:r>
-        <w:rPr>
-          <w:rFonts w:ascii="Times New Roman" w:hAnsi="Times New Roman" w:cs="Times New Roman"/>
-          <w:sz w:val="28"/>
-          <w:szCs w:val="28"/>
-        </w:rPr>
-        <w:t xml:space="preserve"> — критерии точности, скорости работы и устойчивости нейронных сетей;</w:t>
+        <w:t>Требования к ИНС — критерии точности, скорости работы и устойчивости нейронных сетей;</w:t>
       </w:r>
     </w:p>
     <w:p>
@@ -10908,31 +10734,21 @@
           <w:numId w:val="64"/>
         </w:numPr>
         <w:spacing w:after="0" w:line="360" w:lineRule="auto"/>
-        <w:ind w:left="0"/>
-        <w:jc w:val="both"/>
-        <w:rPr>
-          <w:rFonts w:ascii="Times New Roman" w:hAnsi="Times New Roman" w:cs="Times New Roman"/>
-          <w:sz w:val="28"/>
-          <w:szCs w:val="28"/>
-        </w:rPr>
-      </w:pPr>
-      <w:r>
-        <w:rPr>
-          <w:rFonts w:ascii="Times New Roman" w:hAnsi="Times New Roman" w:cs="Times New Roman"/>
-          <w:b/>
-          <w:bCs/>
-          <w:sz w:val="28"/>
-          <w:szCs w:val="28"/>
-        </w:rPr>
-        <w:t>Законы</w:t>
-      </w:r>
-      <w:r>
-        <w:rPr>
-          <w:rFonts w:ascii="Times New Roman" w:hAnsi="Times New Roman" w:cs="Times New Roman"/>
-          <w:sz w:val="28"/>
-          <w:szCs w:val="28"/>
-        </w:rPr>
-        <w:t xml:space="preserve"> — федеральные и отраслевые нормативно-правовые акты в области промышленной безопасности и охраны труда.</w:t>
+        <w:ind w:left="0" w:firstLine="709"/>
+        <w:jc w:val="both"/>
+        <w:rPr>
+          <w:rFonts w:ascii="Times New Roman" w:hAnsi="Times New Roman" w:cs="Times New Roman"/>
+          <w:sz w:val="28"/>
+          <w:szCs w:val="28"/>
+        </w:rPr>
+      </w:pPr>
+      <w:r>
+        <w:rPr>
+          <w:rFonts w:ascii="Times New Roman" w:hAnsi="Times New Roman" w:cs="Times New Roman"/>
+          <w:sz w:val="28"/>
+          <w:szCs w:val="28"/>
+        </w:rPr>
+        <w:t>Законы — федеральные и отраслевые нормативно-правовые акты в области промышленной безопасности и охраны труда.</w:t>
       </w:r>
     </w:p>
     <w:p>
@@ -10949,8 +10765,6 @@
       <w:r>
         <w:rPr>
           <w:rFonts w:ascii="Times New Roman" w:hAnsi="Times New Roman" w:cs="Times New Roman"/>
-          <w:b/>
-          <w:bCs/>
           <w:sz w:val="28"/>
           <w:szCs w:val="28"/>
         </w:rPr>
@@ -10964,31 +10778,21 @@
           <w:numId w:val="65"/>
         </w:numPr>
         <w:spacing w:after="0" w:line="360" w:lineRule="auto"/>
-        <w:ind w:left="0"/>
-        <w:jc w:val="both"/>
-        <w:rPr>
-          <w:rFonts w:ascii="Times New Roman" w:hAnsi="Times New Roman" w:cs="Times New Roman"/>
-          <w:sz w:val="28"/>
-          <w:szCs w:val="28"/>
-        </w:rPr>
-      </w:pPr>
-      <w:r>
-        <w:rPr>
-          <w:rFonts w:ascii="Times New Roman" w:hAnsi="Times New Roman" w:cs="Times New Roman"/>
-          <w:b/>
-          <w:bCs/>
-          <w:sz w:val="28"/>
-          <w:szCs w:val="28"/>
-        </w:rPr>
-        <w:t>Уведомления</w:t>
-      </w:r>
-      <w:r>
-        <w:rPr>
-          <w:rFonts w:ascii="Times New Roman" w:hAnsi="Times New Roman" w:cs="Times New Roman"/>
-          <w:sz w:val="28"/>
-          <w:szCs w:val="28"/>
-        </w:rPr>
-        <w:t xml:space="preserve"> — звуковые и визуальные сигналы оператору при обнаружении нарушений (отсутствие защитного оборудования, непрохождение контрольных точек, несанкционированное нахождение в зоне);</w:t>
+        <w:ind w:left="0" w:firstLine="709"/>
+        <w:jc w:val="both"/>
+        <w:rPr>
+          <w:rFonts w:ascii="Times New Roman" w:hAnsi="Times New Roman" w:cs="Times New Roman"/>
+          <w:sz w:val="28"/>
+          <w:szCs w:val="28"/>
+        </w:rPr>
+      </w:pPr>
+      <w:r>
+        <w:rPr>
+          <w:rFonts w:ascii="Times New Roman" w:hAnsi="Times New Roman" w:cs="Times New Roman"/>
+          <w:sz w:val="28"/>
+          <w:szCs w:val="28"/>
+        </w:rPr>
+        <w:t>Уведомления — звуковые и визуальные сигналы оператору при обнаружении нарушений (отсутствие защитного оборудования, непрохождение контрольных точек, несанкционированное нахождение в зоне);</w:t>
       </w:r>
     </w:p>
     <w:p>
@@ -10998,31 +10802,21 @@
           <w:numId w:val="65"/>
         </w:numPr>
         <w:spacing w:after="0" w:line="360" w:lineRule="auto"/>
-        <w:ind w:left="0"/>
-        <w:jc w:val="both"/>
-        <w:rPr>
-          <w:rFonts w:ascii="Times New Roman" w:hAnsi="Times New Roman" w:cs="Times New Roman"/>
-          <w:sz w:val="28"/>
-          <w:szCs w:val="28"/>
-        </w:rPr>
-      </w:pPr>
-      <w:r>
-        <w:rPr>
-          <w:rFonts w:ascii="Times New Roman" w:hAnsi="Times New Roman" w:cs="Times New Roman"/>
-          <w:b/>
-          <w:bCs/>
-          <w:sz w:val="28"/>
-          <w:szCs w:val="28"/>
-        </w:rPr>
-        <w:t>Отчёты</w:t>
-      </w:r>
-      <w:r>
-        <w:rPr>
-          <w:rFonts w:ascii="Times New Roman" w:hAnsi="Times New Roman" w:cs="Times New Roman"/>
-          <w:sz w:val="28"/>
-          <w:szCs w:val="28"/>
-        </w:rPr>
-        <w:t xml:space="preserve"> — автоматически формируемые документы о мониторинге, содержащие данные о перемещениях сотрудника, времени прохождения контрольных точек, выявленных нарушениях и статистике.</w:t>
+        <w:ind w:left="0" w:firstLine="709"/>
+        <w:jc w:val="both"/>
+        <w:rPr>
+          <w:rFonts w:ascii="Times New Roman" w:hAnsi="Times New Roman" w:cs="Times New Roman"/>
+          <w:sz w:val="28"/>
+          <w:szCs w:val="28"/>
+        </w:rPr>
+      </w:pPr>
+      <w:r>
+        <w:rPr>
+          <w:rFonts w:ascii="Times New Roman" w:hAnsi="Times New Roman" w:cs="Times New Roman"/>
+          <w:sz w:val="28"/>
+          <w:szCs w:val="28"/>
+        </w:rPr>
+        <w:t>Отчёты — автоматически формируемые документы о мониторинге, содержащие данные о перемещениях сотрудника, времени прохождения контрольных точек, выявленных нарушениях и статистике.</w:t>
       </w:r>
     </w:p>
     <w:p>
@@ -11039,8 +10833,6 @@
       <w:r>
         <w:rPr>
           <w:rFonts w:ascii="Times New Roman" w:hAnsi="Times New Roman" w:cs="Times New Roman"/>
-          <w:b/>
-          <w:bCs/>
           <w:sz w:val="28"/>
           <w:szCs w:val="28"/>
         </w:rPr>
@@ -11054,31 +10846,21 @@
           <w:numId w:val="66"/>
         </w:numPr>
         <w:spacing w:after="0" w:line="360" w:lineRule="auto"/>
-        <w:ind w:left="0"/>
-        <w:jc w:val="both"/>
-        <w:rPr>
-          <w:rFonts w:ascii="Times New Roman" w:hAnsi="Times New Roman" w:cs="Times New Roman"/>
-          <w:sz w:val="28"/>
-          <w:szCs w:val="28"/>
-        </w:rPr>
-      </w:pPr>
-      <w:r>
-        <w:rPr>
-          <w:rFonts w:ascii="Times New Roman" w:hAnsi="Times New Roman" w:cs="Times New Roman"/>
-          <w:b/>
-          <w:bCs/>
-          <w:sz w:val="28"/>
-          <w:szCs w:val="28"/>
-        </w:rPr>
-        <w:t>Оператор</w:t>
-      </w:r>
-      <w:r>
-        <w:rPr>
-          <w:rFonts w:ascii="Times New Roman" w:hAnsi="Times New Roman" w:cs="Times New Roman"/>
-          <w:sz w:val="28"/>
-          <w:szCs w:val="28"/>
-        </w:rPr>
-        <w:t xml:space="preserve"> — специалист службы безопасности, осуществляющий контроль и принимающий решения по поступившим уведомлениям;</w:t>
+        <w:ind w:left="0" w:firstLine="709"/>
+        <w:jc w:val="both"/>
+        <w:rPr>
+          <w:rFonts w:ascii="Times New Roman" w:hAnsi="Times New Roman" w:cs="Times New Roman"/>
+          <w:sz w:val="28"/>
+          <w:szCs w:val="28"/>
+        </w:rPr>
+      </w:pPr>
+      <w:r>
+        <w:rPr>
+          <w:rFonts w:ascii="Times New Roman" w:hAnsi="Times New Roman" w:cs="Times New Roman"/>
+          <w:sz w:val="28"/>
+          <w:szCs w:val="28"/>
+        </w:rPr>
+        <w:t>Оператор — специалист службы безопасности, осуществляющий контроль и принимающий решения по поступившим уведомлениям;</w:t>
       </w:r>
     </w:p>
     <w:p>
@@ -11088,31 +10870,21 @@
           <w:numId w:val="66"/>
         </w:numPr>
         <w:spacing w:after="0" w:line="360" w:lineRule="auto"/>
-        <w:ind w:left="0"/>
-        <w:jc w:val="both"/>
-        <w:rPr>
-          <w:rFonts w:ascii="Times New Roman" w:hAnsi="Times New Roman" w:cs="Times New Roman"/>
-          <w:sz w:val="28"/>
-          <w:szCs w:val="28"/>
-        </w:rPr>
-      </w:pPr>
-      <w:r>
-        <w:rPr>
-          <w:rFonts w:ascii="Times New Roman" w:hAnsi="Times New Roman" w:cs="Times New Roman"/>
-          <w:b/>
-          <w:bCs/>
-          <w:sz w:val="28"/>
-          <w:szCs w:val="28"/>
-        </w:rPr>
-        <w:t>Аппаратное обеспечение</w:t>
-      </w:r>
-      <w:r>
-        <w:rPr>
-          <w:rFonts w:ascii="Times New Roman" w:hAnsi="Times New Roman" w:cs="Times New Roman"/>
-          <w:sz w:val="28"/>
-          <w:szCs w:val="28"/>
-        </w:rPr>
-        <w:t xml:space="preserve"> — сервер, камеры видеонаблюдения, датчики (инфракрасные, лазерные), RFID-антенны;</w:t>
+        <w:ind w:left="0" w:firstLine="709"/>
+        <w:jc w:val="both"/>
+        <w:rPr>
+          <w:rFonts w:ascii="Times New Roman" w:hAnsi="Times New Roman" w:cs="Times New Roman"/>
+          <w:sz w:val="28"/>
+          <w:szCs w:val="28"/>
+        </w:rPr>
+      </w:pPr>
+      <w:r>
+        <w:rPr>
+          <w:rFonts w:ascii="Times New Roman" w:hAnsi="Times New Roman" w:cs="Times New Roman"/>
+          <w:sz w:val="28"/>
+          <w:szCs w:val="28"/>
+        </w:rPr>
+        <w:t>Аппаратное обеспечение — сервер, камеры видеонаблюдения, датчики (инфракрасные, лазерные), RFID-антенны;</w:t>
       </w:r>
     </w:p>
     <w:p>
@@ -11122,31 +10894,21 @@
           <w:numId w:val="66"/>
         </w:numPr>
         <w:spacing w:after="0" w:line="360" w:lineRule="auto"/>
-        <w:ind w:left="0"/>
-        <w:jc w:val="both"/>
-        <w:rPr>
-          <w:rFonts w:ascii="Times New Roman" w:hAnsi="Times New Roman" w:cs="Times New Roman"/>
-          <w:sz w:val="28"/>
-          <w:szCs w:val="28"/>
-        </w:rPr>
-      </w:pPr>
-      <w:r>
-        <w:rPr>
-          <w:rFonts w:ascii="Times New Roman" w:hAnsi="Times New Roman" w:cs="Times New Roman"/>
-          <w:b/>
-          <w:bCs/>
-          <w:sz w:val="28"/>
-          <w:szCs w:val="28"/>
-        </w:rPr>
-        <w:t>Программное обеспечение</w:t>
-      </w:r>
-      <w:r>
-        <w:rPr>
-          <w:rFonts w:ascii="Times New Roman" w:hAnsi="Times New Roman" w:cs="Times New Roman"/>
-          <w:sz w:val="28"/>
-          <w:szCs w:val="28"/>
-        </w:rPr>
-        <w:t xml:space="preserve"> — разработанное приложение на C#, модули компьютерного зрения (OpenCV), нейронные сети (TensorFlow/PyTorch) и система управления базой данных (PostgreSQL).</w:t>
+        <w:ind w:left="0" w:firstLine="709"/>
+        <w:jc w:val="both"/>
+        <w:rPr>
+          <w:rFonts w:ascii="Times New Roman" w:hAnsi="Times New Roman" w:cs="Times New Roman"/>
+          <w:sz w:val="28"/>
+          <w:szCs w:val="28"/>
+        </w:rPr>
+      </w:pPr>
+      <w:r>
+        <w:rPr>
+          <w:rFonts w:ascii="Times New Roman" w:hAnsi="Times New Roman" w:cs="Times New Roman"/>
+          <w:sz w:val="28"/>
+          <w:szCs w:val="28"/>
+        </w:rPr>
+        <w:t>Программное обеспечение — разработанное приложение на C#, модули компьютерного зрения (OpenCV), нейронные сети (TensorFlow/PyTorch) и система управления базой данных (PostgreSQL).</w:t>
       </w:r>
     </w:p>
     <w:p>
@@ -11186,6 +10948,7 @@
           <w:sz w:val="28"/>
           <w:szCs w:val="28"/>
         </w:rPr>
+        <w:lastRenderedPageBreak/>
         <w:t>Такое представление позволяет чётко определить границы системы, её взаимодействие с внешней средой и основные компоненты, необходимые для эффективной работы в условиях реального производства.</w:t>
       </w:r>
     </w:p>
@@ -11204,8 +10967,8 @@
           <w:szCs w:val="28"/>
         </w:rPr>
       </w:pPr>
-      <w:bookmarkStart w:id="25" w:name="_Toc194515461"/>
-      <w:bookmarkStart w:id="26" w:name="_Toc226052395"/>
+      <w:bookmarkStart w:id="24" w:name="_Toc194515461"/>
+      <w:bookmarkStart w:id="25" w:name="_Toc226058176"/>
       <w:r>
         <w:rPr>
           <w:rFonts w:cs="Times New Roman"/>
@@ -11213,7 +10976,6 @@
           <w:color w:val="000000" w:themeColor="text1"/>
           <w:szCs w:val="28"/>
         </w:rPr>
-        <w:lastRenderedPageBreak/>
         <w:t>4.</w:t>
       </w:r>
       <w:r>
@@ -11253,8 +11015,8 @@
         </w:rPr>
         <w:t xml:space="preserve"> диаграмма</w:t>
       </w:r>
+      <w:bookmarkEnd w:id="24"/>
       <w:bookmarkEnd w:id="25"/>
-      <w:bookmarkEnd w:id="26"/>
     </w:p>
     <w:p>
       <w:pPr>
@@ -11312,7 +11074,6 @@
           <w:rFonts w:ascii="Times New Roman" w:hAnsi="Times New Roman" w:cs="Times New Roman"/>
           <w:sz w:val="28"/>
           <w:szCs w:val="28"/>
-          <w:lang w:val="en-US"/>
         </w:rPr>
       </w:pPr>
       <w:r>
@@ -11321,13 +11082,12 @@
           <w:noProof/>
           <w:sz w:val="28"/>
           <w:szCs w:val="28"/>
-          <w:lang w:val="en-US"/>
         </w:rPr>
         <w:drawing>
-          <wp:inline distT="0" distB="0" distL="0" distR="0" wp14:anchorId="7A0DA9A9" wp14:editId="532B4057">
-            <wp:extent cx="5940425" cy="4314825"/>
-            <wp:effectExtent l="0" t="0" r="3175" b="9525"/>
-            <wp:docPr id="2" name="Рисунок 2"/>
+          <wp:inline distT="0" distB="0" distL="0" distR="0" wp14:anchorId="714DFA5D" wp14:editId="48D1D9DE">
+            <wp:extent cx="5940425" cy="4344670"/>
+            <wp:effectExtent l="0" t="0" r="3175" b="0"/>
+            <wp:docPr id="10" name="Рисунок 10"/>
             <wp:cNvGraphicFramePr>
               <a:graphicFrameLocks xmlns:a="http://schemas.openxmlformats.org/drawingml/2006/main" noChangeAspect="1"/>
             </wp:cNvGraphicFramePr>
@@ -11347,7 +11107,7 @@
                   <pic:spPr>
                     <a:xfrm>
                       <a:off x="0" y="0"/>
-                      <a:ext cx="5940425" cy="4314825"/>
+                      <a:ext cx="5940425" cy="4344670"/>
                     </a:xfrm>
                     <a:prstGeom prst="rect">
                       <a:avLst/>
@@ -11433,6 +11193,609 @@
     </w:p>
     <w:p>
       <w:pPr>
+        <w:spacing w:after="0" w:line="360" w:lineRule="auto"/>
+        <w:ind w:firstLine="709"/>
+        <w:jc w:val="both"/>
+        <w:rPr>
+          <w:rFonts w:ascii="Times New Roman" w:hAnsi="Times New Roman" w:cs="Times New Roman"/>
+          <w:sz w:val="28"/>
+          <w:szCs w:val="28"/>
+        </w:rPr>
+      </w:pPr>
+      <w:r>
+        <w:rPr>
+          <w:rFonts w:ascii="Times New Roman" w:hAnsi="Times New Roman" w:cs="Times New Roman"/>
+          <w:sz w:val="28"/>
+          <w:szCs w:val="28"/>
+        </w:rPr>
+        <w:t>На DFD-диаграмме выделены следующие основные компоненты:</w:t>
+      </w:r>
+    </w:p>
+    <w:p>
+      <w:pPr>
+        <w:spacing w:after="0" w:line="360" w:lineRule="auto"/>
+        <w:ind w:firstLine="709"/>
+        <w:jc w:val="both"/>
+        <w:rPr>
+          <w:rFonts w:ascii="Times New Roman" w:hAnsi="Times New Roman" w:cs="Times New Roman"/>
+          <w:sz w:val="28"/>
+          <w:szCs w:val="28"/>
+        </w:rPr>
+      </w:pPr>
+      <w:r>
+        <w:rPr>
+          <w:rFonts w:ascii="Times New Roman" w:hAnsi="Times New Roman" w:cs="Times New Roman"/>
+          <w:sz w:val="28"/>
+          <w:szCs w:val="28"/>
+        </w:rPr>
+        <w:t>Внешние сущности:</w:t>
+      </w:r>
+    </w:p>
+    <w:p>
+      <w:pPr>
+        <w:numPr>
+          <w:ilvl w:val="0"/>
+          <w:numId w:val="69"/>
+        </w:numPr>
+        <w:spacing w:after="0" w:line="360" w:lineRule="auto"/>
+        <w:ind w:left="0" w:firstLine="709"/>
+        <w:jc w:val="both"/>
+        <w:rPr>
+          <w:rFonts w:ascii="Times New Roman" w:hAnsi="Times New Roman" w:cs="Times New Roman"/>
+          <w:sz w:val="28"/>
+          <w:szCs w:val="28"/>
+        </w:rPr>
+      </w:pPr>
+      <w:r>
+        <w:rPr>
+          <w:rFonts w:ascii="Times New Roman" w:hAnsi="Times New Roman" w:cs="Times New Roman"/>
+          <w:sz w:val="28"/>
+          <w:szCs w:val="28"/>
+        </w:rPr>
+        <w:t>Камера видеонаблюдения – источник видеопотока.</w:t>
+      </w:r>
+    </w:p>
+    <w:p>
+      <w:pPr>
+        <w:numPr>
+          <w:ilvl w:val="0"/>
+          <w:numId w:val="69"/>
+        </w:numPr>
+        <w:spacing w:after="0" w:line="360" w:lineRule="auto"/>
+        <w:ind w:left="0" w:firstLine="709"/>
+        <w:jc w:val="both"/>
+        <w:rPr>
+          <w:rFonts w:ascii="Times New Roman" w:hAnsi="Times New Roman" w:cs="Times New Roman"/>
+          <w:sz w:val="28"/>
+          <w:szCs w:val="28"/>
+        </w:rPr>
+      </w:pPr>
+      <w:r>
+        <w:rPr>
+          <w:rFonts w:ascii="Times New Roman" w:hAnsi="Times New Roman" w:cs="Times New Roman"/>
+          <w:sz w:val="28"/>
+          <w:szCs w:val="28"/>
+        </w:rPr>
+        <w:t>Сотрудник – субъект, проходящий аутентификацию и находящийся в опасной зоне.</w:t>
+      </w:r>
+    </w:p>
+    <w:p>
+      <w:pPr>
+        <w:numPr>
+          <w:ilvl w:val="0"/>
+          <w:numId w:val="69"/>
+        </w:numPr>
+        <w:spacing w:after="0" w:line="360" w:lineRule="auto"/>
+        <w:ind w:left="0" w:firstLine="709"/>
+        <w:jc w:val="both"/>
+        <w:rPr>
+          <w:rFonts w:ascii="Times New Roman" w:hAnsi="Times New Roman" w:cs="Times New Roman"/>
+          <w:sz w:val="28"/>
+          <w:szCs w:val="28"/>
+        </w:rPr>
+      </w:pPr>
+      <w:r>
+        <w:rPr>
+          <w:rFonts w:ascii="Times New Roman" w:hAnsi="Times New Roman" w:cs="Times New Roman"/>
+          <w:sz w:val="28"/>
+          <w:szCs w:val="28"/>
+        </w:rPr>
+        <w:t>Оператор – пользователь системы, получающий уведомления о нарушениях и принимающий решения.</w:t>
+      </w:r>
+    </w:p>
+    <w:p>
+      <w:pPr>
+        <w:spacing w:after="0" w:line="360" w:lineRule="auto"/>
+        <w:ind w:firstLine="709"/>
+        <w:jc w:val="both"/>
+        <w:rPr>
+          <w:rFonts w:ascii="Times New Roman" w:hAnsi="Times New Roman" w:cs="Times New Roman"/>
+          <w:sz w:val="28"/>
+          <w:szCs w:val="28"/>
+        </w:rPr>
+      </w:pPr>
+      <w:r>
+        <w:rPr>
+          <w:rFonts w:ascii="Times New Roman" w:hAnsi="Times New Roman" w:cs="Times New Roman"/>
+          <w:sz w:val="28"/>
+          <w:szCs w:val="28"/>
+        </w:rPr>
+        <w:lastRenderedPageBreak/>
+        <w:t>Основные процессы (функциональные блоки):</w:t>
+      </w:r>
+    </w:p>
+    <w:p>
+      <w:pPr>
+        <w:numPr>
+          <w:ilvl w:val="0"/>
+          <w:numId w:val="70"/>
+        </w:numPr>
+        <w:spacing w:after="0" w:line="360" w:lineRule="auto"/>
+        <w:ind w:left="0" w:firstLine="709"/>
+        <w:jc w:val="both"/>
+        <w:rPr>
+          <w:rFonts w:ascii="Times New Roman" w:hAnsi="Times New Roman" w:cs="Times New Roman"/>
+          <w:sz w:val="28"/>
+          <w:szCs w:val="28"/>
+        </w:rPr>
+      </w:pPr>
+      <w:r>
+        <w:rPr>
+          <w:rFonts w:ascii="Times New Roman" w:hAnsi="Times New Roman" w:cs="Times New Roman"/>
+          <w:sz w:val="28"/>
+          <w:szCs w:val="28"/>
+        </w:rPr>
+        <w:t>Аутентификация пользователя – проверка прав доступа сотрудника на основе данных из базы.</w:t>
+      </w:r>
+    </w:p>
+    <w:p>
+      <w:pPr>
+        <w:numPr>
+          <w:ilvl w:val="0"/>
+          <w:numId w:val="70"/>
+        </w:numPr>
+        <w:spacing w:after="0" w:line="360" w:lineRule="auto"/>
+        <w:ind w:left="0" w:firstLine="709"/>
+        <w:jc w:val="both"/>
+        <w:rPr>
+          <w:rFonts w:ascii="Times New Roman" w:hAnsi="Times New Roman" w:cs="Times New Roman"/>
+          <w:sz w:val="28"/>
+          <w:szCs w:val="28"/>
+        </w:rPr>
+      </w:pPr>
+      <w:r>
+        <w:rPr>
+          <w:rFonts w:ascii="Times New Roman" w:hAnsi="Times New Roman" w:cs="Times New Roman"/>
+          <w:sz w:val="28"/>
+          <w:szCs w:val="28"/>
+        </w:rPr>
+        <w:t>Обработка видеопотока – получение и предварительная обработка кадров с камер.</w:t>
+      </w:r>
+    </w:p>
+    <w:p>
+      <w:pPr>
+        <w:numPr>
+          <w:ilvl w:val="0"/>
+          <w:numId w:val="70"/>
+        </w:numPr>
+        <w:spacing w:after="0" w:line="360" w:lineRule="auto"/>
+        <w:ind w:left="0" w:firstLine="709"/>
+        <w:jc w:val="both"/>
+        <w:rPr>
+          <w:rFonts w:ascii="Times New Roman" w:hAnsi="Times New Roman" w:cs="Times New Roman"/>
+          <w:sz w:val="28"/>
+          <w:szCs w:val="28"/>
+        </w:rPr>
+      </w:pPr>
+      <w:r>
+        <w:rPr>
+          <w:rFonts w:ascii="Times New Roman" w:hAnsi="Times New Roman" w:cs="Times New Roman"/>
+          <w:sz w:val="28"/>
+          <w:szCs w:val="28"/>
+        </w:rPr>
+        <w:t>Обнаружение человека – выделение человека на кадре и определение его координат.</w:t>
+      </w:r>
+    </w:p>
+    <w:p>
+      <w:pPr>
+        <w:numPr>
+          <w:ilvl w:val="0"/>
+          <w:numId w:val="70"/>
+        </w:numPr>
+        <w:spacing w:after="0" w:line="360" w:lineRule="auto"/>
+        <w:ind w:left="0" w:firstLine="709"/>
+        <w:jc w:val="both"/>
+        <w:rPr>
+          <w:rFonts w:ascii="Times New Roman" w:hAnsi="Times New Roman" w:cs="Times New Roman"/>
+          <w:sz w:val="28"/>
+          <w:szCs w:val="28"/>
+        </w:rPr>
+      </w:pPr>
+      <w:r>
+        <w:rPr>
+          <w:rFonts w:ascii="Times New Roman" w:hAnsi="Times New Roman" w:cs="Times New Roman"/>
+          <w:sz w:val="28"/>
+          <w:szCs w:val="28"/>
+        </w:rPr>
+        <w:t>Проверка контрольных точек – сравнение текущих координат человека с заданными контрольными точками.</w:t>
+      </w:r>
+    </w:p>
+    <w:p>
+      <w:pPr>
+        <w:numPr>
+          <w:ilvl w:val="0"/>
+          <w:numId w:val="70"/>
+        </w:numPr>
+        <w:spacing w:after="0" w:line="360" w:lineRule="auto"/>
+        <w:ind w:left="0" w:firstLine="709"/>
+        <w:jc w:val="both"/>
+        <w:rPr>
+          <w:rFonts w:ascii="Times New Roman" w:hAnsi="Times New Roman" w:cs="Times New Roman"/>
+          <w:sz w:val="28"/>
+          <w:szCs w:val="28"/>
+        </w:rPr>
+      </w:pPr>
+      <w:r>
+        <w:rPr>
+          <w:rFonts w:ascii="Times New Roman" w:hAnsi="Times New Roman" w:cs="Times New Roman"/>
+          <w:sz w:val="28"/>
+          <w:szCs w:val="28"/>
+        </w:rPr>
+        <w:t>Анализ нарушений – комплексный анализ прохождения контрольных точек, наличия защитного оборудования и соответствия маршруту.</w:t>
+      </w:r>
+    </w:p>
+    <w:p>
+      <w:pPr>
+        <w:numPr>
+          <w:ilvl w:val="0"/>
+          <w:numId w:val="70"/>
+        </w:numPr>
+        <w:spacing w:after="0" w:line="360" w:lineRule="auto"/>
+        <w:ind w:left="0" w:firstLine="709"/>
+        <w:jc w:val="both"/>
+        <w:rPr>
+          <w:rFonts w:ascii="Times New Roman" w:hAnsi="Times New Roman" w:cs="Times New Roman"/>
+          <w:sz w:val="28"/>
+          <w:szCs w:val="28"/>
+        </w:rPr>
+      </w:pPr>
+      <w:r>
+        <w:rPr>
+          <w:rFonts w:ascii="Times New Roman" w:hAnsi="Times New Roman" w:cs="Times New Roman"/>
+          <w:sz w:val="28"/>
+          <w:szCs w:val="28"/>
+        </w:rPr>
+        <w:t>Формирование отчета – создание и сохранение отчёта по результатам мониторинга.</w:t>
+      </w:r>
+    </w:p>
+    <w:p>
+      <w:pPr>
+        <w:spacing w:after="0" w:line="360" w:lineRule="auto"/>
+        <w:ind w:firstLine="709"/>
+        <w:jc w:val="both"/>
+        <w:rPr>
+          <w:rFonts w:ascii="Times New Roman" w:hAnsi="Times New Roman" w:cs="Times New Roman"/>
+          <w:sz w:val="28"/>
+          <w:szCs w:val="28"/>
+        </w:rPr>
+      </w:pPr>
+      <w:r>
+        <w:rPr>
+          <w:rFonts w:ascii="Times New Roman" w:hAnsi="Times New Roman" w:cs="Times New Roman"/>
+          <w:sz w:val="28"/>
+          <w:szCs w:val="28"/>
+        </w:rPr>
+        <w:t>Хранилища данных:</w:t>
+      </w:r>
+    </w:p>
+    <w:p>
+      <w:pPr>
+        <w:numPr>
+          <w:ilvl w:val="0"/>
+          <w:numId w:val="71"/>
+        </w:numPr>
+        <w:spacing w:after="0" w:line="360" w:lineRule="auto"/>
+        <w:ind w:left="0" w:firstLine="709"/>
+        <w:jc w:val="both"/>
+        <w:rPr>
+          <w:rFonts w:ascii="Times New Roman" w:hAnsi="Times New Roman" w:cs="Times New Roman"/>
+          <w:sz w:val="28"/>
+          <w:szCs w:val="28"/>
+        </w:rPr>
+      </w:pPr>
+      <w:r>
+        <w:rPr>
+          <w:rFonts w:ascii="Times New Roman" w:hAnsi="Times New Roman" w:cs="Times New Roman"/>
+          <w:sz w:val="28"/>
+          <w:szCs w:val="28"/>
+        </w:rPr>
+        <w:t>D1. БД сотрудников – содержит информацию о персонале, допусках, ФИО и идентификаторах.</w:t>
+      </w:r>
+    </w:p>
+    <w:p>
+      <w:pPr>
+        <w:numPr>
+          <w:ilvl w:val="0"/>
+          <w:numId w:val="71"/>
+        </w:numPr>
+        <w:spacing w:after="0" w:line="360" w:lineRule="auto"/>
+        <w:ind w:left="0" w:firstLine="709"/>
+        <w:jc w:val="both"/>
+        <w:rPr>
+          <w:rFonts w:ascii="Times New Roman" w:hAnsi="Times New Roman" w:cs="Times New Roman"/>
+          <w:sz w:val="28"/>
+          <w:szCs w:val="28"/>
+        </w:rPr>
+      </w:pPr>
+      <w:r>
+        <w:rPr>
+          <w:rFonts w:ascii="Times New Roman" w:hAnsi="Times New Roman" w:cs="Times New Roman"/>
+          <w:sz w:val="28"/>
+          <w:szCs w:val="28"/>
+        </w:rPr>
+        <w:t>D2. БД событий – хранит все зафиксированные события, нарушения, время прохождения контрольных точек и результаты анализа.</w:t>
+      </w:r>
+    </w:p>
+    <w:p>
+      <w:pPr>
+        <w:spacing w:after="0" w:line="360" w:lineRule="auto"/>
+        <w:ind w:firstLine="709"/>
+        <w:jc w:val="both"/>
+        <w:rPr>
+          <w:rFonts w:ascii="Times New Roman" w:hAnsi="Times New Roman" w:cs="Times New Roman"/>
+          <w:sz w:val="28"/>
+          <w:szCs w:val="28"/>
+        </w:rPr>
+      </w:pPr>
+      <w:r>
+        <w:rPr>
+          <w:rFonts w:ascii="Times New Roman" w:hAnsi="Times New Roman" w:cs="Times New Roman"/>
+          <w:sz w:val="28"/>
+          <w:szCs w:val="28"/>
+        </w:rPr>
+        <w:t>Основные потоки данных:</w:t>
+      </w:r>
+    </w:p>
+    <w:p>
+      <w:pPr>
+        <w:numPr>
+          <w:ilvl w:val="0"/>
+          <w:numId w:val="72"/>
+        </w:numPr>
+        <w:spacing w:after="0" w:line="360" w:lineRule="auto"/>
+        <w:ind w:left="0" w:firstLine="709"/>
+        <w:jc w:val="both"/>
+        <w:rPr>
+          <w:rFonts w:ascii="Times New Roman" w:hAnsi="Times New Roman" w:cs="Times New Roman"/>
+          <w:sz w:val="28"/>
+          <w:szCs w:val="28"/>
+        </w:rPr>
+      </w:pPr>
+      <w:r>
+        <w:rPr>
+          <w:rFonts w:ascii="Times New Roman" w:hAnsi="Times New Roman" w:cs="Times New Roman"/>
+          <w:sz w:val="28"/>
+          <w:szCs w:val="28"/>
+        </w:rPr>
+        <w:t>Видеопоток → от камеры к процессу «Обработка видеопотока».</w:t>
+      </w:r>
+    </w:p>
+    <w:p>
+      <w:pPr>
+        <w:numPr>
+          <w:ilvl w:val="0"/>
+          <w:numId w:val="72"/>
+        </w:numPr>
+        <w:spacing w:after="0" w:line="360" w:lineRule="auto"/>
+        <w:ind w:left="0" w:firstLine="709"/>
+        <w:jc w:val="both"/>
+        <w:rPr>
+          <w:rFonts w:ascii="Times New Roman" w:hAnsi="Times New Roman" w:cs="Times New Roman"/>
+          <w:sz w:val="28"/>
+          <w:szCs w:val="28"/>
+        </w:rPr>
+      </w:pPr>
+      <w:r>
+        <w:rPr>
+          <w:rFonts w:ascii="Times New Roman" w:hAnsi="Times New Roman" w:cs="Times New Roman"/>
+          <w:sz w:val="28"/>
+          <w:szCs w:val="28"/>
+        </w:rPr>
+        <w:t>Кадры видео → к процессу «Обнаружение человека».</w:t>
+      </w:r>
+    </w:p>
+    <w:p>
+      <w:pPr>
+        <w:numPr>
+          <w:ilvl w:val="0"/>
+          <w:numId w:val="72"/>
+        </w:numPr>
+        <w:spacing w:after="0" w:line="360" w:lineRule="auto"/>
+        <w:ind w:left="0" w:firstLine="709"/>
+        <w:jc w:val="both"/>
+        <w:rPr>
+          <w:rFonts w:ascii="Times New Roman" w:hAnsi="Times New Roman" w:cs="Times New Roman"/>
+          <w:sz w:val="28"/>
+          <w:szCs w:val="28"/>
+        </w:rPr>
+      </w:pPr>
+      <w:r>
+        <w:rPr>
+          <w:rFonts w:ascii="Times New Roman" w:hAnsi="Times New Roman" w:cs="Times New Roman"/>
+          <w:sz w:val="28"/>
+          <w:szCs w:val="28"/>
+        </w:rPr>
+        <w:t>Координаты человека → к процессу «Проверка контрольных точек».</w:t>
+      </w:r>
+    </w:p>
+    <w:p>
+      <w:pPr>
+        <w:numPr>
+          <w:ilvl w:val="0"/>
+          <w:numId w:val="72"/>
+        </w:numPr>
+        <w:spacing w:after="0" w:line="360" w:lineRule="auto"/>
+        <w:ind w:left="0" w:firstLine="709"/>
+        <w:jc w:val="both"/>
+        <w:rPr>
+          <w:rFonts w:ascii="Times New Roman" w:hAnsi="Times New Roman" w:cs="Times New Roman"/>
+          <w:sz w:val="28"/>
+          <w:szCs w:val="28"/>
+        </w:rPr>
+      </w:pPr>
+      <w:r>
+        <w:rPr>
+          <w:rFonts w:ascii="Times New Roman" w:hAnsi="Times New Roman" w:cs="Times New Roman"/>
+          <w:sz w:val="28"/>
+          <w:szCs w:val="28"/>
+        </w:rPr>
+        <w:t>Данные сотрудника (из БД) → к процессам аутентификации и анализа нарушений.</w:t>
+      </w:r>
+    </w:p>
+    <w:p>
+      <w:pPr>
+        <w:numPr>
+          <w:ilvl w:val="0"/>
+          <w:numId w:val="72"/>
+        </w:numPr>
+        <w:spacing w:after="0" w:line="360" w:lineRule="auto"/>
+        <w:ind w:left="0" w:firstLine="709"/>
+        <w:jc w:val="both"/>
+        <w:rPr>
+          <w:rFonts w:ascii="Times New Roman" w:hAnsi="Times New Roman" w:cs="Times New Roman"/>
+          <w:sz w:val="28"/>
+          <w:szCs w:val="28"/>
+        </w:rPr>
+      </w:pPr>
+      <w:r>
+        <w:rPr>
+          <w:rFonts w:ascii="Times New Roman" w:hAnsi="Times New Roman" w:cs="Times New Roman"/>
+          <w:sz w:val="28"/>
+          <w:szCs w:val="28"/>
+        </w:rPr>
+        <w:t>Статус прохождения контрольных точек и данные сотрудника → к процессу «Анализ нарушений».</w:t>
+      </w:r>
+    </w:p>
+    <w:p>
+      <w:pPr>
+        <w:numPr>
+          <w:ilvl w:val="0"/>
+          <w:numId w:val="72"/>
+        </w:numPr>
+        <w:spacing w:after="0" w:line="360" w:lineRule="auto"/>
+        <w:ind w:left="0" w:firstLine="709"/>
+        <w:jc w:val="both"/>
+        <w:rPr>
+          <w:rFonts w:ascii="Times New Roman" w:hAnsi="Times New Roman" w:cs="Times New Roman"/>
+          <w:sz w:val="28"/>
+          <w:szCs w:val="28"/>
+        </w:rPr>
+      </w:pPr>
+      <w:r>
+        <w:rPr>
+          <w:rFonts w:ascii="Times New Roman" w:hAnsi="Times New Roman" w:cs="Times New Roman"/>
+          <w:sz w:val="28"/>
+          <w:szCs w:val="28"/>
+        </w:rPr>
+        <w:t>Результаты анализа → к процессу «Формирование отчета».</w:t>
+      </w:r>
+    </w:p>
+    <w:p>
+      <w:pPr>
+        <w:numPr>
+          <w:ilvl w:val="0"/>
+          <w:numId w:val="72"/>
+        </w:numPr>
+        <w:spacing w:after="0" w:line="360" w:lineRule="auto"/>
+        <w:ind w:left="0" w:firstLine="709"/>
+        <w:jc w:val="both"/>
+        <w:rPr>
+          <w:rFonts w:ascii="Times New Roman" w:hAnsi="Times New Roman" w:cs="Times New Roman"/>
+          <w:sz w:val="28"/>
+          <w:szCs w:val="28"/>
+        </w:rPr>
+      </w:pPr>
+      <w:r>
+        <w:rPr>
+          <w:rFonts w:ascii="Times New Roman" w:hAnsi="Times New Roman" w:cs="Times New Roman"/>
+          <w:sz w:val="28"/>
+          <w:szCs w:val="28"/>
+        </w:rPr>
+        <w:t>Уведомление о нарушении → оператору.</w:t>
+      </w:r>
+    </w:p>
+    <w:p>
+      <w:pPr>
+        <w:numPr>
+          <w:ilvl w:val="0"/>
+          <w:numId w:val="72"/>
+        </w:numPr>
+        <w:spacing w:after="0" w:line="360" w:lineRule="auto"/>
+        <w:ind w:left="0" w:firstLine="709"/>
+        <w:jc w:val="both"/>
+        <w:rPr>
+          <w:rFonts w:ascii="Times New Roman" w:hAnsi="Times New Roman" w:cs="Times New Roman"/>
+          <w:sz w:val="28"/>
+          <w:szCs w:val="28"/>
+        </w:rPr>
+      </w:pPr>
+      <w:r>
+        <w:rPr>
+          <w:rFonts w:ascii="Times New Roman" w:hAnsi="Times New Roman" w:cs="Times New Roman"/>
+          <w:sz w:val="28"/>
+          <w:szCs w:val="28"/>
+        </w:rPr>
+        <w:lastRenderedPageBreak/>
+        <w:t>Решение оператора → обратно в систему (для завершения процесса).</w:t>
+      </w:r>
+    </w:p>
+    <w:p>
+      <w:pPr>
+        <w:numPr>
+          <w:ilvl w:val="0"/>
+          <w:numId w:val="72"/>
+        </w:numPr>
+        <w:spacing w:after="0" w:line="360" w:lineRule="auto"/>
+        <w:ind w:left="0" w:firstLine="709"/>
+        <w:jc w:val="both"/>
+        <w:rPr>
+          <w:rFonts w:ascii="Times New Roman" w:hAnsi="Times New Roman" w:cs="Times New Roman"/>
+          <w:sz w:val="28"/>
+          <w:szCs w:val="28"/>
+        </w:rPr>
+      </w:pPr>
+      <w:r>
+        <w:rPr>
+          <w:rFonts w:ascii="Times New Roman" w:hAnsi="Times New Roman" w:cs="Times New Roman"/>
+          <w:sz w:val="28"/>
+          <w:szCs w:val="28"/>
+        </w:rPr>
+        <w:t>Сохранение отчета → в БД событий.</w:t>
+      </w:r>
+    </w:p>
+    <w:p>
+      <w:pPr>
+        <w:spacing w:after="0" w:line="360" w:lineRule="auto"/>
+        <w:ind w:firstLine="709"/>
+        <w:jc w:val="both"/>
+        <w:rPr>
+          <w:rFonts w:ascii="Times New Roman" w:hAnsi="Times New Roman" w:cs="Times New Roman"/>
+          <w:sz w:val="28"/>
+          <w:szCs w:val="28"/>
+          <w:lang w:val="en-US"/>
+        </w:rPr>
+      </w:pPr>
+      <w:r>
+        <w:rPr>
+          <w:rFonts w:ascii="Times New Roman" w:hAnsi="Times New Roman" w:cs="Times New Roman"/>
+          <w:sz w:val="28"/>
+          <w:szCs w:val="28"/>
+        </w:rPr>
+        <w:t>DFD-диаграмма демонстрирует, что система построена по принципу чёткого разделения ответственности между процессами. Видеоданные и данные о сотрудниках поступают в систему, проходят последовательную обработку через модули компьютерного зрения и анализа, после чего результаты сохраняются и доводятся до оператора. Такой подход обеспечивает прозрачность потоков данных, упрощает отладку системы и позволяет легко масштабировать отдельные компоненты (например, добавить новые типы контрольных точек или улучшить модель нейронной сети).</w:t>
+      </w:r>
+    </w:p>
+    <w:p>
+      <w:pPr>
         <w:pStyle w:val="2"/>
         <w:tabs>
           <w:tab w:val="left" w:pos="1134"/>
@@ -11442,17 +11805,16 @@
         <w:rPr>
           <w:rFonts w:cs="Times New Roman"/>
           <w:b w:val="0"/>
-          <w:bCs/>
           <w:color w:val="000000" w:themeColor="text1"/>
           <w:szCs w:val="28"/>
         </w:rPr>
       </w:pPr>
-      <w:bookmarkStart w:id="27" w:name="_Toc194515462"/>
-      <w:bookmarkStart w:id="28" w:name="_Toc226052396"/>
+      <w:bookmarkStart w:id="26" w:name="_Toc194515462"/>
+      <w:bookmarkStart w:id="27" w:name="_Toc226058177"/>
       <w:r>
         <w:rPr>
           <w:rFonts w:cs="Times New Roman"/>
-          <w:bCs/>
+          <w:b w:val="0"/>
           <w:color w:val="000000" w:themeColor="text1"/>
           <w:szCs w:val="28"/>
         </w:rPr>
@@ -11461,7 +11823,7 @@
       <w:r>
         <w:rPr>
           <w:rFonts w:cs="Times New Roman"/>
-          <w:bCs/>
+          <w:b w:val="0"/>
           <w:color w:val="000000" w:themeColor="text1"/>
           <w:szCs w:val="28"/>
         </w:rPr>
@@ -11470,14 +11832,14 @@
       <w:r>
         <w:rPr>
           <w:rFonts w:cs="Times New Roman"/>
-          <w:bCs/>
+          <w:b w:val="0"/>
           <w:color w:val="000000" w:themeColor="text1"/>
           <w:szCs w:val="28"/>
         </w:rPr>
         <w:t>. Схема интерфейса</w:t>
       </w:r>
+      <w:bookmarkEnd w:id="26"/>
       <w:bookmarkEnd w:id="27"/>
-      <w:bookmarkEnd w:id="28"/>
     </w:p>
     <w:p>
       <w:pPr>
@@ -11516,18 +11878,16 @@
       <w:r>
         <w:rPr>
           <w:rFonts w:ascii="Times New Roman" w:hAnsi="Times New Roman" w:cs="Times New Roman"/>
-          <w:noProof/>
           <w:color w:val="000000" w:themeColor="text1"/>
           <w:sz w:val="28"/>
           <w:szCs w:val="28"/>
           <w:lang w:val="en-US"/>
         </w:rPr>
-        <w:lastRenderedPageBreak/>
         <w:drawing>
-          <wp:inline distT="0" distB="0" distL="0" distR="0" wp14:anchorId="617D8FC8" wp14:editId="2E4E6C5B">
-            <wp:extent cx="5940425" cy="2928620"/>
-            <wp:effectExtent l="0" t="0" r="3175" b="5080"/>
-            <wp:docPr id="5" name="Рисунок 5"/>
+          <wp:inline distT="0" distB="0" distL="0" distR="0" wp14:anchorId="790E3297" wp14:editId="11C39473">
+            <wp:extent cx="2865120" cy="3594016"/>
+            <wp:effectExtent l="0" t="0" r="0" b="6985"/>
+            <wp:docPr id="2" name="Рисунок 2"/>
             <wp:cNvGraphicFramePr>
               <a:graphicFrameLocks xmlns:a="http://schemas.openxmlformats.org/drawingml/2006/main" noChangeAspect="1"/>
             </wp:cNvGraphicFramePr>
@@ -11547,7 +11907,7 @@
                   <pic:spPr>
                     <a:xfrm>
                       <a:off x="0" y="0"/>
-                      <a:ext cx="5940425" cy="2928620"/>
+                      <a:ext cx="2871065" cy="3601473"/>
                     </a:xfrm>
                     <a:prstGeom prst="rect">
                       <a:avLst/>
@@ -11629,6 +11989,272 @@
         </w:rPr>
         <w:t xml:space="preserve"> системы</w:t>
       </w:r>
+    </w:p>
+    <w:p>
+      <w:pPr>
+        <w:pStyle w:val="af"/>
+        <w:spacing w:after="0" w:line="360" w:lineRule="auto"/>
+        <w:ind w:firstLine="709"/>
+        <w:jc w:val="both"/>
+        <w:rPr>
+          <w:rFonts w:ascii="Times New Roman" w:hAnsi="Times New Roman" w:cs="Times New Roman"/>
+          <w:i w:val="0"/>
+          <w:iCs w:val="0"/>
+          <w:color w:val="auto"/>
+          <w:sz w:val="28"/>
+          <w:szCs w:val="28"/>
+        </w:rPr>
+      </w:pPr>
+      <w:r>
+        <w:rPr>
+          <w:rFonts w:ascii="Times New Roman" w:hAnsi="Times New Roman" w:cs="Times New Roman"/>
+          <w:i w:val="0"/>
+          <w:iCs w:val="0"/>
+          <w:color w:val="auto"/>
+          <w:sz w:val="28"/>
+          <w:szCs w:val="28"/>
+        </w:rPr>
+        <w:t>На представленной схеме показана иерархическая структура пользовательского интерфейса приложения.</w:t>
+      </w:r>
+    </w:p>
+    <w:p>
+      <w:pPr>
+        <w:pStyle w:val="af"/>
+        <w:spacing w:after="0" w:line="360" w:lineRule="auto"/>
+        <w:ind w:firstLine="709"/>
+        <w:jc w:val="both"/>
+        <w:rPr>
+          <w:rFonts w:ascii="Times New Roman" w:hAnsi="Times New Roman" w:cs="Times New Roman"/>
+          <w:i w:val="0"/>
+          <w:iCs w:val="0"/>
+          <w:color w:val="auto"/>
+          <w:sz w:val="28"/>
+          <w:szCs w:val="28"/>
+        </w:rPr>
+      </w:pPr>
+      <w:r>
+        <w:rPr>
+          <w:rFonts w:ascii="Times New Roman" w:hAnsi="Times New Roman" w:cs="Times New Roman"/>
+          <w:i w:val="0"/>
+          <w:iCs w:val="0"/>
+          <w:color w:val="auto"/>
+          <w:sz w:val="28"/>
+          <w:szCs w:val="28"/>
+        </w:rPr>
+        <w:t>Основные элементы схемы:</w:t>
+      </w:r>
+    </w:p>
+    <w:p>
+      <w:pPr>
+        <w:pStyle w:val="af"/>
+        <w:numPr>
+          <w:ilvl w:val="0"/>
+          <w:numId w:val="73"/>
+        </w:numPr>
+        <w:spacing w:after="0" w:line="360" w:lineRule="auto"/>
+        <w:ind w:left="0" w:firstLine="709"/>
+        <w:jc w:val="both"/>
+        <w:rPr>
+          <w:rFonts w:ascii="Times New Roman" w:hAnsi="Times New Roman" w:cs="Times New Roman"/>
+          <w:i w:val="0"/>
+          <w:iCs w:val="0"/>
+          <w:color w:val="auto"/>
+          <w:sz w:val="28"/>
+          <w:szCs w:val="28"/>
+        </w:rPr>
+      </w:pPr>
+      <w:r>
+        <w:rPr>
+          <w:rFonts w:ascii="Times New Roman" w:hAnsi="Times New Roman" w:cs="Times New Roman"/>
+          <w:i w:val="0"/>
+          <w:iCs w:val="0"/>
+          <w:color w:val="auto"/>
+          <w:sz w:val="28"/>
+          <w:szCs w:val="28"/>
+        </w:rPr>
+        <w:lastRenderedPageBreak/>
+        <w:t>Главная страница — центральный экран системы, который служит точкой входа для пользователя после успешной аутентификации. С главной страницы осуществляется переход ко всем остальным функциональным разделам.</w:t>
+      </w:r>
+    </w:p>
+    <w:p>
+      <w:pPr>
+        <w:pStyle w:val="af"/>
+        <w:numPr>
+          <w:ilvl w:val="0"/>
+          <w:numId w:val="73"/>
+        </w:numPr>
+        <w:spacing w:after="0" w:line="360" w:lineRule="auto"/>
+        <w:ind w:left="0" w:firstLine="709"/>
+        <w:jc w:val="both"/>
+        <w:rPr>
+          <w:rFonts w:ascii="Times New Roman" w:hAnsi="Times New Roman" w:cs="Times New Roman"/>
+          <w:i w:val="0"/>
+          <w:iCs w:val="0"/>
+          <w:color w:val="auto"/>
+          <w:sz w:val="28"/>
+          <w:szCs w:val="28"/>
+        </w:rPr>
+      </w:pPr>
+      <w:r>
+        <w:rPr>
+          <w:rFonts w:ascii="Times New Roman" w:hAnsi="Times New Roman" w:cs="Times New Roman"/>
+          <w:i w:val="0"/>
+          <w:iCs w:val="0"/>
+          <w:color w:val="auto"/>
+          <w:sz w:val="28"/>
+          <w:szCs w:val="28"/>
+        </w:rPr>
+        <w:t>Уведомления — блок, предназначенный для оперативного отображения текущих событий и нарушений в реальном времени. Данный раздел связан с главной страницей двусторонней связью, что позволяет пользователю быстро возвращаться на главную страницу после просмотра уведомлений.</w:t>
+      </w:r>
+    </w:p>
+    <w:p>
+      <w:pPr>
+        <w:pStyle w:val="af"/>
+        <w:numPr>
+          <w:ilvl w:val="0"/>
+          <w:numId w:val="73"/>
+        </w:numPr>
+        <w:spacing w:after="0" w:line="360" w:lineRule="auto"/>
+        <w:ind w:left="0" w:firstLine="709"/>
+        <w:jc w:val="both"/>
+        <w:rPr>
+          <w:rFonts w:ascii="Times New Roman" w:hAnsi="Times New Roman" w:cs="Times New Roman"/>
+          <w:i w:val="0"/>
+          <w:iCs w:val="0"/>
+          <w:color w:val="auto"/>
+          <w:sz w:val="28"/>
+          <w:szCs w:val="28"/>
+        </w:rPr>
+      </w:pPr>
+      <w:r>
+        <w:rPr>
+          <w:rFonts w:ascii="Times New Roman" w:hAnsi="Times New Roman" w:cs="Times New Roman"/>
+          <w:i w:val="0"/>
+          <w:iCs w:val="0"/>
+          <w:color w:val="auto"/>
+          <w:sz w:val="28"/>
+          <w:szCs w:val="28"/>
+        </w:rPr>
+        <w:t>Регистрация сотрудника — форма для добавления нового сотрудника в систему, ввода его данных (ФИО, ID, допуск к работе в опасной зоне) и привязки средств индивидуальной защиты.</w:t>
+      </w:r>
+    </w:p>
+    <w:p>
+      <w:pPr>
+        <w:pStyle w:val="af"/>
+        <w:numPr>
+          <w:ilvl w:val="0"/>
+          <w:numId w:val="73"/>
+        </w:numPr>
+        <w:spacing w:after="0" w:line="360" w:lineRule="auto"/>
+        <w:ind w:left="0" w:firstLine="709"/>
+        <w:jc w:val="both"/>
+        <w:rPr>
+          <w:rFonts w:ascii="Times New Roman" w:hAnsi="Times New Roman" w:cs="Times New Roman"/>
+          <w:i w:val="0"/>
+          <w:iCs w:val="0"/>
+          <w:color w:val="auto"/>
+          <w:sz w:val="28"/>
+          <w:szCs w:val="28"/>
+        </w:rPr>
+      </w:pPr>
+      <w:r>
+        <w:rPr>
+          <w:rFonts w:ascii="Times New Roman" w:hAnsi="Times New Roman" w:cs="Times New Roman"/>
+          <w:i w:val="0"/>
+          <w:iCs w:val="0"/>
+          <w:color w:val="auto"/>
+          <w:sz w:val="28"/>
+          <w:szCs w:val="28"/>
+        </w:rPr>
+        <w:t>Список сотрудников — раздел, предназначенный для просмотра, редактирования и поиска информации обо всех зарегистрированных сотрудниках. Здесь оператор может просматривать статус допуска и историю активности персонала.</w:t>
+      </w:r>
+    </w:p>
+    <w:p>
+      <w:pPr>
+        <w:pStyle w:val="af"/>
+        <w:numPr>
+          <w:ilvl w:val="0"/>
+          <w:numId w:val="73"/>
+        </w:numPr>
+        <w:spacing w:after="0" w:line="360" w:lineRule="auto"/>
+        <w:ind w:left="0" w:firstLine="709"/>
+        <w:jc w:val="both"/>
+        <w:rPr>
+          <w:rFonts w:ascii="Times New Roman" w:hAnsi="Times New Roman" w:cs="Times New Roman"/>
+          <w:i w:val="0"/>
+          <w:iCs w:val="0"/>
+          <w:color w:val="auto"/>
+          <w:sz w:val="28"/>
+          <w:szCs w:val="28"/>
+        </w:rPr>
+      </w:pPr>
+      <w:r>
+        <w:rPr>
+          <w:rFonts w:ascii="Times New Roman" w:hAnsi="Times New Roman" w:cs="Times New Roman"/>
+          <w:i w:val="0"/>
+          <w:iCs w:val="0"/>
+          <w:color w:val="auto"/>
+          <w:sz w:val="28"/>
+          <w:szCs w:val="28"/>
+        </w:rPr>
+        <w:t>Мониторинг — основной рабочий раздел системы, в котором в реальном времени отображается видеопоток с камер, текущее положение сотрудников в опасной зоне, статус прохождения контрольных точек и наличие защитного оборудования. Именно в этом разделе происходит основная работа оператора по наблюдению и реагированию на нарушения.</w:t>
+      </w:r>
+    </w:p>
+    <w:p>
+      <w:pPr>
+        <w:pStyle w:val="af"/>
+        <w:numPr>
+          <w:ilvl w:val="0"/>
+          <w:numId w:val="73"/>
+        </w:numPr>
+        <w:spacing w:after="0" w:line="360" w:lineRule="auto"/>
+        <w:ind w:left="0" w:firstLine="709"/>
+        <w:jc w:val="both"/>
+        <w:rPr>
+          <w:rFonts w:ascii="Times New Roman" w:hAnsi="Times New Roman" w:cs="Times New Roman"/>
+          <w:i w:val="0"/>
+          <w:iCs w:val="0"/>
+          <w:color w:val="auto"/>
+          <w:sz w:val="28"/>
+          <w:szCs w:val="28"/>
+        </w:rPr>
+      </w:pPr>
+      <w:r>
+        <w:rPr>
+          <w:rFonts w:ascii="Times New Roman" w:hAnsi="Times New Roman" w:cs="Times New Roman"/>
+          <w:i w:val="0"/>
+          <w:iCs w:val="0"/>
+          <w:color w:val="auto"/>
+          <w:sz w:val="28"/>
+          <w:szCs w:val="28"/>
+        </w:rPr>
+        <w:t>Отчеты — раздел для формирования, просмотра и экспорта отчётов о мониторинге. Здесь хранятся и доступны для анализа все зафиксированные события, нарушения, время прохождения контрольных точек и статистические данные за выбранный период.</w:t>
+      </w:r>
+    </w:p>
+    <w:p>
+      <w:pPr>
+        <w:pStyle w:val="af"/>
+        <w:spacing w:after="0" w:line="360" w:lineRule="auto"/>
+        <w:ind w:firstLine="709"/>
+        <w:jc w:val="both"/>
+        <w:rPr>
+          <w:rFonts w:ascii="Times New Roman" w:hAnsi="Times New Roman" w:cs="Times New Roman"/>
+          <w:color w:val="000000" w:themeColor="text1"/>
+          <w:sz w:val="28"/>
+          <w:szCs w:val="28"/>
+        </w:rPr>
+      </w:pPr>
+      <w:r>
+        <w:rPr>
+          <w:rFonts w:ascii="Times New Roman" w:hAnsi="Times New Roman" w:cs="Times New Roman"/>
+          <w:i w:val="0"/>
+          <w:iCs w:val="0"/>
+          <w:color w:val="auto"/>
+          <w:sz w:val="28"/>
+          <w:szCs w:val="28"/>
+        </w:rPr>
+        <w:t>Структура интерфейса построена по принципу «одного окна» с боковым или верхним меню навигации, что соответствует современным требованиям к эргономике программного обеспечения. Все разделы доступны непосредственно с главной страницы, что минимизирует количество переходов и ускоряет работу оператора в условиях высокой ответственности.</w:t>
+      </w:r>
       <w:r>
         <w:rPr>
           <w:rFonts w:ascii="Times New Roman" w:hAnsi="Times New Roman" w:cs="Times New Roman"/>
@@ -11652,8 +12278,8 @@
           <w:szCs w:val="28"/>
         </w:rPr>
       </w:pPr>
-      <w:bookmarkStart w:id="29" w:name="_Toc194515463"/>
-      <w:bookmarkStart w:id="30" w:name="_Toc226052397"/>
+      <w:bookmarkStart w:id="28" w:name="_Toc194515463"/>
+      <w:bookmarkStart w:id="29" w:name="_Toc226058178"/>
       <w:r>
         <w:rPr>
           <w:rFonts w:ascii="Times New Roman" w:hAnsi="Times New Roman" w:cs="Times New Roman"/>
@@ -11666,8 +12292,8 @@
         <w:lastRenderedPageBreak/>
         <w:t>5. ВИДЫ ОБЕСПЕЧЕНИЯ</w:t>
       </w:r>
+      <w:bookmarkEnd w:id="28"/>
       <w:bookmarkEnd w:id="29"/>
-      <w:bookmarkEnd w:id="30"/>
     </w:p>
     <w:p>
       <w:pPr>
@@ -11681,8 +12307,8 @@
           <w:szCs w:val="28"/>
         </w:rPr>
       </w:pPr>
-      <w:bookmarkStart w:id="31" w:name="_Toc194515464"/>
-      <w:bookmarkStart w:id="32" w:name="_Toc226052398"/>
+      <w:bookmarkStart w:id="30" w:name="_Toc194515464"/>
+      <w:bookmarkStart w:id="31" w:name="_Toc226058179"/>
       <w:r>
         <w:rPr>
           <w:rFonts w:cs="Times New Roman"/>
@@ -11710,8 +12336,8 @@
         </w:rPr>
         <w:t xml:space="preserve"> обеспечение</w:t>
       </w:r>
+      <w:bookmarkEnd w:id="30"/>
       <w:bookmarkEnd w:id="31"/>
-      <w:bookmarkEnd w:id="32"/>
     </w:p>
     <w:p>
       <w:pPr>
@@ -11854,7 +12480,7 @@
           <w:szCs w:val="28"/>
         </w:rPr>
       </w:pPr>
-      <w:bookmarkStart w:id="33" w:name="_Toc226052399"/>
+      <w:bookmarkStart w:id="32" w:name="_Toc226058180"/>
       <w:r>
         <w:rPr>
           <w:rFonts w:cs="Times New Roman"/>
@@ -11863,7 +12489,7 @@
         </w:rPr>
         <w:t>5.2. Математическое обеспечение</w:t>
       </w:r>
-      <w:bookmarkEnd w:id="33"/>
+      <w:bookmarkEnd w:id="32"/>
     </w:p>
     <w:p>
       <w:pPr>
@@ -12561,7 +13187,16 @@
           <w:sz w:val="28"/>
           <w:szCs w:val="28"/>
         </w:rPr>
-        <w:t>где t — параметр пересечения, n — нормаль плоскости, planeNormal — направление луча, planeOrigin — вектор от начала луча до плоскости. Если t</w:t>
+        <w:t xml:space="preserve">где t — параметр пересечения, n — нормаль плоскости, planeNormal — направление луча, planeOrigin — вектор от начала луча до плоскости. Если </w:t>
+      </w:r>
+      <w:proofErr w:type="gramStart"/>
+      <w:r>
+        <w:rPr>
+          <w:rFonts w:ascii="Times New Roman" w:hAnsi="Times New Roman" w:cs="Times New Roman"/>
+          <w:sz w:val="28"/>
+          <w:szCs w:val="28"/>
+        </w:rPr>
+        <w:t>t</w:t>
       </w:r>
       <w:r>
         <w:rPr>
@@ -12579,6 +13214,7 @@
         </w:rPr>
         <w:t>&gt;</w:t>
       </w:r>
+      <w:proofErr w:type="gramEnd"/>
       <w:r>
         <w:rPr>
           <w:rFonts w:ascii="Times New Roman" w:hAnsi="Times New Roman" w:cs="Times New Roman"/>
@@ -12607,7 +13243,7 @@
           <w:szCs w:val="28"/>
         </w:rPr>
       </w:pPr>
-      <w:bookmarkStart w:id="34" w:name="_Toc226052400"/>
+      <w:bookmarkStart w:id="33" w:name="_Toc226058181"/>
       <w:r>
         <w:rPr>
           <w:rFonts w:cs="Times New Roman"/>
@@ -12616,7 +13252,7 @@
         </w:rPr>
         <w:t>5.3. Программное обеспечение</w:t>
       </w:r>
-      <w:bookmarkEnd w:id="34"/>
+      <w:bookmarkEnd w:id="33"/>
     </w:p>
     <w:p>
       <w:pPr>
@@ -12792,7 +13428,7 @@
           <w:szCs w:val="28"/>
         </w:rPr>
       </w:pPr>
-      <w:bookmarkStart w:id="35" w:name="_Toc226052401"/>
+      <w:bookmarkStart w:id="34" w:name="_Toc226058182"/>
       <w:r>
         <w:rPr>
           <w:rFonts w:cs="Times New Roman"/>
@@ -12801,7 +13437,7 @@
         </w:rPr>
         <w:t>5.4. Техническое обеспечение</w:t>
       </w:r>
-      <w:bookmarkEnd w:id="35"/>
+      <w:bookmarkEnd w:id="34"/>
     </w:p>
     <w:p>
       <w:pPr>
@@ -13170,7 +13806,7 @@
           <w:szCs w:val="28"/>
         </w:rPr>
       </w:pPr>
-      <w:bookmarkStart w:id="36" w:name="_Toc226052402"/>
+      <w:bookmarkStart w:id="35" w:name="_Toc226058183"/>
       <w:r>
         <w:rPr>
           <w:rFonts w:cs="Times New Roman"/>
@@ -13187,7 +13823,7 @@
         </w:rPr>
         <w:t>Правовое обеспечение</w:t>
       </w:r>
-      <w:bookmarkEnd w:id="36"/>
+      <w:bookmarkEnd w:id="35"/>
     </w:p>
     <w:p>
       <w:pPr>
@@ -13421,7 +14057,7 @@
           <w:szCs w:val="28"/>
         </w:rPr>
       </w:pPr>
-      <w:bookmarkStart w:id="37" w:name="_Toc226052403"/>
+      <w:bookmarkStart w:id="36" w:name="_Toc226058184"/>
       <w:r>
         <w:rPr>
           <w:rFonts w:cs="Times New Roman"/>
@@ -13438,7 +14074,7 @@
         </w:rPr>
         <w:t>Алгоритмическое обеспечение</w:t>
       </w:r>
-      <w:bookmarkEnd w:id="37"/>
+      <w:bookmarkEnd w:id="36"/>
     </w:p>
     <w:p>
       <w:pPr>
@@ -13872,7 +14508,7 @@
           <w:szCs w:val="28"/>
         </w:rPr>
       </w:pPr>
-      <w:bookmarkStart w:id="38" w:name="_Toc226052404"/>
+      <w:bookmarkStart w:id="37" w:name="_Toc226058185"/>
       <w:r>
         <w:rPr>
           <w:rFonts w:cs="Times New Roman"/>
@@ -13897,10 +14533,11 @@
         </w:rPr>
         <w:t>. Информационное обеспечение</w:t>
       </w:r>
-      <w:bookmarkEnd w:id="38"/>
-    </w:p>
-    <w:p>
-      <w:pPr>
+      <w:bookmarkEnd w:id="37"/>
+    </w:p>
+    <w:p>
+      <w:pPr>
+        <w:spacing w:after="0" w:line="360" w:lineRule="auto"/>
         <w:ind w:firstLine="709"/>
         <w:jc w:val="both"/>
         <w:rPr>
@@ -15595,6 +16232,7 @@
     </w:p>
     <w:p>
       <w:pPr>
+        <w:spacing w:after="0" w:line="360" w:lineRule="auto"/>
         <w:ind w:firstLine="709"/>
         <w:jc w:val="both"/>
         <w:rPr>
@@ -16276,8 +16914,8 @@
           <w:szCs w:val="28"/>
         </w:rPr>
       </w:pPr>
-      <w:bookmarkStart w:id="39" w:name="_Toc194515472"/>
-      <w:bookmarkStart w:id="40" w:name="_Toc226052405"/>
+      <w:bookmarkStart w:id="38" w:name="_Toc194515472"/>
+      <w:bookmarkStart w:id="39" w:name="_Toc226058186"/>
       <w:r>
         <w:rPr>
           <w:rFonts w:ascii="Times New Roman" w:hAnsi="Times New Roman" w:cs="Times New Roman"/>
@@ -16290,8 +16928,8 @@
         <w:lastRenderedPageBreak/>
         <w:t>ЗАКЛЮЧЕНИЕ</w:t>
       </w:r>
+      <w:bookmarkEnd w:id="38"/>
       <w:bookmarkEnd w:id="39"/>
-      <w:bookmarkEnd w:id="40"/>
     </w:p>
     <w:p>
       <w:pPr>
@@ -18413,6 +19051,155 @@
     </w:lvl>
   </w:abstractNum>
   <w:abstractNum w:abstractNumId="14" w15:restartNumberingAfterBreak="0">
+    <w:nsid w:val="1FED077C"/>
+    <w:multiLevelType w:val="multilevel"/>
+    <w:tmpl w:val="B02E7D84"/>
+    <w:lvl w:ilvl="0">
+      <w:start w:val="1"/>
+      <w:numFmt w:val="bullet"/>
+      <w:lvlText w:val=""/>
+      <w:lvlJc w:val="left"/>
+      <w:pPr>
+        <w:tabs>
+          <w:tab w:val="num" w:pos="720"/>
+        </w:tabs>
+        <w:ind w:left="720" w:hanging="360"/>
+      </w:pPr>
+      <w:rPr>
+        <w:rFonts w:ascii="Symbol" w:hAnsi="Symbol" w:hint="default"/>
+        <w:sz w:val="20"/>
+      </w:rPr>
+    </w:lvl>
+    <w:lvl w:ilvl="1" w:tentative="1">
+      <w:start w:val="1"/>
+      <w:numFmt w:val="bullet"/>
+      <w:lvlText w:val="o"/>
+      <w:lvlJc w:val="left"/>
+      <w:pPr>
+        <w:tabs>
+          <w:tab w:val="num" w:pos="1440"/>
+        </w:tabs>
+        <w:ind w:left="1440" w:hanging="360"/>
+      </w:pPr>
+      <w:rPr>
+        <w:rFonts w:ascii="Courier New" w:hAnsi="Courier New" w:hint="default"/>
+        <w:sz w:val="20"/>
+      </w:rPr>
+    </w:lvl>
+    <w:lvl w:ilvl="2" w:tentative="1">
+      <w:start w:val="1"/>
+      <w:numFmt w:val="bullet"/>
+      <w:lvlText w:val=""/>
+      <w:lvlJc w:val="left"/>
+      <w:pPr>
+        <w:tabs>
+          <w:tab w:val="num" w:pos="2160"/>
+        </w:tabs>
+        <w:ind w:left="2160" w:hanging="360"/>
+      </w:pPr>
+      <w:rPr>
+        <w:rFonts w:ascii="Wingdings" w:hAnsi="Wingdings" w:hint="default"/>
+        <w:sz w:val="20"/>
+      </w:rPr>
+    </w:lvl>
+    <w:lvl w:ilvl="3" w:tentative="1">
+      <w:start w:val="1"/>
+      <w:numFmt w:val="bullet"/>
+      <w:lvlText w:val=""/>
+      <w:lvlJc w:val="left"/>
+      <w:pPr>
+        <w:tabs>
+          <w:tab w:val="num" w:pos="2880"/>
+        </w:tabs>
+        <w:ind w:left="2880" w:hanging="360"/>
+      </w:pPr>
+      <w:rPr>
+        <w:rFonts w:ascii="Wingdings" w:hAnsi="Wingdings" w:hint="default"/>
+        <w:sz w:val="20"/>
+      </w:rPr>
+    </w:lvl>
+    <w:lvl w:ilvl="4" w:tentative="1">
+      <w:start w:val="1"/>
+      <w:numFmt w:val="bullet"/>
+      <w:lvlText w:val=""/>
+      <w:lvlJc w:val="left"/>
+      <w:pPr>
+        <w:tabs>
+          <w:tab w:val="num" w:pos="3600"/>
+        </w:tabs>
+        <w:ind w:left="3600" w:hanging="360"/>
+      </w:pPr>
+      <w:rPr>
+        <w:rFonts w:ascii="Wingdings" w:hAnsi="Wingdings" w:hint="default"/>
+        <w:sz w:val="20"/>
+      </w:rPr>
+    </w:lvl>
+    <w:lvl w:ilvl="5" w:tentative="1">
+      <w:start w:val="1"/>
+      <w:numFmt w:val="bullet"/>
+      <w:lvlText w:val=""/>
+      <w:lvlJc w:val="left"/>
+      <w:pPr>
+        <w:tabs>
+          <w:tab w:val="num" w:pos="4320"/>
+        </w:tabs>
+        <w:ind w:left="4320" w:hanging="360"/>
+      </w:pPr>
+      <w:rPr>
+        <w:rFonts w:ascii="Wingdings" w:hAnsi="Wingdings" w:hint="default"/>
+        <w:sz w:val="20"/>
+      </w:rPr>
+    </w:lvl>
+    <w:lvl w:ilvl="6" w:tentative="1">
+      <w:start w:val="1"/>
+      <w:numFmt w:val="bullet"/>
+      <w:lvlText w:val=""/>
+      <w:lvlJc w:val="left"/>
+      <w:pPr>
+        <w:tabs>
+          <w:tab w:val="num" w:pos="5040"/>
+        </w:tabs>
+        <w:ind w:left="5040" w:hanging="360"/>
+      </w:pPr>
+      <w:rPr>
+        <w:rFonts w:ascii="Wingdings" w:hAnsi="Wingdings" w:hint="default"/>
+        <w:sz w:val="20"/>
+      </w:rPr>
+    </w:lvl>
+    <w:lvl w:ilvl="7" w:tentative="1">
+      <w:start w:val="1"/>
+      <w:numFmt w:val="bullet"/>
+      <w:lvlText w:val=""/>
+      <w:lvlJc w:val="left"/>
+      <w:pPr>
+        <w:tabs>
+          <w:tab w:val="num" w:pos="5760"/>
+        </w:tabs>
+        <w:ind w:left="5760" w:hanging="360"/>
+      </w:pPr>
+      <w:rPr>
+        <w:rFonts w:ascii="Wingdings" w:hAnsi="Wingdings" w:hint="default"/>
+        <w:sz w:val="20"/>
+      </w:rPr>
+    </w:lvl>
+    <w:lvl w:ilvl="8" w:tentative="1">
+      <w:start w:val="1"/>
+      <w:numFmt w:val="bullet"/>
+      <w:lvlText w:val=""/>
+      <w:lvlJc w:val="left"/>
+      <w:pPr>
+        <w:tabs>
+          <w:tab w:val="num" w:pos="6480"/>
+        </w:tabs>
+        <w:ind w:left="6480" w:hanging="360"/>
+      </w:pPr>
+      <w:rPr>
+        <w:rFonts w:ascii="Wingdings" w:hAnsi="Wingdings" w:hint="default"/>
+        <w:sz w:val="20"/>
+      </w:rPr>
+    </w:lvl>
+  </w:abstractNum>
+  <w:abstractNum w:abstractNumId="15" w15:restartNumberingAfterBreak="0">
     <w:nsid w:val="20145A58"/>
     <w:multiLevelType w:val="hybridMultilevel"/>
     <w:tmpl w:val="65B40742"/>
@@ -18525,7 +19312,7 @@
       </w:rPr>
     </w:lvl>
   </w:abstractNum>
-  <w:abstractNum w:abstractNumId="15" w15:restartNumberingAfterBreak="0">
+  <w:abstractNum w:abstractNumId="16" w15:restartNumberingAfterBreak="0">
     <w:nsid w:val="20685B34"/>
     <w:multiLevelType w:val="hybridMultilevel"/>
     <w:tmpl w:val="4BB82634"/>
@@ -18638,7 +19425,7 @@
       </w:rPr>
     </w:lvl>
   </w:abstractNum>
-  <w:abstractNum w:abstractNumId="16" w15:restartNumberingAfterBreak="0">
+  <w:abstractNum w:abstractNumId="17" w15:restartNumberingAfterBreak="0">
     <w:nsid w:val="24B152CC"/>
     <w:multiLevelType w:val="multilevel"/>
     <w:tmpl w:val="3C34EE36"/>
@@ -18755,7 +19542,120 @@
       </w:pPr>
     </w:lvl>
   </w:abstractNum>
-  <w:abstractNum w:abstractNumId="17" w15:restartNumberingAfterBreak="0">
+  <w:abstractNum w:abstractNumId="18" w15:restartNumberingAfterBreak="0">
+    <w:nsid w:val="24FC03D2"/>
+    <w:multiLevelType w:val="multilevel"/>
+    <w:tmpl w:val="64D6DBFA"/>
+    <w:lvl w:ilvl="0">
+      <w:start w:val="1"/>
+      <w:numFmt w:val="decimal"/>
+      <w:lvlText w:val="%1."/>
+      <w:lvlJc w:val="left"/>
+      <w:pPr>
+        <w:tabs>
+          <w:tab w:val="num" w:pos="720"/>
+        </w:tabs>
+        <w:ind w:left="720" w:hanging="360"/>
+      </w:pPr>
+    </w:lvl>
+    <w:lvl w:ilvl="1" w:tentative="1">
+      <w:start w:val="1"/>
+      <w:numFmt w:val="decimal"/>
+      <w:lvlText w:val="%2."/>
+      <w:lvlJc w:val="left"/>
+      <w:pPr>
+        <w:tabs>
+          <w:tab w:val="num" w:pos="1440"/>
+        </w:tabs>
+        <w:ind w:left="1440" w:hanging="360"/>
+      </w:pPr>
+    </w:lvl>
+    <w:lvl w:ilvl="2" w:tentative="1">
+      <w:start w:val="1"/>
+      <w:numFmt w:val="decimal"/>
+      <w:lvlText w:val="%3."/>
+      <w:lvlJc w:val="left"/>
+      <w:pPr>
+        <w:tabs>
+          <w:tab w:val="num" w:pos="2160"/>
+        </w:tabs>
+        <w:ind w:left="2160" w:hanging="360"/>
+      </w:pPr>
+    </w:lvl>
+    <w:lvl w:ilvl="3" w:tentative="1">
+      <w:start w:val="1"/>
+      <w:numFmt w:val="decimal"/>
+      <w:lvlText w:val="%4."/>
+      <w:lvlJc w:val="left"/>
+      <w:pPr>
+        <w:tabs>
+          <w:tab w:val="num" w:pos="2880"/>
+        </w:tabs>
+        <w:ind w:left="2880" w:hanging="360"/>
+      </w:pPr>
+    </w:lvl>
+    <w:lvl w:ilvl="4" w:tentative="1">
+      <w:start w:val="1"/>
+      <w:numFmt w:val="decimal"/>
+      <w:lvlText w:val="%5."/>
+      <w:lvlJc w:val="left"/>
+      <w:pPr>
+        <w:tabs>
+          <w:tab w:val="num" w:pos="3600"/>
+        </w:tabs>
+        <w:ind w:left="3600" w:hanging="360"/>
+      </w:pPr>
+    </w:lvl>
+    <w:lvl w:ilvl="5" w:tentative="1">
+      <w:start w:val="1"/>
+      <w:numFmt w:val="decimal"/>
+      <w:lvlText w:val="%6."/>
+      <w:lvlJc w:val="left"/>
+      <w:pPr>
+        <w:tabs>
+          <w:tab w:val="num" w:pos="4320"/>
+        </w:tabs>
+        <w:ind w:left="4320" w:hanging="360"/>
+      </w:pPr>
+    </w:lvl>
+    <w:lvl w:ilvl="6" w:tentative="1">
+      <w:start w:val="1"/>
+      <w:numFmt w:val="decimal"/>
+      <w:lvlText w:val="%7."/>
+      <w:lvlJc w:val="left"/>
+      <w:pPr>
+        <w:tabs>
+          <w:tab w:val="num" w:pos="5040"/>
+        </w:tabs>
+        <w:ind w:left="5040" w:hanging="360"/>
+      </w:pPr>
+    </w:lvl>
+    <w:lvl w:ilvl="7" w:tentative="1">
+      <w:start w:val="1"/>
+      <w:numFmt w:val="decimal"/>
+      <w:lvlText w:val="%8."/>
+      <w:lvlJc w:val="left"/>
+      <w:pPr>
+        <w:tabs>
+          <w:tab w:val="num" w:pos="5760"/>
+        </w:tabs>
+        <w:ind w:left="5760" w:hanging="360"/>
+      </w:pPr>
+    </w:lvl>
+    <w:lvl w:ilvl="8" w:tentative="1">
+      <w:start w:val="1"/>
+      <w:numFmt w:val="decimal"/>
+      <w:lvlText w:val="%9."/>
+      <w:lvlJc w:val="left"/>
+      <w:pPr>
+        <w:tabs>
+          <w:tab w:val="num" w:pos="6480"/>
+        </w:tabs>
+        <w:ind w:left="6480" w:hanging="360"/>
+      </w:pPr>
+    </w:lvl>
+  </w:abstractNum>
+  <w:abstractNum w:abstractNumId="19" w15:restartNumberingAfterBreak="0">
     <w:nsid w:val="25764FB4"/>
     <w:multiLevelType w:val="hybridMultilevel"/>
     <w:tmpl w:val="C3B80200"/>
@@ -18868,7 +19768,7 @@
       </w:rPr>
     </w:lvl>
   </w:abstractNum>
-  <w:abstractNum w:abstractNumId="18" w15:restartNumberingAfterBreak="0">
+  <w:abstractNum w:abstractNumId="20" w15:restartNumberingAfterBreak="0">
     <w:nsid w:val="25F30712"/>
     <w:multiLevelType w:val="hybridMultilevel"/>
     <w:tmpl w:val="FFFCFA8E"/>
@@ -18981,7 +19881,7 @@
       </w:rPr>
     </w:lvl>
   </w:abstractNum>
-  <w:abstractNum w:abstractNumId="19" w15:restartNumberingAfterBreak="0">
+  <w:abstractNum w:abstractNumId="21" w15:restartNumberingAfterBreak="0">
     <w:nsid w:val="273A0BEA"/>
     <w:multiLevelType w:val="multilevel"/>
     <w:tmpl w:val="8FD211E8"/>
@@ -19094,7 +19994,7 @@
       </w:pPr>
     </w:lvl>
   </w:abstractNum>
-  <w:abstractNum w:abstractNumId="20" w15:restartNumberingAfterBreak="0">
+  <w:abstractNum w:abstractNumId="22" w15:restartNumberingAfterBreak="0">
     <w:nsid w:val="2AC44CAC"/>
     <w:multiLevelType w:val="hybridMultilevel"/>
     <w:tmpl w:val="2B7EE050"/>
@@ -19207,7 +20107,7 @@
       </w:rPr>
     </w:lvl>
   </w:abstractNum>
-  <w:abstractNum w:abstractNumId="21" w15:restartNumberingAfterBreak="0">
+  <w:abstractNum w:abstractNumId="23" w15:restartNumberingAfterBreak="0">
     <w:nsid w:val="2AEC4C0A"/>
     <w:multiLevelType w:val="multilevel"/>
     <w:tmpl w:val="B6DC97D6"/>
@@ -19324,7 +20224,7 @@
       </w:pPr>
     </w:lvl>
   </w:abstractNum>
-  <w:abstractNum w:abstractNumId="22" w15:restartNumberingAfterBreak="0">
+  <w:abstractNum w:abstractNumId="24" w15:restartNumberingAfterBreak="0">
     <w:nsid w:val="2C8F1DF2"/>
     <w:multiLevelType w:val="hybridMultilevel"/>
     <w:tmpl w:val="ECC021FA"/>
@@ -19437,7 +20337,7 @@
       </w:rPr>
     </w:lvl>
   </w:abstractNum>
-  <w:abstractNum w:abstractNumId="23" w15:restartNumberingAfterBreak="0">
+  <w:abstractNum w:abstractNumId="25" w15:restartNumberingAfterBreak="0">
     <w:nsid w:val="2CF02475"/>
     <w:multiLevelType w:val="hybridMultilevel"/>
     <w:tmpl w:val="B1C0A140"/>
@@ -19550,7 +20450,7 @@
       </w:rPr>
     </w:lvl>
   </w:abstractNum>
-  <w:abstractNum w:abstractNumId="24" w15:restartNumberingAfterBreak="0">
+  <w:abstractNum w:abstractNumId="26" w15:restartNumberingAfterBreak="0">
     <w:nsid w:val="2DDD3531"/>
     <w:multiLevelType w:val="hybridMultilevel"/>
     <w:tmpl w:val="9A7C29A4"/>
@@ -19663,7 +20563,7 @@
       </w:rPr>
     </w:lvl>
   </w:abstractNum>
-  <w:abstractNum w:abstractNumId="25" w15:restartNumberingAfterBreak="0">
+  <w:abstractNum w:abstractNumId="27" w15:restartNumberingAfterBreak="0">
     <w:nsid w:val="2FD00A71"/>
     <w:multiLevelType w:val="multilevel"/>
     <w:tmpl w:val="60AC0B10"/>
@@ -19812,7 +20712,7 @@
       </w:rPr>
     </w:lvl>
   </w:abstractNum>
-  <w:abstractNum w:abstractNumId="26" w15:restartNumberingAfterBreak="0">
+  <w:abstractNum w:abstractNumId="28" w15:restartNumberingAfterBreak="0">
     <w:nsid w:val="31C22557"/>
     <w:multiLevelType w:val="hybridMultilevel"/>
     <w:tmpl w:val="543E40BA"/>
@@ -19925,7 +20825,156 @@
       </w:rPr>
     </w:lvl>
   </w:abstractNum>
-  <w:abstractNum w:abstractNumId="27" w15:restartNumberingAfterBreak="0">
+  <w:abstractNum w:abstractNumId="29" w15:restartNumberingAfterBreak="0">
+    <w:nsid w:val="3432174F"/>
+    <w:multiLevelType w:val="multilevel"/>
+    <w:tmpl w:val="ED2670B4"/>
+    <w:lvl w:ilvl="0">
+      <w:start w:val="1"/>
+      <w:numFmt w:val="bullet"/>
+      <w:lvlText w:val=""/>
+      <w:lvlJc w:val="left"/>
+      <w:pPr>
+        <w:tabs>
+          <w:tab w:val="num" w:pos="720"/>
+        </w:tabs>
+        <w:ind w:left="720" w:hanging="360"/>
+      </w:pPr>
+      <w:rPr>
+        <w:rFonts w:ascii="Symbol" w:hAnsi="Symbol" w:hint="default"/>
+        <w:sz w:val="20"/>
+      </w:rPr>
+    </w:lvl>
+    <w:lvl w:ilvl="1" w:tentative="1">
+      <w:start w:val="1"/>
+      <w:numFmt w:val="bullet"/>
+      <w:lvlText w:val="o"/>
+      <w:lvlJc w:val="left"/>
+      <w:pPr>
+        <w:tabs>
+          <w:tab w:val="num" w:pos="1440"/>
+        </w:tabs>
+        <w:ind w:left="1440" w:hanging="360"/>
+      </w:pPr>
+      <w:rPr>
+        <w:rFonts w:ascii="Courier New" w:hAnsi="Courier New" w:hint="default"/>
+        <w:sz w:val="20"/>
+      </w:rPr>
+    </w:lvl>
+    <w:lvl w:ilvl="2" w:tentative="1">
+      <w:start w:val="1"/>
+      <w:numFmt w:val="bullet"/>
+      <w:lvlText w:val=""/>
+      <w:lvlJc w:val="left"/>
+      <w:pPr>
+        <w:tabs>
+          <w:tab w:val="num" w:pos="2160"/>
+        </w:tabs>
+        <w:ind w:left="2160" w:hanging="360"/>
+      </w:pPr>
+      <w:rPr>
+        <w:rFonts w:ascii="Wingdings" w:hAnsi="Wingdings" w:hint="default"/>
+        <w:sz w:val="20"/>
+      </w:rPr>
+    </w:lvl>
+    <w:lvl w:ilvl="3" w:tentative="1">
+      <w:start w:val="1"/>
+      <w:numFmt w:val="bullet"/>
+      <w:lvlText w:val=""/>
+      <w:lvlJc w:val="left"/>
+      <w:pPr>
+        <w:tabs>
+          <w:tab w:val="num" w:pos="2880"/>
+        </w:tabs>
+        <w:ind w:left="2880" w:hanging="360"/>
+      </w:pPr>
+      <w:rPr>
+        <w:rFonts w:ascii="Wingdings" w:hAnsi="Wingdings" w:hint="default"/>
+        <w:sz w:val="20"/>
+      </w:rPr>
+    </w:lvl>
+    <w:lvl w:ilvl="4" w:tentative="1">
+      <w:start w:val="1"/>
+      <w:numFmt w:val="bullet"/>
+      <w:lvlText w:val=""/>
+      <w:lvlJc w:val="left"/>
+      <w:pPr>
+        <w:tabs>
+          <w:tab w:val="num" w:pos="3600"/>
+        </w:tabs>
+        <w:ind w:left="3600" w:hanging="360"/>
+      </w:pPr>
+      <w:rPr>
+        <w:rFonts w:ascii="Wingdings" w:hAnsi="Wingdings" w:hint="default"/>
+        <w:sz w:val="20"/>
+      </w:rPr>
+    </w:lvl>
+    <w:lvl w:ilvl="5" w:tentative="1">
+      <w:start w:val="1"/>
+      <w:numFmt w:val="bullet"/>
+      <w:lvlText w:val=""/>
+      <w:lvlJc w:val="left"/>
+      <w:pPr>
+        <w:tabs>
+          <w:tab w:val="num" w:pos="4320"/>
+        </w:tabs>
+        <w:ind w:left="4320" w:hanging="360"/>
+      </w:pPr>
+      <w:rPr>
+        <w:rFonts w:ascii="Wingdings" w:hAnsi="Wingdings" w:hint="default"/>
+        <w:sz w:val="20"/>
+      </w:rPr>
+    </w:lvl>
+    <w:lvl w:ilvl="6" w:tentative="1">
+      <w:start w:val="1"/>
+      <w:numFmt w:val="bullet"/>
+      <w:lvlText w:val=""/>
+      <w:lvlJc w:val="left"/>
+      <w:pPr>
+        <w:tabs>
+          <w:tab w:val="num" w:pos="5040"/>
+        </w:tabs>
+        <w:ind w:left="5040" w:hanging="360"/>
+      </w:pPr>
+      <w:rPr>
+        <w:rFonts w:ascii="Wingdings" w:hAnsi="Wingdings" w:hint="default"/>
+        <w:sz w:val="20"/>
+      </w:rPr>
+    </w:lvl>
+    <w:lvl w:ilvl="7" w:tentative="1">
+      <w:start w:val="1"/>
+      <w:numFmt w:val="bullet"/>
+      <w:lvlText w:val=""/>
+      <w:lvlJc w:val="left"/>
+      <w:pPr>
+        <w:tabs>
+          <w:tab w:val="num" w:pos="5760"/>
+        </w:tabs>
+        <w:ind w:left="5760" w:hanging="360"/>
+      </w:pPr>
+      <w:rPr>
+        <w:rFonts w:ascii="Wingdings" w:hAnsi="Wingdings" w:hint="default"/>
+        <w:sz w:val="20"/>
+      </w:rPr>
+    </w:lvl>
+    <w:lvl w:ilvl="8" w:tentative="1">
+      <w:start w:val="1"/>
+      <w:numFmt w:val="bullet"/>
+      <w:lvlText w:val=""/>
+      <w:lvlJc w:val="left"/>
+      <w:pPr>
+        <w:tabs>
+          <w:tab w:val="num" w:pos="6480"/>
+        </w:tabs>
+        <w:ind w:left="6480" w:hanging="360"/>
+      </w:pPr>
+      <w:rPr>
+        <w:rFonts w:ascii="Wingdings" w:hAnsi="Wingdings" w:hint="default"/>
+        <w:sz w:val="20"/>
+      </w:rPr>
+    </w:lvl>
+  </w:abstractNum>
+  <w:abstractNum w:abstractNumId="30" w15:restartNumberingAfterBreak="0">
     <w:nsid w:val="383B0132"/>
     <w:multiLevelType w:val="multilevel"/>
     <w:tmpl w:val="0DB084AE"/>
@@ -20038,7 +21087,7 @@
       </w:pPr>
     </w:lvl>
   </w:abstractNum>
-  <w:abstractNum w:abstractNumId="28" w15:restartNumberingAfterBreak="0">
+  <w:abstractNum w:abstractNumId="31" w15:restartNumberingAfterBreak="0">
     <w:nsid w:val="3882140F"/>
     <w:multiLevelType w:val="multilevel"/>
     <w:tmpl w:val="67FA69F4"/>
@@ -20187,7 +21236,7 @@
       </w:rPr>
     </w:lvl>
   </w:abstractNum>
-  <w:abstractNum w:abstractNumId="29" w15:restartNumberingAfterBreak="0">
+  <w:abstractNum w:abstractNumId="32" w15:restartNumberingAfterBreak="0">
     <w:nsid w:val="39CA3B76"/>
     <w:multiLevelType w:val="multilevel"/>
     <w:tmpl w:val="A25299C6"/>
@@ -20304,7 +21353,7 @@
       </w:pPr>
     </w:lvl>
   </w:abstractNum>
-  <w:abstractNum w:abstractNumId="30" w15:restartNumberingAfterBreak="0">
+  <w:abstractNum w:abstractNumId="33" w15:restartNumberingAfterBreak="0">
     <w:nsid w:val="3AA6231F"/>
     <w:multiLevelType w:val="multilevel"/>
     <w:tmpl w:val="3256973E"/>
@@ -20453,7 +21502,7 @@
       </w:rPr>
     </w:lvl>
   </w:abstractNum>
-  <w:abstractNum w:abstractNumId="31" w15:restartNumberingAfterBreak="0">
+  <w:abstractNum w:abstractNumId="34" w15:restartNumberingAfterBreak="0">
     <w:nsid w:val="3C943C92"/>
     <w:multiLevelType w:val="multilevel"/>
     <w:tmpl w:val="DA3CA874"/>
@@ -20566,7 +21615,7 @@
       </w:pPr>
     </w:lvl>
   </w:abstractNum>
-  <w:abstractNum w:abstractNumId="32" w15:restartNumberingAfterBreak="0">
+  <w:abstractNum w:abstractNumId="35" w15:restartNumberingAfterBreak="0">
     <w:nsid w:val="3CB94F54"/>
     <w:multiLevelType w:val="hybridMultilevel"/>
     <w:tmpl w:val="312E2D24"/>
@@ -20679,7 +21728,7 @@
       </w:rPr>
     </w:lvl>
   </w:abstractNum>
-  <w:abstractNum w:abstractNumId="33" w15:restartNumberingAfterBreak="0">
+  <w:abstractNum w:abstractNumId="36" w15:restartNumberingAfterBreak="0">
     <w:nsid w:val="3D912562"/>
     <w:multiLevelType w:val="hybridMultilevel"/>
     <w:tmpl w:val="9B1612F0"/>
@@ -20792,7 +21841,156 @@
       </w:rPr>
     </w:lvl>
   </w:abstractNum>
-  <w:abstractNum w:abstractNumId="34" w15:restartNumberingAfterBreak="0">
+  <w:abstractNum w:abstractNumId="37" w15:restartNumberingAfterBreak="0">
+    <w:nsid w:val="419F20F7"/>
+    <w:multiLevelType w:val="multilevel"/>
+    <w:tmpl w:val="AE14C230"/>
+    <w:lvl w:ilvl="0">
+      <w:start w:val="1"/>
+      <w:numFmt w:val="bullet"/>
+      <w:lvlText w:val=""/>
+      <w:lvlJc w:val="left"/>
+      <w:pPr>
+        <w:tabs>
+          <w:tab w:val="num" w:pos="720"/>
+        </w:tabs>
+        <w:ind w:left="720" w:hanging="360"/>
+      </w:pPr>
+      <w:rPr>
+        <w:rFonts w:ascii="Symbol" w:hAnsi="Symbol" w:hint="default"/>
+        <w:sz w:val="20"/>
+      </w:rPr>
+    </w:lvl>
+    <w:lvl w:ilvl="1" w:tentative="1">
+      <w:start w:val="1"/>
+      <w:numFmt w:val="bullet"/>
+      <w:lvlText w:val="o"/>
+      <w:lvlJc w:val="left"/>
+      <w:pPr>
+        <w:tabs>
+          <w:tab w:val="num" w:pos="1440"/>
+        </w:tabs>
+        <w:ind w:left="1440" w:hanging="360"/>
+      </w:pPr>
+      <w:rPr>
+        <w:rFonts w:ascii="Courier New" w:hAnsi="Courier New" w:hint="default"/>
+        <w:sz w:val="20"/>
+      </w:rPr>
+    </w:lvl>
+    <w:lvl w:ilvl="2" w:tentative="1">
+      <w:start w:val="1"/>
+      <w:numFmt w:val="bullet"/>
+      <w:lvlText w:val=""/>
+      <w:lvlJc w:val="left"/>
+      <w:pPr>
+        <w:tabs>
+          <w:tab w:val="num" w:pos="2160"/>
+        </w:tabs>
+        <w:ind w:left="2160" w:hanging="360"/>
+      </w:pPr>
+      <w:rPr>
+        <w:rFonts w:ascii="Wingdings" w:hAnsi="Wingdings" w:hint="default"/>
+        <w:sz w:val="20"/>
+      </w:rPr>
+    </w:lvl>
+    <w:lvl w:ilvl="3" w:tentative="1">
+      <w:start w:val="1"/>
+      <w:numFmt w:val="bullet"/>
+      <w:lvlText w:val=""/>
+      <w:lvlJc w:val="left"/>
+      <w:pPr>
+        <w:tabs>
+          <w:tab w:val="num" w:pos="2880"/>
+        </w:tabs>
+        <w:ind w:left="2880" w:hanging="360"/>
+      </w:pPr>
+      <w:rPr>
+        <w:rFonts w:ascii="Wingdings" w:hAnsi="Wingdings" w:hint="default"/>
+        <w:sz w:val="20"/>
+      </w:rPr>
+    </w:lvl>
+    <w:lvl w:ilvl="4" w:tentative="1">
+      <w:start w:val="1"/>
+      <w:numFmt w:val="bullet"/>
+      <w:lvlText w:val=""/>
+      <w:lvlJc w:val="left"/>
+      <w:pPr>
+        <w:tabs>
+          <w:tab w:val="num" w:pos="3600"/>
+        </w:tabs>
+        <w:ind w:left="3600" w:hanging="360"/>
+      </w:pPr>
+      <w:rPr>
+        <w:rFonts w:ascii="Wingdings" w:hAnsi="Wingdings" w:hint="default"/>
+        <w:sz w:val="20"/>
+      </w:rPr>
+    </w:lvl>
+    <w:lvl w:ilvl="5" w:tentative="1">
+      <w:start w:val="1"/>
+      <w:numFmt w:val="bullet"/>
+      <w:lvlText w:val=""/>
+      <w:lvlJc w:val="left"/>
+      <w:pPr>
+        <w:tabs>
+          <w:tab w:val="num" w:pos="4320"/>
+        </w:tabs>
+        <w:ind w:left="4320" w:hanging="360"/>
+      </w:pPr>
+      <w:rPr>
+        <w:rFonts w:ascii="Wingdings" w:hAnsi="Wingdings" w:hint="default"/>
+        <w:sz w:val="20"/>
+      </w:rPr>
+    </w:lvl>
+    <w:lvl w:ilvl="6" w:tentative="1">
+      <w:start w:val="1"/>
+      <w:numFmt w:val="bullet"/>
+      <w:lvlText w:val=""/>
+      <w:lvlJc w:val="left"/>
+      <w:pPr>
+        <w:tabs>
+          <w:tab w:val="num" w:pos="5040"/>
+        </w:tabs>
+        <w:ind w:left="5040" w:hanging="360"/>
+      </w:pPr>
+      <w:rPr>
+        <w:rFonts w:ascii="Wingdings" w:hAnsi="Wingdings" w:hint="default"/>
+        <w:sz w:val="20"/>
+      </w:rPr>
+    </w:lvl>
+    <w:lvl w:ilvl="7" w:tentative="1">
+      <w:start w:val="1"/>
+      <w:numFmt w:val="bullet"/>
+      <w:lvlText w:val=""/>
+      <w:lvlJc w:val="left"/>
+      <w:pPr>
+        <w:tabs>
+          <w:tab w:val="num" w:pos="5760"/>
+        </w:tabs>
+        <w:ind w:left="5760" w:hanging="360"/>
+      </w:pPr>
+      <w:rPr>
+        <w:rFonts w:ascii="Wingdings" w:hAnsi="Wingdings" w:hint="default"/>
+        <w:sz w:val="20"/>
+      </w:rPr>
+    </w:lvl>
+    <w:lvl w:ilvl="8" w:tentative="1">
+      <w:start w:val="1"/>
+      <w:numFmt w:val="bullet"/>
+      <w:lvlText w:val=""/>
+      <w:lvlJc w:val="left"/>
+      <w:pPr>
+        <w:tabs>
+          <w:tab w:val="num" w:pos="6480"/>
+        </w:tabs>
+        <w:ind w:left="6480" w:hanging="360"/>
+      </w:pPr>
+      <w:rPr>
+        <w:rFonts w:ascii="Wingdings" w:hAnsi="Wingdings" w:hint="default"/>
+        <w:sz w:val="20"/>
+      </w:rPr>
+    </w:lvl>
+  </w:abstractNum>
+  <w:abstractNum w:abstractNumId="38" w15:restartNumberingAfterBreak="0">
     <w:nsid w:val="44291228"/>
     <w:multiLevelType w:val="hybridMultilevel"/>
     <w:tmpl w:val="62E8C58C"/>
@@ -20905,7 +22103,7 @@
       </w:rPr>
     </w:lvl>
   </w:abstractNum>
-  <w:abstractNum w:abstractNumId="35" w15:restartNumberingAfterBreak="0">
+  <w:abstractNum w:abstractNumId="39" w15:restartNumberingAfterBreak="0">
     <w:nsid w:val="45395868"/>
     <w:multiLevelType w:val="hybridMultilevel"/>
     <w:tmpl w:val="96F6011C"/>
@@ -21018,7 +22216,7 @@
       </w:rPr>
     </w:lvl>
   </w:abstractNum>
-  <w:abstractNum w:abstractNumId="36" w15:restartNumberingAfterBreak="0">
+  <w:abstractNum w:abstractNumId="40" w15:restartNumberingAfterBreak="0">
     <w:nsid w:val="463A675C"/>
     <w:multiLevelType w:val="hybridMultilevel"/>
     <w:tmpl w:val="0046C0B2"/>
@@ -21131,7 +22329,7 @@
       </w:rPr>
     </w:lvl>
   </w:abstractNum>
-  <w:abstractNum w:abstractNumId="37" w15:restartNumberingAfterBreak="0">
+  <w:abstractNum w:abstractNumId="41" w15:restartNumberingAfterBreak="0">
     <w:nsid w:val="4743175F"/>
     <w:multiLevelType w:val="hybridMultilevel"/>
     <w:tmpl w:val="878A3C70"/>
@@ -21244,7 +22442,7 @@
       </w:rPr>
     </w:lvl>
   </w:abstractNum>
-  <w:abstractNum w:abstractNumId="38" w15:restartNumberingAfterBreak="0">
+  <w:abstractNum w:abstractNumId="42" w15:restartNumberingAfterBreak="0">
     <w:nsid w:val="4809445D"/>
     <w:multiLevelType w:val="multilevel"/>
     <w:tmpl w:val="DA6CEB98"/>
@@ -21357,7 +22555,7 @@
       </w:pPr>
     </w:lvl>
   </w:abstractNum>
-  <w:abstractNum w:abstractNumId="39" w15:restartNumberingAfterBreak="0">
+  <w:abstractNum w:abstractNumId="43" w15:restartNumberingAfterBreak="0">
     <w:nsid w:val="4C6F11AD"/>
     <w:multiLevelType w:val="hybridMultilevel"/>
     <w:tmpl w:val="B20E302E"/>
@@ -21470,7 +22668,7 @@
       </w:rPr>
     </w:lvl>
   </w:abstractNum>
-  <w:abstractNum w:abstractNumId="40" w15:restartNumberingAfterBreak="0">
+  <w:abstractNum w:abstractNumId="44" w15:restartNumberingAfterBreak="0">
     <w:nsid w:val="4FA41C41"/>
     <w:multiLevelType w:val="multilevel"/>
     <w:tmpl w:val="29A28084"/>
@@ -21583,7 +22781,7 @@
       </w:pPr>
     </w:lvl>
   </w:abstractNum>
-  <w:abstractNum w:abstractNumId="41" w15:restartNumberingAfterBreak="0">
+  <w:abstractNum w:abstractNumId="45" w15:restartNumberingAfterBreak="0">
     <w:nsid w:val="4FE41D19"/>
     <w:multiLevelType w:val="hybridMultilevel"/>
     <w:tmpl w:val="05E8184C"/>
@@ -21696,7 +22894,7 @@
       </w:rPr>
     </w:lvl>
   </w:abstractNum>
-  <w:abstractNum w:abstractNumId="42" w15:restartNumberingAfterBreak="0">
+  <w:abstractNum w:abstractNumId="46" w15:restartNumberingAfterBreak="0">
     <w:nsid w:val="52804CC8"/>
     <w:multiLevelType w:val="multilevel"/>
     <w:tmpl w:val="9AE4C380"/>
@@ -21845,7 +23043,7 @@
       </w:rPr>
     </w:lvl>
   </w:abstractNum>
-  <w:abstractNum w:abstractNumId="43" w15:restartNumberingAfterBreak="0">
+  <w:abstractNum w:abstractNumId="47" w15:restartNumberingAfterBreak="0">
     <w:nsid w:val="528F09CD"/>
     <w:multiLevelType w:val="hybridMultilevel"/>
     <w:tmpl w:val="82D0F4A8"/>
@@ -21958,7 +23156,7 @@
       </w:rPr>
     </w:lvl>
   </w:abstractNum>
-  <w:abstractNum w:abstractNumId="44" w15:restartNumberingAfterBreak="0">
+  <w:abstractNum w:abstractNumId="48" w15:restartNumberingAfterBreak="0">
     <w:nsid w:val="53BE74E6"/>
     <w:multiLevelType w:val="hybridMultilevel"/>
     <w:tmpl w:val="FCACF04A"/>
@@ -22071,7 +23269,7 @@
       </w:rPr>
     </w:lvl>
   </w:abstractNum>
-  <w:abstractNum w:abstractNumId="45" w15:restartNumberingAfterBreak="0">
+  <w:abstractNum w:abstractNumId="49" w15:restartNumberingAfterBreak="0">
     <w:nsid w:val="54063F9D"/>
     <w:multiLevelType w:val="hybridMultilevel"/>
     <w:tmpl w:val="331AE310"/>
@@ -22184,7 +23382,7 @@
       </w:rPr>
     </w:lvl>
   </w:abstractNum>
-  <w:abstractNum w:abstractNumId="46" w15:restartNumberingAfterBreak="0">
+  <w:abstractNum w:abstractNumId="50" w15:restartNumberingAfterBreak="0">
     <w:nsid w:val="56151951"/>
     <w:multiLevelType w:val="hybridMultilevel"/>
     <w:tmpl w:val="CD0CFD64"/>
@@ -22297,7 +23495,7 @@
       </w:rPr>
     </w:lvl>
   </w:abstractNum>
-  <w:abstractNum w:abstractNumId="47" w15:restartNumberingAfterBreak="0">
+  <w:abstractNum w:abstractNumId="51" w15:restartNumberingAfterBreak="0">
     <w:nsid w:val="561A5BAE"/>
     <w:multiLevelType w:val="hybridMultilevel"/>
     <w:tmpl w:val="DF72B2BE"/>
@@ -22410,7 +23608,7 @@
       </w:rPr>
     </w:lvl>
   </w:abstractNum>
-  <w:abstractNum w:abstractNumId="48" w15:restartNumberingAfterBreak="0">
+  <w:abstractNum w:abstractNumId="52" w15:restartNumberingAfterBreak="0">
     <w:nsid w:val="566402F5"/>
     <w:multiLevelType w:val="hybridMultilevel"/>
     <w:tmpl w:val="ACBE8CD2"/>
@@ -22523,7 +23721,7 @@
       </w:rPr>
     </w:lvl>
   </w:abstractNum>
-  <w:abstractNum w:abstractNumId="49" w15:restartNumberingAfterBreak="0">
+  <w:abstractNum w:abstractNumId="53" w15:restartNumberingAfterBreak="0">
     <w:nsid w:val="56EC6C32"/>
     <w:multiLevelType w:val="hybridMultilevel"/>
     <w:tmpl w:val="06D0DC6C"/>
@@ -22636,7 +23834,7 @@
       </w:rPr>
     </w:lvl>
   </w:abstractNum>
-  <w:abstractNum w:abstractNumId="50" w15:restartNumberingAfterBreak="0">
+  <w:abstractNum w:abstractNumId="54" w15:restartNumberingAfterBreak="0">
     <w:nsid w:val="57E10A27"/>
     <w:multiLevelType w:val="multilevel"/>
     <w:tmpl w:val="79042F6E"/>
@@ -22749,7 +23947,7 @@
       </w:pPr>
     </w:lvl>
   </w:abstractNum>
-  <w:abstractNum w:abstractNumId="51" w15:restartNumberingAfterBreak="0">
+  <w:abstractNum w:abstractNumId="55" w15:restartNumberingAfterBreak="0">
     <w:nsid w:val="5A0E0544"/>
     <w:multiLevelType w:val="multilevel"/>
     <w:tmpl w:val="82DA8ED8"/>
@@ -22898,7 +24096,7 @@
       </w:rPr>
     </w:lvl>
   </w:abstractNum>
-  <w:abstractNum w:abstractNumId="52" w15:restartNumberingAfterBreak="0">
+  <w:abstractNum w:abstractNumId="56" w15:restartNumberingAfterBreak="0">
     <w:nsid w:val="5A720A6B"/>
     <w:multiLevelType w:val="hybridMultilevel"/>
     <w:tmpl w:val="9DCE8F5E"/>
@@ -23011,7 +24209,7 @@
       </w:rPr>
     </w:lvl>
   </w:abstractNum>
-  <w:abstractNum w:abstractNumId="53" w15:restartNumberingAfterBreak="0">
+  <w:abstractNum w:abstractNumId="57" w15:restartNumberingAfterBreak="0">
     <w:nsid w:val="5DEA1D62"/>
     <w:multiLevelType w:val="multilevel"/>
     <w:tmpl w:val="F35CC91C"/>
@@ -23124,7 +24322,7 @@
       </w:pPr>
     </w:lvl>
   </w:abstractNum>
-  <w:abstractNum w:abstractNumId="54" w15:restartNumberingAfterBreak="0">
+  <w:abstractNum w:abstractNumId="58" w15:restartNumberingAfterBreak="0">
     <w:nsid w:val="5E750B9E"/>
     <w:multiLevelType w:val="multilevel"/>
     <w:tmpl w:val="CB2E1AF2"/>
@@ -23237,7 +24435,7 @@
       </w:pPr>
     </w:lvl>
   </w:abstractNum>
-  <w:abstractNum w:abstractNumId="55" w15:restartNumberingAfterBreak="0">
+  <w:abstractNum w:abstractNumId="59" w15:restartNumberingAfterBreak="0">
     <w:nsid w:val="606602B0"/>
     <w:multiLevelType w:val="multilevel"/>
     <w:tmpl w:val="88AEF486"/>
@@ -23350,7 +24548,7 @@
       </w:pPr>
     </w:lvl>
   </w:abstractNum>
-  <w:abstractNum w:abstractNumId="56" w15:restartNumberingAfterBreak="0">
+  <w:abstractNum w:abstractNumId="60" w15:restartNumberingAfterBreak="0">
     <w:nsid w:val="634937F3"/>
     <w:multiLevelType w:val="hybridMultilevel"/>
     <w:tmpl w:val="2BB06D26"/>
@@ -23463,7 +24661,7 @@
       </w:rPr>
     </w:lvl>
   </w:abstractNum>
-  <w:abstractNum w:abstractNumId="57" w15:restartNumberingAfterBreak="0">
+  <w:abstractNum w:abstractNumId="61" w15:restartNumberingAfterBreak="0">
     <w:nsid w:val="63CD7BA8"/>
     <w:multiLevelType w:val="hybridMultilevel"/>
     <w:tmpl w:val="42ECC84A"/>
@@ -23576,7 +24774,7 @@
       </w:rPr>
     </w:lvl>
   </w:abstractNum>
-  <w:abstractNum w:abstractNumId="58" w15:restartNumberingAfterBreak="0">
+  <w:abstractNum w:abstractNumId="62" w15:restartNumberingAfterBreak="0">
     <w:nsid w:val="65BC17CC"/>
     <w:multiLevelType w:val="multilevel"/>
     <w:tmpl w:val="602A7F9A"/>
@@ -23726,7 +24924,7 @@
       </w:rPr>
     </w:lvl>
   </w:abstractNum>
-  <w:abstractNum w:abstractNumId="59" w15:restartNumberingAfterBreak="0">
+  <w:abstractNum w:abstractNumId="63" w15:restartNumberingAfterBreak="0">
     <w:nsid w:val="664D6D78"/>
     <w:multiLevelType w:val="hybridMultilevel"/>
     <w:tmpl w:val="BFC802EE"/>
@@ -23839,7 +25037,7 @@
       </w:rPr>
     </w:lvl>
   </w:abstractNum>
-  <w:abstractNum w:abstractNumId="60" w15:restartNumberingAfterBreak="0">
+  <w:abstractNum w:abstractNumId="64" w15:restartNumberingAfterBreak="0">
     <w:nsid w:val="66D254B2"/>
     <w:multiLevelType w:val="multilevel"/>
     <w:tmpl w:val="D1600E10"/>
@@ -23952,7 +25150,7 @@
       </w:pPr>
     </w:lvl>
   </w:abstractNum>
-  <w:abstractNum w:abstractNumId="61" w15:restartNumberingAfterBreak="0">
+  <w:abstractNum w:abstractNumId="65" w15:restartNumberingAfterBreak="0">
     <w:nsid w:val="68AA21E4"/>
     <w:multiLevelType w:val="hybridMultilevel"/>
     <w:tmpl w:val="ACFE2280"/>
@@ -24065,7 +25263,7 @@
       </w:rPr>
     </w:lvl>
   </w:abstractNum>
-  <w:abstractNum w:abstractNumId="62" w15:restartNumberingAfterBreak="0">
+  <w:abstractNum w:abstractNumId="66" w15:restartNumberingAfterBreak="0">
     <w:nsid w:val="6D040695"/>
     <w:multiLevelType w:val="hybridMultilevel"/>
     <w:tmpl w:val="45BA55C2"/>
@@ -24178,7 +25376,7 @@
       </w:rPr>
     </w:lvl>
   </w:abstractNum>
-  <w:abstractNum w:abstractNumId="63" w15:restartNumberingAfterBreak="0">
+  <w:abstractNum w:abstractNumId="67" w15:restartNumberingAfterBreak="0">
     <w:nsid w:val="74971639"/>
     <w:multiLevelType w:val="hybridMultilevel"/>
     <w:tmpl w:val="7D607030"/>
@@ -24291,7 +25489,7 @@
       </w:rPr>
     </w:lvl>
   </w:abstractNum>
-  <w:abstractNum w:abstractNumId="64" w15:restartNumberingAfterBreak="0">
+  <w:abstractNum w:abstractNumId="68" w15:restartNumberingAfterBreak="0">
     <w:nsid w:val="74A95746"/>
     <w:multiLevelType w:val="multilevel"/>
     <w:tmpl w:val="B2AACCC4"/>
@@ -24404,7 +25602,156 @@
       </w:pPr>
     </w:lvl>
   </w:abstractNum>
-  <w:abstractNum w:abstractNumId="65" w15:restartNumberingAfterBreak="0">
+  <w:abstractNum w:abstractNumId="69" w15:restartNumberingAfterBreak="0">
+    <w:nsid w:val="74ED686F"/>
+    <w:multiLevelType w:val="multilevel"/>
+    <w:tmpl w:val="797639A8"/>
+    <w:lvl w:ilvl="0">
+      <w:start w:val="1"/>
+      <w:numFmt w:val="bullet"/>
+      <w:lvlText w:val=""/>
+      <w:lvlJc w:val="left"/>
+      <w:pPr>
+        <w:tabs>
+          <w:tab w:val="num" w:pos="720"/>
+        </w:tabs>
+        <w:ind w:left="720" w:hanging="360"/>
+      </w:pPr>
+      <w:rPr>
+        <w:rFonts w:ascii="Symbol" w:hAnsi="Symbol" w:hint="default"/>
+        <w:sz w:val="20"/>
+      </w:rPr>
+    </w:lvl>
+    <w:lvl w:ilvl="1" w:tentative="1">
+      <w:start w:val="1"/>
+      <w:numFmt w:val="bullet"/>
+      <w:lvlText w:val="o"/>
+      <w:lvlJc w:val="left"/>
+      <w:pPr>
+        <w:tabs>
+          <w:tab w:val="num" w:pos="1440"/>
+        </w:tabs>
+        <w:ind w:left="1440" w:hanging="360"/>
+      </w:pPr>
+      <w:rPr>
+        <w:rFonts w:ascii="Courier New" w:hAnsi="Courier New" w:hint="default"/>
+        <w:sz w:val="20"/>
+      </w:rPr>
+    </w:lvl>
+    <w:lvl w:ilvl="2" w:tentative="1">
+      <w:start w:val="1"/>
+      <w:numFmt w:val="bullet"/>
+      <w:lvlText w:val=""/>
+      <w:lvlJc w:val="left"/>
+      <w:pPr>
+        <w:tabs>
+          <w:tab w:val="num" w:pos="2160"/>
+        </w:tabs>
+        <w:ind w:left="2160" w:hanging="360"/>
+      </w:pPr>
+      <w:rPr>
+        <w:rFonts w:ascii="Wingdings" w:hAnsi="Wingdings" w:hint="default"/>
+        <w:sz w:val="20"/>
+      </w:rPr>
+    </w:lvl>
+    <w:lvl w:ilvl="3" w:tentative="1">
+      <w:start w:val="1"/>
+      <w:numFmt w:val="bullet"/>
+      <w:lvlText w:val=""/>
+      <w:lvlJc w:val="left"/>
+      <w:pPr>
+        <w:tabs>
+          <w:tab w:val="num" w:pos="2880"/>
+        </w:tabs>
+        <w:ind w:left="2880" w:hanging="360"/>
+      </w:pPr>
+      <w:rPr>
+        <w:rFonts w:ascii="Wingdings" w:hAnsi="Wingdings" w:hint="default"/>
+        <w:sz w:val="20"/>
+      </w:rPr>
+    </w:lvl>
+    <w:lvl w:ilvl="4" w:tentative="1">
+      <w:start w:val="1"/>
+      <w:numFmt w:val="bullet"/>
+      <w:lvlText w:val=""/>
+      <w:lvlJc w:val="left"/>
+      <w:pPr>
+        <w:tabs>
+          <w:tab w:val="num" w:pos="3600"/>
+        </w:tabs>
+        <w:ind w:left="3600" w:hanging="360"/>
+      </w:pPr>
+      <w:rPr>
+        <w:rFonts w:ascii="Wingdings" w:hAnsi="Wingdings" w:hint="default"/>
+        <w:sz w:val="20"/>
+      </w:rPr>
+    </w:lvl>
+    <w:lvl w:ilvl="5" w:tentative="1">
+      <w:start w:val="1"/>
+      <w:numFmt w:val="bullet"/>
+      <w:lvlText w:val=""/>
+      <w:lvlJc w:val="left"/>
+      <w:pPr>
+        <w:tabs>
+          <w:tab w:val="num" w:pos="4320"/>
+        </w:tabs>
+        <w:ind w:left="4320" w:hanging="360"/>
+      </w:pPr>
+      <w:rPr>
+        <w:rFonts w:ascii="Wingdings" w:hAnsi="Wingdings" w:hint="default"/>
+        <w:sz w:val="20"/>
+      </w:rPr>
+    </w:lvl>
+    <w:lvl w:ilvl="6" w:tentative="1">
+      <w:start w:val="1"/>
+      <w:numFmt w:val="bullet"/>
+      <w:lvlText w:val=""/>
+      <w:lvlJc w:val="left"/>
+      <w:pPr>
+        <w:tabs>
+          <w:tab w:val="num" w:pos="5040"/>
+        </w:tabs>
+        <w:ind w:left="5040" w:hanging="360"/>
+      </w:pPr>
+      <w:rPr>
+        <w:rFonts w:ascii="Wingdings" w:hAnsi="Wingdings" w:hint="default"/>
+        <w:sz w:val="20"/>
+      </w:rPr>
+    </w:lvl>
+    <w:lvl w:ilvl="7" w:tentative="1">
+      <w:start w:val="1"/>
+      <w:numFmt w:val="bullet"/>
+      <w:lvlText w:val=""/>
+      <w:lvlJc w:val="left"/>
+      <w:pPr>
+        <w:tabs>
+          <w:tab w:val="num" w:pos="5760"/>
+        </w:tabs>
+        <w:ind w:left="5760" w:hanging="360"/>
+      </w:pPr>
+      <w:rPr>
+        <w:rFonts w:ascii="Wingdings" w:hAnsi="Wingdings" w:hint="default"/>
+        <w:sz w:val="20"/>
+      </w:rPr>
+    </w:lvl>
+    <w:lvl w:ilvl="8" w:tentative="1">
+      <w:start w:val="1"/>
+      <w:numFmt w:val="bullet"/>
+      <w:lvlText w:val=""/>
+      <w:lvlJc w:val="left"/>
+      <w:pPr>
+        <w:tabs>
+          <w:tab w:val="num" w:pos="6480"/>
+        </w:tabs>
+        <w:ind w:left="6480" w:hanging="360"/>
+      </w:pPr>
+      <w:rPr>
+        <w:rFonts w:ascii="Wingdings" w:hAnsi="Wingdings" w:hint="default"/>
+        <w:sz w:val="20"/>
+      </w:rPr>
+    </w:lvl>
+  </w:abstractNum>
+  <w:abstractNum w:abstractNumId="70" w15:restartNumberingAfterBreak="0">
     <w:nsid w:val="75300BAC"/>
     <w:multiLevelType w:val="hybridMultilevel"/>
     <w:tmpl w:val="FEE09216"/>
@@ -24517,7 +25864,7 @@
       </w:rPr>
     </w:lvl>
   </w:abstractNum>
-  <w:abstractNum w:abstractNumId="66" w15:restartNumberingAfterBreak="0">
+  <w:abstractNum w:abstractNumId="71" w15:restartNumberingAfterBreak="0">
     <w:nsid w:val="79D23993"/>
     <w:multiLevelType w:val="hybridMultilevel"/>
     <w:tmpl w:val="F56269BC"/>
@@ -24630,7 +25977,7 @@
       </w:rPr>
     </w:lvl>
   </w:abstractNum>
-  <w:abstractNum w:abstractNumId="67" w15:restartNumberingAfterBreak="0">
+  <w:abstractNum w:abstractNumId="72" w15:restartNumberingAfterBreak="0">
     <w:nsid w:val="7F8A25A7"/>
     <w:multiLevelType w:val="hybridMultilevel"/>
     <w:tmpl w:val="43381F7A"/>
@@ -24744,208 +26091,223 @@
     </w:lvl>
   </w:abstractNum>
   <w:num w:numId="1" w16cid:durableId="1466853271">
-    <w:abstractNumId w:val="38"/>
+    <w:abstractNumId w:val="42"/>
   </w:num>
   <w:num w:numId="2" w16cid:durableId="1578439095">
-    <w:abstractNumId w:val="40"/>
+    <w:abstractNumId w:val="44"/>
   </w:num>
   <w:num w:numId="3" w16cid:durableId="1218395051">
-    <w:abstractNumId w:val="27"/>
+    <w:abstractNumId w:val="30"/>
   </w:num>
   <w:num w:numId="4" w16cid:durableId="1551066459">
-    <w:abstractNumId w:val="53"/>
+    <w:abstractNumId w:val="57"/>
   </w:num>
   <w:num w:numId="5" w16cid:durableId="1618681183">
     <w:abstractNumId w:val="2"/>
   </w:num>
   <w:num w:numId="6" w16cid:durableId="390931870">
-    <w:abstractNumId w:val="64"/>
+    <w:abstractNumId w:val="68"/>
   </w:num>
   <w:num w:numId="7" w16cid:durableId="2055614026">
-    <w:abstractNumId w:val="54"/>
+    <w:abstractNumId w:val="58"/>
   </w:num>
   <w:num w:numId="8" w16cid:durableId="1443112569">
     <w:abstractNumId w:val="4"/>
   </w:num>
   <w:num w:numId="9" w16cid:durableId="1415980946">
-    <w:abstractNumId w:val="29"/>
+    <w:abstractNumId w:val="32"/>
   </w:num>
   <w:num w:numId="10" w16cid:durableId="678460130">
     <w:abstractNumId w:val="7"/>
   </w:num>
   <w:num w:numId="11" w16cid:durableId="1536776483">
-    <w:abstractNumId w:val="59"/>
+    <w:abstractNumId w:val="63"/>
   </w:num>
   <w:num w:numId="12" w16cid:durableId="671689499">
-    <w:abstractNumId w:val="61"/>
+    <w:abstractNumId w:val="65"/>
   </w:num>
   <w:num w:numId="13" w16cid:durableId="1945267105">
-    <w:abstractNumId w:val="39"/>
+    <w:abstractNumId w:val="43"/>
   </w:num>
   <w:num w:numId="14" w16cid:durableId="1060861301">
-    <w:abstractNumId w:val="52"/>
+    <w:abstractNumId w:val="56"/>
   </w:num>
   <w:num w:numId="15" w16cid:durableId="136537939">
-    <w:abstractNumId w:val="20"/>
+    <w:abstractNumId w:val="22"/>
   </w:num>
   <w:num w:numId="16" w16cid:durableId="1262764987">
     <w:abstractNumId w:val="11"/>
   </w:num>
   <w:num w:numId="17" w16cid:durableId="1716926188">
-    <w:abstractNumId w:val="23"/>
+    <w:abstractNumId w:val="25"/>
   </w:num>
   <w:num w:numId="18" w16cid:durableId="1739207072">
-    <w:abstractNumId w:val="63"/>
+    <w:abstractNumId w:val="67"/>
   </w:num>
   <w:num w:numId="19" w16cid:durableId="1022976409">
     <w:abstractNumId w:val="3"/>
   </w:num>
   <w:num w:numId="20" w16cid:durableId="242687035">
-    <w:abstractNumId w:val="35"/>
+    <w:abstractNumId w:val="39"/>
   </w:num>
   <w:num w:numId="21" w16cid:durableId="223030042">
-    <w:abstractNumId w:val="26"/>
+    <w:abstractNumId w:val="28"/>
   </w:num>
   <w:num w:numId="22" w16cid:durableId="1084228871">
     <w:abstractNumId w:val="0"/>
   </w:num>
   <w:num w:numId="23" w16cid:durableId="1953391307">
-    <w:abstractNumId w:val="45"/>
+    <w:abstractNumId w:val="49"/>
   </w:num>
   <w:num w:numId="24" w16cid:durableId="1591816810">
-    <w:abstractNumId w:val="47"/>
+    <w:abstractNumId w:val="51"/>
   </w:num>
   <w:num w:numId="25" w16cid:durableId="269513417">
-    <w:abstractNumId w:val="46"/>
+    <w:abstractNumId w:val="50"/>
   </w:num>
   <w:num w:numId="26" w16cid:durableId="1378319101">
-    <w:abstractNumId w:val="67"/>
+    <w:abstractNumId w:val="72"/>
   </w:num>
   <w:num w:numId="27" w16cid:durableId="199125980">
     <w:abstractNumId w:val="10"/>
   </w:num>
   <w:num w:numId="28" w16cid:durableId="2105180139">
-    <w:abstractNumId w:val="33"/>
+    <w:abstractNumId w:val="36"/>
   </w:num>
   <w:num w:numId="29" w16cid:durableId="1126045711">
-    <w:abstractNumId w:val="22"/>
+    <w:abstractNumId w:val="24"/>
   </w:num>
   <w:num w:numId="30" w16cid:durableId="1543444548">
     <w:abstractNumId w:val="8"/>
   </w:num>
   <w:num w:numId="31" w16cid:durableId="502476005">
-    <w:abstractNumId w:val="66"/>
+    <w:abstractNumId w:val="71"/>
   </w:num>
   <w:num w:numId="32" w16cid:durableId="433667481">
-    <w:abstractNumId w:val="44"/>
+    <w:abstractNumId w:val="48"/>
   </w:num>
   <w:num w:numId="33" w16cid:durableId="786464071">
-    <w:abstractNumId w:val="41"/>
+    <w:abstractNumId w:val="45"/>
   </w:num>
   <w:num w:numId="34" w16cid:durableId="1990622663">
-    <w:abstractNumId w:val="15"/>
+    <w:abstractNumId w:val="16"/>
   </w:num>
   <w:num w:numId="35" w16cid:durableId="1189903983">
-    <w:abstractNumId w:val="36"/>
+    <w:abstractNumId w:val="40"/>
   </w:num>
   <w:num w:numId="36" w16cid:durableId="1338734000">
-    <w:abstractNumId w:val="24"/>
+    <w:abstractNumId w:val="26"/>
   </w:num>
   <w:num w:numId="37" w16cid:durableId="1927227024">
-    <w:abstractNumId w:val="31"/>
+    <w:abstractNumId w:val="34"/>
   </w:num>
   <w:num w:numId="38" w16cid:durableId="835725955">
-    <w:abstractNumId w:val="21"/>
+    <w:abstractNumId w:val="23"/>
   </w:num>
   <w:num w:numId="39" w16cid:durableId="1914046924">
     <w:abstractNumId w:val="1"/>
   </w:num>
   <w:num w:numId="40" w16cid:durableId="727338803">
-    <w:abstractNumId w:val="14"/>
+    <w:abstractNumId w:val="15"/>
   </w:num>
   <w:num w:numId="41" w16cid:durableId="1673605088">
-    <w:abstractNumId w:val="48"/>
+    <w:abstractNumId w:val="52"/>
   </w:num>
   <w:num w:numId="42" w16cid:durableId="1356542822">
     <w:abstractNumId w:val="5"/>
   </w:num>
   <w:num w:numId="43" w16cid:durableId="1652758661">
-    <w:abstractNumId w:val="62"/>
+    <w:abstractNumId w:val="66"/>
   </w:num>
   <w:num w:numId="44" w16cid:durableId="118500587">
-    <w:abstractNumId w:val="56"/>
+    <w:abstractNumId w:val="60"/>
   </w:num>
   <w:num w:numId="45" w16cid:durableId="616451081">
-    <w:abstractNumId w:val="32"/>
+    <w:abstractNumId w:val="35"/>
   </w:num>
   <w:num w:numId="46" w16cid:durableId="1704555146">
-    <w:abstractNumId w:val="49"/>
+    <w:abstractNumId w:val="53"/>
   </w:num>
   <w:num w:numId="47" w16cid:durableId="1307974434">
     <w:abstractNumId w:val="9"/>
   </w:num>
   <w:num w:numId="48" w16cid:durableId="1076513722">
-    <w:abstractNumId w:val="57"/>
+    <w:abstractNumId w:val="61"/>
   </w:num>
   <w:num w:numId="49" w16cid:durableId="2900707">
-    <w:abstractNumId w:val="50"/>
+    <w:abstractNumId w:val="54"/>
   </w:num>
   <w:num w:numId="50" w16cid:durableId="620918524">
-    <w:abstractNumId w:val="55"/>
+    <w:abstractNumId w:val="59"/>
   </w:num>
   <w:num w:numId="51" w16cid:durableId="1553077916">
-    <w:abstractNumId w:val="60"/>
+    <w:abstractNumId w:val="64"/>
   </w:num>
   <w:num w:numId="52" w16cid:durableId="735979901">
-    <w:abstractNumId w:val="19"/>
+    <w:abstractNumId w:val="21"/>
   </w:num>
   <w:num w:numId="53" w16cid:durableId="1839031573">
-    <w:abstractNumId w:val="25"/>
+    <w:abstractNumId w:val="27"/>
   </w:num>
   <w:num w:numId="54" w16cid:durableId="567883480">
-    <w:abstractNumId w:val="16"/>
+    <w:abstractNumId w:val="17"/>
   </w:num>
   <w:num w:numId="55" w16cid:durableId="1668904589">
-    <w:abstractNumId w:val="30"/>
+    <w:abstractNumId w:val="33"/>
   </w:num>
   <w:num w:numId="56" w16cid:durableId="982000018">
     <w:abstractNumId w:val="13"/>
   </w:num>
   <w:num w:numId="57" w16cid:durableId="879051524">
-    <w:abstractNumId w:val="17"/>
+    <w:abstractNumId w:val="19"/>
   </w:num>
   <w:num w:numId="58" w16cid:durableId="676469956">
-    <w:abstractNumId w:val="37"/>
+    <w:abstractNumId w:val="41"/>
   </w:num>
   <w:num w:numId="59" w16cid:durableId="331377899">
-    <w:abstractNumId w:val="34"/>
+    <w:abstractNumId w:val="38"/>
   </w:num>
   <w:num w:numId="60" w16cid:durableId="405306657">
-    <w:abstractNumId w:val="18"/>
+    <w:abstractNumId w:val="20"/>
   </w:num>
   <w:num w:numId="61" w16cid:durableId="1547375515">
-    <w:abstractNumId w:val="43"/>
+    <w:abstractNumId w:val="47"/>
   </w:num>
   <w:num w:numId="62" w16cid:durableId="1930845593">
-    <w:abstractNumId w:val="65"/>
+    <w:abstractNumId w:val="70"/>
   </w:num>
   <w:num w:numId="63" w16cid:durableId="1435125379">
-    <w:abstractNumId w:val="42"/>
+    <w:abstractNumId w:val="46"/>
   </w:num>
   <w:num w:numId="64" w16cid:durableId="997077790">
-    <w:abstractNumId w:val="51"/>
+    <w:abstractNumId w:val="55"/>
   </w:num>
   <w:num w:numId="65" w16cid:durableId="436414433">
-    <w:abstractNumId w:val="28"/>
+    <w:abstractNumId w:val="31"/>
   </w:num>
   <w:num w:numId="66" w16cid:durableId="1576040447">
     <w:abstractNumId w:val="6"/>
   </w:num>
   <w:num w:numId="67" w16cid:durableId="321861891">
-    <w:abstractNumId w:val="58"/>
+    <w:abstractNumId w:val="62"/>
   </w:num>
   <w:num w:numId="68" w16cid:durableId="980228694">
     <w:abstractNumId w:val="12"/>
+  </w:num>
+  <w:num w:numId="69" w16cid:durableId="1231430952">
+    <w:abstractNumId w:val="14"/>
+  </w:num>
+  <w:num w:numId="70" w16cid:durableId="1105534556">
+    <w:abstractNumId w:val="18"/>
+  </w:num>
+  <w:num w:numId="71" w16cid:durableId="608314037">
+    <w:abstractNumId w:val="69"/>
+  </w:num>
+  <w:num w:numId="72" w16cid:durableId="606423391">
+    <w:abstractNumId w:val="29"/>
+  </w:num>
+  <w:num w:numId="73" w16cid:durableId="535242589">
+    <w:abstractNumId w:val="37"/>
   </w:num>
   <w:numIdMacAtCleanup w:val="57"/>
 </w:numbering>
@@ -25900,12 +27262,12 @@
     <w:autoRedefine/>
     <w:uiPriority w:val="39"/>
     <w:unhideWhenUsed/>
-    <w:rsid w:val="00B41CC6"/>
+    <w:rsid w:val="00B008C6"/>
     <w:pPr>
       <w:tabs>
         <w:tab w:val="right" w:leader="dot" w:pos="9345"/>
       </w:tabs>
-      <w:spacing w:after="100"/>
+      <w:spacing w:after="0" w:line="360" w:lineRule="auto"/>
       <w:jc w:val="both"/>
     </w:pPr>
   </w:style>
